--- a/Article.docx
+++ b/Article.docx
@@ -1517,7 +1517,7 @@
                 <w:b w:val="0"/>
                 <w:i w:val="0"/>
               </w:rPr>
-              <m:t>l</m:t>
+              <m:t>leg</m:t>
             </m:r>
           </m:e>
           <m:sub>
@@ -1809,7 +1809,7 @@
                 <w:b w:val="0"/>
                 <w:i w:val="0"/>
               </w:rPr>
-              <m:t>l</m:t>
+              <m:t>leg</m:t>
             </m:r>
           </m:sub>
         </m:sSub>
@@ -1862,7 +1862,7 @@
                 <w:b w:val="0"/>
                 <w:i w:val="0"/>
               </w:rPr>
-              <m:t>l</m:t>
+              <m:t>leg</m:t>
             </m:r>
             <m:r>
               <m:rPr>
@@ -1923,7 +1923,7 @@
                 <w:b w:val="0"/>
                 <w:i w:val="0"/>
               </w:rPr>
-              <m:t>l</m:t>
+              <m:t>leg</m:t>
             </m:r>
             <m:r>
               <m:rPr>
@@ -2114,7 +2114,7 @@
                 <w:b w:val="0"/>
                 <w:i w:val="0"/>
               </w:rPr>
-              <m:t>l</m:t>
+              <m:t>leg</m:t>
             </m:r>
           </m:sup>
         </m:sSubSup>
@@ -2807,7 +2807,7 @@
                       <w:b w:val="0"/>
                       <w:i w:val="0"/>
                     </w:rPr>
-                    <m:t>l</m:t>
+                    <m:t>leg</m:t>
                   </m:r>
                   <m:r>
                     <m:rPr>
@@ -2868,7 +2868,7 @@
                       <w:b w:val="0"/>
                       <w:i w:val="0"/>
                     </w:rPr>
-                    <m:t>l</m:t>
+                    <m:t>leg</m:t>
                   </m:r>
                   <m:r>
                     <m:rPr>
@@ -3034,7 +3034,7 @@
                       <w:b w:val="0"/>
                       <w:i w:val="0"/>
                     </w:rPr>
-                    <m:t>l</m:t>
+                    <m:t>leg</m:t>
                   </m:r>
                 </m:sub>
               </m:sSub>
@@ -3578,7 +3578,7 @@
                             <w:b w:val="0"/>
                             <w:i w:val="0"/>
                           </w:rPr>
-                          <m:t>l</m:t>
+                          <m:t>leg</m:t>
                         </m:r>
                         <m:r>
                           <m:rPr>
@@ -3687,7 +3687,7 @@
                             <w:b w:val="0"/>
                             <w:i w:val="0"/>
                           </w:rPr>
-                          <m:t>l</m:t>
+                          <m:t>leg</m:t>
                         </m:r>
                         <m:r>
                           <m:rPr>
@@ -3748,7 +3748,7 @@
                             <w:b w:val="0"/>
                             <w:i w:val="0"/>
                           </w:rPr>
-                          <m:t>l</m:t>
+                          <m:t>leg</m:t>
                         </m:r>
                         <m:r>
                           <m:rPr>
@@ -3912,7 +3912,7 @@
                             <w:b w:val="0"/>
                             <w:i w:val="0"/>
                           </w:rPr>
-                          <m:t>l</m:t>
+                          <m:t>leg</m:t>
                         </m:r>
                         <m:r>
                           <m:rPr>
@@ -4021,7 +4021,7 @@
                             <w:b w:val="0"/>
                             <w:i w:val="0"/>
                           </w:rPr>
-                          <m:t>l</m:t>
+                          <m:t>leg</m:t>
                         </m:r>
                         <m:r>
                           <m:rPr>
@@ -4082,7 +4082,7 @@
                             <w:b w:val="0"/>
                             <w:i w:val="0"/>
                           </w:rPr>
-                          <m:t>l</m:t>
+                          <m:t>leg</m:t>
                         </m:r>
                         <m:r>
                           <m:rPr>
@@ -4265,7 +4265,7 @@
                             <w:b w:val="0"/>
                             <w:i w:val="0"/>
                           </w:rPr>
-                          <m:t>l</m:t>
+                          <m:t>leg</m:t>
                         </m:r>
                       </m:sub>
                     </m:sSub>
@@ -4415,7 +4415,7 @@
                             <w:b w:val="0"/>
                             <w:i w:val="0"/>
                           </w:rPr>
-                          <m:t>l</m:t>
+                          <m:t>leg</m:t>
                         </m:r>
                       </m:sub>
                     </m:sSub>
@@ -4563,7 +4563,7 @@
                                 <w:b w:val="0"/>
                                 <w:i w:val="0"/>
                               </w:rPr>
-                              <m:t>l</m:t>
+                              <m:t>leg</m:t>
                             </m:r>
                           </m:sub>
                           <m:sup>
@@ -4632,7 +4632,7 @@
                                 <w:b w:val="0"/>
                                 <w:i w:val="0"/>
                               </w:rPr>
-                              <m:t>l</m:t>
+                              <m:t>leg</m:t>
                             </m:r>
                           </m:sub>
                         </m:sSub>
@@ -4676,7 +4676,7 @@
                             <w:b w:val="0"/>
                             <w:i w:val="0"/>
                           </w:rPr>
-                          <m:t>l</m:t>
+                          <m:t>leg</m:t>
                         </m:r>
                       </m:sub>
                     </m:sSub>
@@ -4902,7 +4902,7 @@
                 <w:b w:val="0"/>
                 <w:i w:val="0"/>
               </w:rPr>
-              <m:t>l</m:t>
+              <m:t>leg</m:t>
             </m:r>
           </m:sub>
         </m:sSub>
@@ -5019,7 +5019,7 @@
                 <w:b w:val="0"/>
                 <w:i w:val="0"/>
               </w:rPr>
-              <m:t>l</m:t>
+              <m:t>leg</m:t>
             </m:r>
           </m:sub>
         </m:sSub>
@@ -5083,7 +5083,7 @@
                 <w:b w:val="0"/>
                 <w:i w:val="0"/>
               </w:rPr>
-              <m:t>l</m:t>
+              <m:t>leg</m:t>
             </m:r>
           </m:sub>
         </m:sSub>
@@ -5123,7 +5123,7 @@
                 <w:b w:val="0"/>
                 <w:i w:val="0"/>
               </w:rPr>
-              <m:t>l</m:t>
+              <m:t>leg</m:t>
             </m:r>
           </m:sub>
         </m:sSub>
@@ -5163,7 +5163,7 @@
                 <w:b w:val="0"/>
                 <w:i w:val="0"/>
               </w:rPr>
-              <m:t>l</m:t>
+              <m:t>leg</m:t>
             </m:r>
           </m:sub>
         </m:sSub>
@@ -5255,7 +5255,7 @@
                             <w:b w:val="0"/>
                             <w:i w:val="0"/>
                           </w:rPr>
-                          <m:t>l</m:t>
+                          <m:t>leg</m:t>
                         </m:r>
                         <m:r>
                           <m:rPr>
@@ -5354,7 +5354,7 @@
                             <w:b w:val="0"/>
                             <w:i w:val="0"/>
                           </w:rPr>
-                          <m:t>l</m:t>
+                          <m:t>leg</m:t>
                         </m:r>
                       </m:sub>
                     </m:sSub>
@@ -5396,7 +5396,7 @@
                             <w:b w:val="0"/>
                             <w:i w:val="0"/>
                           </w:rPr>
-                          <m:t>l</m:t>
+                          <m:t>leg</m:t>
                         </m:r>
                         <m:r>
                           <m:rPr>
@@ -5553,7 +5553,7 @@
                                 <w:b w:val="0"/>
                                 <w:i w:val="0"/>
                               </w:rPr>
-                              <m:t>l</m:t>
+                              <m:t>leg</m:t>
                             </m:r>
                           </m:sub>
                         </m:sSub>
@@ -5676,12 +5676,14 @@
                                 <w:b w:val="0"/>
                                 <w:i w:val="0"/>
                               </w:rPr>
-                              <m:t>l</m:t>
+                              <m:t>leg</m:t>
                             </m:r>
                           </m:sub>
                         </m:sSub>
                       </m:e>
                     </m:d>
+                  </m:e>
+                  <m:e>
                     <m:r>
                       <m:rPr>
                         <m:sty m:val="p"/>
@@ -5718,7 +5720,7 @@
                             <w:b w:val="0"/>
                             <w:i w:val="0"/>
                           </w:rPr>
-                          <m:t>l</m:t>
+                          <m:t>leg</m:t>
                         </m:r>
                       </m:sub>
                     </m:sSub>
@@ -5915,7 +5917,7 @@
                 <w:b w:val="0"/>
                 <w:i w:val="0"/>
               </w:rPr>
-              <m:t>l</m:t>
+              <m:t>leg</m:t>
             </m:r>
           </m:sub>
         </m:sSub>
@@ -6036,7 +6038,7 @@
                 <w:b w:val="0"/>
                 <w:i w:val="0"/>
               </w:rPr>
-              <m:t>l</m:t>
+              <m:t>leg</m:t>
             </m:r>
           </m:sub>
         </m:sSub>
@@ -6101,7 +6103,7 @@
                 <w:b w:val="0"/>
                 <w:i w:val="0"/>
               </w:rPr>
-              <m:t>l</m:t>
+              <m:t>leg</m:t>
             </m:r>
             <m:r>
               <m:rPr>
@@ -6256,7 +6258,7 @@
                 <w:b w:val="0"/>
                 <w:i w:val="0"/>
               </w:rPr>
-              <m:t>l</m:t>
+              <m:t>leg</m:t>
             </m:r>
             <m:r>
               <m:rPr>
@@ -6361,7 +6363,7 @@
                 <w:b w:val="0"/>
                 <w:i w:val="0"/>
               </w:rPr>
-              <m:t>l</m:t>
+              <m:t>leg</m:t>
             </m:r>
             <m:r>
               <m:rPr>
@@ -6479,7 +6481,7 @@
                 <w:b w:val="0"/>
                 <w:i w:val="0"/>
               </w:rPr>
-              <m:t>l</m:t>
+              <m:t>leg</m:t>
             </m:r>
             <m:r>
               <m:rPr>
@@ -6540,7 +6542,7 @@
                 <w:b w:val="0"/>
                 <w:i w:val="0"/>
               </w:rPr>
-              <m:t>l</m:t>
+              <m:t>leg</m:t>
             </m:r>
             <m:r>
               <m:rPr>
@@ -6671,7 +6673,7 @@
                 <w:b w:val="0"/>
                 <w:i w:val="0"/>
               </w:rPr>
-              <m:t>l</m:t>
+              <m:t>leg</m:t>
             </m:r>
             <m:r>
               <m:rPr>
@@ -6732,7 +6734,7 @@
                 <w:b w:val="0"/>
                 <w:i w:val="0"/>
               </w:rPr>
-              <m:t>l</m:t>
+              <m:t>leg</m:t>
             </m:r>
             <m:r>
               <m:rPr>
@@ -6868,7 +6870,7 @@
                         <w:b w:val="0"/>
                         <w:i w:val="0"/>
                       </w:rPr>
-                      <m:t>l</m:t>
+                      <m:t>leg</m:t>
                     </m:r>
                   </m:sub>
                 </m:sSub>
@@ -6946,7 +6948,7 @@
                             <w:b w:val="0"/>
                             <w:i w:val="0"/>
                           </w:rPr>
-                          <m:t>l</m:t>
+                          <m:t>leg</m:t>
                         </m:r>
                       </m:sup>
                     </m:sSubSup>
@@ -6993,7 +6995,7 @@
                             <w:b w:val="0"/>
                             <w:i w:val="0"/>
                           </w:rPr>
-                          <m:t>l</m:t>
+                          <m:t>leg</m:t>
                         </m:r>
                       </m:sub>
                     </m:sSub>
@@ -11506,7 +11508,7 @@
                         <w:b w:val="0"/>
                         <w:i w:val="0"/>
                       </w:rPr>
-                      <m:t>l</m:t>
+                      <m:t>leg</m:t>
                     </m:r>
                   </m:sub>
                 </m:sSub>
@@ -11596,7 +11598,7 @@
                         <w:b w:val="0"/>
                         <w:i w:val="0"/>
                       </w:rPr>
-                      <m:t>l</m:t>
+                      <m:t>leg</m:t>
                     </m:r>
                   </m:sub>
                 </m:sSub>
@@ -11922,7 +11924,7 @@
                 <w:b w:val="0"/>
                 <w:i w:val="0"/>
               </w:rPr>
-              <m:t>l</m:t>
+              <m:t>leg</m:t>
             </m:r>
           </m:sub>
         </m:sSub>
@@ -12022,7 +12024,7 @@
                 <w:b w:val="0"/>
                 <w:i w:val="0"/>
               </w:rPr>
-              <m:t>l</m:t>
+              <m:t>leg</m:t>
             </m:r>
           </m:sub>
         </m:sSub>
@@ -12192,7 +12194,7 @@
                 <w:b w:val="0"/>
                 <w:i w:val="0"/>
               </w:rPr>
-              <m:t>l</m:t>
+              <m:t>leg</m:t>
             </m:r>
             <m:r>
               <m:rPr>
@@ -12253,7 +12255,7 @@
                 <w:b w:val="0"/>
                 <w:i w:val="0"/>
               </w:rPr>
-              <m:t>l</m:t>
+              <m:t>leg</m:t>
             </m:r>
             <m:r>
               <m:rPr>
@@ -12462,7 +12464,7 @@
                             <w:b w:val="0"/>
                             <w:i w:val="0"/>
                           </w:rPr>
-                          <m:t>l</m:t>
+                          <m:t>leg</m:t>
                         </m:r>
                       </m:sub>
                     </m:sSub>
@@ -12554,7 +12556,7 @@
                             <w:b w:val="0"/>
                             <w:i w:val="0"/>
                           </w:rPr>
-                          <m:t>l</m:t>
+                          <m:t>leg</m:t>
                         </m:r>
                       </m:sub>
                     </m:sSub>
@@ -12594,7 +12596,7 @@
                             <w:b w:val="0"/>
                             <w:i w:val="0"/>
                           </w:rPr>
-                          <m:t>l</m:t>
+                          <m:t>leg</m:t>
                         </m:r>
                       </m:sub>
                     </m:sSub>
@@ -12731,7 +12733,7 @@
                             <w:b w:val="0"/>
                             <w:i w:val="0"/>
                           </w:rPr>
-                          <m:t>l</m:t>
+                          <m:t>leg</m:t>
                         </m:r>
                       </m:sub>
                     </m:sSub>
@@ -12930,7 +12932,7 @@
                             <w:b w:val="0"/>
                             <w:i w:val="0"/>
                           </w:rPr>
-                          <m:t>l</m:t>
+                          <m:t>leg</m:t>
                         </m:r>
                       </m:sub>
                       <m:sup>
@@ -13394,7 +13396,7 @@
                 <w:b w:val="0"/>
                 <w:i w:val="0"/>
               </w:rPr>
-              <m:t>l</m:t>
+              <m:t>leg</m:t>
             </m:r>
           </m:sub>
         </m:sSub>
@@ -13494,7 +13496,7 @@
                 <w:b w:val="0"/>
                 <w:i w:val="0"/>
               </w:rPr>
-              <m:t>l</m:t>
+              <m:t>leg</m:t>
             </m:r>
           </m:sub>
         </m:sSub>
@@ -20946,7 +20948,7 @@
                         <w:b w:val="0"/>
                         <w:i w:val="0"/>
                       </w:rPr>
-                      <m:t>l</m:t>
+                      <m:t>leg</m:t>
                     </m:r>
                   </m:sub>
                   <m:sup>

--- a/Article.docx
+++ b/Article.docx
@@ -2155,7 +2155,7 @@
           <w:sz w:val="20"/>
           <w:szCs w:val="20"/>
         </w:rPr>
-        <w:t>预留相应坐标图。</w:t>
+        <w:t>给出单腿结构与坐标系示意。</w:t>
       </w:r>
     </w:p>
     <w:p>
@@ -2163,21 +2163,53 @@
         <w:keepNext/>
         <w:keepLines/>
         <w:numPr>
-          <w:ilvl w:val="0"/>
           <w:numId w:val="0"/>
         </w:numPr>
-        <w:pBdr>
-          <w:top w:val="single" w:color="B0B0B0" w:sz="4" w:space="1"/>
-          <w:left w:val="single" w:color="B0B0B0" w:sz="4" w:space="1"/>
-          <w:bottom w:val="single" w:color="B0B0B0" w:sz="4" w:space="1"/>
-          <w:right w:val="single" w:color="B0B0B0" w:sz="4" w:space="1"/>
-        </w:pBdr>
         <w:snapToGrid w:val="0"/>
-        <w:spacing w:before="0" w:after="0" w:line="1644" w:lineRule="exact"/>
-        <w:jc w:val="both"/>
+        <w:spacing w:before="60" w:after="60" w:line="240" w:lineRule="auto"/>
+        <w:ind w:left="0" w:right="0" w:firstLine="0"/>
+        <w:jc w:val="center"/>
       </w:pPr>
       <w:bookmarkStart w:id="27" w:name="_GoBack"/>
       <w:bookmarkEnd w:id="27"/>
+      <w:r>
+        <w:drawing>
+          <wp:inline distT="0" distB="0" distL="0" distR="0">
+            <wp:extent cx="1620000" cy="2447057"/>
+            <wp:docPr id="24" name="Fig. 2" descr="单腿结构与坐标系示意图"/>
+            <wp:cNvGraphicFramePr>
+              <a:graphicFrameLocks xmlns:a="http://schemas.openxmlformats.org/drawingml/2006/main" noChangeAspect="1"/>
+            </wp:cNvGraphicFramePr>
+            <a:graphic xmlns:a="http://schemas.openxmlformats.org/drawingml/2006/main">
+              <a:graphicData uri="http://schemas.openxmlformats.org/drawingml/2006/picture">
+                <pic:pic xmlns:pic="http://schemas.openxmlformats.org/drawingml/2006/picture">
+                  <pic:nvPicPr>
+                    <pic:cNvPr id="24" name="leg_coordinates.png"/>
+                    <pic:cNvPicPr>
+                      <a:picLocks noChangeAspect="1"/>
+                    </pic:cNvPicPr>
+                  </pic:nvPicPr>
+                  <pic:blipFill>
+                    <a:blip r:embed="rId8"/>
+                    <a:stretch>
+                      <a:fillRect/>
+                    </a:stretch>
+                  </pic:blipFill>
+                  <pic:spPr>
+                    <a:xfrm>
+                      <a:off x="0" y="0"/>
+                      <a:ext cx="1620000" cy="2447057"/>
+                    </a:xfrm>
+                    <a:prstGeom prst="rect">
+                      <a:avLst/>
+                    </a:prstGeom>
+                  </pic:spPr>
+                </pic:pic>
+              </a:graphicData>
+            </a:graphic>
+          </wp:inline>
+        </w:drawing>
+      </w:r>
     </w:p>
     <w:p>
       <w:pPr>
@@ -2199,7 +2231,7 @@
           <w:rFonts w:hint="eastAsia"/>
           <w:iCs/>
         </w:rPr>
-        <w:t>单腿坐标系、关节角零位与轮心位置（留白；现有示意图角度基准需与正文统一）。</w:t>
+        <w:t>单腿结构与坐标系示意（图中角度标记沿用原图，解算零位以正文为准）。</w:t>
       </w:r>
     </w:p>
     <w:p>

--- a/Article.docx
+++ b/Article.docx
@@ -9498,7 +9498,7 @@
           <w:sz w:val="20"/>
           <w:szCs w:val="20"/>
         </w:rPr>
-        <w:t>预留轮体自由体图。</w:t>
+        <w:t>预留车轮受力示意图。</w:t>
       </w:r>
     </w:p>
     <w:p>
@@ -9542,7 +9542,7 @@
           <w:rFonts w:hint="eastAsia"/>
           <w:iCs/>
         </w:rPr>
-        <w:t>轮体自由体、接触力与轴端反作用力矩（留白，待补图）。</w:t>
+        <w:t>车轮受力示意图：接触力与轴端反作用力矩（留白，待补图）。</w:t>
       </w:r>
     </w:p>
     <w:p>

--- a/Article.docx
+++ b/Article.docx
@@ -9498,7 +9498,7 @@
           <w:sz w:val="20"/>
           <w:szCs w:val="20"/>
         </w:rPr>
-        <w:t>预留车轮受力示意图。</w:t>
+        <w:t>给出车轮受力示意图。</w:t>
       </w:r>
     </w:p>
     <w:p>
@@ -9506,20 +9506,50 @@
         <w:keepNext/>
         <w:keepLines/>
         <w:numPr>
-          <w:ilvl w:val="0"/>
           <w:numId w:val="0"/>
         </w:numPr>
-        <w:pBdr>
-          <w:top w:val="single" w:color="B0B0B0" w:sz="4" w:space="1"/>
-          <w:left w:val="single" w:color="B0B0B0" w:sz="4" w:space="1"/>
-          <w:bottom w:val="single" w:color="B0B0B0" w:sz="4" w:space="1"/>
-          <w:right w:val="single" w:color="B0B0B0" w:sz="4" w:space="1"/>
-        </w:pBdr>
         <w:snapToGrid w:val="0"/>
-        <w:spacing w:before="0" w:after="0" w:line="1644" w:lineRule="exact"/>
+        <w:spacing w:before="60" w:after="60" w:line="240" w:lineRule="auto"/>
+        <w:ind w:left="0" w:right="0" w:firstLine="0"/>
+        <w:jc w:val="center"/>
       </w:pPr>
       <w:r>
-        <w:t> </w:t>
+        <w:drawing>
+          <wp:inline distT="0" distB="0" distL="0" distR="0">
+            <wp:extent cx="2880000" cy="2301126"/>
+            <wp:docPr id="25" name="Fig. 4" descr="车轮受力示意图：接触力、轴端作用力、重力、驱动力矩与力臂"/>
+            <wp:cNvGraphicFramePr>
+              <a:graphicFrameLocks xmlns:a="http://schemas.openxmlformats.org/drawingml/2006/main" noChangeAspect="1"/>
+            </wp:cNvGraphicFramePr>
+            <a:graphic xmlns:a="http://schemas.openxmlformats.org/drawingml/2006/main">
+              <a:graphicData uri="http://schemas.openxmlformats.org/drawingml/2006/picture">
+                <pic:pic xmlns:pic="http://schemas.openxmlformats.org/drawingml/2006/picture">
+                  <pic:nvPicPr>
+                    <pic:cNvPr id="25" name="wheel_free_body.png"/>
+                    <pic:cNvPicPr>
+                      <a:picLocks noChangeAspect="1"/>
+                    </pic:cNvPicPr>
+                  </pic:nvPicPr>
+                  <pic:blipFill>
+                    <a:blip r:embed="rId9"/>
+                    <a:stretch>
+                      <a:fillRect/>
+                    </a:stretch>
+                  </pic:blipFill>
+                  <pic:spPr>
+                    <a:xfrm>
+                      <a:off x="0" y="0"/>
+                      <a:ext cx="2880000" cy="2301126"/>
+                    </a:xfrm>
+                    <a:prstGeom prst="rect">
+                      <a:avLst/>
+                    </a:prstGeom>
+                  </pic:spPr>
+                </pic:pic>
+              </a:graphicData>
+            </a:graphic>
+          </wp:inline>
+        </w:drawing>
       </w:r>
     </w:p>
     <w:p>
@@ -9542,7 +9572,7 @@
           <w:rFonts w:hint="eastAsia"/>
           <w:iCs/>
         </w:rPr>
-        <w:t>车轮受力示意图：接触力与轴端反作用力矩（留白，待补图）。</w:t>
+        <w:t>车轮受力示意图：地面接触力、轴端作用力、重力、驱动力矩及轮心至接触点的力臂。</w:t>
       </w:r>
     </w:p>
     <w:p>

--- a/Article.docx
+++ b/Article.docx
@@ -2163,6 +2163,7 @@
         <w:keepNext/>
         <w:keepLines/>
         <w:numPr>
+          <w:ilvl w:val="0"/>
           <w:numId w:val="0"/>
         </w:numPr>
         <w:snapToGrid w:val="0"/>
@@ -2170,12 +2171,11 @@
         <w:ind w:left="0" w:right="0" w:firstLine="0"/>
         <w:jc w:val="center"/>
       </w:pPr>
-      <w:bookmarkStart w:id="27" w:name="_GoBack"/>
-      <w:bookmarkEnd w:id="27"/>
       <w:r>
         <w:drawing>
           <wp:inline distT="0" distB="0" distL="0" distR="0">
-            <wp:extent cx="1620000" cy="2447057"/>
+            <wp:extent cx="1619885" cy="2446655"/>
+            <wp:effectExtent l="0" t="0" r="8890" b="1270"/>
             <wp:docPr id="24" name="Fig. 2" descr="单腿结构与坐标系示意图"/>
             <wp:cNvGraphicFramePr>
               <a:graphicFrameLocks xmlns:a="http://schemas.openxmlformats.org/drawingml/2006/main" noChangeAspect="1"/>
@@ -2184,13 +2184,13 @@
               <a:graphicData uri="http://schemas.openxmlformats.org/drawingml/2006/picture">
                 <pic:pic xmlns:pic="http://schemas.openxmlformats.org/drawingml/2006/picture">
                   <pic:nvPicPr>
-                    <pic:cNvPr id="24" name="leg_coordinates.png"/>
+                    <pic:cNvPr id="24" name="Fig. 2" descr="单腿结构与坐标系示意图"/>
                     <pic:cNvPicPr>
                       <a:picLocks noChangeAspect="1"/>
                     </pic:cNvPicPr>
                   </pic:nvPicPr>
                   <pic:blipFill>
-                    <a:blip r:embed="rId8"/>
+                    <a:blip r:embed="rId4"/>
                     <a:stretch>
                       <a:fillRect/>
                     </a:stretch>
@@ -3294,6 +3294,12 @@
             <w:insideH w:val="none" w:color="B0B0B0" w:sz="4" w:space="0"/>
             <w:insideV w:val="none" w:color="B0B0B0" w:sz="4" w:space="0"/>
           </w:tblBorders>
+          <w:tblCellMar>
+            <w:top w:w="0" w:type="dxa"/>
+            <w:left w:w="0" w:type="dxa"/>
+            <w:bottom w:w="0" w:type="dxa"/>
+            <w:right w:w="0" w:type="dxa"/>
+          </w:tblCellMar>
         </w:tblPrEx>
         <w:trPr>
           <w:cantSplit/>
@@ -6930,7 +6936,7 @@
                     </pic:cNvPicPr>
                   </pic:nvPicPr>
                   <pic:blipFill>
-                    <a:blip r:embed="rId4"/>
+                    <a:blip r:embed="rId5"/>
                     <a:srcRect l="4706" t="17564" r="8015" b="15381"/>
                     <a:stretch>
                       <a:fillRect/>
@@ -7003,7 +7009,7 @@
                     </pic:cNvPicPr>
                   </pic:nvPicPr>
                   <pic:blipFill>
-                    <a:blip r:embed="rId5"/>
+                    <a:blip r:embed="rId6"/>
                     <a:stretch>
                       <a:fillRect/>
                     </a:stretch>
@@ -9506,6 +9512,7 @@
         <w:keepNext/>
         <w:keepLines/>
         <w:numPr>
+          <w:ilvl w:val="0"/>
           <w:numId w:val="0"/>
         </w:numPr>
         <w:snapToGrid w:val="0"/>
@@ -9516,7 +9523,8 @@
       <w:r>
         <w:drawing>
           <wp:inline distT="0" distB="0" distL="0" distR="0">
-            <wp:extent cx="2880000" cy="2301126"/>
+            <wp:extent cx="2879725" cy="2300605"/>
+            <wp:effectExtent l="0" t="0" r="6350" b="4445"/>
             <wp:docPr id="25" name="Fig. 4" descr="车轮受力示意图：接触力、轴端作用力、重力、驱动力矩与力臂"/>
             <wp:cNvGraphicFramePr>
               <a:graphicFrameLocks xmlns:a="http://schemas.openxmlformats.org/drawingml/2006/main" noChangeAspect="1"/>
@@ -9525,13 +9533,13 @@
               <a:graphicData uri="http://schemas.openxmlformats.org/drawingml/2006/picture">
                 <pic:pic xmlns:pic="http://schemas.openxmlformats.org/drawingml/2006/picture">
                   <pic:nvPicPr>
-                    <pic:cNvPr id="25" name="wheel_free_body.png"/>
+                    <pic:cNvPr id="25" name="Fig. 4" descr="车轮受力示意图：接触力、轴端作用力、重力、驱动力矩与力臂"/>
                     <pic:cNvPicPr>
                       <a:picLocks noChangeAspect="1"/>
                     </pic:cNvPicPr>
                   </pic:nvPicPr>
                   <pic:blipFill>
-                    <a:blip r:embed="rId9"/>
+                    <a:blip r:embed="rId7"/>
                     <a:stretch>
                       <a:fillRect/>
                     </a:stretch>
@@ -10743,6 +10751,12 @@
             <w:insideH w:val="none" w:color="B0B0B0" w:sz="4" w:space="0"/>
             <w:insideV w:val="none" w:color="B0B0B0" w:sz="4" w:space="0"/>
           </w:tblBorders>
+          <w:tblCellMar>
+            <w:top w:w="0" w:type="dxa"/>
+            <w:left w:w="0" w:type="dxa"/>
+            <w:bottom w:w="0" w:type="dxa"/>
+            <w:right w:w="0" w:type="dxa"/>
+          </w:tblCellMar>
         </w:tblPrEx>
         <w:trPr>
           <w:cantSplit/>
@@ -12647,268 +12661,10 @@
           <w:sz w:val="20"/>
           <w:szCs w:val="20"/>
         </w:rPr>
-        <w:t>，因而必须使用传动矩阵的转置。若在维修架上考虑杆件自重，应在第一式增加</w:t>
-      </w:r>
-      <w:r>
-        <w:rPr>
-          <w:sz w:val="20"/>
-          <w:szCs w:val="20"/>
-        </w:rPr>
-        <w:t xml:space="preserve"> </w:t>
-      </w:r>
-      <m:oMath>
-        <m:r>
-          <m:rPr>
-            <m:sty m:val="p"/>
-          </m:rPr>
-          <w:rPr>
-            <w:rFonts w:ascii="Cambria Math" w:hAnsi="Cambria Math" w:eastAsia="Cambria Math" w:cs="Cambria Math"/>
-            <w:sz w:val="20"/>
-            <w:szCs w:val="20"/>
-          </w:rPr>
-          <m:t>−</m:t>
-        </m:r>
-        <m:nary>
-          <m:naryPr>
-            <m:chr m:val="∑"/>
-            <m:limLoc m:val="undOvr"/>
-          </m:naryPr>
-          <m:sub>
-            <m:r>
-              <m:rPr/>
-              <w:rPr>
-                <w:rFonts w:ascii="Cambria Math" w:hAnsi="Cambria Math" w:eastAsia="Cambria Math" w:cs="Cambria Math"/>
-                <w:sz w:val="20"/>
-                <w:szCs w:val="20"/>
-              </w:rPr>
-              <m:t>j</m:t>
-            </m:r>
-            <m:r>
-              <m:rPr>
-                <m:sty m:val="p"/>
-              </m:rPr>
-              <w:rPr>
-                <w:rFonts w:ascii="Cambria Math" w:hAnsi="Cambria Math" w:eastAsia="Cambria Math" w:cs="Cambria Math"/>
-                <w:sz w:val="20"/>
-                <w:szCs w:val="20"/>
-              </w:rPr>
-              <m:t>=</m:t>
-            </m:r>
-            <m:r>
-              <m:rPr/>
-              <w:rPr>
-                <w:rFonts w:ascii="Cambria Math" w:hAnsi="Cambria Math" w:eastAsia="Cambria Math" w:cs="Cambria Math"/>
-                <w:sz w:val="20"/>
-                <w:szCs w:val="20"/>
-              </w:rPr>
-              <m:t>1</m:t>
-            </m:r>
-          </m:sub>
-          <m:sup>
-            <m:r>
-              <m:rPr/>
-              <w:rPr>
-                <w:rFonts w:ascii="Cambria Math" w:hAnsi="Cambria Math" w:eastAsia="Cambria Math" w:cs="Cambria Math"/>
-                <w:sz w:val="20"/>
-                <w:szCs w:val="20"/>
-              </w:rPr>
-              <m:t>2</m:t>
-            </m:r>
-          </m:sup>
-          <m:e>
-            <m:sSubSup>
-              <m:sSubSupPr/>
-              <m:e>
-                <m:r>
-                  <m:rPr>
-                    <m:sty m:val="b"/>
-                  </m:rPr>
-                  <w:rPr>
-                    <w:rFonts w:ascii="Cambria Math" w:hAnsi="Cambria Math" w:eastAsia="Cambria Math" w:cs="Cambria Math"/>
-                    <w:sz w:val="20"/>
-                    <w:szCs w:val="20"/>
-                  </w:rPr>
-                  <m:t>J</m:t>
-                </m:r>
-              </m:e>
-              <m:sub>
-                <m:r>
-                  <m:rPr>
-                    <m:sty m:val="p"/>
-                  </m:rPr>
-                  <w:rPr>
-                    <w:rFonts w:ascii="Cambria Math" w:hAnsi="Cambria Math" w:eastAsia="Cambria Math" w:cs="Cambria Math"/>
-                    <w:sz w:val="20"/>
-                    <w:szCs w:val="20"/>
-                  </w:rPr>
-                  <m:t>c,</m:t>
-                </m:r>
-                <m:r>
-                  <m:rPr/>
-                  <w:rPr>
-                    <w:rFonts w:ascii="Cambria Math" w:hAnsi="Cambria Math" w:eastAsia="Cambria Math" w:cs="Cambria Math"/>
-                    <w:sz w:val="20"/>
-                    <w:szCs w:val="20"/>
-                  </w:rPr>
-                  <m:t>j</m:t>
-                </m:r>
-              </m:sub>
-              <m:sup>
-                <m:r>
-                  <m:rPr>
-                    <m:sty m:val="p"/>
-                  </m:rPr>
-                  <w:rPr>
-                    <w:rFonts w:ascii="Cambria Math" w:hAnsi="Cambria Math" w:eastAsia="Cambria Math" w:cs="Cambria Math"/>
-                    <w:sz w:val="20"/>
-                    <w:szCs w:val="20"/>
-                  </w:rPr>
-                  <m:t>T</m:t>
-                </m:r>
-              </m:sup>
-            </m:sSubSup>
-          </m:e>
-        </m:nary>
-        <m:sSub>
-          <m:sSubPr/>
-          <m:e>
-            <m:r>
-              <m:rPr/>
-              <w:rPr>
-                <w:rFonts w:ascii="Cambria Math" w:hAnsi="Cambria Math" w:eastAsia="Cambria Math" w:cs="Cambria Math"/>
-                <w:sz w:val="20"/>
-                <w:szCs w:val="20"/>
-              </w:rPr>
-              <m:t>m</m:t>
-            </m:r>
-          </m:e>
-          <m:sub>
-            <m:r>
-              <m:rPr/>
-              <w:rPr>
-                <w:rFonts w:ascii="Cambria Math" w:hAnsi="Cambria Math" w:eastAsia="Cambria Math" w:cs="Cambria Math"/>
-                <w:sz w:val="20"/>
-                <w:szCs w:val="20"/>
-              </w:rPr>
-              <m:t>j</m:t>
-            </m:r>
-          </m:sub>
-        </m:sSub>
-        <m:r>
-          <m:rPr>
-            <m:sty m:val="bi"/>
-          </m:rPr>
-          <w:rPr>
-            <w:rFonts w:ascii="Cambria Math" w:hAnsi="Cambria Math" w:eastAsia="Cambria Math" w:cs="Cambria Math"/>
-            <w:sz w:val="20"/>
-            <w:szCs w:val="20"/>
-          </w:rPr>
-          <m:t>g</m:t>
-        </m:r>
-      </m:oMath>
-      <w:r>
-        <w:rPr>
-          <w:rFonts w:hint="eastAsia"/>
-          <w:sz w:val="20"/>
-          <w:szCs w:val="20"/>
-        </w:rPr>
-        <w:t>，其中</w:t>
-      </w:r>
-      <w:r>
-        <w:rPr>
-          <w:sz w:val="20"/>
-          <w:szCs w:val="20"/>
-        </w:rPr>
-        <w:t xml:space="preserve"> </w:t>
-      </w:r>
-      <m:oMath>
-        <m:sSub>
-          <m:sSubPr/>
-          <m:e>
-            <m:r>
-              <m:rPr>
-                <m:sty m:val="b"/>
-              </m:rPr>
-              <w:rPr>
-                <w:rFonts w:ascii="Cambria Math" w:hAnsi="Cambria Math" w:eastAsia="Cambria Math" w:cs="Cambria Math"/>
-                <w:sz w:val="20"/>
-                <w:szCs w:val="20"/>
-              </w:rPr>
-              <m:t>J</m:t>
-            </m:r>
-          </m:e>
-          <m:sub>
-            <m:r>
-              <m:rPr>
-                <m:sty m:val="p"/>
-              </m:rPr>
-              <w:rPr>
-                <w:rFonts w:ascii="Cambria Math" w:hAnsi="Cambria Math" w:eastAsia="Cambria Math" w:cs="Cambria Math"/>
-                <w:sz w:val="20"/>
-                <w:szCs w:val="20"/>
-              </w:rPr>
-              <m:t>c,</m:t>
-            </m:r>
-            <m:r>
-              <m:rPr/>
-              <w:rPr>
-                <w:rFonts w:ascii="Cambria Math" w:hAnsi="Cambria Math" w:eastAsia="Cambria Math" w:cs="Cambria Math"/>
-                <w:sz w:val="20"/>
-                <w:szCs w:val="20"/>
-              </w:rPr>
-              <m:t>j</m:t>
-            </m:r>
-          </m:sub>
-        </m:sSub>
-      </m:oMath>
-      <w:r>
-        <w:rPr>
-          <w:sz w:val="20"/>
-          <w:szCs w:val="20"/>
-        </w:rPr>
-        <w:t xml:space="preserve"> </w:t>
-      </w:r>
-      <w:r>
-        <w:rPr>
-          <w:rFonts w:hint="eastAsia"/>
-          <w:sz w:val="20"/>
-          <w:szCs w:val="20"/>
-        </w:rPr>
-        <w:t>为第</w:t>
-      </w:r>
-      <w:r>
-        <w:rPr>
-          <w:sz w:val="20"/>
-          <w:szCs w:val="20"/>
-        </w:rPr>
-        <w:t xml:space="preserve"> </w:t>
-      </w:r>
-      <m:oMath>
-        <m:r>
-          <m:rPr/>
-          <w:rPr>
-            <w:rFonts w:ascii="Cambria Math" w:hAnsi="Cambria Math" w:eastAsia="Cambria Math" w:cs="Cambria Math"/>
-            <w:sz w:val="20"/>
-            <w:szCs w:val="20"/>
-          </w:rPr>
-          <m:t>j</m:t>
-        </m:r>
-      </m:oMath>
-      <w:r>
-        <w:rPr>
-          <w:sz w:val="20"/>
-          <w:szCs w:val="20"/>
-        </w:rPr>
-        <w:t xml:space="preserve"> </w:t>
-      </w:r>
-      <w:r>
-        <w:rPr>
-          <w:rFonts w:hint="eastAsia"/>
-          <w:sz w:val="20"/>
-          <w:szCs w:val="20"/>
-        </w:rPr>
-        <w:t>根杆件质心的雅可比。所有轮端力均须先变换至腿基系。</w:t>
-      </w:r>
+        <w:t>，因而必须使用传动矩阵的转置。所有轮端力均须先变换至腿基系。</w:t>
+      </w:r>
+      <w:bookmarkStart w:id="27" w:name="_GoBack"/>
+      <w:bookmarkEnd w:id="27"/>
     </w:p>
     <w:bookmarkEnd w:id="11"/>
     <w:p>
@@ -14954,6 +14710,12 @@
             <w:insideH w:val="none" w:color="B0B0B0" w:sz="4" w:space="0"/>
             <w:insideV w:val="none" w:color="B0B0B0" w:sz="4" w:space="0"/>
           </w:tblBorders>
+          <w:tblCellMar>
+            <w:top w:w="0" w:type="dxa"/>
+            <w:left w:w="0" w:type="dxa"/>
+            <w:bottom w:w="0" w:type="dxa"/>
+            <w:right w:w="0" w:type="dxa"/>
+          </w:tblCellMar>
         </w:tblPrEx>
         <w:trPr>
           <w:cantSplit/>
@@ -17061,6 +16823,12 @@
             <w:insideH w:val="none" w:color="B0B0B0" w:sz="4" w:space="0"/>
             <w:insideV w:val="none" w:color="B0B0B0" w:sz="4" w:space="0"/>
           </w:tblBorders>
+          <w:tblCellMar>
+            <w:top w:w="0" w:type="dxa"/>
+            <w:left w:w="0" w:type="dxa"/>
+            <w:bottom w:w="0" w:type="dxa"/>
+            <w:right w:w="0" w:type="dxa"/>
+          </w:tblCellMar>
         </w:tblPrEx>
         <w:trPr>
           <w:cantSplit/>
@@ -26251,6 +26019,12 @@
             <w:insideH w:val="none" w:color="B0B0B0" w:sz="4" w:space="0"/>
             <w:insideV w:val="none" w:color="B0B0B0" w:sz="4" w:space="0"/>
           </w:tblBorders>
+          <w:tblCellMar>
+            <w:top w:w="0" w:type="dxa"/>
+            <w:left w:w="0" w:type="dxa"/>
+            <w:bottom w:w="0" w:type="dxa"/>
+            <w:right w:w="0" w:type="dxa"/>
+          </w:tblCellMar>
         </w:tblPrEx>
         <w:trPr>
           <w:cantSplit/>
@@ -32262,6 +32036,12 @@
             <w:insideH w:val="none" w:color="B0B0B0" w:sz="4" w:space="0"/>
             <w:insideV w:val="none" w:color="B0B0B0" w:sz="4" w:space="0"/>
           </w:tblBorders>
+          <w:tblCellMar>
+            <w:top w:w="0" w:type="dxa"/>
+            <w:left w:w="0" w:type="dxa"/>
+            <w:bottom w:w="0" w:type="dxa"/>
+            <w:right w:w="0" w:type="dxa"/>
+          </w:tblCellMar>
         </w:tblPrEx>
         <w:trPr>
           <w:cantSplit/>
@@ -38814,7 +38594,7 @@
     <w:lsdException w:unhideWhenUsed="0" w:uiPriority="0" w:semiHidden="0" w:name="Normal Indent"/>
     <w:lsdException w:unhideWhenUsed="0" w:uiPriority="0" w:semiHidden="0" w:name="footnote text"/>
     <w:lsdException w:unhideWhenUsed="0" w:uiPriority="0" w:semiHidden="0" w:name="annotation text"/>
-    <w:lsdException w:unhideWhenUsed="0" w:uiPriority="0" w:semiHidden="0" w:name="header"/>
+    <w:lsdException w:qFormat="1" w:unhideWhenUsed="0" w:uiPriority="0" w:semiHidden="0" w:name="header"/>
     <w:lsdException w:qFormat="1" w:unhideWhenUsed="0" w:uiPriority="0" w:semiHidden="0" w:name="footer"/>
     <w:lsdException w:unhideWhenUsed="0" w:uiPriority="0" w:semiHidden="0" w:name="index heading"/>
     <w:lsdException w:qFormat="1" w:uiPriority="0" w:name="caption"/>
@@ -38849,7 +38629,7 @@
     <w:lsdException w:unhideWhenUsed="0" w:uiPriority="0" w:semiHidden="0" w:name="Closing"/>
     <w:lsdException w:unhideWhenUsed="0" w:uiPriority="0" w:semiHidden="0" w:name="Signature"/>
     <w:lsdException w:qFormat="1" w:uiPriority="1" w:name="Default Paragraph Font"/>
-    <w:lsdException w:unhideWhenUsed="0" w:uiPriority="0" w:semiHidden="0" w:name="Body Text"/>
+    <w:lsdException w:qFormat="1" w:unhideWhenUsed="0" w:uiPriority="0" w:semiHidden="0" w:name="Body Text"/>
     <w:lsdException w:unhideWhenUsed="0" w:uiPriority="0" w:semiHidden="0" w:name="Body Text Indent"/>
     <w:lsdException w:unhideWhenUsed="0" w:uiPriority="0" w:semiHidden="0" w:name="List Continue"/>
     <w:lsdException w:unhideWhenUsed="0" w:uiPriority="0" w:semiHidden="0" w:name="List Continue 2"/>
@@ -39183,6 +38963,7 @@
     <w:name w:val="Body Text"/>
     <w:basedOn w:val="1"/>
     <w:link w:val="15"/>
+    <w:qFormat/>
     <w:uiPriority w:val="0"/>
     <w:pPr>
       <w:tabs>
@@ -39214,6 +38995,7 @@
     <w:name w:val="header"/>
     <w:basedOn w:val="1"/>
     <w:link w:val="30"/>
+    <w:qFormat/>
     <w:uiPriority w:val="0"/>
     <w:pPr>
       <w:tabs>
@@ -39224,6 +39006,7 @@
   </w:style>
   <w:style w:type="paragraph" w:customStyle="1" w:styleId="12">
     <w:name w:val="Abstract"/>
+    <w:qFormat/>
     <w:uiPriority w:val="0"/>
     <w:pPr>
       <w:spacing w:after="200"/>
@@ -39310,6 +39093,7 @@
   </w:style>
   <w:style w:type="paragraph" w:customStyle="1" w:styleId="18">
     <w:name w:val="figure caption"/>
+    <w:qFormat/>
     <w:uiPriority w:val="0"/>
     <w:pPr>
       <w:numPr>
@@ -39456,6 +39240,7 @@
   </w:style>
   <w:style w:type="paragraph" w:customStyle="1" w:styleId="27">
     <w:name w:val="table footnote"/>
+    <w:qFormat/>
     <w:uiPriority w:val="0"/>
     <w:pPr>
       <w:numPr>
@@ -39475,6 +39260,7 @@
   </w:style>
   <w:style w:type="paragraph" w:customStyle="1" w:styleId="28">
     <w:name w:val="table head"/>
+    <w:qFormat/>
     <w:uiPriority w:val="0"/>
     <w:pPr>
       <w:numPr>

--- a/Article.docx
+++ b/Article.docx
@@ -12880,7 +12880,7 @@
           <w:sz w:val="20"/>
           <w:szCs w:val="20"/>
         </w:rPr>
-        <w:t>预留接触力和质心示意图。</w:t>
+        <w:t>给出接触力和质心的侧视示意图。</w:t>
       </w:r>
     </w:p>
     <w:p>
@@ -12888,20 +12888,50 @@
         <w:keepNext/>
         <w:keepLines/>
         <w:numPr>
-          <w:ilvl w:val="0"/>
           <w:numId w:val="0"/>
         </w:numPr>
-        <w:pBdr>
-          <w:top w:val="single" w:color="B0B0B0" w:sz="4" w:space="1"/>
-          <w:left w:val="single" w:color="B0B0B0" w:sz="4" w:space="1"/>
-          <w:bottom w:val="single" w:color="B0B0B0" w:sz="4" w:space="1"/>
-          <w:right w:val="single" w:color="B0B0B0" w:sz="4" w:space="1"/>
-        </w:pBdr>
         <w:snapToGrid w:val="0"/>
-        <w:spacing w:before="0" w:after="0" w:line="1644" w:lineRule="exact"/>
+        <w:spacing w:before="60" w:after="60" w:line="240" w:lineRule="auto"/>
+        <w:ind w:left="0" w:right="0" w:firstLine="0"/>
+        <w:jc w:val="center"/>
       </w:pPr>
       <w:r>
-        <w:t> </w:t>
+        <w:drawing>
+          <wp:inline distT="0" distB="0" distL="0" distR="0">
+            <wp:extent cx="3060000" cy="1409886"/>
+            <wp:docPr id="26" name="Fig. 5" descr="整机质心与四轮接触力的侧视投影示意图"/>
+            <wp:cNvGraphicFramePr>
+              <a:graphicFrameLocks xmlns:a="http://schemas.openxmlformats.org/drawingml/2006/main" noChangeAspect="1"/>
+            </wp:cNvGraphicFramePr>
+            <a:graphic xmlns:a="http://schemas.openxmlformats.org/drawingml/2006/main">
+              <a:graphicData uri="http://schemas.openxmlformats.org/drawingml/2006/picture">
+                <pic:pic xmlns:pic="http://schemas.openxmlformats.org/drawingml/2006/picture">
+                  <pic:nvPicPr>
+                    <pic:cNvPr id="26" name="whole_robot_contact_forces.png"/>
+                    <pic:cNvPicPr>
+                      <a:picLocks noChangeAspect="1"/>
+                    </pic:cNvPicPr>
+                  </pic:nvPicPr>
+                  <pic:blipFill>
+                    <a:blip r:embed="rId10"/>
+                    <a:stretch>
+                      <a:fillRect/>
+                    </a:stretch>
+                  </pic:blipFill>
+                  <pic:spPr>
+                    <a:xfrm>
+                      <a:off x="0" y="0"/>
+                      <a:ext cx="3060000" cy="1409886"/>
+                    </a:xfrm>
+                    <a:prstGeom prst="rect">
+                      <a:avLst/>
+                    </a:prstGeom>
+                  </pic:spPr>
+                </pic:pic>
+              </a:graphicData>
+            </a:graphic>
+          </wp:inline>
+        </w:drawing>
       </w:r>
     </w:p>
     <w:p>
@@ -12924,7 +12954,7 @@
           <w:rFonts w:hint="eastAsia"/>
           <w:iCs/>
         </w:rPr>
-        <w:t>整机质心、四轮触点及接触力分配（留白，待补图）。</w:t>
+        <w:t>整机质心与四轮接触力的侧视示意。左右对应轮的触点在侧视投影中重合，接触力按前、后两轮组的合力标注；质心位置仅作示意。</w:t>
       </w:r>
     </w:p>
     <w:p>

--- a/Article.docx
+++ b/Article.docx
@@ -12880,7 +12880,7 @@
           <w:sz w:val="20"/>
           <w:szCs w:val="20"/>
         </w:rPr>
-        <w:t>给出接触力和质心的侧视示意图。</w:t>
+        <w:t>基于底盘立体构型给出接触力和质心的示意图。</w:t>
       </w:r>
     </w:p>
     <w:p>
@@ -12898,8 +12898,8 @@
       <w:r>
         <w:drawing>
           <wp:inline distT="0" distB="0" distL="0" distR="0">
-            <wp:extent cx="3060000" cy="1409886"/>
-            <wp:docPr id="26" name="Fig. 5" descr="整机质心与四轮接触力的侧视投影示意图"/>
+            <wp:extent cx="3060000" cy="2295000"/>
+            <wp:docPr id="26" name="Fig. 5" descr="基于底盘立体构型的整机质心与四轮接触力示意图"/>
             <wp:cNvGraphicFramePr>
               <a:graphicFrameLocks xmlns:a="http://schemas.openxmlformats.org/drawingml/2006/main" noChangeAspect="1"/>
             </wp:cNvGraphicFramePr>
@@ -12921,7 +12921,7 @@
                   <pic:spPr>
                     <a:xfrm>
                       <a:off x="0" y="0"/>
-                      <a:ext cx="3060000" cy="1409886"/>
+                      <a:ext cx="3060000" cy="2295000"/>
                     </a:xfrm>
                     <a:prstGeom prst="rect">
                       <a:avLst/>
@@ -12954,7 +12954,7 @@
           <w:rFonts w:hint="eastAsia"/>
           <w:iCs/>
         </w:rPr>
-        <w:t>整机质心与四轮接触力的侧视示意。左右对应轮的触点在侧视投影中重合，接触力按前、后两轮组的合力标注；质心位置仅作示意。</w:t>
+        <w:t>基于底盘立体构型的整机质心与四轮接触力示意。各接触力以竖直箭头示意其作用位置，实际方向由接触条件决定；选取第 i 个触点标注接触力及质心至触点的力臂。质心位置仅作示意。</w:t>
       </w:r>
     </w:p>
     <w:p>

--- a/Article.docx
+++ b/Article.docx
@@ -15140,7 +15140,7 @@
           <w:sz w:val="20"/>
           <w:szCs w:val="20"/>
         </w:rPr>
-        <w:t>满行秩时成立。该解最小化接触力的欧氏范数，并不直接最小化电池能耗，也不自动满足法向力非负、摩擦上限以及辊子方向约束。</w:t>
+        <w:t>满行秩时成立。在本文的常态四轮接地构型下，四个触点不全共线，因此该矩阵的秩为 6，满足满行秩条件。该解最小化接触力的欧氏范数。</w:t>
       </w:r>
     </w:p>
     <w:p>

--- a/Article.docx
+++ b/Article.docx
@@ -12663,8 +12663,6 @@
         </w:rPr>
         <w:t>，因而必须使用传动矩阵的转置。所有轮端力均须先变换至腿基系。</w:t>
       </w:r>
-      <w:bookmarkStart w:id="27" w:name="_GoBack"/>
-      <w:bookmarkEnd w:id="27"/>
     </w:p>
     <w:bookmarkEnd w:id="11"/>
     <w:p>
@@ -12888,6 +12886,7 @@
         <w:keepNext/>
         <w:keepLines/>
         <w:numPr>
+          <w:ilvl w:val="0"/>
           <w:numId w:val="0"/>
         </w:numPr>
         <w:snapToGrid w:val="0"/>
@@ -12898,7 +12897,8 @@
       <w:r>
         <w:drawing>
           <wp:inline distT="0" distB="0" distL="0" distR="0">
-            <wp:extent cx="3060000" cy="2295000"/>
+            <wp:extent cx="3059430" cy="2294890"/>
+            <wp:effectExtent l="0" t="0" r="7620" b="635"/>
             <wp:docPr id="26" name="Fig. 5" descr="基于底盘立体构型的整机质心与四轮接触力示意图"/>
             <wp:cNvGraphicFramePr>
               <a:graphicFrameLocks xmlns:a="http://schemas.openxmlformats.org/drawingml/2006/main" noChangeAspect="1"/>
@@ -12907,13 +12907,13 @@
               <a:graphicData uri="http://schemas.openxmlformats.org/drawingml/2006/picture">
                 <pic:pic xmlns:pic="http://schemas.openxmlformats.org/drawingml/2006/picture">
                   <pic:nvPicPr>
-                    <pic:cNvPr id="26" name="whole_robot_contact_forces.png"/>
+                    <pic:cNvPr id="26" name="Fig. 5" descr="基于底盘立体构型的整机质心与四轮接触力示意图"/>
                     <pic:cNvPicPr>
                       <a:picLocks noChangeAspect="1"/>
                     </pic:cNvPicPr>
                   </pic:nvPicPr>
                   <pic:blipFill>
-                    <a:blip r:embed="rId10"/>
+                    <a:blip r:embed="rId8"/>
                     <a:stretch>
                       <a:fillRect/>
                     </a:stretch>
@@ -13171,6 +13171,12 @@
             <w:insideH w:val="none" w:color="B0B0B0" w:sz="4" w:space="0"/>
             <w:insideV w:val="none" w:color="B0B0B0" w:sz="4" w:space="0"/>
           </w:tblBorders>
+          <w:tblCellMar>
+            <w:top w:w="0" w:type="dxa"/>
+            <w:left w:w="0" w:type="dxa"/>
+            <w:bottom w:w="0" w:type="dxa"/>
+            <w:right w:w="0" w:type="dxa"/>
+          </w:tblCellMar>
         </w:tblPrEx>
         <w:trPr>
           <w:cantSplit/>
@@ -13736,6 +13742,12 @@
             <w:insideH w:val="none" w:color="B0B0B0" w:sz="4" w:space="0"/>
             <w:insideV w:val="none" w:color="B0B0B0" w:sz="4" w:space="0"/>
           </w:tblBorders>
+          <w:tblCellMar>
+            <w:top w:w="0" w:type="dxa"/>
+            <w:left w:w="0" w:type="dxa"/>
+            <w:bottom w:w="0" w:type="dxa"/>
+            <w:right w:w="0" w:type="dxa"/>
+          </w:tblCellMar>
         </w:tblPrEx>
         <w:trPr>
           <w:cantSplit/>
@@ -15143,481 +15155,6 @@
         <w:t>满行秩时成立。在本文的常态四轮接地构型下，四个触点不全共线，因此该矩阵的秩为 6，满足满行秩条件。该解最小化接触力的欧氏范数。</w:t>
       </w:r>
     </w:p>
-    <w:p>
-      <w:pPr>
-        <w:pStyle w:val="7"/>
-        <w:numPr>
-          <w:ilvl w:val="0"/>
-          <w:numId w:val="0"/>
-        </w:numPr>
-        <w:snapToGrid w:val="0"/>
-        <w:rPr>
-          <w:sz w:val="20"/>
-        </w:rPr>
-      </w:pPr>
-      <w:r>
-        <w:rPr>
-          <w:rFonts w:hint="eastAsia"/>
-          <w:sz w:val="20"/>
-          <w:szCs w:val="20"/>
-        </w:rPr>
-        <w:t>对于水平接触，理想模型还要求</w:t>
-      </w:r>
-      <w:r>
-        <w:rPr>
-          <w:sz w:val="20"/>
-          <w:szCs w:val="20"/>
-        </w:rPr>
-        <w:t xml:space="preserve"> </w:t>
-      </w:r>
-      <m:oMath>
-        <m:sSub>
-          <m:sSubPr/>
-          <m:e>
-            <m:r>
-              <m:rPr/>
-              <w:rPr>
-                <w:rFonts w:ascii="Cambria Math" w:hAnsi="Cambria Math" w:eastAsia="Cambria Math" w:cs="Cambria Math"/>
-                <w:sz w:val="20"/>
-                <w:szCs w:val="20"/>
-              </w:rPr>
-              <m:t>f</m:t>
-            </m:r>
-          </m:e>
-          <m:sub>
-            <m:r>
-              <m:rPr>
-                <m:sty m:val="p"/>
-              </m:rPr>
-              <w:rPr>
-                <w:rFonts w:ascii="Cambria Math" w:hAnsi="Cambria Math" w:eastAsia="Cambria Math" w:cs="Cambria Math"/>
-                <w:sz w:val="20"/>
-                <w:szCs w:val="20"/>
-              </w:rPr>
-              <m:t>e,</m:t>
-            </m:r>
-            <m:r>
-              <m:rPr/>
-              <w:rPr>
-                <w:rFonts w:ascii="Cambria Math" w:hAnsi="Cambria Math" w:eastAsia="Cambria Math" w:cs="Cambria Math"/>
-                <w:sz w:val="20"/>
-                <w:szCs w:val="20"/>
-              </w:rPr>
-              <m:t>i</m:t>
-            </m:r>
-            <m:r>
-              <m:rPr>
-                <m:sty m:val="p"/>
-              </m:rPr>
-              <w:rPr>
-                <w:rFonts w:ascii="Cambria Math" w:hAnsi="Cambria Math" w:eastAsia="Cambria Math" w:cs="Cambria Math"/>
-                <w:sz w:val="20"/>
-                <w:szCs w:val="20"/>
-              </w:rPr>
-              <m:t>,</m:t>
-            </m:r>
-            <m:r>
-              <m:rPr/>
-              <w:rPr>
-                <w:rFonts w:ascii="Cambria Math" w:hAnsi="Cambria Math" w:eastAsia="Cambria Math" w:cs="Cambria Math"/>
-                <w:sz w:val="20"/>
-                <w:szCs w:val="20"/>
-              </w:rPr>
-              <m:t>z</m:t>
-            </m:r>
-          </m:sub>
-        </m:sSub>
-        <m:r>
-          <m:rPr>
-            <m:sty m:val="p"/>
-          </m:rPr>
-          <w:rPr>
-            <w:rFonts w:ascii="Cambria Math" w:hAnsi="Cambria Math" w:eastAsia="Cambria Math" w:cs="Cambria Math"/>
-            <w:sz w:val="20"/>
-            <w:szCs w:val="20"/>
-          </w:rPr>
-          <m:t>≥</m:t>
-        </m:r>
-        <m:r>
-          <m:rPr/>
-          <w:rPr>
-            <w:rFonts w:ascii="Cambria Math" w:hAnsi="Cambria Math" w:eastAsia="Cambria Math" w:cs="Cambria Math"/>
-            <w:sz w:val="20"/>
-            <w:szCs w:val="20"/>
-          </w:rPr>
-          <m:t>0</m:t>
-        </m:r>
-      </m:oMath>
-      <w:r>
-        <w:rPr>
-          <w:sz w:val="20"/>
-          <w:szCs w:val="20"/>
-        </w:rPr>
-        <w:t>、</w:t>
-      </w:r>
-      <m:oMath>
-        <m:sSubSup>
-          <m:sSubSupPr/>
-          <m:e>
-            <m:r>
-              <m:rPr>
-                <m:sty m:val="bi"/>
-              </m:rPr>
-              <w:rPr>
-                <w:rFonts w:ascii="Cambria Math" w:hAnsi="Cambria Math" w:eastAsia="Cambria Math" w:cs="Cambria Math"/>
-                <w:sz w:val="20"/>
-                <w:szCs w:val="20"/>
-              </w:rPr>
-              <m:t>t</m:t>
-            </m:r>
-          </m:e>
-          <m:sub>
-            <m:r>
-              <m:rPr/>
-              <w:rPr>
-                <w:rFonts w:ascii="Cambria Math" w:hAnsi="Cambria Math" w:eastAsia="Cambria Math" w:cs="Cambria Math"/>
-                <w:sz w:val="20"/>
-                <w:szCs w:val="20"/>
-              </w:rPr>
-              <m:t>i</m:t>
-            </m:r>
-          </m:sub>
-          <m:sup>
-            <m:r>
-              <m:rPr>
-                <m:sty m:val="p"/>
-              </m:rPr>
-              <w:rPr>
-                <w:rFonts w:ascii="Cambria Math" w:hAnsi="Cambria Math" w:eastAsia="Cambria Math" w:cs="Cambria Math"/>
-                <w:sz w:val="20"/>
-                <w:szCs w:val="20"/>
-              </w:rPr>
-              <m:t>T</m:t>
-            </m:r>
-          </m:sup>
-        </m:sSubSup>
-        <m:sSub>
-          <m:sSubPr/>
-          <m:e>
-            <m:r>
-              <m:rPr>
-                <m:sty m:val="bi"/>
-              </m:rPr>
-              <w:rPr>
-                <w:rFonts w:ascii="Cambria Math" w:hAnsi="Cambria Math" w:eastAsia="Cambria Math" w:cs="Cambria Math"/>
-                <w:sz w:val="20"/>
-                <w:szCs w:val="20"/>
-              </w:rPr>
-              <m:t>f</m:t>
-            </m:r>
-          </m:e>
-          <m:sub>
-            <m:r>
-              <m:rPr>
-                <m:sty m:val="p"/>
-              </m:rPr>
-              <w:rPr>
-                <w:rFonts w:ascii="Cambria Math" w:hAnsi="Cambria Math" w:eastAsia="Cambria Math" w:cs="Cambria Math"/>
-                <w:sz w:val="20"/>
-                <w:szCs w:val="20"/>
-              </w:rPr>
-              <m:t>e,</m:t>
-            </m:r>
-            <m:r>
-              <m:rPr/>
-              <w:rPr>
-                <w:rFonts w:ascii="Cambria Math" w:hAnsi="Cambria Math" w:eastAsia="Cambria Math" w:cs="Cambria Math"/>
-                <w:sz w:val="20"/>
-                <w:szCs w:val="20"/>
-              </w:rPr>
-              <m:t>i</m:t>
-            </m:r>
-          </m:sub>
-        </m:sSub>
-        <m:r>
-          <m:rPr>
-            <m:sty m:val="p"/>
-          </m:rPr>
-          <w:rPr>
-            <w:rFonts w:ascii="Cambria Math" w:hAnsi="Cambria Math" w:eastAsia="Cambria Math" w:cs="Cambria Math"/>
-            <w:sz w:val="20"/>
-            <w:szCs w:val="20"/>
-          </w:rPr>
-          <m:t>≈</m:t>
-        </m:r>
-        <m:r>
-          <m:rPr/>
-          <w:rPr>
-            <w:rFonts w:ascii="Cambria Math" w:hAnsi="Cambria Math" w:eastAsia="Cambria Math" w:cs="Cambria Math"/>
-            <w:sz w:val="20"/>
-            <w:szCs w:val="20"/>
-          </w:rPr>
-          <m:t>0</m:t>
-        </m:r>
-      </m:oMath>
-      <w:r>
-        <w:rPr>
-          <w:sz w:val="20"/>
-          <w:szCs w:val="20"/>
-        </w:rPr>
-        <w:t xml:space="preserve"> </w:t>
-      </w:r>
-      <w:r>
-        <w:rPr>
-          <w:rFonts w:hint="eastAsia"/>
-          <w:sz w:val="20"/>
-          <w:szCs w:val="20"/>
-        </w:rPr>
-        <w:t>及</w:t>
-      </w:r>
-      <w:r>
-        <w:rPr>
-          <w:sz w:val="20"/>
-          <w:szCs w:val="20"/>
-        </w:rPr>
-        <w:t xml:space="preserve"> </w:t>
-      </w:r>
-      <m:oMath>
-        <m:r>
-          <m:rPr>
-            <m:sty m:val="p"/>
-          </m:rPr>
-          <w:rPr>
-            <w:rFonts w:ascii="Cambria Math" w:hAnsi="Cambria Math" w:eastAsia="Cambria Math" w:cs="Cambria Math"/>
-            <w:sz w:val="20"/>
-            <w:szCs w:val="20"/>
-          </w:rPr>
-          <m:t>|</m:t>
-        </m:r>
-        <m:sSubSup>
-          <m:sSubSupPr/>
-          <m:e>
-            <m:r>
-              <m:rPr>
-                <m:sty m:val="bi"/>
-              </m:rPr>
-              <w:rPr>
-                <w:rFonts w:ascii="Cambria Math" w:hAnsi="Cambria Math" w:eastAsia="Cambria Math" w:cs="Cambria Math"/>
-                <w:sz w:val="20"/>
-                <w:szCs w:val="20"/>
-              </w:rPr>
-              <m:t>n</m:t>
-            </m:r>
-          </m:e>
-          <m:sub>
-            <m:r>
-              <m:rPr/>
-              <w:rPr>
-                <w:rFonts w:ascii="Cambria Math" w:hAnsi="Cambria Math" w:eastAsia="Cambria Math" w:cs="Cambria Math"/>
-                <w:sz w:val="20"/>
-                <w:szCs w:val="20"/>
-              </w:rPr>
-              <m:t>i</m:t>
-            </m:r>
-          </m:sub>
-          <m:sup>
-            <m:r>
-              <m:rPr>
-                <m:sty m:val="p"/>
-              </m:rPr>
-              <w:rPr>
-                <w:rFonts w:ascii="Cambria Math" w:hAnsi="Cambria Math" w:eastAsia="Cambria Math" w:cs="Cambria Math"/>
-                <w:sz w:val="20"/>
-                <w:szCs w:val="20"/>
-              </w:rPr>
-              <m:t>T</m:t>
-            </m:r>
-          </m:sup>
-        </m:sSubSup>
-        <m:sSub>
-          <m:sSubPr/>
-          <m:e>
-            <m:r>
-              <m:rPr>
-                <m:sty m:val="bi"/>
-              </m:rPr>
-              <w:rPr>
-                <w:rFonts w:ascii="Cambria Math" w:hAnsi="Cambria Math" w:eastAsia="Cambria Math" w:cs="Cambria Math"/>
-                <w:sz w:val="20"/>
-                <w:szCs w:val="20"/>
-              </w:rPr>
-              <m:t>f</m:t>
-            </m:r>
-          </m:e>
-          <m:sub>
-            <m:r>
-              <m:rPr>
-                <m:sty m:val="p"/>
-              </m:rPr>
-              <w:rPr>
-                <w:rFonts w:ascii="Cambria Math" w:hAnsi="Cambria Math" w:eastAsia="Cambria Math" w:cs="Cambria Math"/>
-                <w:sz w:val="20"/>
-                <w:szCs w:val="20"/>
-              </w:rPr>
-              <m:t>e,</m:t>
-            </m:r>
-            <m:r>
-              <m:rPr/>
-              <w:rPr>
-                <w:rFonts w:ascii="Cambria Math" w:hAnsi="Cambria Math" w:eastAsia="Cambria Math" w:cs="Cambria Math"/>
-                <w:sz w:val="20"/>
-                <w:szCs w:val="20"/>
-              </w:rPr>
-              <m:t>i</m:t>
-            </m:r>
-          </m:sub>
-        </m:sSub>
-        <m:r>
-          <m:rPr>
-            <m:sty m:val="p"/>
-          </m:rPr>
-          <w:rPr>
-            <w:rFonts w:ascii="Cambria Math" w:hAnsi="Cambria Math" w:eastAsia="Cambria Math" w:cs="Cambria Math"/>
-            <w:sz w:val="20"/>
-            <w:szCs w:val="20"/>
-          </w:rPr>
-          <m:t>|≤</m:t>
-        </m:r>
-        <m:sSub>
-          <m:sSubPr/>
-          <m:e>
-            <m:r>
-              <m:rPr/>
-              <w:rPr>
-                <w:rFonts w:ascii="Cambria Math" w:hAnsi="Cambria Math" w:eastAsia="Cambria Math" w:cs="Cambria Math"/>
-                <w:sz w:val="20"/>
-                <w:szCs w:val="20"/>
-              </w:rPr>
-              <m:t>μ</m:t>
-            </m:r>
-          </m:e>
-          <m:sub>
-            <m:r>
-              <m:rPr/>
-              <w:rPr>
-                <w:rFonts w:ascii="Cambria Math" w:hAnsi="Cambria Math" w:eastAsia="Cambria Math" w:cs="Cambria Math"/>
-                <w:sz w:val="20"/>
-                <w:szCs w:val="20"/>
-              </w:rPr>
-              <m:t>i</m:t>
-            </m:r>
-          </m:sub>
-        </m:sSub>
-        <m:sSub>
-          <m:sSubPr/>
-          <m:e>
-            <m:r>
-              <m:rPr/>
-              <w:rPr>
-                <w:rFonts w:ascii="Cambria Math" w:hAnsi="Cambria Math" w:eastAsia="Cambria Math" w:cs="Cambria Math"/>
-                <w:sz w:val="20"/>
-                <w:szCs w:val="20"/>
-              </w:rPr>
-              <m:t>f</m:t>
-            </m:r>
-          </m:e>
-          <m:sub>
-            <m:r>
-              <m:rPr>
-                <m:sty m:val="p"/>
-              </m:rPr>
-              <w:rPr>
-                <w:rFonts w:ascii="Cambria Math" w:hAnsi="Cambria Math" w:eastAsia="Cambria Math" w:cs="Cambria Math"/>
-                <w:sz w:val="20"/>
-                <w:szCs w:val="20"/>
-              </w:rPr>
-              <m:t>e,</m:t>
-            </m:r>
-            <m:r>
-              <m:rPr/>
-              <w:rPr>
-                <w:rFonts w:ascii="Cambria Math" w:hAnsi="Cambria Math" w:eastAsia="Cambria Math" w:cs="Cambria Math"/>
-                <w:sz w:val="20"/>
-                <w:szCs w:val="20"/>
-              </w:rPr>
-              <m:t>i</m:t>
-            </m:r>
-            <m:r>
-              <m:rPr>
-                <m:sty m:val="p"/>
-              </m:rPr>
-              <w:rPr>
-                <w:rFonts w:ascii="Cambria Math" w:hAnsi="Cambria Math" w:eastAsia="Cambria Math" w:cs="Cambria Math"/>
-                <w:sz w:val="20"/>
-                <w:szCs w:val="20"/>
-              </w:rPr>
-              <m:t>,</m:t>
-            </m:r>
-            <m:r>
-              <m:rPr/>
-              <w:rPr>
-                <w:rFonts w:ascii="Cambria Math" w:hAnsi="Cambria Math" w:eastAsia="Cambria Math" w:cs="Cambria Math"/>
-                <w:sz w:val="20"/>
-                <w:szCs w:val="20"/>
-              </w:rPr>
-              <m:t>z</m:t>
-            </m:r>
-          </m:sub>
-        </m:sSub>
-      </m:oMath>
-      <w:r>
-        <w:rPr>
-          <w:rFonts w:hint="eastAsia"/>
-          <w:sz w:val="20"/>
-          <w:szCs w:val="20"/>
-        </w:rPr>
-        <w:t>，其中</w:t>
-      </w:r>
-      <w:r>
-        <w:rPr>
-          <w:sz w:val="20"/>
-          <w:szCs w:val="20"/>
-        </w:rPr>
-        <w:t xml:space="preserve"> </w:t>
-      </w:r>
-      <m:oMath>
-        <m:sSub>
-          <m:sSubPr/>
-          <m:e>
-            <m:r>
-              <m:rPr/>
-              <w:rPr>
-                <w:rFonts w:ascii="Cambria Math" w:hAnsi="Cambria Math" w:eastAsia="Cambria Math" w:cs="Cambria Math"/>
-                <w:sz w:val="20"/>
-                <w:szCs w:val="20"/>
-              </w:rPr>
-              <m:t>μ</m:t>
-            </m:r>
-          </m:e>
-          <m:sub>
-            <m:r>
-              <m:rPr/>
-              <w:rPr>
-                <w:rFonts w:ascii="Cambria Math" w:hAnsi="Cambria Math" w:eastAsia="Cambria Math" w:cs="Cambria Math"/>
-                <w:sz w:val="20"/>
-                <w:szCs w:val="20"/>
-              </w:rPr>
-              <m:t>i</m:t>
-            </m:r>
-          </m:sub>
-        </m:sSub>
-      </m:oMath>
-      <w:r>
-        <w:rPr>
-          <w:sz w:val="20"/>
-          <w:szCs w:val="20"/>
-        </w:rPr>
-        <w:t xml:space="preserve"> </w:t>
-      </w:r>
-      <w:r>
-        <w:rPr>
-          <w:rFonts w:hint="eastAsia"/>
-          <w:sz w:val="20"/>
-          <w:szCs w:val="20"/>
-        </w:rPr>
-        <w:t>为有效摩擦系数，方向矢量需转换至惯性系。基线分配不满足这些条件时，不能视为可直接执行的地面力。报告提出的二次规划可加入这些限制，但不属于本文已有实验的实现结果。</w:t>
-      </w:r>
-    </w:p>
     <w:bookmarkEnd w:id="12"/>
     <w:p>
       <w:pPr>
@@ -15628,6 +15165,8 @@
         </w:numPr>
         <w:snapToGrid w:val="0"/>
       </w:pPr>
+      <w:bookmarkStart w:id="27" w:name="_GoBack"/>
+      <w:bookmarkEnd w:id="27"/>
       <w:bookmarkStart w:id="13" w:name="姿态控制器与离地检测"/>
       <w:r>
         <w:t xml:space="preserve">5) </w:t>
@@ -15847,12 +15386,6 @@
             <w:insideH w:val="none" w:color="B0B0B0" w:sz="4" w:space="0"/>
             <w:insideV w:val="none" w:color="B0B0B0" w:sz="4" w:space="0"/>
           </w:tblBorders>
-          <w:tblCellMar>
-            <w:top w:w="0" w:type="dxa"/>
-            <w:left w:w="0" w:type="dxa"/>
-            <w:bottom w:w="0" w:type="dxa"/>
-            <w:right w:w="0" w:type="dxa"/>
-          </w:tblCellMar>
         </w:tblPrEx>
         <w:trPr>
           <w:cantSplit/>
@@ -22794,6 +22327,12 @@
             <w:insideH w:val="none" w:color="B0B0B0" w:sz="4" w:space="0"/>
             <w:insideV w:val="none" w:color="B0B0B0" w:sz="4" w:space="0"/>
           </w:tblBorders>
+          <w:tblCellMar>
+            <w:top w:w="0" w:type="dxa"/>
+            <w:left w:w="0" w:type="dxa"/>
+            <w:bottom w:w="0" w:type="dxa"/>
+            <w:right w:w="0" w:type="dxa"/>
+          </w:tblCellMar>
         </w:tblPrEx>
         <w:trPr>
           <w:cantSplit/>
@@ -30913,6 +30452,12 @@
             <w:insideH w:val="none" w:color="B0B0B0" w:sz="4" w:space="0"/>
             <w:insideV w:val="none" w:color="B0B0B0" w:sz="4" w:space="0"/>
           </w:tblBorders>
+          <w:tblCellMar>
+            <w:top w:w="0" w:type="dxa"/>
+            <w:left w:w="0" w:type="dxa"/>
+            <w:bottom w:w="0" w:type="dxa"/>
+            <w:right w:w="0" w:type="dxa"/>
+          </w:tblCellMar>
         </w:tblPrEx>
         <w:trPr>
           <w:cantSplit/>
@@ -34375,14 +33920,6 @@
         </w:tc>
       </w:tr>
       <w:tr>
-        <w:tblPrEx>
-          <w:tblCellMar>
-            <w:top w:w="0" w:type="dxa"/>
-            <w:left w:w="108" w:type="dxa"/>
-            <w:bottom w:w="0" w:type="dxa"/>
-            <w:right w:w="108" w:type="dxa"/>
-          </w:tblCellMar>
-        </w:tblPrEx>
         <w:trPr>
           <w:cantSplit/>
         </w:trPr>
@@ -34846,14 +34383,6 @@
         </w:tc>
       </w:tr>
       <w:tr>
-        <w:tblPrEx>
-          <w:tblCellMar>
-            <w:top w:w="0" w:type="dxa"/>
-            <w:left w:w="108" w:type="dxa"/>
-            <w:bottom w:w="0" w:type="dxa"/>
-            <w:right w:w="108" w:type="dxa"/>
-          </w:tblCellMar>
-        </w:tblPrEx>
         <w:trPr>
           <w:cantSplit/>
         </w:trPr>

--- a/Article.docx
+++ b/Article.docx
@@ -15167,7 +15167,7 @@
       </w:pPr>
       <w:bookmarkStart w:id="27" w:name="_GoBack"/>
       <w:bookmarkEnd w:id="27"/>
-      <w:bookmarkStart w:id="13" w:name="姿态控制器与离地检测"/>
+      <w:bookmarkStart w:id="13" w:name="姿态控制器"/>
       <w:r>
         <w:t xml:space="preserve">5) </w:t>
       </w:r>
@@ -15175,7 +15175,7 @@
         <w:rPr>
           <w:rFonts w:hint="eastAsia"/>
         </w:rPr>
-        <w:t>姿态控制器与离地检测</w:t>
+        <w:t>姿态控制器</w:t>
       </w:r>
     </w:p>
     <w:p>
@@ -15270,7 +15270,7 @@
           <w:sz w:val="20"/>
           <w:szCs w:val="20"/>
         </w:rPr>
-        <w:t>[4]。对任一姿态轴</w:t>
+        <w:t>[4]。闭环控制结构如 Fig. 6 所示。对任一姿态轴</w:t>
       </w:r>
       <w:r>
         <w:rPr>
@@ -18104,6 +18104,93 @@
     </w:p>
     <w:p>
       <w:pPr>
+        <w:keepNext/>
+        <w:keepLines/>
+        <w:numPr>
+          <w:ilvl w:val="0"/>
+          <w:numId w:val="0"/>
+        </w:numPr>
+        <w:snapToGrid w:val="0"/>
+        <w:spacing w:before="60" w:after="60" w:line="240" w:lineRule="auto"/>
+        <w:ind w:left="0" w:right="0" w:firstLine="0"/>
+        <w:jc w:val="center"/>
+      </w:pPr>
+      <w:r>
+        <w:drawing>
+          <wp:inline distT="0" distB="0" distL="0" distR="0">
+            <wp:extent cx="3060000" cy="4308158"/>
+            <wp:effectExtent l="0" t="0" r="7620" b="635"/>
+            <wp:docPr id="27" name="Fig. 6" descr="底盘姿态控制器闭环方框图"/>
+            <wp:cNvGraphicFramePr>
+              <a:graphicFrameLocks xmlns:a="http://schemas.openxmlformats.org/drawingml/2006/main" noChangeAspect="1"/>
+            </wp:cNvGraphicFramePr>
+            <a:graphic xmlns:a="http://schemas.openxmlformats.org/drawingml/2006/main">
+              <a:graphicData uri="http://schemas.openxmlformats.org/drawingml/2006/picture">
+                <pic:pic xmlns:pic="http://schemas.openxmlformats.org/drawingml/2006/picture">
+                  <pic:nvPicPr>
+                    <pic:cNvPr id="27" name="Fig. 6" descr="底盘姿态控制器闭环方框图"/>
+                    <pic:cNvPicPr>
+                      <a:picLocks noChangeAspect="1"/>
+                    </pic:cNvPicPr>
+                  </pic:nvPicPr>
+                  <pic:blipFill>
+                    <a:blip r:embed="rId11"/>
+                    <a:stretch>
+                      <a:fillRect/>
+                    </a:stretch>
+                  </pic:blipFill>
+                  <pic:spPr>
+                    <a:xfrm>
+                      <a:off x="0" y="0"/>
+                      <a:ext cx="3060000" cy="4308158"/>
+                    </a:xfrm>
+                    <a:prstGeom prst="rect">
+                      <a:avLst/>
+                    </a:prstGeom>
+                  </pic:spPr>
+                </pic:pic>
+              </a:graphicData>
+            </a:graphic>
+          </wp:inline>
+        </w:drawing>
+      </w:r>
+    </w:p>
+    <w:p>
+      <w:pPr>
+        <w:pStyle w:val="18"/>
+        <w:numPr>
+          <w:numId w:val="0"/>
+        </w:numPr>
+        <w:snapToGrid w:val="0"/>
+      </w:pPr>
+      <w:r>
+        <w:t>Fig. 6. 底盘姿态控制器闭环方框图。滚转与俯仰分别采用式（18）的串级比例反馈及高度增量累加，两轴修正量经式（20）共同分配至四腿；关节伺服内环合并表示。</w:t>
+      </w:r>
+    </w:p>
+    <w:bookmarkEnd w:id="8"/>
+    <w:bookmarkEnd w:id="13"/>
+    <w:p>
+      <w:pPr>
+        <w:pStyle w:val="3"/>
+        <w:numPr>
+          <w:ilvl w:val="1"/>
+          <w:numId w:val="0"/>
+        </w:numPr>
+        <w:snapToGrid w:val="0"/>
+      </w:pPr>
+      <w:bookmarkStart w:id="14" w:name="c.-机械臂逆运动学"/>
+      <w:r>
+        <w:t xml:space="preserve">C. </w:t>
+      </w:r>
+      <w:r>
+        <w:rPr>
+          <w:rFonts w:hint="eastAsia"/>
+        </w:rPr>
+        <w:t>机械臂逆运动学</w:t>
+      </w:r>
+    </w:p>
+    <w:p>
+      <w:pPr>
         <w:pStyle w:val="7"/>
         <w:numPr>
           <w:ilvl w:val="0"/>
@@ -18120,7 +18207,22 @@
           <w:sz w:val="20"/>
           <w:szCs w:val="20"/>
         </w:rPr>
-        <w:t>离地检测使用电机反馈力矩估算腿平面内的轮端载荷。令</w:t>
+        <w:t>六轴机械臂采用肘式臂与球腕结构，末三轴交于腕心，可将逆解分为前三轴定位和后三轴定姿</w:t>
+      </w:r>
+      <w:r>
+        <w:rPr>
+          <w:sz w:val="20"/>
+          <w:szCs w:val="20"/>
+        </w:rPr>
+        <w:t xml:space="preserve"> </w:t>
+      </w:r>
+      <w:r>
+        <w:rPr>
+          <w:rFonts w:hint="eastAsia"/>
+          <w:sz w:val="20"/>
+          <w:szCs w:val="20"/>
+        </w:rPr>
+        <w:t>[4]。给定末端目标位置</w:t>
       </w:r>
       <w:r>
         <w:rPr>
@@ -18142,89 +18244,133 @@
                 <w:sz w:val="20"/>
                 <w:szCs w:val="20"/>
               </w:rPr>
-              <m:t>τ</m:t>
+              <m:t>p</m:t>
             </m:r>
           </m:e>
           <m:sub>
             <m:r>
-              <m:rPr>
-                <m:sty m:val="p"/>
-              </m:rPr>
-              <w:rPr>
-                <w:rFonts w:ascii="Cambria Math" w:hAnsi="Cambria Math" w:eastAsia="Cambria Math" w:cs="Cambria Math"/>
-                <w:sz w:val="20"/>
-                <w:szCs w:val="20"/>
-              </w:rPr>
-              <m:t>q,fb</m:t>
+              <m:rPr/>
+              <w:rPr>
+                <w:rFonts w:ascii="Cambria Math" w:hAnsi="Cambria Math" w:eastAsia="Cambria Math" w:cs="Cambria Math"/>
+                <w:sz w:val="20"/>
+                <w:szCs w:val="20"/>
+              </w:rPr>
+              <m:t>06</m:t>
             </m:r>
           </m:sub>
         </m:sSub>
+      </m:oMath>
+      <w:r>
+        <w:rPr>
+          <w:sz w:val="20"/>
+          <w:szCs w:val="20"/>
+        </w:rPr>
+        <w:t xml:space="preserve"> </w:t>
+      </w:r>
+      <w:r>
+        <w:rPr>
+          <w:rFonts w:hint="eastAsia"/>
+          <w:sz w:val="20"/>
+          <w:szCs w:val="20"/>
+        </w:rPr>
+        <w:t>和姿态</w:t>
+      </w:r>
+      <w:r>
+        <w:rPr>
+          <w:sz w:val="20"/>
+          <w:szCs w:val="20"/>
+        </w:rPr>
+        <w:t xml:space="preserve"> </w:t>
+      </w:r>
+      <m:oMath>
+        <m:sSub>
+          <m:sSubPr/>
+          <m:e>
+            <m:r>
+              <m:rPr>
+                <m:sty m:val="b"/>
+              </m:rPr>
+              <w:rPr>
+                <w:rFonts w:ascii="Cambria Math" w:hAnsi="Cambria Math" w:eastAsia="Cambria Math" w:cs="Cambria Math"/>
+                <w:sz w:val="20"/>
+                <w:szCs w:val="20"/>
+              </w:rPr>
+              <m:t>R</m:t>
+            </m:r>
+          </m:e>
+          <m:sub>
+            <m:r>
+              <m:rPr/>
+              <w:rPr>
+                <w:rFonts w:ascii="Cambria Math" w:hAnsi="Cambria Math" w:eastAsia="Cambria Math" w:cs="Cambria Math"/>
+                <w:sz w:val="20"/>
+                <w:szCs w:val="20"/>
+              </w:rPr>
+              <m:t>06</m:t>
+            </m:r>
+          </m:sub>
+        </m:sSub>
+      </m:oMath>
+      <w:r>
+        <w:rPr>
+          <w:rFonts w:hint="eastAsia"/>
+          <w:sz w:val="20"/>
+          <w:szCs w:val="20"/>
+        </w:rPr>
+        <w:t>，按照报告的工具坐标约定，腕心沿工具负</w:t>
+      </w:r>
+      <w:r>
+        <w:rPr>
+          <w:sz w:val="20"/>
+          <w:szCs w:val="20"/>
+        </w:rPr>
+        <w:t xml:space="preserve"> </w:t>
+      </w:r>
+      <m:oMath>
         <m:r>
-          <m:rPr>
-            <m:sty m:val="p"/>
-          </m:rPr>
+          <m:rPr/>
           <w:rPr>
             <w:rFonts w:ascii="Cambria Math" w:hAnsi="Cambria Math" w:eastAsia="Cambria Math" w:cs="Cambria Math"/>
             <w:sz w:val="20"/>
             <w:szCs w:val="20"/>
           </w:rPr>
-          <m:t>=</m:t>
+          <m:t>y</m:t>
         </m:r>
-        <m:sSubSup>
-          <m:sSubSupPr/>
-          <m:e>
-            <m:r>
-              <m:rPr>
-                <m:sty m:val="b"/>
-              </m:rPr>
-              <w:rPr>
-                <w:rFonts w:ascii="Cambria Math" w:hAnsi="Cambria Math" w:eastAsia="Cambria Math" w:cs="Cambria Math"/>
-                <w:sz w:val="20"/>
-                <w:szCs w:val="20"/>
-              </w:rPr>
-              <m:t>A</m:t>
-            </m:r>
-          </m:e>
-          <m:sub>
-            <m:r>
-              <m:rPr>
-                <m:sty m:val="p"/>
-              </m:rPr>
-              <w:rPr>
-                <w:rFonts w:ascii="Cambria Math" w:hAnsi="Cambria Math" w:eastAsia="Cambria Math" w:cs="Cambria Math"/>
-                <w:sz w:val="20"/>
-                <w:szCs w:val="20"/>
-              </w:rPr>
-              <m:t>tr</m:t>
-            </m:r>
-          </m:sub>
-          <m:sup>
-            <m:r>
-              <m:rPr>
-                <m:sty m:val="p"/>
-              </m:rPr>
-              <w:rPr>
-                <w:rFonts w:ascii="Cambria Math" w:hAnsi="Cambria Math" w:eastAsia="Cambria Math" w:cs="Cambria Math"/>
-                <w:sz w:val="20"/>
-                <w:szCs w:val="20"/>
-              </w:rPr>
-              <m:t>−T</m:t>
-            </m:r>
-          </m:sup>
-        </m:sSubSup>
+      </m:oMath>
+      <w:r>
+        <w:rPr>
+          <w:sz w:val="20"/>
+          <w:szCs w:val="20"/>
+        </w:rPr>
+        <w:t xml:space="preserve"> </w:t>
+      </w:r>
+      <w:r>
+        <w:rPr>
+          <w:rFonts w:hint="eastAsia"/>
+          <w:sz w:val="20"/>
+          <w:szCs w:val="20"/>
+        </w:rPr>
+        <w:t>轴回退距离</w:t>
+      </w:r>
+      <w:r>
+        <w:rPr>
+          <w:sz w:val="20"/>
+          <w:szCs w:val="20"/>
+        </w:rPr>
+        <w:t xml:space="preserve"> </w:t>
+      </w:r>
+      <m:oMath>
         <m:sSub>
           <m:sSubPr/>
           <m:e>
             <m:r>
-              <m:rPr>
-                <m:sty m:val="bi"/>
-              </m:rPr>
-              <w:rPr>
-                <w:rFonts w:ascii="Cambria Math" w:hAnsi="Cambria Math" w:eastAsia="Cambria Math" w:cs="Cambria Math"/>
-                <w:sz w:val="20"/>
-                <w:szCs w:val="20"/>
-              </w:rPr>
-              <m:t>τ</m:t>
+              <m:rPr/>
+              <w:rPr>
+                <w:rFonts w:ascii="Cambria Math" w:hAnsi="Cambria Math" w:eastAsia="Cambria Math" w:cs="Cambria Math"/>
+                <w:sz w:val="20"/>
+                <w:szCs w:val="20"/>
+              </w:rPr>
+              <m:t>d</m:t>
             </m:r>
           </m:e>
           <m:sub>
@@ -18235,18 +18381,7 @@
                 <w:sz w:val="20"/>
                 <w:szCs w:val="20"/>
               </w:rPr>
-              <m:t>η</m:t>
-            </m:r>
-            <m:r>
-              <m:rPr>
-                <m:sty m:val="p"/>
-              </m:rPr>
-              <w:rPr>
-                <w:rFonts w:ascii="Cambria Math" w:hAnsi="Cambria Math" w:eastAsia="Cambria Math" w:cs="Cambria Math"/>
-                <w:sz w:val="20"/>
-                <w:szCs w:val="20"/>
-              </w:rPr>
-              <m:t>,fb</m:t>
+              <m:t>6</m:t>
             </m:r>
           </m:sub>
         </m:sSub>
@@ -18257,7 +18392,7 @@
           <w:sz w:val="20"/>
           <w:szCs w:val="20"/>
         </w:rPr>
-        <w:t>，由虚功关系可得</w:t>
+        <w:t>：</w:t>
       </w:r>
     </w:p>
     <w:tbl>
@@ -18334,22 +18469,17 @@
                 <m:sSub>
                   <m:sSubPr/>
                   <m:e>
-                    <m:acc>
-                      <m:accPr/>
-                      <m:e>
-                        <m:r>
-                          <m:rPr>
-                            <m:sty m:val="bi"/>
-                          </m:rPr>
-                          <w:rPr>
-                            <w:rFonts w:ascii="Cambria Math" w:hAnsi="Cambria Math" w:eastAsia="Cambria Math" w:cs="Cambria Math"/>
-                            <w:sz w:val="18"/>
-                            <w:szCs w:val="18"/>
-                          </w:rPr>
-                          <m:t>f</m:t>
-                        </m:r>
-                      </m:e>
-                    </m:acc>
+                    <m:r>
+                      <m:rPr>
+                        <m:sty m:val="bi"/>
+                      </m:rPr>
+                      <w:rPr>
+                        <w:rFonts w:ascii="Cambria Math" w:hAnsi="Cambria Math" w:eastAsia="Cambria Math" w:cs="Cambria Math"/>
+                        <w:sz w:val="18"/>
+                        <w:szCs w:val="18"/>
+                      </w:rPr>
+                      <m:t>p</m:t>
+                    </m:r>
                   </m:e>
                   <m:sub>
                     <m:r>
@@ -18361,7 +18491,7 @@
                         <w:sz w:val="18"/>
                         <w:szCs w:val="18"/>
                       </w:rPr>
-                      <m:t>w</m:t>
+                      <m:t>W</m:t>
                     </m:r>
                   </m:sub>
                 </m:sSub>
@@ -18374,10 +18504,73 @@
                     <w:sz w:val="18"/>
                     <w:szCs w:val="18"/>
                   </w:rPr>
-                  <m:t>=(</m:t>
+                  <m:t>=</m:t>
                 </m:r>
-                <m:sSubSup>
-                  <m:sSubSupPr/>
+                <m:sSub>
+                  <m:sSubPr/>
+                  <m:e>
+                    <m:r>
+                      <m:rPr>
+                        <m:sty m:val="bi"/>
+                      </m:rPr>
+                      <w:rPr>
+                        <w:rFonts w:ascii="Cambria Math" w:hAnsi="Cambria Math" w:eastAsia="Cambria Math" w:cs="Cambria Math"/>
+                        <w:sz w:val="18"/>
+                        <w:szCs w:val="18"/>
+                      </w:rPr>
+                      <m:t>p</m:t>
+                    </m:r>
+                  </m:e>
+                  <m:sub>
+                    <m:r>
+                      <m:rPr/>
+                      <w:rPr>
+                        <w:rFonts w:ascii="Cambria Math" w:hAnsi="Cambria Math" w:eastAsia="Cambria Math" w:cs="Cambria Math"/>
+                        <w:sz w:val="18"/>
+                        <w:szCs w:val="18"/>
+                      </w:rPr>
+                      <m:t>06</m:t>
+                    </m:r>
+                  </m:sub>
+                </m:sSub>
+                <m:r>
+                  <m:rPr>
+                    <m:sty m:val="p"/>
+                  </m:rPr>
+                  <w:rPr>
+                    <w:rFonts w:ascii="Cambria Math" w:hAnsi="Cambria Math" w:eastAsia="Cambria Math" w:cs="Cambria Math"/>
+                    <w:sz w:val="18"/>
+                    <w:szCs w:val="18"/>
+                  </w:rPr>
+                  <m:t>−</m:t>
+                </m:r>
+                <m:sSub>
+                  <m:sSubPr/>
+                  <m:e>
+                    <m:r>
+                      <m:rPr/>
+                      <w:rPr>
+                        <w:rFonts w:ascii="Cambria Math" w:hAnsi="Cambria Math" w:eastAsia="Cambria Math" w:cs="Cambria Math"/>
+                        <w:sz w:val="18"/>
+                        <w:szCs w:val="18"/>
+                      </w:rPr>
+                      <m:t>d</m:t>
+                    </m:r>
+                  </m:e>
+                  <m:sub>
+                    <m:r>
+                      <m:rPr/>
+                      <w:rPr>
+                        <w:rFonts w:ascii="Cambria Math" w:hAnsi="Cambria Math" w:eastAsia="Cambria Math" w:cs="Cambria Math"/>
+                        <w:sz w:val="18"/>
+                        <w:szCs w:val="18"/>
+                      </w:rPr>
+                      <m:t>6</m:t>
+                    </m:r>
+                  </m:sub>
+                </m:sSub>
+                <m:sSub>
+                  <m:sSubPr/>
                   <m:e>
                     <m:r>
                       <m:rPr>
@@ -18388,197 +18581,48 @@
                         <w:sz w:val="18"/>
                         <w:szCs w:val="18"/>
                       </w:rPr>
-                      <m:t>J</m:t>
+                      <m:t>R</m:t>
                     </m:r>
                   </m:e>
                   <m:sub>
                     <m:r>
+                      <m:rPr/>
+                      <w:rPr>
+                        <w:rFonts w:ascii="Cambria Math" w:hAnsi="Cambria Math" w:eastAsia="Cambria Math" w:cs="Cambria Math"/>
+                        <w:sz w:val="18"/>
+                        <w:szCs w:val="18"/>
+                      </w:rPr>
+                      <m:t>06</m:t>
+                    </m:r>
+                  </m:sub>
+                </m:sSub>
+                <m:sSub>
+                  <m:sSubPr/>
+                  <m:e>
+                    <m:r>
                       <m:rPr>
-                        <m:sty m:val="p"/>
+                        <m:sty m:val="bi"/>
                       </m:rPr>
                       <w:rPr>
                         <w:rFonts w:ascii="Cambria Math" w:hAnsi="Cambria Math" w:eastAsia="Cambria Math" w:cs="Cambria Math"/>
                         <w:sz w:val="18"/>
                         <w:szCs w:val="18"/>
                       </w:rPr>
-                      <m:t>leg</m:t>
+                      <m:t>e</m:t>
+                    </m:r>
+                  </m:e>
+                  <m:sub>
+                    <m:r>
+                      <m:rPr/>
+                      <w:rPr>
+                        <w:rFonts w:ascii="Cambria Math" w:hAnsi="Cambria Math" w:eastAsia="Cambria Math" w:cs="Cambria Math"/>
+                        <w:sz w:val="18"/>
+                        <w:szCs w:val="18"/>
+                      </w:rPr>
+                      <m:t>y</m:t>
                     </m:r>
                   </m:sub>
-                  <m:sup>
-                    <m:r>
-                      <m:rPr>
-                        <m:sty m:val="p"/>
-                      </m:rPr>
-                      <w:rPr>
-                        <w:rFonts w:ascii="Cambria Math" w:hAnsi="Cambria Math" w:eastAsia="Cambria Math" w:cs="Cambria Math"/>
-                        <w:sz w:val="18"/>
-                        <w:szCs w:val="18"/>
-                      </w:rPr>
-                      <m:t>T</m:t>
-                    </m:r>
-                  </m:sup>
-                </m:sSubSup>
-                <m:sSup>
-                  <m:sSupPr/>
-                  <m:e>
-                    <m:r>
-                      <m:rPr>
-                        <m:sty m:val="p"/>
-                      </m:rPr>
-                      <w:rPr>
-                        <w:rFonts w:ascii="Cambria Math" w:hAnsi="Cambria Math" w:eastAsia="Cambria Math" w:cs="Cambria Math"/>
-                        <w:sz w:val="18"/>
-                        <w:szCs w:val="18"/>
-                      </w:rPr>
-                      <m:t>)</m:t>
-                    </m:r>
-                  </m:e>
-                  <m:sup>
-                    <m:r>
-                      <m:rPr>
-                        <m:sty m:val="p"/>
-                      </m:rPr>
-                      <w:rPr>
-                        <w:rFonts w:ascii="Cambria Math" w:hAnsi="Cambria Math" w:eastAsia="Cambria Math" w:cs="Cambria Math"/>
-                        <w:sz w:val="18"/>
-                        <w:szCs w:val="18"/>
-                      </w:rPr>
-                      <m:t>†</m:t>
-                    </m:r>
-                  </m:sup>
-                </m:sSup>
-                <m:d>
-                  <m:dPr>
-                    <m:sepChr m:val=""/>
-                  </m:dPr>
-                  <m:e>
-                    <m:sSub>
-                      <m:sSubPr/>
-                      <m:e>
-                        <m:r>
-                          <m:rPr>
-                            <m:sty m:val="bi"/>
-                          </m:rPr>
-                          <w:rPr>
-                            <w:rFonts w:ascii="Cambria Math" w:hAnsi="Cambria Math" w:eastAsia="Cambria Math" w:cs="Cambria Math"/>
-                            <w:sz w:val="18"/>
-                            <w:szCs w:val="18"/>
-                          </w:rPr>
-                          <m:t>τ</m:t>
-                        </m:r>
-                      </m:e>
-                      <m:sub>
-                        <m:r>
-                          <m:rPr>
-                            <m:sty m:val="p"/>
-                          </m:rPr>
-                          <w:rPr>
-                            <w:rFonts w:ascii="Cambria Math" w:hAnsi="Cambria Math" w:eastAsia="Cambria Math" w:cs="Cambria Math"/>
-                            <w:sz w:val="18"/>
-                            <w:szCs w:val="18"/>
-                          </w:rPr>
-                          <m:t>q,fb</m:t>
-                        </m:r>
-                      </m:sub>
-                    </m:sSub>
-                    <m:r>
-                      <m:rPr>
-                        <m:sty m:val="p"/>
-                      </m:rPr>
-                      <w:rPr>
-                        <w:rFonts w:ascii="Cambria Math" w:hAnsi="Cambria Math" w:eastAsia="Cambria Math" w:cs="Cambria Math"/>
-                        <w:sz w:val="18"/>
-                        <w:szCs w:val="18"/>
-                      </w:rPr>
-                      <m:t>−[</m:t>
-                    </m:r>
-                    <m:r>
-                      <m:rPr/>
-                      <w:rPr>
-                        <w:rFonts w:ascii="Cambria Math" w:hAnsi="Cambria Math" w:eastAsia="Cambria Math" w:cs="Cambria Math"/>
-                        <w:sz w:val="18"/>
-                        <w:szCs w:val="18"/>
-                      </w:rPr>
-                      <m:t>1</m:t>
-                    </m:r>
-                    <m:r>
-                      <m:rPr>
-                        <m:sty m:val="p"/>
-                      </m:rPr>
-                      <w:rPr>
-                        <w:rFonts w:ascii="Cambria Math" w:hAnsi="Cambria Math" w:eastAsia="Cambria Math" w:cs="Cambria Math"/>
-                        <w:sz w:val="18"/>
-                        <w:szCs w:val="18"/>
-                      </w:rPr>
-                      <m:t>,</m:t>
-                    </m:r>
-                    <m:r>
-                      <m:rPr/>
-                      <w:rPr>
-                        <w:rFonts w:ascii="Cambria Math" w:hAnsi="Cambria Math" w:eastAsia="Cambria Math" w:cs="Cambria Math"/>
-                        <w:sz w:val="18"/>
-                        <w:szCs w:val="18"/>
-                      </w:rPr>
-                      <m:t>1</m:t>
-                    </m:r>
-                    <m:sSup>
-                      <m:sSupPr/>
-                      <m:e>
-                        <m:r>
-                          <m:rPr>
-                            <m:sty m:val="p"/>
-                          </m:rPr>
-                          <w:rPr>
-                            <w:rFonts w:ascii="Cambria Math" w:hAnsi="Cambria Math" w:eastAsia="Cambria Math" w:cs="Cambria Math"/>
-                            <w:sz w:val="18"/>
-                            <w:szCs w:val="18"/>
-                          </w:rPr>
-                          <m:t>]</m:t>
-                        </m:r>
-                      </m:e>
-                      <m:sup>
-                        <m:r>
-                          <m:rPr>
-                            <m:sty m:val="p"/>
-                          </m:rPr>
-                          <w:rPr>
-                            <w:rFonts w:ascii="Cambria Math" w:hAnsi="Cambria Math" w:eastAsia="Cambria Math" w:cs="Cambria Math"/>
-                            <w:sz w:val="18"/>
-                            <w:szCs w:val="18"/>
-                          </w:rPr>
-                          <m:t>T</m:t>
-                        </m:r>
-                      </m:sup>
-                    </m:sSup>
-                    <m:sSub>
-                      <m:sSubPr/>
-                      <m:e>
-                        <m:r>
-                          <m:rPr/>
-                          <w:rPr>
-                            <w:rFonts w:ascii="Cambria Math" w:hAnsi="Cambria Math" w:eastAsia="Cambria Math" w:cs="Cambria Math"/>
-                            <w:sz w:val="18"/>
-                            <w:szCs w:val="18"/>
-                          </w:rPr>
-                          <m:t>τ</m:t>
-                        </m:r>
-                      </m:e>
-                      <m:sub>
-                        <m:r>
-                          <m:rPr>
-                            <m:sty m:val="p"/>
-                          </m:rPr>
-                          <w:rPr>
-                            <w:rFonts w:ascii="Cambria Math" w:hAnsi="Cambria Math" w:eastAsia="Cambria Math" w:cs="Cambria Math"/>
-                            <w:sz w:val="18"/>
-                            <w:szCs w:val="18"/>
-                          </w:rPr>
-                          <m:t>w</m:t>
-                        </m:r>
-                      </m:sub>
-                    </m:sSub>
-                  </m:e>
-                </m:d>
+                </m:sSub>
                 <m:r>
                   <m:rPr>
                     <m:sty m:val="p"/>
@@ -18624,45 +18668,46 @@
     </w:tbl>
     <w:p>
       <w:pPr>
-        <w:pStyle w:val="7"/>
+        <w:keepNext/>
+        <w:keepLines/>
+        <w:numPr>
+          <w:ilvl w:val="0"/>
+          <w:numId w:val="0"/>
+        </w:numPr>
+        <w:pBdr>
+          <w:top w:val="single" w:color="B0B0B0" w:sz="4" w:space="1"/>
+          <w:left w:val="single" w:color="B0B0B0" w:sz="4" w:space="1"/>
+          <w:bottom w:val="single" w:color="B0B0B0" w:sz="4" w:space="1"/>
+          <w:right w:val="single" w:color="B0B0B0" w:sz="4" w:space="1"/>
+        </w:pBdr>
+        <w:snapToGrid w:val="0"/>
+        <w:spacing w:before="0" w:after="0" w:line="1644" w:lineRule="exact"/>
+      </w:pPr>
+      <w:r>
+        <w:t> </w:t>
+      </w:r>
+    </w:p>
+    <w:p>
+      <w:pPr>
+        <w:pStyle w:val="18"/>
         <w:numPr>
           <w:ilvl w:val="0"/>
           <w:numId w:val="0"/>
         </w:numPr>
         <w:snapToGrid w:val="0"/>
-        <w:rPr>
-          <w:sz w:val="20"/>
-        </w:rPr>
       </w:pPr>
       <w:r>
         <w:rPr>
+          <w:iCs/>
+        </w:rPr>
+        <w:t xml:space="preserve">Fig. 7. </w:t>
+      </w:r>
+      <w:r>
+        <w:rPr>
           <w:rFonts w:hint="eastAsia"/>
-          <w:sz w:val="20"/>
-          <w:szCs w:val="20"/>
-        </w:rPr>
-        <w:t>该估计无法恢复垂直于腿平面的不可观测力分量。经坐标变换后的支撑方向分量可用于阈值检测，调试架场景还应补偿杆件重力。检测到脱离接触的腿不应继续分配支撑力，支撑集合改变后需重新构造力分配矩阵。阈值、滞回和接触切换的定量效果尚待补充。</w:t>
-      </w:r>
-    </w:p>
-    <w:bookmarkEnd w:id="8"/>
-    <w:bookmarkEnd w:id="13"/>
-    <w:p>
-      <w:pPr>
-        <w:pStyle w:val="3"/>
-        <w:numPr>
-          <w:ilvl w:val="1"/>
-          <w:numId w:val="0"/>
-        </w:numPr>
-        <w:snapToGrid w:val="0"/>
-      </w:pPr>
-      <w:bookmarkStart w:id="14" w:name="c.-机械臂逆运动学"/>
-      <w:r>
-        <w:t xml:space="preserve">C. </w:t>
-      </w:r>
-      <w:r>
-        <w:rPr>
-          <w:rFonts w:hint="eastAsia"/>
-        </w:rPr>
-        <w:t>机械臂逆运动学</w:t>
+          <w:iCs/>
+        </w:rPr>
+        <w:t>六轴机械臂逆解的关节坐标系与腕心几何（留白，待补图）。</w:t>
       </w:r>
     </w:p>
     <w:p>
@@ -18683,117 +18728,7 @@
           <w:sz w:val="20"/>
           <w:szCs w:val="20"/>
         </w:rPr>
-        <w:t>六轴机械臂采用肘式臂与球腕结构，末三轴交于腕心，可将逆解分为前三轴定位和后三轴定姿</w:t>
-      </w:r>
-      <w:r>
-        <w:rPr>
-          <w:sz w:val="20"/>
-          <w:szCs w:val="20"/>
-        </w:rPr>
-        <w:t xml:space="preserve"> </w:t>
-      </w:r>
-      <w:r>
-        <w:rPr>
-          <w:rFonts w:hint="eastAsia"/>
-          <w:sz w:val="20"/>
-          <w:szCs w:val="20"/>
-        </w:rPr>
-        <w:t>[4]。给定末端目标位置</w:t>
-      </w:r>
-      <w:r>
-        <w:rPr>
-          <w:sz w:val="20"/>
-          <w:szCs w:val="20"/>
-        </w:rPr>
-        <w:t xml:space="preserve"> </w:t>
-      </w:r>
-      <m:oMath>
-        <m:sSub>
-          <m:sSubPr/>
-          <m:e>
-            <m:r>
-              <m:rPr>
-                <m:sty m:val="bi"/>
-              </m:rPr>
-              <w:rPr>
-                <w:rFonts w:ascii="Cambria Math" w:hAnsi="Cambria Math" w:eastAsia="Cambria Math" w:cs="Cambria Math"/>
-                <w:sz w:val="20"/>
-                <w:szCs w:val="20"/>
-              </w:rPr>
-              <m:t>p</m:t>
-            </m:r>
-          </m:e>
-          <m:sub>
-            <m:r>
-              <m:rPr/>
-              <w:rPr>
-                <w:rFonts w:ascii="Cambria Math" w:hAnsi="Cambria Math" w:eastAsia="Cambria Math" w:cs="Cambria Math"/>
-                <w:sz w:val="20"/>
-                <w:szCs w:val="20"/>
-              </w:rPr>
-              <m:t>06</m:t>
-            </m:r>
-          </m:sub>
-        </m:sSub>
-      </m:oMath>
-      <w:r>
-        <w:rPr>
-          <w:sz w:val="20"/>
-          <w:szCs w:val="20"/>
-        </w:rPr>
-        <w:t xml:space="preserve"> </w:t>
-      </w:r>
-      <w:r>
-        <w:rPr>
-          <w:rFonts w:hint="eastAsia"/>
-          <w:sz w:val="20"/>
-          <w:szCs w:val="20"/>
-        </w:rPr>
-        <w:t>和姿态</w:t>
-      </w:r>
-      <w:r>
-        <w:rPr>
-          <w:sz w:val="20"/>
-          <w:szCs w:val="20"/>
-        </w:rPr>
-        <w:t xml:space="preserve"> </w:t>
-      </w:r>
-      <m:oMath>
-        <m:sSub>
-          <m:sSubPr/>
-          <m:e>
-            <m:r>
-              <m:rPr>
-                <m:sty m:val="b"/>
-              </m:rPr>
-              <w:rPr>
-                <w:rFonts w:ascii="Cambria Math" w:hAnsi="Cambria Math" w:eastAsia="Cambria Math" w:cs="Cambria Math"/>
-                <w:sz w:val="20"/>
-                <w:szCs w:val="20"/>
-              </w:rPr>
-              <m:t>R</m:t>
-            </m:r>
-          </m:e>
-          <m:sub>
-            <m:r>
-              <m:rPr/>
-              <w:rPr>
-                <w:rFonts w:ascii="Cambria Math" w:hAnsi="Cambria Math" w:eastAsia="Cambria Math" w:cs="Cambria Math"/>
-                <w:sz w:val="20"/>
-                <w:szCs w:val="20"/>
-              </w:rPr>
-              <m:t>06</m:t>
-            </m:r>
-          </m:sub>
-        </m:sSub>
-      </m:oMath>
-      <w:r>
-        <w:rPr>
-          <w:rFonts w:hint="eastAsia"/>
-          <w:sz w:val="20"/>
-          <w:szCs w:val="20"/>
-        </w:rPr>
-        <w:t>，按照报告的工具坐标约定，腕心沿工具负</w:t>
+        <w:t>设腕心坐标为</w:t>
       </w:r>
       <w:r>
         <w:rPr>
@@ -18804,29 +18739,138 @@
       </w:r>
       <m:oMath>
         <m:r>
-          <m:rPr/>
+          <m:rPr>
+            <m:sty m:val="p"/>
+          </m:rPr>
           <w:rPr>
             <w:rFonts w:ascii="Cambria Math" w:hAnsi="Cambria Math" w:eastAsia="Cambria Math" w:cs="Cambria Math"/>
             <w:sz w:val="20"/>
             <w:szCs w:val="20"/>
           </w:rPr>
-          <m:t>y</m:t>
+          <m:t>(</m:t>
+        </m:r>
+        <m:sSub>
+          <m:sSubPr/>
+          <m:e>
+            <m:r>
+              <m:rPr/>
+              <w:rPr>
+                <w:rFonts w:ascii="Cambria Math" w:hAnsi="Cambria Math" w:eastAsia="Cambria Math" w:cs="Cambria Math"/>
+                <w:sz w:val="20"/>
+                <w:szCs w:val="20"/>
+              </w:rPr>
+              <m:t>x</m:t>
+            </m:r>
+          </m:e>
+          <m:sub>
+            <m:r>
+              <m:rPr>
+                <m:sty m:val="p"/>
+              </m:rPr>
+              <w:rPr>
+                <w:rFonts w:ascii="Cambria Math" w:hAnsi="Cambria Math" w:eastAsia="Cambria Math" w:cs="Cambria Math"/>
+                <w:sz w:val="20"/>
+                <w:szCs w:val="20"/>
+              </w:rPr>
+              <m:t>W</m:t>
+            </m:r>
+          </m:sub>
+        </m:sSub>
+        <m:r>
+          <m:rPr>
+            <m:sty m:val="p"/>
+          </m:rPr>
+          <w:rPr>
+            <w:rFonts w:ascii="Cambria Math" w:hAnsi="Cambria Math" w:eastAsia="Cambria Math" w:cs="Cambria Math"/>
+            <w:sz w:val="20"/>
+            <w:szCs w:val="20"/>
+          </w:rPr>
+          <m:t>,</m:t>
+        </m:r>
+        <m:sSub>
+          <m:sSubPr/>
+          <m:e>
+            <m:r>
+              <m:rPr/>
+              <w:rPr>
+                <w:rFonts w:ascii="Cambria Math" w:hAnsi="Cambria Math" w:eastAsia="Cambria Math" w:cs="Cambria Math"/>
+                <w:sz w:val="20"/>
+                <w:szCs w:val="20"/>
+              </w:rPr>
+              <m:t>y</m:t>
+            </m:r>
+          </m:e>
+          <m:sub>
+            <m:r>
+              <m:rPr>
+                <m:sty m:val="p"/>
+              </m:rPr>
+              <w:rPr>
+                <w:rFonts w:ascii="Cambria Math" w:hAnsi="Cambria Math" w:eastAsia="Cambria Math" w:cs="Cambria Math"/>
+                <w:sz w:val="20"/>
+                <w:szCs w:val="20"/>
+              </w:rPr>
+              <m:t>W</m:t>
+            </m:r>
+          </m:sub>
+        </m:sSub>
+        <m:r>
+          <m:rPr>
+            <m:sty m:val="p"/>
+          </m:rPr>
+          <w:rPr>
+            <w:rFonts w:ascii="Cambria Math" w:hAnsi="Cambria Math" w:eastAsia="Cambria Math" w:cs="Cambria Math"/>
+            <w:sz w:val="20"/>
+            <w:szCs w:val="20"/>
+          </w:rPr>
+          <m:t>,</m:t>
+        </m:r>
+        <m:sSub>
+          <m:sSubPr/>
+          <m:e>
+            <m:r>
+              <m:rPr/>
+              <w:rPr>
+                <w:rFonts w:ascii="Cambria Math" w:hAnsi="Cambria Math" w:eastAsia="Cambria Math" w:cs="Cambria Math"/>
+                <w:sz w:val="20"/>
+                <w:szCs w:val="20"/>
+              </w:rPr>
+              <m:t>z</m:t>
+            </m:r>
+          </m:e>
+          <m:sub>
+            <m:r>
+              <m:rPr>
+                <m:sty m:val="p"/>
+              </m:rPr>
+              <w:rPr>
+                <w:rFonts w:ascii="Cambria Math" w:hAnsi="Cambria Math" w:eastAsia="Cambria Math" w:cs="Cambria Math"/>
+                <w:sz w:val="20"/>
+                <w:szCs w:val="20"/>
+              </w:rPr>
+              <m:t>W</m:t>
+            </m:r>
+          </m:sub>
+        </m:sSub>
+        <m:r>
+          <m:rPr>
+            <m:sty m:val="p"/>
+          </m:rPr>
+          <w:rPr>
+            <w:rFonts w:ascii="Cambria Math" w:hAnsi="Cambria Math" w:eastAsia="Cambria Math" w:cs="Cambria Math"/>
+            <w:sz w:val="20"/>
+            <w:szCs w:val="20"/>
+          </w:rPr>
+          <m:t>)</m:t>
         </m:r>
       </m:oMath>
       <w:r>
         <w:rPr>
-          <w:sz w:val="20"/>
-          <w:szCs w:val="20"/>
-        </w:rPr>
-        <w:t xml:space="preserve"> </w:t>
-      </w:r>
-      <w:r>
-        <w:rPr>
           <w:rFonts w:hint="eastAsia"/>
           <w:sz w:val="20"/>
           <w:szCs w:val="20"/>
         </w:rPr>
-        <w:t>轴回退距离</w:t>
+        <w:t>，径向距离为</w:t>
       </w:r>
       <w:r>
         <w:rPr>
@@ -18846,29 +18890,1024 @@
                 <w:sz w:val="20"/>
                 <w:szCs w:val="20"/>
               </w:rPr>
-              <m:t>d</m:t>
+              <m:t>ρ</m:t>
             </m:r>
           </m:e>
           <m:sub>
             <m:r>
+              <m:rPr>
+                <m:sty m:val="p"/>
+              </m:rPr>
+              <w:rPr>
+                <w:rFonts w:ascii="Cambria Math" w:hAnsi="Cambria Math" w:eastAsia="Cambria Math" w:cs="Cambria Math"/>
+                <w:sz w:val="20"/>
+                <w:szCs w:val="20"/>
+              </w:rPr>
+              <m:t>W</m:t>
+            </m:r>
+          </m:sub>
+        </m:sSub>
+        <m:r>
+          <m:rPr>
+            <m:sty m:val="p"/>
+          </m:rPr>
+          <w:rPr>
+            <w:rFonts w:ascii="Cambria Math" w:hAnsi="Cambria Math" w:eastAsia="Cambria Math" w:cs="Cambria Math"/>
+            <w:sz w:val="20"/>
+            <w:szCs w:val="20"/>
+          </w:rPr>
+          <m:t>=</m:t>
+        </m:r>
+        <m:rad>
+          <m:radPr>
+            <m:degHide m:val="1"/>
+          </m:radPr>
+          <m:deg/>
+          <m:e>
+            <m:sSubSup>
+              <m:sSubSupPr/>
+              <m:e>
+                <m:r>
+                  <m:rPr/>
+                  <w:rPr>
+                    <w:rFonts w:ascii="Cambria Math" w:hAnsi="Cambria Math" w:eastAsia="Cambria Math" w:cs="Cambria Math"/>
+                    <w:sz w:val="20"/>
+                    <w:szCs w:val="20"/>
+                  </w:rPr>
+                  <m:t>x</m:t>
+                </m:r>
+              </m:e>
+              <m:sub>
+                <m:r>
+                  <m:rPr>
+                    <m:sty m:val="p"/>
+                  </m:rPr>
+                  <w:rPr>
+                    <w:rFonts w:ascii="Cambria Math" w:hAnsi="Cambria Math" w:eastAsia="Cambria Math" w:cs="Cambria Math"/>
+                    <w:sz w:val="20"/>
+                    <w:szCs w:val="20"/>
+                  </w:rPr>
+                  <m:t>W</m:t>
+                </m:r>
+              </m:sub>
+              <m:sup>
+                <m:r>
+                  <m:rPr/>
+                  <w:rPr>
+                    <w:rFonts w:ascii="Cambria Math" w:hAnsi="Cambria Math" w:eastAsia="Cambria Math" w:cs="Cambria Math"/>
+                    <w:sz w:val="20"/>
+                    <w:szCs w:val="20"/>
+                  </w:rPr>
+                  <m:t>2</m:t>
+                </m:r>
+              </m:sup>
+            </m:sSubSup>
+            <m:r>
+              <m:rPr>
+                <m:sty m:val="p"/>
+              </m:rPr>
+              <w:rPr>
+                <w:rFonts w:ascii="Cambria Math" w:hAnsi="Cambria Math" w:eastAsia="Cambria Math" w:cs="Cambria Math"/>
+                <w:sz w:val="20"/>
+                <w:szCs w:val="20"/>
+              </w:rPr>
+              <m:t>+</m:t>
+            </m:r>
+            <m:sSubSup>
+              <m:sSubSupPr/>
+              <m:e>
+                <m:r>
+                  <m:rPr/>
+                  <w:rPr>
+                    <w:rFonts w:ascii="Cambria Math" w:hAnsi="Cambria Math" w:eastAsia="Cambria Math" w:cs="Cambria Math"/>
+                    <w:sz w:val="20"/>
+                    <w:szCs w:val="20"/>
+                  </w:rPr>
+                  <m:t>y</m:t>
+                </m:r>
+              </m:e>
+              <m:sub>
+                <m:r>
+                  <m:rPr>
+                    <m:sty m:val="p"/>
+                  </m:rPr>
+                  <w:rPr>
+                    <w:rFonts w:ascii="Cambria Math" w:hAnsi="Cambria Math" w:eastAsia="Cambria Math" w:cs="Cambria Math"/>
+                    <w:sz w:val="20"/>
+                    <w:szCs w:val="20"/>
+                  </w:rPr>
+                  <m:t>W</m:t>
+                </m:r>
+              </m:sub>
+              <m:sup>
+                <m:r>
+                  <m:rPr/>
+                  <w:rPr>
+                    <w:rFonts w:ascii="Cambria Math" w:hAnsi="Cambria Math" w:eastAsia="Cambria Math" w:cs="Cambria Math"/>
+                    <w:sz w:val="20"/>
+                    <w:szCs w:val="20"/>
+                  </w:rPr>
+                  <m:t>2</m:t>
+                </m:r>
+              </m:sup>
+            </m:sSubSup>
+          </m:e>
+        </m:rad>
+      </m:oMath>
+      <w:r>
+        <w:rPr>
+          <w:rFonts w:hint="eastAsia"/>
+          <w:sz w:val="20"/>
+          <w:szCs w:val="20"/>
+        </w:rPr>
+        <w:t>。沿用报告的连杆参数与零位，</w:t>
+      </w:r>
+      <m:oMath>
+        <m:sSub>
+          <m:sSubPr/>
+          <m:e>
+            <m:r>
               <m:rPr/>
               <w:rPr>
                 <w:rFonts w:ascii="Cambria Math" w:hAnsi="Cambria Math" w:eastAsia="Cambria Math" w:cs="Cambria Math"/>
                 <w:sz w:val="20"/>
                 <w:szCs w:val="20"/>
               </w:rPr>
-              <m:t>6</m:t>
+              <m:t>a</m:t>
+            </m:r>
+          </m:e>
+          <m:sub>
+            <m:r>
+              <m:rPr/>
+              <w:rPr>
+                <w:rFonts w:ascii="Cambria Math" w:hAnsi="Cambria Math" w:eastAsia="Cambria Math" w:cs="Cambria Math"/>
+                <w:sz w:val="20"/>
+                <w:szCs w:val="20"/>
+              </w:rPr>
+              <m:t>1</m:t>
+            </m:r>
+          </m:sub>
+        </m:sSub>
+        <m:r>
+          <m:rPr>
+            <m:sty m:val="p"/>
+          </m:rPr>
+          <w:rPr>
+            <w:rFonts w:ascii="Cambria Math" w:hAnsi="Cambria Math" w:eastAsia="Cambria Math" w:cs="Cambria Math"/>
+            <w:sz w:val="20"/>
+            <w:szCs w:val="20"/>
+          </w:rPr>
+          <m:t>,</m:t>
+        </m:r>
+        <m:sSub>
+          <m:sSubPr/>
+          <m:e>
+            <m:r>
+              <m:rPr/>
+              <w:rPr>
+                <w:rFonts w:ascii="Cambria Math" w:hAnsi="Cambria Math" w:eastAsia="Cambria Math" w:cs="Cambria Math"/>
+                <w:sz w:val="20"/>
+                <w:szCs w:val="20"/>
+              </w:rPr>
+              <m:t>d</m:t>
+            </m:r>
+          </m:e>
+          <m:sub>
+            <m:r>
+              <m:rPr/>
+              <w:rPr>
+                <w:rFonts w:ascii="Cambria Math" w:hAnsi="Cambria Math" w:eastAsia="Cambria Math" w:cs="Cambria Math"/>
+                <w:sz w:val="20"/>
+                <w:szCs w:val="20"/>
+              </w:rPr>
+              <m:t>1</m:t>
             </m:r>
           </m:sub>
         </m:sSub>
       </m:oMath>
       <w:r>
         <w:rPr>
+          <w:sz w:val="20"/>
+          <w:szCs w:val="20"/>
+        </w:rPr>
+        <w:t xml:space="preserve"> </w:t>
+      </w:r>
+      <w:r>
+        <w:rPr>
           <w:rFonts w:hint="eastAsia"/>
           <w:sz w:val="20"/>
           <w:szCs w:val="20"/>
         </w:rPr>
-        <w:t>：</w:t>
+        <w:t>为肩部径向和高度偏置，等效臂长为</w:t>
+      </w:r>
+      <w:r>
+        <w:rPr>
+          <w:sz w:val="20"/>
+          <w:szCs w:val="20"/>
+        </w:rPr>
+        <w:t xml:space="preserve"> </w:t>
+      </w:r>
+      <m:oMath>
+        <m:sSub>
+          <m:sSubPr/>
+          <m:e>
+            <m:r>
+              <m:rPr/>
+              <w:rPr>
+                <w:rFonts w:ascii="Cambria Math" w:hAnsi="Cambria Math" w:eastAsia="Cambria Math" w:cs="Cambria Math"/>
+                <w:sz w:val="20"/>
+                <w:szCs w:val="20"/>
+              </w:rPr>
+              <m:t>ℓ</m:t>
+            </m:r>
+          </m:e>
+          <m:sub>
+            <m:r>
+              <m:rPr/>
+              <w:rPr>
+                <w:rFonts w:ascii="Cambria Math" w:hAnsi="Cambria Math" w:eastAsia="Cambria Math" w:cs="Cambria Math"/>
+                <w:sz w:val="20"/>
+                <w:szCs w:val="20"/>
+              </w:rPr>
+              <m:t>2</m:t>
+            </m:r>
+          </m:sub>
+        </m:sSub>
+        <m:r>
+          <m:rPr>
+            <m:sty m:val="p"/>
+          </m:rPr>
+          <w:rPr>
+            <w:rFonts w:ascii="Cambria Math" w:hAnsi="Cambria Math" w:eastAsia="Cambria Math" w:cs="Cambria Math"/>
+            <w:sz w:val="20"/>
+            <w:szCs w:val="20"/>
+          </w:rPr>
+          <m:t>=</m:t>
+        </m:r>
+        <m:sSub>
+          <m:sSubPr/>
+          <m:e>
+            <m:r>
+              <m:rPr/>
+              <w:rPr>
+                <w:rFonts w:ascii="Cambria Math" w:hAnsi="Cambria Math" w:eastAsia="Cambria Math" w:cs="Cambria Math"/>
+                <w:sz w:val="20"/>
+                <w:szCs w:val="20"/>
+              </w:rPr>
+              <m:t>a</m:t>
+            </m:r>
+          </m:e>
+          <m:sub>
+            <m:r>
+              <m:rPr/>
+              <w:rPr>
+                <w:rFonts w:ascii="Cambria Math" w:hAnsi="Cambria Math" w:eastAsia="Cambria Math" w:cs="Cambria Math"/>
+                <w:sz w:val="20"/>
+                <w:szCs w:val="20"/>
+              </w:rPr>
+              <m:t>2</m:t>
+            </m:r>
+          </m:sub>
+        </m:sSub>
+      </m:oMath>
+      <w:r>
+        <w:rPr>
+          <w:sz w:val="20"/>
+          <w:szCs w:val="20"/>
+        </w:rPr>
+        <w:t>、</w:t>
+      </w:r>
+      <m:oMath>
+        <m:sSub>
+          <m:sSubPr/>
+          <m:e>
+            <m:r>
+              <m:rPr/>
+              <w:rPr>
+                <w:rFonts w:ascii="Cambria Math" w:hAnsi="Cambria Math" w:eastAsia="Cambria Math" w:cs="Cambria Math"/>
+                <w:sz w:val="20"/>
+                <w:szCs w:val="20"/>
+              </w:rPr>
+              <m:t>ℓ</m:t>
+            </m:r>
+          </m:e>
+          <m:sub>
+            <m:r>
+              <m:rPr/>
+              <w:rPr>
+                <w:rFonts w:ascii="Cambria Math" w:hAnsi="Cambria Math" w:eastAsia="Cambria Math" w:cs="Cambria Math"/>
+                <w:sz w:val="20"/>
+                <w:szCs w:val="20"/>
+              </w:rPr>
+              <m:t>3</m:t>
+            </m:r>
+          </m:sub>
+        </m:sSub>
+        <m:r>
+          <m:rPr>
+            <m:sty m:val="p"/>
+          </m:rPr>
+          <w:rPr>
+            <w:rFonts w:ascii="Cambria Math" w:hAnsi="Cambria Math" w:eastAsia="Cambria Math" w:cs="Cambria Math"/>
+            <w:sz w:val="20"/>
+            <w:szCs w:val="20"/>
+          </w:rPr>
+          <m:t>=</m:t>
+        </m:r>
+        <m:rad>
+          <m:radPr>
+            <m:degHide m:val="1"/>
+          </m:radPr>
+          <m:deg/>
+          <m:e>
+            <m:sSubSup>
+              <m:sSubSupPr/>
+              <m:e>
+                <m:r>
+                  <m:rPr/>
+                  <w:rPr>
+                    <w:rFonts w:ascii="Cambria Math" w:hAnsi="Cambria Math" w:eastAsia="Cambria Math" w:cs="Cambria Math"/>
+                    <w:sz w:val="20"/>
+                    <w:szCs w:val="20"/>
+                  </w:rPr>
+                  <m:t>a</m:t>
+                </m:r>
+              </m:e>
+              <m:sub>
+                <m:r>
+                  <m:rPr/>
+                  <w:rPr>
+                    <w:rFonts w:ascii="Cambria Math" w:hAnsi="Cambria Math" w:eastAsia="Cambria Math" w:cs="Cambria Math"/>
+                    <w:sz w:val="20"/>
+                    <w:szCs w:val="20"/>
+                  </w:rPr>
+                  <m:t>3</m:t>
+                </m:r>
+              </m:sub>
+              <m:sup>
+                <m:r>
+                  <m:rPr/>
+                  <w:rPr>
+                    <w:rFonts w:ascii="Cambria Math" w:hAnsi="Cambria Math" w:eastAsia="Cambria Math" w:cs="Cambria Math"/>
+                    <w:sz w:val="20"/>
+                    <w:szCs w:val="20"/>
+                  </w:rPr>
+                  <m:t>2</m:t>
+                </m:r>
+              </m:sup>
+            </m:sSubSup>
+            <m:r>
+              <m:rPr>
+                <m:sty m:val="p"/>
+              </m:rPr>
+              <w:rPr>
+                <w:rFonts w:ascii="Cambria Math" w:hAnsi="Cambria Math" w:eastAsia="Cambria Math" w:cs="Cambria Math"/>
+                <w:sz w:val="20"/>
+                <w:szCs w:val="20"/>
+              </w:rPr>
+              <m:t>+</m:t>
+            </m:r>
+            <m:sSubSup>
+              <m:sSubSupPr/>
+              <m:e>
+                <m:r>
+                  <m:rPr/>
+                  <w:rPr>
+                    <w:rFonts w:ascii="Cambria Math" w:hAnsi="Cambria Math" w:eastAsia="Cambria Math" w:cs="Cambria Math"/>
+                    <w:sz w:val="20"/>
+                    <w:szCs w:val="20"/>
+                  </w:rPr>
+                  <m:t>d</m:t>
+                </m:r>
+              </m:e>
+              <m:sub>
+                <m:r>
+                  <m:rPr/>
+                  <w:rPr>
+                    <w:rFonts w:ascii="Cambria Math" w:hAnsi="Cambria Math" w:eastAsia="Cambria Math" w:cs="Cambria Math"/>
+                    <w:sz w:val="20"/>
+                    <w:szCs w:val="20"/>
+                  </w:rPr>
+                  <m:t>4</m:t>
+                </m:r>
+              </m:sub>
+              <m:sup>
+                <m:r>
+                  <m:rPr/>
+                  <w:rPr>
+                    <w:rFonts w:ascii="Cambria Math" w:hAnsi="Cambria Math" w:eastAsia="Cambria Math" w:cs="Cambria Math"/>
+                    <w:sz w:val="20"/>
+                    <w:szCs w:val="20"/>
+                  </w:rPr>
+                  <m:t>2</m:t>
+                </m:r>
+              </m:sup>
+            </m:sSubSup>
+          </m:e>
+        </m:rad>
+      </m:oMath>
+      <w:r>
+        <w:rPr>
+          <w:rFonts w:hint="eastAsia"/>
+          <w:sz w:val="20"/>
+          <w:szCs w:val="20"/>
+        </w:rPr>
+        <w:t>，肘部偏角为</w:t>
+      </w:r>
+      <w:r>
+        <w:rPr>
+          <w:sz w:val="20"/>
+          <w:szCs w:val="20"/>
+        </w:rPr>
+        <w:t xml:space="preserve"> </w:t>
+      </w:r>
+      <m:oMath>
+        <m:sSub>
+          <m:sSubPr/>
+          <m:e>
+            <m:r>
+              <m:rPr/>
+              <w:rPr>
+                <w:rFonts w:ascii="Cambria Math" w:hAnsi="Cambria Math" w:eastAsia="Cambria Math" w:cs="Cambria Math"/>
+                <w:sz w:val="20"/>
+                <w:szCs w:val="20"/>
+              </w:rPr>
+              <m:t>δ</m:t>
+            </m:r>
+          </m:e>
+          <m:sub>
+            <m:r>
+              <m:rPr>
+                <m:sty m:val="p"/>
+              </m:rPr>
+              <w:rPr>
+                <w:rFonts w:ascii="Cambria Math" w:hAnsi="Cambria Math" w:eastAsia="Cambria Math" w:cs="Cambria Math"/>
+                <w:sz w:val="20"/>
+                <w:szCs w:val="20"/>
+              </w:rPr>
+              <m:t>A</m:t>
+            </m:r>
+          </m:sub>
+        </m:sSub>
+        <m:r>
+          <m:rPr>
+            <m:sty m:val="p"/>
+          </m:rPr>
+          <w:rPr>
+            <w:rFonts w:ascii="Cambria Math" w:hAnsi="Cambria Math" w:eastAsia="Cambria Math" w:cs="Cambria Math"/>
+            <w:sz w:val="20"/>
+            <w:szCs w:val="20"/>
+          </w:rPr>
+          <m:t>=atan2(</m:t>
+        </m:r>
+        <m:sSub>
+          <m:sSubPr/>
+          <m:e>
+            <m:r>
+              <m:rPr/>
+              <w:rPr>
+                <w:rFonts w:ascii="Cambria Math" w:hAnsi="Cambria Math" w:eastAsia="Cambria Math" w:cs="Cambria Math"/>
+                <w:sz w:val="20"/>
+                <w:szCs w:val="20"/>
+              </w:rPr>
+              <m:t>a</m:t>
+            </m:r>
+          </m:e>
+          <m:sub>
+            <m:r>
+              <m:rPr/>
+              <w:rPr>
+                <w:rFonts w:ascii="Cambria Math" w:hAnsi="Cambria Math" w:eastAsia="Cambria Math" w:cs="Cambria Math"/>
+                <w:sz w:val="20"/>
+                <w:szCs w:val="20"/>
+              </w:rPr>
+              <m:t>3</m:t>
+            </m:r>
+          </m:sub>
+        </m:sSub>
+        <m:r>
+          <m:rPr>
+            <m:sty m:val="p"/>
+          </m:rPr>
+          <w:rPr>
+            <w:rFonts w:ascii="Cambria Math" w:hAnsi="Cambria Math" w:eastAsia="Cambria Math" w:cs="Cambria Math"/>
+            <w:sz w:val="20"/>
+            <w:szCs w:val="20"/>
+          </w:rPr>
+          <m:t>,</m:t>
+        </m:r>
+        <m:sSub>
+          <m:sSubPr/>
+          <m:e>
+            <m:r>
+              <m:rPr/>
+              <w:rPr>
+                <w:rFonts w:ascii="Cambria Math" w:hAnsi="Cambria Math" w:eastAsia="Cambria Math" w:cs="Cambria Math"/>
+                <w:sz w:val="20"/>
+                <w:szCs w:val="20"/>
+              </w:rPr>
+              <m:t>d</m:t>
+            </m:r>
+          </m:e>
+          <m:sub>
+            <m:r>
+              <m:rPr/>
+              <w:rPr>
+                <w:rFonts w:ascii="Cambria Math" w:hAnsi="Cambria Math" w:eastAsia="Cambria Math" w:cs="Cambria Math"/>
+                <w:sz w:val="20"/>
+                <w:szCs w:val="20"/>
+              </w:rPr>
+              <m:t>4</m:t>
+            </m:r>
+          </m:sub>
+        </m:sSub>
+        <m:r>
+          <m:rPr>
+            <m:sty m:val="p"/>
+          </m:rPr>
+          <w:rPr>
+            <w:rFonts w:ascii="Cambria Math" w:hAnsi="Cambria Math" w:eastAsia="Cambria Math" w:cs="Cambria Math"/>
+            <w:sz w:val="20"/>
+            <w:szCs w:val="20"/>
+          </w:rPr>
+          <m:t>)</m:t>
+        </m:r>
+      </m:oMath>
+      <w:r>
+        <w:rPr>
+          <w:rFonts w:hint="eastAsia"/>
+          <w:sz w:val="20"/>
+          <w:szCs w:val="20"/>
+        </w:rPr>
+        <w:t>。记肩腕距离</w:t>
+      </w:r>
+      <w:r>
+        <w:rPr>
+          <w:sz w:val="20"/>
+          <w:szCs w:val="20"/>
+        </w:rPr>
+        <w:t xml:space="preserve"> </w:t>
+      </w:r>
+      <m:oMath>
+        <m:sSub>
+          <m:sSubPr/>
+          <m:e>
+            <m:r>
+              <m:rPr/>
+              <w:rPr>
+                <w:rFonts w:ascii="Cambria Math" w:hAnsi="Cambria Math" w:eastAsia="Cambria Math" w:cs="Cambria Math"/>
+                <w:sz w:val="20"/>
+                <w:szCs w:val="20"/>
+              </w:rPr>
+              <m:t>ρ</m:t>
+            </m:r>
+          </m:e>
+          <m:sub>
+            <m:r>
+              <m:rPr>
+                <m:sty m:val="p"/>
+              </m:rPr>
+              <w:rPr>
+                <w:rFonts w:ascii="Cambria Math" w:hAnsi="Cambria Math" w:eastAsia="Cambria Math" w:cs="Cambria Math"/>
+                <w:sz w:val="20"/>
+                <w:szCs w:val="20"/>
+              </w:rPr>
+              <m:t>A</m:t>
+            </m:r>
+          </m:sub>
+        </m:sSub>
+        <m:r>
+          <m:rPr>
+            <m:sty m:val="p"/>
+          </m:rPr>
+          <w:rPr>
+            <w:rFonts w:ascii="Cambria Math" w:hAnsi="Cambria Math" w:eastAsia="Cambria Math" w:cs="Cambria Math"/>
+            <w:sz w:val="20"/>
+            <w:szCs w:val="20"/>
+          </w:rPr>
+          <m:t>=</m:t>
+        </m:r>
+        <m:rad>
+          <m:radPr>
+            <m:degHide m:val="1"/>
+          </m:radPr>
+          <m:deg/>
+          <m:e>
+            <m:r>
+              <m:rPr>
+                <m:sty m:val="p"/>
+              </m:rPr>
+              <w:rPr>
+                <w:rFonts w:ascii="Cambria Math" w:hAnsi="Cambria Math" w:eastAsia="Cambria Math" w:cs="Cambria Math"/>
+                <w:sz w:val="20"/>
+                <w:szCs w:val="20"/>
+              </w:rPr>
+              <m:t>(</m:t>
+            </m:r>
+            <m:sSub>
+              <m:sSubPr/>
+              <m:e>
+                <m:r>
+                  <m:rPr/>
+                  <w:rPr>
+                    <w:rFonts w:ascii="Cambria Math" w:hAnsi="Cambria Math" w:eastAsia="Cambria Math" w:cs="Cambria Math"/>
+                    <w:sz w:val="20"/>
+                    <w:szCs w:val="20"/>
+                  </w:rPr>
+                  <m:t>ρ</m:t>
+                </m:r>
+              </m:e>
+              <m:sub>
+                <m:r>
+                  <m:rPr>
+                    <m:sty m:val="p"/>
+                  </m:rPr>
+                  <w:rPr>
+                    <w:rFonts w:ascii="Cambria Math" w:hAnsi="Cambria Math" w:eastAsia="Cambria Math" w:cs="Cambria Math"/>
+                    <w:sz w:val="20"/>
+                    <w:szCs w:val="20"/>
+                  </w:rPr>
+                  <m:t>W</m:t>
+                </m:r>
+              </m:sub>
+            </m:sSub>
+            <m:r>
+              <m:rPr>
+                <m:sty m:val="p"/>
+              </m:rPr>
+              <w:rPr>
+                <w:rFonts w:ascii="Cambria Math" w:hAnsi="Cambria Math" w:eastAsia="Cambria Math" w:cs="Cambria Math"/>
+                <w:sz w:val="20"/>
+                <w:szCs w:val="20"/>
+              </w:rPr>
+              <m:t>−</m:t>
+            </m:r>
+            <m:sSub>
+              <m:sSubPr/>
+              <m:e>
+                <m:r>
+                  <m:rPr/>
+                  <w:rPr>
+                    <w:rFonts w:ascii="Cambria Math" w:hAnsi="Cambria Math" w:eastAsia="Cambria Math" w:cs="Cambria Math"/>
+                    <w:sz w:val="20"/>
+                    <w:szCs w:val="20"/>
+                  </w:rPr>
+                  <m:t>a</m:t>
+                </m:r>
+              </m:e>
+              <m:sub>
+                <m:r>
+                  <m:rPr/>
+                  <w:rPr>
+                    <w:rFonts w:ascii="Cambria Math" w:hAnsi="Cambria Math" w:eastAsia="Cambria Math" w:cs="Cambria Math"/>
+                    <w:sz w:val="20"/>
+                    <w:szCs w:val="20"/>
+                  </w:rPr>
+                  <m:t>1</m:t>
+                </m:r>
+              </m:sub>
+            </m:sSub>
+            <m:sSup>
+              <m:sSupPr/>
+              <m:e>
+                <m:r>
+                  <m:rPr>
+                    <m:sty m:val="p"/>
+                  </m:rPr>
+                  <w:rPr>
+                    <w:rFonts w:ascii="Cambria Math" w:hAnsi="Cambria Math" w:eastAsia="Cambria Math" w:cs="Cambria Math"/>
+                    <w:sz w:val="20"/>
+                    <w:szCs w:val="20"/>
+                  </w:rPr>
+                  <m:t>)</m:t>
+                </m:r>
+              </m:e>
+              <m:sup>
+                <m:r>
+                  <m:rPr/>
+                  <w:rPr>
+                    <w:rFonts w:ascii="Cambria Math" w:hAnsi="Cambria Math" w:eastAsia="Cambria Math" w:cs="Cambria Math"/>
+                    <w:sz w:val="20"/>
+                    <w:szCs w:val="20"/>
+                  </w:rPr>
+                  <m:t>2</m:t>
+                </m:r>
+              </m:sup>
+            </m:sSup>
+            <m:r>
+              <m:rPr>
+                <m:sty m:val="p"/>
+              </m:rPr>
+              <w:rPr>
+                <w:rFonts w:ascii="Cambria Math" w:hAnsi="Cambria Math" w:eastAsia="Cambria Math" w:cs="Cambria Math"/>
+                <w:sz w:val="20"/>
+                <w:szCs w:val="20"/>
+              </w:rPr>
+              <m:t>+(</m:t>
+            </m:r>
+            <m:sSub>
+              <m:sSubPr/>
+              <m:e>
+                <m:r>
+                  <m:rPr/>
+                  <w:rPr>
+                    <w:rFonts w:ascii="Cambria Math" w:hAnsi="Cambria Math" w:eastAsia="Cambria Math" w:cs="Cambria Math"/>
+                    <w:sz w:val="20"/>
+                    <w:szCs w:val="20"/>
+                  </w:rPr>
+                  <m:t>z</m:t>
+                </m:r>
+              </m:e>
+              <m:sub>
+                <m:r>
+                  <m:rPr>
+                    <m:sty m:val="p"/>
+                  </m:rPr>
+                  <w:rPr>
+                    <w:rFonts w:ascii="Cambria Math" w:hAnsi="Cambria Math" w:eastAsia="Cambria Math" w:cs="Cambria Math"/>
+                    <w:sz w:val="20"/>
+                    <w:szCs w:val="20"/>
+                  </w:rPr>
+                  <m:t>W</m:t>
+                </m:r>
+              </m:sub>
+            </m:sSub>
+            <m:r>
+              <m:rPr>
+                <m:sty m:val="p"/>
+              </m:rPr>
+              <w:rPr>
+                <w:rFonts w:ascii="Cambria Math" w:hAnsi="Cambria Math" w:eastAsia="Cambria Math" w:cs="Cambria Math"/>
+                <w:sz w:val="20"/>
+                <w:szCs w:val="20"/>
+              </w:rPr>
+              <m:t>−</m:t>
+            </m:r>
+            <m:sSub>
+              <m:sSubPr/>
+              <m:e>
+                <m:r>
+                  <m:rPr/>
+                  <w:rPr>
+                    <w:rFonts w:ascii="Cambria Math" w:hAnsi="Cambria Math" w:eastAsia="Cambria Math" w:cs="Cambria Math"/>
+                    <w:sz w:val="20"/>
+                    <w:szCs w:val="20"/>
+                  </w:rPr>
+                  <m:t>d</m:t>
+                </m:r>
+              </m:e>
+              <m:sub>
+                <m:r>
+                  <m:rPr/>
+                  <w:rPr>
+                    <w:rFonts w:ascii="Cambria Math" w:hAnsi="Cambria Math" w:eastAsia="Cambria Math" w:cs="Cambria Math"/>
+                    <w:sz w:val="20"/>
+                    <w:szCs w:val="20"/>
+                  </w:rPr>
+                  <m:t>1</m:t>
+                </m:r>
+              </m:sub>
+            </m:sSub>
+            <m:sSup>
+              <m:sSupPr/>
+              <m:e>
+                <m:r>
+                  <m:rPr>
+                    <m:sty m:val="p"/>
+                  </m:rPr>
+                  <w:rPr>
+                    <w:rFonts w:ascii="Cambria Math" w:hAnsi="Cambria Math" w:eastAsia="Cambria Math" w:cs="Cambria Math"/>
+                    <w:sz w:val="20"/>
+                    <w:szCs w:val="20"/>
+                  </w:rPr>
+                  <m:t>)</m:t>
+                </m:r>
+              </m:e>
+              <m:sup>
+                <m:r>
+                  <m:rPr/>
+                  <w:rPr>
+                    <w:rFonts w:ascii="Cambria Math" w:hAnsi="Cambria Math" w:eastAsia="Cambria Math" w:cs="Cambria Math"/>
+                    <w:sz w:val="20"/>
+                    <w:szCs w:val="20"/>
+                  </w:rPr>
+                  <m:t>2</m:t>
+                </m:r>
+              </m:sup>
+            </m:sSup>
+          </m:e>
+        </m:rad>
+      </m:oMath>
+      <w:r>
+        <w:rPr>
+          <w:rFonts w:hint="eastAsia"/>
+          <w:sz w:val="20"/>
+          <w:szCs w:val="20"/>
+        </w:rPr>
+        <w:t>、方向角</w:t>
+      </w:r>
+      <w:r>
+        <w:rPr>
+          <w:sz w:val="20"/>
+          <w:szCs w:val="20"/>
+        </w:rPr>
+        <w:t xml:space="preserve"> </w:t>
+      </w:r>
+      <m:oMath>
+        <m:sSub>
+          <m:sSubPr/>
+          <m:e>
+            <m:r>
+              <m:rPr/>
+              <w:rPr>
+                <w:rFonts w:ascii="Cambria Math" w:hAnsi="Cambria Math" w:eastAsia="Cambria Math" w:cs="Cambria Math"/>
+                <w:sz w:val="20"/>
+                <w:szCs w:val="20"/>
+              </w:rPr>
+              <m:t>γ</m:t>
+            </m:r>
+          </m:e>
+          <m:sub>
+            <m:r>
+              <m:rPr>
+                <m:sty m:val="p"/>
+              </m:rPr>
+              <w:rPr>
+                <w:rFonts w:ascii="Cambria Math" w:hAnsi="Cambria Math" w:eastAsia="Cambria Math" w:cs="Cambria Math"/>
+                <w:sz w:val="20"/>
+                <w:szCs w:val="20"/>
+              </w:rPr>
+              <m:t>A</m:t>
+            </m:r>
+          </m:sub>
+        </m:sSub>
+        <m:r>
+          <m:rPr>
+            <m:sty m:val="p"/>
+          </m:rPr>
+          <w:rPr>
+            <w:rFonts w:ascii="Cambria Math" w:hAnsi="Cambria Math" w:eastAsia="Cambria Math" w:cs="Cambria Math"/>
+            <w:sz w:val="20"/>
+            <w:szCs w:val="20"/>
+          </w:rPr>
+          <m:t>=atan2(</m:t>
+        </m:r>
+        <m:sSub>
+          <m:sSubPr/>
+          <m:e>
+            <m:r>
+              <m:rPr/>
+              <w:rPr>
+                <w:rFonts w:ascii="Cambria Math" w:hAnsi="Cambria Math" w:eastAsia="Cambria Math" w:cs="Cambria Math"/>
+                <w:sz w:val="20"/>
+                <w:szCs w:val="20"/>
+              </w:rPr>
+              <m:t>z</m:t>
+            </m:r>
+          </m:e>
+          <m:sub>
+            <m:r>
+              <m:rPr>
+                <m:sty m:val="p"/>
+              </m:rPr>
+              <w:rPr>
+                <w:rFonts w:ascii="Cambria Math" w:hAnsi="Cambria Math" w:eastAsia="Cambria Math" w:cs="Cambria Math"/>
+                <w:sz w:val="20"/>
+                <w:szCs w:val="20"/>
+              </w:rPr>
+              <m:t>W</m:t>
+            </m:r>
+          </m:sub>
+        </m:sSub>
+        <m:r>
+          <m:rPr>
+            <m:sty m:val="p"/>
+          </m:rPr>
+          <w:rPr>
+            <w:rFonts w:ascii="Cambria Math" w:hAnsi="Cambria Math" w:eastAsia="Cambria Math" w:cs="Cambria Math"/>
+            <w:sz w:val="20"/>
+            <w:szCs w:val="20"/>
+          </w:rPr>
+          <m:t>−</m:t>
+        </m:r>
+        <m:sSub>
+          <m:sSubPr/>
+          <m:e>
+            <m:r>
+              <m:rPr/>
+              <w:rPr>
+                <w:rFonts w:ascii="Cambria Math" w:hAnsi="Cambria Math" w:eastAsia="Cambria Math" w:cs="Cambria Math"/>
+                <w:sz w:val="20"/>
+                <w:szCs w:val="20"/>
+              </w:rPr>
+              <m:t>d</m:t>
+            </m:r>
+          </m:e>
+          <m:sub>
+            <m:r>
+              <m:rPr/>
+              <w:rPr>
+                <w:rFonts w:ascii="Cambria Math" w:hAnsi="Cambria Math" w:eastAsia="Cambria Math" w:cs="Cambria Math"/>
+                <w:sz w:val="20"/>
+                <w:szCs w:val="20"/>
+              </w:rPr>
+              <m:t>1</m:t>
+            </m:r>
+          </m:sub>
+        </m:sSub>
+        <m:r>
+          <m:rPr>
+            <m:sty m:val="p"/>
+          </m:rPr>
+          <w:rPr>
+            <w:rFonts w:ascii="Cambria Math" w:hAnsi="Cambria Math" w:eastAsia="Cambria Math" w:cs="Cambria Math"/>
+            <w:sz w:val="20"/>
+            <w:szCs w:val="20"/>
+          </w:rPr>
+          <m:t>,</m:t>
+        </m:r>
+        <m:sSub>
+          <m:sSubPr/>
+          <m:e>
+            <m:r>
+              <m:rPr/>
+              <w:rPr>
+                <w:rFonts w:ascii="Cambria Math" w:hAnsi="Cambria Math" w:eastAsia="Cambria Math" w:cs="Cambria Math"/>
+                <w:sz w:val="20"/>
+                <w:szCs w:val="20"/>
+              </w:rPr>
+              <m:t>ρ</m:t>
+            </m:r>
+          </m:e>
+          <m:sub>
+            <m:r>
+              <m:rPr>
+                <m:sty m:val="p"/>
+              </m:rPr>
+              <w:rPr>
+                <w:rFonts w:ascii="Cambria Math" w:hAnsi="Cambria Math" w:eastAsia="Cambria Math" w:cs="Cambria Math"/>
+                <w:sz w:val="20"/>
+                <w:szCs w:val="20"/>
+              </w:rPr>
+              <m:t>W</m:t>
+            </m:r>
+          </m:sub>
+        </m:sSub>
+        <m:r>
+          <m:rPr>
+            <m:sty m:val="p"/>
+          </m:rPr>
+          <w:rPr>
+            <w:rFonts w:ascii="Cambria Math" w:hAnsi="Cambria Math" w:eastAsia="Cambria Math" w:cs="Cambria Math"/>
+            <w:sz w:val="20"/>
+            <w:szCs w:val="20"/>
+          </w:rPr>
+          <m:t>−</m:t>
+        </m:r>
+        <m:sSub>
+          <m:sSubPr/>
+          <m:e>
+            <m:r>
+              <m:rPr/>
+              <w:rPr>
+                <w:rFonts w:ascii="Cambria Math" w:hAnsi="Cambria Math" w:eastAsia="Cambria Math" w:cs="Cambria Math"/>
+                <w:sz w:val="20"/>
+                <w:szCs w:val="20"/>
+              </w:rPr>
+              <m:t>a</m:t>
+            </m:r>
+          </m:e>
+          <m:sub>
+            <m:r>
+              <m:rPr/>
+              <w:rPr>
+                <w:rFonts w:ascii="Cambria Math" w:hAnsi="Cambria Math" w:eastAsia="Cambria Math" w:cs="Cambria Math"/>
+                <w:sz w:val="20"/>
+                <w:szCs w:val="20"/>
+              </w:rPr>
+              <m:t>1</m:t>
+            </m:r>
+          </m:sub>
+        </m:sSub>
+        <m:r>
+          <m:rPr>
+            <m:sty m:val="p"/>
+          </m:rPr>
+          <w:rPr>
+            <w:rFonts w:ascii="Cambria Math" w:hAnsi="Cambria Math" w:eastAsia="Cambria Math" w:cs="Cambria Math"/>
+            <w:sz w:val="20"/>
+            <w:szCs w:val="20"/>
+          </w:rPr>
+          <m:t>)</m:t>
+        </m:r>
+      </m:oMath>
+      <w:r>
+        <w:rPr>
+          <w:rFonts w:hint="eastAsia"/>
+          <w:sz w:val="20"/>
+          <w:szCs w:val="20"/>
+        </w:rPr>
+        <w:t>，由平面三角形余弦定理，正向高臂分支为</w:t>
       </w:r>
     </w:p>
     <w:tbl>
@@ -18942,1521 +19981,6 @@
                 <m:jc m:val="center"/>
               </m:oMathParaPr>
               <m:oMath>
-                <m:sSub>
-                  <m:sSubPr/>
-                  <m:e>
-                    <m:r>
-                      <m:rPr>
-                        <m:sty m:val="bi"/>
-                      </m:rPr>
-                      <w:rPr>
-                        <w:rFonts w:ascii="Cambria Math" w:hAnsi="Cambria Math" w:eastAsia="Cambria Math" w:cs="Cambria Math"/>
-                        <w:sz w:val="18"/>
-                        <w:szCs w:val="18"/>
-                      </w:rPr>
-                      <m:t>p</m:t>
-                    </m:r>
-                  </m:e>
-                  <m:sub>
-                    <m:r>
-                      <m:rPr>
-                        <m:sty m:val="p"/>
-                      </m:rPr>
-                      <w:rPr>
-                        <w:rFonts w:ascii="Cambria Math" w:hAnsi="Cambria Math" w:eastAsia="Cambria Math" w:cs="Cambria Math"/>
-                        <w:sz w:val="18"/>
-                        <w:szCs w:val="18"/>
-                      </w:rPr>
-                      <m:t>W</m:t>
-                    </m:r>
-                  </m:sub>
-                </m:sSub>
-                <m:r>
-                  <m:rPr>
-                    <m:sty m:val="p"/>
-                  </m:rPr>
-                  <w:rPr>
-                    <w:rFonts w:ascii="Cambria Math" w:hAnsi="Cambria Math" w:eastAsia="Cambria Math" w:cs="Cambria Math"/>
-                    <w:sz w:val="18"/>
-                    <w:szCs w:val="18"/>
-                  </w:rPr>
-                  <m:t>=</m:t>
-                </m:r>
-                <m:sSub>
-                  <m:sSubPr/>
-                  <m:e>
-                    <m:r>
-                      <m:rPr>
-                        <m:sty m:val="bi"/>
-                      </m:rPr>
-                      <w:rPr>
-                        <w:rFonts w:ascii="Cambria Math" w:hAnsi="Cambria Math" w:eastAsia="Cambria Math" w:cs="Cambria Math"/>
-                        <w:sz w:val="18"/>
-                        <w:szCs w:val="18"/>
-                      </w:rPr>
-                      <m:t>p</m:t>
-                    </m:r>
-                  </m:e>
-                  <m:sub>
-                    <m:r>
-                      <m:rPr/>
-                      <w:rPr>
-                        <w:rFonts w:ascii="Cambria Math" w:hAnsi="Cambria Math" w:eastAsia="Cambria Math" w:cs="Cambria Math"/>
-                        <w:sz w:val="18"/>
-                        <w:szCs w:val="18"/>
-                      </w:rPr>
-                      <m:t>06</m:t>
-                    </m:r>
-                  </m:sub>
-                </m:sSub>
-                <m:r>
-                  <m:rPr>
-                    <m:sty m:val="p"/>
-                  </m:rPr>
-                  <w:rPr>
-                    <w:rFonts w:ascii="Cambria Math" w:hAnsi="Cambria Math" w:eastAsia="Cambria Math" w:cs="Cambria Math"/>
-                    <w:sz w:val="18"/>
-                    <w:szCs w:val="18"/>
-                  </w:rPr>
-                  <m:t>−</m:t>
-                </m:r>
-                <m:sSub>
-                  <m:sSubPr/>
-                  <m:e>
-                    <m:r>
-                      <m:rPr/>
-                      <w:rPr>
-                        <w:rFonts w:ascii="Cambria Math" w:hAnsi="Cambria Math" w:eastAsia="Cambria Math" w:cs="Cambria Math"/>
-                        <w:sz w:val="18"/>
-                        <w:szCs w:val="18"/>
-                      </w:rPr>
-                      <m:t>d</m:t>
-                    </m:r>
-                  </m:e>
-                  <m:sub>
-                    <m:r>
-                      <m:rPr/>
-                      <w:rPr>
-                        <w:rFonts w:ascii="Cambria Math" w:hAnsi="Cambria Math" w:eastAsia="Cambria Math" w:cs="Cambria Math"/>
-                        <w:sz w:val="18"/>
-                        <w:szCs w:val="18"/>
-                      </w:rPr>
-                      <m:t>6</m:t>
-                    </m:r>
-                  </m:sub>
-                </m:sSub>
-                <m:sSub>
-                  <m:sSubPr/>
-                  <m:e>
-                    <m:r>
-                      <m:rPr>
-                        <m:sty m:val="b"/>
-                      </m:rPr>
-                      <w:rPr>
-                        <w:rFonts w:ascii="Cambria Math" w:hAnsi="Cambria Math" w:eastAsia="Cambria Math" w:cs="Cambria Math"/>
-                        <w:sz w:val="18"/>
-                        <w:szCs w:val="18"/>
-                      </w:rPr>
-                      <m:t>R</m:t>
-                    </m:r>
-                  </m:e>
-                  <m:sub>
-                    <m:r>
-                      <m:rPr/>
-                      <w:rPr>
-                        <w:rFonts w:ascii="Cambria Math" w:hAnsi="Cambria Math" w:eastAsia="Cambria Math" w:cs="Cambria Math"/>
-                        <w:sz w:val="18"/>
-                        <w:szCs w:val="18"/>
-                      </w:rPr>
-                      <m:t>06</m:t>
-                    </m:r>
-                  </m:sub>
-                </m:sSub>
-                <m:sSub>
-                  <m:sSubPr/>
-                  <m:e>
-                    <m:r>
-                      <m:rPr>
-                        <m:sty m:val="bi"/>
-                      </m:rPr>
-                      <w:rPr>
-                        <w:rFonts w:ascii="Cambria Math" w:hAnsi="Cambria Math" w:eastAsia="Cambria Math" w:cs="Cambria Math"/>
-                        <w:sz w:val="18"/>
-                        <w:szCs w:val="18"/>
-                      </w:rPr>
-                      <m:t>e</m:t>
-                    </m:r>
-                  </m:e>
-                  <m:sub>
-                    <m:r>
-                      <m:rPr/>
-                      <w:rPr>
-                        <w:rFonts w:ascii="Cambria Math" w:hAnsi="Cambria Math" w:eastAsia="Cambria Math" w:cs="Cambria Math"/>
-                        <w:sz w:val="18"/>
-                        <w:szCs w:val="18"/>
-                      </w:rPr>
-                      <m:t>y</m:t>
-                    </m:r>
-                  </m:sub>
-                </m:sSub>
-                <m:r>
-                  <m:rPr>
-                    <m:sty m:val="p"/>
-                  </m:rPr>
-                  <w:rPr>
-                    <w:rFonts w:ascii="Cambria Math" w:hAnsi="Cambria Math" w:eastAsia="Cambria Math" w:cs="Cambria Math"/>
-                    <w:sz w:val="18"/>
-                    <w:szCs w:val="18"/>
-                  </w:rPr>
-                  <m:t>.</m:t>
-                </m:r>
-              </m:oMath>
-            </m:oMathPara>
-          </w:p>
-        </w:tc>
-        <w:tc>
-          <w:tcPr>
-            <w:tcW w:w="390" w:type="dxa"/>
-            <w:vAlign w:val="center"/>
-          </w:tcPr>
-          <w:p>
-            <w:pPr>
-              <w:numPr>
-                <w:ilvl w:val="0"/>
-                <w:numId w:val="0"/>
-              </w:numPr>
-              <w:snapToGrid w:val="0"/>
-              <w:jc w:val="right"/>
-              <w:rPr>
-                <w:sz w:val="16"/>
-              </w:rPr>
-            </w:pPr>
-            <w:r>
-              <w:rPr>
-                <w:sz w:val="16"/>
-                <w:szCs w:val="16"/>
-              </w:rPr>
-              <w:t>(22)</w:t>
-            </w:r>
-          </w:p>
-        </w:tc>
-      </w:tr>
-    </w:tbl>
-    <w:p>
-      <w:pPr>
-        <w:keepNext/>
-        <w:keepLines/>
-        <w:numPr>
-          <w:ilvl w:val="0"/>
-          <w:numId w:val="0"/>
-        </w:numPr>
-        <w:pBdr>
-          <w:top w:val="single" w:color="B0B0B0" w:sz="4" w:space="1"/>
-          <w:left w:val="single" w:color="B0B0B0" w:sz="4" w:space="1"/>
-          <w:bottom w:val="single" w:color="B0B0B0" w:sz="4" w:space="1"/>
-          <w:right w:val="single" w:color="B0B0B0" w:sz="4" w:space="1"/>
-        </w:pBdr>
-        <w:snapToGrid w:val="0"/>
-        <w:spacing w:before="0" w:after="0" w:line="1644" w:lineRule="exact"/>
-      </w:pPr>
-      <w:r>
-        <w:t> </w:t>
-      </w:r>
-    </w:p>
-    <w:p>
-      <w:pPr>
-        <w:pStyle w:val="18"/>
-        <w:numPr>
-          <w:ilvl w:val="0"/>
-          <w:numId w:val="0"/>
-        </w:numPr>
-        <w:snapToGrid w:val="0"/>
-      </w:pPr>
-      <w:r>
-        <w:rPr>
-          <w:iCs/>
-        </w:rPr>
-        <w:t xml:space="preserve">Fig. 6. </w:t>
-      </w:r>
-      <w:r>
-        <w:rPr>
-          <w:rFonts w:hint="eastAsia"/>
-          <w:iCs/>
-        </w:rPr>
-        <w:t>六轴机械臂逆解的关节坐标系与腕心几何（留白，待补图）。</w:t>
-      </w:r>
-    </w:p>
-    <w:p>
-      <w:pPr>
-        <w:pStyle w:val="7"/>
-        <w:numPr>
-          <w:ilvl w:val="0"/>
-          <w:numId w:val="0"/>
-        </w:numPr>
-        <w:snapToGrid w:val="0"/>
-        <w:rPr>
-          <w:sz w:val="20"/>
-        </w:rPr>
-      </w:pPr>
-      <w:r>
-        <w:rPr>
-          <w:rFonts w:hint="eastAsia"/>
-          <w:sz w:val="20"/>
-          <w:szCs w:val="20"/>
-        </w:rPr>
-        <w:t>设腕心坐标为</w:t>
-      </w:r>
-      <w:r>
-        <w:rPr>
-          <w:sz w:val="20"/>
-          <w:szCs w:val="20"/>
-        </w:rPr>
-        <w:t xml:space="preserve"> </w:t>
-      </w:r>
-      <m:oMath>
-        <m:r>
-          <m:rPr>
-            <m:sty m:val="p"/>
-          </m:rPr>
-          <w:rPr>
-            <w:rFonts w:ascii="Cambria Math" w:hAnsi="Cambria Math" w:eastAsia="Cambria Math" w:cs="Cambria Math"/>
-            <w:sz w:val="20"/>
-            <w:szCs w:val="20"/>
-          </w:rPr>
-          <m:t>(</m:t>
-        </m:r>
-        <m:sSub>
-          <m:sSubPr/>
-          <m:e>
-            <m:r>
-              <m:rPr/>
-              <w:rPr>
-                <w:rFonts w:ascii="Cambria Math" w:hAnsi="Cambria Math" w:eastAsia="Cambria Math" w:cs="Cambria Math"/>
-                <w:sz w:val="20"/>
-                <w:szCs w:val="20"/>
-              </w:rPr>
-              <m:t>x</m:t>
-            </m:r>
-          </m:e>
-          <m:sub>
-            <m:r>
-              <m:rPr>
-                <m:sty m:val="p"/>
-              </m:rPr>
-              <w:rPr>
-                <w:rFonts w:ascii="Cambria Math" w:hAnsi="Cambria Math" w:eastAsia="Cambria Math" w:cs="Cambria Math"/>
-                <w:sz w:val="20"/>
-                <w:szCs w:val="20"/>
-              </w:rPr>
-              <m:t>W</m:t>
-            </m:r>
-          </m:sub>
-        </m:sSub>
-        <m:r>
-          <m:rPr>
-            <m:sty m:val="p"/>
-          </m:rPr>
-          <w:rPr>
-            <w:rFonts w:ascii="Cambria Math" w:hAnsi="Cambria Math" w:eastAsia="Cambria Math" w:cs="Cambria Math"/>
-            <w:sz w:val="20"/>
-            <w:szCs w:val="20"/>
-          </w:rPr>
-          <m:t>,</m:t>
-        </m:r>
-        <m:sSub>
-          <m:sSubPr/>
-          <m:e>
-            <m:r>
-              <m:rPr/>
-              <w:rPr>
-                <w:rFonts w:ascii="Cambria Math" w:hAnsi="Cambria Math" w:eastAsia="Cambria Math" w:cs="Cambria Math"/>
-                <w:sz w:val="20"/>
-                <w:szCs w:val="20"/>
-              </w:rPr>
-              <m:t>y</m:t>
-            </m:r>
-          </m:e>
-          <m:sub>
-            <m:r>
-              <m:rPr>
-                <m:sty m:val="p"/>
-              </m:rPr>
-              <w:rPr>
-                <w:rFonts w:ascii="Cambria Math" w:hAnsi="Cambria Math" w:eastAsia="Cambria Math" w:cs="Cambria Math"/>
-                <w:sz w:val="20"/>
-                <w:szCs w:val="20"/>
-              </w:rPr>
-              <m:t>W</m:t>
-            </m:r>
-          </m:sub>
-        </m:sSub>
-        <m:r>
-          <m:rPr>
-            <m:sty m:val="p"/>
-          </m:rPr>
-          <w:rPr>
-            <w:rFonts w:ascii="Cambria Math" w:hAnsi="Cambria Math" w:eastAsia="Cambria Math" w:cs="Cambria Math"/>
-            <w:sz w:val="20"/>
-            <w:szCs w:val="20"/>
-          </w:rPr>
-          <m:t>,</m:t>
-        </m:r>
-        <m:sSub>
-          <m:sSubPr/>
-          <m:e>
-            <m:r>
-              <m:rPr/>
-              <w:rPr>
-                <w:rFonts w:ascii="Cambria Math" w:hAnsi="Cambria Math" w:eastAsia="Cambria Math" w:cs="Cambria Math"/>
-                <w:sz w:val="20"/>
-                <w:szCs w:val="20"/>
-              </w:rPr>
-              <m:t>z</m:t>
-            </m:r>
-          </m:e>
-          <m:sub>
-            <m:r>
-              <m:rPr>
-                <m:sty m:val="p"/>
-              </m:rPr>
-              <w:rPr>
-                <w:rFonts w:ascii="Cambria Math" w:hAnsi="Cambria Math" w:eastAsia="Cambria Math" w:cs="Cambria Math"/>
-                <w:sz w:val="20"/>
-                <w:szCs w:val="20"/>
-              </w:rPr>
-              <m:t>W</m:t>
-            </m:r>
-          </m:sub>
-        </m:sSub>
-        <m:r>
-          <m:rPr>
-            <m:sty m:val="p"/>
-          </m:rPr>
-          <w:rPr>
-            <w:rFonts w:ascii="Cambria Math" w:hAnsi="Cambria Math" w:eastAsia="Cambria Math" w:cs="Cambria Math"/>
-            <w:sz w:val="20"/>
-            <w:szCs w:val="20"/>
-          </w:rPr>
-          <m:t>)</m:t>
-        </m:r>
-      </m:oMath>
-      <w:r>
-        <w:rPr>
-          <w:rFonts w:hint="eastAsia"/>
-          <w:sz w:val="20"/>
-          <w:szCs w:val="20"/>
-        </w:rPr>
-        <w:t>，径向距离为</w:t>
-      </w:r>
-      <w:r>
-        <w:rPr>
-          <w:sz w:val="20"/>
-          <w:szCs w:val="20"/>
-        </w:rPr>
-        <w:t xml:space="preserve"> </w:t>
-      </w:r>
-      <m:oMath>
-        <m:sSub>
-          <m:sSubPr/>
-          <m:e>
-            <m:r>
-              <m:rPr/>
-              <w:rPr>
-                <w:rFonts w:ascii="Cambria Math" w:hAnsi="Cambria Math" w:eastAsia="Cambria Math" w:cs="Cambria Math"/>
-                <w:sz w:val="20"/>
-                <w:szCs w:val="20"/>
-              </w:rPr>
-              <m:t>ρ</m:t>
-            </m:r>
-          </m:e>
-          <m:sub>
-            <m:r>
-              <m:rPr>
-                <m:sty m:val="p"/>
-              </m:rPr>
-              <w:rPr>
-                <w:rFonts w:ascii="Cambria Math" w:hAnsi="Cambria Math" w:eastAsia="Cambria Math" w:cs="Cambria Math"/>
-                <w:sz w:val="20"/>
-                <w:szCs w:val="20"/>
-              </w:rPr>
-              <m:t>W</m:t>
-            </m:r>
-          </m:sub>
-        </m:sSub>
-        <m:r>
-          <m:rPr>
-            <m:sty m:val="p"/>
-          </m:rPr>
-          <w:rPr>
-            <w:rFonts w:ascii="Cambria Math" w:hAnsi="Cambria Math" w:eastAsia="Cambria Math" w:cs="Cambria Math"/>
-            <w:sz w:val="20"/>
-            <w:szCs w:val="20"/>
-          </w:rPr>
-          <m:t>=</m:t>
-        </m:r>
-        <m:rad>
-          <m:radPr>
-            <m:degHide m:val="1"/>
-          </m:radPr>
-          <m:deg/>
-          <m:e>
-            <m:sSubSup>
-              <m:sSubSupPr/>
-              <m:e>
-                <m:r>
-                  <m:rPr/>
-                  <w:rPr>
-                    <w:rFonts w:ascii="Cambria Math" w:hAnsi="Cambria Math" w:eastAsia="Cambria Math" w:cs="Cambria Math"/>
-                    <w:sz w:val="20"/>
-                    <w:szCs w:val="20"/>
-                  </w:rPr>
-                  <m:t>x</m:t>
-                </m:r>
-              </m:e>
-              <m:sub>
-                <m:r>
-                  <m:rPr>
-                    <m:sty m:val="p"/>
-                  </m:rPr>
-                  <w:rPr>
-                    <w:rFonts w:ascii="Cambria Math" w:hAnsi="Cambria Math" w:eastAsia="Cambria Math" w:cs="Cambria Math"/>
-                    <w:sz w:val="20"/>
-                    <w:szCs w:val="20"/>
-                  </w:rPr>
-                  <m:t>W</m:t>
-                </m:r>
-              </m:sub>
-              <m:sup>
-                <m:r>
-                  <m:rPr/>
-                  <w:rPr>
-                    <w:rFonts w:ascii="Cambria Math" w:hAnsi="Cambria Math" w:eastAsia="Cambria Math" w:cs="Cambria Math"/>
-                    <w:sz w:val="20"/>
-                    <w:szCs w:val="20"/>
-                  </w:rPr>
-                  <m:t>2</m:t>
-                </m:r>
-              </m:sup>
-            </m:sSubSup>
-            <m:r>
-              <m:rPr>
-                <m:sty m:val="p"/>
-              </m:rPr>
-              <w:rPr>
-                <w:rFonts w:ascii="Cambria Math" w:hAnsi="Cambria Math" w:eastAsia="Cambria Math" w:cs="Cambria Math"/>
-                <w:sz w:val="20"/>
-                <w:szCs w:val="20"/>
-              </w:rPr>
-              <m:t>+</m:t>
-            </m:r>
-            <m:sSubSup>
-              <m:sSubSupPr/>
-              <m:e>
-                <m:r>
-                  <m:rPr/>
-                  <w:rPr>
-                    <w:rFonts w:ascii="Cambria Math" w:hAnsi="Cambria Math" w:eastAsia="Cambria Math" w:cs="Cambria Math"/>
-                    <w:sz w:val="20"/>
-                    <w:szCs w:val="20"/>
-                  </w:rPr>
-                  <m:t>y</m:t>
-                </m:r>
-              </m:e>
-              <m:sub>
-                <m:r>
-                  <m:rPr>
-                    <m:sty m:val="p"/>
-                  </m:rPr>
-                  <w:rPr>
-                    <w:rFonts w:ascii="Cambria Math" w:hAnsi="Cambria Math" w:eastAsia="Cambria Math" w:cs="Cambria Math"/>
-                    <w:sz w:val="20"/>
-                    <w:szCs w:val="20"/>
-                  </w:rPr>
-                  <m:t>W</m:t>
-                </m:r>
-              </m:sub>
-              <m:sup>
-                <m:r>
-                  <m:rPr/>
-                  <w:rPr>
-                    <w:rFonts w:ascii="Cambria Math" w:hAnsi="Cambria Math" w:eastAsia="Cambria Math" w:cs="Cambria Math"/>
-                    <w:sz w:val="20"/>
-                    <w:szCs w:val="20"/>
-                  </w:rPr>
-                  <m:t>2</m:t>
-                </m:r>
-              </m:sup>
-            </m:sSubSup>
-          </m:e>
-        </m:rad>
-      </m:oMath>
-      <w:r>
-        <w:rPr>
-          <w:rFonts w:hint="eastAsia"/>
-          <w:sz w:val="20"/>
-          <w:szCs w:val="20"/>
-        </w:rPr>
-        <w:t>。沿用报告的连杆参数与零位，</w:t>
-      </w:r>
-      <m:oMath>
-        <m:sSub>
-          <m:sSubPr/>
-          <m:e>
-            <m:r>
-              <m:rPr/>
-              <w:rPr>
-                <w:rFonts w:ascii="Cambria Math" w:hAnsi="Cambria Math" w:eastAsia="Cambria Math" w:cs="Cambria Math"/>
-                <w:sz w:val="20"/>
-                <w:szCs w:val="20"/>
-              </w:rPr>
-              <m:t>a</m:t>
-            </m:r>
-          </m:e>
-          <m:sub>
-            <m:r>
-              <m:rPr/>
-              <w:rPr>
-                <w:rFonts w:ascii="Cambria Math" w:hAnsi="Cambria Math" w:eastAsia="Cambria Math" w:cs="Cambria Math"/>
-                <w:sz w:val="20"/>
-                <w:szCs w:val="20"/>
-              </w:rPr>
-              <m:t>1</m:t>
-            </m:r>
-          </m:sub>
-        </m:sSub>
-        <m:r>
-          <m:rPr>
-            <m:sty m:val="p"/>
-          </m:rPr>
-          <w:rPr>
-            <w:rFonts w:ascii="Cambria Math" w:hAnsi="Cambria Math" w:eastAsia="Cambria Math" w:cs="Cambria Math"/>
-            <w:sz w:val="20"/>
-            <w:szCs w:val="20"/>
-          </w:rPr>
-          <m:t>,</m:t>
-        </m:r>
-        <m:sSub>
-          <m:sSubPr/>
-          <m:e>
-            <m:r>
-              <m:rPr/>
-              <w:rPr>
-                <w:rFonts w:ascii="Cambria Math" w:hAnsi="Cambria Math" w:eastAsia="Cambria Math" w:cs="Cambria Math"/>
-                <w:sz w:val="20"/>
-                <w:szCs w:val="20"/>
-              </w:rPr>
-              <m:t>d</m:t>
-            </m:r>
-          </m:e>
-          <m:sub>
-            <m:r>
-              <m:rPr/>
-              <w:rPr>
-                <w:rFonts w:ascii="Cambria Math" w:hAnsi="Cambria Math" w:eastAsia="Cambria Math" w:cs="Cambria Math"/>
-                <w:sz w:val="20"/>
-                <w:szCs w:val="20"/>
-              </w:rPr>
-              <m:t>1</m:t>
-            </m:r>
-          </m:sub>
-        </m:sSub>
-      </m:oMath>
-      <w:r>
-        <w:rPr>
-          <w:sz w:val="20"/>
-          <w:szCs w:val="20"/>
-        </w:rPr>
-        <w:t xml:space="preserve"> </w:t>
-      </w:r>
-      <w:r>
-        <w:rPr>
-          <w:rFonts w:hint="eastAsia"/>
-          <w:sz w:val="20"/>
-          <w:szCs w:val="20"/>
-        </w:rPr>
-        <w:t>为肩部径向和高度偏置，等效臂长为</w:t>
-      </w:r>
-      <w:r>
-        <w:rPr>
-          <w:sz w:val="20"/>
-          <w:szCs w:val="20"/>
-        </w:rPr>
-        <w:t xml:space="preserve"> </w:t>
-      </w:r>
-      <m:oMath>
-        <m:sSub>
-          <m:sSubPr/>
-          <m:e>
-            <m:r>
-              <m:rPr/>
-              <w:rPr>
-                <w:rFonts w:ascii="Cambria Math" w:hAnsi="Cambria Math" w:eastAsia="Cambria Math" w:cs="Cambria Math"/>
-                <w:sz w:val="20"/>
-                <w:szCs w:val="20"/>
-              </w:rPr>
-              <m:t>ℓ</m:t>
-            </m:r>
-          </m:e>
-          <m:sub>
-            <m:r>
-              <m:rPr/>
-              <w:rPr>
-                <w:rFonts w:ascii="Cambria Math" w:hAnsi="Cambria Math" w:eastAsia="Cambria Math" w:cs="Cambria Math"/>
-                <w:sz w:val="20"/>
-                <w:szCs w:val="20"/>
-              </w:rPr>
-              <m:t>2</m:t>
-            </m:r>
-          </m:sub>
-        </m:sSub>
-        <m:r>
-          <m:rPr>
-            <m:sty m:val="p"/>
-          </m:rPr>
-          <w:rPr>
-            <w:rFonts w:ascii="Cambria Math" w:hAnsi="Cambria Math" w:eastAsia="Cambria Math" w:cs="Cambria Math"/>
-            <w:sz w:val="20"/>
-            <w:szCs w:val="20"/>
-          </w:rPr>
-          <m:t>=</m:t>
-        </m:r>
-        <m:sSub>
-          <m:sSubPr/>
-          <m:e>
-            <m:r>
-              <m:rPr/>
-              <w:rPr>
-                <w:rFonts w:ascii="Cambria Math" w:hAnsi="Cambria Math" w:eastAsia="Cambria Math" w:cs="Cambria Math"/>
-                <w:sz w:val="20"/>
-                <w:szCs w:val="20"/>
-              </w:rPr>
-              <m:t>a</m:t>
-            </m:r>
-          </m:e>
-          <m:sub>
-            <m:r>
-              <m:rPr/>
-              <w:rPr>
-                <w:rFonts w:ascii="Cambria Math" w:hAnsi="Cambria Math" w:eastAsia="Cambria Math" w:cs="Cambria Math"/>
-                <w:sz w:val="20"/>
-                <w:szCs w:val="20"/>
-              </w:rPr>
-              <m:t>2</m:t>
-            </m:r>
-          </m:sub>
-        </m:sSub>
-      </m:oMath>
-      <w:r>
-        <w:rPr>
-          <w:sz w:val="20"/>
-          <w:szCs w:val="20"/>
-        </w:rPr>
-        <w:t>、</w:t>
-      </w:r>
-      <m:oMath>
-        <m:sSub>
-          <m:sSubPr/>
-          <m:e>
-            <m:r>
-              <m:rPr/>
-              <w:rPr>
-                <w:rFonts w:ascii="Cambria Math" w:hAnsi="Cambria Math" w:eastAsia="Cambria Math" w:cs="Cambria Math"/>
-                <w:sz w:val="20"/>
-                <w:szCs w:val="20"/>
-              </w:rPr>
-              <m:t>ℓ</m:t>
-            </m:r>
-          </m:e>
-          <m:sub>
-            <m:r>
-              <m:rPr/>
-              <w:rPr>
-                <w:rFonts w:ascii="Cambria Math" w:hAnsi="Cambria Math" w:eastAsia="Cambria Math" w:cs="Cambria Math"/>
-                <w:sz w:val="20"/>
-                <w:szCs w:val="20"/>
-              </w:rPr>
-              <m:t>3</m:t>
-            </m:r>
-          </m:sub>
-        </m:sSub>
-        <m:r>
-          <m:rPr>
-            <m:sty m:val="p"/>
-          </m:rPr>
-          <w:rPr>
-            <w:rFonts w:ascii="Cambria Math" w:hAnsi="Cambria Math" w:eastAsia="Cambria Math" w:cs="Cambria Math"/>
-            <w:sz w:val="20"/>
-            <w:szCs w:val="20"/>
-          </w:rPr>
-          <m:t>=</m:t>
-        </m:r>
-        <m:rad>
-          <m:radPr>
-            <m:degHide m:val="1"/>
-          </m:radPr>
-          <m:deg/>
-          <m:e>
-            <m:sSubSup>
-              <m:sSubSupPr/>
-              <m:e>
-                <m:r>
-                  <m:rPr/>
-                  <w:rPr>
-                    <w:rFonts w:ascii="Cambria Math" w:hAnsi="Cambria Math" w:eastAsia="Cambria Math" w:cs="Cambria Math"/>
-                    <w:sz w:val="20"/>
-                    <w:szCs w:val="20"/>
-                  </w:rPr>
-                  <m:t>a</m:t>
-                </m:r>
-              </m:e>
-              <m:sub>
-                <m:r>
-                  <m:rPr/>
-                  <w:rPr>
-                    <w:rFonts w:ascii="Cambria Math" w:hAnsi="Cambria Math" w:eastAsia="Cambria Math" w:cs="Cambria Math"/>
-                    <w:sz w:val="20"/>
-                    <w:szCs w:val="20"/>
-                  </w:rPr>
-                  <m:t>3</m:t>
-                </m:r>
-              </m:sub>
-              <m:sup>
-                <m:r>
-                  <m:rPr/>
-                  <w:rPr>
-                    <w:rFonts w:ascii="Cambria Math" w:hAnsi="Cambria Math" w:eastAsia="Cambria Math" w:cs="Cambria Math"/>
-                    <w:sz w:val="20"/>
-                    <w:szCs w:val="20"/>
-                  </w:rPr>
-                  <m:t>2</m:t>
-                </m:r>
-              </m:sup>
-            </m:sSubSup>
-            <m:r>
-              <m:rPr>
-                <m:sty m:val="p"/>
-              </m:rPr>
-              <w:rPr>
-                <w:rFonts w:ascii="Cambria Math" w:hAnsi="Cambria Math" w:eastAsia="Cambria Math" w:cs="Cambria Math"/>
-                <w:sz w:val="20"/>
-                <w:szCs w:val="20"/>
-              </w:rPr>
-              <m:t>+</m:t>
-            </m:r>
-            <m:sSubSup>
-              <m:sSubSupPr/>
-              <m:e>
-                <m:r>
-                  <m:rPr/>
-                  <w:rPr>
-                    <w:rFonts w:ascii="Cambria Math" w:hAnsi="Cambria Math" w:eastAsia="Cambria Math" w:cs="Cambria Math"/>
-                    <w:sz w:val="20"/>
-                    <w:szCs w:val="20"/>
-                  </w:rPr>
-                  <m:t>d</m:t>
-                </m:r>
-              </m:e>
-              <m:sub>
-                <m:r>
-                  <m:rPr/>
-                  <w:rPr>
-                    <w:rFonts w:ascii="Cambria Math" w:hAnsi="Cambria Math" w:eastAsia="Cambria Math" w:cs="Cambria Math"/>
-                    <w:sz w:val="20"/>
-                    <w:szCs w:val="20"/>
-                  </w:rPr>
-                  <m:t>4</m:t>
-                </m:r>
-              </m:sub>
-              <m:sup>
-                <m:r>
-                  <m:rPr/>
-                  <w:rPr>
-                    <w:rFonts w:ascii="Cambria Math" w:hAnsi="Cambria Math" w:eastAsia="Cambria Math" w:cs="Cambria Math"/>
-                    <w:sz w:val="20"/>
-                    <w:szCs w:val="20"/>
-                  </w:rPr>
-                  <m:t>2</m:t>
-                </m:r>
-              </m:sup>
-            </m:sSubSup>
-          </m:e>
-        </m:rad>
-      </m:oMath>
-      <w:r>
-        <w:rPr>
-          <w:rFonts w:hint="eastAsia"/>
-          <w:sz w:val="20"/>
-          <w:szCs w:val="20"/>
-        </w:rPr>
-        <w:t>，肘部偏角为</w:t>
-      </w:r>
-      <w:r>
-        <w:rPr>
-          <w:sz w:val="20"/>
-          <w:szCs w:val="20"/>
-        </w:rPr>
-        <w:t xml:space="preserve"> </w:t>
-      </w:r>
-      <m:oMath>
-        <m:sSub>
-          <m:sSubPr/>
-          <m:e>
-            <m:r>
-              <m:rPr/>
-              <w:rPr>
-                <w:rFonts w:ascii="Cambria Math" w:hAnsi="Cambria Math" w:eastAsia="Cambria Math" w:cs="Cambria Math"/>
-                <w:sz w:val="20"/>
-                <w:szCs w:val="20"/>
-              </w:rPr>
-              <m:t>δ</m:t>
-            </m:r>
-          </m:e>
-          <m:sub>
-            <m:r>
-              <m:rPr>
-                <m:sty m:val="p"/>
-              </m:rPr>
-              <w:rPr>
-                <w:rFonts w:ascii="Cambria Math" w:hAnsi="Cambria Math" w:eastAsia="Cambria Math" w:cs="Cambria Math"/>
-                <w:sz w:val="20"/>
-                <w:szCs w:val="20"/>
-              </w:rPr>
-              <m:t>A</m:t>
-            </m:r>
-          </m:sub>
-        </m:sSub>
-        <m:r>
-          <m:rPr>
-            <m:sty m:val="p"/>
-          </m:rPr>
-          <w:rPr>
-            <w:rFonts w:ascii="Cambria Math" w:hAnsi="Cambria Math" w:eastAsia="Cambria Math" w:cs="Cambria Math"/>
-            <w:sz w:val="20"/>
-            <w:szCs w:val="20"/>
-          </w:rPr>
-          <m:t>=atan2(</m:t>
-        </m:r>
-        <m:sSub>
-          <m:sSubPr/>
-          <m:e>
-            <m:r>
-              <m:rPr/>
-              <w:rPr>
-                <w:rFonts w:ascii="Cambria Math" w:hAnsi="Cambria Math" w:eastAsia="Cambria Math" w:cs="Cambria Math"/>
-                <w:sz w:val="20"/>
-                <w:szCs w:val="20"/>
-              </w:rPr>
-              <m:t>a</m:t>
-            </m:r>
-          </m:e>
-          <m:sub>
-            <m:r>
-              <m:rPr/>
-              <w:rPr>
-                <w:rFonts w:ascii="Cambria Math" w:hAnsi="Cambria Math" w:eastAsia="Cambria Math" w:cs="Cambria Math"/>
-                <w:sz w:val="20"/>
-                <w:szCs w:val="20"/>
-              </w:rPr>
-              <m:t>3</m:t>
-            </m:r>
-          </m:sub>
-        </m:sSub>
-        <m:r>
-          <m:rPr>
-            <m:sty m:val="p"/>
-          </m:rPr>
-          <w:rPr>
-            <w:rFonts w:ascii="Cambria Math" w:hAnsi="Cambria Math" w:eastAsia="Cambria Math" w:cs="Cambria Math"/>
-            <w:sz w:val="20"/>
-            <w:szCs w:val="20"/>
-          </w:rPr>
-          <m:t>,</m:t>
-        </m:r>
-        <m:sSub>
-          <m:sSubPr/>
-          <m:e>
-            <m:r>
-              <m:rPr/>
-              <w:rPr>
-                <w:rFonts w:ascii="Cambria Math" w:hAnsi="Cambria Math" w:eastAsia="Cambria Math" w:cs="Cambria Math"/>
-                <w:sz w:val="20"/>
-                <w:szCs w:val="20"/>
-              </w:rPr>
-              <m:t>d</m:t>
-            </m:r>
-          </m:e>
-          <m:sub>
-            <m:r>
-              <m:rPr/>
-              <w:rPr>
-                <w:rFonts w:ascii="Cambria Math" w:hAnsi="Cambria Math" w:eastAsia="Cambria Math" w:cs="Cambria Math"/>
-                <w:sz w:val="20"/>
-                <w:szCs w:val="20"/>
-              </w:rPr>
-              <m:t>4</m:t>
-            </m:r>
-          </m:sub>
-        </m:sSub>
-        <m:r>
-          <m:rPr>
-            <m:sty m:val="p"/>
-          </m:rPr>
-          <w:rPr>
-            <w:rFonts w:ascii="Cambria Math" w:hAnsi="Cambria Math" w:eastAsia="Cambria Math" w:cs="Cambria Math"/>
-            <w:sz w:val="20"/>
-            <w:szCs w:val="20"/>
-          </w:rPr>
-          <m:t>)</m:t>
-        </m:r>
-      </m:oMath>
-      <w:r>
-        <w:rPr>
-          <w:rFonts w:hint="eastAsia"/>
-          <w:sz w:val="20"/>
-          <w:szCs w:val="20"/>
-        </w:rPr>
-        <w:t>。记肩腕距离</w:t>
-      </w:r>
-      <w:r>
-        <w:rPr>
-          <w:sz w:val="20"/>
-          <w:szCs w:val="20"/>
-        </w:rPr>
-        <w:t xml:space="preserve"> </w:t>
-      </w:r>
-      <m:oMath>
-        <m:sSub>
-          <m:sSubPr/>
-          <m:e>
-            <m:r>
-              <m:rPr/>
-              <w:rPr>
-                <w:rFonts w:ascii="Cambria Math" w:hAnsi="Cambria Math" w:eastAsia="Cambria Math" w:cs="Cambria Math"/>
-                <w:sz w:val="20"/>
-                <w:szCs w:val="20"/>
-              </w:rPr>
-              <m:t>ρ</m:t>
-            </m:r>
-          </m:e>
-          <m:sub>
-            <m:r>
-              <m:rPr>
-                <m:sty m:val="p"/>
-              </m:rPr>
-              <w:rPr>
-                <w:rFonts w:ascii="Cambria Math" w:hAnsi="Cambria Math" w:eastAsia="Cambria Math" w:cs="Cambria Math"/>
-                <w:sz w:val="20"/>
-                <w:szCs w:val="20"/>
-              </w:rPr>
-              <m:t>A</m:t>
-            </m:r>
-          </m:sub>
-        </m:sSub>
-        <m:r>
-          <m:rPr>
-            <m:sty m:val="p"/>
-          </m:rPr>
-          <w:rPr>
-            <w:rFonts w:ascii="Cambria Math" w:hAnsi="Cambria Math" w:eastAsia="Cambria Math" w:cs="Cambria Math"/>
-            <w:sz w:val="20"/>
-            <w:szCs w:val="20"/>
-          </w:rPr>
-          <m:t>=</m:t>
-        </m:r>
-        <m:rad>
-          <m:radPr>
-            <m:degHide m:val="1"/>
-          </m:radPr>
-          <m:deg/>
-          <m:e>
-            <m:r>
-              <m:rPr>
-                <m:sty m:val="p"/>
-              </m:rPr>
-              <w:rPr>
-                <w:rFonts w:ascii="Cambria Math" w:hAnsi="Cambria Math" w:eastAsia="Cambria Math" w:cs="Cambria Math"/>
-                <w:sz w:val="20"/>
-                <w:szCs w:val="20"/>
-              </w:rPr>
-              <m:t>(</m:t>
-            </m:r>
-            <m:sSub>
-              <m:sSubPr/>
-              <m:e>
-                <m:r>
-                  <m:rPr/>
-                  <w:rPr>
-                    <w:rFonts w:ascii="Cambria Math" w:hAnsi="Cambria Math" w:eastAsia="Cambria Math" w:cs="Cambria Math"/>
-                    <w:sz w:val="20"/>
-                    <w:szCs w:val="20"/>
-                  </w:rPr>
-                  <m:t>ρ</m:t>
-                </m:r>
-              </m:e>
-              <m:sub>
-                <m:r>
-                  <m:rPr>
-                    <m:sty m:val="p"/>
-                  </m:rPr>
-                  <w:rPr>
-                    <w:rFonts w:ascii="Cambria Math" w:hAnsi="Cambria Math" w:eastAsia="Cambria Math" w:cs="Cambria Math"/>
-                    <w:sz w:val="20"/>
-                    <w:szCs w:val="20"/>
-                  </w:rPr>
-                  <m:t>W</m:t>
-                </m:r>
-              </m:sub>
-            </m:sSub>
-            <m:r>
-              <m:rPr>
-                <m:sty m:val="p"/>
-              </m:rPr>
-              <w:rPr>
-                <w:rFonts w:ascii="Cambria Math" w:hAnsi="Cambria Math" w:eastAsia="Cambria Math" w:cs="Cambria Math"/>
-                <w:sz w:val="20"/>
-                <w:szCs w:val="20"/>
-              </w:rPr>
-              <m:t>−</m:t>
-            </m:r>
-            <m:sSub>
-              <m:sSubPr/>
-              <m:e>
-                <m:r>
-                  <m:rPr/>
-                  <w:rPr>
-                    <w:rFonts w:ascii="Cambria Math" w:hAnsi="Cambria Math" w:eastAsia="Cambria Math" w:cs="Cambria Math"/>
-                    <w:sz w:val="20"/>
-                    <w:szCs w:val="20"/>
-                  </w:rPr>
-                  <m:t>a</m:t>
-                </m:r>
-              </m:e>
-              <m:sub>
-                <m:r>
-                  <m:rPr/>
-                  <w:rPr>
-                    <w:rFonts w:ascii="Cambria Math" w:hAnsi="Cambria Math" w:eastAsia="Cambria Math" w:cs="Cambria Math"/>
-                    <w:sz w:val="20"/>
-                    <w:szCs w:val="20"/>
-                  </w:rPr>
-                  <m:t>1</m:t>
-                </m:r>
-              </m:sub>
-            </m:sSub>
-            <m:sSup>
-              <m:sSupPr/>
-              <m:e>
-                <m:r>
-                  <m:rPr>
-                    <m:sty m:val="p"/>
-                  </m:rPr>
-                  <w:rPr>
-                    <w:rFonts w:ascii="Cambria Math" w:hAnsi="Cambria Math" w:eastAsia="Cambria Math" w:cs="Cambria Math"/>
-                    <w:sz w:val="20"/>
-                    <w:szCs w:val="20"/>
-                  </w:rPr>
-                  <m:t>)</m:t>
-                </m:r>
-              </m:e>
-              <m:sup>
-                <m:r>
-                  <m:rPr/>
-                  <w:rPr>
-                    <w:rFonts w:ascii="Cambria Math" w:hAnsi="Cambria Math" w:eastAsia="Cambria Math" w:cs="Cambria Math"/>
-                    <w:sz w:val="20"/>
-                    <w:szCs w:val="20"/>
-                  </w:rPr>
-                  <m:t>2</m:t>
-                </m:r>
-              </m:sup>
-            </m:sSup>
-            <m:r>
-              <m:rPr>
-                <m:sty m:val="p"/>
-              </m:rPr>
-              <w:rPr>
-                <w:rFonts w:ascii="Cambria Math" w:hAnsi="Cambria Math" w:eastAsia="Cambria Math" w:cs="Cambria Math"/>
-                <w:sz w:val="20"/>
-                <w:szCs w:val="20"/>
-              </w:rPr>
-              <m:t>+(</m:t>
-            </m:r>
-            <m:sSub>
-              <m:sSubPr/>
-              <m:e>
-                <m:r>
-                  <m:rPr/>
-                  <w:rPr>
-                    <w:rFonts w:ascii="Cambria Math" w:hAnsi="Cambria Math" w:eastAsia="Cambria Math" w:cs="Cambria Math"/>
-                    <w:sz w:val="20"/>
-                    <w:szCs w:val="20"/>
-                  </w:rPr>
-                  <m:t>z</m:t>
-                </m:r>
-              </m:e>
-              <m:sub>
-                <m:r>
-                  <m:rPr>
-                    <m:sty m:val="p"/>
-                  </m:rPr>
-                  <w:rPr>
-                    <w:rFonts w:ascii="Cambria Math" w:hAnsi="Cambria Math" w:eastAsia="Cambria Math" w:cs="Cambria Math"/>
-                    <w:sz w:val="20"/>
-                    <w:szCs w:val="20"/>
-                  </w:rPr>
-                  <m:t>W</m:t>
-                </m:r>
-              </m:sub>
-            </m:sSub>
-            <m:r>
-              <m:rPr>
-                <m:sty m:val="p"/>
-              </m:rPr>
-              <w:rPr>
-                <w:rFonts w:ascii="Cambria Math" w:hAnsi="Cambria Math" w:eastAsia="Cambria Math" w:cs="Cambria Math"/>
-                <w:sz w:val="20"/>
-                <w:szCs w:val="20"/>
-              </w:rPr>
-              <m:t>−</m:t>
-            </m:r>
-            <m:sSub>
-              <m:sSubPr/>
-              <m:e>
-                <m:r>
-                  <m:rPr/>
-                  <w:rPr>
-                    <w:rFonts w:ascii="Cambria Math" w:hAnsi="Cambria Math" w:eastAsia="Cambria Math" w:cs="Cambria Math"/>
-                    <w:sz w:val="20"/>
-                    <w:szCs w:val="20"/>
-                  </w:rPr>
-                  <m:t>d</m:t>
-                </m:r>
-              </m:e>
-              <m:sub>
-                <m:r>
-                  <m:rPr/>
-                  <w:rPr>
-                    <w:rFonts w:ascii="Cambria Math" w:hAnsi="Cambria Math" w:eastAsia="Cambria Math" w:cs="Cambria Math"/>
-                    <w:sz w:val="20"/>
-                    <w:szCs w:val="20"/>
-                  </w:rPr>
-                  <m:t>1</m:t>
-                </m:r>
-              </m:sub>
-            </m:sSub>
-            <m:sSup>
-              <m:sSupPr/>
-              <m:e>
-                <m:r>
-                  <m:rPr>
-                    <m:sty m:val="p"/>
-                  </m:rPr>
-                  <w:rPr>
-                    <w:rFonts w:ascii="Cambria Math" w:hAnsi="Cambria Math" w:eastAsia="Cambria Math" w:cs="Cambria Math"/>
-                    <w:sz w:val="20"/>
-                    <w:szCs w:val="20"/>
-                  </w:rPr>
-                  <m:t>)</m:t>
-                </m:r>
-              </m:e>
-              <m:sup>
-                <m:r>
-                  <m:rPr/>
-                  <w:rPr>
-                    <w:rFonts w:ascii="Cambria Math" w:hAnsi="Cambria Math" w:eastAsia="Cambria Math" w:cs="Cambria Math"/>
-                    <w:sz w:val="20"/>
-                    <w:szCs w:val="20"/>
-                  </w:rPr>
-                  <m:t>2</m:t>
-                </m:r>
-              </m:sup>
-            </m:sSup>
-          </m:e>
-        </m:rad>
-      </m:oMath>
-      <w:r>
-        <w:rPr>
-          <w:rFonts w:hint="eastAsia"/>
-          <w:sz w:val="20"/>
-          <w:szCs w:val="20"/>
-        </w:rPr>
-        <w:t>、方向角</w:t>
-      </w:r>
-      <w:r>
-        <w:rPr>
-          <w:sz w:val="20"/>
-          <w:szCs w:val="20"/>
-        </w:rPr>
-        <w:t xml:space="preserve"> </w:t>
-      </w:r>
-      <m:oMath>
-        <m:sSub>
-          <m:sSubPr/>
-          <m:e>
-            <m:r>
-              <m:rPr/>
-              <w:rPr>
-                <w:rFonts w:ascii="Cambria Math" w:hAnsi="Cambria Math" w:eastAsia="Cambria Math" w:cs="Cambria Math"/>
-                <w:sz w:val="20"/>
-                <w:szCs w:val="20"/>
-              </w:rPr>
-              <m:t>γ</m:t>
-            </m:r>
-          </m:e>
-          <m:sub>
-            <m:r>
-              <m:rPr>
-                <m:sty m:val="p"/>
-              </m:rPr>
-              <w:rPr>
-                <w:rFonts w:ascii="Cambria Math" w:hAnsi="Cambria Math" w:eastAsia="Cambria Math" w:cs="Cambria Math"/>
-                <w:sz w:val="20"/>
-                <w:szCs w:val="20"/>
-              </w:rPr>
-              <m:t>A</m:t>
-            </m:r>
-          </m:sub>
-        </m:sSub>
-        <m:r>
-          <m:rPr>
-            <m:sty m:val="p"/>
-          </m:rPr>
-          <w:rPr>
-            <w:rFonts w:ascii="Cambria Math" w:hAnsi="Cambria Math" w:eastAsia="Cambria Math" w:cs="Cambria Math"/>
-            <w:sz w:val="20"/>
-            <w:szCs w:val="20"/>
-          </w:rPr>
-          <m:t>=atan2(</m:t>
-        </m:r>
-        <m:sSub>
-          <m:sSubPr/>
-          <m:e>
-            <m:r>
-              <m:rPr/>
-              <w:rPr>
-                <w:rFonts w:ascii="Cambria Math" w:hAnsi="Cambria Math" w:eastAsia="Cambria Math" w:cs="Cambria Math"/>
-                <w:sz w:val="20"/>
-                <w:szCs w:val="20"/>
-              </w:rPr>
-              <m:t>z</m:t>
-            </m:r>
-          </m:e>
-          <m:sub>
-            <m:r>
-              <m:rPr>
-                <m:sty m:val="p"/>
-              </m:rPr>
-              <w:rPr>
-                <w:rFonts w:ascii="Cambria Math" w:hAnsi="Cambria Math" w:eastAsia="Cambria Math" w:cs="Cambria Math"/>
-                <w:sz w:val="20"/>
-                <w:szCs w:val="20"/>
-              </w:rPr>
-              <m:t>W</m:t>
-            </m:r>
-          </m:sub>
-        </m:sSub>
-        <m:r>
-          <m:rPr>
-            <m:sty m:val="p"/>
-          </m:rPr>
-          <w:rPr>
-            <w:rFonts w:ascii="Cambria Math" w:hAnsi="Cambria Math" w:eastAsia="Cambria Math" w:cs="Cambria Math"/>
-            <w:sz w:val="20"/>
-            <w:szCs w:val="20"/>
-          </w:rPr>
-          <m:t>−</m:t>
-        </m:r>
-        <m:sSub>
-          <m:sSubPr/>
-          <m:e>
-            <m:r>
-              <m:rPr/>
-              <w:rPr>
-                <w:rFonts w:ascii="Cambria Math" w:hAnsi="Cambria Math" w:eastAsia="Cambria Math" w:cs="Cambria Math"/>
-                <w:sz w:val="20"/>
-                <w:szCs w:val="20"/>
-              </w:rPr>
-              <m:t>d</m:t>
-            </m:r>
-          </m:e>
-          <m:sub>
-            <m:r>
-              <m:rPr/>
-              <w:rPr>
-                <w:rFonts w:ascii="Cambria Math" w:hAnsi="Cambria Math" w:eastAsia="Cambria Math" w:cs="Cambria Math"/>
-                <w:sz w:val="20"/>
-                <w:szCs w:val="20"/>
-              </w:rPr>
-              <m:t>1</m:t>
-            </m:r>
-          </m:sub>
-        </m:sSub>
-        <m:r>
-          <m:rPr>
-            <m:sty m:val="p"/>
-          </m:rPr>
-          <w:rPr>
-            <w:rFonts w:ascii="Cambria Math" w:hAnsi="Cambria Math" w:eastAsia="Cambria Math" w:cs="Cambria Math"/>
-            <w:sz w:val="20"/>
-            <w:szCs w:val="20"/>
-          </w:rPr>
-          <m:t>,</m:t>
-        </m:r>
-        <m:sSub>
-          <m:sSubPr/>
-          <m:e>
-            <m:r>
-              <m:rPr/>
-              <w:rPr>
-                <w:rFonts w:ascii="Cambria Math" w:hAnsi="Cambria Math" w:eastAsia="Cambria Math" w:cs="Cambria Math"/>
-                <w:sz w:val="20"/>
-                <w:szCs w:val="20"/>
-              </w:rPr>
-              <m:t>ρ</m:t>
-            </m:r>
-          </m:e>
-          <m:sub>
-            <m:r>
-              <m:rPr>
-                <m:sty m:val="p"/>
-              </m:rPr>
-              <w:rPr>
-                <w:rFonts w:ascii="Cambria Math" w:hAnsi="Cambria Math" w:eastAsia="Cambria Math" w:cs="Cambria Math"/>
-                <w:sz w:val="20"/>
-                <w:szCs w:val="20"/>
-              </w:rPr>
-              <m:t>W</m:t>
-            </m:r>
-          </m:sub>
-        </m:sSub>
-        <m:r>
-          <m:rPr>
-            <m:sty m:val="p"/>
-          </m:rPr>
-          <w:rPr>
-            <w:rFonts w:ascii="Cambria Math" w:hAnsi="Cambria Math" w:eastAsia="Cambria Math" w:cs="Cambria Math"/>
-            <w:sz w:val="20"/>
-            <w:szCs w:val="20"/>
-          </w:rPr>
-          <m:t>−</m:t>
-        </m:r>
-        <m:sSub>
-          <m:sSubPr/>
-          <m:e>
-            <m:r>
-              <m:rPr/>
-              <w:rPr>
-                <w:rFonts w:ascii="Cambria Math" w:hAnsi="Cambria Math" w:eastAsia="Cambria Math" w:cs="Cambria Math"/>
-                <w:sz w:val="20"/>
-                <w:szCs w:val="20"/>
-              </w:rPr>
-              <m:t>a</m:t>
-            </m:r>
-          </m:e>
-          <m:sub>
-            <m:r>
-              <m:rPr/>
-              <w:rPr>
-                <w:rFonts w:ascii="Cambria Math" w:hAnsi="Cambria Math" w:eastAsia="Cambria Math" w:cs="Cambria Math"/>
-                <w:sz w:val="20"/>
-                <w:szCs w:val="20"/>
-              </w:rPr>
-              <m:t>1</m:t>
-            </m:r>
-          </m:sub>
-        </m:sSub>
-        <m:r>
-          <m:rPr>
-            <m:sty m:val="p"/>
-          </m:rPr>
-          <w:rPr>
-            <w:rFonts w:ascii="Cambria Math" w:hAnsi="Cambria Math" w:eastAsia="Cambria Math" w:cs="Cambria Math"/>
-            <w:sz w:val="20"/>
-            <w:szCs w:val="20"/>
-          </w:rPr>
-          <m:t>)</m:t>
-        </m:r>
-      </m:oMath>
-      <w:r>
-        <w:rPr>
-          <w:rFonts w:hint="eastAsia"/>
-          <w:sz w:val="20"/>
-          <w:szCs w:val="20"/>
-        </w:rPr>
-        <w:t>，由平面三角形余弦定理，正向高臂分支为</w:t>
-      </w:r>
-    </w:p>
-    <w:tbl>
-      <w:tblPr>
-        <w:tblStyle w:val="10"/>
-        <w:tblW w:w="4866" w:type="dxa"/>
-        <w:tblCaption w:val="Equation 23"/>
-        <w:tblInd w:w="0" w:type="dxa"/>
-        <w:tblBorders>
-          <w:top w:val="none" w:color="B0B0B0" w:sz="4" w:space="0"/>
-          <w:left w:val="none" w:color="B0B0B0" w:sz="4" w:space="0"/>
-          <w:bottom w:val="none" w:color="B0B0B0" w:sz="4" w:space="0"/>
-          <w:right w:val="none" w:color="B0B0B0" w:sz="4" w:space="0"/>
-          <w:insideH w:val="none" w:color="B0B0B0" w:sz="4" w:space="0"/>
-          <w:insideV w:val="none" w:color="B0B0B0" w:sz="4" w:space="0"/>
-        </w:tblBorders>
-        <w:tblLayout w:type="fixed"/>
-        <w:tblCellMar>
-          <w:top w:w="0" w:type="dxa"/>
-          <w:left w:w="0" w:type="dxa"/>
-          <w:bottom w:w="0" w:type="dxa"/>
-          <w:right w:w="0" w:type="dxa"/>
-        </w:tblCellMar>
-      </w:tblPr>
-      <w:tblGrid>
-        <w:gridCol w:w="4476"/>
-        <w:gridCol w:w="390"/>
-      </w:tblGrid>
-      <w:tr>
-        <w:tblPrEx>
-          <w:tblBorders>
-            <w:top w:val="none" w:color="B0B0B0" w:sz="4" w:space="0"/>
-            <w:left w:val="none" w:color="B0B0B0" w:sz="4" w:space="0"/>
-            <w:bottom w:val="none" w:color="B0B0B0" w:sz="4" w:space="0"/>
-            <w:right w:val="none" w:color="B0B0B0" w:sz="4" w:space="0"/>
-            <w:insideH w:val="none" w:color="B0B0B0" w:sz="4" w:space="0"/>
-            <w:insideV w:val="none" w:color="B0B0B0" w:sz="4" w:space="0"/>
-          </w:tblBorders>
-          <w:tblCellMar>
-            <w:top w:w="0" w:type="dxa"/>
-            <w:left w:w="0" w:type="dxa"/>
-            <w:bottom w:w="0" w:type="dxa"/>
-            <w:right w:w="0" w:type="dxa"/>
-          </w:tblCellMar>
-        </w:tblPrEx>
-        <w:trPr>
-          <w:cantSplit/>
-        </w:trPr>
-        <w:tc>
-          <w:tcPr>
-            <w:tcW w:w="4476" w:type="dxa"/>
-            <w:vAlign w:val="center"/>
-          </w:tcPr>
-          <w:p>
-            <w:pPr>
-              <w:pStyle w:val="17"/>
-              <w:numPr>
-                <w:ilvl w:val="0"/>
-                <w:numId w:val="0"/>
-              </w:numPr>
-              <w:snapToGrid w:val="0"/>
-              <w:spacing w:before="100" w:after="100" w:line="240" w:lineRule="auto"/>
-              <w:ind w:left="0" w:right="0" w:firstLine="0"/>
-              <w:jc w:val="center"/>
-              <w:rPr>
-                <w:sz w:val="18"/>
-              </w:rPr>
-            </w:pPr>
-            <m:oMathPara>
-              <m:oMathParaPr>
-                <m:jc m:val="center"/>
-              </m:oMathParaPr>
-              <m:oMath>
                 <m:eqArr>
                   <m:eqArrPr/>
                   <m:e>
@@ -21225,7 +20749,7 @@
                 <w:sz w:val="16"/>
                 <w:szCs w:val="16"/>
               </w:rPr>
-              <w:t>(23)</w:t>
+              <w:t>(22)</w:t>
             </w:r>
           </w:p>
         </w:tc>
@@ -21423,7 +20947,7 @@
       <w:tblPr>
         <w:tblStyle w:val="10"/>
         <w:tblW w:w="4866" w:type="dxa"/>
-        <w:tblCaption w:val="Equation 24"/>
+        <w:tblCaption w:val="Equation 23"/>
         <w:tblInd w:w="0" w:type="dxa"/>
         <w:tblBorders>
           <w:top w:val="none" w:color="B0B0B0" w:sz="4" w:space="0"/>
@@ -21698,7 +21222,7 @@
                 <w:sz w:val="16"/>
                 <w:szCs w:val="16"/>
               </w:rPr>
-              <w:t>(24)</w:t>
+              <w:t>(23)</w:t>
             </w:r>
           </w:p>
         </w:tc>
@@ -22295,7 +21819,7 @@
       <w:tblPr>
         <w:tblStyle w:val="10"/>
         <w:tblW w:w="4866" w:type="dxa"/>
-        <w:tblCaption w:val="Equation 25"/>
+        <w:tblCaption w:val="Equation 24"/>
         <w:tblInd w:w="0" w:type="dxa"/>
         <w:tblBorders>
           <w:top w:val="none" w:color="B0B0B0" w:sz="4" w:space="0"/>
@@ -22920,7 +22444,7 @@
                 <w:sz w:val="16"/>
                 <w:szCs w:val="16"/>
               </w:rPr>
-              <w:t>(25)</w:t>
+              <w:t>(24)</w:t>
             </w:r>
           </w:p>
         </w:tc>
@@ -23028,7 +22552,7 @@
           <w:sz w:val="20"/>
           <w:szCs w:val="20"/>
         </w:rPr>
-        <w:t xml:space="preserve"> [5]。Fig. 7 </w:t>
+        <w:t xml:space="preserve"> [5]。Fig. 8 </w:t>
       </w:r>
       <w:r>
         <w:rPr>
@@ -23080,7 +22604,7 @@
         <w:rPr>
           <w:iCs/>
         </w:rPr>
-        <w:t xml:space="preserve">Fig. 7. Delta </w:t>
+        <w:t xml:space="preserve">Fig. 8. Delta </w:t>
       </w:r>
       <w:r>
         <w:rPr>
@@ -24673,7 +24197,7 @@
       <w:tblPr>
         <w:tblStyle w:val="10"/>
         <w:tblW w:w="4866" w:type="dxa"/>
-        <w:tblCaption w:val="Equation 26"/>
+        <w:tblCaption w:val="Equation 25"/>
         <w:tblInd w:w="0" w:type="dxa"/>
         <w:tblBorders>
           <w:top w:val="none" w:color="B0B0B0" w:sz="4" w:space="0"/>
@@ -25115,7 +24639,7 @@
                 <w:sz w:val="16"/>
                 <w:szCs w:val="16"/>
               </w:rPr>
-              <w:t>(26)</w:t>
+              <w:t>(25)</w:t>
             </w:r>
           </w:p>
         </w:tc>
@@ -25146,7 +24670,7 @@
       <w:tblPr>
         <w:tblStyle w:val="10"/>
         <w:tblW w:w="4866" w:type="dxa"/>
-        <w:tblCaption w:val="Equation 27"/>
+        <w:tblCaption w:val="Equation 26"/>
         <w:tblInd w:w="0" w:type="dxa"/>
         <w:tblBorders>
           <w:top w:val="none" w:color="B0B0B0" w:sz="4" w:space="0"/>
@@ -25495,7 +25019,7 @@
                 <w:sz w:val="16"/>
                 <w:szCs w:val="16"/>
               </w:rPr>
-              <w:t>(27)</w:t>
+              <w:t>(26)</w:t>
             </w:r>
           </w:p>
         </w:tc>
@@ -25556,7 +25080,7 @@
       <w:tblPr>
         <w:tblStyle w:val="10"/>
         <w:tblW w:w="4866" w:type="dxa"/>
-        <w:tblCaption w:val="Equation 28"/>
+        <w:tblCaption w:val="Equation 27"/>
         <w:tblInd w:w="0" w:type="dxa"/>
         <w:tblBorders>
           <w:top w:val="none" w:color="B0B0B0" w:sz="4" w:space="0"/>
@@ -26015,7 +25539,7 @@
                 <w:sz w:val="16"/>
                 <w:szCs w:val="16"/>
               </w:rPr>
-              <w:t>(28)</w:t>
+              <w:t>(27)</w:t>
             </w:r>
           </w:p>
         </w:tc>
@@ -26227,7 +25751,7 @@
       <w:tblPr>
         <w:tblStyle w:val="10"/>
         <w:tblW w:w="4866" w:type="dxa"/>
-        <w:tblCaption w:val="Equation 29"/>
+        <w:tblCaption w:val="Equation 28"/>
         <w:tblInd w:w="0" w:type="dxa"/>
         <w:tblBorders>
           <w:top w:val="none" w:color="B0B0B0" w:sz="4" w:space="0"/>
@@ -27241,7 +26765,7 @@
                 <w:sz w:val="16"/>
                 <w:szCs w:val="16"/>
               </w:rPr>
-              <w:t>(29)</w:t>
+              <w:t>(28)</w:t>
             </w:r>
           </w:p>
         </w:tc>
@@ -27549,6 +27073,522 @@
           <w:szCs w:val="20"/>
         </w:rPr>
         <w:t>，有</w:t>
+      </w:r>
+    </w:p>
+    <w:tbl>
+      <w:tblPr>
+        <w:tblStyle w:val="10"/>
+        <w:tblW w:w="4866" w:type="dxa"/>
+        <w:tblCaption w:val="Equation 29"/>
+        <w:tblInd w:w="0" w:type="dxa"/>
+        <w:tblBorders>
+          <w:top w:val="none" w:color="B0B0B0" w:sz="4" w:space="0"/>
+          <w:left w:val="none" w:color="B0B0B0" w:sz="4" w:space="0"/>
+          <w:bottom w:val="none" w:color="B0B0B0" w:sz="4" w:space="0"/>
+          <w:right w:val="none" w:color="B0B0B0" w:sz="4" w:space="0"/>
+          <w:insideH w:val="none" w:color="B0B0B0" w:sz="4" w:space="0"/>
+          <w:insideV w:val="none" w:color="B0B0B0" w:sz="4" w:space="0"/>
+        </w:tblBorders>
+        <w:tblLayout w:type="fixed"/>
+        <w:tblCellMar>
+          <w:top w:w="0" w:type="dxa"/>
+          <w:left w:w="0" w:type="dxa"/>
+          <w:bottom w:w="0" w:type="dxa"/>
+          <w:right w:w="0" w:type="dxa"/>
+        </w:tblCellMar>
+      </w:tblPr>
+      <w:tblGrid>
+        <w:gridCol w:w="4476"/>
+        <w:gridCol w:w="390"/>
+      </w:tblGrid>
+      <w:tr>
+        <w:tblPrEx>
+          <w:tblBorders>
+            <w:top w:val="none" w:color="B0B0B0" w:sz="4" w:space="0"/>
+            <w:left w:val="none" w:color="B0B0B0" w:sz="4" w:space="0"/>
+            <w:bottom w:val="none" w:color="B0B0B0" w:sz="4" w:space="0"/>
+            <w:right w:val="none" w:color="B0B0B0" w:sz="4" w:space="0"/>
+            <w:insideH w:val="none" w:color="B0B0B0" w:sz="4" w:space="0"/>
+            <w:insideV w:val="none" w:color="B0B0B0" w:sz="4" w:space="0"/>
+          </w:tblBorders>
+          <w:tblCellMar>
+            <w:top w:w="0" w:type="dxa"/>
+            <w:left w:w="0" w:type="dxa"/>
+            <w:bottom w:w="0" w:type="dxa"/>
+            <w:right w:w="0" w:type="dxa"/>
+          </w:tblCellMar>
+        </w:tblPrEx>
+        <w:trPr>
+          <w:cantSplit/>
+        </w:trPr>
+        <w:tc>
+          <w:tcPr>
+            <w:tcW w:w="4476" w:type="dxa"/>
+            <w:vAlign w:val="center"/>
+          </w:tcPr>
+          <w:p>
+            <w:pPr>
+              <w:pStyle w:val="17"/>
+              <w:numPr>
+                <w:ilvl w:val="0"/>
+                <w:numId w:val="0"/>
+              </w:numPr>
+              <w:snapToGrid w:val="0"/>
+              <w:spacing w:before="100" w:after="100" w:line="240" w:lineRule="auto"/>
+              <w:ind w:left="0" w:right="0" w:firstLine="0"/>
+              <w:jc w:val="center"/>
+              <w:rPr>
+                <w:sz w:val="18"/>
+              </w:rPr>
+            </w:pPr>
+            <m:oMathPara>
+              <m:oMathParaPr>
+                <m:jc m:val="center"/>
+              </m:oMathParaPr>
+              <m:oMath>
+                <m:r>
+                  <m:rPr>
+                    <m:sty m:val="p"/>
+                  </m:rPr>
+                  <w:rPr>
+                    <w:rFonts w:ascii="Cambria Math" w:hAnsi="Cambria Math" w:eastAsia="Cambria Math" w:cs="Cambria Math"/>
+                    <w:sz w:val="18"/>
+                    <w:szCs w:val="18"/>
+                  </w:rPr>
+                  <m:t>[</m:t>
+                </m:r>
+                <m:sSub>
+                  <m:sSubPr/>
+                  <m:e>
+                    <m:r>
+                      <m:rPr/>
+                      <w:rPr>
+                        <w:rFonts w:ascii="Cambria Math" w:hAnsi="Cambria Math" w:eastAsia="Cambria Math" w:cs="Cambria Math"/>
+                        <w:sz w:val="18"/>
+                        <w:szCs w:val="18"/>
+                      </w:rPr>
+                      <m:t>x</m:t>
+                    </m:r>
+                  </m:e>
+                  <m:sub>
+                    <m:r>
+                      <m:rPr>
+                        <m:sty m:val="p"/>
+                      </m:rPr>
+                      <w:rPr>
+                        <w:rFonts w:ascii="Cambria Math" w:hAnsi="Cambria Math" w:eastAsia="Cambria Math" w:cs="Cambria Math"/>
+                        <w:sz w:val="18"/>
+                        <w:szCs w:val="18"/>
+                      </w:rPr>
+                      <m:t>D</m:t>
+                    </m:r>
+                  </m:sub>
+                </m:sSub>
+                <m:r>
+                  <m:rPr>
+                    <m:sty m:val="p"/>
+                  </m:rPr>
+                  <w:rPr>
+                    <w:rFonts w:ascii="Cambria Math" w:hAnsi="Cambria Math" w:eastAsia="Cambria Math" w:cs="Cambria Math"/>
+                    <w:sz w:val="18"/>
+                    <w:szCs w:val="18"/>
+                  </w:rPr>
+                  <m:t>,</m:t>
+                </m:r>
+                <m:sSub>
+                  <m:sSubPr/>
+                  <m:e>
+                    <m:r>
+                      <m:rPr/>
+                      <w:rPr>
+                        <w:rFonts w:ascii="Cambria Math" w:hAnsi="Cambria Math" w:eastAsia="Cambria Math" w:cs="Cambria Math"/>
+                        <w:sz w:val="18"/>
+                        <w:szCs w:val="18"/>
+                      </w:rPr>
+                      <m:t>y</m:t>
+                    </m:r>
+                  </m:e>
+                  <m:sub>
+                    <m:r>
+                      <m:rPr>
+                        <m:sty m:val="p"/>
+                      </m:rPr>
+                      <w:rPr>
+                        <w:rFonts w:ascii="Cambria Math" w:hAnsi="Cambria Math" w:eastAsia="Cambria Math" w:cs="Cambria Math"/>
+                        <w:sz w:val="18"/>
+                        <w:szCs w:val="18"/>
+                      </w:rPr>
+                      <m:t>D</m:t>
+                    </m:r>
+                  </m:sub>
+                </m:sSub>
+                <m:sSup>
+                  <m:sSupPr/>
+                  <m:e>
+                    <m:r>
+                      <m:rPr>
+                        <m:sty m:val="p"/>
+                      </m:rPr>
+                      <w:rPr>
+                        <w:rFonts w:ascii="Cambria Math" w:hAnsi="Cambria Math" w:eastAsia="Cambria Math" w:cs="Cambria Math"/>
+                        <w:sz w:val="18"/>
+                        <w:szCs w:val="18"/>
+                      </w:rPr>
+                      <m:t>]</m:t>
+                    </m:r>
+                  </m:e>
+                  <m:sup>
+                    <m:r>
+                      <m:rPr>
+                        <m:sty m:val="p"/>
+                      </m:rPr>
+                      <w:rPr>
+                        <w:rFonts w:ascii="Cambria Math" w:hAnsi="Cambria Math" w:eastAsia="Cambria Math" w:cs="Cambria Math"/>
+                        <w:sz w:val="18"/>
+                        <w:szCs w:val="18"/>
+                      </w:rPr>
+                      <m:t>T</m:t>
+                    </m:r>
+                  </m:sup>
+                </m:sSup>
+                <m:r>
+                  <m:rPr>
+                    <m:sty m:val="p"/>
+                  </m:rPr>
+                  <w:rPr>
+                    <w:rFonts w:ascii="Cambria Math" w:hAnsi="Cambria Math" w:eastAsia="Cambria Math" w:cs="Cambria Math"/>
+                    <w:sz w:val="18"/>
+                    <w:szCs w:val="18"/>
+                  </w:rPr>
+                  <m:t>=</m:t>
+                </m:r>
+                <m:r>
+                  <m:rPr>
+                    <m:sty m:val="bi"/>
+                  </m:rPr>
+                  <w:rPr>
+                    <w:rFonts w:ascii="Cambria Math" w:hAnsi="Cambria Math" w:eastAsia="Cambria Math" w:cs="Cambria Math"/>
+                    <w:sz w:val="18"/>
+                    <w:szCs w:val="18"/>
+                  </w:rPr>
+                  <m:t>u</m:t>
+                </m:r>
+                <m:r>
+                  <m:rPr>
+                    <m:sty m:val="p"/>
+                  </m:rPr>
+                  <w:rPr>
+                    <w:rFonts w:ascii="Cambria Math" w:hAnsi="Cambria Math" w:eastAsia="Cambria Math" w:cs="Cambria Math"/>
+                    <w:sz w:val="18"/>
+                    <w:szCs w:val="18"/>
+                  </w:rPr>
+                  <m:t>+</m:t>
+                </m:r>
+                <m:r>
+                  <m:rPr>
+                    <m:sty m:val="bi"/>
+                  </m:rPr>
+                  <w:rPr>
+                    <w:rFonts w:ascii="Cambria Math" w:hAnsi="Cambria Math" w:eastAsia="Cambria Math" w:cs="Cambria Math"/>
+                    <w:sz w:val="18"/>
+                    <w:szCs w:val="18"/>
+                  </w:rPr>
+                  <m:t>v</m:t>
+                </m:r>
+                <m:sSub>
+                  <m:sSubPr/>
+                  <m:e>
+                    <m:r>
+                      <m:rPr/>
+                      <w:rPr>
+                        <w:rFonts w:ascii="Cambria Math" w:hAnsi="Cambria Math" w:eastAsia="Cambria Math" w:cs="Cambria Math"/>
+                        <w:sz w:val="18"/>
+                        <w:szCs w:val="18"/>
+                      </w:rPr>
+                      <m:t>z</m:t>
+                    </m:r>
+                  </m:e>
+                  <m:sub>
+                    <m:r>
+                      <m:rPr>
+                        <m:sty m:val="p"/>
+                      </m:rPr>
+                      <w:rPr>
+                        <w:rFonts w:ascii="Cambria Math" w:hAnsi="Cambria Math" w:eastAsia="Cambria Math" w:cs="Cambria Math"/>
+                        <w:sz w:val="18"/>
+                        <w:szCs w:val="18"/>
+                      </w:rPr>
+                      <m:t>D</m:t>
+                    </m:r>
+                  </m:sub>
+                </m:sSub>
+                <m:r>
+                  <m:rPr>
+                    <m:sty m:val="p"/>
+                  </m:rPr>
+                  <w:rPr>
+                    <w:rFonts w:ascii="Cambria Math" w:hAnsi="Cambria Math" w:eastAsia="Cambria Math" w:cs="Cambria Math"/>
+                    <w:sz w:val="18"/>
+                    <w:szCs w:val="18"/>
+                  </w:rPr>
+                  <m:t>.</m:t>
+                </m:r>
+              </m:oMath>
+            </m:oMathPara>
+          </w:p>
+        </w:tc>
+        <w:tc>
+          <w:tcPr>
+            <w:tcW w:w="390" w:type="dxa"/>
+            <w:vAlign w:val="center"/>
+          </w:tcPr>
+          <w:p>
+            <w:pPr>
+              <w:numPr>
+                <w:ilvl w:val="0"/>
+                <w:numId w:val="0"/>
+              </w:numPr>
+              <w:snapToGrid w:val="0"/>
+              <w:jc w:val="right"/>
+              <w:rPr>
+                <w:sz w:val="16"/>
+              </w:rPr>
+            </w:pPr>
+            <w:r>
+              <w:rPr>
+                <w:sz w:val="16"/>
+                <w:szCs w:val="16"/>
+              </w:rPr>
+              <w:t>(29)</w:t>
+            </w:r>
+          </w:p>
+        </w:tc>
+      </w:tr>
+    </w:tbl>
+    <w:p>
+      <w:pPr>
+        <w:pStyle w:val="7"/>
+        <w:numPr>
+          <w:ilvl w:val="0"/>
+          <w:numId w:val="0"/>
+        </w:numPr>
+        <w:snapToGrid w:val="0"/>
+        <w:rPr>
+          <w:sz w:val="20"/>
+        </w:rPr>
+      </w:pPr>
+      <w:r>
+        <w:rPr>
+          <w:rFonts w:hint="eastAsia"/>
+          <w:sz w:val="20"/>
+          <w:szCs w:val="20"/>
+        </w:rPr>
+        <w:t>代回第一球面，得到</w:t>
+      </w:r>
+      <w:r>
+        <w:rPr>
+          <w:sz w:val="20"/>
+          <w:szCs w:val="20"/>
+        </w:rPr>
+        <w:t xml:space="preserve"> </w:t>
+      </w:r>
+      <m:oMath>
+        <m:sSub>
+          <m:sSubPr/>
+          <m:e>
+            <m:r>
+              <m:rPr/>
+              <w:rPr>
+                <w:rFonts w:ascii="Cambria Math" w:hAnsi="Cambria Math" w:eastAsia="Cambria Math" w:cs="Cambria Math"/>
+                <w:sz w:val="20"/>
+                <w:szCs w:val="20"/>
+              </w:rPr>
+              <m:t>A</m:t>
+            </m:r>
+          </m:e>
+          <m:sub>
+            <m:r>
+              <m:rPr>
+                <m:sty m:val="p"/>
+              </m:rPr>
+              <w:rPr>
+                <w:rFonts w:ascii="Cambria Math" w:hAnsi="Cambria Math" w:eastAsia="Cambria Math" w:cs="Cambria Math"/>
+                <w:sz w:val="20"/>
+                <w:szCs w:val="20"/>
+              </w:rPr>
+              <m:t>D</m:t>
+            </m:r>
+          </m:sub>
+        </m:sSub>
+        <m:sSubSup>
+          <m:sSubSupPr/>
+          <m:e>
+            <m:r>
+              <m:rPr/>
+              <w:rPr>
+                <w:rFonts w:ascii="Cambria Math" w:hAnsi="Cambria Math" w:eastAsia="Cambria Math" w:cs="Cambria Math"/>
+                <w:sz w:val="20"/>
+                <w:szCs w:val="20"/>
+              </w:rPr>
+              <m:t>z</m:t>
+            </m:r>
+          </m:e>
+          <m:sub>
+            <m:r>
+              <m:rPr>
+                <m:sty m:val="p"/>
+              </m:rPr>
+              <w:rPr>
+                <w:rFonts w:ascii="Cambria Math" w:hAnsi="Cambria Math" w:eastAsia="Cambria Math" w:cs="Cambria Math"/>
+                <w:sz w:val="20"/>
+                <w:szCs w:val="20"/>
+              </w:rPr>
+              <m:t>D</m:t>
+            </m:r>
+          </m:sub>
+          <m:sup>
+            <m:r>
+              <m:rPr/>
+              <w:rPr>
+                <w:rFonts w:ascii="Cambria Math" w:hAnsi="Cambria Math" w:eastAsia="Cambria Math" w:cs="Cambria Math"/>
+                <w:sz w:val="20"/>
+                <w:szCs w:val="20"/>
+              </w:rPr>
+              <m:t>2</m:t>
+            </m:r>
+          </m:sup>
+        </m:sSubSup>
+        <m:r>
+          <m:rPr>
+            <m:sty m:val="p"/>
+          </m:rPr>
+          <w:rPr>
+            <w:rFonts w:ascii="Cambria Math" w:hAnsi="Cambria Math" w:eastAsia="Cambria Math" w:cs="Cambria Math"/>
+            <w:sz w:val="20"/>
+            <w:szCs w:val="20"/>
+          </w:rPr>
+          <m:t>+</m:t>
+        </m:r>
+        <m:sSub>
+          <m:sSubPr/>
+          <m:e>
+            <m:r>
+              <m:rPr/>
+              <w:rPr>
+                <w:rFonts w:ascii="Cambria Math" w:hAnsi="Cambria Math" w:eastAsia="Cambria Math" w:cs="Cambria Math"/>
+                <w:sz w:val="20"/>
+                <w:szCs w:val="20"/>
+              </w:rPr>
+              <m:t>B</m:t>
+            </m:r>
+          </m:e>
+          <m:sub>
+            <m:r>
+              <m:rPr>
+                <m:sty m:val="p"/>
+              </m:rPr>
+              <w:rPr>
+                <w:rFonts w:ascii="Cambria Math" w:hAnsi="Cambria Math" w:eastAsia="Cambria Math" w:cs="Cambria Math"/>
+                <w:sz w:val="20"/>
+                <w:szCs w:val="20"/>
+              </w:rPr>
+              <m:t>D</m:t>
+            </m:r>
+          </m:sub>
+        </m:sSub>
+        <m:sSub>
+          <m:sSubPr/>
+          <m:e>
+            <m:r>
+              <m:rPr/>
+              <w:rPr>
+                <w:rFonts w:ascii="Cambria Math" w:hAnsi="Cambria Math" w:eastAsia="Cambria Math" w:cs="Cambria Math"/>
+                <w:sz w:val="20"/>
+                <w:szCs w:val="20"/>
+              </w:rPr>
+              <m:t>z</m:t>
+            </m:r>
+          </m:e>
+          <m:sub>
+            <m:r>
+              <m:rPr>
+                <m:sty m:val="p"/>
+              </m:rPr>
+              <w:rPr>
+                <w:rFonts w:ascii="Cambria Math" w:hAnsi="Cambria Math" w:eastAsia="Cambria Math" w:cs="Cambria Math"/>
+                <w:sz w:val="20"/>
+                <w:szCs w:val="20"/>
+              </w:rPr>
+              <m:t>D</m:t>
+            </m:r>
+          </m:sub>
+        </m:sSub>
+        <m:r>
+          <m:rPr>
+            <m:sty m:val="p"/>
+          </m:rPr>
+          <w:rPr>
+            <w:rFonts w:ascii="Cambria Math" w:hAnsi="Cambria Math" w:eastAsia="Cambria Math" w:cs="Cambria Math"/>
+            <w:sz w:val="20"/>
+            <w:szCs w:val="20"/>
+          </w:rPr>
+          <m:t>+</m:t>
+        </m:r>
+        <m:sSub>
+          <m:sSubPr/>
+          <m:e>
+            <m:r>
+              <m:rPr/>
+              <w:rPr>
+                <w:rFonts w:ascii="Cambria Math" w:hAnsi="Cambria Math" w:eastAsia="Cambria Math" w:cs="Cambria Math"/>
+                <w:sz w:val="20"/>
+                <w:szCs w:val="20"/>
+              </w:rPr>
+              <m:t>C</m:t>
+            </m:r>
+          </m:e>
+          <m:sub>
+            <m:r>
+              <m:rPr>
+                <m:sty m:val="p"/>
+              </m:rPr>
+              <w:rPr>
+                <w:rFonts w:ascii="Cambria Math" w:hAnsi="Cambria Math" w:eastAsia="Cambria Math" w:cs="Cambria Math"/>
+                <w:sz w:val="20"/>
+                <w:szCs w:val="20"/>
+              </w:rPr>
+              <m:t>D</m:t>
+            </m:r>
+          </m:sub>
+        </m:sSub>
+        <m:r>
+          <m:rPr>
+            <m:sty m:val="p"/>
+          </m:rPr>
+          <w:rPr>
+            <w:rFonts w:ascii="Cambria Math" w:hAnsi="Cambria Math" w:eastAsia="Cambria Math" w:cs="Cambria Math"/>
+            <w:sz w:val="20"/>
+            <w:szCs w:val="20"/>
+          </w:rPr>
+          <m:t>=</m:t>
+        </m:r>
+        <m:r>
+          <m:rPr/>
+          <w:rPr>
+            <w:rFonts w:ascii="Cambria Math" w:hAnsi="Cambria Math" w:eastAsia="Cambria Math" w:cs="Cambria Math"/>
+            <w:sz w:val="20"/>
+            <w:szCs w:val="20"/>
+          </w:rPr>
+          <m:t>0</m:t>
+        </m:r>
+      </m:oMath>
+      <w:r>
+        <w:rPr>
+          <w:rFonts w:hint="eastAsia"/>
+          <w:sz w:val="20"/>
+          <w:szCs w:val="20"/>
+        </w:rPr>
+        <w:t>，其中</w:t>
       </w:r>
     </w:p>
     <w:tbl>
@@ -27622,522 +27662,6 @@
                 <m:jc m:val="center"/>
               </m:oMathParaPr>
               <m:oMath>
-                <m:r>
-                  <m:rPr>
-                    <m:sty m:val="p"/>
-                  </m:rPr>
-                  <w:rPr>
-                    <w:rFonts w:ascii="Cambria Math" w:hAnsi="Cambria Math" w:eastAsia="Cambria Math" w:cs="Cambria Math"/>
-                    <w:sz w:val="18"/>
-                    <w:szCs w:val="18"/>
-                  </w:rPr>
-                  <m:t>[</m:t>
-                </m:r>
-                <m:sSub>
-                  <m:sSubPr/>
-                  <m:e>
-                    <m:r>
-                      <m:rPr/>
-                      <w:rPr>
-                        <w:rFonts w:ascii="Cambria Math" w:hAnsi="Cambria Math" w:eastAsia="Cambria Math" w:cs="Cambria Math"/>
-                        <w:sz w:val="18"/>
-                        <w:szCs w:val="18"/>
-                      </w:rPr>
-                      <m:t>x</m:t>
-                    </m:r>
-                  </m:e>
-                  <m:sub>
-                    <m:r>
-                      <m:rPr>
-                        <m:sty m:val="p"/>
-                      </m:rPr>
-                      <w:rPr>
-                        <w:rFonts w:ascii="Cambria Math" w:hAnsi="Cambria Math" w:eastAsia="Cambria Math" w:cs="Cambria Math"/>
-                        <w:sz w:val="18"/>
-                        <w:szCs w:val="18"/>
-                      </w:rPr>
-                      <m:t>D</m:t>
-                    </m:r>
-                  </m:sub>
-                </m:sSub>
-                <m:r>
-                  <m:rPr>
-                    <m:sty m:val="p"/>
-                  </m:rPr>
-                  <w:rPr>
-                    <w:rFonts w:ascii="Cambria Math" w:hAnsi="Cambria Math" w:eastAsia="Cambria Math" w:cs="Cambria Math"/>
-                    <w:sz w:val="18"/>
-                    <w:szCs w:val="18"/>
-                  </w:rPr>
-                  <m:t>,</m:t>
-                </m:r>
-                <m:sSub>
-                  <m:sSubPr/>
-                  <m:e>
-                    <m:r>
-                      <m:rPr/>
-                      <w:rPr>
-                        <w:rFonts w:ascii="Cambria Math" w:hAnsi="Cambria Math" w:eastAsia="Cambria Math" w:cs="Cambria Math"/>
-                        <w:sz w:val="18"/>
-                        <w:szCs w:val="18"/>
-                      </w:rPr>
-                      <m:t>y</m:t>
-                    </m:r>
-                  </m:e>
-                  <m:sub>
-                    <m:r>
-                      <m:rPr>
-                        <m:sty m:val="p"/>
-                      </m:rPr>
-                      <w:rPr>
-                        <w:rFonts w:ascii="Cambria Math" w:hAnsi="Cambria Math" w:eastAsia="Cambria Math" w:cs="Cambria Math"/>
-                        <w:sz w:val="18"/>
-                        <w:szCs w:val="18"/>
-                      </w:rPr>
-                      <m:t>D</m:t>
-                    </m:r>
-                  </m:sub>
-                </m:sSub>
-                <m:sSup>
-                  <m:sSupPr/>
-                  <m:e>
-                    <m:r>
-                      <m:rPr>
-                        <m:sty m:val="p"/>
-                      </m:rPr>
-                      <w:rPr>
-                        <w:rFonts w:ascii="Cambria Math" w:hAnsi="Cambria Math" w:eastAsia="Cambria Math" w:cs="Cambria Math"/>
-                        <w:sz w:val="18"/>
-                        <w:szCs w:val="18"/>
-                      </w:rPr>
-                      <m:t>]</m:t>
-                    </m:r>
-                  </m:e>
-                  <m:sup>
-                    <m:r>
-                      <m:rPr>
-                        <m:sty m:val="p"/>
-                      </m:rPr>
-                      <w:rPr>
-                        <w:rFonts w:ascii="Cambria Math" w:hAnsi="Cambria Math" w:eastAsia="Cambria Math" w:cs="Cambria Math"/>
-                        <w:sz w:val="18"/>
-                        <w:szCs w:val="18"/>
-                      </w:rPr>
-                      <m:t>T</m:t>
-                    </m:r>
-                  </m:sup>
-                </m:sSup>
-                <m:r>
-                  <m:rPr>
-                    <m:sty m:val="p"/>
-                  </m:rPr>
-                  <w:rPr>
-                    <w:rFonts w:ascii="Cambria Math" w:hAnsi="Cambria Math" w:eastAsia="Cambria Math" w:cs="Cambria Math"/>
-                    <w:sz w:val="18"/>
-                    <w:szCs w:val="18"/>
-                  </w:rPr>
-                  <m:t>=</m:t>
-                </m:r>
-                <m:r>
-                  <m:rPr>
-                    <m:sty m:val="bi"/>
-                  </m:rPr>
-                  <w:rPr>
-                    <w:rFonts w:ascii="Cambria Math" w:hAnsi="Cambria Math" w:eastAsia="Cambria Math" w:cs="Cambria Math"/>
-                    <w:sz w:val="18"/>
-                    <w:szCs w:val="18"/>
-                  </w:rPr>
-                  <m:t>u</m:t>
-                </m:r>
-                <m:r>
-                  <m:rPr>
-                    <m:sty m:val="p"/>
-                  </m:rPr>
-                  <w:rPr>
-                    <w:rFonts w:ascii="Cambria Math" w:hAnsi="Cambria Math" w:eastAsia="Cambria Math" w:cs="Cambria Math"/>
-                    <w:sz w:val="18"/>
-                    <w:szCs w:val="18"/>
-                  </w:rPr>
-                  <m:t>+</m:t>
-                </m:r>
-                <m:r>
-                  <m:rPr>
-                    <m:sty m:val="bi"/>
-                  </m:rPr>
-                  <w:rPr>
-                    <w:rFonts w:ascii="Cambria Math" w:hAnsi="Cambria Math" w:eastAsia="Cambria Math" w:cs="Cambria Math"/>
-                    <w:sz w:val="18"/>
-                    <w:szCs w:val="18"/>
-                  </w:rPr>
-                  <m:t>v</m:t>
-                </m:r>
-                <m:sSub>
-                  <m:sSubPr/>
-                  <m:e>
-                    <m:r>
-                      <m:rPr/>
-                      <w:rPr>
-                        <w:rFonts w:ascii="Cambria Math" w:hAnsi="Cambria Math" w:eastAsia="Cambria Math" w:cs="Cambria Math"/>
-                        <w:sz w:val="18"/>
-                        <w:szCs w:val="18"/>
-                      </w:rPr>
-                      <m:t>z</m:t>
-                    </m:r>
-                  </m:e>
-                  <m:sub>
-                    <m:r>
-                      <m:rPr>
-                        <m:sty m:val="p"/>
-                      </m:rPr>
-                      <w:rPr>
-                        <w:rFonts w:ascii="Cambria Math" w:hAnsi="Cambria Math" w:eastAsia="Cambria Math" w:cs="Cambria Math"/>
-                        <w:sz w:val="18"/>
-                        <w:szCs w:val="18"/>
-                      </w:rPr>
-                      <m:t>D</m:t>
-                    </m:r>
-                  </m:sub>
-                </m:sSub>
-                <m:r>
-                  <m:rPr>
-                    <m:sty m:val="p"/>
-                  </m:rPr>
-                  <w:rPr>
-                    <w:rFonts w:ascii="Cambria Math" w:hAnsi="Cambria Math" w:eastAsia="Cambria Math" w:cs="Cambria Math"/>
-                    <w:sz w:val="18"/>
-                    <w:szCs w:val="18"/>
-                  </w:rPr>
-                  <m:t>.</m:t>
-                </m:r>
-              </m:oMath>
-            </m:oMathPara>
-          </w:p>
-        </w:tc>
-        <w:tc>
-          <w:tcPr>
-            <w:tcW w:w="390" w:type="dxa"/>
-            <w:vAlign w:val="center"/>
-          </w:tcPr>
-          <w:p>
-            <w:pPr>
-              <w:numPr>
-                <w:ilvl w:val="0"/>
-                <w:numId w:val="0"/>
-              </w:numPr>
-              <w:snapToGrid w:val="0"/>
-              <w:jc w:val="right"/>
-              <w:rPr>
-                <w:sz w:val="16"/>
-              </w:rPr>
-            </w:pPr>
-            <w:r>
-              <w:rPr>
-                <w:sz w:val="16"/>
-                <w:szCs w:val="16"/>
-              </w:rPr>
-              <w:t>(30)</w:t>
-            </w:r>
-          </w:p>
-        </w:tc>
-      </w:tr>
-    </w:tbl>
-    <w:p>
-      <w:pPr>
-        <w:pStyle w:val="7"/>
-        <w:numPr>
-          <w:ilvl w:val="0"/>
-          <w:numId w:val="0"/>
-        </w:numPr>
-        <w:snapToGrid w:val="0"/>
-        <w:rPr>
-          <w:sz w:val="20"/>
-        </w:rPr>
-      </w:pPr>
-      <w:r>
-        <w:rPr>
-          <w:rFonts w:hint="eastAsia"/>
-          <w:sz w:val="20"/>
-          <w:szCs w:val="20"/>
-        </w:rPr>
-        <w:t>代回第一球面，得到</w:t>
-      </w:r>
-      <w:r>
-        <w:rPr>
-          <w:sz w:val="20"/>
-          <w:szCs w:val="20"/>
-        </w:rPr>
-        <w:t xml:space="preserve"> </w:t>
-      </w:r>
-      <m:oMath>
-        <m:sSub>
-          <m:sSubPr/>
-          <m:e>
-            <m:r>
-              <m:rPr/>
-              <w:rPr>
-                <w:rFonts w:ascii="Cambria Math" w:hAnsi="Cambria Math" w:eastAsia="Cambria Math" w:cs="Cambria Math"/>
-                <w:sz w:val="20"/>
-                <w:szCs w:val="20"/>
-              </w:rPr>
-              <m:t>A</m:t>
-            </m:r>
-          </m:e>
-          <m:sub>
-            <m:r>
-              <m:rPr>
-                <m:sty m:val="p"/>
-              </m:rPr>
-              <w:rPr>
-                <w:rFonts w:ascii="Cambria Math" w:hAnsi="Cambria Math" w:eastAsia="Cambria Math" w:cs="Cambria Math"/>
-                <w:sz w:val="20"/>
-                <w:szCs w:val="20"/>
-              </w:rPr>
-              <m:t>D</m:t>
-            </m:r>
-          </m:sub>
-        </m:sSub>
-        <m:sSubSup>
-          <m:sSubSupPr/>
-          <m:e>
-            <m:r>
-              <m:rPr/>
-              <w:rPr>
-                <w:rFonts w:ascii="Cambria Math" w:hAnsi="Cambria Math" w:eastAsia="Cambria Math" w:cs="Cambria Math"/>
-                <w:sz w:val="20"/>
-                <w:szCs w:val="20"/>
-              </w:rPr>
-              <m:t>z</m:t>
-            </m:r>
-          </m:e>
-          <m:sub>
-            <m:r>
-              <m:rPr>
-                <m:sty m:val="p"/>
-              </m:rPr>
-              <w:rPr>
-                <w:rFonts w:ascii="Cambria Math" w:hAnsi="Cambria Math" w:eastAsia="Cambria Math" w:cs="Cambria Math"/>
-                <w:sz w:val="20"/>
-                <w:szCs w:val="20"/>
-              </w:rPr>
-              <m:t>D</m:t>
-            </m:r>
-          </m:sub>
-          <m:sup>
-            <m:r>
-              <m:rPr/>
-              <w:rPr>
-                <w:rFonts w:ascii="Cambria Math" w:hAnsi="Cambria Math" w:eastAsia="Cambria Math" w:cs="Cambria Math"/>
-                <w:sz w:val="20"/>
-                <w:szCs w:val="20"/>
-              </w:rPr>
-              <m:t>2</m:t>
-            </m:r>
-          </m:sup>
-        </m:sSubSup>
-        <m:r>
-          <m:rPr>
-            <m:sty m:val="p"/>
-          </m:rPr>
-          <w:rPr>
-            <w:rFonts w:ascii="Cambria Math" w:hAnsi="Cambria Math" w:eastAsia="Cambria Math" w:cs="Cambria Math"/>
-            <w:sz w:val="20"/>
-            <w:szCs w:val="20"/>
-          </w:rPr>
-          <m:t>+</m:t>
-        </m:r>
-        <m:sSub>
-          <m:sSubPr/>
-          <m:e>
-            <m:r>
-              <m:rPr/>
-              <w:rPr>
-                <w:rFonts w:ascii="Cambria Math" w:hAnsi="Cambria Math" w:eastAsia="Cambria Math" w:cs="Cambria Math"/>
-                <w:sz w:val="20"/>
-                <w:szCs w:val="20"/>
-              </w:rPr>
-              <m:t>B</m:t>
-            </m:r>
-          </m:e>
-          <m:sub>
-            <m:r>
-              <m:rPr>
-                <m:sty m:val="p"/>
-              </m:rPr>
-              <w:rPr>
-                <w:rFonts w:ascii="Cambria Math" w:hAnsi="Cambria Math" w:eastAsia="Cambria Math" w:cs="Cambria Math"/>
-                <w:sz w:val="20"/>
-                <w:szCs w:val="20"/>
-              </w:rPr>
-              <m:t>D</m:t>
-            </m:r>
-          </m:sub>
-        </m:sSub>
-        <m:sSub>
-          <m:sSubPr/>
-          <m:e>
-            <m:r>
-              <m:rPr/>
-              <w:rPr>
-                <w:rFonts w:ascii="Cambria Math" w:hAnsi="Cambria Math" w:eastAsia="Cambria Math" w:cs="Cambria Math"/>
-                <w:sz w:val="20"/>
-                <w:szCs w:val="20"/>
-              </w:rPr>
-              <m:t>z</m:t>
-            </m:r>
-          </m:e>
-          <m:sub>
-            <m:r>
-              <m:rPr>
-                <m:sty m:val="p"/>
-              </m:rPr>
-              <w:rPr>
-                <w:rFonts w:ascii="Cambria Math" w:hAnsi="Cambria Math" w:eastAsia="Cambria Math" w:cs="Cambria Math"/>
-                <w:sz w:val="20"/>
-                <w:szCs w:val="20"/>
-              </w:rPr>
-              <m:t>D</m:t>
-            </m:r>
-          </m:sub>
-        </m:sSub>
-        <m:r>
-          <m:rPr>
-            <m:sty m:val="p"/>
-          </m:rPr>
-          <w:rPr>
-            <w:rFonts w:ascii="Cambria Math" w:hAnsi="Cambria Math" w:eastAsia="Cambria Math" w:cs="Cambria Math"/>
-            <w:sz w:val="20"/>
-            <w:szCs w:val="20"/>
-          </w:rPr>
-          <m:t>+</m:t>
-        </m:r>
-        <m:sSub>
-          <m:sSubPr/>
-          <m:e>
-            <m:r>
-              <m:rPr/>
-              <w:rPr>
-                <w:rFonts w:ascii="Cambria Math" w:hAnsi="Cambria Math" w:eastAsia="Cambria Math" w:cs="Cambria Math"/>
-                <w:sz w:val="20"/>
-                <w:szCs w:val="20"/>
-              </w:rPr>
-              <m:t>C</m:t>
-            </m:r>
-          </m:e>
-          <m:sub>
-            <m:r>
-              <m:rPr>
-                <m:sty m:val="p"/>
-              </m:rPr>
-              <w:rPr>
-                <w:rFonts w:ascii="Cambria Math" w:hAnsi="Cambria Math" w:eastAsia="Cambria Math" w:cs="Cambria Math"/>
-                <w:sz w:val="20"/>
-                <w:szCs w:val="20"/>
-              </w:rPr>
-              <m:t>D</m:t>
-            </m:r>
-          </m:sub>
-        </m:sSub>
-        <m:r>
-          <m:rPr>
-            <m:sty m:val="p"/>
-          </m:rPr>
-          <w:rPr>
-            <w:rFonts w:ascii="Cambria Math" w:hAnsi="Cambria Math" w:eastAsia="Cambria Math" w:cs="Cambria Math"/>
-            <w:sz w:val="20"/>
-            <w:szCs w:val="20"/>
-          </w:rPr>
-          <m:t>=</m:t>
-        </m:r>
-        <m:r>
-          <m:rPr/>
-          <w:rPr>
-            <w:rFonts w:ascii="Cambria Math" w:hAnsi="Cambria Math" w:eastAsia="Cambria Math" w:cs="Cambria Math"/>
-            <w:sz w:val="20"/>
-            <w:szCs w:val="20"/>
-          </w:rPr>
-          <m:t>0</m:t>
-        </m:r>
-      </m:oMath>
-      <w:r>
-        <w:rPr>
-          <w:rFonts w:hint="eastAsia"/>
-          <w:sz w:val="20"/>
-          <w:szCs w:val="20"/>
-        </w:rPr>
-        <w:t>，其中</w:t>
-      </w:r>
-    </w:p>
-    <w:tbl>
-      <w:tblPr>
-        <w:tblStyle w:val="10"/>
-        <w:tblW w:w="4866" w:type="dxa"/>
-        <w:tblCaption w:val="Equation 31"/>
-        <w:tblInd w:w="0" w:type="dxa"/>
-        <w:tblBorders>
-          <w:top w:val="none" w:color="B0B0B0" w:sz="4" w:space="0"/>
-          <w:left w:val="none" w:color="B0B0B0" w:sz="4" w:space="0"/>
-          <w:bottom w:val="none" w:color="B0B0B0" w:sz="4" w:space="0"/>
-          <w:right w:val="none" w:color="B0B0B0" w:sz="4" w:space="0"/>
-          <w:insideH w:val="none" w:color="B0B0B0" w:sz="4" w:space="0"/>
-          <w:insideV w:val="none" w:color="B0B0B0" w:sz="4" w:space="0"/>
-        </w:tblBorders>
-        <w:tblLayout w:type="fixed"/>
-        <w:tblCellMar>
-          <w:top w:w="0" w:type="dxa"/>
-          <w:left w:w="0" w:type="dxa"/>
-          <w:bottom w:w="0" w:type="dxa"/>
-          <w:right w:w="0" w:type="dxa"/>
-        </w:tblCellMar>
-      </w:tblPr>
-      <w:tblGrid>
-        <w:gridCol w:w="4476"/>
-        <w:gridCol w:w="390"/>
-      </w:tblGrid>
-      <w:tr>
-        <w:tblPrEx>
-          <w:tblBorders>
-            <w:top w:val="none" w:color="B0B0B0" w:sz="4" w:space="0"/>
-            <w:left w:val="none" w:color="B0B0B0" w:sz="4" w:space="0"/>
-            <w:bottom w:val="none" w:color="B0B0B0" w:sz="4" w:space="0"/>
-            <w:right w:val="none" w:color="B0B0B0" w:sz="4" w:space="0"/>
-            <w:insideH w:val="none" w:color="B0B0B0" w:sz="4" w:space="0"/>
-            <w:insideV w:val="none" w:color="B0B0B0" w:sz="4" w:space="0"/>
-          </w:tblBorders>
-          <w:tblCellMar>
-            <w:top w:w="0" w:type="dxa"/>
-            <w:left w:w="0" w:type="dxa"/>
-            <w:bottom w:w="0" w:type="dxa"/>
-            <w:right w:w="0" w:type="dxa"/>
-          </w:tblCellMar>
-        </w:tblPrEx>
-        <w:trPr>
-          <w:cantSplit/>
-        </w:trPr>
-        <w:tc>
-          <w:tcPr>
-            <w:tcW w:w="4476" w:type="dxa"/>
-            <w:vAlign w:val="center"/>
-          </w:tcPr>
-          <w:p>
-            <w:pPr>
-              <w:pStyle w:val="17"/>
-              <w:numPr>
-                <w:ilvl w:val="0"/>
-                <w:numId w:val="0"/>
-              </w:numPr>
-              <w:snapToGrid w:val="0"/>
-              <w:spacing w:before="100" w:after="100" w:line="240" w:lineRule="auto"/>
-              <w:ind w:left="0" w:right="0" w:firstLine="0"/>
-              <w:jc w:val="center"/>
-              <w:rPr>
-                <w:sz w:val="18"/>
-              </w:rPr>
-            </w:pPr>
-            <m:oMathPara>
-              <m:oMathParaPr>
-                <m:jc m:val="center"/>
-              </m:oMathParaPr>
-              <m:oMath>
                 <m:eqArr>
                   <m:eqArrPr/>
                   <m:e>
@@ -28735,7 +28259,7 @@
                 <w:sz w:val="16"/>
                 <w:szCs w:val="16"/>
               </w:rPr>
-              <w:t>(31)</w:t>
+              <w:t>(30)</w:t>
             </w:r>
           </w:p>
         </w:tc>
@@ -28930,7 +28454,7 @@
       <w:tblPr>
         <w:tblStyle w:val="10"/>
         <w:tblW w:w="4866" w:type="dxa"/>
-        <w:tblCaption w:val="Equation 32"/>
+        <w:tblCaption w:val="Equation 31"/>
         <w:tblInd w:w="0" w:type="dxa"/>
         <w:tblBorders>
           <w:top w:val="none" w:color="B0B0B0" w:sz="4" w:space="0"/>
@@ -29746,6 +29270,351 @@
                 <w:sz w:val="16"/>
                 <w:szCs w:val="16"/>
               </w:rPr>
+              <w:t>(31)</w:t>
+            </w:r>
+          </w:p>
+        </w:tc>
+      </w:tr>
+    </w:tbl>
+    <w:p>
+      <w:pPr>
+        <w:pStyle w:val="7"/>
+        <w:numPr>
+          <w:ilvl w:val="0"/>
+          <w:numId w:val="0"/>
+        </w:numPr>
+        <w:snapToGrid w:val="0"/>
+        <w:rPr>
+          <w:sz w:val="20"/>
+        </w:rPr>
+      </w:pPr>
+      <w:r>
+        <w:rPr>
+          <w:rFonts w:hint="eastAsia"/>
+          <w:sz w:val="20"/>
+          <w:szCs w:val="20"/>
+        </w:rPr>
+        <w:t>此表达式要求</w:t>
+      </w:r>
+      <w:r>
+        <w:rPr>
+          <w:sz w:val="20"/>
+          <w:szCs w:val="20"/>
+        </w:rPr>
+        <w:t xml:space="preserve"> </w:t>
+      </w:r>
+      <m:oMath>
+        <m:sSub>
+          <m:sSubPr/>
+          <m:e>
+            <m:r>
+              <m:rPr>
+                <m:sty m:val="b"/>
+              </m:rPr>
+              <w:rPr>
+                <w:rFonts w:ascii="Cambria Math" w:hAnsi="Cambria Math" w:eastAsia="Cambria Math" w:cs="Cambria Math"/>
+                <w:sz w:val="20"/>
+                <w:szCs w:val="20"/>
+              </w:rPr>
+              <m:t>S</m:t>
+            </m:r>
+          </m:e>
+          <m:sub>
+            <m:r>
+              <m:rPr>
+                <m:sty m:val="p"/>
+              </m:rPr>
+              <w:rPr>
+                <w:rFonts w:ascii="Cambria Math" w:hAnsi="Cambria Math" w:eastAsia="Cambria Math" w:cs="Cambria Math"/>
+                <w:sz w:val="20"/>
+                <w:szCs w:val="20"/>
+              </w:rPr>
+              <m:t>D</m:t>
+            </m:r>
+          </m:sub>
+        </m:sSub>
+      </m:oMath>
+      <w:r>
+        <w:rPr>
+          <w:sz w:val="20"/>
+          <w:szCs w:val="20"/>
+        </w:rPr>
+        <w:t xml:space="preserve"> </w:t>
+      </w:r>
+      <w:r>
+        <w:rPr>
+          <w:rFonts w:hint="eastAsia"/>
+          <w:sz w:val="20"/>
+          <w:szCs w:val="20"/>
+        </w:rPr>
+        <w:t>可逆。静力学采用虚功原理：若机构对动平台提供的期望支撑力为</w:t>
+      </w:r>
+      <w:r>
+        <w:rPr>
+          <w:sz w:val="20"/>
+          <w:szCs w:val="20"/>
+        </w:rPr>
+        <w:t xml:space="preserve"> </w:t>
+      </w:r>
+      <m:oMath>
+        <m:sSub>
+          <m:sSubPr/>
+          <m:e>
+            <m:r>
+              <m:rPr>
+                <m:sty m:val="bi"/>
+              </m:rPr>
+              <w:rPr>
+                <w:rFonts w:ascii="Cambria Math" w:hAnsi="Cambria Math" w:eastAsia="Cambria Math" w:cs="Cambria Math"/>
+                <w:sz w:val="20"/>
+                <w:szCs w:val="20"/>
+              </w:rPr>
+              <m:t>f</m:t>
+            </m:r>
+          </m:e>
+          <m:sub>
+            <m:r>
+              <m:rPr>
+                <m:sty m:val="p"/>
+              </m:rPr>
+              <w:rPr>
+                <w:rFonts w:ascii="Cambria Math" w:hAnsi="Cambria Math" w:eastAsia="Cambria Math" w:cs="Cambria Math"/>
+                <w:sz w:val="20"/>
+                <w:szCs w:val="20"/>
+              </w:rPr>
+              <m:t>D</m:t>
+            </m:r>
+          </m:sub>
+        </m:sSub>
+      </m:oMath>
+      <w:r>
+        <w:rPr>
+          <w:rFonts w:hint="eastAsia"/>
+          <w:sz w:val="20"/>
+          <w:szCs w:val="20"/>
+        </w:rPr>
+        <w:t>，对应电机广义力矩为</w:t>
+      </w:r>
+    </w:p>
+    <w:tbl>
+      <w:tblPr>
+        <w:tblStyle w:val="10"/>
+        <w:tblW w:w="4866" w:type="dxa"/>
+        <w:tblCaption w:val="Equation 32"/>
+        <w:tblInd w:w="0" w:type="dxa"/>
+        <w:tblBorders>
+          <w:top w:val="none" w:color="B0B0B0" w:sz="4" w:space="0"/>
+          <w:left w:val="none" w:color="B0B0B0" w:sz="4" w:space="0"/>
+          <w:bottom w:val="none" w:color="B0B0B0" w:sz="4" w:space="0"/>
+          <w:right w:val="none" w:color="B0B0B0" w:sz="4" w:space="0"/>
+          <w:insideH w:val="none" w:color="B0B0B0" w:sz="4" w:space="0"/>
+          <w:insideV w:val="none" w:color="B0B0B0" w:sz="4" w:space="0"/>
+        </w:tblBorders>
+        <w:tblLayout w:type="fixed"/>
+        <w:tblCellMar>
+          <w:top w:w="0" w:type="dxa"/>
+          <w:left w:w="0" w:type="dxa"/>
+          <w:bottom w:w="0" w:type="dxa"/>
+          <w:right w:w="0" w:type="dxa"/>
+        </w:tblCellMar>
+      </w:tblPr>
+      <w:tblGrid>
+        <w:gridCol w:w="4476"/>
+        <w:gridCol w:w="390"/>
+      </w:tblGrid>
+      <w:tr>
+        <w:tblPrEx>
+          <w:tblBorders>
+            <w:top w:val="none" w:color="B0B0B0" w:sz="4" w:space="0"/>
+            <w:left w:val="none" w:color="B0B0B0" w:sz="4" w:space="0"/>
+            <w:bottom w:val="none" w:color="B0B0B0" w:sz="4" w:space="0"/>
+            <w:right w:val="none" w:color="B0B0B0" w:sz="4" w:space="0"/>
+            <w:insideH w:val="none" w:color="B0B0B0" w:sz="4" w:space="0"/>
+            <w:insideV w:val="none" w:color="B0B0B0" w:sz="4" w:space="0"/>
+          </w:tblBorders>
+          <w:tblCellMar>
+            <w:top w:w="0" w:type="dxa"/>
+            <w:left w:w="0" w:type="dxa"/>
+            <w:bottom w:w="0" w:type="dxa"/>
+            <w:right w:w="0" w:type="dxa"/>
+          </w:tblCellMar>
+        </w:tblPrEx>
+        <w:trPr>
+          <w:cantSplit/>
+        </w:trPr>
+        <w:tc>
+          <w:tcPr>
+            <w:tcW w:w="4476" w:type="dxa"/>
+            <w:vAlign w:val="center"/>
+          </w:tcPr>
+          <w:p>
+            <w:pPr>
+              <w:pStyle w:val="17"/>
+              <w:numPr>
+                <w:ilvl w:val="0"/>
+                <w:numId w:val="0"/>
+              </w:numPr>
+              <w:snapToGrid w:val="0"/>
+              <w:spacing w:before="100" w:after="100" w:line="240" w:lineRule="auto"/>
+              <w:ind w:left="0" w:right="0" w:firstLine="0"/>
+              <w:jc w:val="center"/>
+              <w:rPr>
+                <w:sz w:val="18"/>
+              </w:rPr>
+            </w:pPr>
+            <m:oMathPara>
+              <m:oMathParaPr>
+                <m:jc m:val="center"/>
+              </m:oMathParaPr>
+              <m:oMath>
+                <m:sSub>
+                  <m:sSubPr/>
+                  <m:e>
+                    <m:r>
+                      <m:rPr>
+                        <m:sty m:val="bi"/>
+                      </m:rPr>
+                      <w:rPr>
+                        <w:rFonts w:ascii="Cambria Math" w:hAnsi="Cambria Math" w:eastAsia="Cambria Math" w:cs="Cambria Math"/>
+                        <w:sz w:val="18"/>
+                        <w:szCs w:val="18"/>
+                      </w:rPr>
+                      <m:t>τ</m:t>
+                    </m:r>
+                  </m:e>
+                  <m:sub>
+                    <m:r>
+                      <m:rPr>
+                        <m:sty m:val="p"/>
+                      </m:rPr>
+                      <w:rPr>
+                        <w:rFonts w:ascii="Cambria Math" w:hAnsi="Cambria Math" w:eastAsia="Cambria Math" w:cs="Cambria Math"/>
+                        <w:sz w:val="18"/>
+                        <w:szCs w:val="18"/>
+                      </w:rPr>
+                      <m:t>D,ff</m:t>
+                    </m:r>
+                  </m:sub>
+                </m:sSub>
+                <m:r>
+                  <m:rPr>
+                    <m:sty m:val="p"/>
+                  </m:rPr>
+                  <w:rPr>
+                    <w:rFonts w:ascii="Cambria Math" w:hAnsi="Cambria Math" w:eastAsia="Cambria Math" w:cs="Cambria Math"/>
+                    <w:sz w:val="18"/>
+                    <w:szCs w:val="18"/>
+                  </w:rPr>
+                  <m:t>=</m:t>
+                </m:r>
+                <m:sSubSup>
+                  <m:sSubSupPr/>
+                  <m:e>
+                    <m:r>
+                      <m:rPr>
+                        <m:sty m:val="b"/>
+                      </m:rPr>
+                      <w:rPr>
+                        <w:rFonts w:ascii="Cambria Math" w:hAnsi="Cambria Math" w:eastAsia="Cambria Math" w:cs="Cambria Math"/>
+                        <w:sz w:val="18"/>
+                        <w:szCs w:val="18"/>
+                      </w:rPr>
+                      <m:t>J</m:t>
+                    </m:r>
+                  </m:e>
+                  <m:sub>
+                    <m:r>
+                      <m:rPr>
+                        <m:sty m:val="p"/>
+                      </m:rPr>
+                      <w:rPr>
+                        <w:rFonts w:ascii="Cambria Math" w:hAnsi="Cambria Math" w:eastAsia="Cambria Math" w:cs="Cambria Math"/>
+                        <w:sz w:val="18"/>
+                        <w:szCs w:val="18"/>
+                      </w:rPr>
+                      <m:t>D</m:t>
+                    </m:r>
+                  </m:sub>
+                  <m:sup>
+                    <m:r>
+                      <m:rPr>
+                        <m:sty m:val="p"/>
+                      </m:rPr>
+                      <w:rPr>
+                        <w:rFonts w:ascii="Cambria Math" w:hAnsi="Cambria Math" w:eastAsia="Cambria Math" w:cs="Cambria Math"/>
+                        <w:sz w:val="18"/>
+                        <w:szCs w:val="18"/>
+                      </w:rPr>
+                      <m:t>T</m:t>
+                    </m:r>
+                  </m:sup>
+                </m:sSubSup>
+                <m:sSub>
+                  <m:sSubPr/>
+                  <m:e>
+                    <m:r>
+                      <m:rPr>
+                        <m:sty m:val="bi"/>
+                      </m:rPr>
+                      <w:rPr>
+                        <w:rFonts w:ascii="Cambria Math" w:hAnsi="Cambria Math" w:eastAsia="Cambria Math" w:cs="Cambria Math"/>
+                        <w:sz w:val="18"/>
+                        <w:szCs w:val="18"/>
+                      </w:rPr>
+                      <m:t>f</m:t>
+                    </m:r>
+                  </m:e>
+                  <m:sub>
+                    <m:r>
+                      <m:rPr>
+                        <m:sty m:val="p"/>
+                      </m:rPr>
+                      <w:rPr>
+                        <w:rFonts w:ascii="Cambria Math" w:hAnsi="Cambria Math" w:eastAsia="Cambria Math" w:cs="Cambria Math"/>
+                        <w:sz w:val="18"/>
+                        <w:szCs w:val="18"/>
+                      </w:rPr>
+                      <m:t>D</m:t>
+                    </m:r>
+                  </m:sub>
+                </m:sSub>
+                <m:r>
+                  <m:rPr>
+                    <m:sty m:val="p"/>
+                  </m:rPr>
+                  <w:rPr>
+                    <w:rFonts w:ascii="Cambria Math" w:hAnsi="Cambria Math" w:eastAsia="Cambria Math" w:cs="Cambria Math"/>
+                    <w:sz w:val="18"/>
+                    <w:szCs w:val="18"/>
+                  </w:rPr>
+                  <m:t>.</m:t>
+                </m:r>
+              </m:oMath>
+            </m:oMathPara>
+          </w:p>
+        </w:tc>
+        <w:tc>
+          <w:tcPr>
+            <w:tcW w:w="390" w:type="dxa"/>
+            <w:vAlign w:val="center"/>
+          </w:tcPr>
+          <w:p>
+            <w:pPr>
+              <w:numPr>
+                <w:ilvl w:val="0"/>
+                <w:numId w:val="0"/>
+              </w:numPr>
+              <w:snapToGrid w:val="0"/>
+              <w:jc w:val="right"/>
+              <w:rPr>
+                <w:sz w:val="16"/>
+              </w:rPr>
+            </w:pPr>
+            <w:r>
+              <w:rPr>
+                <w:sz w:val="16"/>
+                <w:szCs w:val="16"/>
+              </w:rPr>
               <w:t>(32)</w:t>
             </w:r>
           </w:p>
@@ -29770,7 +29639,7 @@
           <w:sz w:val="20"/>
           <w:szCs w:val="20"/>
         </w:rPr>
-        <w:t>此表达式要求</w:t>
+        <w:t>将动平台与手柄等效质量记为</w:t>
       </w:r>
       <w:r>
         <w:rPr>
@@ -29784,15 +29653,13 @@
           <m:sSubPr/>
           <m:e>
             <m:r>
-              <m:rPr>
-                <m:sty m:val="b"/>
-              </m:rPr>
-              <w:rPr>
-                <w:rFonts w:ascii="Cambria Math" w:hAnsi="Cambria Math" w:eastAsia="Cambria Math" w:cs="Cambria Math"/>
-                <w:sz w:val="20"/>
-                <w:szCs w:val="20"/>
-              </w:rPr>
-              <m:t>S</m:t>
+              <m:rPr/>
+              <w:rPr>
+                <w:rFonts w:ascii="Cambria Math" w:hAnsi="Cambria Math" w:eastAsia="Cambria Math" w:cs="Cambria Math"/>
+                <w:sz w:val="20"/>
+                <w:szCs w:val="20"/>
+              </w:rPr>
+              <m:t>m</m:t>
             </m:r>
           </m:e>
           <m:sub>
@@ -29812,18 +29679,11 @@
       </m:oMath>
       <w:r>
         <w:rPr>
-          <w:sz w:val="20"/>
-          <w:szCs w:val="20"/>
-        </w:rPr>
-        <w:t xml:space="preserve"> </w:t>
-      </w:r>
-      <w:r>
-        <w:rPr>
           <w:rFonts w:hint="eastAsia"/>
           <w:sz w:val="20"/>
           <w:szCs w:val="20"/>
         </w:rPr>
-        <w:t>可逆。静力学采用虚功原理：若机构对动平台提供的期望支撑力为</w:t>
+        <w:t>，重力补偿取</w:t>
       </w:r>
       <w:r>
         <w:rPr>
@@ -29862,6 +29722,55 @@
             </m:r>
           </m:sub>
         </m:sSub>
+        <m:r>
+          <m:rPr>
+            <m:sty m:val="p"/>
+          </m:rPr>
+          <w:rPr>
+            <w:rFonts w:ascii="Cambria Math" w:hAnsi="Cambria Math" w:eastAsia="Cambria Math" w:cs="Cambria Math"/>
+            <w:sz w:val="20"/>
+            <w:szCs w:val="20"/>
+          </w:rPr>
+          <m:t>=−</m:t>
+        </m:r>
+        <m:sSub>
+          <m:sSubPr/>
+          <m:e>
+            <m:r>
+              <m:rPr/>
+              <w:rPr>
+                <w:rFonts w:ascii="Cambria Math" w:hAnsi="Cambria Math" w:eastAsia="Cambria Math" w:cs="Cambria Math"/>
+                <w:sz w:val="20"/>
+                <w:szCs w:val="20"/>
+              </w:rPr>
+              <m:t>m</m:t>
+            </m:r>
+          </m:e>
+          <m:sub>
+            <m:r>
+              <m:rPr>
+                <m:sty m:val="p"/>
+              </m:rPr>
+              <w:rPr>
+                <w:rFonts w:ascii="Cambria Math" w:hAnsi="Cambria Math" w:eastAsia="Cambria Math" w:cs="Cambria Math"/>
+                <w:sz w:val="20"/>
+                <w:szCs w:val="20"/>
+              </w:rPr>
+              <m:t>D</m:t>
+            </m:r>
+          </m:sub>
+        </m:sSub>
+        <m:r>
+          <m:rPr>
+            <m:sty m:val="bi"/>
+          </m:rPr>
+          <w:rPr>
+            <w:rFonts w:ascii="Cambria Math" w:hAnsi="Cambria Math" w:eastAsia="Cambria Math" w:cs="Cambria Math"/>
+            <w:sz w:val="20"/>
+            <w:szCs w:val="20"/>
+          </w:rPr>
+          <m:t>g</m:t>
+        </m:r>
       </m:oMath>
       <w:r>
         <w:rPr>
@@ -29869,7 +29778,166 @@
           <w:sz w:val="20"/>
           <w:szCs w:val="20"/>
         </w:rPr>
-        <w:t>，对应电机广义力矩为</w:t>
+        <w:t>，必要时另加各支链重力项。该方法用于降低手持机构的静态负担。摩擦、参数误差和机构奇异会影响补偿效果，近奇异区域应限制力矩和操作范围。报告提供了补偿效果演示，尚未提供残余手持力的测量。</w:t>
+      </w:r>
+    </w:p>
+    <w:bookmarkEnd w:id="17"/>
+    <w:p>
+      <w:pPr>
+        <w:pStyle w:val="4"/>
+        <w:numPr>
+          <w:ilvl w:val="2"/>
+          <w:numId w:val="0"/>
+        </w:numPr>
+        <w:snapToGrid w:val="0"/>
+      </w:pPr>
+      <w:bookmarkStart w:id="18" w:name="位姿映射与底盘补偿"/>
+      <w:r>
+        <w:t xml:space="preserve">3) </w:t>
+      </w:r>
+      <w:r>
+        <w:rPr>
+          <w:rFonts w:hint="eastAsia"/>
+        </w:rPr>
+        <w:t>位姿映射与底盘补偿</w:t>
+      </w:r>
+    </w:p>
+    <w:p>
+      <w:pPr>
+        <w:pStyle w:val="7"/>
+        <w:numPr>
+          <w:ilvl w:val="0"/>
+          <w:numId w:val="0"/>
+        </w:numPr>
+        <w:snapToGrid w:val="0"/>
+        <w:rPr>
+          <w:sz w:val="20"/>
+        </w:rPr>
+      </w:pPr>
+      <w:r>
+        <w:rPr>
+          <w:rFonts w:hint="eastAsia"/>
+          <w:sz w:val="20"/>
+          <w:szCs w:val="20"/>
+        </w:rPr>
+        <w:t>主端初始化时记录平移零点</w:t>
+      </w:r>
+      <w:r>
+        <w:rPr>
+          <w:sz w:val="20"/>
+          <w:szCs w:val="20"/>
+        </w:rPr>
+        <w:t xml:space="preserve"> </w:t>
+      </w:r>
+      <m:oMath>
+        <m:sSub>
+          <m:sSubPr/>
+          <m:e>
+            <m:r>
+              <m:rPr>
+                <m:sty m:val="bi"/>
+              </m:rPr>
+              <w:rPr>
+                <w:rFonts w:ascii="Cambria Math" w:hAnsi="Cambria Math" w:eastAsia="Cambria Math" w:cs="Cambria Math"/>
+                <w:sz w:val="20"/>
+                <w:szCs w:val="20"/>
+              </w:rPr>
+              <m:t>p</m:t>
+            </m:r>
+          </m:e>
+          <m:sub>
+            <m:r>
+              <m:rPr>
+                <m:sty m:val="p"/>
+              </m:rPr>
+              <w:rPr>
+                <w:rFonts w:ascii="Cambria Math" w:hAnsi="Cambria Math" w:eastAsia="Cambria Math" w:cs="Cambria Math"/>
+                <w:sz w:val="20"/>
+                <w:szCs w:val="20"/>
+              </w:rPr>
+              <m:t>D,</m:t>
+            </m:r>
+            <m:r>
+              <m:rPr/>
+              <w:rPr>
+                <w:rFonts w:ascii="Cambria Math" w:hAnsi="Cambria Math" w:eastAsia="Cambria Math" w:cs="Cambria Math"/>
+                <w:sz w:val="20"/>
+                <w:szCs w:val="20"/>
+              </w:rPr>
+              <m:t>0</m:t>
+            </m:r>
+          </m:sub>
+        </m:sSub>
+      </m:oMath>
+      <w:r>
+        <w:rPr>
+          <w:sz w:val="20"/>
+          <w:szCs w:val="20"/>
+        </w:rPr>
+        <w:t xml:space="preserve"> </w:t>
+      </w:r>
+      <w:r>
+        <w:rPr>
+          <w:rFonts w:hint="eastAsia"/>
+          <w:sz w:val="20"/>
+          <w:szCs w:val="20"/>
+        </w:rPr>
+        <w:t>与从端参考点</w:t>
+      </w:r>
+      <w:r>
+        <w:rPr>
+          <w:sz w:val="20"/>
+          <w:szCs w:val="20"/>
+        </w:rPr>
+        <w:t xml:space="preserve"> </w:t>
+      </w:r>
+      <m:oMath>
+        <m:sSub>
+          <m:sSubPr/>
+          <m:e>
+            <m:r>
+              <m:rPr>
+                <m:sty m:val="bi"/>
+              </m:rPr>
+              <w:rPr>
+                <w:rFonts w:ascii="Cambria Math" w:hAnsi="Cambria Math" w:eastAsia="Cambria Math" w:cs="Cambria Math"/>
+                <w:sz w:val="20"/>
+                <w:szCs w:val="20"/>
+              </w:rPr>
+              <m:t>p</m:t>
+            </m:r>
+          </m:e>
+          <m:sub>
+            <m:r>
+              <m:rPr>
+                <m:sty m:val="p"/>
+              </m:rPr>
+              <w:rPr>
+                <w:rFonts w:ascii="Cambria Math" w:hAnsi="Cambria Math" w:eastAsia="Cambria Math" w:cs="Cambria Math"/>
+                <w:sz w:val="20"/>
+                <w:szCs w:val="20"/>
+              </w:rPr>
+              <m:t>A,</m:t>
+            </m:r>
+            <m:r>
+              <m:rPr/>
+              <w:rPr>
+                <w:rFonts w:ascii="Cambria Math" w:hAnsi="Cambria Math" w:eastAsia="Cambria Math" w:cs="Cambria Math"/>
+                <w:sz w:val="20"/>
+                <w:szCs w:val="20"/>
+              </w:rPr>
+              <m:t>0</m:t>
+            </m:r>
+          </m:sub>
+        </m:sSub>
+      </m:oMath>
+      <w:r>
+        <w:rPr>
+          <w:rFonts w:hint="eastAsia"/>
+          <w:sz w:val="20"/>
+          <w:szCs w:val="20"/>
+        </w:rPr>
+        <w:t>，经坐标对齐后的主从位置映射为</w:t>
       </w:r>
     </w:p>
     <w:tbl>
@@ -29955,7 +30023,7 @@
                         <w:sz w:val="18"/>
                         <w:szCs w:val="18"/>
                       </w:rPr>
-                      <m:t>τ</m:t>
+                      <m:t>p</m:t>
                     </m:r>
                   </m:e>
                   <m:sub>
@@ -29968,7 +30036,7 @@
                         <w:sz w:val="18"/>
                         <w:szCs w:val="18"/>
                       </w:rPr>
-                      <m:t>D,ff</m:t>
+                      <m:t>A,d</m:t>
                     </m:r>
                   </m:sub>
                 </m:sSub>
@@ -29983,19 +30051,19 @@
                   </w:rPr>
                   <m:t>=</m:t>
                 </m:r>
-                <m:sSubSup>
-                  <m:sSubSupPr/>
+                <m:sSub>
+                  <m:sSubPr/>
                   <m:e>
                     <m:r>
                       <m:rPr>
-                        <m:sty m:val="b"/>
+                        <m:sty m:val="bi"/>
                       </m:rPr>
                       <w:rPr>
                         <w:rFonts w:ascii="Cambria Math" w:hAnsi="Cambria Math" w:eastAsia="Cambria Math" w:cs="Cambria Math"/>
                         <w:sz w:val="18"/>
                         <w:szCs w:val="18"/>
                       </w:rPr>
-                      <m:t>J</m:t>
+                      <m:t>p</m:t>
                     </m:r>
                   </m:e>
                   <m:sub>
@@ -30008,49 +30076,16 @@
                         <w:sz w:val="18"/>
                         <w:szCs w:val="18"/>
                       </w:rPr>
-                      <m:t>D</m:t>
-                    </m:r>
-                  </m:sub>
-                  <m:sup>
-                    <m:r>
-                      <m:rPr>
-                        <m:sty m:val="p"/>
-                      </m:rPr>
-                      <w:rPr>
-                        <w:rFonts w:ascii="Cambria Math" w:hAnsi="Cambria Math" w:eastAsia="Cambria Math" w:cs="Cambria Math"/>
-                        <w:sz w:val="18"/>
-                        <w:szCs w:val="18"/>
-                      </w:rPr>
-                      <m:t>T</m:t>
-                    </m:r>
-                  </m:sup>
-                </m:sSubSup>
-                <m:sSub>
-                  <m:sSubPr/>
-                  <m:e>
-                    <m:r>
-                      <m:rPr>
-                        <m:sty m:val="bi"/>
-                      </m:rPr>
-                      <w:rPr>
-                        <w:rFonts w:ascii="Cambria Math" w:hAnsi="Cambria Math" w:eastAsia="Cambria Math" w:cs="Cambria Math"/>
-                        <w:sz w:val="18"/>
-                        <w:szCs w:val="18"/>
-                      </w:rPr>
-                      <m:t>f</m:t>
-                    </m:r>
-                  </m:e>
-                  <m:sub>
-                    <m:r>
-                      <m:rPr>
-                        <m:sty m:val="p"/>
-                      </m:rPr>
-                      <w:rPr>
-                        <w:rFonts w:ascii="Cambria Math" w:hAnsi="Cambria Math" w:eastAsia="Cambria Math" w:cs="Cambria Math"/>
-                        <w:sz w:val="18"/>
-                        <w:szCs w:val="18"/>
-                      </w:rPr>
-                      <m:t>D</m:t>
+                      <m:t>A,</m:t>
+                    </m:r>
+                    <m:r>
+                      <m:rPr/>
+                      <w:rPr>
+                        <w:rFonts w:ascii="Cambria Math" w:hAnsi="Cambria Math" w:eastAsia="Cambria Math" w:cs="Cambria Math"/>
+                        <w:sz w:val="18"/>
+                        <w:szCs w:val="18"/>
+                      </w:rPr>
+                      <m:t>0</m:t>
                     </m:r>
                   </m:sub>
                 </m:sSub>
@@ -30063,7 +30098,165 @@
                     <w:sz w:val="18"/>
                     <w:szCs w:val="18"/>
                   </w:rPr>
-                  <m:t>.</m:t>
+                  <m:t>+</m:t>
+                </m:r>
+                <m:sSub>
+                  <m:sSubPr/>
+                  <m:e>
+                    <m:r>
+                      <m:rPr>
+                        <m:sty m:val="b"/>
+                      </m:rPr>
+                      <w:rPr>
+                        <w:rFonts w:ascii="Cambria Math" w:hAnsi="Cambria Math" w:eastAsia="Cambria Math" w:cs="Cambria Math"/>
+                        <w:sz w:val="18"/>
+                        <w:szCs w:val="18"/>
+                      </w:rPr>
+                      <m:t>K</m:t>
+                    </m:r>
+                  </m:e>
+                  <m:sub>
+                    <m:r>
+                      <m:rPr>
+                        <m:sty m:val="p"/>
+                      </m:rPr>
+                      <w:rPr>
+                        <w:rFonts w:ascii="Cambria Math" w:hAnsi="Cambria Math" w:eastAsia="Cambria Math" w:cs="Cambria Math"/>
+                        <w:sz w:val="18"/>
+                        <w:szCs w:val="18"/>
+                      </w:rPr>
+                      <m:t>map</m:t>
+                    </m:r>
+                  </m:sub>
+                </m:sSub>
+                <m:sSub>
+                  <m:sSubPr/>
+                  <m:e>
+                    <m:r>
+                      <m:rPr>
+                        <m:sty m:val="b"/>
+                      </m:rPr>
+                      <w:rPr>
+                        <w:rFonts w:ascii="Cambria Math" w:hAnsi="Cambria Math" w:eastAsia="Cambria Math" w:cs="Cambria Math"/>
+                        <w:sz w:val="18"/>
+                        <w:szCs w:val="18"/>
+                      </w:rPr>
+                      <m:t>R</m:t>
+                    </m:r>
+                  </m:e>
+                  <m:sub>
+                    <m:r>
+                      <m:rPr>
+                        <m:sty m:val="p"/>
+                      </m:rPr>
+                      <w:rPr>
+                        <w:rFonts w:ascii="Cambria Math" w:hAnsi="Cambria Math" w:eastAsia="Cambria Math" w:cs="Cambria Math"/>
+                        <w:sz w:val="18"/>
+                        <w:szCs w:val="18"/>
+                      </w:rPr>
+                      <m:t>AD</m:t>
+                    </m:r>
+                  </m:sub>
+                </m:sSub>
+                <m:r>
+                  <m:rPr>
+                    <m:sty m:val="p"/>
+                  </m:rPr>
+                  <w:rPr>
+                    <w:rFonts w:ascii="Cambria Math" w:hAnsi="Cambria Math" w:eastAsia="Cambria Math" w:cs="Cambria Math"/>
+                    <w:sz w:val="18"/>
+                    <w:szCs w:val="18"/>
+                  </w:rPr>
+                  <m:t>(</m:t>
+                </m:r>
+                <m:sSub>
+                  <m:sSubPr/>
+                  <m:e>
+                    <m:r>
+                      <m:rPr>
+                        <m:sty m:val="bi"/>
+                      </m:rPr>
+                      <w:rPr>
+                        <w:rFonts w:ascii="Cambria Math" w:hAnsi="Cambria Math" w:eastAsia="Cambria Math" w:cs="Cambria Math"/>
+                        <w:sz w:val="18"/>
+                        <w:szCs w:val="18"/>
+                      </w:rPr>
+                      <m:t>p</m:t>
+                    </m:r>
+                  </m:e>
+                  <m:sub>
+                    <m:r>
+                      <m:rPr>
+                        <m:sty m:val="p"/>
+                      </m:rPr>
+                      <w:rPr>
+                        <w:rFonts w:ascii="Cambria Math" w:hAnsi="Cambria Math" w:eastAsia="Cambria Math" w:cs="Cambria Math"/>
+                        <w:sz w:val="18"/>
+                        <w:szCs w:val="18"/>
+                      </w:rPr>
+                      <m:t>D</m:t>
+                    </m:r>
+                  </m:sub>
+                </m:sSub>
+                <m:r>
+                  <m:rPr>
+                    <m:sty m:val="p"/>
+                  </m:rPr>
+                  <w:rPr>
+                    <w:rFonts w:ascii="Cambria Math" w:hAnsi="Cambria Math" w:eastAsia="Cambria Math" w:cs="Cambria Math"/>
+                    <w:sz w:val="18"/>
+                    <w:szCs w:val="18"/>
+                  </w:rPr>
+                  <m:t>−</m:t>
+                </m:r>
+                <m:sSub>
+                  <m:sSubPr/>
+                  <m:e>
+                    <m:r>
+                      <m:rPr>
+                        <m:sty m:val="bi"/>
+                      </m:rPr>
+                      <w:rPr>
+                        <w:rFonts w:ascii="Cambria Math" w:hAnsi="Cambria Math" w:eastAsia="Cambria Math" w:cs="Cambria Math"/>
+                        <w:sz w:val="18"/>
+                        <w:szCs w:val="18"/>
+                      </w:rPr>
+                      <m:t>p</m:t>
+                    </m:r>
+                  </m:e>
+                  <m:sub>
+                    <m:r>
+                      <m:rPr>
+                        <m:sty m:val="p"/>
+                      </m:rPr>
+                      <w:rPr>
+                        <w:rFonts w:ascii="Cambria Math" w:hAnsi="Cambria Math" w:eastAsia="Cambria Math" w:cs="Cambria Math"/>
+                        <w:sz w:val="18"/>
+                        <w:szCs w:val="18"/>
+                      </w:rPr>
+                      <m:t>D,</m:t>
+                    </m:r>
+                    <m:r>
+                      <m:rPr/>
+                      <w:rPr>
+                        <w:rFonts w:ascii="Cambria Math" w:hAnsi="Cambria Math" w:eastAsia="Cambria Math" w:cs="Cambria Math"/>
+                        <w:sz w:val="18"/>
+                        <w:szCs w:val="18"/>
+                      </w:rPr>
+                      <m:t>0</m:t>
+                    </m:r>
+                  </m:sub>
+                </m:sSub>
+                <m:r>
+                  <m:rPr>
+                    <m:sty m:val="p"/>
+                  </m:rPr>
+                  <w:rPr>
+                    <w:rFonts w:ascii="Cambria Math" w:hAnsi="Cambria Math" w:eastAsia="Cambria Math" w:cs="Cambria Math"/>
+                    <w:sz w:val="18"/>
+                    <w:szCs w:val="18"/>
+                  </w:rPr>
+                  <m:t>),</m:t>
                 </m:r>
               </m:oMath>
             </m:oMathPara>
@@ -30115,7 +30308,7 @@
           <w:sz w:val="20"/>
           <w:szCs w:val="20"/>
         </w:rPr>
-        <w:t>将动平台与手柄等效质量记为</w:t>
+        <w:t>其中</w:t>
       </w:r>
       <w:r>
         <w:rPr>
@@ -30129,13 +30322,15 @@
           <m:sSubPr/>
           <m:e>
             <m:r>
-              <m:rPr/>
-              <w:rPr>
-                <w:rFonts w:ascii="Cambria Math" w:hAnsi="Cambria Math" w:eastAsia="Cambria Math" w:cs="Cambria Math"/>
-                <w:sz w:val="20"/>
-                <w:szCs w:val="20"/>
-              </w:rPr>
-              <m:t>m</m:t>
+              <m:rPr>
+                <m:sty m:val="b"/>
+              </m:rPr>
+              <w:rPr>
+                <w:rFonts w:ascii="Cambria Math" w:hAnsi="Cambria Math" w:eastAsia="Cambria Math" w:cs="Cambria Math"/>
+                <w:sz w:val="20"/>
+                <w:szCs w:val="20"/>
+              </w:rPr>
+              <m:t>R</m:t>
             </m:r>
           </m:e>
           <m:sub>
@@ -30148,25 +30343,25 @@
                 <w:sz w:val="20"/>
                 <w:szCs w:val="20"/>
               </w:rPr>
-              <m:t>D</m:t>
+              <m:t>AD</m:t>
             </m:r>
           </m:sub>
         </m:sSub>
       </m:oMath>
       <w:r>
         <w:rPr>
+          <w:sz w:val="20"/>
+          <w:szCs w:val="20"/>
+        </w:rPr>
+        <w:t xml:space="preserve"> </w:t>
+      </w:r>
+      <w:r>
+        <w:rPr>
           <w:rFonts w:hint="eastAsia"/>
           <w:sz w:val="20"/>
           <w:szCs w:val="20"/>
         </w:rPr>
-        <w:t>，重力补偿取</w:t>
-      </w:r>
-      <w:r>
-        <w:rPr>
-          <w:sz w:val="20"/>
-          <w:szCs w:val="20"/>
-        </w:rPr>
-        <w:t xml:space="preserve"> </w:t>
+        <w:t>为固定坐标校准旋转，</w:t>
       </w:r>
       <m:oMath>
         <m:sSub>
@@ -30174,14 +30369,14 @@
           <m:e>
             <m:r>
               <m:rPr>
-                <m:sty m:val="bi"/>
+                <m:sty m:val="b"/>
               </m:rPr>
               <w:rPr>
                 <w:rFonts w:ascii="Cambria Math" w:hAnsi="Cambria Math" w:eastAsia="Cambria Math" w:cs="Cambria Math"/>
                 <w:sz w:val="20"/>
                 <w:szCs w:val="20"/>
               </w:rPr>
-              <m:t>f</m:t>
+              <m:t>K</m:t>
             </m:r>
           </m:e>
           <m:sub>
@@ -30194,7 +30389,7 @@
                 <w:sz w:val="20"/>
                 <w:szCs w:val="20"/>
               </w:rPr>
-              <m:t>D</m:t>
+              <m:t>map</m:t>
             </m:r>
           </m:sub>
         </m:sSub>
@@ -30207,7 +30402,7 @@
             <w:sz w:val="20"/>
             <w:szCs w:val="20"/>
           </w:rPr>
-          <m:t>=−</m:t>
+          <m:t>=diag(</m:t>
         </m:r>
         <m:sSub>
           <m:sSubPr/>
@@ -30219,63 +30414,119 @@
                 <w:sz w:val="20"/>
                 <w:szCs w:val="20"/>
               </w:rPr>
-              <m:t>m</m:t>
+              <m:t>k</m:t>
             </m:r>
           </m:e>
           <m:sub>
             <m:r>
-              <m:rPr>
-                <m:sty m:val="p"/>
-              </m:rPr>
-              <w:rPr>
-                <w:rFonts w:ascii="Cambria Math" w:hAnsi="Cambria Math" w:eastAsia="Cambria Math" w:cs="Cambria Math"/>
-                <w:sz w:val="20"/>
-                <w:szCs w:val="20"/>
-              </w:rPr>
-              <m:t>D</m:t>
+              <m:rPr/>
+              <w:rPr>
+                <w:rFonts w:ascii="Cambria Math" w:hAnsi="Cambria Math" w:eastAsia="Cambria Math" w:cs="Cambria Math"/>
+                <w:sz w:val="20"/>
+                <w:szCs w:val="20"/>
+              </w:rPr>
+              <m:t>x</m:t>
             </m:r>
           </m:sub>
         </m:sSub>
         <m:r>
           <m:rPr>
-            <m:sty m:val="bi"/>
+            <m:sty m:val="p"/>
           </m:rPr>
           <w:rPr>
             <w:rFonts w:ascii="Cambria Math" w:hAnsi="Cambria Math" w:eastAsia="Cambria Math" w:cs="Cambria Math"/>
             <w:sz w:val="20"/>
             <w:szCs w:val="20"/>
           </w:rPr>
-          <m:t>g</m:t>
+          <m:t>,</m:t>
+        </m:r>
+        <m:sSub>
+          <m:sSubPr/>
+          <m:e>
+            <m:r>
+              <m:rPr/>
+              <w:rPr>
+                <w:rFonts w:ascii="Cambria Math" w:hAnsi="Cambria Math" w:eastAsia="Cambria Math" w:cs="Cambria Math"/>
+                <w:sz w:val="20"/>
+                <w:szCs w:val="20"/>
+              </w:rPr>
+              <m:t>k</m:t>
+            </m:r>
+          </m:e>
+          <m:sub>
+            <m:r>
+              <m:rPr/>
+              <w:rPr>
+                <w:rFonts w:ascii="Cambria Math" w:hAnsi="Cambria Math" w:eastAsia="Cambria Math" w:cs="Cambria Math"/>
+                <w:sz w:val="20"/>
+                <w:szCs w:val="20"/>
+              </w:rPr>
+              <m:t>y</m:t>
+            </m:r>
+          </m:sub>
+        </m:sSub>
+        <m:r>
+          <m:rPr>
+            <m:sty m:val="p"/>
+          </m:rPr>
+          <w:rPr>
+            <w:rFonts w:ascii="Cambria Math" w:hAnsi="Cambria Math" w:eastAsia="Cambria Math" w:cs="Cambria Math"/>
+            <w:sz w:val="20"/>
+            <w:szCs w:val="20"/>
+          </w:rPr>
+          <m:t>,</m:t>
+        </m:r>
+        <m:sSub>
+          <m:sSubPr/>
+          <m:e>
+            <m:r>
+              <m:rPr/>
+              <w:rPr>
+                <w:rFonts w:ascii="Cambria Math" w:hAnsi="Cambria Math" w:eastAsia="Cambria Math" w:cs="Cambria Math"/>
+                <w:sz w:val="20"/>
+                <w:szCs w:val="20"/>
+              </w:rPr>
+              <m:t>k</m:t>
+            </m:r>
+          </m:e>
+          <m:sub>
+            <m:r>
+              <m:rPr/>
+              <w:rPr>
+                <w:rFonts w:ascii="Cambria Math" w:hAnsi="Cambria Math" w:eastAsia="Cambria Math" w:cs="Cambria Math"/>
+                <w:sz w:val="20"/>
+                <w:szCs w:val="20"/>
+              </w:rPr>
+              <m:t>z</m:t>
+            </m:r>
+          </m:sub>
+        </m:sSub>
+        <m:r>
+          <m:rPr>
+            <m:sty m:val="p"/>
+          </m:rPr>
+          <w:rPr>
+            <w:rFonts w:ascii="Cambria Math" w:hAnsi="Cambria Math" w:eastAsia="Cambria Math" w:cs="Cambria Math"/>
+            <w:sz w:val="20"/>
+            <w:szCs w:val="20"/>
+          </w:rPr>
+          <m:t>)</m:t>
         </m:r>
       </m:oMath>
       <w:r>
         <w:rPr>
+          <w:sz w:val="20"/>
+          <w:szCs w:val="20"/>
+        </w:rPr>
+        <w:t xml:space="preserve"> </w:t>
+      </w:r>
+      <w:r>
+        <w:rPr>
           <w:rFonts w:hint="eastAsia"/>
           <w:sz w:val="20"/>
           <w:szCs w:val="20"/>
         </w:rPr>
-        <w:t>，必要时另加各支链重力项。该方法用于降低手持机构的静态负担。摩擦、参数误差和机构奇异会影响补偿效果，近奇异区域应限制力矩和操作范围。报告提供了补偿效果演示，尚未提供残余手持力的测量。</w:t>
-      </w:r>
-    </w:p>
-    <w:bookmarkEnd w:id="17"/>
-    <w:p>
-      <w:pPr>
-        <w:pStyle w:val="4"/>
-        <w:numPr>
-          <w:ilvl w:val="2"/>
-          <w:numId w:val="0"/>
-        </w:numPr>
-        <w:snapToGrid w:val="0"/>
-      </w:pPr>
-      <w:bookmarkStart w:id="18" w:name="位姿映射与底盘补偿"/>
-      <w:r>
-        <w:t xml:space="preserve">3) </w:t>
-      </w:r>
-      <w:r>
-        <w:rPr>
-          <w:rFonts w:hint="eastAsia"/>
-        </w:rPr>
-        <w:t>位姿映射与底盘补偿</w:t>
+        <w:t>为无量纲缩放矩阵。较小缩放系数可减小从端对手部位移的响应，但不能消除机械误差。重置按钮更新参考点时，应保持从端目标连续。</w:t>
       </w:r>
     </w:p>
     <w:p>
@@ -30296,7 +30547,7 @@
           <w:sz w:val="20"/>
           <w:szCs w:val="20"/>
         </w:rPr>
-        <w:t>主端初始化时记录平移零点</w:t>
+        <w:t>姿态手柄的三个编码器角记为</w:t>
       </w:r>
       <w:r>
         <w:rPr>
@@ -30318,7 +30569,7 @@
                 <w:sz w:val="20"/>
                 <w:szCs w:val="20"/>
               </w:rPr>
-              <m:t>p</m:t>
+              <m:t>q</m:t>
             </m:r>
           </m:e>
           <m:sub>
@@ -30331,34 +30582,18 @@
                 <w:sz w:val="20"/>
                 <w:szCs w:val="20"/>
               </w:rPr>
-              <m:t>D,</m:t>
-            </m:r>
-            <m:r>
-              <m:rPr/>
-              <w:rPr>
-                <w:rFonts w:ascii="Cambria Math" w:hAnsi="Cambria Math" w:eastAsia="Cambria Math" w:cs="Cambria Math"/>
-                <w:sz w:val="20"/>
-                <w:szCs w:val="20"/>
-              </w:rPr>
-              <m:t>0</m:t>
+              <m:t>h</m:t>
             </m:r>
           </m:sub>
         </m:sSub>
       </m:oMath>
       <w:r>
         <w:rPr>
-          <w:sz w:val="20"/>
-          <w:szCs w:val="20"/>
-        </w:rPr>
-        <w:t xml:space="preserve"> </w:t>
-      </w:r>
-      <w:r>
-        <w:rPr>
           <w:rFonts w:hint="eastAsia"/>
           <w:sz w:val="20"/>
           <w:szCs w:val="20"/>
         </w:rPr>
-        <w:t>与从端参考点</w:t>
+        <w:t>，根据其真实串联转轴顺序求得</w:t>
       </w:r>
       <w:r>
         <w:rPr>
@@ -30373,14 +30608,14 @@
           <m:e>
             <m:r>
               <m:rPr>
-                <m:sty m:val="bi"/>
+                <m:sty m:val="b"/>
               </m:rPr>
               <w:rPr>
                 <w:rFonts w:ascii="Cambria Math" w:hAnsi="Cambria Math" w:eastAsia="Cambria Math" w:cs="Cambria Math"/>
                 <w:sz w:val="20"/>
                 <w:szCs w:val="20"/>
               </w:rPr>
-              <m:t>p</m:t>
+              <m:t>R</m:t>
             </m:r>
           </m:e>
           <m:sub>
@@ -30393,19 +30628,61 @@
                 <w:sz w:val="20"/>
                 <w:szCs w:val="20"/>
               </w:rPr>
-              <m:t>A,</m:t>
-            </m:r>
-            <m:r>
-              <m:rPr/>
-              <w:rPr>
-                <w:rFonts w:ascii="Cambria Math" w:hAnsi="Cambria Math" w:eastAsia="Cambria Math" w:cs="Cambria Math"/>
-                <w:sz w:val="20"/>
-                <w:szCs w:val="20"/>
-              </w:rPr>
-              <m:t>0</m:t>
+              <m:t>h</m:t>
             </m:r>
           </m:sub>
         </m:sSub>
+        <m:r>
+          <m:rPr>
+            <m:sty m:val="p"/>
+          </m:rPr>
+          <w:rPr>
+            <w:rFonts w:ascii="Cambria Math" w:hAnsi="Cambria Math" w:eastAsia="Cambria Math" w:cs="Cambria Math"/>
+            <w:sz w:val="20"/>
+            <w:szCs w:val="20"/>
+          </w:rPr>
+          <m:t>(</m:t>
+        </m:r>
+        <m:sSub>
+          <m:sSubPr/>
+          <m:e>
+            <m:r>
+              <m:rPr>
+                <m:sty m:val="bi"/>
+              </m:rPr>
+              <w:rPr>
+                <w:rFonts w:ascii="Cambria Math" w:hAnsi="Cambria Math" w:eastAsia="Cambria Math" w:cs="Cambria Math"/>
+                <w:sz w:val="20"/>
+                <w:szCs w:val="20"/>
+              </w:rPr>
+              <m:t>q</m:t>
+            </m:r>
+          </m:e>
+          <m:sub>
+            <m:r>
+              <m:rPr>
+                <m:sty m:val="p"/>
+              </m:rPr>
+              <w:rPr>
+                <w:rFonts w:ascii="Cambria Math" w:hAnsi="Cambria Math" w:eastAsia="Cambria Math" w:cs="Cambria Math"/>
+                <w:sz w:val="20"/>
+                <w:szCs w:val="20"/>
+              </w:rPr>
+              <m:t>h</m:t>
+            </m:r>
+          </m:sub>
+        </m:sSub>
+        <m:r>
+          <m:rPr>
+            <m:sty m:val="p"/>
+          </m:rPr>
+          <w:rPr>
+            <w:rFonts w:ascii="Cambria Math" w:hAnsi="Cambria Math" w:eastAsia="Cambria Math" w:cs="Cambria Math"/>
+            <w:sz w:val="20"/>
+            <w:szCs w:val="20"/>
+          </w:rPr>
+          <m:t>)</m:t>
+        </m:r>
       </m:oMath>
       <w:r>
         <w:rPr>
@@ -30413,7 +30690,7 @@
           <w:sz w:val="20"/>
           <w:szCs w:val="20"/>
         </w:rPr>
-        <w:t>，经坐标对齐后的主从位置映射为</w:t>
+        <w:t>，再施加固定安装变换：</w:t>
       </w:r>
     </w:p>
     <w:tbl>
@@ -30492,14 +30769,14 @@
                   <m:e>
                     <m:r>
                       <m:rPr>
-                        <m:sty m:val="bi"/>
+                        <m:sty m:val="b"/>
                       </m:rPr>
                       <w:rPr>
                         <w:rFonts w:ascii="Cambria Math" w:hAnsi="Cambria Math" w:eastAsia="Cambria Math" w:cs="Cambria Math"/>
                         <w:sz w:val="18"/>
                         <w:szCs w:val="18"/>
                       </w:rPr>
-                      <m:t>p</m:t>
+                      <m:t>R</m:t>
                     </m:r>
                   </m:e>
                   <m:sub>
@@ -30532,14 +30809,14 @@
                   <m:e>
                     <m:r>
                       <m:rPr>
-                        <m:sty m:val="bi"/>
+                        <m:sty m:val="b"/>
                       </m:rPr>
                       <w:rPr>
                         <w:rFonts w:ascii="Cambria Math" w:hAnsi="Cambria Math" w:eastAsia="Cambria Math" w:cs="Cambria Math"/>
                         <w:sz w:val="18"/>
                         <w:szCs w:val="18"/>
                       </w:rPr>
-                      <m:t>p</m:t>
+                      <m:t>R</m:t>
                     </m:r>
                   </m:e>
                   <m:sub>
@@ -30552,7 +30829,7 @@
                         <w:sz w:val="18"/>
                         <w:szCs w:val="18"/>
                       </w:rPr>
-                      <m:t>A,</m:t>
+                      <m:t>cal,</m:t>
                     </m:r>
                     <m:r>
                       <m:rPr/>
@@ -30561,47 +30838,7 @@
                         <w:sz w:val="18"/>
                         <w:szCs w:val="18"/>
                       </w:rPr>
-                      <m:t>0</m:t>
-                    </m:r>
-                  </m:sub>
-                </m:sSub>
-                <m:r>
-                  <m:rPr>
-                    <m:sty m:val="p"/>
-                  </m:rPr>
-                  <w:rPr>
-                    <w:rFonts w:ascii="Cambria Math" w:hAnsi="Cambria Math" w:eastAsia="Cambria Math" w:cs="Cambria Math"/>
-                    <w:sz w:val="18"/>
-                    <w:szCs w:val="18"/>
-                  </w:rPr>
-                  <m:t>+</m:t>
-                </m:r>
-                <m:sSub>
-                  <m:sSubPr/>
-                  <m:e>
-                    <m:r>
-                      <m:rPr>
-                        <m:sty m:val="b"/>
-                      </m:rPr>
-                      <w:rPr>
-                        <w:rFonts w:ascii="Cambria Math" w:hAnsi="Cambria Math" w:eastAsia="Cambria Math" w:cs="Cambria Math"/>
-                        <w:sz w:val="18"/>
-                        <w:szCs w:val="18"/>
-                      </w:rPr>
-                      <m:t>K</m:t>
-                    </m:r>
-                  </m:e>
-                  <m:sub>
-                    <m:r>
-                      <m:rPr>
-                        <m:sty m:val="p"/>
-                      </m:rPr>
-                      <w:rPr>
-                        <w:rFonts w:ascii="Cambria Math" w:hAnsi="Cambria Math" w:eastAsia="Cambria Math" w:cs="Cambria Math"/>
-                        <w:sz w:val="18"/>
-                        <w:szCs w:val="18"/>
-                      </w:rPr>
-                      <m:t>map</m:t>
+                      <m:t>1</m:t>
                     </m:r>
                   </m:sub>
                 </m:sSub>
@@ -30630,7 +30867,7 @@
                         <w:sz w:val="18"/>
                         <w:szCs w:val="18"/>
                       </w:rPr>
-                      <m:t>AD</m:t>
+                      <m:t>h</m:t>
                     </m:r>
                   </m:sub>
                 </m:sSub>
@@ -30657,7 +30894,7 @@
                         <w:sz w:val="18"/>
                         <w:szCs w:val="18"/>
                       </w:rPr>
-                      <m:t>p</m:t>
+                      <m:t>q</m:t>
                     </m:r>
                   </m:e>
                   <m:sub>
@@ -30670,7 +30907,7 @@
                         <w:sz w:val="18"/>
                         <w:szCs w:val="18"/>
                       </w:rPr>
-                      <m:t>D</m:t>
+                      <m:t>h</m:t>
                     </m:r>
                   </m:sub>
                 </m:sSub>
@@ -30683,21 +30920,21 @@
                     <w:sz w:val="18"/>
                     <w:szCs w:val="18"/>
                   </w:rPr>
-                  <m:t>−</m:t>
+                  <m:t>)</m:t>
                 </m:r>
                 <m:sSub>
                   <m:sSubPr/>
                   <m:e>
                     <m:r>
                       <m:rPr>
-                        <m:sty m:val="bi"/>
+                        <m:sty m:val="b"/>
                       </m:rPr>
                       <w:rPr>
                         <w:rFonts w:ascii="Cambria Math" w:hAnsi="Cambria Math" w:eastAsia="Cambria Math" w:cs="Cambria Math"/>
                         <w:sz w:val="18"/>
                         <w:szCs w:val="18"/>
                       </w:rPr>
-                      <m:t>p</m:t>
+                      <m:t>R</m:t>
                     </m:r>
                   </m:e>
                   <m:sub>
@@ -30710,7 +30947,7 @@
                         <w:sz w:val="18"/>
                         <w:szCs w:val="18"/>
                       </w:rPr>
-                      <m:t>D,</m:t>
+                      <m:t>cal,</m:t>
                     </m:r>
                     <m:r>
                       <m:rPr/>
@@ -30719,7 +30956,7 @@
                         <w:sz w:val="18"/>
                         <w:szCs w:val="18"/>
                       </w:rPr>
-                      <m:t>0</m:t>
+                      <m:t>2</m:t>
                     </m:r>
                   </m:sub>
                 </m:sSub>
@@ -30732,7 +30969,7 @@
                     <w:sz w:val="18"/>
                     <w:szCs w:val="18"/>
                   </w:rPr>
-                  <m:t>),</m:t>
+                  <m:t>.</m:t>
                 </m:r>
               </m:oMath>
             </m:oMathPara>
@@ -30784,225 +31021,7 @@
           <w:sz w:val="20"/>
           <w:szCs w:val="20"/>
         </w:rPr>
-        <w:t>其中</w:t>
-      </w:r>
-      <w:r>
-        <w:rPr>
-          <w:sz w:val="20"/>
-          <w:szCs w:val="20"/>
-        </w:rPr>
-        <w:t xml:space="preserve"> </w:t>
-      </w:r>
-      <m:oMath>
-        <m:sSub>
-          <m:sSubPr/>
-          <m:e>
-            <m:r>
-              <m:rPr>
-                <m:sty m:val="b"/>
-              </m:rPr>
-              <w:rPr>
-                <w:rFonts w:ascii="Cambria Math" w:hAnsi="Cambria Math" w:eastAsia="Cambria Math" w:cs="Cambria Math"/>
-                <w:sz w:val="20"/>
-                <w:szCs w:val="20"/>
-              </w:rPr>
-              <m:t>R</m:t>
-            </m:r>
-          </m:e>
-          <m:sub>
-            <m:r>
-              <m:rPr>
-                <m:sty m:val="p"/>
-              </m:rPr>
-              <w:rPr>
-                <w:rFonts w:ascii="Cambria Math" w:hAnsi="Cambria Math" w:eastAsia="Cambria Math" w:cs="Cambria Math"/>
-                <w:sz w:val="20"/>
-                <w:szCs w:val="20"/>
-              </w:rPr>
-              <m:t>AD</m:t>
-            </m:r>
-          </m:sub>
-        </m:sSub>
-      </m:oMath>
-      <w:r>
-        <w:rPr>
-          <w:sz w:val="20"/>
-          <w:szCs w:val="20"/>
-        </w:rPr>
-        <w:t xml:space="preserve"> </w:t>
-      </w:r>
-      <w:r>
-        <w:rPr>
-          <w:rFonts w:hint="eastAsia"/>
-          <w:sz w:val="20"/>
-          <w:szCs w:val="20"/>
-        </w:rPr>
-        <w:t>为固定坐标校准旋转，</w:t>
-      </w:r>
-      <m:oMath>
-        <m:sSub>
-          <m:sSubPr/>
-          <m:e>
-            <m:r>
-              <m:rPr>
-                <m:sty m:val="b"/>
-              </m:rPr>
-              <w:rPr>
-                <w:rFonts w:ascii="Cambria Math" w:hAnsi="Cambria Math" w:eastAsia="Cambria Math" w:cs="Cambria Math"/>
-                <w:sz w:val="20"/>
-                <w:szCs w:val="20"/>
-              </w:rPr>
-              <m:t>K</m:t>
-            </m:r>
-          </m:e>
-          <m:sub>
-            <m:r>
-              <m:rPr>
-                <m:sty m:val="p"/>
-              </m:rPr>
-              <w:rPr>
-                <w:rFonts w:ascii="Cambria Math" w:hAnsi="Cambria Math" w:eastAsia="Cambria Math" w:cs="Cambria Math"/>
-                <w:sz w:val="20"/>
-                <w:szCs w:val="20"/>
-              </w:rPr>
-              <m:t>map</m:t>
-            </m:r>
-          </m:sub>
-        </m:sSub>
-        <m:r>
-          <m:rPr>
-            <m:sty m:val="p"/>
-          </m:rPr>
-          <w:rPr>
-            <w:rFonts w:ascii="Cambria Math" w:hAnsi="Cambria Math" w:eastAsia="Cambria Math" w:cs="Cambria Math"/>
-            <w:sz w:val="20"/>
-            <w:szCs w:val="20"/>
-          </w:rPr>
-          <m:t>=diag(</m:t>
-        </m:r>
-        <m:sSub>
-          <m:sSubPr/>
-          <m:e>
-            <m:r>
-              <m:rPr/>
-              <w:rPr>
-                <w:rFonts w:ascii="Cambria Math" w:hAnsi="Cambria Math" w:eastAsia="Cambria Math" w:cs="Cambria Math"/>
-                <w:sz w:val="20"/>
-                <w:szCs w:val="20"/>
-              </w:rPr>
-              <m:t>k</m:t>
-            </m:r>
-          </m:e>
-          <m:sub>
-            <m:r>
-              <m:rPr/>
-              <w:rPr>
-                <w:rFonts w:ascii="Cambria Math" w:hAnsi="Cambria Math" w:eastAsia="Cambria Math" w:cs="Cambria Math"/>
-                <w:sz w:val="20"/>
-                <w:szCs w:val="20"/>
-              </w:rPr>
-              <m:t>x</m:t>
-            </m:r>
-          </m:sub>
-        </m:sSub>
-        <m:r>
-          <m:rPr>
-            <m:sty m:val="p"/>
-          </m:rPr>
-          <w:rPr>
-            <w:rFonts w:ascii="Cambria Math" w:hAnsi="Cambria Math" w:eastAsia="Cambria Math" w:cs="Cambria Math"/>
-            <w:sz w:val="20"/>
-            <w:szCs w:val="20"/>
-          </w:rPr>
-          <m:t>,</m:t>
-        </m:r>
-        <m:sSub>
-          <m:sSubPr/>
-          <m:e>
-            <m:r>
-              <m:rPr/>
-              <w:rPr>
-                <w:rFonts w:ascii="Cambria Math" w:hAnsi="Cambria Math" w:eastAsia="Cambria Math" w:cs="Cambria Math"/>
-                <w:sz w:val="20"/>
-                <w:szCs w:val="20"/>
-              </w:rPr>
-              <m:t>k</m:t>
-            </m:r>
-          </m:e>
-          <m:sub>
-            <m:r>
-              <m:rPr/>
-              <w:rPr>
-                <w:rFonts w:ascii="Cambria Math" w:hAnsi="Cambria Math" w:eastAsia="Cambria Math" w:cs="Cambria Math"/>
-                <w:sz w:val="20"/>
-                <w:szCs w:val="20"/>
-              </w:rPr>
-              <m:t>y</m:t>
-            </m:r>
-          </m:sub>
-        </m:sSub>
-        <m:r>
-          <m:rPr>
-            <m:sty m:val="p"/>
-          </m:rPr>
-          <w:rPr>
-            <w:rFonts w:ascii="Cambria Math" w:hAnsi="Cambria Math" w:eastAsia="Cambria Math" w:cs="Cambria Math"/>
-            <w:sz w:val="20"/>
-            <w:szCs w:val="20"/>
-          </w:rPr>
-          <m:t>,</m:t>
-        </m:r>
-        <m:sSub>
-          <m:sSubPr/>
-          <m:e>
-            <m:r>
-              <m:rPr/>
-              <w:rPr>
-                <w:rFonts w:ascii="Cambria Math" w:hAnsi="Cambria Math" w:eastAsia="Cambria Math" w:cs="Cambria Math"/>
-                <w:sz w:val="20"/>
-                <w:szCs w:val="20"/>
-              </w:rPr>
-              <m:t>k</m:t>
-            </m:r>
-          </m:e>
-          <m:sub>
-            <m:r>
-              <m:rPr/>
-              <w:rPr>
-                <w:rFonts w:ascii="Cambria Math" w:hAnsi="Cambria Math" w:eastAsia="Cambria Math" w:cs="Cambria Math"/>
-                <w:sz w:val="20"/>
-                <w:szCs w:val="20"/>
-              </w:rPr>
-              <m:t>z</m:t>
-            </m:r>
-          </m:sub>
-        </m:sSub>
-        <m:r>
-          <m:rPr>
-            <m:sty m:val="p"/>
-          </m:rPr>
-          <w:rPr>
-            <w:rFonts w:ascii="Cambria Math" w:hAnsi="Cambria Math" w:eastAsia="Cambria Math" w:cs="Cambria Math"/>
-            <w:sz w:val="20"/>
-            <w:szCs w:val="20"/>
-          </w:rPr>
-          <m:t>)</m:t>
-        </m:r>
-      </m:oMath>
-      <w:r>
-        <w:rPr>
-          <w:sz w:val="20"/>
-          <w:szCs w:val="20"/>
-        </w:rPr>
-        <w:t xml:space="preserve"> </w:t>
-      </w:r>
-      <w:r>
-        <w:rPr>
-          <w:rFonts w:hint="eastAsia"/>
-          <w:sz w:val="20"/>
-          <w:szCs w:val="20"/>
-        </w:rPr>
-        <w:t>为无量纲缩放矩阵。较小缩放系数可减小从端对手部位移的响应，但不能消除机械误差。重置按钮更新参考点时，应保持从端目标连续。</w:t>
+        <w:t>编码器角不能未经变换就当作从端的滚转、俯仰、偏航角。报告将旋转矩阵转换为欧拉角传输，接收端需采用一致的旋转顺序和角度环绕处理。位置与姿态组成目标齐次变换后，再进入机械臂解析逆解。</w:t>
       </w:r>
     </w:p>
     <w:p>
@@ -31023,7 +31042,7 @@
           <w:sz w:val="20"/>
           <w:szCs w:val="20"/>
         </w:rPr>
-        <w:t>姿态手柄的三个编码器角记为</w:t>
+        <w:t>当目标超过机械臂设定的水平操作区间时，报告采用末端位置限幅和底盘平移补偿。设</w:t>
       </w:r>
       <w:r>
         <w:rPr>
@@ -31038,135 +31057,46 @@
           <m:e>
             <m:r>
               <m:rPr>
-                <m:sty m:val="bi"/>
+                <m:sty m:val="p"/>
               </m:rPr>
               <w:rPr>
                 <w:rFonts w:ascii="Cambria Math" w:hAnsi="Cambria Math" w:eastAsia="Cambria Math" w:cs="Cambria Math"/>
                 <w:sz w:val="20"/>
                 <w:szCs w:val="20"/>
               </w:rPr>
-              <m:t>q</m:t>
+              <m:t>Π</m:t>
             </m:r>
           </m:e>
           <m:sub>
             <m:r>
               <m:rPr>
                 <m:sty m:val="p"/>
+                <m:scr m:val="script"/>
               </m:rPr>
               <w:rPr>
                 <w:rFonts w:ascii="Cambria Math" w:hAnsi="Cambria Math" w:eastAsia="Cambria Math" w:cs="Cambria Math"/>
                 <w:sz w:val="20"/>
                 <w:szCs w:val="20"/>
               </w:rPr>
-              <m:t>h</m:t>
+              <m:t>ℬ</m:t>
             </m:r>
           </m:sub>
         </m:sSub>
       </m:oMath>
       <w:r>
         <w:rPr>
+          <w:sz w:val="20"/>
+          <w:szCs w:val="20"/>
+        </w:rPr>
+        <w:t xml:space="preserve"> </w:t>
+      </w:r>
+      <w:r>
+        <w:rPr>
           <w:rFonts w:hint="eastAsia"/>
           <w:sz w:val="20"/>
           <w:szCs w:val="20"/>
         </w:rPr>
-        <w:t>，根据其真实串联转轴顺序求得</w:t>
-      </w:r>
-      <w:r>
-        <w:rPr>
-          <w:sz w:val="20"/>
-          <w:szCs w:val="20"/>
-        </w:rPr>
-        <w:t xml:space="preserve"> </w:t>
-      </w:r>
-      <m:oMath>
-        <m:sSub>
-          <m:sSubPr/>
-          <m:e>
-            <m:r>
-              <m:rPr>
-                <m:sty m:val="b"/>
-              </m:rPr>
-              <w:rPr>
-                <w:rFonts w:ascii="Cambria Math" w:hAnsi="Cambria Math" w:eastAsia="Cambria Math" w:cs="Cambria Math"/>
-                <w:sz w:val="20"/>
-                <w:szCs w:val="20"/>
-              </w:rPr>
-              <m:t>R</m:t>
-            </m:r>
-          </m:e>
-          <m:sub>
-            <m:r>
-              <m:rPr>
-                <m:sty m:val="p"/>
-              </m:rPr>
-              <w:rPr>
-                <w:rFonts w:ascii="Cambria Math" w:hAnsi="Cambria Math" w:eastAsia="Cambria Math" w:cs="Cambria Math"/>
-                <w:sz w:val="20"/>
-                <w:szCs w:val="20"/>
-              </w:rPr>
-              <m:t>h</m:t>
-            </m:r>
-          </m:sub>
-        </m:sSub>
-        <m:r>
-          <m:rPr>
-            <m:sty m:val="p"/>
-          </m:rPr>
-          <w:rPr>
-            <w:rFonts w:ascii="Cambria Math" w:hAnsi="Cambria Math" w:eastAsia="Cambria Math" w:cs="Cambria Math"/>
-            <w:sz w:val="20"/>
-            <w:szCs w:val="20"/>
-          </w:rPr>
-          <m:t>(</m:t>
-        </m:r>
-        <m:sSub>
-          <m:sSubPr/>
-          <m:e>
-            <m:r>
-              <m:rPr>
-                <m:sty m:val="bi"/>
-              </m:rPr>
-              <w:rPr>
-                <w:rFonts w:ascii="Cambria Math" w:hAnsi="Cambria Math" w:eastAsia="Cambria Math" w:cs="Cambria Math"/>
-                <w:sz w:val="20"/>
-                <w:szCs w:val="20"/>
-              </w:rPr>
-              <m:t>q</m:t>
-            </m:r>
-          </m:e>
-          <m:sub>
-            <m:r>
-              <m:rPr>
-                <m:sty m:val="p"/>
-              </m:rPr>
-              <w:rPr>
-                <w:rFonts w:ascii="Cambria Math" w:hAnsi="Cambria Math" w:eastAsia="Cambria Math" w:cs="Cambria Math"/>
-                <w:sz w:val="20"/>
-                <w:szCs w:val="20"/>
-              </w:rPr>
-              <m:t>h</m:t>
-            </m:r>
-          </m:sub>
-        </m:sSub>
-        <m:r>
-          <m:rPr>
-            <m:sty m:val="p"/>
-          </m:rPr>
-          <w:rPr>
-            <w:rFonts w:ascii="Cambria Math" w:hAnsi="Cambria Math" w:eastAsia="Cambria Math" w:cs="Cambria Math"/>
-            <w:sz w:val="20"/>
-            <w:szCs w:val="20"/>
-          </w:rPr>
-          <m:t>)</m:t>
-        </m:r>
-      </m:oMath>
-      <w:r>
-        <w:rPr>
-          <w:rFonts w:hint="eastAsia"/>
-          <w:sz w:val="20"/>
-          <w:szCs w:val="20"/>
-        </w:rPr>
-        <w:t>，再施加固定安装变换：</w:t>
+        <w:t>为对配置的笛卡尔边界盒逐分量截断，定义</w:t>
       </w:r>
     </w:p>
     <w:tbl>
@@ -31240,22 +31170,45 @@
                 <m:jc m:val="center"/>
               </m:oMathParaPr>
               <m:oMath>
-                <m:sSub>
-                  <m:sSubPr/>
+                <m:eqArr>
+                  <m:eqArrPr/>
                   <m:e>
-                    <m:r>
-                      <m:rPr>
-                        <m:sty m:val="b"/>
-                      </m:rPr>
-                      <w:rPr>
-                        <w:rFonts w:ascii="Cambria Math" w:hAnsi="Cambria Math" w:eastAsia="Cambria Math" w:cs="Cambria Math"/>
-                        <w:sz w:val="18"/>
-                        <w:szCs w:val="18"/>
-                      </w:rPr>
-                      <m:t>R</m:t>
-                    </m:r>
-                  </m:e>
-                  <m:sub>
+                    <m:sSub>
+                      <m:sSubPr/>
+                      <m:e>
+                        <m:bar>
+                          <m:barPr>
+                            <m:pos m:val="top"/>
+                          </m:barPr>
+                          <m:e>
+                            <m:r>
+                              <m:rPr>
+                                <m:sty m:val="bi"/>
+                              </m:rPr>
+                              <w:rPr>
+                                <w:rFonts w:ascii="Cambria Math" w:hAnsi="Cambria Math" w:eastAsia="Cambria Math" w:cs="Cambria Math"/>
+                                <w:sz w:val="18"/>
+                                <w:szCs w:val="18"/>
+                              </w:rPr>
+                              <m:t>p</m:t>
+                            </m:r>
+                          </m:e>
+                        </m:bar>
+                      </m:e>
+                      <m:sub>
+                        <m:r>
+                          <m:rPr>
+                            <m:sty m:val="p"/>
+                          </m:rPr>
+                          <w:rPr>
+                            <w:rFonts w:ascii="Cambria Math" w:hAnsi="Cambria Math" w:eastAsia="Cambria Math" w:cs="Cambria Math"/>
+                            <w:sz w:val="18"/>
+                            <w:szCs w:val="18"/>
+                          </w:rPr>
+                          <m:t>A,d</m:t>
+                        </m:r>
+                      </m:sub>
+                    </m:sSub>
                     <m:r>
                       <m:rPr>
                         <m:sty m:val="p"/>
@@ -31265,37 +31218,17 @@
                         <w:sz w:val="18"/>
                         <w:szCs w:val="18"/>
                       </w:rPr>
-                      <m:t>A,d</m:t>
-                    </m:r>
-                  </m:sub>
-                </m:sSub>
-                <m:r>
-                  <m:rPr>
-                    <m:sty m:val="p"/>
-                  </m:rPr>
-                  <w:rPr>
-                    <w:rFonts w:ascii="Cambria Math" w:hAnsi="Cambria Math" w:eastAsia="Cambria Math" w:cs="Cambria Math"/>
-                    <w:sz w:val="18"/>
-                    <w:szCs w:val="18"/>
-                  </w:rPr>
-                  <m:t>=</m:t>
-                </m:r>
-                <m:sSub>
-                  <m:sSubPr/>
-                  <m:e>
-                    <m:r>
-                      <m:rPr>
-                        <m:sty m:val="b"/>
-                      </m:rPr>
-                      <w:rPr>
-                        <w:rFonts w:ascii="Cambria Math" w:hAnsi="Cambria Math" w:eastAsia="Cambria Math" w:cs="Cambria Math"/>
-                        <w:sz w:val="18"/>
-                        <w:szCs w:val="18"/>
-                      </w:rPr>
-                      <m:t>R</m:t>
-                    </m:r>
-                  </m:e>
-                  <m:sub>
+                      <m:t>[</m:t>
+                    </m:r>
+                    <m:r>
+                      <m:rPr/>
+                      <w:rPr>
+                        <w:rFonts w:ascii="Cambria Math" w:hAnsi="Cambria Math" w:eastAsia="Cambria Math" w:cs="Cambria Math"/>
+                        <w:sz w:val="18"/>
+                        <w:szCs w:val="18"/>
+                      </w:rPr>
+                      <m:t>k</m:t>
+                    </m:r>
                     <m:r>
                       <m:rPr>
                         <m:sty m:val="p"/>
@@ -31305,35 +31238,38 @@
                         <w:sz w:val="18"/>
                         <w:szCs w:val="18"/>
                       </w:rPr>
-                      <m:t>cal,</m:t>
-                    </m:r>
-                    <m:r>
-                      <m:rPr/>
-                      <w:rPr>
-                        <w:rFonts w:ascii="Cambria Math" w:hAnsi="Cambria Math" w:eastAsia="Cambria Math" w:cs="Cambria Math"/>
-                        <w:sz w:val="18"/>
-                        <w:szCs w:val="18"/>
-                      </w:rPr>
-                      <m:t>1</m:t>
-                    </m:r>
-                  </m:sub>
-                </m:sSub>
-                <m:sSub>
-                  <m:sSubPr/>
-                  <m:e>
-                    <m:r>
-                      <m:rPr>
-                        <m:sty m:val="b"/>
-                      </m:rPr>
-                      <w:rPr>
-                        <w:rFonts w:ascii="Cambria Math" w:hAnsi="Cambria Math" w:eastAsia="Cambria Math" w:cs="Cambria Math"/>
-                        <w:sz w:val="18"/>
-                        <w:szCs w:val="18"/>
-                      </w:rPr>
-                      <m:t>R</m:t>
-                    </m:r>
-                  </m:e>
-                  <m:sub>
+                      <m:t>]=</m:t>
+                    </m:r>
+                    <m:sSub>
+                      <m:sSubPr/>
+                      <m:e>
+                        <m:r>
+                          <m:rPr>
+                            <m:sty m:val="p"/>
+                          </m:rPr>
+                          <w:rPr>
+                            <w:rFonts w:ascii="Cambria Math" w:hAnsi="Cambria Math" w:eastAsia="Cambria Math" w:cs="Cambria Math"/>
+                            <w:sz w:val="18"/>
+                            <w:szCs w:val="18"/>
+                          </w:rPr>
+                          <m:t>Π</m:t>
+                        </m:r>
+                      </m:e>
+                      <m:sub>
+                        <m:r>
+                          <m:rPr>
+                            <m:sty m:val="p"/>
+                            <m:scr m:val="script"/>
+                          </m:rPr>
+                          <w:rPr>
+                            <w:rFonts w:ascii="Cambria Math" w:hAnsi="Cambria Math" w:eastAsia="Cambria Math" w:cs="Cambria Math"/>
+                            <w:sz w:val="18"/>
+                            <w:szCs w:val="18"/>
+                          </w:rPr>
+                          <m:t>ℬ</m:t>
+                        </m:r>
+                      </m:sub>
+                    </m:sSub>
                     <m:r>
                       <m:rPr>
                         <m:sty m:val="p"/>
@@ -31343,37 +31279,37 @@
                         <w:sz w:val="18"/>
                         <w:szCs w:val="18"/>
                       </w:rPr>
-                      <m:t>h</m:t>
-                    </m:r>
-                  </m:sub>
-                </m:sSub>
-                <m:r>
-                  <m:rPr>
-                    <m:sty m:val="p"/>
-                  </m:rPr>
-                  <w:rPr>
-                    <w:rFonts w:ascii="Cambria Math" w:hAnsi="Cambria Math" w:eastAsia="Cambria Math" w:cs="Cambria Math"/>
-                    <w:sz w:val="18"/>
-                    <w:szCs w:val="18"/>
-                  </w:rPr>
-                  <m:t>(</m:t>
-                </m:r>
-                <m:sSub>
-                  <m:sSubPr/>
-                  <m:e>
-                    <m:r>
-                      <m:rPr>
-                        <m:sty m:val="bi"/>
-                      </m:rPr>
-                      <w:rPr>
-                        <w:rFonts w:ascii="Cambria Math" w:hAnsi="Cambria Math" w:eastAsia="Cambria Math" w:cs="Cambria Math"/>
-                        <w:sz w:val="18"/>
-                        <w:szCs w:val="18"/>
-                      </w:rPr>
-                      <m:t>q</m:t>
-                    </m:r>
-                  </m:e>
-                  <m:sub>
+                      <m:t>(</m:t>
+                    </m:r>
+                    <m:sSub>
+                      <m:sSubPr/>
+                      <m:e>
+                        <m:r>
+                          <m:rPr>
+                            <m:sty m:val="bi"/>
+                          </m:rPr>
+                          <w:rPr>
+                            <w:rFonts w:ascii="Cambria Math" w:hAnsi="Cambria Math" w:eastAsia="Cambria Math" w:cs="Cambria Math"/>
+                            <w:sz w:val="18"/>
+                            <w:szCs w:val="18"/>
+                          </w:rPr>
+                          <m:t>p</m:t>
+                        </m:r>
+                      </m:e>
+                      <m:sub>
+                        <m:r>
+                          <m:rPr>
+                            <m:sty m:val="p"/>
+                          </m:rPr>
+                          <w:rPr>
+                            <w:rFonts w:ascii="Cambria Math" w:hAnsi="Cambria Math" w:eastAsia="Cambria Math" w:cs="Cambria Math"/>
+                            <w:sz w:val="18"/>
+                            <w:szCs w:val="18"/>
+                          </w:rPr>
+                          <m:t>A,d</m:t>
+                        </m:r>
+                      </m:sub>
+                    </m:sSub>
                     <m:r>
                       <m:rPr>
                         <m:sty m:val="p"/>
@@ -31383,37 +31319,17 @@
                         <w:sz w:val="18"/>
                         <w:szCs w:val="18"/>
                       </w:rPr>
-                      <m:t>h</m:t>
-                    </m:r>
-                  </m:sub>
-                </m:sSub>
-                <m:r>
-                  <m:rPr>
-                    <m:sty m:val="p"/>
-                  </m:rPr>
-                  <w:rPr>
-                    <w:rFonts w:ascii="Cambria Math" w:hAnsi="Cambria Math" w:eastAsia="Cambria Math" w:cs="Cambria Math"/>
-                    <w:sz w:val="18"/>
-                    <w:szCs w:val="18"/>
-                  </w:rPr>
-                  <m:t>)</m:t>
-                </m:r>
-                <m:sSub>
-                  <m:sSubPr/>
-                  <m:e>
-                    <m:r>
-                      <m:rPr>
-                        <m:sty m:val="b"/>
-                      </m:rPr>
-                      <w:rPr>
-                        <w:rFonts w:ascii="Cambria Math" w:hAnsi="Cambria Math" w:eastAsia="Cambria Math" w:cs="Cambria Math"/>
-                        <w:sz w:val="18"/>
-                        <w:szCs w:val="18"/>
-                      </w:rPr>
-                      <m:t>R</m:t>
-                    </m:r>
-                  </m:e>
-                  <m:sub>
+                      <m:t>[</m:t>
+                    </m:r>
+                    <m:r>
+                      <m:rPr/>
+                      <w:rPr>
+                        <w:rFonts w:ascii="Cambria Math" w:hAnsi="Cambria Math" w:eastAsia="Cambria Math" w:cs="Cambria Math"/>
+                        <w:sz w:val="18"/>
+                        <w:szCs w:val="18"/>
+                      </w:rPr>
+                      <m:t>k</m:t>
+                    </m:r>
                     <m:r>
                       <m:rPr>
                         <m:sty m:val="p"/>
@@ -31423,7 +31339,49 @@
                         <w:sz w:val="18"/>
                         <w:szCs w:val="18"/>
                       </w:rPr>
-                      <m:t>cal,</m:t>
+                      <m:t>]),</m:t>
+                    </m:r>
+                  </m:e>
+                  <m:e>
+                    <m:sSub>
+                      <m:sSubPr/>
+                      <m:e>
+                        <m:r>
+                          <m:rPr>
+                            <m:sty m:val="bi"/>
+                          </m:rPr>
+                          <w:rPr>
+                            <w:rFonts w:ascii="Cambria Math" w:hAnsi="Cambria Math" w:eastAsia="Cambria Math" w:cs="Cambria Math"/>
+                            <w:sz w:val="18"/>
+                            <w:szCs w:val="18"/>
+                          </w:rPr>
+                          <m:t>e</m:t>
+                        </m:r>
+                      </m:e>
+                      <m:sub>
+                        <m:r>
+                          <m:rPr>
+                            <m:sty m:val="p"/>
+                          </m:rPr>
+                          <w:rPr>
+                            <w:rFonts w:ascii="Cambria Math" w:hAnsi="Cambria Math" w:eastAsia="Cambria Math" w:cs="Cambria Math"/>
+                            <w:sz w:val="18"/>
+                            <w:szCs w:val="18"/>
+                          </w:rPr>
+                          <m:t>comp</m:t>
+                        </m:r>
+                      </m:sub>
+                    </m:sSub>
+                    <m:r>
+                      <m:rPr>
+                        <m:sty m:val="p"/>
+                      </m:rPr>
+                      <w:rPr>
+                        <w:rFonts w:ascii="Cambria Math" w:hAnsi="Cambria Math" w:eastAsia="Cambria Math" w:cs="Cambria Math"/>
+                        <w:sz w:val="18"/>
+                        <w:szCs w:val="18"/>
+                      </w:rPr>
+                      <m:t>[</m:t>
                     </m:r>
                     <m:r>
                       <m:rPr/>
@@ -31432,21 +31390,193 @@
                         <w:sz w:val="18"/>
                         <w:szCs w:val="18"/>
                       </w:rPr>
-                      <m:t>2</m:t>
-                    </m:r>
-                  </m:sub>
-                </m:sSub>
-                <m:r>
-                  <m:rPr>
-                    <m:sty m:val="p"/>
-                  </m:rPr>
-                  <w:rPr>
-                    <w:rFonts w:ascii="Cambria Math" w:hAnsi="Cambria Math" w:eastAsia="Cambria Math" w:cs="Cambria Math"/>
-                    <w:sz w:val="18"/>
-                    <w:szCs w:val="18"/>
-                  </w:rPr>
-                  <m:t>.</m:t>
-                </m:r>
+                      <m:t>k</m:t>
+                    </m:r>
+                    <m:r>
+                      <m:rPr>
+                        <m:sty m:val="p"/>
+                      </m:rPr>
+                      <w:rPr>
+                        <w:rFonts w:ascii="Cambria Math" w:hAnsi="Cambria Math" w:eastAsia="Cambria Math" w:cs="Cambria Math"/>
+                        <w:sz w:val="18"/>
+                        <w:szCs w:val="18"/>
+                      </w:rPr>
+                      <m:t>]=</m:t>
+                    </m:r>
+                    <m:sSub>
+                      <m:sSubPr/>
+                      <m:e>
+                        <m:r>
+                          <m:rPr>
+                            <m:sty m:val="b"/>
+                          </m:rPr>
+                          <w:rPr>
+                            <w:rFonts w:ascii="Cambria Math" w:hAnsi="Cambria Math" w:eastAsia="Cambria Math" w:cs="Cambria Math"/>
+                            <w:sz w:val="18"/>
+                            <w:szCs w:val="18"/>
+                          </w:rPr>
+                          <m:t>P</m:t>
+                        </m:r>
+                      </m:e>
+                      <m:sub>
+                        <m:r>
+                          <m:rPr/>
+                          <w:rPr>
+                            <w:rFonts w:ascii="Cambria Math" w:hAnsi="Cambria Math" w:eastAsia="Cambria Math" w:cs="Cambria Math"/>
+                            <w:sz w:val="18"/>
+                            <w:szCs w:val="18"/>
+                          </w:rPr>
+                          <m:t>xy</m:t>
+                        </m:r>
+                      </m:sub>
+                    </m:sSub>
+                    <m:d>
+                      <m:dPr>
+                        <m:sepChr m:val=""/>
+                      </m:dPr>
+                      <m:e>
+                        <m:sSub>
+                          <m:sSubPr/>
+                          <m:e>
+                            <m:r>
+                              <m:rPr>
+                                <m:sty m:val="bi"/>
+                              </m:rPr>
+                              <w:rPr>
+                                <w:rFonts w:ascii="Cambria Math" w:hAnsi="Cambria Math" w:eastAsia="Cambria Math" w:cs="Cambria Math"/>
+                                <w:sz w:val="18"/>
+                                <w:szCs w:val="18"/>
+                              </w:rPr>
+                              <m:t>p</m:t>
+                            </m:r>
+                          </m:e>
+                          <m:sub>
+                            <m:r>
+                              <m:rPr>
+                                <m:sty m:val="p"/>
+                              </m:rPr>
+                              <w:rPr>
+                                <w:rFonts w:ascii="Cambria Math" w:hAnsi="Cambria Math" w:eastAsia="Cambria Math" w:cs="Cambria Math"/>
+                                <w:sz w:val="18"/>
+                                <w:szCs w:val="18"/>
+                              </w:rPr>
+                              <m:t>A,d</m:t>
+                            </m:r>
+                          </m:sub>
+                        </m:sSub>
+                        <m:r>
+                          <m:rPr>
+                            <m:sty m:val="p"/>
+                          </m:rPr>
+                          <w:rPr>
+                            <w:rFonts w:ascii="Cambria Math" w:hAnsi="Cambria Math" w:eastAsia="Cambria Math" w:cs="Cambria Math"/>
+                            <w:sz w:val="18"/>
+                            <w:szCs w:val="18"/>
+                          </w:rPr>
+                          <m:t>[</m:t>
+                        </m:r>
+                        <m:r>
+                          <m:rPr/>
+                          <w:rPr>
+                            <w:rFonts w:ascii="Cambria Math" w:hAnsi="Cambria Math" w:eastAsia="Cambria Math" w:cs="Cambria Math"/>
+                            <w:sz w:val="18"/>
+                            <w:szCs w:val="18"/>
+                          </w:rPr>
+                          <m:t>k</m:t>
+                        </m:r>
+                        <m:r>
+                          <m:rPr>
+                            <m:sty m:val="p"/>
+                          </m:rPr>
+                          <w:rPr>
+                            <w:rFonts w:ascii="Cambria Math" w:hAnsi="Cambria Math" w:eastAsia="Cambria Math" w:cs="Cambria Math"/>
+                            <w:sz w:val="18"/>
+                            <w:szCs w:val="18"/>
+                          </w:rPr>
+                          <m:t>]−</m:t>
+                        </m:r>
+                        <m:sSub>
+                          <m:sSubPr/>
+                          <m:e>
+                            <m:bar>
+                              <m:barPr>
+                                <m:pos m:val="top"/>
+                              </m:barPr>
+                              <m:e>
+                                <m:r>
+                                  <m:rPr>
+                                    <m:sty m:val="bi"/>
+                                  </m:rPr>
+                                  <w:rPr>
+                                    <w:rFonts w:ascii="Cambria Math" w:hAnsi="Cambria Math" w:eastAsia="Cambria Math" w:cs="Cambria Math"/>
+                                    <w:sz w:val="18"/>
+                                    <w:szCs w:val="18"/>
+                                  </w:rPr>
+                                  <m:t>p</m:t>
+                                </m:r>
+                              </m:e>
+                            </m:bar>
+                          </m:e>
+                          <m:sub>
+                            <m:r>
+                              <m:rPr>
+                                <m:sty m:val="p"/>
+                              </m:rPr>
+                              <w:rPr>
+                                <w:rFonts w:ascii="Cambria Math" w:hAnsi="Cambria Math" w:eastAsia="Cambria Math" w:cs="Cambria Math"/>
+                                <w:sz w:val="18"/>
+                                <w:szCs w:val="18"/>
+                              </w:rPr>
+                              <m:t>A,d</m:t>
+                            </m:r>
+                          </m:sub>
+                        </m:sSub>
+                        <m:r>
+                          <m:rPr>
+                            <m:sty m:val="p"/>
+                          </m:rPr>
+                          <w:rPr>
+                            <w:rFonts w:ascii="Cambria Math" w:hAnsi="Cambria Math" w:eastAsia="Cambria Math" w:cs="Cambria Math"/>
+                            <w:sz w:val="18"/>
+                            <w:szCs w:val="18"/>
+                          </w:rPr>
+                          <m:t>[</m:t>
+                        </m:r>
+                        <m:r>
+                          <m:rPr/>
+                          <w:rPr>
+                            <w:rFonts w:ascii="Cambria Math" w:hAnsi="Cambria Math" w:eastAsia="Cambria Math" w:cs="Cambria Math"/>
+                            <w:sz w:val="18"/>
+                            <w:szCs w:val="18"/>
+                          </w:rPr>
+                          <m:t>k</m:t>
+                        </m:r>
+                        <m:r>
+                          <m:rPr>
+                            <m:sty m:val="p"/>
+                          </m:rPr>
+                          <w:rPr>
+                            <w:rFonts w:ascii="Cambria Math" w:hAnsi="Cambria Math" w:eastAsia="Cambria Math" w:cs="Cambria Math"/>
+                            <w:sz w:val="18"/>
+                            <w:szCs w:val="18"/>
+                          </w:rPr>
+                          <m:t>]</m:t>
+                        </m:r>
+                      </m:e>
+                    </m:d>
+                    <m:r>
+                      <m:rPr>
+                        <m:sty m:val="p"/>
+                      </m:rPr>
+                      <w:rPr>
+                        <w:rFonts w:ascii="Cambria Math" w:hAnsi="Cambria Math" w:eastAsia="Cambria Math" w:cs="Cambria Math"/>
+                        <w:sz w:val="18"/>
+                        <w:szCs w:val="18"/>
+                      </w:rPr>
+                      <m:t>,</m:t>
+                    </m:r>
+                  </m:e>
+                </m:eqArr>
               </m:oMath>
             </m:oMathPara>
           </w:p>
@@ -31497,28 +31627,7 @@
           <w:sz w:val="20"/>
           <w:szCs w:val="20"/>
         </w:rPr>
-        <w:t>编码器角不能未经变换就当作从端的滚转、俯仰、偏航角。报告将旋转矩阵转换为欧拉角传输，接收端需采用一致的旋转顺序和角度环绕处理。位置与姿态组成目标齐次变换后，再进入机械臂解析逆解。</w:t>
-      </w:r>
-    </w:p>
-    <w:p>
-      <w:pPr>
-        <w:pStyle w:val="7"/>
-        <w:numPr>
-          <w:ilvl w:val="0"/>
-          <w:numId w:val="0"/>
-        </w:numPr>
-        <w:snapToGrid w:val="0"/>
-        <w:rPr>
-          <w:sz w:val="20"/>
-        </w:rPr>
-      </w:pPr>
-      <w:r>
-        <w:rPr>
-          <w:rFonts w:hint="eastAsia"/>
-          <w:sz w:val="20"/>
-          <w:szCs w:val="20"/>
-        </w:rPr>
-        <w:t>当目标超过机械臂设定的水平操作区间时，报告采用末端位置限幅和底盘平移补偿。设</w:t>
+        <w:t>其中</w:t>
       </w:r>
       <w:r>
         <w:rPr>
@@ -31533,28 +31642,25 @@
           <m:e>
             <m:r>
               <m:rPr>
-                <m:sty m:val="p"/>
+                <m:sty m:val="b"/>
               </m:rPr>
               <w:rPr>
                 <w:rFonts w:ascii="Cambria Math" w:hAnsi="Cambria Math" w:eastAsia="Cambria Math" w:cs="Cambria Math"/>
                 <w:sz w:val="20"/>
                 <w:szCs w:val="20"/>
               </w:rPr>
-              <m:t>Π</m:t>
+              <m:t>P</m:t>
             </m:r>
           </m:e>
           <m:sub>
             <m:r>
-              <m:rPr>
-                <m:sty m:val="p"/>
-                <m:scr m:val="script"/>
-              </m:rPr>
-              <w:rPr>
-                <w:rFonts w:ascii="Cambria Math" w:hAnsi="Cambria Math" w:eastAsia="Cambria Math" w:cs="Cambria Math"/>
-                <w:sz w:val="20"/>
-                <w:szCs w:val="20"/>
-              </w:rPr>
-              <m:t>ℬ</m:t>
+              <m:rPr/>
+              <w:rPr>
+                <w:rFonts w:ascii="Cambria Math" w:hAnsi="Cambria Math" w:eastAsia="Cambria Math" w:cs="Cambria Math"/>
+                <w:sz w:val="20"/>
+                <w:szCs w:val="20"/>
+              </w:rPr>
+              <m:t>xy</m:t>
             </m:r>
           </m:sub>
         </m:sSub>
@@ -31572,7 +31678,7 @@
           <w:sz w:val="20"/>
           <w:szCs w:val="20"/>
         </w:rPr>
-        <w:t>为对配置的笛卡尔边界盒逐分量截断，定义</w:t>
+        <w:t>取出水平分量。为避免每周期重复累计同一越界量，底盘参考增量采用</w:t>
       </w:r>
     </w:p>
     <w:tbl>
@@ -31646,588 +31752,6 @@
                 <m:jc m:val="center"/>
               </m:oMathParaPr>
               <m:oMath>
-                <m:eqArr>
-                  <m:eqArrPr/>
-                  <m:e>
-                    <m:sSub>
-                      <m:sSubPr/>
-                      <m:e>
-                        <m:bar>
-                          <m:barPr>
-                            <m:pos m:val="top"/>
-                          </m:barPr>
-                          <m:e>
-                            <m:r>
-                              <m:rPr>
-                                <m:sty m:val="bi"/>
-                              </m:rPr>
-                              <w:rPr>
-                                <w:rFonts w:ascii="Cambria Math" w:hAnsi="Cambria Math" w:eastAsia="Cambria Math" w:cs="Cambria Math"/>
-                                <w:sz w:val="18"/>
-                                <w:szCs w:val="18"/>
-                              </w:rPr>
-                              <m:t>p</m:t>
-                            </m:r>
-                          </m:e>
-                        </m:bar>
-                      </m:e>
-                      <m:sub>
-                        <m:r>
-                          <m:rPr>
-                            <m:sty m:val="p"/>
-                          </m:rPr>
-                          <w:rPr>
-                            <w:rFonts w:ascii="Cambria Math" w:hAnsi="Cambria Math" w:eastAsia="Cambria Math" w:cs="Cambria Math"/>
-                            <w:sz w:val="18"/>
-                            <w:szCs w:val="18"/>
-                          </w:rPr>
-                          <m:t>A,d</m:t>
-                        </m:r>
-                      </m:sub>
-                    </m:sSub>
-                    <m:r>
-                      <m:rPr>
-                        <m:sty m:val="p"/>
-                      </m:rPr>
-                      <w:rPr>
-                        <w:rFonts w:ascii="Cambria Math" w:hAnsi="Cambria Math" w:eastAsia="Cambria Math" w:cs="Cambria Math"/>
-                        <w:sz w:val="18"/>
-                        <w:szCs w:val="18"/>
-                      </w:rPr>
-                      <m:t>[</m:t>
-                    </m:r>
-                    <m:r>
-                      <m:rPr/>
-                      <w:rPr>
-                        <w:rFonts w:ascii="Cambria Math" w:hAnsi="Cambria Math" w:eastAsia="Cambria Math" w:cs="Cambria Math"/>
-                        <w:sz w:val="18"/>
-                        <w:szCs w:val="18"/>
-                      </w:rPr>
-                      <m:t>k</m:t>
-                    </m:r>
-                    <m:r>
-                      <m:rPr>
-                        <m:sty m:val="p"/>
-                      </m:rPr>
-                      <w:rPr>
-                        <w:rFonts w:ascii="Cambria Math" w:hAnsi="Cambria Math" w:eastAsia="Cambria Math" w:cs="Cambria Math"/>
-                        <w:sz w:val="18"/>
-                        <w:szCs w:val="18"/>
-                      </w:rPr>
-                      <m:t>]=</m:t>
-                    </m:r>
-                    <m:sSub>
-                      <m:sSubPr/>
-                      <m:e>
-                        <m:r>
-                          <m:rPr>
-                            <m:sty m:val="p"/>
-                          </m:rPr>
-                          <w:rPr>
-                            <w:rFonts w:ascii="Cambria Math" w:hAnsi="Cambria Math" w:eastAsia="Cambria Math" w:cs="Cambria Math"/>
-                            <w:sz w:val="18"/>
-                            <w:szCs w:val="18"/>
-                          </w:rPr>
-                          <m:t>Π</m:t>
-                        </m:r>
-                      </m:e>
-                      <m:sub>
-                        <m:r>
-                          <m:rPr>
-                            <m:sty m:val="p"/>
-                            <m:scr m:val="script"/>
-                          </m:rPr>
-                          <w:rPr>
-                            <w:rFonts w:ascii="Cambria Math" w:hAnsi="Cambria Math" w:eastAsia="Cambria Math" w:cs="Cambria Math"/>
-                            <w:sz w:val="18"/>
-                            <w:szCs w:val="18"/>
-                          </w:rPr>
-                          <m:t>ℬ</m:t>
-                        </m:r>
-                      </m:sub>
-                    </m:sSub>
-                    <m:r>
-                      <m:rPr>
-                        <m:sty m:val="p"/>
-                      </m:rPr>
-                      <w:rPr>
-                        <w:rFonts w:ascii="Cambria Math" w:hAnsi="Cambria Math" w:eastAsia="Cambria Math" w:cs="Cambria Math"/>
-                        <w:sz w:val="18"/>
-                        <w:szCs w:val="18"/>
-                      </w:rPr>
-                      <m:t>(</m:t>
-                    </m:r>
-                    <m:sSub>
-                      <m:sSubPr/>
-                      <m:e>
-                        <m:r>
-                          <m:rPr>
-                            <m:sty m:val="bi"/>
-                          </m:rPr>
-                          <w:rPr>
-                            <w:rFonts w:ascii="Cambria Math" w:hAnsi="Cambria Math" w:eastAsia="Cambria Math" w:cs="Cambria Math"/>
-                            <w:sz w:val="18"/>
-                            <w:szCs w:val="18"/>
-                          </w:rPr>
-                          <m:t>p</m:t>
-                        </m:r>
-                      </m:e>
-                      <m:sub>
-                        <m:r>
-                          <m:rPr>
-                            <m:sty m:val="p"/>
-                          </m:rPr>
-                          <w:rPr>
-                            <w:rFonts w:ascii="Cambria Math" w:hAnsi="Cambria Math" w:eastAsia="Cambria Math" w:cs="Cambria Math"/>
-                            <w:sz w:val="18"/>
-                            <w:szCs w:val="18"/>
-                          </w:rPr>
-                          <m:t>A,d</m:t>
-                        </m:r>
-                      </m:sub>
-                    </m:sSub>
-                    <m:r>
-                      <m:rPr>
-                        <m:sty m:val="p"/>
-                      </m:rPr>
-                      <w:rPr>
-                        <w:rFonts w:ascii="Cambria Math" w:hAnsi="Cambria Math" w:eastAsia="Cambria Math" w:cs="Cambria Math"/>
-                        <w:sz w:val="18"/>
-                        <w:szCs w:val="18"/>
-                      </w:rPr>
-                      <m:t>[</m:t>
-                    </m:r>
-                    <m:r>
-                      <m:rPr/>
-                      <w:rPr>
-                        <w:rFonts w:ascii="Cambria Math" w:hAnsi="Cambria Math" w:eastAsia="Cambria Math" w:cs="Cambria Math"/>
-                        <w:sz w:val="18"/>
-                        <w:szCs w:val="18"/>
-                      </w:rPr>
-                      <m:t>k</m:t>
-                    </m:r>
-                    <m:r>
-                      <m:rPr>
-                        <m:sty m:val="p"/>
-                      </m:rPr>
-                      <w:rPr>
-                        <w:rFonts w:ascii="Cambria Math" w:hAnsi="Cambria Math" w:eastAsia="Cambria Math" w:cs="Cambria Math"/>
-                        <w:sz w:val="18"/>
-                        <w:szCs w:val="18"/>
-                      </w:rPr>
-                      <m:t>]),</m:t>
-                    </m:r>
-                  </m:e>
-                  <m:e>
-                    <m:sSub>
-                      <m:sSubPr/>
-                      <m:e>
-                        <m:r>
-                          <m:rPr>
-                            <m:sty m:val="bi"/>
-                          </m:rPr>
-                          <w:rPr>
-                            <w:rFonts w:ascii="Cambria Math" w:hAnsi="Cambria Math" w:eastAsia="Cambria Math" w:cs="Cambria Math"/>
-                            <w:sz w:val="18"/>
-                            <w:szCs w:val="18"/>
-                          </w:rPr>
-                          <m:t>e</m:t>
-                        </m:r>
-                      </m:e>
-                      <m:sub>
-                        <m:r>
-                          <m:rPr>
-                            <m:sty m:val="p"/>
-                          </m:rPr>
-                          <w:rPr>
-                            <w:rFonts w:ascii="Cambria Math" w:hAnsi="Cambria Math" w:eastAsia="Cambria Math" w:cs="Cambria Math"/>
-                            <w:sz w:val="18"/>
-                            <w:szCs w:val="18"/>
-                          </w:rPr>
-                          <m:t>comp</m:t>
-                        </m:r>
-                      </m:sub>
-                    </m:sSub>
-                    <m:r>
-                      <m:rPr>
-                        <m:sty m:val="p"/>
-                      </m:rPr>
-                      <w:rPr>
-                        <w:rFonts w:ascii="Cambria Math" w:hAnsi="Cambria Math" w:eastAsia="Cambria Math" w:cs="Cambria Math"/>
-                        <w:sz w:val="18"/>
-                        <w:szCs w:val="18"/>
-                      </w:rPr>
-                      <m:t>[</m:t>
-                    </m:r>
-                    <m:r>
-                      <m:rPr/>
-                      <w:rPr>
-                        <w:rFonts w:ascii="Cambria Math" w:hAnsi="Cambria Math" w:eastAsia="Cambria Math" w:cs="Cambria Math"/>
-                        <w:sz w:val="18"/>
-                        <w:szCs w:val="18"/>
-                      </w:rPr>
-                      <m:t>k</m:t>
-                    </m:r>
-                    <m:r>
-                      <m:rPr>
-                        <m:sty m:val="p"/>
-                      </m:rPr>
-                      <w:rPr>
-                        <w:rFonts w:ascii="Cambria Math" w:hAnsi="Cambria Math" w:eastAsia="Cambria Math" w:cs="Cambria Math"/>
-                        <w:sz w:val="18"/>
-                        <w:szCs w:val="18"/>
-                      </w:rPr>
-                      <m:t>]=</m:t>
-                    </m:r>
-                    <m:sSub>
-                      <m:sSubPr/>
-                      <m:e>
-                        <m:r>
-                          <m:rPr>
-                            <m:sty m:val="b"/>
-                          </m:rPr>
-                          <w:rPr>
-                            <w:rFonts w:ascii="Cambria Math" w:hAnsi="Cambria Math" w:eastAsia="Cambria Math" w:cs="Cambria Math"/>
-                            <w:sz w:val="18"/>
-                            <w:szCs w:val="18"/>
-                          </w:rPr>
-                          <m:t>P</m:t>
-                        </m:r>
-                      </m:e>
-                      <m:sub>
-                        <m:r>
-                          <m:rPr/>
-                          <w:rPr>
-                            <w:rFonts w:ascii="Cambria Math" w:hAnsi="Cambria Math" w:eastAsia="Cambria Math" w:cs="Cambria Math"/>
-                            <w:sz w:val="18"/>
-                            <w:szCs w:val="18"/>
-                          </w:rPr>
-                          <m:t>xy</m:t>
-                        </m:r>
-                      </m:sub>
-                    </m:sSub>
-                    <m:d>
-                      <m:dPr>
-                        <m:sepChr m:val=""/>
-                      </m:dPr>
-                      <m:e>
-                        <m:sSub>
-                          <m:sSubPr/>
-                          <m:e>
-                            <m:r>
-                              <m:rPr>
-                                <m:sty m:val="bi"/>
-                              </m:rPr>
-                              <w:rPr>
-                                <w:rFonts w:ascii="Cambria Math" w:hAnsi="Cambria Math" w:eastAsia="Cambria Math" w:cs="Cambria Math"/>
-                                <w:sz w:val="18"/>
-                                <w:szCs w:val="18"/>
-                              </w:rPr>
-                              <m:t>p</m:t>
-                            </m:r>
-                          </m:e>
-                          <m:sub>
-                            <m:r>
-                              <m:rPr>
-                                <m:sty m:val="p"/>
-                              </m:rPr>
-                              <w:rPr>
-                                <w:rFonts w:ascii="Cambria Math" w:hAnsi="Cambria Math" w:eastAsia="Cambria Math" w:cs="Cambria Math"/>
-                                <w:sz w:val="18"/>
-                                <w:szCs w:val="18"/>
-                              </w:rPr>
-                              <m:t>A,d</m:t>
-                            </m:r>
-                          </m:sub>
-                        </m:sSub>
-                        <m:r>
-                          <m:rPr>
-                            <m:sty m:val="p"/>
-                          </m:rPr>
-                          <w:rPr>
-                            <w:rFonts w:ascii="Cambria Math" w:hAnsi="Cambria Math" w:eastAsia="Cambria Math" w:cs="Cambria Math"/>
-                            <w:sz w:val="18"/>
-                            <w:szCs w:val="18"/>
-                          </w:rPr>
-                          <m:t>[</m:t>
-                        </m:r>
-                        <m:r>
-                          <m:rPr/>
-                          <w:rPr>
-                            <w:rFonts w:ascii="Cambria Math" w:hAnsi="Cambria Math" w:eastAsia="Cambria Math" w:cs="Cambria Math"/>
-                            <w:sz w:val="18"/>
-                            <w:szCs w:val="18"/>
-                          </w:rPr>
-                          <m:t>k</m:t>
-                        </m:r>
-                        <m:r>
-                          <m:rPr>
-                            <m:sty m:val="p"/>
-                          </m:rPr>
-                          <w:rPr>
-                            <w:rFonts w:ascii="Cambria Math" w:hAnsi="Cambria Math" w:eastAsia="Cambria Math" w:cs="Cambria Math"/>
-                            <w:sz w:val="18"/>
-                            <w:szCs w:val="18"/>
-                          </w:rPr>
-                          <m:t>]−</m:t>
-                        </m:r>
-                        <m:sSub>
-                          <m:sSubPr/>
-                          <m:e>
-                            <m:bar>
-                              <m:barPr>
-                                <m:pos m:val="top"/>
-                              </m:barPr>
-                              <m:e>
-                                <m:r>
-                                  <m:rPr>
-                                    <m:sty m:val="bi"/>
-                                  </m:rPr>
-                                  <w:rPr>
-                                    <w:rFonts w:ascii="Cambria Math" w:hAnsi="Cambria Math" w:eastAsia="Cambria Math" w:cs="Cambria Math"/>
-                                    <w:sz w:val="18"/>
-                                    <w:szCs w:val="18"/>
-                                  </w:rPr>
-                                  <m:t>p</m:t>
-                                </m:r>
-                              </m:e>
-                            </m:bar>
-                          </m:e>
-                          <m:sub>
-                            <m:r>
-                              <m:rPr>
-                                <m:sty m:val="p"/>
-                              </m:rPr>
-                              <w:rPr>
-                                <w:rFonts w:ascii="Cambria Math" w:hAnsi="Cambria Math" w:eastAsia="Cambria Math" w:cs="Cambria Math"/>
-                                <w:sz w:val="18"/>
-                                <w:szCs w:val="18"/>
-                              </w:rPr>
-                              <m:t>A,d</m:t>
-                            </m:r>
-                          </m:sub>
-                        </m:sSub>
-                        <m:r>
-                          <m:rPr>
-                            <m:sty m:val="p"/>
-                          </m:rPr>
-                          <w:rPr>
-                            <w:rFonts w:ascii="Cambria Math" w:hAnsi="Cambria Math" w:eastAsia="Cambria Math" w:cs="Cambria Math"/>
-                            <w:sz w:val="18"/>
-                            <w:szCs w:val="18"/>
-                          </w:rPr>
-                          <m:t>[</m:t>
-                        </m:r>
-                        <m:r>
-                          <m:rPr/>
-                          <w:rPr>
-                            <w:rFonts w:ascii="Cambria Math" w:hAnsi="Cambria Math" w:eastAsia="Cambria Math" w:cs="Cambria Math"/>
-                            <w:sz w:val="18"/>
-                            <w:szCs w:val="18"/>
-                          </w:rPr>
-                          <m:t>k</m:t>
-                        </m:r>
-                        <m:r>
-                          <m:rPr>
-                            <m:sty m:val="p"/>
-                          </m:rPr>
-                          <w:rPr>
-                            <w:rFonts w:ascii="Cambria Math" w:hAnsi="Cambria Math" w:eastAsia="Cambria Math" w:cs="Cambria Math"/>
-                            <w:sz w:val="18"/>
-                            <w:szCs w:val="18"/>
-                          </w:rPr>
-                          <m:t>]</m:t>
-                        </m:r>
-                      </m:e>
-                    </m:d>
-                    <m:r>
-                      <m:rPr>
-                        <m:sty m:val="p"/>
-                      </m:rPr>
-                      <w:rPr>
-                        <w:rFonts w:ascii="Cambria Math" w:hAnsi="Cambria Math" w:eastAsia="Cambria Math" w:cs="Cambria Math"/>
-                        <w:sz w:val="18"/>
-                        <w:szCs w:val="18"/>
-                      </w:rPr>
-                      <m:t>,</m:t>
-                    </m:r>
-                  </m:e>
-                </m:eqArr>
-              </m:oMath>
-            </m:oMathPara>
-          </w:p>
-        </w:tc>
-        <w:tc>
-          <w:tcPr>
-            <w:tcW w:w="390" w:type="dxa"/>
-            <w:vAlign w:val="center"/>
-          </w:tcPr>
-          <w:p>
-            <w:pPr>
-              <w:numPr>
-                <w:ilvl w:val="0"/>
-                <w:numId w:val="0"/>
-              </w:numPr>
-              <w:snapToGrid w:val="0"/>
-              <w:jc w:val="right"/>
-              <w:rPr>
-                <w:sz w:val="16"/>
-              </w:rPr>
-            </w:pPr>
-            <w:r>
-              <w:rPr>
-                <w:sz w:val="16"/>
-                <w:szCs w:val="16"/>
-              </w:rPr>
-              <w:t>(36)</w:t>
-            </w:r>
-          </w:p>
-        </w:tc>
-      </w:tr>
-    </w:tbl>
-    <w:p>
-      <w:pPr>
-        <w:pStyle w:val="7"/>
-        <w:numPr>
-          <w:ilvl w:val="0"/>
-          <w:numId w:val="0"/>
-        </w:numPr>
-        <w:snapToGrid w:val="0"/>
-        <w:rPr>
-          <w:sz w:val="20"/>
-        </w:rPr>
-      </w:pPr>
-      <w:r>
-        <w:rPr>
-          <w:rFonts w:hint="eastAsia"/>
-          <w:sz w:val="20"/>
-          <w:szCs w:val="20"/>
-        </w:rPr>
-        <w:t>其中</w:t>
-      </w:r>
-      <w:r>
-        <w:rPr>
-          <w:sz w:val="20"/>
-          <w:szCs w:val="20"/>
-        </w:rPr>
-        <w:t xml:space="preserve"> </w:t>
-      </w:r>
-      <m:oMath>
-        <m:sSub>
-          <m:sSubPr/>
-          <m:e>
-            <m:r>
-              <m:rPr>
-                <m:sty m:val="b"/>
-              </m:rPr>
-              <w:rPr>
-                <w:rFonts w:ascii="Cambria Math" w:hAnsi="Cambria Math" w:eastAsia="Cambria Math" w:cs="Cambria Math"/>
-                <w:sz w:val="20"/>
-                <w:szCs w:val="20"/>
-              </w:rPr>
-              <m:t>P</m:t>
-            </m:r>
-          </m:e>
-          <m:sub>
-            <m:r>
-              <m:rPr/>
-              <w:rPr>
-                <w:rFonts w:ascii="Cambria Math" w:hAnsi="Cambria Math" w:eastAsia="Cambria Math" w:cs="Cambria Math"/>
-                <w:sz w:val="20"/>
-                <w:szCs w:val="20"/>
-              </w:rPr>
-              <m:t>xy</m:t>
-            </m:r>
-          </m:sub>
-        </m:sSub>
-      </m:oMath>
-      <w:r>
-        <w:rPr>
-          <w:sz w:val="20"/>
-          <w:szCs w:val="20"/>
-        </w:rPr>
-        <w:t xml:space="preserve"> </w:t>
-      </w:r>
-      <w:r>
-        <w:rPr>
-          <w:rFonts w:hint="eastAsia"/>
-          <w:sz w:val="20"/>
-          <w:szCs w:val="20"/>
-        </w:rPr>
-        <w:t>取出水平分量。为避免每周期重复累计同一越界量，底盘参考增量采用</w:t>
-      </w:r>
-    </w:p>
-    <w:tbl>
-      <w:tblPr>
-        <w:tblStyle w:val="10"/>
-        <w:tblW w:w="4866" w:type="dxa"/>
-        <w:tblCaption w:val="Equation 37"/>
-        <w:tblInd w:w="0" w:type="dxa"/>
-        <w:tblBorders>
-          <w:top w:val="none" w:color="B0B0B0" w:sz="4" w:space="0"/>
-          <w:left w:val="none" w:color="B0B0B0" w:sz="4" w:space="0"/>
-          <w:bottom w:val="none" w:color="B0B0B0" w:sz="4" w:space="0"/>
-          <w:right w:val="none" w:color="B0B0B0" w:sz="4" w:space="0"/>
-          <w:insideH w:val="none" w:color="B0B0B0" w:sz="4" w:space="0"/>
-          <w:insideV w:val="none" w:color="B0B0B0" w:sz="4" w:space="0"/>
-        </w:tblBorders>
-        <w:tblLayout w:type="fixed"/>
-        <w:tblCellMar>
-          <w:top w:w="0" w:type="dxa"/>
-          <w:left w:w="0" w:type="dxa"/>
-          <w:bottom w:w="0" w:type="dxa"/>
-          <w:right w:w="0" w:type="dxa"/>
-        </w:tblCellMar>
-      </w:tblPr>
-      <w:tblGrid>
-        <w:gridCol w:w="4476"/>
-        <w:gridCol w:w="390"/>
-      </w:tblGrid>
-      <w:tr>
-        <w:tblPrEx>
-          <w:tblBorders>
-            <w:top w:val="none" w:color="B0B0B0" w:sz="4" w:space="0"/>
-            <w:left w:val="none" w:color="B0B0B0" w:sz="4" w:space="0"/>
-            <w:bottom w:val="none" w:color="B0B0B0" w:sz="4" w:space="0"/>
-            <w:right w:val="none" w:color="B0B0B0" w:sz="4" w:space="0"/>
-            <w:insideH w:val="none" w:color="B0B0B0" w:sz="4" w:space="0"/>
-            <w:insideV w:val="none" w:color="B0B0B0" w:sz="4" w:space="0"/>
-          </w:tblBorders>
-          <w:tblCellMar>
-            <w:top w:w="0" w:type="dxa"/>
-            <w:left w:w="0" w:type="dxa"/>
-            <w:bottom w:w="0" w:type="dxa"/>
-            <w:right w:w="0" w:type="dxa"/>
-          </w:tblCellMar>
-        </w:tblPrEx>
-        <w:trPr>
-          <w:cantSplit/>
-        </w:trPr>
-        <w:tc>
-          <w:tcPr>
-            <w:tcW w:w="4476" w:type="dxa"/>
-            <w:vAlign w:val="center"/>
-          </w:tcPr>
-          <w:p>
-            <w:pPr>
-              <w:pStyle w:val="17"/>
-              <w:numPr>
-                <w:ilvl w:val="0"/>
-                <w:numId w:val="0"/>
-              </w:numPr>
-              <w:snapToGrid w:val="0"/>
-              <w:spacing w:before="100" w:after="100" w:line="240" w:lineRule="auto"/>
-              <w:ind w:left="0" w:right="0" w:firstLine="0"/>
-              <w:jc w:val="center"/>
-              <w:rPr>
-                <w:sz w:val="18"/>
-              </w:rPr>
-            </w:pPr>
-            <m:oMathPara>
-              <m:oMathParaPr>
-                <m:jc m:val="center"/>
-              </m:oMathParaPr>
-              <m:oMath>
                 <m:r>
                   <m:rPr>
                     <m:sty m:val="p"/>
@@ -32521,7 +32045,7 @@
                 <w:sz w:val="16"/>
                 <w:szCs w:val="16"/>
               </w:rPr>
-              <w:t>(37)</w:t>
+              <w:t>(36)</w:t>
             </w:r>
           </w:p>
         </w:tc>
@@ -32723,7 +32247,7 @@
       <w:tblPr>
         <w:tblStyle w:val="10"/>
         <w:tblW w:w="4866" w:type="dxa"/>
-        <w:tblCaption w:val="Equation 38"/>
+        <w:tblCaption w:val="Equation 37"/>
         <w:tblInd w:w="0" w:type="dxa"/>
         <w:tblBorders>
           <w:top w:val="none" w:color="B0B0B0" w:sz="4" w:space="0"/>
@@ -33534,7 +33058,7 @@
                 <w:sz w:val="16"/>
                 <w:szCs w:val="16"/>
               </w:rPr>
-              <w:t>(38)</w:t>
+              <w:t>(37)</w:t>
             </w:r>
           </w:p>
         </w:tc>
@@ -36306,7 +35830,7 @@
       <w:tblPr>
         <w:tblStyle w:val="10"/>
         <w:tblW w:w="4866" w:type="dxa"/>
-        <w:tblCaption w:val="Equation 39"/>
+        <w:tblCaption w:val="Equation 38"/>
         <w:tblInd w:w="0" w:type="dxa"/>
         <w:tblBorders>
           <w:top w:val="none" w:color="B0B0B0" w:sz="4" w:space="0"/>
@@ -36495,7 +36019,7 @@
                 <w:sz w:val="16"/>
                 <w:szCs w:val="16"/>
               </w:rPr>
-              <w:t>(39)</w:t>
+              <w:t>(38)</w:t>
             </w:r>
           </w:p>
         </w:tc>
@@ -36586,7 +36110,7 @@
         <w:rPr>
           <w:iCs/>
         </w:rPr>
-        <w:t xml:space="preserve">Fig. 8. </w:t>
+        <w:t xml:space="preserve">Fig. 9. </w:t>
       </w:r>
       <w:r>
         <w:rPr>
@@ -36666,7 +36190,7 @@
         <w:rPr>
           <w:iCs/>
         </w:rPr>
-        <w:t xml:space="preserve">Fig. 9. </w:t>
+        <w:t xml:space="preserve">Fig. 10. </w:t>
       </w:r>
       <w:r>
         <w:rPr>

--- a/Article.docx
+++ b/Article.docx
@@ -16208,32 +16208,419 @@
           <w:sz w:val="20"/>
           <w:szCs w:val="20"/>
         </w:rPr>
-        <w:t>其中</w:t>
-      </w:r>
-      <w:r>
-        <w:rPr>
-          <w:sz w:val="20"/>
-          <w:szCs w:val="20"/>
-        </w:rPr>
-        <w:t xml:space="preserve"> </w:t>
+        <w:t xml:space="preserve">其中，</w:t>
+      </w:r>
+      <m:oMath>
+        <m:r>
+          <m:rPr>
+            <m:sty m:val="i"/>
+          </m:rPr>
+          <w:rPr>
+            <w:rFonts w:ascii="Cambria Math" w:hAnsi="Cambria Math" w:eastAsia="Cambria Math" w:cs="Cambria Math"/>
+            <w:sz w:val="20"/>
+            <w:szCs w:val="20"/>
+          </w:rPr>
+          <m:t>k</m:t>
+        </m:r>
+      </m:oMath>
+      <w:r>
+        <w:rPr>
+          <w:rFonts w:hint="eastAsia"/>
+          <w:sz w:val="20"/>
+          <w:szCs w:val="20"/>
+        </w:rPr>
+        <w:t xml:space="preserve"> 为采样序号；</w:t>
+      </w:r>
+      <m:oMath>
+        <m:r>
+          <m:rPr>
+            <m:sty m:val="i"/>
+          </m:rPr>
+          <w:rPr>
+            <w:rFonts w:ascii="Cambria Math" w:hAnsi="Cambria Math" w:eastAsia="Cambria Math" w:cs="Cambria Math"/>
+            <w:sz w:val="20"/>
+            <w:szCs w:val="20"/>
+          </w:rPr>
+          <m:t>χ</m:t>
+        </m:r>
+        <m:r>
+          <m:rPr>
+            <m:sty m:val="p"/>
+          </m:rPr>
+          <w:rPr>
+            <w:rFonts w:ascii="Cambria Math" w:hAnsi="Cambria Math" w:eastAsia="Cambria Math" w:cs="Cambria Math"/>
+            <w:sz w:val="20"/>
+            <w:szCs w:val="20"/>
+          </w:rPr>
+          <m:t>[</m:t>
+        </m:r>
+        <m:r>
+          <m:rPr>
+            <m:sty m:val="i"/>
+          </m:rPr>
+          <w:rPr>
+            <w:rFonts w:ascii="Cambria Math" w:hAnsi="Cambria Math" w:eastAsia="Cambria Math" w:cs="Cambria Math"/>
+            <w:sz w:val="20"/>
+            <w:szCs w:val="20"/>
+          </w:rPr>
+          <m:t>k</m:t>
+        </m:r>
+        <m:r>
+          <m:rPr>
+            <m:sty m:val="p"/>
+          </m:rPr>
+          <w:rPr>
+            <w:rFonts w:ascii="Cambria Math" w:hAnsi="Cambria Math" w:eastAsia="Cambria Math" w:cs="Cambria Math"/>
+            <w:sz w:val="20"/>
+            <w:szCs w:val="20"/>
+          </w:rPr>
+          <m:t>]</m:t>
+        </m:r>
+      </m:oMath>
+      <w:r>
+        <w:rPr>
+          <w:rFonts w:hint="eastAsia"/>
+          <w:sz w:val="20"/>
+          <w:szCs w:val="20"/>
+        </w:rPr>
+        <w:t xml:space="preserve"> 和 </w:t>
       </w:r>
       <m:oMath>
         <m:sSub>
-          <m:sSubPr/>
           <m:e>
             <m:r>
-              <m:rPr/>
-              <w:rPr>
-                <w:rFonts w:ascii="Cambria Math" w:hAnsi="Cambria Math" w:eastAsia="Cambria Math" w:cs="Cambria Math"/>
-                <w:sz w:val="20"/>
-                <w:szCs w:val="20"/>
-              </w:rPr>
-              <m:t>u</m:t>
+              <m:rPr>
+                <m:sty m:val="i"/>
+              </m:rPr>
+              <w:rPr>
+                <w:rFonts w:ascii="Cambria Math" w:hAnsi="Cambria Math" w:eastAsia="Cambria Math" w:cs="Cambria Math"/>
+                <w:sz w:val="20"/>
+                <w:szCs w:val="20"/>
+              </w:rPr>
+              <m:t>χ</m:t>
             </m:r>
           </m:e>
           <m:sub>
             <m:r>
-              <m:rPr/>
+              <m:rPr>
+                <m:sty m:val="p"/>
+              </m:rPr>
+              <w:rPr>
+                <w:rFonts w:ascii="Cambria Math" w:hAnsi="Cambria Math" w:eastAsia="Cambria Math" w:cs="Cambria Math"/>
+                <w:sz w:val="20"/>
+                <w:szCs w:val="20"/>
+              </w:rPr>
+              <m:t>d</m:t>
+            </m:r>
+          </m:sub>
+        </m:sSub>
+        <m:r>
+          <m:rPr>
+            <m:sty m:val="p"/>
+          </m:rPr>
+          <w:rPr>
+            <w:rFonts w:ascii="Cambria Math" w:hAnsi="Cambria Math" w:eastAsia="Cambria Math" w:cs="Cambria Math"/>
+            <w:sz w:val="20"/>
+            <w:szCs w:val="20"/>
+          </w:rPr>
+          <m:t>[</m:t>
+        </m:r>
+        <m:r>
+          <m:rPr>
+            <m:sty m:val="i"/>
+          </m:rPr>
+          <w:rPr>
+            <w:rFonts w:ascii="Cambria Math" w:hAnsi="Cambria Math" w:eastAsia="Cambria Math" w:cs="Cambria Math"/>
+            <w:sz w:val="20"/>
+            <w:szCs w:val="20"/>
+          </w:rPr>
+          <m:t>k</m:t>
+        </m:r>
+        <m:r>
+          <m:rPr>
+            <m:sty m:val="p"/>
+          </m:rPr>
+          <w:rPr>
+            <w:rFonts w:ascii="Cambria Math" w:hAnsi="Cambria Math" w:eastAsia="Cambria Math" w:cs="Cambria Math"/>
+            <w:sz w:val="20"/>
+            <w:szCs w:val="20"/>
+          </w:rPr>
+          <m:t>]</m:t>
+        </m:r>
+      </m:oMath>
+      <w:r>
+        <w:rPr>
+          <w:rFonts w:hint="eastAsia"/>
+          <w:sz w:val="20"/>
+          <w:szCs w:val="20"/>
+        </w:rPr>
+        <w:t xml:space="preserve"> 分别为当前与期望姿态角，</w:t>
+      </w:r>
+      <m:oMath>
+        <m:sSub>
+          <m:e>
+            <m:r>
+              <m:rPr>
+                <m:sty m:val="i"/>
+              </m:rPr>
+              <w:rPr>
+                <w:rFonts w:ascii="Cambria Math" w:hAnsi="Cambria Math" w:eastAsia="Cambria Math" w:cs="Cambria Math"/>
+                <w:sz w:val="20"/>
+                <w:szCs w:val="20"/>
+              </w:rPr>
+              <m:t>e</m:t>
+            </m:r>
+          </m:e>
+          <m:sub>
+            <m:r>
+              <m:rPr>
+                <m:sty m:val="i"/>
+              </m:rPr>
+              <w:rPr>
+                <w:rFonts w:ascii="Cambria Math" w:hAnsi="Cambria Math" w:eastAsia="Cambria Math" w:cs="Cambria Math"/>
+                <w:sz w:val="20"/>
+                <w:szCs w:val="20"/>
+              </w:rPr>
+              <m:t>χ</m:t>
+            </m:r>
+          </m:sub>
+        </m:sSub>
+        <m:r>
+          <m:rPr>
+            <m:sty m:val="p"/>
+          </m:rPr>
+          <w:rPr>
+            <w:rFonts w:ascii="Cambria Math" w:hAnsi="Cambria Math" w:eastAsia="Cambria Math" w:cs="Cambria Math"/>
+            <w:sz w:val="20"/>
+            <w:szCs w:val="20"/>
+          </w:rPr>
+          <m:t>[</m:t>
+        </m:r>
+        <m:r>
+          <m:rPr>
+            <m:sty m:val="i"/>
+          </m:rPr>
+          <w:rPr>
+            <w:rFonts w:ascii="Cambria Math" w:hAnsi="Cambria Math" w:eastAsia="Cambria Math" w:cs="Cambria Math"/>
+            <w:sz w:val="20"/>
+            <w:szCs w:val="20"/>
+          </w:rPr>
+          <m:t>k</m:t>
+        </m:r>
+        <m:r>
+          <m:rPr>
+            <m:sty m:val="p"/>
+          </m:rPr>
+          <w:rPr>
+            <w:rFonts w:ascii="Cambria Math" w:hAnsi="Cambria Math" w:eastAsia="Cambria Math" w:cs="Cambria Math"/>
+            <w:sz w:val="20"/>
+            <w:szCs w:val="20"/>
+          </w:rPr>
+          <m:t>]</m:t>
+        </m:r>
+      </m:oMath>
+      <w:r>
+        <w:rPr>
+          <w:rFonts w:hint="eastAsia"/>
+          <w:sz w:val="20"/>
+          <w:szCs w:val="20"/>
+        </w:rPr>
+        <w:t xml:space="preserve"> 为姿态角误差，单位均为 rad。</w:t>
+      </w:r>
+      <m:oMath>
+        <m:acc>
+          <m:accPr>
+            <m:chr m:val="̇"/>
+          </m:accPr>
+          <m:e>
+            <m:r>
+              <m:rPr>
+                <m:sty m:val="i"/>
+              </m:rPr>
+              <w:rPr>
+                <w:rFonts w:ascii="Cambria Math" w:hAnsi="Cambria Math" w:eastAsia="Cambria Math" w:cs="Cambria Math"/>
+                <w:sz w:val="20"/>
+                <w:szCs w:val="20"/>
+              </w:rPr>
+              <m:t>χ</m:t>
+            </m:r>
+          </m:e>
+        </m:acc>
+        <m:r>
+          <m:rPr>
+            <m:sty m:val="p"/>
+          </m:rPr>
+          <w:rPr>
+            <w:rFonts w:ascii="Cambria Math" w:hAnsi="Cambria Math" w:eastAsia="Cambria Math" w:cs="Cambria Math"/>
+            <w:sz w:val="20"/>
+            <w:szCs w:val="20"/>
+          </w:rPr>
+          <m:t>[</m:t>
+        </m:r>
+        <m:r>
+          <m:rPr>
+            <m:sty m:val="i"/>
+          </m:rPr>
+          <w:rPr>
+            <w:rFonts w:ascii="Cambria Math" w:hAnsi="Cambria Math" w:eastAsia="Cambria Math" w:cs="Cambria Math"/>
+            <w:sz w:val="20"/>
+            <w:szCs w:val="20"/>
+          </w:rPr>
+          <m:t>k</m:t>
+        </m:r>
+        <m:r>
+          <m:rPr>
+            <m:sty m:val="p"/>
+          </m:rPr>
+          <w:rPr>
+            <w:rFonts w:ascii="Cambria Math" w:hAnsi="Cambria Math" w:eastAsia="Cambria Math" w:cs="Cambria Math"/>
+            <w:sz w:val="20"/>
+            <w:szCs w:val="20"/>
+          </w:rPr>
+          <m:t>]</m:t>
+        </m:r>
+      </m:oMath>
+      <w:r>
+        <w:rPr>
+          <w:rFonts w:hint="eastAsia"/>
+          <w:sz w:val="20"/>
+          <w:szCs w:val="20"/>
+        </w:rPr>
+        <w:t xml:space="preserve"> 为 IMU 测得的当前角速度，</w:t>
+      </w:r>
+      <m:oMath>
+        <m:acc>
+          <m:accPr>
+            <m:chr m:val="̇"/>
+          </m:accPr>
+          <m:e>
+            <m:sSub>
+              <m:e>
+                <m:r>
+                  <m:rPr>
+                    <m:sty m:val="i"/>
+                  </m:rPr>
+                  <w:rPr>
+                    <w:rFonts w:ascii="Cambria Math" w:hAnsi="Cambria Math" w:eastAsia="Cambria Math" w:cs="Cambria Math"/>
+                    <w:sz w:val="20"/>
+                    <w:szCs w:val="20"/>
+                  </w:rPr>
+                  <m:t>χ</m:t>
+                </m:r>
+              </m:e>
+              <m:sub>
+                <m:r>
+                  <m:rPr>
+                    <m:sty m:val="p"/>
+                  </m:rPr>
+                  <w:rPr>
+                    <w:rFonts w:ascii="Cambria Math" w:hAnsi="Cambria Math" w:eastAsia="Cambria Math" w:cs="Cambria Math"/>
+                    <w:sz w:val="20"/>
+                    <w:szCs w:val="20"/>
+                  </w:rPr>
+                  <m:t>d</m:t>
+                </m:r>
+              </m:sub>
+            </m:sSub>
+          </m:e>
+        </m:acc>
+        <m:r>
+          <m:rPr>
+            <m:sty m:val="p"/>
+          </m:rPr>
+          <w:rPr>
+            <w:rFonts w:ascii="Cambria Math" w:hAnsi="Cambria Math" w:eastAsia="Cambria Math" w:cs="Cambria Math"/>
+            <w:sz w:val="20"/>
+            <w:szCs w:val="20"/>
+          </w:rPr>
+          <m:t>[</m:t>
+        </m:r>
+        <m:r>
+          <m:rPr>
+            <m:sty m:val="i"/>
+          </m:rPr>
+          <w:rPr>
+            <w:rFonts w:ascii="Cambria Math" w:hAnsi="Cambria Math" w:eastAsia="Cambria Math" w:cs="Cambria Math"/>
+            <w:sz w:val="20"/>
+            <w:szCs w:val="20"/>
+          </w:rPr>
+          <m:t>k</m:t>
+        </m:r>
+        <m:r>
+          <m:rPr>
+            <m:sty m:val="p"/>
+          </m:rPr>
+          <w:rPr>
+            <w:rFonts w:ascii="Cambria Math" w:hAnsi="Cambria Math" w:eastAsia="Cambria Math" w:cs="Cambria Math"/>
+            <w:sz w:val="20"/>
+            <w:szCs w:val="20"/>
+          </w:rPr>
+          <m:t>]</m:t>
+        </m:r>
+      </m:oMath>
+      <w:r>
+        <w:rPr>
+          <w:rFonts w:hint="eastAsia"/>
+          <w:sz w:val="20"/>
+          <w:szCs w:val="20"/>
+        </w:rPr>
+        <w:t xml:space="preserve"> 为角度环给出的期望角速度，单位为 rad/s。</w:t>
+      </w:r>
+    </w:p>
+    <w:p>
+      <w:pPr>
+        <w:pStyle w:val="7"/>
+        <w:numPr>
+          <w:ilvl w:val="0"/>
+          <w:numId w:val="0"/>
+        </w:numPr>
+        <w:snapToGrid w:val="0"/>
+        <w:rPr>
+          <w:sz w:val="20"/>
+        </w:rPr>
+      </w:pPr>
+      <m:oMath>
+        <m:sSub>
+          <m:e>
+            <m:r>
+              <m:rPr>
+                <m:sty m:val="i"/>
+              </m:rPr>
+              <w:rPr>
+                <w:rFonts w:ascii="Cambria Math" w:hAnsi="Cambria Math" w:eastAsia="Cambria Math" w:cs="Cambria Math"/>
+                <w:sz w:val="20"/>
+                <w:szCs w:val="20"/>
+              </w:rPr>
+              <m:t>k</m:t>
+            </m:r>
+          </m:e>
+          <m:sub>
+            <m:r>
+              <m:rPr>
+                <m:sty m:val="p"/>
+              </m:rPr>
+              <w:rPr>
+                <w:rFonts w:ascii="Cambria Math" w:hAnsi="Cambria Math" w:eastAsia="Cambria Math" w:cs="Cambria Math"/>
+                <w:sz w:val="20"/>
+                <w:szCs w:val="20"/>
+              </w:rPr>
+              <m:t>p</m:t>
+            </m:r>
+            <m:r>
+              <m:rPr>
+                <m:sty m:val="p"/>
+              </m:rPr>
+              <w:rPr>
+                <w:rFonts w:ascii="Cambria Math" w:hAnsi="Cambria Math" w:eastAsia="Cambria Math" w:cs="Cambria Math"/>
+                <w:sz w:val="20"/>
+                <w:szCs w:val="20"/>
+              </w:rPr>
+              <m:t>,</m:t>
+            </m:r>
+            <m:r>
+              <m:rPr>
+                <m:sty m:val="i"/>
+              </m:rPr>
               <w:rPr>
                 <w:rFonts w:ascii="Cambria Math" w:hAnsi="Cambria Math" w:eastAsia="Cambria Math" w:cs="Cambria Math"/>
                 <w:sz w:val="20"/>
@@ -16246,32 +16633,19 @@
       </m:oMath>
       <w:r>
         <w:rPr>
-          <w:sz w:val="20"/>
-          <w:szCs w:val="20"/>
-        </w:rPr>
-        <w:t xml:space="preserve"> </w:t>
-      </w:r>
-      <w:r>
-        <w:rPr>
           <w:rFonts w:hint="eastAsia"/>
           <w:sz w:val="20"/>
           <w:szCs w:val="20"/>
         </w:rPr>
-        <w:t>是具有长度单位的支撑高度修正量，离散增益</w:t>
-      </w:r>
-      <w:r>
-        <w:rPr>
-          <w:sz w:val="20"/>
-          <w:szCs w:val="20"/>
-        </w:rPr>
-        <w:t xml:space="preserve"> </w:t>
+        <w:t xml:space="preserve"> 为角度环比例增益，将姿态角误差转换为期望角速度；</w:t>
       </w:r>
       <m:oMath>
         <m:sSub>
-          <m:sSubPr/>
           <m:e>
             <m:r>
-              <m:rPr/>
+              <m:rPr>
+                <m:sty m:val="i"/>
+              </m:rPr>
               <w:rPr>
                 <w:rFonts w:ascii="Cambria Math" w:hAnsi="Cambria Math" w:eastAsia="Cambria Math" w:cs="Cambria Math"/>
                 <w:sz w:val="20"/>
@@ -16290,10 +16664,23 @@
                 <w:sz w:val="20"/>
                 <w:szCs w:val="20"/>
               </w:rPr>
-              <m:t>h,</m:t>
-            </m:r>
-            <m:r>
-              <m:rPr/>
+              <m:t>h</m:t>
+            </m:r>
+            <m:r>
+              <m:rPr>
+                <m:sty m:val="p"/>
+              </m:rPr>
+              <w:rPr>
+                <w:rFonts w:ascii="Cambria Math" w:hAnsi="Cambria Math" w:eastAsia="Cambria Math" w:cs="Cambria Math"/>
+                <w:sz w:val="20"/>
+                <w:szCs w:val="20"/>
+              </w:rPr>
+              <m:t>,</m:t>
+            </m:r>
+            <m:r>
+              <m:rPr>
+                <m:sty m:val="i"/>
+              </m:rPr>
               <w:rPr>
                 <w:rFonts w:ascii="Cambria Math" w:hAnsi="Cambria Math" w:eastAsia="Cambria Math" w:cs="Cambria Math"/>
                 <w:sz w:val="20"/>
@@ -16306,48 +16693,267 @@
       </m:oMath>
       <w:r>
         <w:rPr>
-          <w:sz w:val="20"/>
-          <w:szCs w:val="20"/>
-        </w:rPr>
-        <w:t xml:space="preserve"> </w:t>
-      </w:r>
-      <w:r>
-        <w:rPr>
           <w:rFonts w:hint="eastAsia"/>
           <w:sz w:val="20"/>
           <w:szCs w:val="20"/>
         </w:rPr>
-        <w:t>包含采样周期的影响。原稿预留的增量式</w:t>
-      </w:r>
-      <w:r>
-        <w:rPr>
-          <w:sz w:val="20"/>
-          <w:szCs w:val="20"/>
-        </w:rPr>
-        <w:t xml:space="preserve"> PID </w:t>
-      </w:r>
+        <w:t xml:space="preserve"> 为角速度环的离散增益，将角速度误差转换为本周期的高度修正增量 </w:t>
+      </w:r>
+      <m:oMath>
+        <m:r>
+          <m:rPr>
+            <m:sty m:val="p"/>
+          </m:rPr>
+          <w:rPr>
+            <w:rFonts w:ascii="Cambria Math" w:hAnsi="Cambria Math" w:eastAsia="Cambria Math" w:cs="Cambria Math"/>
+            <w:sz w:val="20"/>
+            <w:szCs w:val="20"/>
+          </w:rPr>
+          <m:t>Δ</m:t>
+        </m:r>
+        <m:sSub>
+          <m:e>
+            <m:r>
+              <m:rPr>
+                <m:sty m:val="i"/>
+              </m:rPr>
+              <w:rPr>
+                <w:rFonts w:ascii="Cambria Math" w:hAnsi="Cambria Math" w:eastAsia="Cambria Math" w:cs="Cambria Math"/>
+                <w:sz w:val="20"/>
+                <w:szCs w:val="20"/>
+              </w:rPr>
+              <m:t>u</m:t>
+            </m:r>
+          </m:e>
+          <m:sub>
+            <m:r>
+              <m:rPr>
+                <m:sty m:val="i"/>
+              </m:rPr>
+              <w:rPr>
+                <w:rFonts w:ascii="Cambria Math" w:hAnsi="Cambria Math" w:eastAsia="Cambria Math" w:cs="Cambria Math"/>
+                <w:sz w:val="20"/>
+                <w:szCs w:val="20"/>
+              </w:rPr>
+              <m:t>χ</m:t>
+            </m:r>
+          </m:sub>
+        </m:sSub>
+        <m:r>
+          <m:rPr>
+            <m:sty m:val="p"/>
+          </m:rPr>
+          <w:rPr>
+            <w:rFonts w:ascii="Cambria Math" w:hAnsi="Cambria Math" w:eastAsia="Cambria Math" w:cs="Cambria Math"/>
+            <w:sz w:val="20"/>
+            <w:szCs w:val="20"/>
+          </w:rPr>
+          <m:t>[</m:t>
+        </m:r>
+        <m:r>
+          <m:rPr>
+            <m:sty m:val="i"/>
+          </m:rPr>
+          <w:rPr>
+            <w:rFonts w:ascii="Cambria Math" w:hAnsi="Cambria Math" w:eastAsia="Cambria Math" w:cs="Cambria Math"/>
+            <w:sz w:val="20"/>
+            <w:szCs w:val="20"/>
+          </w:rPr>
+          <m:t>k</m:t>
+        </m:r>
+        <m:r>
+          <m:rPr>
+            <m:sty m:val="p"/>
+          </m:rPr>
+          <w:rPr>
+            <w:rFonts w:ascii="Cambria Math" w:hAnsi="Cambria Math" w:eastAsia="Cambria Math" w:cs="Cambria Math"/>
+            <w:sz w:val="20"/>
+            <w:szCs w:val="20"/>
+          </w:rPr>
+          <m:t>]</m:t>
+        </m:r>
+      </m:oMath>
       <w:r>
         <w:rPr>
           <w:rFonts w:hint="eastAsia"/>
           <w:sz w:val="20"/>
           <w:szCs w:val="20"/>
         </w:rPr>
-        <w:t>可作为这一增量调节接口的通用扩展；若采用离散</w:t>
-      </w:r>
-      <w:r>
-        <w:rPr>
-          <w:sz w:val="20"/>
-          <w:szCs w:val="20"/>
-        </w:rPr>
-        <w:t xml:space="preserve"> </w:t>
-      </w:r>
+        <w:t xml:space="preserve">，已包含采样周期的影响。</w:t>
+      </w:r>
+      <m:oMath>
+        <m:sSub>
+          <m:e>
+            <m:r>
+              <m:rPr>
+                <m:sty m:val="i"/>
+              </m:rPr>
+              <w:rPr>
+                <w:rFonts w:ascii="Cambria Math" w:hAnsi="Cambria Math" w:eastAsia="Cambria Math" w:cs="Cambria Math"/>
+                <w:sz w:val="20"/>
+                <w:szCs w:val="20"/>
+              </w:rPr>
+              <m:t>u</m:t>
+            </m:r>
+          </m:e>
+          <m:sub>
+            <m:r>
+              <m:rPr>
+                <m:sty m:val="i"/>
+              </m:rPr>
+              <w:rPr>
+                <w:rFonts w:ascii="Cambria Math" w:hAnsi="Cambria Math" w:eastAsia="Cambria Math" w:cs="Cambria Math"/>
+                <w:sz w:val="20"/>
+                <w:szCs w:val="20"/>
+              </w:rPr>
+              <m:t>χ</m:t>
+            </m:r>
+          </m:sub>
+        </m:sSub>
+        <m:r>
+          <m:rPr>
+            <m:sty m:val="p"/>
+          </m:rPr>
+          <w:rPr>
+            <w:rFonts w:ascii="Cambria Math" w:hAnsi="Cambria Math" w:eastAsia="Cambria Math" w:cs="Cambria Math"/>
+            <w:sz w:val="20"/>
+            <w:szCs w:val="20"/>
+          </w:rPr>
+          <m:t>[</m:t>
+        </m:r>
+        <m:r>
+          <m:rPr>
+            <m:sty m:val="i"/>
+          </m:rPr>
+          <w:rPr>
+            <w:rFonts w:ascii="Cambria Math" w:hAnsi="Cambria Math" w:eastAsia="Cambria Math" w:cs="Cambria Math"/>
+            <w:sz w:val="20"/>
+            <w:szCs w:val="20"/>
+          </w:rPr>
+          <m:t>k</m:t>
+        </m:r>
+        <m:r>
+          <m:rPr>
+            <m:sty m:val="p"/>
+          </m:rPr>
+          <w:rPr>
+            <w:rFonts w:ascii="Cambria Math" w:hAnsi="Cambria Math" w:eastAsia="Cambria Math" w:cs="Cambria Math"/>
+            <w:sz w:val="20"/>
+            <w:szCs w:val="20"/>
+          </w:rPr>
+          <m:t>]</m:t>
+        </m:r>
+      </m:oMath>
       <w:r>
         <w:rPr>
           <w:rFonts w:hint="eastAsia"/>
           <w:sz w:val="20"/>
           <w:szCs w:val="20"/>
         </w:rPr>
-        <w:t>PID，其表达式为</w:t>
+        <w:t xml:space="preserve"> 为累加后的支撑高度修正量，</w:t>
+      </w:r>
+      <m:oMath>
+        <m:sSub>
+          <m:e>
+            <m:r>
+              <m:rPr>
+                <m:sty m:val="i"/>
+              </m:rPr>
+              <w:rPr>
+                <w:rFonts w:ascii="Cambria Math" w:hAnsi="Cambria Math" w:eastAsia="Cambria Math" w:cs="Cambria Math"/>
+                <w:sz w:val="20"/>
+                <w:szCs w:val="20"/>
+              </w:rPr>
+              <m:t>u</m:t>
+            </m:r>
+          </m:e>
+          <m:sub>
+            <m:r>
+              <m:rPr>
+                <m:sty m:val="i"/>
+              </m:rPr>
+              <w:rPr>
+                <w:rFonts w:ascii="Cambria Math" w:hAnsi="Cambria Math" w:eastAsia="Cambria Math" w:cs="Cambria Math"/>
+                <w:sz w:val="20"/>
+                <w:szCs w:val="20"/>
+              </w:rPr>
+              <m:t>χ</m:t>
+            </m:r>
+          </m:sub>
+        </m:sSub>
+        <m:r>
+          <m:rPr>
+            <m:sty m:val="p"/>
+          </m:rPr>
+          <w:rPr>
+            <w:rFonts w:ascii="Cambria Math" w:hAnsi="Cambria Math" w:eastAsia="Cambria Math" w:cs="Cambria Math"/>
+            <w:sz w:val="20"/>
+            <w:szCs w:val="20"/>
+          </w:rPr>
+          <m:t>[</m:t>
+        </m:r>
+        <m:r>
+          <m:rPr>
+            <m:sty m:val="i"/>
+          </m:rPr>
+          <w:rPr>
+            <w:rFonts w:ascii="Cambria Math" w:hAnsi="Cambria Math" w:eastAsia="Cambria Math" w:cs="Cambria Math"/>
+            <w:sz w:val="20"/>
+            <w:szCs w:val="20"/>
+          </w:rPr>
+          <m:t>k</m:t>
+        </m:r>
+        <m:r>
+          <m:rPr>
+            <m:sty m:val="p"/>
+          </m:rPr>
+          <w:rPr>
+            <w:rFonts w:ascii="Cambria Math" w:hAnsi="Cambria Math" w:eastAsia="Cambria Math" w:cs="Cambria Math"/>
+            <w:sz w:val="20"/>
+            <w:szCs w:val="20"/>
+          </w:rPr>
+          <m:t>−1</m:t>
+        </m:r>
+        <m:r>
+          <m:rPr>
+            <m:sty m:val="p"/>
+          </m:rPr>
+          <w:rPr>
+            <w:rFonts w:ascii="Cambria Math" w:hAnsi="Cambria Math" w:eastAsia="Cambria Math" w:cs="Cambria Math"/>
+            <w:sz w:val="20"/>
+            <w:szCs w:val="20"/>
+          </w:rPr>
+          <m:t>]</m:t>
+        </m:r>
+      </m:oMath>
+      <w:r>
+        <w:rPr>
+          <w:rFonts w:hint="eastAsia"/>
+          <w:sz w:val="20"/>
+          <w:szCs w:val="20"/>
+        </w:rPr>
+        <w:t xml:space="preserve"> 为上一周期的值；高度修正量及其增量的单位均为 m。</w:t>
+      </w:r>
+    </w:p>
+    <w:p>
+      <w:pPr>
+        <w:pStyle w:val="7"/>
+        <w:numPr>
+          <w:ilvl w:val="0"/>
+          <w:numId w:val="0"/>
+        </w:numPr>
+        <w:snapToGrid w:val="0"/>
+        <w:rPr>
+          <w:sz w:val="20"/>
+        </w:rPr>
+      </w:pPr>
+      <w:r>
+        <w:rPr>
+          <w:rFonts w:hint="eastAsia"/>
+          <w:sz w:val="20"/>
+          <w:szCs w:val="20"/>
+        </w:rPr>
+        <w:t xml:space="preserve">原稿预留的增量式 PID 可作为这一增量调节接口的通用扩展；若采用离散 PID，其表达式为</w:t>
       </w:r>
     </w:p>
     <w:tbl>
@@ -17174,21 +17780,15 @@
           <w:sz w:val="20"/>
           <w:szCs w:val="20"/>
         </w:rPr>
-        <w:t>这里</w:t>
-      </w:r>
-      <w:r>
-        <w:rPr>
-          <w:sz w:val="20"/>
-          <w:szCs w:val="20"/>
-        </w:rPr>
-        <w:t xml:space="preserve"> </w:t>
+        <w:t xml:space="preserve">这里，</w:t>
       </w:r>
       <m:oMath>
         <m:sSub>
-          <m:sSubPr/>
           <m:e>
             <m:r>
-              <m:rPr/>
+              <m:rPr>
+                <m:sty m:val="i"/>
+              </m:rPr>
               <w:rPr>
                 <w:rFonts w:ascii="Cambria Math" w:hAnsi="Cambria Math" w:eastAsia="Cambria Math" w:cs="Cambria Math"/>
                 <w:sz w:val="20"/>
@@ -17214,61 +17814,191 @@
       </m:oMath>
       <w:r>
         <w:rPr>
-          <w:sz w:val="20"/>
-          <w:szCs w:val="20"/>
-        </w:rPr>
-        <w:t xml:space="preserve"> </w:t>
-      </w:r>
-      <w:r>
-        <w:rPr>
           <w:rFonts w:hint="eastAsia"/>
           <w:sz w:val="20"/>
           <w:szCs w:val="20"/>
         </w:rPr>
-        <w:t>为采样周期；各增益包含从角度误差到高度修正的量纲。该通用式不意味着报告已经验证了非零积分、微分增益的完整</w:t>
-      </w:r>
-      <w:r>
-        <w:rPr>
-          <w:sz w:val="20"/>
-          <w:szCs w:val="20"/>
-        </w:rPr>
-        <w:t xml:space="preserve"> PID </w:t>
-      </w:r>
+        <w:t xml:space="preserve"> 为采样周期，单位为 s；</w:t>
+      </w:r>
+      <m:oMath>
+        <m:sSub>
+          <m:e>
+            <m:r>
+              <m:rPr>
+                <m:sty m:val="i"/>
+              </m:rPr>
+              <w:rPr>
+                <w:rFonts w:ascii="Cambria Math" w:hAnsi="Cambria Math" w:eastAsia="Cambria Math" w:cs="Cambria Math"/>
+                <w:sz w:val="20"/>
+                <w:szCs w:val="20"/>
+              </w:rPr>
+              <m:t>K</m:t>
+            </m:r>
+          </m:e>
+          <m:sub>
+            <m:r>
+              <m:rPr>
+                <m:sty m:val="p"/>
+              </m:rPr>
+              <w:rPr>
+                <w:rFonts w:ascii="Cambria Math" w:hAnsi="Cambria Math" w:eastAsia="Cambria Math" w:cs="Cambria Math"/>
+                <w:sz w:val="20"/>
+                <w:szCs w:val="20"/>
+              </w:rPr>
+              <m:t>P</m:t>
+            </m:r>
+            <m:r>
+              <m:rPr>
+                <m:sty m:val="p"/>
+              </m:rPr>
+              <w:rPr>
+                <w:rFonts w:ascii="Cambria Math" w:hAnsi="Cambria Math" w:eastAsia="Cambria Math" w:cs="Cambria Math"/>
+                <w:sz w:val="20"/>
+                <w:szCs w:val="20"/>
+              </w:rPr>
+              <m:t>,</m:t>
+            </m:r>
+            <m:r>
+              <m:rPr>
+                <m:sty m:val="i"/>
+              </m:rPr>
+              <w:rPr>
+                <w:rFonts w:ascii="Cambria Math" w:hAnsi="Cambria Math" w:eastAsia="Cambria Math" w:cs="Cambria Math"/>
+                <w:sz w:val="20"/>
+                <w:szCs w:val="20"/>
+              </w:rPr>
+              <m:t>χ</m:t>
+            </m:r>
+          </m:sub>
+        </m:sSub>
+      </m:oMath>
       <w:r>
         <w:rPr>
           <w:rFonts w:hint="eastAsia"/>
           <w:sz w:val="20"/>
           <w:szCs w:val="20"/>
         </w:rPr>
-        <w:t>实现。</w:t>
-      </w:r>
-    </w:p>
-    <w:p>
-      <w:pPr>
-        <w:pStyle w:val="7"/>
-        <w:numPr>
-          <w:ilvl w:val="0"/>
-          <w:numId w:val="0"/>
-        </w:numPr>
-        <w:snapToGrid w:val="0"/>
-        <w:rPr>
-          <w:sz w:val="20"/>
-        </w:rPr>
-      </w:pPr>
+        <w:t xml:space="preserve">、</w:t>
+      </w:r>
+      <m:oMath>
+        <m:sSub>
+          <m:e>
+            <m:r>
+              <m:rPr>
+                <m:sty m:val="i"/>
+              </m:rPr>
+              <w:rPr>
+                <w:rFonts w:ascii="Cambria Math" w:hAnsi="Cambria Math" w:eastAsia="Cambria Math" w:cs="Cambria Math"/>
+                <w:sz w:val="20"/>
+                <w:szCs w:val="20"/>
+              </w:rPr>
+              <m:t>K</m:t>
+            </m:r>
+          </m:e>
+          <m:sub>
+            <m:r>
+              <m:rPr>
+                <m:sty m:val="p"/>
+              </m:rPr>
+              <w:rPr>
+                <w:rFonts w:ascii="Cambria Math" w:hAnsi="Cambria Math" w:eastAsia="Cambria Math" w:cs="Cambria Math"/>
+                <w:sz w:val="20"/>
+                <w:szCs w:val="20"/>
+              </w:rPr>
+              <m:t>I</m:t>
+            </m:r>
+            <m:r>
+              <m:rPr>
+                <m:sty m:val="p"/>
+              </m:rPr>
+              <w:rPr>
+                <w:rFonts w:ascii="Cambria Math" w:hAnsi="Cambria Math" w:eastAsia="Cambria Math" w:cs="Cambria Math"/>
+                <w:sz w:val="20"/>
+                <w:szCs w:val="20"/>
+              </w:rPr>
+              <m:t>,</m:t>
+            </m:r>
+            <m:r>
+              <m:rPr>
+                <m:sty m:val="i"/>
+              </m:rPr>
+              <w:rPr>
+                <w:rFonts w:ascii="Cambria Math" w:hAnsi="Cambria Math" w:eastAsia="Cambria Math" w:cs="Cambria Math"/>
+                <w:sz w:val="20"/>
+                <w:szCs w:val="20"/>
+              </w:rPr>
+              <m:t>χ</m:t>
+            </m:r>
+          </m:sub>
+        </m:sSub>
+      </m:oMath>
       <w:r>
         <w:rPr>
           <w:rFonts w:hint="eastAsia"/>
           <w:sz w:val="20"/>
           <w:szCs w:val="20"/>
         </w:rPr>
-        <w:t>设名义轮心平面坐标为</w:t>
-      </w:r>
-      <w:r>
-        <w:rPr>
-          <w:sz w:val="20"/>
-          <w:szCs w:val="20"/>
-        </w:rPr>
-        <w:t xml:space="preserve"> </w:t>
+        <w:t xml:space="preserve">、</w:t>
+      </w:r>
+      <m:oMath>
+        <m:sSub>
+          <m:e>
+            <m:r>
+              <m:rPr>
+                <m:sty m:val="i"/>
+              </m:rPr>
+              <w:rPr>
+                <w:rFonts w:ascii="Cambria Math" w:hAnsi="Cambria Math" w:eastAsia="Cambria Math" w:cs="Cambria Math"/>
+                <w:sz w:val="20"/>
+                <w:szCs w:val="20"/>
+              </w:rPr>
+              <m:t>K</m:t>
+            </m:r>
+          </m:e>
+          <m:sub>
+            <m:r>
+              <m:rPr>
+                <m:sty m:val="p"/>
+              </m:rPr>
+              <w:rPr>
+                <w:rFonts w:ascii="Cambria Math" w:hAnsi="Cambria Math" w:eastAsia="Cambria Math" w:cs="Cambria Math"/>
+                <w:sz w:val="20"/>
+                <w:szCs w:val="20"/>
+              </w:rPr>
+              <m:t>D</m:t>
+            </m:r>
+            <m:r>
+              <m:rPr>
+                <m:sty m:val="p"/>
+              </m:rPr>
+              <w:rPr>
+                <w:rFonts w:ascii="Cambria Math" w:hAnsi="Cambria Math" w:eastAsia="Cambria Math" w:cs="Cambria Math"/>
+                <w:sz w:val="20"/>
+                <w:szCs w:val="20"/>
+              </w:rPr>
+              <m:t>,</m:t>
+            </m:r>
+            <m:r>
+              <m:rPr>
+                <m:sty m:val="i"/>
+              </m:rPr>
+              <w:rPr>
+                <w:rFonts w:ascii="Cambria Math" w:hAnsi="Cambria Math" w:eastAsia="Cambria Math" w:cs="Cambria Math"/>
+                <w:sz w:val="20"/>
+                <w:szCs w:val="20"/>
+              </w:rPr>
+              <m:t>χ</m:t>
+            </m:r>
+          </m:sub>
+        </m:sSub>
+      </m:oMath>
+      <w:r>
+        <w:rPr>
+          <w:rFonts w:hint="eastAsia"/>
+          <w:sz w:val="20"/>
+          <w:szCs w:val="20"/>
+        </w:rPr>
+        <w:t xml:space="preserve"> 分别为比例、积分、微分增益，其单位应使输出 </w:t>
       </w:r>
       <m:oMath>
         <m:r>
@@ -17280,30 +18010,33 @@
             <w:sz w:val="20"/>
             <w:szCs w:val="20"/>
           </w:rPr>
-          <m:t>(</m:t>
+          <m:t>Δ</m:t>
         </m:r>
         <m:sSub>
-          <m:sSubPr/>
           <m:e>
             <m:r>
-              <m:rPr/>
-              <w:rPr>
-                <w:rFonts w:ascii="Cambria Math" w:hAnsi="Cambria Math" w:eastAsia="Cambria Math" w:cs="Cambria Math"/>
-                <w:sz w:val="20"/>
-                <w:szCs w:val="20"/>
-              </w:rPr>
-              <m:t>x</m:t>
+              <m:rPr>
+                <m:sty m:val="i"/>
+              </m:rPr>
+              <w:rPr>
+                <w:rFonts w:ascii="Cambria Math" w:hAnsi="Cambria Math" w:eastAsia="Cambria Math" w:cs="Cambria Math"/>
+                <w:sz w:val="20"/>
+                <w:szCs w:val="20"/>
+              </w:rPr>
+              <m:t>u</m:t>
             </m:r>
           </m:e>
           <m:sub>
             <m:r>
-              <m:rPr/>
-              <w:rPr>
-                <w:rFonts w:ascii="Cambria Math" w:hAnsi="Cambria Math" w:eastAsia="Cambria Math" w:cs="Cambria Math"/>
-                <w:sz w:val="20"/>
-                <w:szCs w:val="20"/>
-              </w:rPr>
-              <m:t>i</m:t>
+              <m:rPr>
+                <m:sty m:val="i"/>
+              </m:rPr>
+              <w:rPr>
+                <w:rFonts w:ascii="Cambria Math" w:hAnsi="Cambria Math" w:eastAsia="Cambria Math" w:cs="Cambria Math"/>
+                <w:sz w:val="20"/>
+                <w:szCs w:val="20"/>
+              </w:rPr>
+              <m:t>χ</m:t>
             </m:r>
           </m:sub>
         </m:sSub>
@@ -17316,33 +18049,19 @@
             <w:sz w:val="20"/>
             <w:szCs w:val="20"/>
           </w:rPr>
-          <m:t>,</m:t>
+          <m:t>[</m:t>
         </m:r>
-        <m:sSub>
-          <m:sSubPr/>
-          <m:e>
-            <m:r>
-              <m:rPr/>
-              <w:rPr>
-                <w:rFonts w:ascii="Cambria Math" w:hAnsi="Cambria Math" w:eastAsia="Cambria Math" w:cs="Cambria Math"/>
-                <w:sz w:val="20"/>
-                <w:szCs w:val="20"/>
-              </w:rPr>
-              <m:t>y</m:t>
-            </m:r>
-          </m:e>
-          <m:sub>
-            <m:r>
-              <m:rPr/>
-              <w:rPr>
-                <w:rFonts w:ascii="Cambria Math" w:hAnsi="Cambria Math" w:eastAsia="Cambria Math" w:cs="Cambria Math"/>
-                <w:sz w:val="20"/>
-                <w:szCs w:val="20"/>
-              </w:rPr>
-              <m:t>i</m:t>
-            </m:r>
-          </m:sub>
-        </m:sSub>
+        <m:r>
+          <m:rPr>
+            <m:sty m:val="i"/>
+          </m:rPr>
+          <w:rPr>
+            <w:rFonts w:ascii="Cambria Math" w:hAnsi="Cambria Math" w:eastAsia="Cambria Math" w:cs="Cambria Math"/>
+            <w:sz w:val="20"/>
+            <w:szCs w:val="20"/>
+          </w:rPr>
+          <m:t>k</m:t>
+        </m:r>
         <m:r>
           <m:rPr>
             <m:sty m:val="p"/>
@@ -17352,7 +18071,7 @@
             <w:sz w:val="20"/>
             <w:szCs w:val="20"/>
           </w:rPr>
-          <m:t>)</m:t>
+          <m:t>]</m:t>
         </m:r>
       </m:oMath>
       <w:r>
@@ -17361,65 +18080,139 @@
           <w:sz w:val="20"/>
           <w:szCs w:val="20"/>
         </w:rPr>
-        <w:t>，取四腿近似对称分布，前后、左右半间距分别为</w:t>
-      </w:r>
-      <w:r>
-        <w:rPr>
-          <w:sz w:val="20"/>
-          <w:szCs w:val="20"/>
-        </w:rPr>
-        <w:t xml:space="preserve"> </w:t>
+        <w:t xml:space="preserve"> 的单位为 m。式（19）是可选扩展，不意味着报告已验证非零积分、微分增益的完整 PID 实现。</w:t>
+      </w:r>
+    </w:p>
+    <w:p>
+      <w:pPr>
+        <w:pStyle w:val="7"/>
+        <w:numPr>
+          <w:ilvl w:val="0"/>
+          <w:numId w:val="0"/>
+        </w:numPr>
+        <w:snapToGrid w:val="0"/>
+        <w:rPr>
+          <w:sz w:val="20"/>
+        </w:rPr>
+      </w:pPr>
+      <w:r>
+        <w:rPr>
+          <w:rFonts w:hint="eastAsia"/>
+          <w:sz w:val="20"/>
+          <w:szCs w:val="20"/>
+        </w:rPr>
+        <w:t xml:space="preserve">在机体系中，</w:t>
       </w:r>
       <m:oMath>
         <m:sSub>
-          <m:sSubPr/>
           <m:e>
             <m:r>
-              <m:rPr/>
-              <w:rPr>
-                <w:rFonts w:ascii="Cambria Math" w:hAnsi="Cambria Math" w:eastAsia="Cambria Math" w:cs="Cambria Math"/>
-                <w:sz w:val="20"/>
-                <w:szCs w:val="20"/>
-              </w:rPr>
-              <m:t>a</m:t>
+              <m:rPr>
+                <m:sty m:val="i"/>
+              </m:rPr>
+              <w:rPr>
+                <w:rFonts w:ascii="Cambria Math" w:hAnsi="Cambria Math" w:eastAsia="Cambria Math" w:cs="Cambria Math"/>
+                <w:sz w:val="20"/>
+                <w:szCs w:val="20"/>
+              </w:rPr>
+              <m:t>x</m:t>
             </m:r>
           </m:e>
           <m:sub>
             <m:r>
               <m:rPr>
-                <m:sty m:val="p"/>
+                <m:sty m:val="i"/>
               </m:rPr>
               <w:rPr>
                 <w:rFonts w:ascii="Cambria Math" w:hAnsi="Cambria Math" w:eastAsia="Cambria Math" w:cs="Cambria Math"/>
                 <w:sz w:val="20"/>
                 <w:szCs w:val="20"/>
               </w:rPr>
-              <m:t>b</m:t>
+              <m:t>i</m:t>
             </m:r>
           </m:sub>
         </m:sSub>
+      </m:oMath>
+      <w:r>
+        <w:rPr>
+          <w:rFonts w:hint="eastAsia"/>
+          <w:sz w:val="20"/>
+          <w:szCs w:val="20"/>
+        </w:rPr>
+        <w:t xml:space="preserve">、</w:t>
+      </w:r>
+      <m:oMath>
+        <m:sSub>
+          <m:e>
+            <m:r>
+              <m:rPr>
+                <m:sty m:val="i"/>
+              </m:rPr>
+              <w:rPr>
+                <w:rFonts w:ascii="Cambria Math" w:hAnsi="Cambria Math" w:eastAsia="Cambria Math" w:cs="Cambria Math"/>
+                <w:sz w:val="20"/>
+                <w:szCs w:val="20"/>
+              </w:rPr>
+              <m:t>y</m:t>
+            </m:r>
+          </m:e>
+          <m:sub>
+            <m:r>
+              <m:rPr>
+                <m:sty m:val="i"/>
+              </m:rPr>
+              <w:rPr>
+                <w:rFonts w:ascii="Cambria Math" w:hAnsi="Cambria Math" w:eastAsia="Cambria Math" w:cs="Cambria Math"/>
+                <w:sz w:val="20"/>
+                <w:szCs w:val="20"/>
+              </w:rPr>
+              <m:t>i</m:t>
+            </m:r>
+          </m:sub>
+        </m:sSub>
+      </m:oMath>
+      <w:r>
+        <w:rPr>
+          <w:rFonts w:hint="eastAsia"/>
+          <w:sz w:val="20"/>
+          <w:szCs w:val="20"/>
+        </w:rPr>
+        <w:t xml:space="preserve"> 分别为第 </w:t>
+      </w:r>
+      <m:oMath>
         <m:r>
           <m:rPr>
-            <m:sty m:val="p"/>
+            <m:sty m:val="i"/>
           </m:rPr>
           <w:rPr>
             <w:rFonts w:ascii="Cambria Math" w:hAnsi="Cambria Math" w:eastAsia="Cambria Math" w:cs="Cambria Math"/>
             <w:sz w:val="20"/>
             <w:szCs w:val="20"/>
           </w:rPr>
-          <m:t>,</m:t>
+          <m:t>i</m:t>
         </m:r>
+      </m:oMath>
+      <w:r>
+        <w:rPr>
+          <w:rFonts w:hint="eastAsia"/>
+          <w:sz w:val="20"/>
+          <w:szCs w:val="20"/>
+        </w:rPr>
+        <w:t xml:space="preserve"> 个轮心的名义前向、左向坐标。取四腿近似对称分布，</w:t>
+      </w:r>
+      <m:oMath>
         <m:sSub>
-          <m:sSubPr/>
           <m:e>
             <m:r>
-              <m:rPr/>
-              <w:rPr>
-                <w:rFonts w:ascii="Cambria Math" w:hAnsi="Cambria Math" w:eastAsia="Cambria Math" w:cs="Cambria Math"/>
-                <w:sz w:val="20"/>
-                <w:szCs w:val="20"/>
-              </w:rPr>
-              <m:t>b</m:t>
+              <m:rPr>
+                <m:sty m:val="i"/>
+              </m:rPr>
+              <w:rPr>
+                <w:rFonts w:ascii="Cambria Math" w:hAnsi="Cambria Math" w:eastAsia="Cambria Math" w:cs="Cambria Math"/>
+                <w:sz w:val="20"/>
+                <w:szCs w:val="20"/>
+              </w:rPr>
+              <m:t>a</m:t>
             </m:r>
           </m:e>
           <m:sub>
@@ -17436,26 +18229,6 @@
             </m:r>
           </m:sub>
         </m:sSub>
-        <m:r>
-          <m:rPr>
-            <m:sty m:val="p"/>
-          </m:rPr>
-          <w:rPr>
-            <w:rFonts w:ascii="Cambria Math" w:hAnsi="Cambria Math" w:eastAsia="Cambria Math" w:cs="Cambria Math"/>
-            <w:sz w:val="20"/>
-            <w:szCs w:val="20"/>
-          </w:rPr>
-          <m:t>&gt;</m:t>
-        </m:r>
-        <m:r>
-          <m:rPr/>
-          <w:rPr>
-            <w:rFonts w:ascii="Cambria Math" w:hAnsi="Cambria Math" w:eastAsia="Cambria Math" w:cs="Cambria Math"/>
-            <w:sz w:val="20"/>
-            <w:szCs w:val="20"/>
-          </w:rPr>
-          <m:t>0</m:t>
-        </m:r>
       </m:oMath>
       <w:r>
         <w:rPr>
@@ -17463,7 +18236,45 @@
           <w:sz w:val="20"/>
           <w:szCs w:val="20"/>
         </w:rPr>
-        <w:t>。在小姿态角和触点高度暂时固定的条件下，可将修正分配为</w:t>
+        <w:t xml:space="preserve">、</w:t>
+      </w:r>
+      <m:oMath>
+        <m:sSub>
+          <m:e>
+            <m:r>
+              <m:rPr>
+                <m:sty m:val="i"/>
+              </m:rPr>
+              <w:rPr>
+                <w:rFonts w:ascii="Cambria Math" w:hAnsi="Cambria Math" w:eastAsia="Cambria Math" w:cs="Cambria Math"/>
+                <w:sz w:val="20"/>
+                <w:szCs w:val="20"/>
+              </w:rPr>
+              <m:t>b</m:t>
+            </m:r>
+          </m:e>
+          <m:sub>
+            <m:r>
+              <m:rPr>
+                <m:sty m:val="p"/>
+              </m:rPr>
+              <w:rPr>
+                <w:rFonts w:ascii="Cambria Math" w:hAnsi="Cambria Math" w:eastAsia="Cambria Math" w:cs="Cambria Math"/>
+                <w:sz w:val="20"/>
+                <w:szCs w:val="20"/>
+              </w:rPr>
+              <m:t>b</m:t>
+            </m:r>
+          </m:sub>
+        </m:sSub>
+      </m:oMath>
+      <w:r>
+        <w:rPr>
+          <w:rFonts w:hint="eastAsia"/>
+          <w:sz w:val="20"/>
+          <w:szCs w:val="20"/>
+        </w:rPr>
+        <w:t xml:space="preserve"> 分别为前后、左右轮心间距的一半，均为正值，单位为 m。在小姿态角和触点高度暂时固定的条件下，可将修正分配为</w:t>
       </w:r>
     </w:p>
     <w:tbl>
@@ -17922,21 +18733,15 @@
           <w:sz w:val="20"/>
           <w:szCs w:val="20"/>
         </w:rPr>
-        <w:t>此处</w:t>
-      </w:r>
-      <w:r>
-        <w:rPr>
-          <w:sz w:val="20"/>
-          <w:szCs w:val="20"/>
-        </w:rPr>
-        <w:t xml:space="preserve"> </w:t>
+        <w:t xml:space="preserve">其中，</w:t>
       </w:r>
       <m:oMath>
-        <m:sSubSup>
-          <m:sSubSupPr/>
+        <m:sSub>
           <m:e>
             <m:r>
-              <m:rPr/>
+              <m:rPr>
+                <m:sty m:val="i"/>
+              </m:rPr>
               <w:rPr>
                 <w:rFonts w:ascii="Cambria Math" w:hAnsi="Cambria Math" w:eastAsia="Cambria Math" w:cs="Cambria Math"/>
                 <w:sz w:val="20"/>
@@ -17946,17 +18751,6 @@
             </m:r>
           </m:e>
           <m:sub>
-            <m:r>
-              <m:rPr/>
-              <w:rPr>
-                <w:rFonts w:ascii="Cambria Math" w:hAnsi="Cambria Math" w:eastAsia="Cambria Math" w:cs="Cambria Math"/>
-                <w:sz w:val="20"/>
-                <w:szCs w:val="20"/>
-              </w:rPr>
-              <m:t>i</m:t>
-            </m:r>
-          </m:sub>
-          <m:sup>
             <m:r>
               <m:rPr>
                 <m:sty m:val="p"/>
@@ -17966,48 +18760,52 @@
                 <w:sz w:val="20"/>
                 <w:szCs w:val="20"/>
               </w:rPr>
-              <m:t>d</m:t>
-            </m:r>
-          </m:sup>
-        </m:sSubSup>
+              <m:t>0</m:t>
+            </m:r>
+          </m:sub>
+        </m:sSub>
       </m:oMath>
       <w:r>
         <w:rPr>
-          <w:sz w:val="20"/>
-          <w:szCs w:val="20"/>
-        </w:rPr>
-        <w:t xml:space="preserve"> </w:t>
-      </w:r>
-      <w:r>
-        <w:rPr>
           <w:rFonts w:hint="eastAsia"/>
           <w:sz w:val="20"/>
           <w:szCs w:val="20"/>
         </w:rPr>
-        <w:t>为向下的支撑高度，腿基系相应目标为</w:t>
-      </w:r>
-      <w:r>
-        <w:rPr>
-          <w:sz w:val="20"/>
-          <w:szCs w:val="20"/>
-        </w:rPr>
-        <w:t xml:space="preserve"> </w:t>
+        <w:t xml:space="preserve"> 为名义支撑高度，</w:t>
       </w:r>
       <m:oMath>
-        <m:sSubSup>
-          <m:sSubSupPr/>
+        <m:sSup>
           <m:e>
-            <m:r>
-              <m:rPr/>
-              <w:rPr>
-                <w:rFonts w:ascii="Cambria Math" w:hAnsi="Cambria Math" w:eastAsia="Cambria Math" w:cs="Cambria Math"/>
-                <w:sz w:val="20"/>
-                <w:szCs w:val="20"/>
-              </w:rPr>
-              <m:t>y</m:t>
-            </m:r>
+            <m:sSub>
+              <m:e>
+                <m:r>
+                  <m:rPr>
+                    <m:sty m:val="i"/>
+                  </m:rPr>
+                  <w:rPr>
+                    <w:rFonts w:ascii="Cambria Math" w:hAnsi="Cambria Math" w:eastAsia="Cambria Math" w:cs="Cambria Math"/>
+                    <w:sz w:val="20"/>
+                    <w:szCs w:val="20"/>
+                  </w:rPr>
+                  <m:t>h</m:t>
+                </m:r>
+              </m:e>
+              <m:sub>
+                <m:r>
+                  <m:rPr>
+                    <m:sty m:val="i"/>
+                  </m:rPr>
+                  <w:rPr>
+                    <w:rFonts w:ascii="Cambria Math" w:hAnsi="Cambria Math" w:eastAsia="Cambria Math" w:cs="Cambria Math"/>
+                    <w:sz w:val="20"/>
+                    <w:szCs w:val="20"/>
+                  </w:rPr>
+                  <m:t>i</m:t>
+                </m:r>
+              </m:sub>
+            </m:sSub>
           </m:e>
-          <m:sub>
+          <m:sup>
             <m:r>
               <m:rPr>
                 <m:sty m:val="p"/>
@@ -18017,67 +18815,170 @@
                 <w:sz w:val="20"/>
                 <w:szCs w:val="20"/>
               </w:rPr>
-              <m:t>a,</m:t>
-            </m:r>
-            <m:r>
-              <m:rPr/>
-              <w:rPr>
-                <w:rFonts w:ascii="Cambria Math" w:hAnsi="Cambria Math" w:eastAsia="Cambria Math" w:cs="Cambria Math"/>
-                <w:sz w:val="20"/>
-                <w:szCs w:val="20"/>
-              </w:rPr>
-              <m:t>i</m:t>
-            </m:r>
-          </m:sub>
-          <m:sup>
-            <m:r>
-              <m:rPr>
-                <m:sty m:val="p"/>
-              </m:rPr>
-              <w:rPr>
-                <w:rFonts w:ascii="Cambria Math" w:hAnsi="Cambria Math" w:eastAsia="Cambria Math" w:cs="Cambria Math"/>
-                <w:sz w:val="20"/>
-                <w:szCs w:val="20"/>
-              </w:rPr>
               <m:t>d</m:t>
             </m:r>
           </m:sup>
-        </m:sSubSup>
+        </m:sSup>
+      </m:oMath>
+      <w:r>
+        <w:rPr>
+          <w:rFonts w:hint="eastAsia"/>
+          <w:sz w:val="20"/>
+          <w:szCs w:val="20"/>
+        </w:rPr>
+        <w:t xml:space="preserve"> 为第 </w:t>
+      </w:r>
+      <m:oMath>
         <m:r>
           <m:rPr>
-            <m:sty m:val="p"/>
+            <m:sty m:val="i"/>
           </m:rPr>
           <w:rPr>
             <w:rFonts w:ascii="Cambria Math" w:hAnsi="Cambria Math" w:eastAsia="Cambria Math" w:cs="Cambria Math"/>
             <w:sz w:val="20"/>
             <w:szCs w:val="20"/>
           </w:rPr>
-          <m:t>=−</m:t>
+          <m:t>i</m:t>
         </m:r>
-        <m:sSubSup>
-          <m:sSubSupPr/>
+      </m:oMath>
+      <w:r>
+        <w:rPr>
+          <w:rFonts w:hint="eastAsia"/>
+          <w:sz w:val="20"/>
+          <w:szCs w:val="20"/>
+        </w:rPr>
+        <w:t xml:space="preserve"> 条腿的期望支撑高度，均以向下为正、单位为 m；</w:t>
+      </w:r>
+      <m:oMath>
+        <m:sSub>
           <m:e>
             <m:r>
-              <m:rPr/>
-              <w:rPr>
-                <w:rFonts w:ascii="Cambria Math" w:hAnsi="Cambria Math" w:eastAsia="Cambria Math" w:cs="Cambria Math"/>
-                <w:sz w:val="20"/>
-                <w:szCs w:val="20"/>
-              </w:rPr>
-              <m:t>h</m:t>
+              <m:rPr>
+                <m:sty m:val="i"/>
+              </m:rPr>
+              <w:rPr>
+                <w:rFonts w:ascii="Cambria Math" w:hAnsi="Cambria Math" w:eastAsia="Cambria Math" w:cs="Cambria Math"/>
+                <w:sz w:val="20"/>
+                <w:szCs w:val="20"/>
+              </w:rPr>
+              <m:t>u</m:t>
             </m:r>
           </m:e>
           <m:sub>
             <m:r>
-              <m:rPr/>
-              <w:rPr>
-                <w:rFonts w:ascii="Cambria Math" w:hAnsi="Cambria Math" w:eastAsia="Cambria Math" w:cs="Cambria Math"/>
-                <w:sz w:val="20"/>
-                <w:szCs w:val="20"/>
-              </w:rPr>
-              <m:t>i</m:t>
+              <m:rPr>
+                <m:sty m:val="i"/>
+              </m:rPr>
+              <w:rPr>
+                <w:rFonts w:ascii="Cambria Math" w:hAnsi="Cambria Math" w:eastAsia="Cambria Math" w:cs="Cambria Math"/>
+                <w:sz w:val="20"/>
+                <w:szCs w:val="20"/>
+              </w:rPr>
+              <m:t>ϕ</m:t>
             </m:r>
           </m:sub>
+        </m:sSub>
+      </m:oMath>
+      <w:r>
+        <w:rPr>
+          <w:rFonts w:hint="eastAsia"/>
+          <w:sz w:val="20"/>
+          <w:szCs w:val="20"/>
+        </w:rPr>
+        <w:t xml:space="preserve">、</w:t>
+      </w:r>
+      <m:oMath>
+        <m:sSub>
+          <m:e>
+            <m:r>
+              <m:rPr>
+                <m:sty m:val="i"/>
+              </m:rPr>
+              <w:rPr>
+                <w:rFonts w:ascii="Cambria Math" w:hAnsi="Cambria Math" w:eastAsia="Cambria Math" w:cs="Cambria Math"/>
+                <w:sz w:val="20"/>
+                <w:szCs w:val="20"/>
+              </w:rPr>
+              <m:t>u</m:t>
+            </m:r>
+          </m:e>
+          <m:sub>
+            <m:r>
+              <m:rPr>
+                <m:sty m:val="i"/>
+              </m:rPr>
+              <w:rPr>
+                <w:rFonts w:ascii="Cambria Math" w:hAnsi="Cambria Math" w:eastAsia="Cambria Math" w:cs="Cambria Math"/>
+                <w:sz w:val="20"/>
+                <w:szCs w:val="20"/>
+              </w:rPr>
+              <m:t>θ</m:t>
+            </m:r>
+          </m:sub>
+        </m:sSub>
+      </m:oMath>
+      <w:r>
+        <w:rPr>
+          <w:rFonts w:hint="eastAsia"/>
+          <w:sz w:val="20"/>
+          <w:szCs w:val="20"/>
+        </w:rPr>
+        <w:t xml:space="preserve"> 分别为滚转、俯仰控制器输出的高度修正量。腿基系的轮心目标纵坐标为 </w:t>
+      </w:r>
+      <m:oMath>
+        <m:sSup>
+          <m:e>
+            <m:sSub>
+              <m:e>
+                <m:r>
+                  <m:rPr>
+                    <m:sty m:val="i"/>
+                  </m:rPr>
+                  <w:rPr>
+                    <w:rFonts w:ascii="Cambria Math" w:hAnsi="Cambria Math" w:eastAsia="Cambria Math" w:cs="Cambria Math"/>
+                    <w:sz w:val="20"/>
+                    <w:szCs w:val="20"/>
+                  </w:rPr>
+                  <m:t>y</m:t>
+                </m:r>
+              </m:e>
+              <m:sub>
+                <m:r>
+                  <m:rPr>
+                    <m:sty m:val="p"/>
+                  </m:rPr>
+                  <w:rPr>
+                    <w:rFonts w:ascii="Cambria Math" w:hAnsi="Cambria Math" w:eastAsia="Cambria Math" w:cs="Cambria Math"/>
+                    <w:sz w:val="20"/>
+                    <w:szCs w:val="20"/>
+                  </w:rPr>
+                  <m:t>a</m:t>
+                </m:r>
+                <m:r>
+                  <m:rPr>
+                    <m:sty m:val="p"/>
+                  </m:rPr>
+                  <w:rPr>
+                    <w:rFonts w:ascii="Cambria Math" w:hAnsi="Cambria Math" w:eastAsia="Cambria Math" w:cs="Cambria Math"/>
+                    <w:sz w:val="20"/>
+                    <w:szCs w:val="20"/>
+                  </w:rPr>
+                  <m:t>,</m:t>
+                </m:r>
+                <m:r>
+                  <m:rPr>
+                    <m:sty m:val="i"/>
+                  </m:rPr>
+                  <w:rPr>
+                    <w:rFonts w:ascii="Cambria Math" w:hAnsi="Cambria Math" w:eastAsia="Cambria Math" w:cs="Cambria Math"/>
+                    <w:sz w:val="20"/>
+                    <w:szCs w:val="20"/>
+                  </w:rPr>
+                  <m:t>i</m:t>
+                </m:r>
+              </m:sub>
+            </m:sSub>
+          </m:e>
           <m:sup>
             <m:r>
               <m:rPr>
@@ -18091,7 +18992,7 @@
               <m:t>d</m:t>
             </m:r>
           </m:sup>
-        </m:sSubSup>
+        </m:sSup>
       </m:oMath>
       <w:r>
         <w:rPr>
@@ -18099,7 +19000,62 @@
           <w:sz w:val="20"/>
           <w:szCs w:val="20"/>
         </w:rPr>
-        <w:t>。符号关系来自机身滚转与俯仰引起的髋部高度变化；实际坐标安装方向应据此标定。逆运动学随后将轮心目标转换为关节目标。高度、关节角及输出增量均需限幅，饱和时停止向不可达方向累加。</w:t>
+        <w:t xml:space="preserve"> = −</w:t>
+      </w:r>
+      <m:oMath>
+        <m:sSup>
+          <m:e>
+            <m:sSub>
+              <m:e>
+                <m:r>
+                  <m:rPr>
+                    <m:sty m:val="i"/>
+                  </m:rPr>
+                  <w:rPr>
+                    <w:rFonts w:ascii="Cambria Math" w:hAnsi="Cambria Math" w:eastAsia="Cambria Math" w:cs="Cambria Math"/>
+                    <w:sz w:val="20"/>
+                    <w:szCs w:val="20"/>
+                  </w:rPr>
+                  <m:t>h</m:t>
+                </m:r>
+              </m:e>
+              <m:sub>
+                <m:r>
+                  <m:rPr>
+                    <m:sty m:val="i"/>
+                  </m:rPr>
+                  <w:rPr>
+                    <w:rFonts w:ascii="Cambria Math" w:hAnsi="Cambria Math" w:eastAsia="Cambria Math" w:cs="Cambria Math"/>
+                    <w:sz w:val="20"/>
+                    <w:szCs w:val="20"/>
+                  </w:rPr>
+                  <m:t>i</m:t>
+                </m:r>
+              </m:sub>
+            </m:sSub>
+          </m:e>
+          <m:sup>
+            <m:r>
+              <m:rPr>
+                <m:sty m:val="p"/>
+              </m:rPr>
+              <w:rPr>
+                <w:rFonts w:ascii="Cambria Math" w:hAnsi="Cambria Math" w:eastAsia="Cambria Math" w:cs="Cambria Math"/>
+                <w:sz w:val="20"/>
+                <w:szCs w:val="20"/>
+              </w:rPr>
+              <m:t>d</m:t>
+            </m:r>
+          </m:sup>
+        </m:sSup>
+      </m:oMath>
+      <w:r>
+        <w:rPr>
+          <w:rFonts w:hint="eastAsia"/>
+          <w:sz w:val="20"/>
+          <w:szCs w:val="20"/>
+        </w:rPr>
+        <w:t xml:space="preserve">。符号关系来自机身滚转与俯仰引起的髋部高度变化；实际坐标安装方向应据此标定。逆运动学随后将轮心目标转换为关节目标。高度、关节角及输出增量均需限幅，饱和时停止向不可达方向累加。</w:t>
       </w:r>
     </w:p>
     <w:p>

--- a/Article.docx
+++ b/Article.docx
@@ -15255,7 +15255,7 @@
           <w:sz w:val="20"/>
           <w:szCs w:val="20"/>
         </w:rPr>
-        <w:t>及角速度作为反馈。报告采用角度—角速度串级比例控制并累加腿高修正</w:t>
+        <w:t>及角速度作为反馈。本文采用角度—角速度双环 P 控制，并累加腿高修正</w:t>
       </w:r>
       <w:r>
         <w:rPr>
@@ -16697,7 +16697,7 @@
           <w:sz w:val="20"/>
           <w:szCs w:val="20"/>
         </w:rPr>
-        <w:t xml:space="preserve"> 为角速度环的离散增益，将角速度误差转换为本周期的高度修正增量 </w:t>
+        <w:t xml:space="preserve"> 为角速度环比例增益的离散形式，将角速度误差转换为本周期的高度修正增量 </w:t>
       </w:r>
       <m:oMath>
         <m:r>
@@ -16953,1154 +16953,6 @@
           <w:sz w:val="20"/>
           <w:szCs w:val="20"/>
         </w:rPr>
-        <w:t xml:space="preserve">原稿预留的增量式 PID 可作为这一增量调节接口的通用扩展；若采用离散 PID，其表达式为</w:t>
-      </w:r>
-    </w:p>
-    <w:tbl>
-      <w:tblPr>
-        <w:tblStyle w:val="10"/>
-        <w:tblW w:w="4866" w:type="dxa"/>
-        <w:tblCaption w:val="Equation 19"/>
-        <w:tblInd w:w="0" w:type="dxa"/>
-        <w:tblBorders>
-          <w:top w:val="none" w:color="B0B0B0" w:sz="4" w:space="0"/>
-          <w:left w:val="none" w:color="B0B0B0" w:sz="4" w:space="0"/>
-          <w:bottom w:val="none" w:color="B0B0B0" w:sz="4" w:space="0"/>
-          <w:right w:val="none" w:color="B0B0B0" w:sz="4" w:space="0"/>
-          <w:insideH w:val="none" w:color="B0B0B0" w:sz="4" w:space="0"/>
-          <w:insideV w:val="none" w:color="B0B0B0" w:sz="4" w:space="0"/>
-        </w:tblBorders>
-        <w:tblLayout w:type="fixed"/>
-        <w:tblCellMar>
-          <w:top w:w="0" w:type="dxa"/>
-          <w:left w:w="0" w:type="dxa"/>
-          <w:bottom w:w="0" w:type="dxa"/>
-          <w:right w:w="0" w:type="dxa"/>
-        </w:tblCellMar>
-      </w:tblPr>
-      <w:tblGrid>
-        <w:gridCol w:w="4476"/>
-        <w:gridCol w:w="390"/>
-      </w:tblGrid>
-      <w:tr>
-        <w:tblPrEx>
-          <w:tblBorders>
-            <w:top w:val="none" w:color="B0B0B0" w:sz="4" w:space="0"/>
-            <w:left w:val="none" w:color="B0B0B0" w:sz="4" w:space="0"/>
-            <w:bottom w:val="none" w:color="B0B0B0" w:sz="4" w:space="0"/>
-            <w:right w:val="none" w:color="B0B0B0" w:sz="4" w:space="0"/>
-            <w:insideH w:val="none" w:color="B0B0B0" w:sz="4" w:space="0"/>
-            <w:insideV w:val="none" w:color="B0B0B0" w:sz="4" w:space="0"/>
-          </w:tblBorders>
-          <w:tblCellMar>
-            <w:top w:w="0" w:type="dxa"/>
-            <w:left w:w="0" w:type="dxa"/>
-            <w:bottom w:w="0" w:type="dxa"/>
-            <w:right w:w="0" w:type="dxa"/>
-          </w:tblCellMar>
-        </w:tblPrEx>
-        <w:trPr>
-          <w:cantSplit/>
-        </w:trPr>
-        <w:tc>
-          <w:tcPr>
-            <w:tcW w:w="4476" w:type="dxa"/>
-            <w:vAlign w:val="center"/>
-          </w:tcPr>
-          <w:p>
-            <w:pPr>
-              <w:pStyle w:val="17"/>
-              <w:numPr>
-                <w:ilvl w:val="0"/>
-                <w:numId w:val="0"/>
-              </w:numPr>
-              <w:snapToGrid w:val="0"/>
-              <w:spacing w:before="100" w:after="100" w:line="240" w:lineRule="auto"/>
-              <w:ind w:left="0" w:right="0" w:firstLine="0"/>
-              <w:jc w:val="center"/>
-              <w:rPr>
-                <w:sz w:val="18"/>
-              </w:rPr>
-            </w:pPr>
-            <m:oMathPara>
-              <m:oMathParaPr>
-                <m:jc m:val="center"/>
-              </m:oMathParaPr>
-              <m:oMath>
-                <m:eqArr>
-                  <m:eqArrPr/>
-                  <m:e>
-                    <m:r>
-                      <m:rPr>
-                        <m:sty m:val="p"/>
-                      </m:rPr>
-                      <w:rPr>
-                        <w:rFonts w:ascii="Cambria Math" w:hAnsi="Cambria Math" w:eastAsia="Cambria Math" w:cs="Cambria Math"/>
-                        <w:sz w:val="18"/>
-                        <w:szCs w:val="18"/>
-                      </w:rPr>
-                      <m:t>Δ</m:t>
-                    </m:r>
-                    <m:sSub>
-                      <m:sSubPr/>
-                      <m:e>
-                        <m:r>
-                          <m:rPr/>
-                          <w:rPr>
-                            <w:rFonts w:ascii="Cambria Math" w:hAnsi="Cambria Math" w:eastAsia="Cambria Math" w:cs="Cambria Math"/>
-                            <w:sz w:val="18"/>
-                            <w:szCs w:val="18"/>
-                          </w:rPr>
-                          <m:t>u</m:t>
-                        </m:r>
-                      </m:e>
-                      <m:sub>
-                        <m:r>
-                          <m:rPr/>
-                          <w:rPr>
-                            <w:rFonts w:ascii="Cambria Math" w:hAnsi="Cambria Math" w:eastAsia="Cambria Math" w:cs="Cambria Math"/>
-                            <w:sz w:val="18"/>
-                            <w:szCs w:val="18"/>
-                          </w:rPr>
-                          <m:t>χ</m:t>
-                        </m:r>
-                      </m:sub>
-                    </m:sSub>
-                    <m:r>
-                      <m:rPr>
-                        <m:sty m:val="p"/>
-                      </m:rPr>
-                      <w:rPr>
-                        <w:rFonts w:ascii="Cambria Math" w:hAnsi="Cambria Math" w:eastAsia="Cambria Math" w:cs="Cambria Math"/>
-                        <w:sz w:val="18"/>
-                        <w:szCs w:val="18"/>
-                      </w:rPr>
-                      <m:t>[</m:t>
-                    </m:r>
-                    <m:r>
-                      <m:rPr/>
-                      <w:rPr>
-                        <w:rFonts w:ascii="Cambria Math" w:hAnsi="Cambria Math" w:eastAsia="Cambria Math" w:cs="Cambria Math"/>
-                        <w:sz w:val="18"/>
-                        <w:szCs w:val="18"/>
-                      </w:rPr>
-                      <m:t>k</m:t>
-                    </m:r>
-                    <m:r>
-                      <m:rPr>
-                        <m:sty m:val="p"/>
-                      </m:rPr>
-                      <w:rPr>
-                        <w:rFonts w:ascii="Cambria Math" w:hAnsi="Cambria Math" w:eastAsia="Cambria Math" w:cs="Cambria Math"/>
-                        <w:sz w:val="18"/>
-                        <w:szCs w:val="18"/>
-                      </w:rPr>
-                      <m:t>]=</m:t>
-                    </m:r>
-                    <m:r>
-                      <m:rPr/>
-                      <w:rPr>
-                        <w:rFonts w:ascii="Cambria Math" w:hAnsi="Cambria Math" w:eastAsia="Cambria Math" w:cs="Cambria Math"/>
-                        <w:sz w:val="18"/>
-                        <w:szCs w:val="18"/>
-                      </w:rPr>
-                      <m:t>​</m:t>
-                    </m:r>
-                    <m:sSub>
-                      <m:sSubPr/>
-                      <m:e>
-                        <m:r>
-                          <m:rPr/>
-                          <w:rPr>
-                            <w:rFonts w:ascii="Cambria Math" w:hAnsi="Cambria Math" w:eastAsia="Cambria Math" w:cs="Cambria Math"/>
-                            <w:sz w:val="18"/>
-                            <w:szCs w:val="18"/>
-                          </w:rPr>
-                          <m:t>K</m:t>
-                        </m:r>
-                      </m:e>
-                      <m:sub>
-                        <m:r>
-                          <m:rPr>
-                            <m:sty m:val="p"/>
-                          </m:rPr>
-                          <w:rPr>
-                            <w:rFonts w:ascii="Cambria Math" w:hAnsi="Cambria Math" w:eastAsia="Cambria Math" w:cs="Cambria Math"/>
-                            <w:sz w:val="18"/>
-                            <w:szCs w:val="18"/>
-                          </w:rPr>
-                          <m:t>P,</m:t>
-                        </m:r>
-                        <m:r>
-                          <m:rPr/>
-                          <w:rPr>
-                            <w:rFonts w:ascii="Cambria Math" w:hAnsi="Cambria Math" w:eastAsia="Cambria Math" w:cs="Cambria Math"/>
-                            <w:sz w:val="18"/>
-                            <w:szCs w:val="18"/>
-                          </w:rPr>
-                          <m:t>χ</m:t>
-                        </m:r>
-                      </m:sub>
-                    </m:sSub>
-                    <m:r>
-                      <m:rPr>
-                        <m:sty m:val="p"/>
-                      </m:rPr>
-                      <w:rPr>
-                        <w:rFonts w:ascii="Cambria Math" w:hAnsi="Cambria Math" w:eastAsia="Cambria Math" w:cs="Cambria Math"/>
-                        <w:sz w:val="18"/>
-                        <w:szCs w:val="18"/>
-                      </w:rPr>
-                      <m:t>(</m:t>
-                    </m:r>
-                    <m:sSub>
-                      <m:sSubPr/>
-                      <m:e>
-                        <m:r>
-                          <m:rPr/>
-                          <w:rPr>
-                            <w:rFonts w:ascii="Cambria Math" w:hAnsi="Cambria Math" w:eastAsia="Cambria Math" w:cs="Cambria Math"/>
-                            <w:sz w:val="18"/>
-                            <w:szCs w:val="18"/>
-                          </w:rPr>
-                          <m:t>e</m:t>
-                        </m:r>
-                      </m:e>
-                      <m:sub>
-                        <m:r>
-                          <m:rPr/>
-                          <w:rPr>
-                            <w:rFonts w:ascii="Cambria Math" w:hAnsi="Cambria Math" w:eastAsia="Cambria Math" w:cs="Cambria Math"/>
-                            <w:sz w:val="18"/>
-                            <w:szCs w:val="18"/>
-                          </w:rPr>
-                          <m:t>χ</m:t>
-                        </m:r>
-                      </m:sub>
-                    </m:sSub>
-                    <m:r>
-                      <m:rPr>
-                        <m:sty m:val="p"/>
-                      </m:rPr>
-                      <w:rPr>
-                        <w:rFonts w:ascii="Cambria Math" w:hAnsi="Cambria Math" w:eastAsia="Cambria Math" w:cs="Cambria Math"/>
-                        <w:sz w:val="18"/>
-                        <w:szCs w:val="18"/>
-                      </w:rPr>
-                      <m:t>[</m:t>
-                    </m:r>
-                    <m:r>
-                      <m:rPr/>
-                      <w:rPr>
-                        <w:rFonts w:ascii="Cambria Math" w:hAnsi="Cambria Math" w:eastAsia="Cambria Math" w:cs="Cambria Math"/>
-                        <w:sz w:val="18"/>
-                        <w:szCs w:val="18"/>
-                      </w:rPr>
-                      <m:t>k</m:t>
-                    </m:r>
-                    <m:r>
-                      <m:rPr>
-                        <m:sty m:val="p"/>
-                      </m:rPr>
-                      <w:rPr>
-                        <w:rFonts w:ascii="Cambria Math" w:hAnsi="Cambria Math" w:eastAsia="Cambria Math" w:cs="Cambria Math"/>
-                        <w:sz w:val="18"/>
-                        <w:szCs w:val="18"/>
-                      </w:rPr>
-                      <m:t>]−</m:t>
-                    </m:r>
-                    <m:sSub>
-                      <m:sSubPr/>
-                      <m:e>
-                        <m:r>
-                          <m:rPr/>
-                          <w:rPr>
-                            <w:rFonts w:ascii="Cambria Math" w:hAnsi="Cambria Math" w:eastAsia="Cambria Math" w:cs="Cambria Math"/>
-                            <w:sz w:val="18"/>
-                            <w:szCs w:val="18"/>
-                          </w:rPr>
-                          <m:t>e</m:t>
-                        </m:r>
-                      </m:e>
-                      <m:sub>
-                        <m:r>
-                          <m:rPr/>
-                          <w:rPr>
-                            <w:rFonts w:ascii="Cambria Math" w:hAnsi="Cambria Math" w:eastAsia="Cambria Math" w:cs="Cambria Math"/>
-                            <w:sz w:val="18"/>
-                            <w:szCs w:val="18"/>
-                          </w:rPr>
-                          <m:t>χ</m:t>
-                        </m:r>
-                      </m:sub>
-                    </m:sSub>
-                    <m:r>
-                      <m:rPr>
-                        <m:sty m:val="p"/>
-                      </m:rPr>
-                      <w:rPr>
-                        <w:rFonts w:ascii="Cambria Math" w:hAnsi="Cambria Math" w:eastAsia="Cambria Math" w:cs="Cambria Math"/>
-                        <w:sz w:val="18"/>
-                        <w:szCs w:val="18"/>
-                      </w:rPr>
-                      <m:t>[</m:t>
-                    </m:r>
-                    <m:r>
-                      <m:rPr/>
-                      <w:rPr>
-                        <w:rFonts w:ascii="Cambria Math" w:hAnsi="Cambria Math" w:eastAsia="Cambria Math" w:cs="Cambria Math"/>
-                        <w:sz w:val="18"/>
-                        <w:szCs w:val="18"/>
-                      </w:rPr>
-                      <m:t>k</m:t>
-                    </m:r>
-                    <m:r>
-                      <m:rPr>
-                        <m:sty m:val="p"/>
-                      </m:rPr>
-                      <w:rPr>
-                        <w:rFonts w:ascii="Cambria Math" w:hAnsi="Cambria Math" w:eastAsia="Cambria Math" w:cs="Cambria Math"/>
-                        <w:sz w:val="18"/>
-                        <w:szCs w:val="18"/>
-                      </w:rPr>
-                      <m:t>−</m:t>
-                    </m:r>
-                    <m:r>
-                      <m:rPr/>
-                      <w:rPr>
-                        <w:rFonts w:ascii="Cambria Math" w:hAnsi="Cambria Math" w:eastAsia="Cambria Math" w:cs="Cambria Math"/>
-                        <w:sz w:val="18"/>
-                        <w:szCs w:val="18"/>
-                      </w:rPr>
-                      <m:t>1</m:t>
-                    </m:r>
-                    <m:r>
-                      <m:rPr>
-                        <m:sty m:val="p"/>
-                      </m:rPr>
-                      <w:rPr>
-                        <w:rFonts w:ascii="Cambria Math" w:hAnsi="Cambria Math" w:eastAsia="Cambria Math" w:cs="Cambria Math"/>
-                        <w:sz w:val="18"/>
-                        <w:szCs w:val="18"/>
-                      </w:rPr>
-                      <m:t>])</m:t>
-                    </m:r>
-                  </m:e>
-                  <m:e>
-                    <m:r>
-                      <m:rPr>
-                        <m:sty m:val="p"/>
-                      </m:rPr>
-                      <w:rPr>
-                        <w:rFonts w:ascii="Cambria Math" w:hAnsi="Cambria Math" w:eastAsia="Cambria Math" w:cs="Cambria Math"/>
-                        <w:sz w:val="18"/>
-                        <w:szCs w:val="18"/>
-                      </w:rPr>
-                      <m:t>+</m:t>
-                    </m:r>
-                    <m:sSub>
-                      <m:sSubPr/>
-                      <m:e>
-                        <m:r>
-                          <m:rPr/>
-                          <w:rPr>
-                            <w:rFonts w:ascii="Cambria Math" w:hAnsi="Cambria Math" w:eastAsia="Cambria Math" w:cs="Cambria Math"/>
-                            <w:sz w:val="18"/>
-                            <w:szCs w:val="18"/>
-                          </w:rPr>
-                          <m:t>K</m:t>
-                        </m:r>
-                      </m:e>
-                      <m:sub>
-                        <m:r>
-                          <m:rPr>
-                            <m:sty m:val="p"/>
-                          </m:rPr>
-                          <w:rPr>
-                            <w:rFonts w:ascii="Cambria Math" w:hAnsi="Cambria Math" w:eastAsia="Cambria Math" w:cs="Cambria Math"/>
-                            <w:sz w:val="18"/>
-                            <w:szCs w:val="18"/>
-                          </w:rPr>
-                          <m:t>I,</m:t>
-                        </m:r>
-                        <m:r>
-                          <m:rPr/>
-                          <w:rPr>
-                            <w:rFonts w:ascii="Cambria Math" w:hAnsi="Cambria Math" w:eastAsia="Cambria Math" w:cs="Cambria Math"/>
-                            <w:sz w:val="18"/>
-                            <w:szCs w:val="18"/>
-                          </w:rPr>
-                          <m:t>χ</m:t>
-                        </m:r>
-                      </m:sub>
-                    </m:sSub>
-                    <m:sSub>
-                      <m:sSubPr/>
-                      <m:e>
-                        <m:r>
-                          <m:rPr/>
-                          <w:rPr>
-                            <w:rFonts w:ascii="Cambria Math" w:hAnsi="Cambria Math" w:eastAsia="Cambria Math" w:cs="Cambria Math"/>
-                            <w:sz w:val="18"/>
-                            <w:szCs w:val="18"/>
-                          </w:rPr>
-                          <m:t>T</m:t>
-                        </m:r>
-                      </m:e>
-                      <m:sub>
-                        <m:r>
-                          <m:rPr>
-                            <m:sty m:val="p"/>
-                          </m:rPr>
-                          <w:rPr>
-                            <w:rFonts w:ascii="Cambria Math" w:hAnsi="Cambria Math" w:eastAsia="Cambria Math" w:cs="Cambria Math"/>
-                            <w:sz w:val="18"/>
-                            <w:szCs w:val="18"/>
-                          </w:rPr>
-                          <m:t>s</m:t>
-                        </m:r>
-                      </m:sub>
-                    </m:sSub>
-                    <m:sSub>
-                      <m:sSubPr/>
-                      <m:e>
-                        <m:r>
-                          <m:rPr/>
-                          <w:rPr>
-                            <w:rFonts w:ascii="Cambria Math" w:hAnsi="Cambria Math" w:eastAsia="Cambria Math" w:cs="Cambria Math"/>
-                            <w:sz w:val="18"/>
-                            <w:szCs w:val="18"/>
-                          </w:rPr>
-                          <m:t>e</m:t>
-                        </m:r>
-                      </m:e>
-                      <m:sub>
-                        <m:r>
-                          <m:rPr/>
-                          <w:rPr>
-                            <w:rFonts w:ascii="Cambria Math" w:hAnsi="Cambria Math" w:eastAsia="Cambria Math" w:cs="Cambria Math"/>
-                            <w:sz w:val="18"/>
-                            <w:szCs w:val="18"/>
-                          </w:rPr>
-                          <m:t>χ</m:t>
-                        </m:r>
-                      </m:sub>
-                    </m:sSub>
-                    <m:r>
-                      <m:rPr>
-                        <m:sty m:val="p"/>
-                      </m:rPr>
-                      <w:rPr>
-                        <w:rFonts w:ascii="Cambria Math" w:hAnsi="Cambria Math" w:eastAsia="Cambria Math" w:cs="Cambria Math"/>
-                        <w:sz w:val="18"/>
-                        <w:szCs w:val="18"/>
-                      </w:rPr>
-                      <m:t>[</m:t>
-                    </m:r>
-                    <m:r>
-                      <m:rPr/>
-                      <w:rPr>
-                        <w:rFonts w:ascii="Cambria Math" w:hAnsi="Cambria Math" w:eastAsia="Cambria Math" w:cs="Cambria Math"/>
-                        <w:sz w:val="18"/>
-                        <w:szCs w:val="18"/>
-                      </w:rPr>
-                      <m:t>k</m:t>
-                    </m:r>
-                    <m:r>
-                      <m:rPr>
-                        <m:sty m:val="p"/>
-                      </m:rPr>
-                      <w:rPr>
-                        <w:rFonts w:ascii="Cambria Math" w:hAnsi="Cambria Math" w:eastAsia="Cambria Math" w:cs="Cambria Math"/>
-                        <w:sz w:val="18"/>
-                        <w:szCs w:val="18"/>
-                      </w:rPr>
-                      <m:t>]</m:t>
-                    </m:r>
-                  </m:e>
-                  <m:e>
-                    <m:r>
-                      <m:rPr>
-                        <m:sty m:val="p"/>
-                      </m:rPr>
-                      <w:rPr>
-                        <w:rFonts w:ascii="Cambria Math" w:hAnsi="Cambria Math" w:eastAsia="Cambria Math" w:cs="Cambria Math"/>
-                        <w:sz w:val="18"/>
-                        <w:szCs w:val="18"/>
-                      </w:rPr>
-                      <m:t>+</m:t>
-                    </m:r>
-                    <m:f>
-                      <m:fPr/>
-                      <m:num>
-                        <m:sSub>
-                          <m:sSubPr/>
-                          <m:e>
-                            <m:r>
-                              <m:rPr/>
-                              <w:rPr>
-                                <w:rFonts w:ascii="Cambria Math" w:hAnsi="Cambria Math" w:eastAsia="Cambria Math" w:cs="Cambria Math"/>
-                                <w:sz w:val="18"/>
-                                <w:szCs w:val="18"/>
-                              </w:rPr>
-                              <m:t>K</m:t>
-                            </m:r>
-                          </m:e>
-                          <m:sub>
-                            <m:r>
-                              <m:rPr>
-                                <m:sty m:val="p"/>
-                              </m:rPr>
-                              <w:rPr>
-                                <w:rFonts w:ascii="Cambria Math" w:hAnsi="Cambria Math" w:eastAsia="Cambria Math" w:cs="Cambria Math"/>
-                                <w:sz w:val="18"/>
-                                <w:szCs w:val="18"/>
-                              </w:rPr>
-                              <m:t>D,</m:t>
-                            </m:r>
-                            <m:r>
-                              <m:rPr/>
-                              <w:rPr>
-                                <w:rFonts w:ascii="Cambria Math" w:hAnsi="Cambria Math" w:eastAsia="Cambria Math" w:cs="Cambria Math"/>
-                                <w:sz w:val="18"/>
-                                <w:szCs w:val="18"/>
-                              </w:rPr>
-                              <m:t>χ</m:t>
-                            </m:r>
-                          </m:sub>
-                        </m:sSub>
-                      </m:num>
-                      <m:den>
-                        <m:sSub>
-                          <m:sSubPr/>
-                          <m:e>
-                            <m:r>
-                              <m:rPr/>
-                              <w:rPr>
-                                <w:rFonts w:ascii="Cambria Math" w:hAnsi="Cambria Math" w:eastAsia="Cambria Math" w:cs="Cambria Math"/>
-                                <w:sz w:val="18"/>
-                                <w:szCs w:val="18"/>
-                              </w:rPr>
-                              <m:t>T</m:t>
-                            </m:r>
-                          </m:e>
-                          <m:sub>
-                            <m:r>
-                              <m:rPr>
-                                <m:sty m:val="p"/>
-                              </m:rPr>
-                              <w:rPr>
-                                <w:rFonts w:ascii="Cambria Math" w:hAnsi="Cambria Math" w:eastAsia="Cambria Math" w:cs="Cambria Math"/>
-                                <w:sz w:val="18"/>
-                                <w:szCs w:val="18"/>
-                              </w:rPr>
-                              <m:t>s</m:t>
-                            </m:r>
-                          </m:sub>
-                        </m:sSub>
-                      </m:den>
-                    </m:f>
-                    <m:r>
-                      <m:rPr>
-                        <m:sty m:val="p"/>
-                      </m:rPr>
-                      <w:rPr>
-                        <w:rFonts w:ascii="Cambria Math" w:hAnsi="Cambria Math" w:eastAsia="Cambria Math" w:cs="Cambria Math"/>
-                        <w:sz w:val="18"/>
-                        <w:szCs w:val="18"/>
-                      </w:rPr>
-                      <m:t>(</m:t>
-                    </m:r>
-                    <m:sSub>
-                      <m:sSubPr/>
-                      <m:e>
-                        <m:r>
-                          <m:rPr/>
-                          <w:rPr>
-                            <w:rFonts w:ascii="Cambria Math" w:hAnsi="Cambria Math" w:eastAsia="Cambria Math" w:cs="Cambria Math"/>
-                            <w:sz w:val="18"/>
-                            <w:szCs w:val="18"/>
-                          </w:rPr>
-                          <m:t>e</m:t>
-                        </m:r>
-                      </m:e>
-                      <m:sub>
-                        <m:r>
-                          <m:rPr/>
-                          <w:rPr>
-                            <w:rFonts w:ascii="Cambria Math" w:hAnsi="Cambria Math" w:eastAsia="Cambria Math" w:cs="Cambria Math"/>
-                            <w:sz w:val="18"/>
-                            <w:szCs w:val="18"/>
-                          </w:rPr>
-                          <m:t>χ</m:t>
-                        </m:r>
-                      </m:sub>
-                    </m:sSub>
-                    <m:r>
-                      <m:rPr>
-                        <m:sty m:val="p"/>
-                      </m:rPr>
-                      <w:rPr>
-                        <w:rFonts w:ascii="Cambria Math" w:hAnsi="Cambria Math" w:eastAsia="Cambria Math" w:cs="Cambria Math"/>
-                        <w:sz w:val="18"/>
-                        <w:szCs w:val="18"/>
-                      </w:rPr>
-                      <m:t>[</m:t>
-                    </m:r>
-                    <m:r>
-                      <m:rPr/>
-                      <w:rPr>
-                        <w:rFonts w:ascii="Cambria Math" w:hAnsi="Cambria Math" w:eastAsia="Cambria Math" w:cs="Cambria Math"/>
-                        <w:sz w:val="18"/>
-                        <w:szCs w:val="18"/>
-                      </w:rPr>
-                      <m:t>k</m:t>
-                    </m:r>
-                    <m:r>
-                      <m:rPr>
-                        <m:sty m:val="p"/>
-                      </m:rPr>
-                      <w:rPr>
-                        <w:rFonts w:ascii="Cambria Math" w:hAnsi="Cambria Math" w:eastAsia="Cambria Math" w:cs="Cambria Math"/>
-                        <w:sz w:val="18"/>
-                        <w:szCs w:val="18"/>
-                      </w:rPr>
-                      <m:t>]−</m:t>
-                    </m:r>
-                    <m:r>
-                      <m:rPr/>
-                      <w:rPr>
-                        <w:rFonts w:ascii="Cambria Math" w:hAnsi="Cambria Math" w:eastAsia="Cambria Math" w:cs="Cambria Math"/>
-                        <w:sz w:val="18"/>
-                        <w:szCs w:val="18"/>
-                      </w:rPr>
-                      <m:t>2</m:t>
-                    </m:r>
-                    <m:sSub>
-                      <m:sSubPr/>
-                      <m:e>
-                        <m:r>
-                          <m:rPr/>
-                          <w:rPr>
-                            <w:rFonts w:ascii="Cambria Math" w:hAnsi="Cambria Math" w:eastAsia="Cambria Math" w:cs="Cambria Math"/>
-                            <w:sz w:val="18"/>
-                            <w:szCs w:val="18"/>
-                          </w:rPr>
-                          <m:t>e</m:t>
-                        </m:r>
-                      </m:e>
-                      <m:sub>
-                        <m:r>
-                          <m:rPr/>
-                          <w:rPr>
-                            <w:rFonts w:ascii="Cambria Math" w:hAnsi="Cambria Math" w:eastAsia="Cambria Math" w:cs="Cambria Math"/>
-                            <w:sz w:val="18"/>
-                            <w:szCs w:val="18"/>
-                          </w:rPr>
-                          <m:t>χ</m:t>
-                        </m:r>
-                      </m:sub>
-                    </m:sSub>
-                    <m:r>
-                      <m:rPr>
-                        <m:sty m:val="p"/>
-                      </m:rPr>
-                      <w:rPr>
-                        <w:rFonts w:ascii="Cambria Math" w:hAnsi="Cambria Math" w:eastAsia="Cambria Math" w:cs="Cambria Math"/>
-                        <w:sz w:val="18"/>
-                        <w:szCs w:val="18"/>
-                      </w:rPr>
-                      <m:t>[</m:t>
-                    </m:r>
-                    <m:r>
-                      <m:rPr/>
-                      <w:rPr>
-                        <w:rFonts w:ascii="Cambria Math" w:hAnsi="Cambria Math" w:eastAsia="Cambria Math" w:cs="Cambria Math"/>
-                        <w:sz w:val="18"/>
-                        <w:szCs w:val="18"/>
-                      </w:rPr>
-                      <m:t>k</m:t>
-                    </m:r>
-                    <m:r>
-                      <m:rPr>
-                        <m:sty m:val="p"/>
-                      </m:rPr>
-                      <w:rPr>
-                        <w:rFonts w:ascii="Cambria Math" w:hAnsi="Cambria Math" w:eastAsia="Cambria Math" w:cs="Cambria Math"/>
-                        <w:sz w:val="18"/>
-                        <w:szCs w:val="18"/>
-                      </w:rPr>
-                      <m:t>−</m:t>
-                    </m:r>
-                    <m:r>
-                      <m:rPr/>
-                      <w:rPr>
-                        <w:rFonts w:ascii="Cambria Math" w:hAnsi="Cambria Math" w:eastAsia="Cambria Math" w:cs="Cambria Math"/>
-                        <w:sz w:val="18"/>
-                        <w:szCs w:val="18"/>
-                      </w:rPr>
-                      <m:t>1</m:t>
-                    </m:r>
-                    <m:r>
-                      <m:rPr>
-                        <m:sty m:val="p"/>
-                      </m:rPr>
-                      <w:rPr>
-                        <w:rFonts w:ascii="Cambria Math" w:hAnsi="Cambria Math" w:eastAsia="Cambria Math" w:cs="Cambria Math"/>
-                        <w:sz w:val="18"/>
-                        <w:szCs w:val="18"/>
-                      </w:rPr>
-                      <m:t>]+</m:t>
-                    </m:r>
-                    <m:sSub>
-                      <m:sSubPr/>
-                      <m:e>
-                        <m:r>
-                          <m:rPr/>
-                          <w:rPr>
-                            <w:rFonts w:ascii="Cambria Math" w:hAnsi="Cambria Math" w:eastAsia="Cambria Math" w:cs="Cambria Math"/>
-                            <w:sz w:val="18"/>
-                            <w:szCs w:val="18"/>
-                          </w:rPr>
-                          <m:t>e</m:t>
-                        </m:r>
-                      </m:e>
-                      <m:sub>
-                        <m:r>
-                          <m:rPr/>
-                          <w:rPr>
-                            <w:rFonts w:ascii="Cambria Math" w:hAnsi="Cambria Math" w:eastAsia="Cambria Math" w:cs="Cambria Math"/>
-                            <w:sz w:val="18"/>
-                            <w:szCs w:val="18"/>
-                          </w:rPr>
-                          <m:t>χ</m:t>
-                        </m:r>
-                      </m:sub>
-                    </m:sSub>
-                    <m:r>
-                      <m:rPr>
-                        <m:sty m:val="p"/>
-                      </m:rPr>
-                      <w:rPr>
-                        <w:rFonts w:ascii="Cambria Math" w:hAnsi="Cambria Math" w:eastAsia="Cambria Math" w:cs="Cambria Math"/>
-                        <w:sz w:val="18"/>
-                        <w:szCs w:val="18"/>
-                      </w:rPr>
-                      <m:t>[</m:t>
-                    </m:r>
-                    <m:r>
-                      <m:rPr/>
-                      <w:rPr>
-                        <w:rFonts w:ascii="Cambria Math" w:hAnsi="Cambria Math" w:eastAsia="Cambria Math" w:cs="Cambria Math"/>
-                        <w:sz w:val="18"/>
-                        <w:szCs w:val="18"/>
-                      </w:rPr>
-                      <m:t>k</m:t>
-                    </m:r>
-                    <m:r>
-                      <m:rPr>
-                        <m:sty m:val="p"/>
-                      </m:rPr>
-                      <w:rPr>
-                        <w:rFonts w:ascii="Cambria Math" w:hAnsi="Cambria Math" w:eastAsia="Cambria Math" w:cs="Cambria Math"/>
-                        <w:sz w:val="18"/>
-                        <w:szCs w:val="18"/>
-                      </w:rPr>
-                      <m:t>−</m:t>
-                    </m:r>
-                    <m:r>
-                      <m:rPr/>
-                      <w:rPr>
-                        <w:rFonts w:ascii="Cambria Math" w:hAnsi="Cambria Math" w:eastAsia="Cambria Math" w:cs="Cambria Math"/>
-                        <w:sz w:val="18"/>
-                        <w:szCs w:val="18"/>
-                      </w:rPr>
-                      <m:t>2</m:t>
-                    </m:r>
-                    <m:r>
-                      <m:rPr>
-                        <m:sty m:val="p"/>
-                      </m:rPr>
-                      <w:rPr>
-                        <w:rFonts w:ascii="Cambria Math" w:hAnsi="Cambria Math" w:eastAsia="Cambria Math" w:cs="Cambria Math"/>
-                        <w:sz w:val="18"/>
-                        <w:szCs w:val="18"/>
-                      </w:rPr>
-                      <m:t>]).</m:t>
-                    </m:r>
-                  </m:e>
-                </m:eqArr>
-              </m:oMath>
-            </m:oMathPara>
-          </w:p>
-        </w:tc>
-        <w:tc>
-          <w:tcPr>
-            <w:tcW w:w="390" w:type="dxa"/>
-            <w:vAlign w:val="center"/>
-          </w:tcPr>
-          <w:p>
-            <w:pPr>
-              <w:numPr>
-                <w:ilvl w:val="0"/>
-                <w:numId w:val="0"/>
-              </w:numPr>
-              <w:snapToGrid w:val="0"/>
-              <w:jc w:val="right"/>
-              <w:rPr>
-                <w:sz w:val="16"/>
-              </w:rPr>
-            </w:pPr>
-            <w:r>
-              <w:rPr>
-                <w:sz w:val="16"/>
-                <w:szCs w:val="16"/>
-              </w:rPr>
-              <w:t>(19)</w:t>
-            </w:r>
-          </w:p>
-        </w:tc>
-      </w:tr>
-    </w:tbl>
-    <w:p>
-      <w:pPr>
-        <w:pStyle w:val="7"/>
-        <w:numPr>
-          <w:ilvl w:val="0"/>
-          <w:numId w:val="0"/>
-        </w:numPr>
-        <w:snapToGrid w:val="0"/>
-        <w:rPr>
-          <w:sz w:val="20"/>
-        </w:rPr>
-      </w:pPr>
-      <w:r>
-        <w:rPr>
-          <w:rFonts w:hint="eastAsia"/>
-          <w:sz w:val="20"/>
-          <w:szCs w:val="20"/>
-        </w:rPr>
-        <w:t xml:space="preserve">这里，</w:t>
-      </w:r>
-      <m:oMath>
-        <m:sSub>
-          <m:e>
-            <m:r>
-              <m:rPr>
-                <m:sty m:val="i"/>
-              </m:rPr>
-              <w:rPr>
-                <w:rFonts w:ascii="Cambria Math" w:hAnsi="Cambria Math" w:eastAsia="Cambria Math" w:cs="Cambria Math"/>
-                <w:sz w:val="20"/>
-                <w:szCs w:val="20"/>
-              </w:rPr>
-              <m:t>T</m:t>
-            </m:r>
-          </m:e>
-          <m:sub>
-            <m:r>
-              <m:rPr>
-                <m:sty m:val="p"/>
-              </m:rPr>
-              <w:rPr>
-                <w:rFonts w:ascii="Cambria Math" w:hAnsi="Cambria Math" w:eastAsia="Cambria Math" w:cs="Cambria Math"/>
-                <w:sz w:val="20"/>
-                <w:szCs w:val="20"/>
-              </w:rPr>
-              <m:t>s</m:t>
-            </m:r>
-          </m:sub>
-        </m:sSub>
-      </m:oMath>
-      <w:r>
-        <w:rPr>
-          <w:rFonts w:hint="eastAsia"/>
-          <w:sz w:val="20"/>
-          <w:szCs w:val="20"/>
-        </w:rPr>
-        <w:t xml:space="preserve"> 为采样周期，单位为 s；</w:t>
-      </w:r>
-      <m:oMath>
-        <m:sSub>
-          <m:e>
-            <m:r>
-              <m:rPr>
-                <m:sty m:val="i"/>
-              </m:rPr>
-              <w:rPr>
-                <w:rFonts w:ascii="Cambria Math" w:hAnsi="Cambria Math" w:eastAsia="Cambria Math" w:cs="Cambria Math"/>
-                <w:sz w:val="20"/>
-                <w:szCs w:val="20"/>
-              </w:rPr>
-              <m:t>K</m:t>
-            </m:r>
-          </m:e>
-          <m:sub>
-            <m:r>
-              <m:rPr>
-                <m:sty m:val="p"/>
-              </m:rPr>
-              <w:rPr>
-                <w:rFonts w:ascii="Cambria Math" w:hAnsi="Cambria Math" w:eastAsia="Cambria Math" w:cs="Cambria Math"/>
-                <w:sz w:val="20"/>
-                <w:szCs w:val="20"/>
-              </w:rPr>
-              <m:t>P</m:t>
-            </m:r>
-            <m:r>
-              <m:rPr>
-                <m:sty m:val="p"/>
-              </m:rPr>
-              <w:rPr>
-                <w:rFonts w:ascii="Cambria Math" w:hAnsi="Cambria Math" w:eastAsia="Cambria Math" w:cs="Cambria Math"/>
-                <w:sz w:val="20"/>
-                <w:szCs w:val="20"/>
-              </w:rPr>
-              <m:t>,</m:t>
-            </m:r>
-            <m:r>
-              <m:rPr>
-                <m:sty m:val="i"/>
-              </m:rPr>
-              <w:rPr>
-                <w:rFonts w:ascii="Cambria Math" w:hAnsi="Cambria Math" w:eastAsia="Cambria Math" w:cs="Cambria Math"/>
-                <w:sz w:val="20"/>
-                <w:szCs w:val="20"/>
-              </w:rPr>
-              <m:t>χ</m:t>
-            </m:r>
-          </m:sub>
-        </m:sSub>
-      </m:oMath>
-      <w:r>
-        <w:rPr>
-          <w:rFonts w:hint="eastAsia"/>
-          <w:sz w:val="20"/>
-          <w:szCs w:val="20"/>
-        </w:rPr>
-        <w:t xml:space="preserve">、</w:t>
-      </w:r>
-      <m:oMath>
-        <m:sSub>
-          <m:e>
-            <m:r>
-              <m:rPr>
-                <m:sty m:val="i"/>
-              </m:rPr>
-              <w:rPr>
-                <w:rFonts w:ascii="Cambria Math" w:hAnsi="Cambria Math" w:eastAsia="Cambria Math" w:cs="Cambria Math"/>
-                <w:sz w:val="20"/>
-                <w:szCs w:val="20"/>
-              </w:rPr>
-              <m:t>K</m:t>
-            </m:r>
-          </m:e>
-          <m:sub>
-            <m:r>
-              <m:rPr>
-                <m:sty m:val="p"/>
-              </m:rPr>
-              <w:rPr>
-                <w:rFonts w:ascii="Cambria Math" w:hAnsi="Cambria Math" w:eastAsia="Cambria Math" w:cs="Cambria Math"/>
-                <w:sz w:val="20"/>
-                <w:szCs w:val="20"/>
-              </w:rPr>
-              <m:t>I</m:t>
-            </m:r>
-            <m:r>
-              <m:rPr>
-                <m:sty m:val="p"/>
-              </m:rPr>
-              <w:rPr>
-                <w:rFonts w:ascii="Cambria Math" w:hAnsi="Cambria Math" w:eastAsia="Cambria Math" w:cs="Cambria Math"/>
-                <w:sz w:val="20"/>
-                <w:szCs w:val="20"/>
-              </w:rPr>
-              <m:t>,</m:t>
-            </m:r>
-            <m:r>
-              <m:rPr>
-                <m:sty m:val="i"/>
-              </m:rPr>
-              <w:rPr>
-                <w:rFonts w:ascii="Cambria Math" w:hAnsi="Cambria Math" w:eastAsia="Cambria Math" w:cs="Cambria Math"/>
-                <w:sz w:val="20"/>
-                <w:szCs w:val="20"/>
-              </w:rPr>
-              <m:t>χ</m:t>
-            </m:r>
-          </m:sub>
-        </m:sSub>
-      </m:oMath>
-      <w:r>
-        <w:rPr>
-          <w:rFonts w:hint="eastAsia"/>
-          <w:sz w:val="20"/>
-          <w:szCs w:val="20"/>
-        </w:rPr>
-        <w:t xml:space="preserve">、</w:t>
-      </w:r>
-      <m:oMath>
-        <m:sSub>
-          <m:e>
-            <m:r>
-              <m:rPr>
-                <m:sty m:val="i"/>
-              </m:rPr>
-              <w:rPr>
-                <w:rFonts w:ascii="Cambria Math" w:hAnsi="Cambria Math" w:eastAsia="Cambria Math" w:cs="Cambria Math"/>
-                <w:sz w:val="20"/>
-                <w:szCs w:val="20"/>
-              </w:rPr>
-              <m:t>K</m:t>
-            </m:r>
-          </m:e>
-          <m:sub>
-            <m:r>
-              <m:rPr>
-                <m:sty m:val="p"/>
-              </m:rPr>
-              <w:rPr>
-                <w:rFonts w:ascii="Cambria Math" w:hAnsi="Cambria Math" w:eastAsia="Cambria Math" w:cs="Cambria Math"/>
-                <w:sz w:val="20"/>
-                <w:szCs w:val="20"/>
-              </w:rPr>
-              <m:t>D</m:t>
-            </m:r>
-            <m:r>
-              <m:rPr>
-                <m:sty m:val="p"/>
-              </m:rPr>
-              <w:rPr>
-                <w:rFonts w:ascii="Cambria Math" w:hAnsi="Cambria Math" w:eastAsia="Cambria Math" w:cs="Cambria Math"/>
-                <w:sz w:val="20"/>
-                <w:szCs w:val="20"/>
-              </w:rPr>
-              <m:t>,</m:t>
-            </m:r>
-            <m:r>
-              <m:rPr>
-                <m:sty m:val="i"/>
-              </m:rPr>
-              <w:rPr>
-                <w:rFonts w:ascii="Cambria Math" w:hAnsi="Cambria Math" w:eastAsia="Cambria Math" w:cs="Cambria Math"/>
-                <w:sz w:val="20"/>
-                <w:szCs w:val="20"/>
-              </w:rPr>
-              <m:t>χ</m:t>
-            </m:r>
-          </m:sub>
-        </m:sSub>
-      </m:oMath>
-      <w:r>
-        <w:rPr>
-          <w:rFonts w:hint="eastAsia"/>
-          <w:sz w:val="20"/>
-          <w:szCs w:val="20"/>
-        </w:rPr>
-        <w:t xml:space="preserve"> 分别为比例、积分、微分增益，其单位应使输出 </w:t>
-      </w:r>
-      <m:oMath>
-        <m:r>
-          <m:rPr>
-            <m:sty m:val="p"/>
-          </m:rPr>
-          <w:rPr>
-            <w:rFonts w:ascii="Cambria Math" w:hAnsi="Cambria Math" w:eastAsia="Cambria Math" w:cs="Cambria Math"/>
-            <w:sz w:val="20"/>
-            <w:szCs w:val="20"/>
-          </w:rPr>
-          <m:t>Δ</m:t>
-        </m:r>
-        <m:sSub>
-          <m:e>
-            <m:r>
-              <m:rPr>
-                <m:sty m:val="i"/>
-              </m:rPr>
-              <w:rPr>
-                <w:rFonts w:ascii="Cambria Math" w:hAnsi="Cambria Math" w:eastAsia="Cambria Math" w:cs="Cambria Math"/>
-                <w:sz w:val="20"/>
-                <w:szCs w:val="20"/>
-              </w:rPr>
-              <m:t>u</m:t>
-            </m:r>
-          </m:e>
-          <m:sub>
-            <m:r>
-              <m:rPr>
-                <m:sty m:val="i"/>
-              </m:rPr>
-              <w:rPr>
-                <w:rFonts w:ascii="Cambria Math" w:hAnsi="Cambria Math" w:eastAsia="Cambria Math" w:cs="Cambria Math"/>
-                <w:sz w:val="20"/>
-                <w:szCs w:val="20"/>
-              </w:rPr>
-              <m:t>χ</m:t>
-            </m:r>
-          </m:sub>
-        </m:sSub>
-        <m:r>
-          <m:rPr>
-            <m:sty m:val="p"/>
-          </m:rPr>
-          <w:rPr>
-            <w:rFonts w:ascii="Cambria Math" w:hAnsi="Cambria Math" w:eastAsia="Cambria Math" w:cs="Cambria Math"/>
-            <w:sz w:val="20"/>
-            <w:szCs w:val="20"/>
-          </w:rPr>
-          <m:t>[</m:t>
-        </m:r>
-        <m:r>
-          <m:rPr>
-            <m:sty m:val="i"/>
-          </m:rPr>
-          <w:rPr>
-            <w:rFonts w:ascii="Cambria Math" w:hAnsi="Cambria Math" w:eastAsia="Cambria Math" w:cs="Cambria Math"/>
-            <w:sz w:val="20"/>
-            <w:szCs w:val="20"/>
-          </w:rPr>
-          <m:t>k</m:t>
-        </m:r>
-        <m:r>
-          <m:rPr>
-            <m:sty m:val="p"/>
-          </m:rPr>
-          <w:rPr>
-            <w:rFonts w:ascii="Cambria Math" w:hAnsi="Cambria Math" w:eastAsia="Cambria Math" w:cs="Cambria Math"/>
-            <w:sz w:val="20"/>
-            <w:szCs w:val="20"/>
-          </w:rPr>
-          <m:t>]</m:t>
-        </m:r>
-      </m:oMath>
-      <w:r>
-        <w:rPr>
-          <w:rFonts w:hint="eastAsia"/>
-          <w:sz w:val="20"/>
-          <w:szCs w:val="20"/>
-        </w:rPr>
-        <w:t xml:space="preserve"> 的单位为 m。式（19）是可选扩展，不意味着报告已验证非零积分、微分增益的完整 PID 实现。</w:t>
-      </w:r>
-    </w:p>
-    <w:p>
-      <w:pPr>
-        <w:pStyle w:val="7"/>
-        <w:numPr>
-          <w:ilvl w:val="0"/>
-          <w:numId w:val="0"/>
-        </w:numPr>
-        <w:snapToGrid w:val="0"/>
-        <w:rPr>
-          <w:sz w:val="20"/>
-        </w:rPr>
-      </w:pPr>
-      <w:r>
-        <w:rPr>
-          <w:rFonts w:hint="eastAsia"/>
-          <w:sz w:val="20"/>
-          <w:szCs w:val="20"/>
-        </w:rPr>
         <w:t xml:space="preserve">在机体系中，</w:t>
       </w:r>
       <m:oMath>
@@ -18281,7 +17133,7 @@
       <w:tblPr>
         <w:tblStyle w:val="10"/>
         <w:tblW w:w="4866" w:type="dxa"/>
-        <w:tblCaption w:val="Equation 20"/>
+        <w:tblCaption w:val="Equation 19"/>
         <w:tblInd w:w="0" w:type="dxa"/>
         <w:tblBorders>
           <w:top w:val="none" w:color="B0B0B0" w:sz="4" w:space="0"/>
@@ -18709,7 +17561,7 @@
                 <w:sz w:val="16"/>
                 <w:szCs w:val="16"/>
               </w:rPr>
-              <w:t>(20)</w:t>
+              <w:t>(19)</w:t>
             </w:r>
           </w:p>
         </w:tc>
@@ -19120,7 +17972,7 @@
         <w:snapToGrid w:val="0"/>
       </w:pPr>
       <w:r>
-        <w:t>Fig. 6. 底盘姿态控制器闭环方框图。滚转与俯仰分别采用式（18）的串级比例反馈及高度增量累加，两轴修正量经式（20）共同分配至四腿；关节伺服内环合并表示。</w:t>
+        <w:t>Fig. 6. 底盘姿态控制器闭环方框图。滚转与俯仰分别采用式（18）的双环 P 控制及高度增量累加，两轴修正量经式（19）共同分配至四腿；关节伺服内环合并表示。</w:t>
       </w:r>
     </w:p>
     <w:bookmarkEnd w:id="8"/>
@@ -19355,7 +18207,7 @@
       <w:tblPr>
         <w:tblStyle w:val="10"/>
         <w:tblW w:w="4866" w:type="dxa"/>
-        <w:tblCaption w:val="Equation 21"/>
+        <w:tblCaption w:val="Equation 20"/>
         <w:tblInd w:w="0" w:type="dxa"/>
         <w:tblBorders>
           <w:top w:val="none" w:color="B0B0B0" w:sz="4" w:space="0"/>
@@ -19616,7 +18468,7 @@
                 <w:sz w:val="16"/>
                 <w:szCs w:val="16"/>
               </w:rPr>
-              <w:t>(21)</w:t>
+              <w:t>(20)</w:t>
             </w:r>
           </w:p>
         </w:tc>
@@ -20870,7 +19722,7 @@
       <w:tblPr>
         <w:tblStyle w:val="10"/>
         <w:tblW w:w="4866" w:type="dxa"/>
-        <w:tblCaption w:val="Equation 22"/>
+        <w:tblCaption w:val="Equation 21"/>
         <w:tblInd w:w="0" w:type="dxa"/>
         <w:tblBorders>
           <w:top w:val="none" w:color="B0B0B0" w:sz="4" w:space="0"/>
@@ -21705,7 +20557,7 @@
                 <w:sz w:val="16"/>
                 <w:szCs w:val="16"/>
               </w:rPr>
-              <w:t>(22)</w:t>
+              <w:t>(21)</w:t>
             </w:r>
           </w:p>
         </w:tc>
@@ -21903,7 +20755,7 @@
       <w:tblPr>
         <w:tblStyle w:val="10"/>
         <w:tblW w:w="4866" w:type="dxa"/>
-        <w:tblCaption w:val="Equation 23"/>
+        <w:tblCaption w:val="Equation 22"/>
         <w:tblInd w:w="0" w:type="dxa"/>
         <w:tblBorders>
           <w:top w:val="none" w:color="B0B0B0" w:sz="4" w:space="0"/>
@@ -22178,7 +21030,7 @@
                 <w:sz w:val="16"/>
                 <w:szCs w:val="16"/>
               </w:rPr>
-              <w:t>(23)</w:t>
+              <w:t>(22)</w:t>
             </w:r>
           </w:p>
         </w:tc>
@@ -22775,7 +21627,7 @@
       <w:tblPr>
         <w:tblStyle w:val="10"/>
         <w:tblW w:w="4866" w:type="dxa"/>
-        <w:tblCaption w:val="Equation 24"/>
+        <w:tblCaption w:val="Equation 23"/>
         <w:tblInd w:w="0" w:type="dxa"/>
         <w:tblBorders>
           <w:top w:val="none" w:color="B0B0B0" w:sz="4" w:space="0"/>
@@ -23400,7 +22252,7 @@
                 <w:sz w:val="16"/>
                 <w:szCs w:val="16"/>
               </w:rPr>
-              <w:t>(24)</w:t>
+              <w:t>(23)</w:t>
             </w:r>
           </w:p>
         </w:tc>
@@ -25153,7 +24005,7 @@
       <w:tblPr>
         <w:tblStyle w:val="10"/>
         <w:tblW w:w="4866" w:type="dxa"/>
-        <w:tblCaption w:val="Equation 25"/>
+        <w:tblCaption w:val="Equation 24"/>
         <w:tblInd w:w="0" w:type="dxa"/>
         <w:tblBorders>
           <w:top w:val="none" w:color="B0B0B0" w:sz="4" w:space="0"/>
@@ -25595,7 +24447,7 @@
                 <w:sz w:val="16"/>
                 <w:szCs w:val="16"/>
               </w:rPr>
-              <w:t>(25)</w:t>
+              <w:t>(24)</w:t>
             </w:r>
           </w:p>
         </w:tc>
@@ -25626,7 +24478,7 @@
       <w:tblPr>
         <w:tblStyle w:val="10"/>
         <w:tblW w:w="4866" w:type="dxa"/>
-        <w:tblCaption w:val="Equation 26"/>
+        <w:tblCaption w:val="Equation 25"/>
         <w:tblInd w:w="0" w:type="dxa"/>
         <w:tblBorders>
           <w:top w:val="none" w:color="B0B0B0" w:sz="4" w:space="0"/>
@@ -25975,7 +24827,7 @@
                 <w:sz w:val="16"/>
                 <w:szCs w:val="16"/>
               </w:rPr>
-              <w:t>(26)</w:t>
+              <w:t>(25)</w:t>
             </w:r>
           </w:p>
         </w:tc>
@@ -26036,7 +24888,7 @@
       <w:tblPr>
         <w:tblStyle w:val="10"/>
         <w:tblW w:w="4866" w:type="dxa"/>
-        <w:tblCaption w:val="Equation 27"/>
+        <w:tblCaption w:val="Equation 26"/>
         <w:tblInd w:w="0" w:type="dxa"/>
         <w:tblBorders>
           <w:top w:val="none" w:color="B0B0B0" w:sz="4" w:space="0"/>
@@ -26495,7 +25347,7 @@
                 <w:sz w:val="16"/>
                 <w:szCs w:val="16"/>
               </w:rPr>
-              <w:t>(27)</w:t>
+              <w:t>(26)</w:t>
             </w:r>
           </w:p>
         </w:tc>
@@ -26707,7 +25559,7 @@
       <w:tblPr>
         <w:tblStyle w:val="10"/>
         <w:tblW w:w="4866" w:type="dxa"/>
-        <w:tblCaption w:val="Equation 28"/>
+        <w:tblCaption w:val="Equation 27"/>
         <w:tblInd w:w="0" w:type="dxa"/>
         <w:tblBorders>
           <w:top w:val="none" w:color="B0B0B0" w:sz="4" w:space="0"/>
@@ -27721,7 +26573,7 @@
                 <w:sz w:val="16"/>
                 <w:szCs w:val="16"/>
               </w:rPr>
-              <w:t>(28)</w:t>
+              <w:t>(27)</w:t>
             </w:r>
           </w:p>
         </w:tc>
@@ -28035,7 +26887,7 @@
       <w:tblPr>
         <w:tblStyle w:val="10"/>
         <w:tblW w:w="4866" w:type="dxa"/>
-        <w:tblCaption w:val="Equation 29"/>
+        <w:tblCaption w:val="Equation 28"/>
         <w:tblInd w:w="0" w:type="dxa"/>
         <w:tblBorders>
           <w:top w:val="none" w:color="B0B0B0" w:sz="4" w:space="0"/>
@@ -28315,7 +27167,7 @@
                 <w:sz w:val="16"/>
                 <w:szCs w:val="16"/>
               </w:rPr>
-              <w:t>(29)</w:t>
+              <w:t>(28)</w:t>
             </w:r>
           </w:p>
         </w:tc>
@@ -28551,7 +27403,7 @@
       <w:tblPr>
         <w:tblStyle w:val="10"/>
         <w:tblW w:w="4866" w:type="dxa"/>
-        <w:tblCaption w:val="Equation 30"/>
+        <w:tblCaption w:val="Equation 29"/>
         <w:tblInd w:w="0" w:type="dxa"/>
         <w:tblBorders>
           <w:top w:val="none" w:color="B0B0B0" w:sz="4" w:space="0"/>
@@ -29215,7 +28067,7 @@
                 <w:sz w:val="16"/>
                 <w:szCs w:val="16"/>
               </w:rPr>
-              <w:t>(30)</w:t>
+              <w:t>(29)</w:t>
             </w:r>
           </w:p>
         </w:tc>
@@ -29410,7 +28262,7 @@
       <w:tblPr>
         <w:tblStyle w:val="10"/>
         <w:tblW w:w="4866" w:type="dxa"/>
-        <w:tblCaption w:val="Equation 31"/>
+        <w:tblCaption w:val="Equation 30"/>
         <w:tblInd w:w="0" w:type="dxa"/>
         <w:tblBorders>
           <w:top w:val="none" w:color="B0B0B0" w:sz="4" w:space="0"/>
@@ -30226,6 +29078,351 @@
                 <w:sz w:val="16"/>
                 <w:szCs w:val="16"/>
               </w:rPr>
+              <w:t>(30)</w:t>
+            </w:r>
+          </w:p>
+        </w:tc>
+      </w:tr>
+    </w:tbl>
+    <w:p>
+      <w:pPr>
+        <w:pStyle w:val="7"/>
+        <w:numPr>
+          <w:ilvl w:val="0"/>
+          <w:numId w:val="0"/>
+        </w:numPr>
+        <w:snapToGrid w:val="0"/>
+        <w:rPr>
+          <w:sz w:val="20"/>
+        </w:rPr>
+      </w:pPr>
+      <w:r>
+        <w:rPr>
+          <w:rFonts w:hint="eastAsia"/>
+          <w:sz w:val="20"/>
+          <w:szCs w:val="20"/>
+        </w:rPr>
+        <w:t>此表达式要求</w:t>
+      </w:r>
+      <w:r>
+        <w:rPr>
+          <w:sz w:val="20"/>
+          <w:szCs w:val="20"/>
+        </w:rPr>
+        <w:t xml:space="preserve"> </w:t>
+      </w:r>
+      <m:oMath>
+        <m:sSub>
+          <m:sSubPr/>
+          <m:e>
+            <m:r>
+              <m:rPr>
+                <m:sty m:val="b"/>
+              </m:rPr>
+              <w:rPr>
+                <w:rFonts w:ascii="Cambria Math" w:hAnsi="Cambria Math" w:eastAsia="Cambria Math" w:cs="Cambria Math"/>
+                <w:sz w:val="20"/>
+                <w:szCs w:val="20"/>
+              </w:rPr>
+              <m:t>S</m:t>
+            </m:r>
+          </m:e>
+          <m:sub>
+            <m:r>
+              <m:rPr>
+                <m:sty m:val="p"/>
+              </m:rPr>
+              <w:rPr>
+                <w:rFonts w:ascii="Cambria Math" w:hAnsi="Cambria Math" w:eastAsia="Cambria Math" w:cs="Cambria Math"/>
+                <w:sz w:val="20"/>
+                <w:szCs w:val="20"/>
+              </w:rPr>
+              <m:t>D</m:t>
+            </m:r>
+          </m:sub>
+        </m:sSub>
+      </m:oMath>
+      <w:r>
+        <w:rPr>
+          <w:sz w:val="20"/>
+          <w:szCs w:val="20"/>
+        </w:rPr>
+        <w:t xml:space="preserve"> </w:t>
+      </w:r>
+      <w:r>
+        <w:rPr>
+          <w:rFonts w:hint="eastAsia"/>
+          <w:sz w:val="20"/>
+          <w:szCs w:val="20"/>
+        </w:rPr>
+        <w:t>可逆。静力学采用虚功原理：若机构对动平台提供的期望支撑力为</w:t>
+      </w:r>
+      <w:r>
+        <w:rPr>
+          <w:sz w:val="20"/>
+          <w:szCs w:val="20"/>
+        </w:rPr>
+        <w:t xml:space="preserve"> </w:t>
+      </w:r>
+      <m:oMath>
+        <m:sSub>
+          <m:sSubPr/>
+          <m:e>
+            <m:r>
+              <m:rPr>
+                <m:sty m:val="bi"/>
+              </m:rPr>
+              <w:rPr>
+                <w:rFonts w:ascii="Cambria Math" w:hAnsi="Cambria Math" w:eastAsia="Cambria Math" w:cs="Cambria Math"/>
+                <w:sz w:val="20"/>
+                <w:szCs w:val="20"/>
+              </w:rPr>
+              <m:t>f</m:t>
+            </m:r>
+          </m:e>
+          <m:sub>
+            <m:r>
+              <m:rPr>
+                <m:sty m:val="p"/>
+              </m:rPr>
+              <w:rPr>
+                <w:rFonts w:ascii="Cambria Math" w:hAnsi="Cambria Math" w:eastAsia="Cambria Math" w:cs="Cambria Math"/>
+                <w:sz w:val="20"/>
+                <w:szCs w:val="20"/>
+              </w:rPr>
+              <m:t>D</m:t>
+            </m:r>
+          </m:sub>
+        </m:sSub>
+      </m:oMath>
+      <w:r>
+        <w:rPr>
+          <w:rFonts w:hint="eastAsia"/>
+          <w:sz w:val="20"/>
+          <w:szCs w:val="20"/>
+        </w:rPr>
+        <w:t>，对应电机广义力矩为</w:t>
+      </w:r>
+    </w:p>
+    <w:tbl>
+      <w:tblPr>
+        <w:tblStyle w:val="10"/>
+        <w:tblW w:w="4866" w:type="dxa"/>
+        <w:tblCaption w:val="Equation 31"/>
+        <w:tblInd w:w="0" w:type="dxa"/>
+        <w:tblBorders>
+          <w:top w:val="none" w:color="B0B0B0" w:sz="4" w:space="0"/>
+          <w:left w:val="none" w:color="B0B0B0" w:sz="4" w:space="0"/>
+          <w:bottom w:val="none" w:color="B0B0B0" w:sz="4" w:space="0"/>
+          <w:right w:val="none" w:color="B0B0B0" w:sz="4" w:space="0"/>
+          <w:insideH w:val="none" w:color="B0B0B0" w:sz="4" w:space="0"/>
+          <w:insideV w:val="none" w:color="B0B0B0" w:sz="4" w:space="0"/>
+        </w:tblBorders>
+        <w:tblLayout w:type="fixed"/>
+        <w:tblCellMar>
+          <w:top w:w="0" w:type="dxa"/>
+          <w:left w:w="0" w:type="dxa"/>
+          <w:bottom w:w="0" w:type="dxa"/>
+          <w:right w:w="0" w:type="dxa"/>
+        </w:tblCellMar>
+      </w:tblPr>
+      <w:tblGrid>
+        <w:gridCol w:w="4476"/>
+        <w:gridCol w:w="390"/>
+      </w:tblGrid>
+      <w:tr>
+        <w:tblPrEx>
+          <w:tblBorders>
+            <w:top w:val="none" w:color="B0B0B0" w:sz="4" w:space="0"/>
+            <w:left w:val="none" w:color="B0B0B0" w:sz="4" w:space="0"/>
+            <w:bottom w:val="none" w:color="B0B0B0" w:sz="4" w:space="0"/>
+            <w:right w:val="none" w:color="B0B0B0" w:sz="4" w:space="0"/>
+            <w:insideH w:val="none" w:color="B0B0B0" w:sz="4" w:space="0"/>
+            <w:insideV w:val="none" w:color="B0B0B0" w:sz="4" w:space="0"/>
+          </w:tblBorders>
+          <w:tblCellMar>
+            <w:top w:w="0" w:type="dxa"/>
+            <w:left w:w="0" w:type="dxa"/>
+            <w:bottom w:w="0" w:type="dxa"/>
+            <w:right w:w="0" w:type="dxa"/>
+          </w:tblCellMar>
+        </w:tblPrEx>
+        <w:trPr>
+          <w:cantSplit/>
+        </w:trPr>
+        <w:tc>
+          <w:tcPr>
+            <w:tcW w:w="4476" w:type="dxa"/>
+            <w:vAlign w:val="center"/>
+          </w:tcPr>
+          <w:p>
+            <w:pPr>
+              <w:pStyle w:val="17"/>
+              <w:numPr>
+                <w:ilvl w:val="0"/>
+                <w:numId w:val="0"/>
+              </w:numPr>
+              <w:snapToGrid w:val="0"/>
+              <w:spacing w:before="100" w:after="100" w:line="240" w:lineRule="auto"/>
+              <w:ind w:left="0" w:right="0" w:firstLine="0"/>
+              <w:jc w:val="center"/>
+              <w:rPr>
+                <w:sz w:val="18"/>
+              </w:rPr>
+            </w:pPr>
+            <m:oMathPara>
+              <m:oMathParaPr>
+                <m:jc m:val="center"/>
+              </m:oMathParaPr>
+              <m:oMath>
+                <m:sSub>
+                  <m:sSubPr/>
+                  <m:e>
+                    <m:r>
+                      <m:rPr>
+                        <m:sty m:val="bi"/>
+                      </m:rPr>
+                      <w:rPr>
+                        <w:rFonts w:ascii="Cambria Math" w:hAnsi="Cambria Math" w:eastAsia="Cambria Math" w:cs="Cambria Math"/>
+                        <w:sz w:val="18"/>
+                        <w:szCs w:val="18"/>
+                      </w:rPr>
+                      <m:t>τ</m:t>
+                    </m:r>
+                  </m:e>
+                  <m:sub>
+                    <m:r>
+                      <m:rPr>
+                        <m:sty m:val="p"/>
+                      </m:rPr>
+                      <w:rPr>
+                        <w:rFonts w:ascii="Cambria Math" w:hAnsi="Cambria Math" w:eastAsia="Cambria Math" w:cs="Cambria Math"/>
+                        <w:sz w:val="18"/>
+                        <w:szCs w:val="18"/>
+                      </w:rPr>
+                      <m:t>D,ff</m:t>
+                    </m:r>
+                  </m:sub>
+                </m:sSub>
+                <m:r>
+                  <m:rPr>
+                    <m:sty m:val="p"/>
+                  </m:rPr>
+                  <w:rPr>
+                    <w:rFonts w:ascii="Cambria Math" w:hAnsi="Cambria Math" w:eastAsia="Cambria Math" w:cs="Cambria Math"/>
+                    <w:sz w:val="18"/>
+                    <w:szCs w:val="18"/>
+                  </w:rPr>
+                  <m:t>=</m:t>
+                </m:r>
+                <m:sSubSup>
+                  <m:sSubSupPr/>
+                  <m:e>
+                    <m:r>
+                      <m:rPr>
+                        <m:sty m:val="b"/>
+                      </m:rPr>
+                      <w:rPr>
+                        <w:rFonts w:ascii="Cambria Math" w:hAnsi="Cambria Math" w:eastAsia="Cambria Math" w:cs="Cambria Math"/>
+                        <w:sz w:val="18"/>
+                        <w:szCs w:val="18"/>
+                      </w:rPr>
+                      <m:t>J</m:t>
+                    </m:r>
+                  </m:e>
+                  <m:sub>
+                    <m:r>
+                      <m:rPr>
+                        <m:sty m:val="p"/>
+                      </m:rPr>
+                      <w:rPr>
+                        <w:rFonts w:ascii="Cambria Math" w:hAnsi="Cambria Math" w:eastAsia="Cambria Math" w:cs="Cambria Math"/>
+                        <w:sz w:val="18"/>
+                        <w:szCs w:val="18"/>
+                      </w:rPr>
+                      <m:t>D</m:t>
+                    </m:r>
+                  </m:sub>
+                  <m:sup>
+                    <m:r>
+                      <m:rPr>
+                        <m:sty m:val="p"/>
+                      </m:rPr>
+                      <w:rPr>
+                        <w:rFonts w:ascii="Cambria Math" w:hAnsi="Cambria Math" w:eastAsia="Cambria Math" w:cs="Cambria Math"/>
+                        <w:sz w:val="18"/>
+                        <w:szCs w:val="18"/>
+                      </w:rPr>
+                      <m:t>T</m:t>
+                    </m:r>
+                  </m:sup>
+                </m:sSubSup>
+                <m:sSub>
+                  <m:sSubPr/>
+                  <m:e>
+                    <m:r>
+                      <m:rPr>
+                        <m:sty m:val="bi"/>
+                      </m:rPr>
+                      <w:rPr>
+                        <w:rFonts w:ascii="Cambria Math" w:hAnsi="Cambria Math" w:eastAsia="Cambria Math" w:cs="Cambria Math"/>
+                        <w:sz w:val="18"/>
+                        <w:szCs w:val="18"/>
+                      </w:rPr>
+                      <m:t>f</m:t>
+                    </m:r>
+                  </m:e>
+                  <m:sub>
+                    <m:r>
+                      <m:rPr>
+                        <m:sty m:val="p"/>
+                      </m:rPr>
+                      <w:rPr>
+                        <w:rFonts w:ascii="Cambria Math" w:hAnsi="Cambria Math" w:eastAsia="Cambria Math" w:cs="Cambria Math"/>
+                        <w:sz w:val="18"/>
+                        <w:szCs w:val="18"/>
+                      </w:rPr>
+                      <m:t>D</m:t>
+                    </m:r>
+                  </m:sub>
+                </m:sSub>
+                <m:r>
+                  <m:rPr>
+                    <m:sty m:val="p"/>
+                  </m:rPr>
+                  <w:rPr>
+                    <w:rFonts w:ascii="Cambria Math" w:hAnsi="Cambria Math" w:eastAsia="Cambria Math" w:cs="Cambria Math"/>
+                    <w:sz w:val="18"/>
+                    <w:szCs w:val="18"/>
+                  </w:rPr>
+                  <m:t>.</m:t>
+                </m:r>
+              </m:oMath>
+            </m:oMathPara>
+          </w:p>
+        </w:tc>
+        <w:tc>
+          <w:tcPr>
+            <w:tcW w:w="390" w:type="dxa"/>
+            <w:vAlign w:val="center"/>
+          </w:tcPr>
+          <w:p>
+            <w:pPr>
+              <w:numPr>
+                <w:ilvl w:val="0"/>
+                <w:numId w:val="0"/>
+              </w:numPr>
+              <w:snapToGrid w:val="0"/>
+              <w:jc w:val="right"/>
+              <w:rPr>
+                <w:sz w:val="16"/>
+              </w:rPr>
+            </w:pPr>
+            <w:r>
+              <w:rPr>
+                <w:sz w:val="16"/>
+                <w:szCs w:val="16"/>
+              </w:rPr>
               <w:t>(31)</w:t>
             </w:r>
           </w:p>
@@ -30250,7 +29447,7 @@
           <w:sz w:val="20"/>
           <w:szCs w:val="20"/>
         </w:rPr>
-        <w:t>此表达式要求</w:t>
+        <w:t>将动平台与手柄等效质量记为</w:t>
       </w:r>
       <w:r>
         <w:rPr>
@@ -30264,15 +29461,13 @@
           <m:sSubPr/>
           <m:e>
             <m:r>
-              <m:rPr>
-                <m:sty m:val="b"/>
-              </m:rPr>
-              <w:rPr>
-                <w:rFonts w:ascii="Cambria Math" w:hAnsi="Cambria Math" w:eastAsia="Cambria Math" w:cs="Cambria Math"/>
-                <w:sz w:val="20"/>
-                <w:szCs w:val="20"/>
-              </w:rPr>
-              <m:t>S</m:t>
+              <m:rPr/>
+              <w:rPr>
+                <w:rFonts w:ascii="Cambria Math" w:hAnsi="Cambria Math" w:eastAsia="Cambria Math" w:cs="Cambria Math"/>
+                <w:sz w:val="20"/>
+                <w:szCs w:val="20"/>
+              </w:rPr>
+              <m:t>m</m:t>
             </m:r>
           </m:e>
           <m:sub>
@@ -30292,18 +29487,11 @@
       </m:oMath>
       <w:r>
         <w:rPr>
-          <w:sz w:val="20"/>
-          <w:szCs w:val="20"/>
-        </w:rPr>
-        <w:t xml:space="preserve"> </w:t>
-      </w:r>
-      <w:r>
-        <w:rPr>
           <w:rFonts w:hint="eastAsia"/>
           <w:sz w:val="20"/>
           <w:szCs w:val="20"/>
         </w:rPr>
-        <w:t>可逆。静力学采用虚功原理：若机构对动平台提供的期望支撑力为</w:t>
+        <w:t>，重力补偿取</w:t>
       </w:r>
       <w:r>
         <w:rPr>
@@ -30342,6 +29530,55 @@
             </m:r>
           </m:sub>
         </m:sSub>
+        <m:r>
+          <m:rPr>
+            <m:sty m:val="p"/>
+          </m:rPr>
+          <w:rPr>
+            <w:rFonts w:ascii="Cambria Math" w:hAnsi="Cambria Math" w:eastAsia="Cambria Math" w:cs="Cambria Math"/>
+            <w:sz w:val="20"/>
+            <w:szCs w:val="20"/>
+          </w:rPr>
+          <m:t>=−</m:t>
+        </m:r>
+        <m:sSub>
+          <m:sSubPr/>
+          <m:e>
+            <m:r>
+              <m:rPr/>
+              <w:rPr>
+                <w:rFonts w:ascii="Cambria Math" w:hAnsi="Cambria Math" w:eastAsia="Cambria Math" w:cs="Cambria Math"/>
+                <w:sz w:val="20"/>
+                <w:szCs w:val="20"/>
+              </w:rPr>
+              <m:t>m</m:t>
+            </m:r>
+          </m:e>
+          <m:sub>
+            <m:r>
+              <m:rPr>
+                <m:sty m:val="p"/>
+              </m:rPr>
+              <w:rPr>
+                <w:rFonts w:ascii="Cambria Math" w:hAnsi="Cambria Math" w:eastAsia="Cambria Math" w:cs="Cambria Math"/>
+                <w:sz w:val="20"/>
+                <w:szCs w:val="20"/>
+              </w:rPr>
+              <m:t>D</m:t>
+            </m:r>
+          </m:sub>
+        </m:sSub>
+        <m:r>
+          <m:rPr>
+            <m:sty m:val="bi"/>
+          </m:rPr>
+          <w:rPr>
+            <w:rFonts w:ascii="Cambria Math" w:hAnsi="Cambria Math" w:eastAsia="Cambria Math" w:cs="Cambria Math"/>
+            <w:sz w:val="20"/>
+            <w:szCs w:val="20"/>
+          </w:rPr>
+          <m:t>g</m:t>
+        </m:r>
       </m:oMath>
       <w:r>
         <w:rPr>
@@ -30349,7 +29586,166 @@
           <w:sz w:val="20"/>
           <w:szCs w:val="20"/>
         </w:rPr>
-        <w:t>，对应电机广义力矩为</w:t>
+        <w:t>，必要时另加各支链重力项。该方法用于降低手持机构的静态负担。摩擦、参数误差和机构奇异会影响补偿效果，近奇异区域应限制力矩和操作范围。报告提供了补偿效果演示，尚未提供残余手持力的测量。</w:t>
+      </w:r>
+    </w:p>
+    <w:bookmarkEnd w:id="17"/>
+    <w:p>
+      <w:pPr>
+        <w:pStyle w:val="4"/>
+        <w:numPr>
+          <w:ilvl w:val="2"/>
+          <w:numId w:val="0"/>
+        </w:numPr>
+        <w:snapToGrid w:val="0"/>
+      </w:pPr>
+      <w:bookmarkStart w:id="18" w:name="位姿映射与底盘补偿"/>
+      <w:r>
+        <w:t xml:space="preserve">3) </w:t>
+      </w:r>
+      <w:r>
+        <w:rPr>
+          <w:rFonts w:hint="eastAsia"/>
+        </w:rPr>
+        <w:t>位姿映射与底盘补偿</w:t>
+      </w:r>
+    </w:p>
+    <w:p>
+      <w:pPr>
+        <w:pStyle w:val="7"/>
+        <w:numPr>
+          <w:ilvl w:val="0"/>
+          <w:numId w:val="0"/>
+        </w:numPr>
+        <w:snapToGrid w:val="0"/>
+        <w:rPr>
+          <w:sz w:val="20"/>
+        </w:rPr>
+      </w:pPr>
+      <w:r>
+        <w:rPr>
+          <w:rFonts w:hint="eastAsia"/>
+          <w:sz w:val="20"/>
+          <w:szCs w:val="20"/>
+        </w:rPr>
+        <w:t>主端初始化时记录平移零点</w:t>
+      </w:r>
+      <w:r>
+        <w:rPr>
+          <w:sz w:val="20"/>
+          <w:szCs w:val="20"/>
+        </w:rPr>
+        <w:t xml:space="preserve"> </w:t>
+      </w:r>
+      <m:oMath>
+        <m:sSub>
+          <m:sSubPr/>
+          <m:e>
+            <m:r>
+              <m:rPr>
+                <m:sty m:val="bi"/>
+              </m:rPr>
+              <w:rPr>
+                <w:rFonts w:ascii="Cambria Math" w:hAnsi="Cambria Math" w:eastAsia="Cambria Math" w:cs="Cambria Math"/>
+                <w:sz w:val="20"/>
+                <w:szCs w:val="20"/>
+              </w:rPr>
+              <m:t>p</m:t>
+            </m:r>
+          </m:e>
+          <m:sub>
+            <m:r>
+              <m:rPr>
+                <m:sty m:val="p"/>
+              </m:rPr>
+              <w:rPr>
+                <w:rFonts w:ascii="Cambria Math" w:hAnsi="Cambria Math" w:eastAsia="Cambria Math" w:cs="Cambria Math"/>
+                <w:sz w:val="20"/>
+                <w:szCs w:val="20"/>
+              </w:rPr>
+              <m:t>D,</m:t>
+            </m:r>
+            <m:r>
+              <m:rPr/>
+              <w:rPr>
+                <w:rFonts w:ascii="Cambria Math" w:hAnsi="Cambria Math" w:eastAsia="Cambria Math" w:cs="Cambria Math"/>
+                <w:sz w:val="20"/>
+                <w:szCs w:val="20"/>
+              </w:rPr>
+              <m:t>0</m:t>
+            </m:r>
+          </m:sub>
+        </m:sSub>
+      </m:oMath>
+      <w:r>
+        <w:rPr>
+          <w:sz w:val="20"/>
+          <w:szCs w:val="20"/>
+        </w:rPr>
+        <w:t xml:space="preserve"> </w:t>
+      </w:r>
+      <w:r>
+        <w:rPr>
+          <w:rFonts w:hint="eastAsia"/>
+          <w:sz w:val="20"/>
+          <w:szCs w:val="20"/>
+        </w:rPr>
+        <w:t>与从端参考点</w:t>
+      </w:r>
+      <w:r>
+        <w:rPr>
+          <w:sz w:val="20"/>
+          <w:szCs w:val="20"/>
+        </w:rPr>
+        <w:t xml:space="preserve"> </w:t>
+      </w:r>
+      <m:oMath>
+        <m:sSub>
+          <m:sSubPr/>
+          <m:e>
+            <m:r>
+              <m:rPr>
+                <m:sty m:val="bi"/>
+              </m:rPr>
+              <w:rPr>
+                <w:rFonts w:ascii="Cambria Math" w:hAnsi="Cambria Math" w:eastAsia="Cambria Math" w:cs="Cambria Math"/>
+                <w:sz w:val="20"/>
+                <w:szCs w:val="20"/>
+              </w:rPr>
+              <m:t>p</m:t>
+            </m:r>
+          </m:e>
+          <m:sub>
+            <m:r>
+              <m:rPr>
+                <m:sty m:val="p"/>
+              </m:rPr>
+              <w:rPr>
+                <w:rFonts w:ascii="Cambria Math" w:hAnsi="Cambria Math" w:eastAsia="Cambria Math" w:cs="Cambria Math"/>
+                <w:sz w:val="20"/>
+                <w:szCs w:val="20"/>
+              </w:rPr>
+              <m:t>A,</m:t>
+            </m:r>
+            <m:r>
+              <m:rPr/>
+              <w:rPr>
+                <w:rFonts w:ascii="Cambria Math" w:hAnsi="Cambria Math" w:eastAsia="Cambria Math" w:cs="Cambria Math"/>
+                <w:sz w:val="20"/>
+                <w:szCs w:val="20"/>
+              </w:rPr>
+              <m:t>0</m:t>
+            </m:r>
+          </m:sub>
+        </m:sSub>
+      </m:oMath>
+      <w:r>
+        <w:rPr>
+          <w:rFonts w:hint="eastAsia"/>
+          <w:sz w:val="20"/>
+          <w:szCs w:val="20"/>
+        </w:rPr>
+        <w:t>，经坐标对齐后的主从位置映射为</w:t>
       </w:r>
     </w:p>
     <w:tbl>
@@ -30435,7 +29831,7 @@
                         <w:sz w:val="18"/>
                         <w:szCs w:val="18"/>
                       </w:rPr>
-                      <m:t>τ</m:t>
+                      <m:t>p</m:t>
                     </m:r>
                   </m:e>
                   <m:sub>
@@ -30448,7 +29844,7 @@
                         <w:sz w:val="18"/>
                         <w:szCs w:val="18"/>
                       </w:rPr>
-                      <m:t>D,ff</m:t>
+                      <m:t>A,d</m:t>
                     </m:r>
                   </m:sub>
                 </m:sSub>
@@ -30463,19 +29859,19 @@
                   </w:rPr>
                   <m:t>=</m:t>
                 </m:r>
-                <m:sSubSup>
-                  <m:sSubSupPr/>
+                <m:sSub>
+                  <m:sSubPr/>
                   <m:e>
                     <m:r>
                       <m:rPr>
-                        <m:sty m:val="b"/>
+                        <m:sty m:val="bi"/>
                       </m:rPr>
                       <w:rPr>
                         <w:rFonts w:ascii="Cambria Math" w:hAnsi="Cambria Math" w:eastAsia="Cambria Math" w:cs="Cambria Math"/>
                         <w:sz w:val="18"/>
                         <w:szCs w:val="18"/>
                       </w:rPr>
-                      <m:t>J</m:t>
+                      <m:t>p</m:t>
                     </m:r>
                   </m:e>
                   <m:sub>
@@ -30488,49 +29884,16 @@
                         <w:sz w:val="18"/>
                         <w:szCs w:val="18"/>
                       </w:rPr>
-                      <m:t>D</m:t>
-                    </m:r>
-                  </m:sub>
-                  <m:sup>
-                    <m:r>
-                      <m:rPr>
-                        <m:sty m:val="p"/>
-                      </m:rPr>
+                      <m:t>A,</m:t>
+                    </m:r>
+                    <m:r>
+                      <m:rPr/>
                       <w:rPr>
                         <w:rFonts w:ascii="Cambria Math" w:hAnsi="Cambria Math" w:eastAsia="Cambria Math" w:cs="Cambria Math"/>
                         <w:sz w:val="18"/>
                         <w:szCs w:val="18"/>
                       </w:rPr>
-                      <m:t>T</m:t>
-                    </m:r>
-                  </m:sup>
-                </m:sSubSup>
-                <m:sSub>
-                  <m:sSubPr/>
-                  <m:e>
-                    <m:r>
-                      <m:rPr>
-                        <m:sty m:val="bi"/>
-                      </m:rPr>
-                      <w:rPr>
-                        <w:rFonts w:ascii="Cambria Math" w:hAnsi="Cambria Math" w:eastAsia="Cambria Math" w:cs="Cambria Math"/>
-                        <w:sz w:val="18"/>
-                        <w:szCs w:val="18"/>
-                      </w:rPr>
-                      <m:t>f</m:t>
-                    </m:r>
-                  </m:e>
-                  <m:sub>
-                    <m:r>
-                      <m:rPr>
-                        <m:sty m:val="p"/>
-                      </m:rPr>
-                      <w:rPr>
-                        <w:rFonts w:ascii="Cambria Math" w:hAnsi="Cambria Math" w:eastAsia="Cambria Math" w:cs="Cambria Math"/>
-                        <w:sz w:val="18"/>
-                        <w:szCs w:val="18"/>
-                      </w:rPr>
-                      <m:t>D</m:t>
+                      <m:t>0</m:t>
                     </m:r>
                   </m:sub>
                 </m:sSub>
@@ -30543,7 +29906,165 @@
                     <w:sz w:val="18"/>
                     <w:szCs w:val="18"/>
                   </w:rPr>
-                  <m:t>.</m:t>
+                  <m:t>+</m:t>
+                </m:r>
+                <m:sSub>
+                  <m:sSubPr/>
+                  <m:e>
+                    <m:r>
+                      <m:rPr>
+                        <m:sty m:val="b"/>
+                      </m:rPr>
+                      <w:rPr>
+                        <w:rFonts w:ascii="Cambria Math" w:hAnsi="Cambria Math" w:eastAsia="Cambria Math" w:cs="Cambria Math"/>
+                        <w:sz w:val="18"/>
+                        <w:szCs w:val="18"/>
+                      </w:rPr>
+                      <m:t>K</m:t>
+                    </m:r>
+                  </m:e>
+                  <m:sub>
+                    <m:r>
+                      <m:rPr>
+                        <m:sty m:val="p"/>
+                      </m:rPr>
+                      <w:rPr>
+                        <w:rFonts w:ascii="Cambria Math" w:hAnsi="Cambria Math" w:eastAsia="Cambria Math" w:cs="Cambria Math"/>
+                        <w:sz w:val="18"/>
+                        <w:szCs w:val="18"/>
+                      </w:rPr>
+                      <m:t>map</m:t>
+                    </m:r>
+                  </m:sub>
+                </m:sSub>
+                <m:sSub>
+                  <m:sSubPr/>
+                  <m:e>
+                    <m:r>
+                      <m:rPr>
+                        <m:sty m:val="b"/>
+                      </m:rPr>
+                      <w:rPr>
+                        <w:rFonts w:ascii="Cambria Math" w:hAnsi="Cambria Math" w:eastAsia="Cambria Math" w:cs="Cambria Math"/>
+                        <w:sz w:val="18"/>
+                        <w:szCs w:val="18"/>
+                      </w:rPr>
+                      <m:t>R</m:t>
+                    </m:r>
+                  </m:e>
+                  <m:sub>
+                    <m:r>
+                      <m:rPr>
+                        <m:sty m:val="p"/>
+                      </m:rPr>
+                      <w:rPr>
+                        <w:rFonts w:ascii="Cambria Math" w:hAnsi="Cambria Math" w:eastAsia="Cambria Math" w:cs="Cambria Math"/>
+                        <w:sz w:val="18"/>
+                        <w:szCs w:val="18"/>
+                      </w:rPr>
+                      <m:t>AD</m:t>
+                    </m:r>
+                  </m:sub>
+                </m:sSub>
+                <m:r>
+                  <m:rPr>
+                    <m:sty m:val="p"/>
+                  </m:rPr>
+                  <w:rPr>
+                    <w:rFonts w:ascii="Cambria Math" w:hAnsi="Cambria Math" w:eastAsia="Cambria Math" w:cs="Cambria Math"/>
+                    <w:sz w:val="18"/>
+                    <w:szCs w:val="18"/>
+                  </w:rPr>
+                  <m:t>(</m:t>
+                </m:r>
+                <m:sSub>
+                  <m:sSubPr/>
+                  <m:e>
+                    <m:r>
+                      <m:rPr>
+                        <m:sty m:val="bi"/>
+                      </m:rPr>
+                      <w:rPr>
+                        <w:rFonts w:ascii="Cambria Math" w:hAnsi="Cambria Math" w:eastAsia="Cambria Math" w:cs="Cambria Math"/>
+                        <w:sz w:val="18"/>
+                        <w:szCs w:val="18"/>
+                      </w:rPr>
+                      <m:t>p</m:t>
+                    </m:r>
+                  </m:e>
+                  <m:sub>
+                    <m:r>
+                      <m:rPr>
+                        <m:sty m:val="p"/>
+                      </m:rPr>
+                      <w:rPr>
+                        <w:rFonts w:ascii="Cambria Math" w:hAnsi="Cambria Math" w:eastAsia="Cambria Math" w:cs="Cambria Math"/>
+                        <w:sz w:val="18"/>
+                        <w:szCs w:val="18"/>
+                      </w:rPr>
+                      <m:t>D</m:t>
+                    </m:r>
+                  </m:sub>
+                </m:sSub>
+                <m:r>
+                  <m:rPr>
+                    <m:sty m:val="p"/>
+                  </m:rPr>
+                  <w:rPr>
+                    <w:rFonts w:ascii="Cambria Math" w:hAnsi="Cambria Math" w:eastAsia="Cambria Math" w:cs="Cambria Math"/>
+                    <w:sz w:val="18"/>
+                    <w:szCs w:val="18"/>
+                  </w:rPr>
+                  <m:t>−</m:t>
+                </m:r>
+                <m:sSub>
+                  <m:sSubPr/>
+                  <m:e>
+                    <m:r>
+                      <m:rPr>
+                        <m:sty m:val="bi"/>
+                      </m:rPr>
+                      <w:rPr>
+                        <w:rFonts w:ascii="Cambria Math" w:hAnsi="Cambria Math" w:eastAsia="Cambria Math" w:cs="Cambria Math"/>
+                        <w:sz w:val="18"/>
+                        <w:szCs w:val="18"/>
+                      </w:rPr>
+                      <m:t>p</m:t>
+                    </m:r>
+                  </m:e>
+                  <m:sub>
+                    <m:r>
+                      <m:rPr>
+                        <m:sty m:val="p"/>
+                      </m:rPr>
+                      <w:rPr>
+                        <w:rFonts w:ascii="Cambria Math" w:hAnsi="Cambria Math" w:eastAsia="Cambria Math" w:cs="Cambria Math"/>
+                        <w:sz w:val="18"/>
+                        <w:szCs w:val="18"/>
+                      </w:rPr>
+                      <m:t>D,</m:t>
+                    </m:r>
+                    <m:r>
+                      <m:rPr/>
+                      <w:rPr>
+                        <w:rFonts w:ascii="Cambria Math" w:hAnsi="Cambria Math" w:eastAsia="Cambria Math" w:cs="Cambria Math"/>
+                        <w:sz w:val="18"/>
+                        <w:szCs w:val="18"/>
+                      </w:rPr>
+                      <m:t>0</m:t>
+                    </m:r>
+                  </m:sub>
+                </m:sSub>
+                <m:r>
+                  <m:rPr>
+                    <m:sty m:val="p"/>
+                  </m:rPr>
+                  <w:rPr>
+                    <w:rFonts w:ascii="Cambria Math" w:hAnsi="Cambria Math" w:eastAsia="Cambria Math" w:cs="Cambria Math"/>
+                    <w:sz w:val="18"/>
+                    <w:szCs w:val="18"/>
+                  </w:rPr>
+                  <m:t>),</m:t>
                 </m:r>
               </m:oMath>
             </m:oMathPara>
@@ -30595,7 +30116,7 @@
           <w:sz w:val="20"/>
           <w:szCs w:val="20"/>
         </w:rPr>
-        <w:t>将动平台与手柄等效质量记为</w:t>
+        <w:t>其中</w:t>
       </w:r>
       <w:r>
         <w:rPr>
@@ -30609,13 +30130,15 @@
           <m:sSubPr/>
           <m:e>
             <m:r>
-              <m:rPr/>
-              <w:rPr>
-                <w:rFonts w:ascii="Cambria Math" w:hAnsi="Cambria Math" w:eastAsia="Cambria Math" w:cs="Cambria Math"/>
-                <w:sz w:val="20"/>
-                <w:szCs w:val="20"/>
-              </w:rPr>
-              <m:t>m</m:t>
+              <m:rPr>
+                <m:sty m:val="b"/>
+              </m:rPr>
+              <w:rPr>
+                <w:rFonts w:ascii="Cambria Math" w:hAnsi="Cambria Math" w:eastAsia="Cambria Math" w:cs="Cambria Math"/>
+                <w:sz w:val="20"/>
+                <w:szCs w:val="20"/>
+              </w:rPr>
+              <m:t>R</m:t>
             </m:r>
           </m:e>
           <m:sub>
@@ -30628,25 +30151,25 @@
                 <w:sz w:val="20"/>
                 <w:szCs w:val="20"/>
               </w:rPr>
-              <m:t>D</m:t>
+              <m:t>AD</m:t>
             </m:r>
           </m:sub>
         </m:sSub>
       </m:oMath>
       <w:r>
         <w:rPr>
+          <w:sz w:val="20"/>
+          <w:szCs w:val="20"/>
+        </w:rPr>
+        <w:t xml:space="preserve"> </w:t>
+      </w:r>
+      <w:r>
+        <w:rPr>
           <w:rFonts w:hint="eastAsia"/>
           <w:sz w:val="20"/>
           <w:szCs w:val="20"/>
         </w:rPr>
-        <w:t>，重力补偿取</w:t>
-      </w:r>
-      <w:r>
-        <w:rPr>
-          <w:sz w:val="20"/>
-          <w:szCs w:val="20"/>
-        </w:rPr>
-        <w:t xml:space="preserve"> </w:t>
+        <w:t>为固定坐标校准旋转，</w:t>
       </w:r>
       <m:oMath>
         <m:sSub>
@@ -30654,14 +30177,14 @@
           <m:e>
             <m:r>
               <m:rPr>
-                <m:sty m:val="bi"/>
+                <m:sty m:val="b"/>
               </m:rPr>
               <w:rPr>
                 <w:rFonts w:ascii="Cambria Math" w:hAnsi="Cambria Math" w:eastAsia="Cambria Math" w:cs="Cambria Math"/>
                 <w:sz w:val="20"/>
                 <w:szCs w:val="20"/>
               </w:rPr>
-              <m:t>f</m:t>
+              <m:t>K</m:t>
             </m:r>
           </m:e>
           <m:sub>
@@ -30674,7 +30197,7 @@
                 <w:sz w:val="20"/>
                 <w:szCs w:val="20"/>
               </w:rPr>
-              <m:t>D</m:t>
+              <m:t>map</m:t>
             </m:r>
           </m:sub>
         </m:sSub>
@@ -30687,7 +30210,7 @@
             <w:sz w:val="20"/>
             <w:szCs w:val="20"/>
           </w:rPr>
-          <m:t>=−</m:t>
+          <m:t>=diag(</m:t>
         </m:r>
         <m:sSub>
           <m:sSubPr/>
@@ -30699,63 +30222,119 @@
                 <w:sz w:val="20"/>
                 <w:szCs w:val="20"/>
               </w:rPr>
-              <m:t>m</m:t>
+              <m:t>k</m:t>
             </m:r>
           </m:e>
           <m:sub>
             <m:r>
-              <m:rPr>
-                <m:sty m:val="p"/>
-              </m:rPr>
-              <w:rPr>
-                <w:rFonts w:ascii="Cambria Math" w:hAnsi="Cambria Math" w:eastAsia="Cambria Math" w:cs="Cambria Math"/>
-                <w:sz w:val="20"/>
-                <w:szCs w:val="20"/>
-              </w:rPr>
-              <m:t>D</m:t>
+              <m:rPr/>
+              <w:rPr>
+                <w:rFonts w:ascii="Cambria Math" w:hAnsi="Cambria Math" w:eastAsia="Cambria Math" w:cs="Cambria Math"/>
+                <w:sz w:val="20"/>
+                <w:szCs w:val="20"/>
+              </w:rPr>
+              <m:t>x</m:t>
             </m:r>
           </m:sub>
         </m:sSub>
         <m:r>
           <m:rPr>
-            <m:sty m:val="bi"/>
+            <m:sty m:val="p"/>
           </m:rPr>
           <w:rPr>
             <w:rFonts w:ascii="Cambria Math" w:hAnsi="Cambria Math" w:eastAsia="Cambria Math" w:cs="Cambria Math"/>
             <w:sz w:val="20"/>
             <w:szCs w:val="20"/>
           </w:rPr>
-          <m:t>g</m:t>
+          <m:t>,</m:t>
+        </m:r>
+        <m:sSub>
+          <m:sSubPr/>
+          <m:e>
+            <m:r>
+              <m:rPr/>
+              <w:rPr>
+                <w:rFonts w:ascii="Cambria Math" w:hAnsi="Cambria Math" w:eastAsia="Cambria Math" w:cs="Cambria Math"/>
+                <w:sz w:val="20"/>
+                <w:szCs w:val="20"/>
+              </w:rPr>
+              <m:t>k</m:t>
+            </m:r>
+          </m:e>
+          <m:sub>
+            <m:r>
+              <m:rPr/>
+              <w:rPr>
+                <w:rFonts w:ascii="Cambria Math" w:hAnsi="Cambria Math" w:eastAsia="Cambria Math" w:cs="Cambria Math"/>
+                <w:sz w:val="20"/>
+                <w:szCs w:val="20"/>
+              </w:rPr>
+              <m:t>y</m:t>
+            </m:r>
+          </m:sub>
+        </m:sSub>
+        <m:r>
+          <m:rPr>
+            <m:sty m:val="p"/>
+          </m:rPr>
+          <w:rPr>
+            <w:rFonts w:ascii="Cambria Math" w:hAnsi="Cambria Math" w:eastAsia="Cambria Math" w:cs="Cambria Math"/>
+            <w:sz w:val="20"/>
+            <w:szCs w:val="20"/>
+          </w:rPr>
+          <m:t>,</m:t>
+        </m:r>
+        <m:sSub>
+          <m:sSubPr/>
+          <m:e>
+            <m:r>
+              <m:rPr/>
+              <w:rPr>
+                <w:rFonts w:ascii="Cambria Math" w:hAnsi="Cambria Math" w:eastAsia="Cambria Math" w:cs="Cambria Math"/>
+                <w:sz w:val="20"/>
+                <w:szCs w:val="20"/>
+              </w:rPr>
+              <m:t>k</m:t>
+            </m:r>
+          </m:e>
+          <m:sub>
+            <m:r>
+              <m:rPr/>
+              <w:rPr>
+                <w:rFonts w:ascii="Cambria Math" w:hAnsi="Cambria Math" w:eastAsia="Cambria Math" w:cs="Cambria Math"/>
+                <w:sz w:val="20"/>
+                <w:szCs w:val="20"/>
+              </w:rPr>
+              <m:t>z</m:t>
+            </m:r>
+          </m:sub>
+        </m:sSub>
+        <m:r>
+          <m:rPr>
+            <m:sty m:val="p"/>
+          </m:rPr>
+          <w:rPr>
+            <w:rFonts w:ascii="Cambria Math" w:hAnsi="Cambria Math" w:eastAsia="Cambria Math" w:cs="Cambria Math"/>
+            <w:sz w:val="20"/>
+            <w:szCs w:val="20"/>
+          </w:rPr>
+          <m:t>)</m:t>
         </m:r>
       </m:oMath>
       <w:r>
         <w:rPr>
+          <w:sz w:val="20"/>
+          <w:szCs w:val="20"/>
+        </w:rPr>
+        <w:t xml:space="preserve"> </w:t>
+      </w:r>
+      <w:r>
+        <w:rPr>
           <w:rFonts w:hint="eastAsia"/>
           <w:sz w:val="20"/>
           <w:szCs w:val="20"/>
         </w:rPr>
-        <w:t>，必要时另加各支链重力项。该方法用于降低手持机构的静态负担。摩擦、参数误差和机构奇异会影响补偿效果，近奇异区域应限制力矩和操作范围。报告提供了补偿效果演示，尚未提供残余手持力的测量。</w:t>
-      </w:r>
-    </w:p>
-    <w:bookmarkEnd w:id="17"/>
-    <w:p>
-      <w:pPr>
-        <w:pStyle w:val="4"/>
-        <w:numPr>
-          <w:ilvl w:val="2"/>
-          <w:numId w:val="0"/>
-        </w:numPr>
-        <w:snapToGrid w:val="0"/>
-      </w:pPr>
-      <w:bookmarkStart w:id="18" w:name="位姿映射与底盘补偿"/>
-      <w:r>
-        <w:t xml:space="preserve">3) </w:t>
-      </w:r>
-      <w:r>
-        <w:rPr>
-          <w:rFonts w:hint="eastAsia"/>
-        </w:rPr>
-        <w:t>位姿映射与底盘补偿</w:t>
+        <w:t>为无量纲缩放矩阵。较小缩放系数可减小从端对手部位移的响应，但不能消除机械误差。重置按钮更新参考点时，应保持从端目标连续。</w:t>
       </w:r>
     </w:p>
     <w:p>
@@ -30776,7 +30355,7 @@
           <w:sz w:val="20"/>
           <w:szCs w:val="20"/>
         </w:rPr>
-        <w:t>主端初始化时记录平移零点</w:t>
+        <w:t>姿态手柄的三个编码器角记为</w:t>
       </w:r>
       <w:r>
         <w:rPr>
@@ -30798,7 +30377,7 @@
                 <w:sz w:val="20"/>
                 <w:szCs w:val="20"/>
               </w:rPr>
-              <m:t>p</m:t>
+              <m:t>q</m:t>
             </m:r>
           </m:e>
           <m:sub>
@@ -30811,34 +30390,18 @@
                 <w:sz w:val="20"/>
                 <w:szCs w:val="20"/>
               </w:rPr>
-              <m:t>D,</m:t>
-            </m:r>
-            <m:r>
-              <m:rPr/>
-              <w:rPr>
-                <w:rFonts w:ascii="Cambria Math" w:hAnsi="Cambria Math" w:eastAsia="Cambria Math" w:cs="Cambria Math"/>
-                <w:sz w:val="20"/>
-                <w:szCs w:val="20"/>
-              </w:rPr>
-              <m:t>0</m:t>
+              <m:t>h</m:t>
             </m:r>
           </m:sub>
         </m:sSub>
       </m:oMath>
       <w:r>
         <w:rPr>
-          <w:sz w:val="20"/>
-          <w:szCs w:val="20"/>
-        </w:rPr>
-        <w:t xml:space="preserve"> </w:t>
-      </w:r>
-      <w:r>
-        <w:rPr>
           <w:rFonts w:hint="eastAsia"/>
           <w:sz w:val="20"/>
           <w:szCs w:val="20"/>
         </w:rPr>
-        <w:t>与从端参考点</w:t>
+        <w:t>，根据其真实串联转轴顺序求得</w:t>
       </w:r>
       <w:r>
         <w:rPr>
@@ -30853,14 +30416,14 @@
           <m:e>
             <m:r>
               <m:rPr>
-                <m:sty m:val="bi"/>
+                <m:sty m:val="b"/>
               </m:rPr>
               <w:rPr>
                 <w:rFonts w:ascii="Cambria Math" w:hAnsi="Cambria Math" w:eastAsia="Cambria Math" w:cs="Cambria Math"/>
                 <w:sz w:val="20"/>
                 <w:szCs w:val="20"/>
               </w:rPr>
-              <m:t>p</m:t>
+              <m:t>R</m:t>
             </m:r>
           </m:e>
           <m:sub>
@@ -30873,19 +30436,61 @@
                 <w:sz w:val="20"/>
                 <w:szCs w:val="20"/>
               </w:rPr>
-              <m:t>A,</m:t>
-            </m:r>
-            <m:r>
-              <m:rPr/>
-              <w:rPr>
-                <w:rFonts w:ascii="Cambria Math" w:hAnsi="Cambria Math" w:eastAsia="Cambria Math" w:cs="Cambria Math"/>
-                <w:sz w:val="20"/>
-                <w:szCs w:val="20"/>
-              </w:rPr>
-              <m:t>0</m:t>
+              <m:t>h</m:t>
             </m:r>
           </m:sub>
         </m:sSub>
+        <m:r>
+          <m:rPr>
+            <m:sty m:val="p"/>
+          </m:rPr>
+          <w:rPr>
+            <w:rFonts w:ascii="Cambria Math" w:hAnsi="Cambria Math" w:eastAsia="Cambria Math" w:cs="Cambria Math"/>
+            <w:sz w:val="20"/>
+            <w:szCs w:val="20"/>
+          </w:rPr>
+          <m:t>(</m:t>
+        </m:r>
+        <m:sSub>
+          <m:sSubPr/>
+          <m:e>
+            <m:r>
+              <m:rPr>
+                <m:sty m:val="bi"/>
+              </m:rPr>
+              <w:rPr>
+                <w:rFonts w:ascii="Cambria Math" w:hAnsi="Cambria Math" w:eastAsia="Cambria Math" w:cs="Cambria Math"/>
+                <w:sz w:val="20"/>
+                <w:szCs w:val="20"/>
+              </w:rPr>
+              <m:t>q</m:t>
+            </m:r>
+          </m:e>
+          <m:sub>
+            <m:r>
+              <m:rPr>
+                <m:sty m:val="p"/>
+              </m:rPr>
+              <w:rPr>
+                <w:rFonts w:ascii="Cambria Math" w:hAnsi="Cambria Math" w:eastAsia="Cambria Math" w:cs="Cambria Math"/>
+                <w:sz w:val="20"/>
+                <w:szCs w:val="20"/>
+              </w:rPr>
+              <m:t>h</m:t>
+            </m:r>
+          </m:sub>
+        </m:sSub>
+        <m:r>
+          <m:rPr>
+            <m:sty m:val="p"/>
+          </m:rPr>
+          <w:rPr>
+            <w:rFonts w:ascii="Cambria Math" w:hAnsi="Cambria Math" w:eastAsia="Cambria Math" w:cs="Cambria Math"/>
+            <w:sz w:val="20"/>
+            <w:szCs w:val="20"/>
+          </w:rPr>
+          <m:t>)</m:t>
+        </m:r>
       </m:oMath>
       <w:r>
         <w:rPr>
@@ -30893,7 +30498,7 @@
           <w:sz w:val="20"/>
           <w:szCs w:val="20"/>
         </w:rPr>
-        <w:t>，经坐标对齐后的主从位置映射为</w:t>
+        <w:t>，再施加固定安装变换：</w:t>
       </w:r>
     </w:p>
     <w:tbl>
@@ -30972,759 +30577,6 @@
                   <m:e>
                     <m:r>
                       <m:rPr>
-                        <m:sty m:val="bi"/>
-                      </m:rPr>
-                      <w:rPr>
-                        <w:rFonts w:ascii="Cambria Math" w:hAnsi="Cambria Math" w:eastAsia="Cambria Math" w:cs="Cambria Math"/>
-                        <w:sz w:val="18"/>
-                        <w:szCs w:val="18"/>
-                      </w:rPr>
-                      <m:t>p</m:t>
-                    </m:r>
-                  </m:e>
-                  <m:sub>
-                    <m:r>
-                      <m:rPr>
-                        <m:sty m:val="p"/>
-                      </m:rPr>
-                      <w:rPr>
-                        <w:rFonts w:ascii="Cambria Math" w:hAnsi="Cambria Math" w:eastAsia="Cambria Math" w:cs="Cambria Math"/>
-                        <w:sz w:val="18"/>
-                        <w:szCs w:val="18"/>
-                      </w:rPr>
-                      <m:t>A,d</m:t>
-                    </m:r>
-                  </m:sub>
-                </m:sSub>
-                <m:r>
-                  <m:rPr>
-                    <m:sty m:val="p"/>
-                  </m:rPr>
-                  <w:rPr>
-                    <w:rFonts w:ascii="Cambria Math" w:hAnsi="Cambria Math" w:eastAsia="Cambria Math" w:cs="Cambria Math"/>
-                    <w:sz w:val="18"/>
-                    <w:szCs w:val="18"/>
-                  </w:rPr>
-                  <m:t>=</m:t>
-                </m:r>
-                <m:sSub>
-                  <m:sSubPr/>
-                  <m:e>
-                    <m:r>
-                      <m:rPr>
-                        <m:sty m:val="bi"/>
-                      </m:rPr>
-                      <w:rPr>
-                        <w:rFonts w:ascii="Cambria Math" w:hAnsi="Cambria Math" w:eastAsia="Cambria Math" w:cs="Cambria Math"/>
-                        <w:sz w:val="18"/>
-                        <w:szCs w:val="18"/>
-                      </w:rPr>
-                      <m:t>p</m:t>
-                    </m:r>
-                  </m:e>
-                  <m:sub>
-                    <m:r>
-                      <m:rPr>
-                        <m:sty m:val="p"/>
-                      </m:rPr>
-                      <w:rPr>
-                        <w:rFonts w:ascii="Cambria Math" w:hAnsi="Cambria Math" w:eastAsia="Cambria Math" w:cs="Cambria Math"/>
-                        <w:sz w:val="18"/>
-                        <w:szCs w:val="18"/>
-                      </w:rPr>
-                      <m:t>A,</m:t>
-                    </m:r>
-                    <m:r>
-                      <m:rPr/>
-                      <w:rPr>
-                        <w:rFonts w:ascii="Cambria Math" w:hAnsi="Cambria Math" w:eastAsia="Cambria Math" w:cs="Cambria Math"/>
-                        <w:sz w:val="18"/>
-                        <w:szCs w:val="18"/>
-                      </w:rPr>
-                      <m:t>0</m:t>
-                    </m:r>
-                  </m:sub>
-                </m:sSub>
-                <m:r>
-                  <m:rPr>
-                    <m:sty m:val="p"/>
-                  </m:rPr>
-                  <w:rPr>
-                    <w:rFonts w:ascii="Cambria Math" w:hAnsi="Cambria Math" w:eastAsia="Cambria Math" w:cs="Cambria Math"/>
-                    <w:sz w:val="18"/>
-                    <w:szCs w:val="18"/>
-                  </w:rPr>
-                  <m:t>+</m:t>
-                </m:r>
-                <m:sSub>
-                  <m:sSubPr/>
-                  <m:e>
-                    <m:r>
-                      <m:rPr>
-                        <m:sty m:val="b"/>
-                      </m:rPr>
-                      <w:rPr>
-                        <w:rFonts w:ascii="Cambria Math" w:hAnsi="Cambria Math" w:eastAsia="Cambria Math" w:cs="Cambria Math"/>
-                        <w:sz w:val="18"/>
-                        <w:szCs w:val="18"/>
-                      </w:rPr>
-                      <m:t>K</m:t>
-                    </m:r>
-                  </m:e>
-                  <m:sub>
-                    <m:r>
-                      <m:rPr>
-                        <m:sty m:val="p"/>
-                      </m:rPr>
-                      <w:rPr>
-                        <w:rFonts w:ascii="Cambria Math" w:hAnsi="Cambria Math" w:eastAsia="Cambria Math" w:cs="Cambria Math"/>
-                        <w:sz w:val="18"/>
-                        <w:szCs w:val="18"/>
-                      </w:rPr>
-                      <m:t>map</m:t>
-                    </m:r>
-                  </m:sub>
-                </m:sSub>
-                <m:sSub>
-                  <m:sSubPr/>
-                  <m:e>
-                    <m:r>
-                      <m:rPr>
-                        <m:sty m:val="b"/>
-                      </m:rPr>
-                      <w:rPr>
-                        <w:rFonts w:ascii="Cambria Math" w:hAnsi="Cambria Math" w:eastAsia="Cambria Math" w:cs="Cambria Math"/>
-                        <w:sz w:val="18"/>
-                        <w:szCs w:val="18"/>
-                      </w:rPr>
-                      <m:t>R</m:t>
-                    </m:r>
-                  </m:e>
-                  <m:sub>
-                    <m:r>
-                      <m:rPr>
-                        <m:sty m:val="p"/>
-                      </m:rPr>
-                      <w:rPr>
-                        <w:rFonts w:ascii="Cambria Math" w:hAnsi="Cambria Math" w:eastAsia="Cambria Math" w:cs="Cambria Math"/>
-                        <w:sz w:val="18"/>
-                        <w:szCs w:val="18"/>
-                      </w:rPr>
-                      <m:t>AD</m:t>
-                    </m:r>
-                  </m:sub>
-                </m:sSub>
-                <m:r>
-                  <m:rPr>
-                    <m:sty m:val="p"/>
-                  </m:rPr>
-                  <w:rPr>
-                    <w:rFonts w:ascii="Cambria Math" w:hAnsi="Cambria Math" w:eastAsia="Cambria Math" w:cs="Cambria Math"/>
-                    <w:sz w:val="18"/>
-                    <w:szCs w:val="18"/>
-                  </w:rPr>
-                  <m:t>(</m:t>
-                </m:r>
-                <m:sSub>
-                  <m:sSubPr/>
-                  <m:e>
-                    <m:r>
-                      <m:rPr>
-                        <m:sty m:val="bi"/>
-                      </m:rPr>
-                      <w:rPr>
-                        <w:rFonts w:ascii="Cambria Math" w:hAnsi="Cambria Math" w:eastAsia="Cambria Math" w:cs="Cambria Math"/>
-                        <w:sz w:val="18"/>
-                        <w:szCs w:val="18"/>
-                      </w:rPr>
-                      <m:t>p</m:t>
-                    </m:r>
-                  </m:e>
-                  <m:sub>
-                    <m:r>
-                      <m:rPr>
-                        <m:sty m:val="p"/>
-                      </m:rPr>
-                      <w:rPr>
-                        <w:rFonts w:ascii="Cambria Math" w:hAnsi="Cambria Math" w:eastAsia="Cambria Math" w:cs="Cambria Math"/>
-                        <w:sz w:val="18"/>
-                        <w:szCs w:val="18"/>
-                      </w:rPr>
-                      <m:t>D</m:t>
-                    </m:r>
-                  </m:sub>
-                </m:sSub>
-                <m:r>
-                  <m:rPr>
-                    <m:sty m:val="p"/>
-                  </m:rPr>
-                  <w:rPr>
-                    <w:rFonts w:ascii="Cambria Math" w:hAnsi="Cambria Math" w:eastAsia="Cambria Math" w:cs="Cambria Math"/>
-                    <w:sz w:val="18"/>
-                    <w:szCs w:val="18"/>
-                  </w:rPr>
-                  <m:t>−</m:t>
-                </m:r>
-                <m:sSub>
-                  <m:sSubPr/>
-                  <m:e>
-                    <m:r>
-                      <m:rPr>
-                        <m:sty m:val="bi"/>
-                      </m:rPr>
-                      <w:rPr>
-                        <w:rFonts w:ascii="Cambria Math" w:hAnsi="Cambria Math" w:eastAsia="Cambria Math" w:cs="Cambria Math"/>
-                        <w:sz w:val="18"/>
-                        <w:szCs w:val="18"/>
-                      </w:rPr>
-                      <m:t>p</m:t>
-                    </m:r>
-                  </m:e>
-                  <m:sub>
-                    <m:r>
-                      <m:rPr>
-                        <m:sty m:val="p"/>
-                      </m:rPr>
-                      <w:rPr>
-                        <w:rFonts w:ascii="Cambria Math" w:hAnsi="Cambria Math" w:eastAsia="Cambria Math" w:cs="Cambria Math"/>
-                        <w:sz w:val="18"/>
-                        <w:szCs w:val="18"/>
-                      </w:rPr>
-                      <m:t>D,</m:t>
-                    </m:r>
-                    <m:r>
-                      <m:rPr/>
-                      <w:rPr>
-                        <w:rFonts w:ascii="Cambria Math" w:hAnsi="Cambria Math" w:eastAsia="Cambria Math" w:cs="Cambria Math"/>
-                        <w:sz w:val="18"/>
-                        <w:szCs w:val="18"/>
-                      </w:rPr>
-                      <m:t>0</m:t>
-                    </m:r>
-                  </m:sub>
-                </m:sSub>
-                <m:r>
-                  <m:rPr>
-                    <m:sty m:val="p"/>
-                  </m:rPr>
-                  <w:rPr>
-                    <w:rFonts w:ascii="Cambria Math" w:hAnsi="Cambria Math" w:eastAsia="Cambria Math" w:cs="Cambria Math"/>
-                    <w:sz w:val="18"/>
-                    <w:szCs w:val="18"/>
-                  </w:rPr>
-                  <m:t>),</m:t>
-                </m:r>
-              </m:oMath>
-            </m:oMathPara>
-          </w:p>
-        </w:tc>
-        <w:tc>
-          <w:tcPr>
-            <w:tcW w:w="390" w:type="dxa"/>
-            <w:vAlign w:val="center"/>
-          </w:tcPr>
-          <w:p>
-            <w:pPr>
-              <w:numPr>
-                <w:ilvl w:val="0"/>
-                <w:numId w:val="0"/>
-              </w:numPr>
-              <w:snapToGrid w:val="0"/>
-              <w:jc w:val="right"/>
-              <w:rPr>
-                <w:sz w:val="16"/>
-              </w:rPr>
-            </w:pPr>
-            <w:r>
-              <w:rPr>
-                <w:sz w:val="16"/>
-                <w:szCs w:val="16"/>
-              </w:rPr>
-              <w:t>(33)</w:t>
-            </w:r>
-          </w:p>
-        </w:tc>
-      </w:tr>
-    </w:tbl>
-    <w:p>
-      <w:pPr>
-        <w:pStyle w:val="7"/>
-        <w:numPr>
-          <w:ilvl w:val="0"/>
-          <w:numId w:val="0"/>
-        </w:numPr>
-        <w:snapToGrid w:val="0"/>
-        <w:rPr>
-          <w:sz w:val="20"/>
-        </w:rPr>
-      </w:pPr>
-      <w:r>
-        <w:rPr>
-          <w:rFonts w:hint="eastAsia"/>
-          <w:sz w:val="20"/>
-          <w:szCs w:val="20"/>
-        </w:rPr>
-        <w:t>其中</w:t>
-      </w:r>
-      <w:r>
-        <w:rPr>
-          <w:sz w:val="20"/>
-          <w:szCs w:val="20"/>
-        </w:rPr>
-        <w:t xml:space="preserve"> </w:t>
-      </w:r>
-      <m:oMath>
-        <m:sSub>
-          <m:sSubPr/>
-          <m:e>
-            <m:r>
-              <m:rPr>
-                <m:sty m:val="b"/>
-              </m:rPr>
-              <w:rPr>
-                <w:rFonts w:ascii="Cambria Math" w:hAnsi="Cambria Math" w:eastAsia="Cambria Math" w:cs="Cambria Math"/>
-                <w:sz w:val="20"/>
-                <w:szCs w:val="20"/>
-              </w:rPr>
-              <m:t>R</m:t>
-            </m:r>
-          </m:e>
-          <m:sub>
-            <m:r>
-              <m:rPr>
-                <m:sty m:val="p"/>
-              </m:rPr>
-              <w:rPr>
-                <w:rFonts w:ascii="Cambria Math" w:hAnsi="Cambria Math" w:eastAsia="Cambria Math" w:cs="Cambria Math"/>
-                <w:sz w:val="20"/>
-                <w:szCs w:val="20"/>
-              </w:rPr>
-              <m:t>AD</m:t>
-            </m:r>
-          </m:sub>
-        </m:sSub>
-      </m:oMath>
-      <w:r>
-        <w:rPr>
-          <w:sz w:val="20"/>
-          <w:szCs w:val="20"/>
-        </w:rPr>
-        <w:t xml:space="preserve"> </w:t>
-      </w:r>
-      <w:r>
-        <w:rPr>
-          <w:rFonts w:hint="eastAsia"/>
-          <w:sz w:val="20"/>
-          <w:szCs w:val="20"/>
-        </w:rPr>
-        <w:t>为固定坐标校准旋转，</w:t>
-      </w:r>
-      <m:oMath>
-        <m:sSub>
-          <m:sSubPr/>
-          <m:e>
-            <m:r>
-              <m:rPr>
-                <m:sty m:val="b"/>
-              </m:rPr>
-              <w:rPr>
-                <w:rFonts w:ascii="Cambria Math" w:hAnsi="Cambria Math" w:eastAsia="Cambria Math" w:cs="Cambria Math"/>
-                <w:sz w:val="20"/>
-                <w:szCs w:val="20"/>
-              </w:rPr>
-              <m:t>K</m:t>
-            </m:r>
-          </m:e>
-          <m:sub>
-            <m:r>
-              <m:rPr>
-                <m:sty m:val="p"/>
-              </m:rPr>
-              <w:rPr>
-                <w:rFonts w:ascii="Cambria Math" w:hAnsi="Cambria Math" w:eastAsia="Cambria Math" w:cs="Cambria Math"/>
-                <w:sz w:val="20"/>
-                <w:szCs w:val="20"/>
-              </w:rPr>
-              <m:t>map</m:t>
-            </m:r>
-          </m:sub>
-        </m:sSub>
-        <m:r>
-          <m:rPr>
-            <m:sty m:val="p"/>
-          </m:rPr>
-          <w:rPr>
-            <w:rFonts w:ascii="Cambria Math" w:hAnsi="Cambria Math" w:eastAsia="Cambria Math" w:cs="Cambria Math"/>
-            <w:sz w:val="20"/>
-            <w:szCs w:val="20"/>
-          </w:rPr>
-          <m:t>=diag(</m:t>
-        </m:r>
-        <m:sSub>
-          <m:sSubPr/>
-          <m:e>
-            <m:r>
-              <m:rPr/>
-              <w:rPr>
-                <w:rFonts w:ascii="Cambria Math" w:hAnsi="Cambria Math" w:eastAsia="Cambria Math" w:cs="Cambria Math"/>
-                <w:sz w:val="20"/>
-                <w:szCs w:val="20"/>
-              </w:rPr>
-              <m:t>k</m:t>
-            </m:r>
-          </m:e>
-          <m:sub>
-            <m:r>
-              <m:rPr/>
-              <w:rPr>
-                <w:rFonts w:ascii="Cambria Math" w:hAnsi="Cambria Math" w:eastAsia="Cambria Math" w:cs="Cambria Math"/>
-                <w:sz w:val="20"/>
-                <w:szCs w:val="20"/>
-              </w:rPr>
-              <m:t>x</m:t>
-            </m:r>
-          </m:sub>
-        </m:sSub>
-        <m:r>
-          <m:rPr>
-            <m:sty m:val="p"/>
-          </m:rPr>
-          <w:rPr>
-            <w:rFonts w:ascii="Cambria Math" w:hAnsi="Cambria Math" w:eastAsia="Cambria Math" w:cs="Cambria Math"/>
-            <w:sz w:val="20"/>
-            <w:szCs w:val="20"/>
-          </w:rPr>
-          <m:t>,</m:t>
-        </m:r>
-        <m:sSub>
-          <m:sSubPr/>
-          <m:e>
-            <m:r>
-              <m:rPr/>
-              <w:rPr>
-                <w:rFonts w:ascii="Cambria Math" w:hAnsi="Cambria Math" w:eastAsia="Cambria Math" w:cs="Cambria Math"/>
-                <w:sz w:val="20"/>
-                <w:szCs w:val="20"/>
-              </w:rPr>
-              <m:t>k</m:t>
-            </m:r>
-          </m:e>
-          <m:sub>
-            <m:r>
-              <m:rPr/>
-              <w:rPr>
-                <w:rFonts w:ascii="Cambria Math" w:hAnsi="Cambria Math" w:eastAsia="Cambria Math" w:cs="Cambria Math"/>
-                <w:sz w:val="20"/>
-                <w:szCs w:val="20"/>
-              </w:rPr>
-              <m:t>y</m:t>
-            </m:r>
-          </m:sub>
-        </m:sSub>
-        <m:r>
-          <m:rPr>
-            <m:sty m:val="p"/>
-          </m:rPr>
-          <w:rPr>
-            <w:rFonts w:ascii="Cambria Math" w:hAnsi="Cambria Math" w:eastAsia="Cambria Math" w:cs="Cambria Math"/>
-            <w:sz w:val="20"/>
-            <w:szCs w:val="20"/>
-          </w:rPr>
-          <m:t>,</m:t>
-        </m:r>
-        <m:sSub>
-          <m:sSubPr/>
-          <m:e>
-            <m:r>
-              <m:rPr/>
-              <w:rPr>
-                <w:rFonts w:ascii="Cambria Math" w:hAnsi="Cambria Math" w:eastAsia="Cambria Math" w:cs="Cambria Math"/>
-                <w:sz w:val="20"/>
-                <w:szCs w:val="20"/>
-              </w:rPr>
-              <m:t>k</m:t>
-            </m:r>
-          </m:e>
-          <m:sub>
-            <m:r>
-              <m:rPr/>
-              <w:rPr>
-                <w:rFonts w:ascii="Cambria Math" w:hAnsi="Cambria Math" w:eastAsia="Cambria Math" w:cs="Cambria Math"/>
-                <w:sz w:val="20"/>
-                <w:szCs w:val="20"/>
-              </w:rPr>
-              <m:t>z</m:t>
-            </m:r>
-          </m:sub>
-        </m:sSub>
-        <m:r>
-          <m:rPr>
-            <m:sty m:val="p"/>
-          </m:rPr>
-          <w:rPr>
-            <w:rFonts w:ascii="Cambria Math" w:hAnsi="Cambria Math" w:eastAsia="Cambria Math" w:cs="Cambria Math"/>
-            <w:sz w:val="20"/>
-            <w:szCs w:val="20"/>
-          </w:rPr>
-          <m:t>)</m:t>
-        </m:r>
-      </m:oMath>
-      <w:r>
-        <w:rPr>
-          <w:sz w:val="20"/>
-          <w:szCs w:val="20"/>
-        </w:rPr>
-        <w:t xml:space="preserve"> </w:t>
-      </w:r>
-      <w:r>
-        <w:rPr>
-          <w:rFonts w:hint="eastAsia"/>
-          <w:sz w:val="20"/>
-          <w:szCs w:val="20"/>
-        </w:rPr>
-        <w:t>为无量纲缩放矩阵。较小缩放系数可减小从端对手部位移的响应，但不能消除机械误差。重置按钮更新参考点时，应保持从端目标连续。</w:t>
-      </w:r>
-    </w:p>
-    <w:p>
-      <w:pPr>
-        <w:pStyle w:val="7"/>
-        <w:numPr>
-          <w:ilvl w:val="0"/>
-          <w:numId w:val="0"/>
-        </w:numPr>
-        <w:snapToGrid w:val="0"/>
-        <w:rPr>
-          <w:sz w:val="20"/>
-        </w:rPr>
-      </w:pPr>
-      <w:r>
-        <w:rPr>
-          <w:rFonts w:hint="eastAsia"/>
-          <w:sz w:val="20"/>
-          <w:szCs w:val="20"/>
-        </w:rPr>
-        <w:t>姿态手柄的三个编码器角记为</w:t>
-      </w:r>
-      <w:r>
-        <w:rPr>
-          <w:sz w:val="20"/>
-          <w:szCs w:val="20"/>
-        </w:rPr>
-        <w:t xml:space="preserve"> </w:t>
-      </w:r>
-      <m:oMath>
-        <m:sSub>
-          <m:sSubPr/>
-          <m:e>
-            <m:r>
-              <m:rPr>
-                <m:sty m:val="bi"/>
-              </m:rPr>
-              <w:rPr>
-                <w:rFonts w:ascii="Cambria Math" w:hAnsi="Cambria Math" w:eastAsia="Cambria Math" w:cs="Cambria Math"/>
-                <w:sz w:val="20"/>
-                <w:szCs w:val="20"/>
-              </w:rPr>
-              <m:t>q</m:t>
-            </m:r>
-          </m:e>
-          <m:sub>
-            <m:r>
-              <m:rPr>
-                <m:sty m:val="p"/>
-              </m:rPr>
-              <w:rPr>
-                <w:rFonts w:ascii="Cambria Math" w:hAnsi="Cambria Math" w:eastAsia="Cambria Math" w:cs="Cambria Math"/>
-                <w:sz w:val="20"/>
-                <w:szCs w:val="20"/>
-              </w:rPr>
-              <m:t>h</m:t>
-            </m:r>
-          </m:sub>
-        </m:sSub>
-      </m:oMath>
-      <w:r>
-        <w:rPr>
-          <w:rFonts w:hint="eastAsia"/>
-          <w:sz w:val="20"/>
-          <w:szCs w:val="20"/>
-        </w:rPr>
-        <w:t>，根据其真实串联转轴顺序求得</w:t>
-      </w:r>
-      <w:r>
-        <w:rPr>
-          <w:sz w:val="20"/>
-          <w:szCs w:val="20"/>
-        </w:rPr>
-        <w:t xml:space="preserve"> </w:t>
-      </w:r>
-      <m:oMath>
-        <m:sSub>
-          <m:sSubPr/>
-          <m:e>
-            <m:r>
-              <m:rPr>
-                <m:sty m:val="b"/>
-              </m:rPr>
-              <w:rPr>
-                <w:rFonts w:ascii="Cambria Math" w:hAnsi="Cambria Math" w:eastAsia="Cambria Math" w:cs="Cambria Math"/>
-                <w:sz w:val="20"/>
-                <w:szCs w:val="20"/>
-              </w:rPr>
-              <m:t>R</m:t>
-            </m:r>
-          </m:e>
-          <m:sub>
-            <m:r>
-              <m:rPr>
-                <m:sty m:val="p"/>
-              </m:rPr>
-              <w:rPr>
-                <w:rFonts w:ascii="Cambria Math" w:hAnsi="Cambria Math" w:eastAsia="Cambria Math" w:cs="Cambria Math"/>
-                <w:sz w:val="20"/>
-                <w:szCs w:val="20"/>
-              </w:rPr>
-              <m:t>h</m:t>
-            </m:r>
-          </m:sub>
-        </m:sSub>
-        <m:r>
-          <m:rPr>
-            <m:sty m:val="p"/>
-          </m:rPr>
-          <w:rPr>
-            <w:rFonts w:ascii="Cambria Math" w:hAnsi="Cambria Math" w:eastAsia="Cambria Math" w:cs="Cambria Math"/>
-            <w:sz w:val="20"/>
-            <w:szCs w:val="20"/>
-          </w:rPr>
-          <m:t>(</m:t>
-        </m:r>
-        <m:sSub>
-          <m:sSubPr/>
-          <m:e>
-            <m:r>
-              <m:rPr>
-                <m:sty m:val="bi"/>
-              </m:rPr>
-              <w:rPr>
-                <w:rFonts w:ascii="Cambria Math" w:hAnsi="Cambria Math" w:eastAsia="Cambria Math" w:cs="Cambria Math"/>
-                <w:sz w:val="20"/>
-                <w:szCs w:val="20"/>
-              </w:rPr>
-              <m:t>q</m:t>
-            </m:r>
-          </m:e>
-          <m:sub>
-            <m:r>
-              <m:rPr>
-                <m:sty m:val="p"/>
-              </m:rPr>
-              <w:rPr>
-                <w:rFonts w:ascii="Cambria Math" w:hAnsi="Cambria Math" w:eastAsia="Cambria Math" w:cs="Cambria Math"/>
-                <w:sz w:val="20"/>
-                <w:szCs w:val="20"/>
-              </w:rPr>
-              <m:t>h</m:t>
-            </m:r>
-          </m:sub>
-        </m:sSub>
-        <m:r>
-          <m:rPr>
-            <m:sty m:val="p"/>
-          </m:rPr>
-          <w:rPr>
-            <w:rFonts w:ascii="Cambria Math" w:hAnsi="Cambria Math" w:eastAsia="Cambria Math" w:cs="Cambria Math"/>
-            <w:sz w:val="20"/>
-            <w:szCs w:val="20"/>
-          </w:rPr>
-          <m:t>)</m:t>
-        </m:r>
-      </m:oMath>
-      <w:r>
-        <w:rPr>
-          <w:rFonts w:hint="eastAsia"/>
-          <w:sz w:val="20"/>
-          <w:szCs w:val="20"/>
-        </w:rPr>
-        <w:t>，再施加固定安装变换：</w:t>
-      </w:r>
-    </w:p>
-    <w:tbl>
-      <w:tblPr>
-        <w:tblStyle w:val="10"/>
-        <w:tblW w:w="4866" w:type="dxa"/>
-        <w:tblCaption w:val="Equation 34"/>
-        <w:tblInd w:w="0" w:type="dxa"/>
-        <w:tblBorders>
-          <w:top w:val="none" w:color="B0B0B0" w:sz="4" w:space="0"/>
-          <w:left w:val="none" w:color="B0B0B0" w:sz="4" w:space="0"/>
-          <w:bottom w:val="none" w:color="B0B0B0" w:sz="4" w:space="0"/>
-          <w:right w:val="none" w:color="B0B0B0" w:sz="4" w:space="0"/>
-          <w:insideH w:val="none" w:color="B0B0B0" w:sz="4" w:space="0"/>
-          <w:insideV w:val="none" w:color="B0B0B0" w:sz="4" w:space="0"/>
-        </w:tblBorders>
-        <w:tblLayout w:type="fixed"/>
-        <w:tblCellMar>
-          <w:top w:w="0" w:type="dxa"/>
-          <w:left w:w="0" w:type="dxa"/>
-          <w:bottom w:w="0" w:type="dxa"/>
-          <w:right w:w="0" w:type="dxa"/>
-        </w:tblCellMar>
-      </w:tblPr>
-      <w:tblGrid>
-        <w:gridCol w:w="4476"/>
-        <w:gridCol w:w="390"/>
-      </w:tblGrid>
-      <w:tr>
-        <w:tblPrEx>
-          <w:tblBorders>
-            <w:top w:val="none" w:color="B0B0B0" w:sz="4" w:space="0"/>
-            <w:left w:val="none" w:color="B0B0B0" w:sz="4" w:space="0"/>
-            <w:bottom w:val="none" w:color="B0B0B0" w:sz="4" w:space="0"/>
-            <w:right w:val="none" w:color="B0B0B0" w:sz="4" w:space="0"/>
-            <w:insideH w:val="none" w:color="B0B0B0" w:sz="4" w:space="0"/>
-            <w:insideV w:val="none" w:color="B0B0B0" w:sz="4" w:space="0"/>
-          </w:tblBorders>
-          <w:tblCellMar>
-            <w:top w:w="0" w:type="dxa"/>
-            <w:left w:w="0" w:type="dxa"/>
-            <w:bottom w:w="0" w:type="dxa"/>
-            <w:right w:w="0" w:type="dxa"/>
-          </w:tblCellMar>
-        </w:tblPrEx>
-        <w:trPr>
-          <w:cantSplit/>
-        </w:trPr>
-        <w:tc>
-          <w:tcPr>
-            <w:tcW w:w="4476" w:type="dxa"/>
-            <w:vAlign w:val="center"/>
-          </w:tcPr>
-          <w:p>
-            <w:pPr>
-              <w:pStyle w:val="17"/>
-              <w:numPr>
-                <w:ilvl w:val="0"/>
-                <w:numId w:val="0"/>
-              </w:numPr>
-              <w:snapToGrid w:val="0"/>
-              <w:spacing w:before="100" w:after="100" w:line="240" w:lineRule="auto"/>
-              <w:ind w:left="0" w:right="0" w:firstLine="0"/>
-              <w:jc w:val="center"/>
-              <w:rPr>
-                <w:sz w:val="18"/>
-              </w:rPr>
-            </w:pPr>
-            <m:oMathPara>
-              <m:oMathParaPr>
-                <m:jc m:val="center"/>
-              </m:oMathParaPr>
-              <m:oMath>
-                <m:sSub>
-                  <m:sSubPr/>
-                  <m:e>
-                    <m:r>
-                      <m:rPr>
                         <m:sty m:val="b"/>
                       </m:rPr>
                       <w:rPr>
@@ -31953,7 +30805,7 @@
                 <w:sz w:val="16"/>
                 <w:szCs w:val="16"/>
               </w:rPr>
-              <w:t>(34)</w:t>
+              <w:t>(33)</w:t>
             </w:r>
           </w:p>
         </w:tc>
@@ -32059,7 +30911,7 @@
       <w:tblPr>
         <w:tblStyle w:val="10"/>
         <w:tblW w:w="4866" w:type="dxa"/>
-        <w:tblCaption w:val="Equation 35"/>
+        <w:tblCaption w:val="Equation 34"/>
         <w:tblInd w:w="0" w:type="dxa"/>
         <w:tblBorders>
           <w:top w:val="none" w:color="B0B0B0" w:sz="4" w:space="0"/>
@@ -32559,7 +31411,7 @@
                 <w:sz w:val="16"/>
                 <w:szCs w:val="16"/>
               </w:rPr>
-              <w:t>(35)</w:t>
+              <w:t>(34)</w:t>
             </w:r>
           </w:p>
         </w:tc>
@@ -32641,7 +31493,7 @@
       <w:tblPr>
         <w:tblStyle w:val="10"/>
         <w:tblW w:w="4866" w:type="dxa"/>
-        <w:tblCaption w:val="Equation 36"/>
+        <w:tblCaption w:val="Equation 35"/>
         <w:tblInd w:w="0" w:type="dxa"/>
         <w:tblBorders>
           <w:top w:val="none" w:color="B0B0B0" w:sz="4" w:space="0"/>
@@ -33001,7 +31853,7 @@
                 <w:sz w:val="16"/>
                 <w:szCs w:val="16"/>
               </w:rPr>
-              <w:t>(36)</w:t>
+              <w:t>(35)</w:t>
             </w:r>
           </w:p>
         </w:tc>
@@ -33203,7 +32055,7 @@
       <w:tblPr>
         <w:tblStyle w:val="10"/>
         <w:tblW w:w="4866" w:type="dxa"/>
-        <w:tblCaption w:val="Equation 37"/>
+        <w:tblCaption w:val="Equation 36"/>
         <w:tblInd w:w="0" w:type="dxa"/>
         <w:tblBorders>
           <w:top w:val="none" w:color="B0B0B0" w:sz="4" w:space="0"/>
@@ -34014,7 +32866,7 @@
                 <w:sz w:val="16"/>
                 <w:szCs w:val="16"/>
               </w:rPr>
-              <w:t>(37)</w:t>
+              <w:t>(36)</w:t>
             </w:r>
           </w:p>
         </w:tc>
@@ -34072,6 +32924,44 @@
           <w:szCs w:val="20"/>
         </w:rPr>
         <w:t>为样本数，</w:t>
+      </w:r>
+      <m:oMath>
+        <m:sSub>
+          <m:e>
+            <m:r>
+              <m:rPr>
+                <m:sty m:val="i"/>
+              </m:rPr>
+              <w:rPr>
+                <w:rFonts w:ascii="Cambria Math" w:hAnsi="Cambria Math" w:eastAsia="Cambria Math" w:cs="Cambria Math"/>
+                <w:sz w:val="20"/>
+                <w:szCs w:val="20"/>
+              </w:rPr>
+              <m:t>T</m:t>
+            </m:r>
+          </m:e>
+          <m:sub>
+            <m:r>
+              <m:rPr>
+                <m:sty m:val="p"/>
+              </m:rPr>
+              <w:rPr>
+                <w:rFonts w:ascii="Cambria Math" w:hAnsi="Cambria Math" w:eastAsia="Cambria Math" w:cs="Cambria Math"/>
+                <w:sz w:val="20"/>
+                <w:szCs w:val="20"/>
+              </w:rPr>
+              <m:t>s</m:t>
+            </m:r>
+          </m:sub>
+        </m:sSub>
+      </m:oMath>
+      <w:r>
+        <w:rPr>
+          <w:rFonts w:hint="eastAsia"/>
+          <w:sz w:val="20"/>
+          <w:szCs w:val="20"/>
+        </w:rPr>
+        <w:t xml:space="preserve"> 为采样周期（s），</w:t>
       </w:r>
       <m:oMath>
         <m:r>
@@ -36786,7 +35676,7 @@
       <w:tblPr>
         <w:tblStyle w:val="10"/>
         <w:tblW w:w="4866" w:type="dxa"/>
-        <w:tblCaption w:val="Equation 38"/>
+        <w:tblCaption w:val="Equation 37"/>
         <w:tblInd w:w="0" w:type="dxa"/>
         <w:tblBorders>
           <w:top w:val="none" w:color="B0B0B0" w:sz="4" w:space="0"/>
@@ -36975,7 +35865,7 @@
                 <w:sz w:val="16"/>
                 <w:szCs w:val="16"/>
               </w:rPr>
-              <w:t>(38)</w:t>
+              <w:t>(37)</w:t>
             </w:r>
           </w:p>
         </w:tc>

--- a/Article.docx
+++ b/Article.docx
@@ -16953,7 +16953,7 @@
           <w:sz w:val="20"/>
           <w:szCs w:val="20"/>
         </w:rPr>
-        <w:t xml:space="preserve">在机体系中，</w:t>
+        <w:t xml:space="preserve">支撑高度按四轮在机体系中的分布进行分配。</w:t>
       </w:r>
       <m:oMath>
         <m:sSub>
@@ -16967,7 +16967,7 @@
                 <w:sz w:val="20"/>
                 <w:szCs w:val="20"/>
               </w:rPr>
-              <m:t>x</m:t>
+              <m:t>p</m:t>
             </m:r>
           </m:e>
           <m:sub>
@@ -16982,6 +16982,28 @@
               </w:rPr>
               <m:t>i</m:t>
             </m:r>
+            <m:r>
+              <m:rPr>
+                <m:sty m:val="p"/>
+              </m:rPr>
+              <w:rPr>
+                <w:rFonts w:ascii="Cambria Math" w:hAnsi="Cambria Math" w:eastAsia="Cambria Math" w:cs="Cambria Math"/>
+                <w:sz w:val="20"/>
+                <w:szCs w:val="20"/>
+              </w:rPr>
+              <m:t>,</m:t>
+            </m:r>
+            <m:r>
+              <m:rPr>
+                <m:sty m:val="p"/>
+              </m:rPr>
+              <w:rPr>
+                <w:rFonts w:ascii="Cambria Math" w:hAnsi="Cambria Math" w:eastAsia="Cambria Math" w:cs="Cambria Math"/>
+                <w:sz w:val="20"/>
+                <w:szCs w:val="20"/>
+              </w:rPr>
+              <m:t>x</m:t>
+            </m:r>
           </m:sub>
         </m:sSub>
       </m:oMath>
@@ -17005,7 +17027,7 @@
                 <w:sz w:val="20"/>
                 <w:szCs w:val="20"/>
               </w:rPr>
-              <m:t>y</m:t>
+              <m:t>p</m:t>
             </m:r>
           </m:e>
           <m:sub>
@@ -17020,6 +17042,28 @@
               </w:rPr>
               <m:t>i</m:t>
             </m:r>
+            <m:r>
+              <m:rPr>
+                <m:sty m:val="p"/>
+              </m:rPr>
+              <w:rPr>
+                <w:rFonts w:ascii="Cambria Math" w:hAnsi="Cambria Math" w:eastAsia="Cambria Math" w:cs="Cambria Math"/>
+                <w:sz w:val="20"/>
+                <w:szCs w:val="20"/>
+              </w:rPr>
+              <m:t>,</m:t>
+            </m:r>
+            <m:r>
+              <m:rPr>
+                <m:sty m:val="p"/>
+              </m:rPr>
+              <w:rPr>
+                <w:rFonts w:ascii="Cambria Math" w:hAnsi="Cambria Math" w:eastAsia="Cambria Math" w:cs="Cambria Math"/>
+                <w:sz w:val="20"/>
+                <w:szCs w:val="20"/>
+              </w:rPr>
+              <m:t>y</m:t>
+            </m:r>
           </m:sub>
         </m:sSub>
       </m:oMath>
@@ -17029,34 +17073,51 @@
           <w:sz w:val="20"/>
           <w:szCs w:val="20"/>
         </w:rPr>
-        <w:t xml:space="preserve"> 分别为第 </w:t>
-      </w:r>
-      <m:oMath>
-        <m:r>
-          <m:rPr>
-            <m:sty m:val="i"/>
-          </m:rPr>
-          <w:rPr>
-            <w:rFonts w:ascii="Cambria Math" w:hAnsi="Cambria Math" w:eastAsia="Cambria Math" w:cs="Cambria Math"/>
-            <w:sz w:val="20"/>
-            <w:szCs w:val="20"/>
-          </w:rPr>
-          <m:t>i</m:t>
-        </m:r>
-      </m:oMath>
-      <w:r>
-        <w:rPr>
-          <w:rFonts w:hint="eastAsia"/>
-          <w:sz w:val="20"/>
-          <w:szCs w:val="20"/>
-        </w:rPr>
-        <w:t xml:space="preserve"> 个轮心的名义前向、左向坐标。取四腿近似对称分布，</w:t>
+        <w:t xml:space="preserve"> 为轮心位置 </w:t>
       </w:r>
       <m:oMath>
         <m:sSub>
           <m:e>
             <m:r>
               <m:rPr>
+                <m:sty m:val="bi"/>
+              </m:rPr>
+              <w:rPr>
+                <w:rFonts w:ascii="Cambria Math" w:hAnsi="Cambria Math" w:eastAsia="Cambria Math" w:cs="Cambria Math"/>
+                <w:sz w:val="20"/>
+                <w:szCs w:val="20"/>
+              </w:rPr>
+              <m:t>p</m:t>
+            </m:r>
+          </m:e>
+          <m:sub>
+            <m:r>
+              <m:rPr>
+                <m:sty m:val="i"/>
+              </m:rPr>
+              <w:rPr>
+                <w:rFonts w:ascii="Cambria Math" w:hAnsi="Cambria Math" w:eastAsia="Cambria Math" w:cs="Cambria Math"/>
+                <w:sz w:val="20"/>
+                <w:szCs w:val="20"/>
+              </w:rPr>
+              <m:t>i</m:t>
+            </m:r>
+          </m:sub>
+        </m:sSub>
+      </m:oMath>
+      <w:r>
+        <w:rPr>
+          <w:rFonts w:hint="eastAsia"/>
+          <w:sz w:val="20"/>
+          <w:szCs w:val="20"/>
+        </w:rPr>
+        <w:t xml:space="preserve"> 的前向、左向分量；</w:t>
+      </w:r>
+      <m:oMath>
+        <m:sSub>
+          <m:e>
+            <m:r>
+              <m:rPr>
                 <m:sty m:val="i"/>
               </m:rPr>
               <w:rPr>
@@ -17126,7 +17187,7 @@
           <w:sz w:val="20"/>
           <w:szCs w:val="20"/>
         </w:rPr>
-        <w:t xml:space="preserve"> 分别为前后、左右轮心间距的一半，均为正值，单位为 m。在小姿态角和触点高度暂时固定的条件下，可将修正分配为</w:t>
+        <w:t xml:space="preserve"> 分别为前后、左右轮心间距的一半，均为正值，上述长度的单位均为 m。在四腿近似对称、小姿态角和触点高度暂时固定的条件下，可将修正分配为</w:t>
       </w:r>
     </w:p>
     <w:tbl>
@@ -17318,7 +17379,7 @@
                             <w:sz w:val="18"/>
                             <w:szCs w:val="18"/>
                           </w:rPr>
-                          <m:t>y</m:t>
+                          <m:t>p</m:t>
                         </m:r>
                       </m:e>
                       <m:sub>
@@ -17330,6 +17391,17 @@
                             <w:szCs w:val="18"/>
                           </w:rPr>
                           <m:t>i</m:t>
+                        </m:r>
+                        <m:r>
+                          <m:rPr>
+                            <m:sty m:val="p"/>
+                          </m:rPr>
+                          <w:rPr>
+                            <w:rFonts w:ascii="Cambria Math" w:hAnsi="Cambria Math" w:eastAsia="Cambria Math" w:cs="Cambria Math"/>
+                            <w:sz w:val="18"/>
+                            <w:szCs w:val="18"/>
+                          </w:rPr>
+                          <m:t>,y</m:t>
                         </m:r>
                       </m:sub>
                     </m:sSub>
@@ -17433,7 +17505,7 @@
                             <w:sz w:val="18"/>
                             <w:szCs w:val="18"/>
                           </w:rPr>
-                          <m:t>x</m:t>
+                          <m:t>p</m:t>
                         </m:r>
                       </m:e>
                       <m:sub>
@@ -17445,6 +17517,17 @@
                             <w:szCs w:val="18"/>
                           </w:rPr>
                           <m:t>i</m:t>
+                        </m:r>
+                        <m:r>
+                          <m:rPr>
+                            <m:sty m:val="p"/>
+                          </m:rPr>
+                          <w:rPr>
+                            <w:rFonts w:ascii="Cambria Math" w:hAnsi="Cambria Math" w:eastAsia="Cambria Math" w:cs="Cambria Math"/>
+                            <w:sz w:val="18"/>
+                            <w:szCs w:val="18"/>
+                          </w:rPr>
+                          <m:t>,x</m:t>
                         </m:r>
                       </m:sub>
                     </m:sSub>
@@ -17775,63 +17858,121 @@
           <w:sz w:val="20"/>
           <w:szCs w:val="20"/>
         </w:rPr>
-        <w:t xml:space="preserve"> 分别为滚转、俯仰控制器输出的高度修正量。腿基系的轮心目标纵坐标为 </w:t>
+        <w:t xml:space="preserve"> 分别为滚转、俯仰控制器输出的高度修正量。转换为关节角度时，</w:t>
       </w:r>
       <m:oMath>
-        <m:sSup>
+        <m:sSub>
           <m:e>
-            <m:sSub>
-              <m:e>
-                <m:r>
-                  <m:rPr>
-                    <m:sty m:val="i"/>
-                  </m:rPr>
-                  <w:rPr>
-                    <w:rFonts w:ascii="Cambria Math" w:hAnsi="Cambria Math" w:eastAsia="Cambria Math" w:cs="Cambria Math"/>
-                    <w:sz w:val="20"/>
-                    <w:szCs w:val="20"/>
-                  </w:rPr>
-                  <m:t>y</m:t>
-                </m:r>
-              </m:e>
-              <m:sub>
-                <m:r>
-                  <m:rPr>
-                    <m:sty m:val="p"/>
-                  </m:rPr>
-                  <w:rPr>
-                    <w:rFonts w:ascii="Cambria Math" w:hAnsi="Cambria Math" w:eastAsia="Cambria Math" w:cs="Cambria Math"/>
-                    <w:sz w:val="20"/>
-                    <w:szCs w:val="20"/>
-                  </w:rPr>
-                  <m:t>a</m:t>
-                </m:r>
-                <m:r>
-                  <m:rPr>
-                    <m:sty m:val="p"/>
-                  </m:rPr>
-                  <w:rPr>
-                    <w:rFonts w:ascii="Cambria Math" w:hAnsi="Cambria Math" w:eastAsia="Cambria Math" w:cs="Cambria Math"/>
-                    <w:sz w:val="20"/>
-                    <w:szCs w:val="20"/>
-                  </w:rPr>
-                  <m:t>,</m:t>
-                </m:r>
-                <m:r>
-                  <m:rPr>
-                    <m:sty m:val="i"/>
-                  </m:rPr>
-                  <w:rPr>
-                    <w:rFonts w:ascii="Cambria Math" w:hAnsi="Cambria Math" w:eastAsia="Cambria Math" w:cs="Cambria Math"/>
-                    <w:sz w:val="20"/>
-                    <w:szCs w:val="20"/>
-                  </w:rPr>
-                  <m:t>i</m:t>
-                </m:r>
-              </m:sub>
-            </m:sSub>
+            <m:r>
+              <m:rPr>
+                <m:sty m:val="i"/>
+              </m:rPr>
+              <w:rPr>
+                <w:rFonts w:ascii="Cambria Math" w:hAnsi="Cambria Math" w:eastAsia="Cambria Math" w:cs="Cambria Math"/>
+                <w:sz w:val="20"/>
+                <w:szCs w:val="20"/>
+              </w:rPr>
+              <m:t>x</m:t>
+            </m:r>
           </m:e>
-          <m:sup>
+          <m:sub>
+            <m:r>
+              <m:rPr>
+                <m:sty m:val="i"/>
+              </m:rPr>
+              <w:rPr>
+                <w:rFonts w:ascii="Cambria Math" w:hAnsi="Cambria Math" w:eastAsia="Cambria Math" w:cs="Cambria Math"/>
+                <w:sz w:val="20"/>
+                <w:szCs w:val="20"/>
+              </w:rPr>
+              <m:t>i</m:t>
+            </m:r>
+          </m:sub>
+        </m:sSub>
+      </m:oMath>
+      <w:r>
+        <w:rPr>
+          <w:rFonts w:hint="eastAsia"/>
+          <w:sz w:val="20"/>
+          <w:szCs w:val="20"/>
+        </w:rPr>
+        <w:t xml:space="preserve">、</w:t>
+      </w:r>
+      <m:oMath>
+        <m:sSub>
+          <m:e>
+            <m:r>
+              <m:rPr>
+                <m:sty m:val="i"/>
+              </m:rPr>
+              <w:rPr>
+                <w:rFonts w:ascii="Cambria Math" w:hAnsi="Cambria Math" w:eastAsia="Cambria Math" w:cs="Cambria Math"/>
+                <w:sz w:val="20"/>
+                <w:szCs w:val="20"/>
+              </w:rPr>
+              <m:t>y</m:t>
+            </m:r>
+          </m:e>
+          <m:sub>
+            <m:r>
+              <m:rPr>
+                <m:sty m:val="i"/>
+              </m:rPr>
+              <w:rPr>
+                <w:rFonts w:ascii="Cambria Math" w:hAnsi="Cambria Math" w:eastAsia="Cambria Math" w:cs="Cambria Math"/>
+                <w:sz w:val="20"/>
+                <w:szCs w:val="20"/>
+              </w:rPr>
+              <m:t>i</m:t>
+            </m:r>
+          </m:sub>
+        </m:sSub>
+      </m:oMath>
+      <w:r>
+        <w:rPr>
+          <w:rFonts w:hint="eastAsia"/>
+          <w:sz w:val="20"/>
+          <w:szCs w:val="20"/>
+        </w:rPr>
+        <w:t xml:space="preserve"> 表示第 </w:t>
+      </w:r>
+      <m:oMath>
+        <m:r>
+          <m:rPr>
+            <m:sty m:val="i"/>
+          </m:rPr>
+          <w:rPr>
+            <w:rFonts w:ascii="Cambria Math" w:hAnsi="Cambria Math" w:eastAsia="Cambria Math" w:cs="Cambria Math"/>
+            <w:sz w:val="20"/>
+            <w:szCs w:val="20"/>
+          </w:rPr>
+          <m:t>i</m:t>
+        </m:r>
+      </m:oMath>
+      <w:r>
+        <w:rPr>
+          <w:rFonts w:hint="eastAsia"/>
+          <w:sz w:val="20"/>
+          <w:szCs w:val="20"/>
+        </w:rPr>
+        <w:t xml:space="preserve"> 个轮心在其腿基坐标系下的目标坐标，分别对应单腿逆运动学中的 </w:t>
+      </w:r>
+      <m:oMath>
+        <m:sSub>
+          <m:e>
+            <m:r>
+              <m:rPr>
+                <m:sty m:val="i"/>
+              </m:rPr>
+              <w:rPr>
+                <w:rFonts w:ascii="Cambria Math" w:hAnsi="Cambria Math" w:eastAsia="Cambria Math" w:cs="Cambria Math"/>
+                <w:sz w:val="20"/>
+                <w:szCs w:val="20"/>
+              </w:rPr>
+              <m:t>x</m:t>
+            </m:r>
+          </m:e>
+          <m:sub>
             <m:r>
               <m:rPr>
                 <m:sty m:val="p"/>
@@ -17841,10 +17982,124 @@
                 <w:sz w:val="20"/>
                 <w:szCs w:val="20"/>
               </w:rPr>
-              <m:t>d</m:t>
-            </m:r>
-          </m:sup>
-        </m:sSup>
+              <m:t>a</m:t>
+            </m:r>
+          </m:sub>
+        </m:sSub>
+      </m:oMath>
+      <w:r>
+        <w:rPr>
+          <w:rFonts w:hint="eastAsia"/>
+          <w:sz w:val="20"/>
+          <w:szCs w:val="20"/>
+        </w:rPr>
+        <w:t xml:space="preserve">、</w:t>
+      </w:r>
+      <m:oMath>
+        <m:sSub>
+          <m:e>
+            <m:r>
+              <m:rPr>
+                <m:sty m:val="i"/>
+              </m:rPr>
+              <w:rPr>
+                <w:rFonts w:ascii="Cambria Math" w:hAnsi="Cambria Math" w:eastAsia="Cambria Math" w:cs="Cambria Math"/>
+                <w:sz w:val="20"/>
+                <w:szCs w:val="20"/>
+              </w:rPr>
+              <m:t>y</m:t>
+            </m:r>
+          </m:e>
+          <m:sub>
+            <m:r>
+              <m:rPr>
+                <m:sty m:val="p"/>
+              </m:rPr>
+              <w:rPr>
+                <w:rFonts w:ascii="Cambria Math" w:hAnsi="Cambria Math" w:eastAsia="Cambria Math" w:cs="Cambria Math"/>
+                <w:sz w:val="20"/>
+                <w:szCs w:val="20"/>
+              </w:rPr>
+              <m:t>a</m:t>
+            </m:r>
+          </m:sub>
+        </m:sSub>
+      </m:oMath>
+      <w:r>
+        <w:rPr>
+          <w:rFonts w:hint="eastAsia"/>
+          <w:sz w:val="20"/>
+          <w:szCs w:val="20"/>
+        </w:rPr>
+        <w:t xml:space="preserve">。姿态调节保持 </w:t>
+      </w:r>
+      <m:oMath>
+        <m:sSub>
+          <m:e>
+            <m:r>
+              <m:rPr>
+                <m:sty m:val="i"/>
+              </m:rPr>
+              <w:rPr>
+                <w:rFonts w:ascii="Cambria Math" w:hAnsi="Cambria Math" w:eastAsia="Cambria Math" w:cs="Cambria Math"/>
+                <w:sz w:val="20"/>
+                <w:szCs w:val="20"/>
+              </w:rPr>
+              <m:t>x</m:t>
+            </m:r>
+          </m:e>
+          <m:sub>
+            <m:r>
+              <m:rPr>
+                <m:sty m:val="i"/>
+              </m:rPr>
+              <w:rPr>
+                <w:rFonts w:ascii="Cambria Math" w:hAnsi="Cambria Math" w:eastAsia="Cambria Math" w:cs="Cambria Math"/>
+                <w:sz w:val="20"/>
+                <w:szCs w:val="20"/>
+              </w:rPr>
+              <m:t>i</m:t>
+            </m:r>
+          </m:sub>
+        </m:sSub>
+      </m:oMath>
+      <w:r>
+        <w:rPr>
+          <w:rFonts w:hint="eastAsia"/>
+          <w:sz w:val="20"/>
+          <w:szCs w:val="20"/>
+        </w:rPr>
+        <w:t xml:space="preserve"> 的设定值，并令 </w:t>
+      </w:r>
+      <m:oMath>
+        <m:sSub>
+          <m:e>
+            <m:r>
+              <m:rPr>
+                <m:sty m:val="i"/>
+              </m:rPr>
+              <w:rPr>
+                <w:rFonts w:ascii="Cambria Math" w:hAnsi="Cambria Math" w:eastAsia="Cambria Math" w:cs="Cambria Math"/>
+                <w:sz w:val="20"/>
+                <w:szCs w:val="20"/>
+              </w:rPr>
+              <m:t>y</m:t>
+            </m:r>
+          </m:e>
+          <m:sub>
+            <m:r>
+              <m:rPr>
+                <m:sty m:val="i"/>
+              </m:rPr>
+              <w:rPr>
+                <w:rFonts w:ascii="Cambria Math" w:hAnsi="Cambria Math" w:eastAsia="Cambria Math" w:cs="Cambria Math"/>
+                <w:sz w:val="20"/>
+                <w:szCs w:val="20"/>
+              </w:rPr>
+              <m:t>i</m:t>
+            </m:r>
+          </m:sub>
+        </m:sSub>
       </m:oMath>
       <w:r>
         <w:rPr>
@@ -17907,7 +18162,7 @@
           <w:sz w:val="20"/>
           <w:szCs w:val="20"/>
         </w:rPr>
-        <w:t xml:space="preserve">。符号关系来自机身滚转与俯仰引起的髋部高度变化；实际坐标安装方向应据此标定。逆运动学随后将轮心目标转换为关节目标。高度、关节角及输出增量均需限幅，饱和时停止向不可达方向累加。</w:t>
+        <w:t xml:space="preserve">，再由单腿逆解得到关节目标。实际坐标安装方向应据此标定；高度、关节角及输出增量均需限幅，饱和时停止向不可达方向累加。</w:t>
       </w:r>
     </w:p>
     <w:p>

--- a/Article.docx
+++ b/Article.docx
@@ -15165,8 +15165,6 @@
         </w:numPr>
         <w:snapToGrid w:val="0"/>
       </w:pPr>
-      <w:bookmarkStart w:id="27" w:name="_GoBack"/>
-      <w:bookmarkEnd w:id="27"/>
       <w:bookmarkStart w:id="13" w:name="姿态控制器"/>
       <w:r>
         <w:t xml:space="preserve">5) </w:t>
@@ -15386,6 +15384,12 @@
             <w:insideH w:val="none" w:color="B0B0B0" w:sz="4" w:space="0"/>
             <w:insideV w:val="none" w:color="B0B0B0" w:sz="4" w:space="0"/>
           </w:tblBorders>
+          <w:tblCellMar>
+            <w:top w:w="0" w:type="dxa"/>
+            <w:left w:w="0" w:type="dxa"/>
+            <w:bottom w:w="0" w:type="dxa"/>
+            <w:right w:w="0" w:type="dxa"/>
+          </w:tblCellMar>
         </w:tblPrEx>
         <w:trPr>
           <w:cantSplit/>
@@ -16208,13 +16212,11 @@
           <w:sz w:val="20"/>
           <w:szCs w:val="20"/>
         </w:rPr>
-        <w:t xml:space="preserve">其中，</w:t>
+        <w:t>其中，</w:t>
       </w:r>
       <m:oMath>
         <m:r>
-          <m:rPr>
-            <m:sty m:val="i"/>
-          </m:rPr>
+          <m:rPr/>
           <w:rPr>
             <w:rFonts w:ascii="Cambria Math" w:hAnsi="Cambria Math" w:eastAsia="Cambria Math" w:cs="Cambria Math"/>
             <w:sz w:val="20"/>
@@ -16233,9 +16235,7 @@
       </w:r>
       <m:oMath>
         <m:r>
-          <m:rPr>
-            <m:sty m:val="i"/>
-          </m:rPr>
+          <m:rPr/>
           <w:rPr>
             <w:rFonts w:ascii="Cambria Math" w:hAnsi="Cambria Math" w:eastAsia="Cambria Math" w:cs="Cambria Math"/>
             <w:sz w:val="20"/>
@@ -16255,9 +16255,7 @@
           <m:t>[</m:t>
         </m:r>
         <m:r>
-          <m:rPr>
-            <m:sty m:val="i"/>
-          </m:rPr>
+          <m:rPr/>
           <w:rPr>
             <w:rFonts w:ascii="Cambria Math" w:hAnsi="Cambria Math" w:eastAsia="Cambria Math" w:cs="Cambria Math"/>
             <w:sz w:val="20"/>
@@ -16287,11 +16285,10 @@
       </w:r>
       <m:oMath>
         <m:sSub>
+          <m:sSubPr/>
           <m:e>
             <m:r>
-              <m:rPr>
-                <m:sty m:val="i"/>
-              </m:rPr>
+              <m:rPr/>
               <w:rPr>
                 <w:rFonts w:ascii="Cambria Math" w:hAnsi="Cambria Math" w:eastAsia="Cambria Math" w:cs="Cambria Math"/>
                 <w:sz w:val="20"/>
@@ -16326,9 +16323,7 @@
           <m:t>[</m:t>
         </m:r>
         <m:r>
-          <m:rPr>
-            <m:sty m:val="i"/>
-          </m:rPr>
+          <m:rPr/>
           <w:rPr>
             <w:rFonts w:ascii="Cambria Math" w:hAnsi="Cambria Math" w:eastAsia="Cambria Math" w:cs="Cambria Math"/>
             <w:sz w:val="20"/>
@@ -16358,11 +16353,10 @@
       </w:r>
       <m:oMath>
         <m:sSub>
+          <m:sSubPr/>
           <m:e>
             <m:r>
-              <m:rPr>
-                <m:sty m:val="i"/>
-              </m:rPr>
+              <m:rPr/>
               <w:rPr>
                 <w:rFonts w:ascii="Cambria Math" w:hAnsi="Cambria Math" w:eastAsia="Cambria Math" w:cs="Cambria Math"/>
                 <w:sz w:val="20"/>
@@ -16373,9 +16367,7 @@
           </m:e>
           <m:sub>
             <m:r>
-              <m:rPr>
-                <m:sty m:val="i"/>
-              </m:rPr>
+              <m:rPr/>
               <w:rPr>
                 <w:rFonts w:ascii="Cambria Math" w:hAnsi="Cambria Math" w:eastAsia="Cambria Math" w:cs="Cambria Math"/>
                 <w:sz w:val="20"/>
@@ -16397,9 +16389,7 @@
           <m:t>[</m:t>
         </m:r>
         <m:r>
-          <m:rPr>
-            <m:sty m:val="i"/>
-          </m:rPr>
+          <m:rPr/>
           <w:rPr>
             <w:rFonts w:ascii="Cambria Math" w:hAnsi="Cambria Math" w:eastAsia="Cambria Math" w:cs="Cambria Math"/>
             <w:sz w:val="20"/>
@@ -16434,9 +16424,7 @@
           </m:accPr>
           <m:e>
             <m:r>
-              <m:rPr>
-                <m:sty m:val="i"/>
-              </m:rPr>
+              <m:rPr/>
               <w:rPr>
                 <w:rFonts w:ascii="Cambria Math" w:hAnsi="Cambria Math" w:eastAsia="Cambria Math" w:cs="Cambria Math"/>
                 <w:sz w:val="20"/>
@@ -16458,9 +16446,7 @@
           <m:t>[</m:t>
         </m:r>
         <m:r>
-          <m:rPr>
-            <m:sty m:val="i"/>
-          </m:rPr>
+          <m:rPr/>
           <w:rPr>
             <w:rFonts w:ascii="Cambria Math" w:hAnsi="Cambria Math" w:eastAsia="Cambria Math" w:cs="Cambria Math"/>
             <w:sz w:val="20"/>
@@ -16495,11 +16481,10 @@
           </m:accPr>
           <m:e>
             <m:sSub>
+              <m:sSubPr/>
               <m:e>
                 <m:r>
-                  <m:rPr>
-                    <m:sty m:val="i"/>
-                  </m:rPr>
+                  <m:rPr/>
                   <w:rPr>
                     <w:rFonts w:ascii="Cambria Math" w:hAnsi="Cambria Math" w:eastAsia="Cambria Math" w:cs="Cambria Math"/>
                     <w:sz w:val="20"/>
@@ -16536,9 +16521,7 @@
           <m:t>[</m:t>
         </m:r>
         <m:r>
-          <m:rPr>
-            <m:sty m:val="i"/>
-          </m:rPr>
+          <m:rPr/>
           <w:rPr>
             <w:rFonts w:ascii="Cambria Math" w:hAnsi="Cambria Math" w:eastAsia="Cambria Math" w:cs="Cambria Math"/>
             <w:sz w:val="20"/>
@@ -16581,11 +16564,10 @@
       </w:pPr>
       <m:oMath>
         <m:sSub>
+          <m:sSubPr/>
           <m:e>
             <m:r>
-              <m:rPr>
-                <m:sty m:val="i"/>
-              </m:rPr>
+              <m:rPr/>
               <w:rPr>
                 <w:rFonts w:ascii="Cambria Math" w:hAnsi="Cambria Math" w:eastAsia="Cambria Math" w:cs="Cambria Math"/>
                 <w:sz w:val="20"/>
@@ -16604,8 +16586,43 @@
                 <w:sz w:val="20"/>
                 <w:szCs w:val="20"/>
               </w:rPr>
-              <m:t>p</m:t>
-            </m:r>
+              <m:t>p,</m:t>
+            </m:r>
+            <m:r>
+              <m:rPr/>
+              <w:rPr>
+                <w:rFonts w:ascii="Cambria Math" w:hAnsi="Cambria Math" w:eastAsia="Cambria Math" w:cs="Cambria Math"/>
+                <w:sz w:val="20"/>
+                <w:szCs w:val="20"/>
+              </w:rPr>
+              <m:t>χ</m:t>
+            </m:r>
+          </m:sub>
+        </m:sSub>
+      </m:oMath>
+      <w:r>
+        <w:rPr>
+          <w:rFonts w:hint="eastAsia"/>
+          <w:sz w:val="20"/>
+          <w:szCs w:val="20"/>
+        </w:rPr>
+        <w:t xml:space="preserve"> 为角度环比例增益，将姿态角误差转换为期望角速度；</w:t>
+      </w:r>
+      <m:oMath>
+        <m:sSub>
+          <m:sSubPr/>
+          <m:e>
+            <m:r>
+              <m:rPr/>
+              <w:rPr>
+                <w:rFonts w:ascii="Cambria Math" w:hAnsi="Cambria Math" w:eastAsia="Cambria Math" w:cs="Cambria Math"/>
+                <w:sz w:val="20"/>
+                <w:szCs w:val="20"/>
+              </w:rPr>
+              <m:t>k</m:t>
+            </m:r>
+          </m:e>
+          <m:sub>
             <m:r>
               <m:rPr>
                 <m:sty m:val="p"/>
@@ -16615,72 +16632,10 @@
                 <w:sz w:val="20"/>
                 <w:szCs w:val="20"/>
               </w:rPr>
-              <m:t>,</m:t>
-            </m:r>
-            <m:r>
-              <m:rPr>
-                <m:sty m:val="i"/>
-              </m:rPr>
-              <w:rPr>
-                <w:rFonts w:ascii="Cambria Math" w:hAnsi="Cambria Math" w:eastAsia="Cambria Math" w:cs="Cambria Math"/>
-                <w:sz w:val="20"/>
-                <w:szCs w:val="20"/>
-              </w:rPr>
-              <m:t>χ</m:t>
-            </m:r>
-          </m:sub>
-        </m:sSub>
-      </m:oMath>
-      <w:r>
-        <w:rPr>
-          <w:rFonts w:hint="eastAsia"/>
-          <w:sz w:val="20"/>
-          <w:szCs w:val="20"/>
-        </w:rPr>
-        <w:t xml:space="preserve"> 为角度环比例增益，将姿态角误差转换为期望角速度；</w:t>
-      </w:r>
-      <m:oMath>
-        <m:sSub>
-          <m:e>
-            <m:r>
-              <m:rPr>
-                <m:sty m:val="i"/>
-              </m:rPr>
-              <w:rPr>
-                <w:rFonts w:ascii="Cambria Math" w:hAnsi="Cambria Math" w:eastAsia="Cambria Math" w:cs="Cambria Math"/>
-                <w:sz w:val="20"/>
-                <w:szCs w:val="20"/>
-              </w:rPr>
-              <m:t>k</m:t>
-            </m:r>
-          </m:e>
-          <m:sub>
-            <m:r>
-              <m:rPr>
-                <m:sty m:val="p"/>
-              </m:rPr>
-              <w:rPr>
-                <w:rFonts w:ascii="Cambria Math" w:hAnsi="Cambria Math" w:eastAsia="Cambria Math" w:cs="Cambria Math"/>
-                <w:sz w:val="20"/>
-                <w:szCs w:val="20"/>
-              </w:rPr>
-              <m:t>h</m:t>
-            </m:r>
-            <m:r>
-              <m:rPr>
-                <m:sty m:val="p"/>
-              </m:rPr>
-              <w:rPr>
-                <w:rFonts w:ascii="Cambria Math" w:hAnsi="Cambria Math" w:eastAsia="Cambria Math" w:cs="Cambria Math"/>
-                <w:sz w:val="20"/>
-                <w:szCs w:val="20"/>
-              </w:rPr>
-              <m:t>,</m:t>
-            </m:r>
-            <m:r>
-              <m:rPr>
-                <m:sty m:val="i"/>
-              </m:rPr>
+              <m:t>h,</m:t>
+            </m:r>
+            <m:r>
+              <m:rPr/>
               <w:rPr>
                 <w:rFonts w:ascii="Cambria Math" w:hAnsi="Cambria Math" w:eastAsia="Cambria Math" w:cs="Cambria Math"/>
                 <w:sz w:val="20"/>
@@ -16712,11 +16667,10 @@
           <m:t>Δ</m:t>
         </m:r>
         <m:sSub>
+          <m:sSubPr/>
           <m:e>
             <m:r>
-              <m:rPr>
-                <m:sty m:val="i"/>
-              </m:rPr>
+              <m:rPr/>
               <w:rPr>
                 <w:rFonts w:ascii="Cambria Math" w:hAnsi="Cambria Math" w:eastAsia="Cambria Math" w:cs="Cambria Math"/>
                 <w:sz w:val="20"/>
@@ -16727,9 +16681,7 @@
           </m:e>
           <m:sub>
             <m:r>
-              <m:rPr>
-                <m:sty m:val="i"/>
-              </m:rPr>
+              <m:rPr/>
               <w:rPr>
                 <w:rFonts w:ascii="Cambria Math" w:hAnsi="Cambria Math" w:eastAsia="Cambria Math" w:cs="Cambria Math"/>
                 <w:sz w:val="20"/>
@@ -16751,9 +16703,7 @@
           <m:t>[</m:t>
         </m:r>
         <m:r>
-          <m:rPr>
-            <m:sty m:val="i"/>
-          </m:rPr>
+          <m:rPr/>
           <w:rPr>
             <w:rFonts w:ascii="Cambria Math" w:hAnsi="Cambria Math" w:eastAsia="Cambria Math" w:cs="Cambria Math"/>
             <w:sz w:val="20"/>
@@ -16779,15 +16729,14 @@
           <w:sz w:val="20"/>
           <w:szCs w:val="20"/>
         </w:rPr>
-        <w:t xml:space="preserve">，已包含采样周期的影响。</w:t>
+        <w:t>，已包含采样周期的影响。</w:t>
       </w:r>
       <m:oMath>
         <m:sSub>
+          <m:sSubPr/>
           <m:e>
             <m:r>
-              <m:rPr>
-                <m:sty m:val="i"/>
-              </m:rPr>
+              <m:rPr/>
               <w:rPr>
                 <w:rFonts w:ascii="Cambria Math" w:hAnsi="Cambria Math" w:eastAsia="Cambria Math" w:cs="Cambria Math"/>
                 <w:sz w:val="20"/>
@@ -16798,9 +16747,7 @@
           </m:e>
           <m:sub>
             <m:r>
-              <m:rPr>
-                <m:sty m:val="i"/>
-              </m:rPr>
+              <m:rPr/>
               <w:rPr>
                 <w:rFonts w:ascii="Cambria Math" w:hAnsi="Cambria Math" w:eastAsia="Cambria Math" w:cs="Cambria Math"/>
                 <w:sz w:val="20"/>
@@ -16822,9 +16769,7 @@
           <m:t>[</m:t>
         </m:r>
         <m:r>
-          <m:rPr>
-            <m:sty m:val="i"/>
-          </m:rPr>
+          <m:rPr/>
           <w:rPr>
             <w:rFonts w:ascii="Cambria Math" w:hAnsi="Cambria Math" w:eastAsia="Cambria Math" w:cs="Cambria Math"/>
             <w:sz w:val="20"/>
@@ -16854,11 +16799,10 @@
       </w:r>
       <m:oMath>
         <m:sSub>
+          <m:sSubPr/>
           <m:e>
             <m:r>
-              <m:rPr>
-                <m:sty m:val="i"/>
-              </m:rPr>
+              <m:rPr/>
               <w:rPr>
                 <w:rFonts w:ascii="Cambria Math" w:hAnsi="Cambria Math" w:eastAsia="Cambria Math" w:cs="Cambria Math"/>
                 <w:sz w:val="20"/>
@@ -16869,9 +16813,7 @@
           </m:e>
           <m:sub>
             <m:r>
-              <m:rPr>
-                <m:sty m:val="i"/>
-              </m:rPr>
+              <m:rPr/>
               <w:rPr>
                 <w:rFonts w:ascii="Cambria Math" w:hAnsi="Cambria Math" w:eastAsia="Cambria Math" w:cs="Cambria Math"/>
                 <w:sz w:val="20"/>
@@ -16893,9 +16835,7 @@
           <m:t>[</m:t>
         </m:r>
         <m:r>
-          <m:rPr>
-            <m:sty m:val="i"/>
-          </m:rPr>
+          <m:rPr/>
           <w:rPr>
             <w:rFonts w:ascii="Cambria Math" w:hAnsi="Cambria Math" w:eastAsia="Cambria Math" w:cs="Cambria Math"/>
             <w:sz w:val="20"/>
@@ -16912,18 +16852,7 @@
             <w:sz w:val="20"/>
             <w:szCs w:val="20"/>
           </w:rPr>
-          <m:t>−1</m:t>
-        </m:r>
-        <m:r>
-          <m:rPr>
-            <m:sty m:val="p"/>
-          </m:rPr>
-          <w:rPr>
-            <w:rFonts w:ascii="Cambria Math" w:hAnsi="Cambria Math" w:eastAsia="Cambria Math" w:cs="Cambria Math"/>
-            <w:sz w:val="20"/>
-            <w:szCs w:val="20"/>
-          </w:rPr>
-          <m:t>]</m:t>
+          <m:t>−1]</m:t>
         </m:r>
       </m:oMath>
       <w:r>
@@ -16953,15 +16882,14 @@
           <w:sz w:val="20"/>
           <w:szCs w:val="20"/>
         </w:rPr>
-        <w:t xml:space="preserve">支撑高度按四轮在机体系中的分布进行分配。</w:t>
+        <w:t>支撑高度按四轮在机体系中的分布进行分配。</w:t>
       </w:r>
       <m:oMath>
         <m:sSub>
+          <m:sSubPr/>
           <m:e>
             <m:r>
-              <m:rPr>
-                <m:sty m:val="i"/>
-              </m:rPr>
+              <m:rPr/>
               <w:rPr>
                 <w:rFonts w:ascii="Cambria Math" w:hAnsi="Cambria Math" w:eastAsia="Cambria Math" w:cs="Cambria Math"/>
                 <w:sz w:val="20"/>
@@ -16972,9 +16900,7 @@
           </m:e>
           <m:sub>
             <m:r>
-              <m:rPr>
-                <m:sty m:val="i"/>
-              </m:rPr>
+              <m:rPr/>
               <w:rPr>
                 <w:rFonts w:ascii="Cambria Math" w:hAnsi="Cambria Math" w:eastAsia="Cambria Math" w:cs="Cambria Math"/>
                 <w:sz w:val="20"/>
@@ -16991,7 +16917,42 @@
                 <w:sz w:val="20"/>
                 <w:szCs w:val="20"/>
               </w:rPr>
-              <m:t>,</m:t>
+              <m:t>,x</m:t>
+            </m:r>
+          </m:sub>
+        </m:sSub>
+      </m:oMath>
+      <w:r>
+        <w:rPr>
+          <w:rFonts w:hint="eastAsia"/>
+          <w:sz w:val="20"/>
+          <w:szCs w:val="20"/>
+        </w:rPr>
+        <w:t>、</w:t>
+      </w:r>
+      <m:oMath>
+        <m:sSub>
+          <m:sSubPr/>
+          <m:e>
+            <m:r>
+              <m:rPr/>
+              <w:rPr>
+                <w:rFonts w:ascii="Cambria Math" w:hAnsi="Cambria Math" w:eastAsia="Cambria Math" w:cs="Cambria Math"/>
+                <w:sz w:val="20"/>
+                <w:szCs w:val="20"/>
+              </w:rPr>
+              <m:t>p</m:t>
+            </m:r>
+          </m:e>
+          <m:sub>
+            <m:r>
+              <m:rPr/>
+              <w:rPr>
+                <w:rFonts w:ascii="Cambria Math" w:hAnsi="Cambria Math" w:eastAsia="Cambria Math" w:cs="Cambria Math"/>
+                <w:sz w:val="20"/>
+                <w:szCs w:val="20"/>
+              </w:rPr>
+              <m:t>i</m:t>
             </m:r>
             <m:r>
               <m:rPr>
@@ -17002,7 +16963,7 @@
                 <w:sz w:val="20"/>
                 <w:szCs w:val="20"/>
               </w:rPr>
-              <m:t>x</m:t>
+              <m:t>,y</m:t>
             </m:r>
           </m:sub>
         </m:sSub>
@@ -17013,14 +16974,15 @@
           <w:sz w:val="20"/>
           <w:szCs w:val="20"/>
         </w:rPr>
-        <w:t xml:space="preserve">、</w:t>
+        <w:t xml:space="preserve"> 为轮心位置 </w:t>
       </w:r>
       <m:oMath>
         <m:sSub>
+          <m:sSubPr/>
           <m:e>
             <m:r>
               <m:rPr>
-                <m:sty m:val="i"/>
+                <m:sty m:val="bi"/>
               </m:rPr>
               <w:rPr>
                 <w:rFonts w:ascii="Cambria Math" w:hAnsi="Cambria Math" w:eastAsia="Cambria Math" w:cs="Cambria Math"/>
@@ -17032,9 +16994,7 @@
           </m:e>
           <m:sub>
             <m:r>
-              <m:rPr>
-                <m:sty m:val="i"/>
-              </m:rPr>
+              <m:rPr/>
               <w:rPr>
                 <w:rFonts w:ascii="Cambria Math" w:hAnsi="Cambria Math" w:eastAsia="Cambria Math" w:cs="Cambria Math"/>
                 <w:sz w:val="20"/>
@@ -17042,6 +17002,32 @@
               </w:rPr>
               <m:t>i</m:t>
             </m:r>
+          </m:sub>
+        </m:sSub>
+      </m:oMath>
+      <w:r>
+        <w:rPr>
+          <w:rFonts w:hint="eastAsia"/>
+          <w:sz w:val="20"/>
+          <w:szCs w:val="20"/>
+        </w:rPr>
+        <w:t xml:space="preserve"> 的前向、左向分量；</w:t>
+      </w:r>
+      <m:oMath>
+        <m:sSub>
+          <m:sSubPr/>
+          <m:e>
+            <m:r>
+              <m:rPr/>
+              <w:rPr>
+                <w:rFonts w:ascii="Cambria Math" w:hAnsi="Cambria Math" w:eastAsia="Cambria Math" w:cs="Cambria Math"/>
+                <w:sz w:val="20"/>
+                <w:szCs w:val="20"/>
+              </w:rPr>
+              <m:t>a</m:t>
+            </m:r>
+          </m:e>
+          <m:sub>
             <m:r>
               <m:rPr>
                 <m:sty m:val="p"/>
@@ -17051,18 +17037,7 @@
                 <w:sz w:val="20"/>
                 <w:szCs w:val="20"/>
               </w:rPr>
-              <m:t>,</m:t>
-            </m:r>
-            <m:r>
-              <m:rPr>
-                <m:sty m:val="p"/>
-              </m:rPr>
-              <w:rPr>
-                <w:rFonts w:ascii="Cambria Math" w:hAnsi="Cambria Math" w:eastAsia="Cambria Math" w:cs="Cambria Math"/>
-                <w:sz w:val="20"/>
-                <w:szCs w:val="20"/>
-              </w:rPr>
-              <m:t>y</m:t>
+              <m:t>b</m:t>
             </m:r>
           </m:sub>
         </m:sSub>
@@ -17073,91 +17048,14 @@
           <w:sz w:val="20"/>
           <w:szCs w:val="20"/>
         </w:rPr>
-        <w:t xml:space="preserve"> 为轮心位置 </w:t>
+        <w:t>、</w:t>
       </w:r>
       <m:oMath>
         <m:sSub>
+          <m:sSubPr/>
           <m:e>
             <m:r>
-              <m:rPr>
-                <m:sty m:val="bi"/>
-              </m:rPr>
-              <w:rPr>
-                <w:rFonts w:ascii="Cambria Math" w:hAnsi="Cambria Math" w:eastAsia="Cambria Math" w:cs="Cambria Math"/>
-                <w:sz w:val="20"/>
-                <w:szCs w:val="20"/>
-              </w:rPr>
-              <m:t>p</m:t>
-            </m:r>
-          </m:e>
-          <m:sub>
-            <m:r>
-              <m:rPr>
-                <m:sty m:val="i"/>
-              </m:rPr>
-              <w:rPr>
-                <w:rFonts w:ascii="Cambria Math" w:hAnsi="Cambria Math" w:eastAsia="Cambria Math" w:cs="Cambria Math"/>
-                <w:sz w:val="20"/>
-                <w:szCs w:val="20"/>
-              </w:rPr>
-              <m:t>i</m:t>
-            </m:r>
-          </m:sub>
-        </m:sSub>
-      </m:oMath>
-      <w:r>
-        <w:rPr>
-          <w:rFonts w:hint="eastAsia"/>
-          <w:sz w:val="20"/>
-          <w:szCs w:val="20"/>
-        </w:rPr>
-        <w:t xml:space="preserve"> 的前向、左向分量；</w:t>
-      </w:r>
-      <m:oMath>
-        <m:sSub>
-          <m:e>
-            <m:r>
-              <m:rPr>
-                <m:sty m:val="i"/>
-              </m:rPr>
-              <w:rPr>
-                <w:rFonts w:ascii="Cambria Math" w:hAnsi="Cambria Math" w:eastAsia="Cambria Math" w:cs="Cambria Math"/>
-                <w:sz w:val="20"/>
-                <w:szCs w:val="20"/>
-              </w:rPr>
-              <m:t>a</m:t>
-            </m:r>
-          </m:e>
-          <m:sub>
-            <m:r>
-              <m:rPr>
-                <m:sty m:val="p"/>
-              </m:rPr>
-              <w:rPr>
-                <w:rFonts w:ascii="Cambria Math" w:hAnsi="Cambria Math" w:eastAsia="Cambria Math" w:cs="Cambria Math"/>
-                <w:sz w:val="20"/>
-                <w:szCs w:val="20"/>
-              </w:rPr>
-              <m:t>b</m:t>
-            </m:r>
-          </m:sub>
-        </m:sSub>
-      </m:oMath>
-      <w:r>
-        <w:rPr>
-          <w:rFonts w:hint="eastAsia"/>
-          <w:sz w:val="20"/>
-          <w:szCs w:val="20"/>
-        </w:rPr>
-        <w:t xml:space="preserve">、</w:t>
-      </w:r>
-      <m:oMath>
-        <m:sSub>
-          <m:e>
-            <m:r>
-              <m:rPr>
-                <m:sty m:val="i"/>
-              </m:rPr>
+              <m:rPr/>
               <w:rPr>
                 <w:rFonts w:ascii="Cambria Math" w:hAnsi="Cambria Math" w:eastAsia="Cambria Math" w:cs="Cambria Math"/>
                 <w:sz w:val="20"/>
@@ -17668,15 +17566,14 @@
           <w:sz w:val="20"/>
           <w:szCs w:val="20"/>
         </w:rPr>
-        <w:t xml:space="preserve">其中，</w:t>
+        <w:t>其中，</w:t>
       </w:r>
       <m:oMath>
         <m:sSub>
+          <m:sSubPr/>
           <m:e>
             <m:r>
-              <m:rPr>
-                <m:sty m:val="i"/>
-              </m:rPr>
+              <m:rPr/>
               <w:rPr>
                 <w:rFonts w:ascii="Cambria Math" w:hAnsi="Cambria Math" w:eastAsia="Cambria Math" w:cs="Cambria Math"/>
                 <w:sz w:val="20"/>
@@ -17706,17 +17603,34 @@
           <w:sz w:val="20"/>
           <w:szCs w:val="20"/>
         </w:rPr>
-        <w:t xml:space="preserve"> 为名义支撑高度，</w:t>
+        <w:t xml:space="preserve"> 为</w:t>
+      </w:r>
+      <w:r>
+        <w:rPr>
+          <w:rFonts w:hint="eastAsia"/>
+          <w:sz w:val="20"/>
+          <w:szCs w:val="20"/>
+          <w:lang w:eastAsia="zh-CN"/>
+        </w:rPr>
+        <w:t>基准</w:t>
+      </w:r>
+      <w:r>
+        <w:rPr>
+          <w:rFonts w:hint="eastAsia"/>
+          <w:sz w:val="20"/>
+          <w:szCs w:val="20"/>
+        </w:rPr>
+        <w:t>支撑高度，</w:t>
       </w:r>
       <m:oMath>
         <m:sSup>
+          <m:sSupPr/>
           <m:e>
             <m:sSub>
+              <m:sSubPr/>
               <m:e>
                 <m:r>
-                  <m:rPr>
-                    <m:sty m:val="i"/>
-                  </m:rPr>
+                  <m:rPr/>
                   <w:rPr>
                     <w:rFonts w:ascii="Cambria Math" w:hAnsi="Cambria Math" w:eastAsia="Cambria Math" w:cs="Cambria Math"/>
                     <w:sz w:val="20"/>
@@ -17727,9 +17641,7 @@
               </m:e>
               <m:sub>
                 <m:r>
-                  <m:rPr>
-                    <m:sty m:val="i"/>
-                  </m:rPr>
+                  <m:rPr/>
                   <w:rPr>
                     <w:rFonts w:ascii="Cambria Math" w:hAnsi="Cambria Math" w:eastAsia="Cambria Math" w:cs="Cambria Math"/>
                     <w:sz w:val="20"/>
@@ -17765,9 +17677,7 @@
       </w:r>
       <m:oMath>
         <m:r>
-          <m:rPr>
-            <m:sty m:val="i"/>
-          </m:rPr>
+          <m:rPr/>
           <w:rPr>
             <w:rFonts w:ascii="Cambria Math" w:hAnsi="Cambria Math" w:eastAsia="Cambria Math" w:cs="Cambria Math"/>
             <w:sz w:val="20"/>
@@ -17786,11 +17696,10 @@
       </w:r>
       <m:oMath>
         <m:sSub>
+          <m:sSubPr/>
           <m:e>
             <m:r>
-              <m:rPr>
-                <m:sty m:val="i"/>
-              </m:rPr>
+              <m:rPr/>
               <w:rPr>
                 <w:rFonts w:ascii="Cambria Math" w:hAnsi="Cambria Math" w:eastAsia="Cambria Math" w:cs="Cambria Math"/>
                 <w:sz w:val="20"/>
@@ -17801,9 +17710,7 @@
           </m:e>
           <m:sub>
             <m:r>
-              <m:rPr>
-                <m:sty m:val="i"/>
-              </m:rPr>
+              <m:rPr/>
               <w:rPr>
                 <w:rFonts w:ascii="Cambria Math" w:hAnsi="Cambria Math" w:eastAsia="Cambria Math" w:cs="Cambria Math"/>
                 <w:sz w:val="20"/>
@@ -17820,15 +17727,14 @@
           <w:sz w:val="20"/>
           <w:szCs w:val="20"/>
         </w:rPr>
-        <w:t xml:space="preserve">、</w:t>
+        <w:t>、</w:t>
       </w:r>
       <m:oMath>
         <m:sSub>
+          <m:sSubPr/>
           <m:e>
             <m:r>
-              <m:rPr>
-                <m:sty m:val="i"/>
-              </m:rPr>
+              <m:rPr/>
               <w:rPr>
                 <w:rFonts w:ascii="Cambria Math" w:hAnsi="Cambria Math" w:eastAsia="Cambria Math" w:cs="Cambria Math"/>
                 <w:sz w:val="20"/>
@@ -17839,9 +17745,7 @@
           </m:e>
           <m:sub>
             <m:r>
-              <m:rPr>
-                <m:sty m:val="i"/>
-              </m:rPr>
+              <m:rPr/>
               <w:rPr>
                 <w:rFonts w:ascii="Cambria Math" w:hAnsi="Cambria Math" w:eastAsia="Cambria Math" w:cs="Cambria Math"/>
                 <w:sz w:val="20"/>
@@ -17862,11 +17766,10 @@
       </w:r>
       <m:oMath>
         <m:sSub>
+          <m:sSubPr/>
           <m:e>
             <m:r>
-              <m:rPr>
-                <m:sty m:val="i"/>
-              </m:rPr>
+              <m:rPr/>
               <w:rPr>
                 <w:rFonts w:ascii="Cambria Math" w:hAnsi="Cambria Math" w:eastAsia="Cambria Math" w:cs="Cambria Math"/>
                 <w:sz w:val="20"/>
@@ -17877,9 +17780,7 @@
           </m:e>
           <m:sub>
             <m:r>
-              <m:rPr>
-                <m:sty m:val="i"/>
-              </m:rPr>
+              <m:rPr/>
               <w:rPr>
                 <w:rFonts w:ascii="Cambria Math" w:hAnsi="Cambria Math" w:eastAsia="Cambria Math" w:cs="Cambria Math"/>
                 <w:sz w:val="20"/>
@@ -17896,15 +17797,14 @@
           <w:sz w:val="20"/>
           <w:szCs w:val="20"/>
         </w:rPr>
-        <w:t xml:space="preserve">、</w:t>
+        <w:t>、</w:t>
       </w:r>
       <m:oMath>
         <m:sSub>
+          <m:sSubPr/>
           <m:e>
             <m:r>
-              <m:rPr>
-                <m:sty m:val="i"/>
-              </m:rPr>
+              <m:rPr/>
               <w:rPr>
                 <w:rFonts w:ascii="Cambria Math" w:hAnsi="Cambria Math" w:eastAsia="Cambria Math" w:cs="Cambria Math"/>
                 <w:sz w:val="20"/>
@@ -17915,9 +17815,7 @@
           </m:e>
           <m:sub>
             <m:r>
-              <m:rPr>
-                <m:sty m:val="i"/>
-              </m:rPr>
+              <m:rPr/>
               <w:rPr>
                 <w:rFonts w:ascii="Cambria Math" w:hAnsi="Cambria Math" w:eastAsia="Cambria Math" w:cs="Cambria Math"/>
                 <w:sz w:val="20"/>
@@ -17938,9 +17836,7 @@
       </w:r>
       <m:oMath>
         <m:r>
-          <m:rPr>
-            <m:sty m:val="i"/>
-          </m:rPr>
+          <m:rPr/>
           <w:rPr>
             <w:rFonts w:ascii="Cambria Math" w:hAnsi="Cambria Math" w:eastAsia="Cambria Math" w:cs="Cambria Math"/>
             <w:sz w:val="20"/>
@@ -17959,11 +17855,10 @@
       </w:r>
       <m:oMath>
         <m:sSub>
+          <m:sSubPr/>
           <m:e>
             <m:r>
-              <m:rPr>
-                <m:sty m:val="i"/>
-              </m:rPr>
+              <m:rPr/>
               <w:rPr>
                 <w:rFonts w:ascii="Cambria Math" w:hAnsi="Cambria Math" w:eastAsia="Cambria Math" w:cs="Cambria Math"/>
                 <w:sz w:val="20"/>
@@ -17993,15 +17888,14 @@
           <w:sz w:val="20"/>
           <w:szCs w:val="20"/>
         </w:rPr>
-        <w:t xml:space="preserve">、</w:t>
+        <w:t>、</w:t>
       </w:r>
       <m:oMath>
         <m:sSub>
+          <m:sSubPr/>
           <m:e>
             <m:r>
-              <m:rPr>
-                <m:sty m:val="i"/>
-              </m:rPr>
+              <m:rPr/>
               <w:rPr>
                 <w:rFonts w:ascii="Cambria Math" w:hAnsi="Cambria Math" w:eastAsia="Cambria Math" w:cs="Cambria Math"/>
                 <w:sz w:val="20"/>
@@ -18035,11 +17929,10 @@
       </w:r>
       <m:oMath>
         <m:sSub>
+          <m:sSubPr/>
           <m:e>
             <m:r>
-              <m:rPr>
-                <m:sty m:val="i"/>
-              </m:rPr>
+              <m:rPr/>
               <w:rPr>
                 <w:rFonts w:ascii="Cambria Math" w:hAnsi="Cambria Math" w:eastAsia="Cambria Math" w:cs="Cambria Math"/>
                 <w:sz w:val="20"/>
@@ -18050,9 +17943,7 @@
           </m:e>
           <m:sub>
             <m:r>
-              <m:rPr>
-                <m:sty m:val="i"/>
-              </m:rPr>
+              <m:rPr/>
               <w:rPr>
                 <w:rFonts w:ascii="Cambria Math" w:hAnsi="Cambria Math" w:eastAsia="Cambria Math" w:cs="Cambria Math"/>
                 <w:sz w:val="20"/>
@@ -18073,11 +17964,10 @@
       </w:r>
       <m:oMath>
         <m:sSub>
+          <m:sSubPr/>
           <m:e>
             <m:r>
-              <m:rPr>
-                <m:sty m:val="i"/>
-              </m:rPr>
+              <m:rPr/>
               <w:rPr>
                 <w:rFonts w:ascii="Cambria Math" w:hAnsi="Cambria Math" w:eastAsia="Cambria Math" w:cs="Cambria Math"/>
                 <w:sz w:val="20"/>
@@ -18088,9 +17978,7 @@
           </m:e>
           <m:sub>
             <m:r>
-              <m:rPr>
-                <m:sty m:val="i"/>
-              </m:rPr>
+              <m:rPr/>
               <w:rPr>
                 <w:rFonts w:ascii="Cambria Math" w:hAnsi="Cambria Math" w:eastAsia="Cambria Math" w:cs="Cambria Math"/>
                 <w:sz w:val="20"/>
@@ -18111,13 +17999,13 @@
       </w:r>
       <m:oMath>
         <m:sSup>
+          <m:sSupPr/>
           <m:e>
             <m:sSub>
+              <m:sSubPr/>
               <m:e>
                 <m:r>
-                  <m:rPr>
-                    <m:sty m:val="i"/>
-                  </m:rPr>
+                  <m:rPr/>
                   <w:rPr>
                     <w:rFonts w:ascii="Cambria Math" w:hAnsi="Cambria Math" w:eastAsia="Cambria Math" w:cs="Cambria Math"/>
                     <w:sz w:val="20"/>
@@ -18128,9 +18016,7 @@
               </m:e>
               <m:sub>
                 <m:r>
-                  <m:rPr>
-                    <m:sty m:val="i"/>
-                  </m:rPr>
+                  <m:rPr/>
                   <w:rPr>
                     <w:rFonts w:ascii="Cambria Math" w:hAnsi="Cambria Math" w:eastAsia="Cambria Math" w:cs="Cambria Math"/>
                     <w:sz w:val="20"/>
@@ -18162,7 +18048,7 @@
           <w:sz w:val="20"/>
           <w:szCs w:val="20"/>
         </w:rPr>
-        <w:t xml:space="preserve">，再由单腿逆解得到关节目标。实际坐标安装方向应据此标定；高度、关节角及输出增量均需限幅，饱和时停止向不可达方向累加。</w:t>
+        <w:t>，再由单腿逆解得到关节目标。实际坐标安装方向应据此标定；高度、关节角及输出增量均需限幅，饱和时停止向不可达方向累加。</w:t>
       </w:r>
     </w:p>
     <w:p>
@@ -18181,7 +18067,7 @@
       <w:r>
         <w:drawing>
           <wp:inline distT="0" distB="0" distL="0" distR="0">
-            <wp:extent cx="3060000" cy="4308158"/>
+            <wp:extent cx="3059430" cy="4307840"/>
             <wp:effectExtent l="0" t="0" r="7620" b="635"/>
             <wp:docPr id="27" name="Fig. 6" descr="底盘姿态控制器闭环方框图"/>
             <wp:cNvGraphicFramePr>
@@ -18197,7 +18083,7 @@
                     </pic:cNvPicPr>
                   </pic:nvPicPr>
                   <pic:blipFill>
-                    <a:blip r:embed="rId11"/>
+                    <a:blip r:embed="rId9"/>
                     <a:stretch>
                       <a:fillRect/>
                     </a:stretch>
@@ -18222,6 +18108,7 @@
       <w:pPr>
         <w:pStyle w:val="18"/>
         <w:numPr>
+          <w:ilvl w:val="0"/>
           <w:numId w:val="0"/>
         </w:numPr>
         <w:snapToGrid w:val="0"/>
@@ -18270,7 +18157,17 @@
           <w:sz w:val="20"/>
           <w:szCs w:val="20"/>
         </w:rPr>
-        <w:t>六轴机械臂采用肘式臂与球腕结构，末三轴交于腕心，可将逆解分为前三轴定位和后三轴定姿</w:t>
+        <w:t>六轴机械臂采用肘式臂与球腕结构，末三轴交于腕心，可将逆解分为前三轴定</w:t>
+      </w:r>
+      <w:bookmarkStart w:id="27" w:name="_GoBack"/>
+      <w:bookmarkEnd w:id="27"/>
+      <w:r>
+        <w:rPr>
+          <w:rFonts w:hint="eastAsia"/>
+          <w:sz w:val="20"/>
+          <w:szCs w:val="20"/>
+        </w:rPr>
+        <w:t>位和后三轴定姿</w:t>
       </w:r>
       <w:r>
         <w:rPr>
@@ -33182,11 +33079,10 @@
       </w:r>
       <m:oMath>
         <m:sSub>
+          <m:sSubPr/>
           <m:e>
             <m:r>
-              <m:rPr>
-                <m:sty m:val="i"/>
-              </m:rPr>
+              <m:rPr/>
               <w:rPr>
                 <w:rFonts w:ascii="Cambria Math" w:hAnsi="Cambria Math" w:eastAsia="Cambria Math" w:cs="Cambria Math"/>
                 <w:sz w:val="20"/>
@@ -33545,6 +33441,14 @@
         </w:tc>
       </w:tr>
       <w:tr>
+        <w:tblPrEx>
+          <w:tblCellMar>
+            <w:top w:w="0" w:type="dxa"/>
+            <w:left w:w="108" w:type="dxa"/>
+            <w:bottom w:w="0" w:type="dxa"/>
+            <w:right w:w="108" w:type="dxa"/>
+          </w:tblCellMar>
+        </w:tblPrEx>
         <w:trPr>
           <w:cantSplit/>
         </w:trPr>
@@ -34008,6 +33912,14 @@
         </w:tc>
       </w:tr>
       <w:tr>
+        <w:tblPrEx>
+          <w:tblCellMar>
+            <w:top w:w="0" w:type="dxa"/>
+            <w:left w:w="108" w:type="dxa"/>
+            <w:bottom w:w="0" w:type="dxa"/>
+            <w:right w:w="108" w:type="dxa"/>
+          </w:tblCellMar>
+        </w:tblPrEx>
         <w:trPr>
           <w:cantSplit/>
         </w:trPr>

--- a/Article.docx
+++ b/Article.docx
@@ -18631,20 +18631,50 @@
         <w:keepNext/>
         <w:keepLines/>
         <w:numPr>
-          <w:ilvl w:val="0"/>
           <w:numId w:val="0"/>
         </w:numPr>
-        <w:pBdr>
-          <w:top w:val="single" w:color="B0B0B0" w:sz="4" w:space="1"/>
-          <w:left w:val="single" w:color="B0B0B0" w:sz="4" w:space="1"/>
-          <w:bottom w:val="single" w:color="B0B0B0" w:sz="4" w:space="1"/>
-          <w:right w:val="single" w:color="B0B0B0" w:sz="4" w:space="1"/>
-        </w:pBdr>
         <w:snapToGrid w:val="0"/>
-        <w:spacing w:before="0" w:after="0" w:line="1644" w:lineRule="exact"/>
+        <w:spacing w:before="60" w:after="60" w:line="240" w:lineRule="auto"/>
+        <w:ind w:left="0" w:right="0" w:firstLine="0"/>
+        <w:jc w:val="center"/>
       </w:pPr>
       <w:r>
-        <w:t> </w:t>
+        <w:drawing>
+          <wp:inline distT="0" distB="0" distL="0" distR="0">
+            <wp:extent cx="3060000" cy="1020000"/>
+            <wp:docPr id="28" name="Fig. 7" descr="机械臂侧视图上的关节坐标系定义"/>
+            <wp:cNvGraphicFramePr>
+              <a:graphicFrameLocks xmlns:a="http://schemas.openxmlformats.org/drawingml/2006/main" noChangeAspect="1"/>
+            </wp:cNvGraphicFramePr>
+            <a:graphic xmlns:a="http://schemas.openxmlformats.org/drawingml/2006/main">
+              <a:graphicData uri="http://schemas.openxmlformats.org/drawingml/2006/picture">
+                <pic:pic xmlns:pic="http://schemas.openxmlformats.org/drawingml/2006/picture">
+                  <pic:nvPicPr>
+                    <pic:cNvPr id="28" name="arm_joint_coordinate_overlay.png"/>
+                    <pic:cNvPicPr>
+                      <a:picLocks noChangeAspect="1"/>
+                    </pic:cNvPicPr>
+                  </pic:nvPicPr>
+                  <pic:blipFill>
+                    <a:blip r:embed="rId12"/>
+                    <a:stretch>
+                      <a:fillRect/>
+                    </a:stretch>
+                  </pic:blipFill>
+                  <pic:spPr>
+                    <a:xfrm>
+                      <a:off x="0" y="0"/>
+                      <a:ext cx="3060000" cy="1020000"/>
+                    </a:xfrm>
+                    <a:prstGeom prst="rect">
+                      <a:avLst/>
+                    </a:prstGeom>
+                  </pic:spPr>
+                </pic:pic>
+              </a:graphicData>
+            </a:graphic>
+          </wp:inline>
+        </w:drawing>
       </w:r>
     </w:p>
     <w:p>
@@ -18667,7 +18697,7 @@
           <w:rFonts w:hint="eastAsia"/>
           <w:iCs/>
         </w:rPr>
-        <w:t>六轴机械臂逆解的关节坐标系与腕心几何（留白，待补图）。</w:t>
+        <w:t>六轴机械臂关节坐标系在侧视图上的对应位置。坐标系 2、3 的原点重合，坐标系 4、5 共用腕部原点；轴方向及编号沿用坐标系定义图。</w:t>
       </w:r>
     </w:p>
     <w:p>

--- a/Article.docx
+++ b/Article.docx
@@ -2277,14 +2277,6 @@
         <w:gridCol w:w="1622"/>
       </w:tblGrid>
       <w:tr>
-        <w:tblPrEx>
-          <w:tblCellMar>
-            <w:top w:w="0" w:type="dxa"/>
-            <w:left w:w="108" w:type="dxa"/>
-            <w:bottom w:w="0" w:type="dxa"/>
-            <w:right w:w="108" w:type="dxa"/>
-          </w:tblCellMar>
-        </w:tblPrEx>
         <w:trPr>
           <w:cantSplit/>
           <w:tblHeader/>
@@ -2375,14 +2367,6 @@
         </w:tc>
       </w:tr>
       <w:tr>
-        <w:tblPrEx>
-          <w:tblCellMar>
-            <w:top w:w="0" w:type="dxa"/>
-            <w:left w:w="108" w:type="dxa"/>
-            <w:bottom w:w="0" w:type="dxa"/>
-            <w:right w:w="108" w:type="dxa"/>
-          </w:tblCellMar>
-        </w:tblPrEx>
         <w:trPr>
           <w:cantSplit/>
         </w:trPr>
@@ -2516,14 +2500,6 @@
         </w:tc>
       </w:tr>
       <w:tr>
-        <w:tblPrEx>
-          <w:tblCellMar>
-            <w:top w:w="0" w:type="dxa"/>
-            <w:left w:w="108" w:type="dxa"/>
-            <w:bottom w:w="0" w:type="dxa"/>
-            <w:right w:w="108" w:type="dxa"/>
-          </w:tblCellMar>
-        </w:tblPrEx>
         <w:trPr>
           <w:cantSplit/>
         </w:trPr>
@@ -2832,14 +2808,6 @@
         </w:tc>
       </w:tr>
       <w:tr>
-        <w:tblPrEx>
-          <w:tblCellMar>
-            <w:top w:w="0" w:type="dxa"/>
-            <w:left w:w="108" w:type="dxa"/>
-            <w:bottom w:w="0" w:type="dxa"/>
-            <w:right w:w="108" w:type="dxa"/>
-          </w:tblCellMar>
-        </w:tblPrEx>
         <w:trPr>
           <w:cantSplit/>
         </w:trPr>
@@ -2961,14 +2929,6 @@
         </w:tc>
       </w:tr>
       <w:tr>
-        <w:tblPrEx>
-          <w:tblCellMar>
-            <w:top w:w="0" w:type="dxa"/>
-            <w:left w:w="108" w:type="dxa"/>
-            <w:bottom w:w="0" w:type="dxa"/>
-            <w:right w:w="108" w:type="dxa"/>
-          </w:tblCellMar>
-        </w:tblPrEx>
         <w:trPr>
           <w:cantSplit/>
         </w:trPr>
@@ -3104,14 +3064,6 @@
         </w:tc>
       </w:tr>
       <w:tr>
-        <w:tblPrEx>
-          <w:tblCellMar>
-            <w:top w:w="0" w:type="dxa"/>
-            <w:left w:w="108" w:type="dxa"/>
-            <w:bottom w:w="0" w:type="dxa"/>
-            <w:right w:w="108" w:type="dxa"/>
-          </w:tblCellMar>
-        </w:tblPrEx>
         <w:trPr>
           <w:cantSplit/>
         </w:trPr>
@@ -3927,12 +3879,6 @@
             <w:insideH w:val="none" w:color="B0B0B0" w:sz="4" w:space="0"/>
             <w:insideV w:val="none" w:color="B0B0B0" w:sz="4" w:space="0"/>
           </w:tblBorders>
-          <w:tblCellMar>
-            <w:top w:w="0" w:type="dxa"/>
-            <w:left w:w="0" w:type="dxa"/>
-            <w:bottom w:w="0" w:type="dxa"/>
-            <w:right w:w="0" w:type="dxa"/>
-          </w:tblCellMar>
         </w:tblPrEx>
         <w:trPr>
           <w:cantSplit/>
@@ -6242,12 +6188,6 @@
             <w:insideH w:val="none" w:color="B0B0B0" w:sz="4" w:space="0"/>
             <w:insideV w:val="none" w:color="B0B0B0" w:sz="4" w:space="0"/>
           </w:tblBorders>
-          <w:tblCellMar>
-            <w:top w:w="0" w:type="dxa"/>
-            <w:left w:w="0" w:type="dxa"/>
-            <w:bottom w:w="0" w:type="dxa"/>
-            <w:right w:w="0" w:type="dxa"/>
-          </w:tblCellMar>
         </w:tblPrEx>
         <w:trPr>
           <w:cantSplit/>
@@ -7426,12 +7366,6 @@
             <w:insideH w:val="none" w:color="B0B0B0" w:sz="4" w:space="0"/>
             <w:insideV w:val="none" w:color="B0B0B0" w:sz="4" w:space="0"/>
           </w:tblBorders>
-          <w:tblCellMar>
-            <w:top w:w="0" w:type="dxa"/>
-            <w:left w:w="0" w:type="dxa"/>
-            <w:bottom w:w="0" w:type="dxa"/>
-            <w:right w:w="0" w:type="dxa"/>
-          </w:tblCellMar>
         </w:tblPrEx>
         <w:trPr>
           <w:cantSplit/>
@@ -8583,12 +8517,6 @@
             <w:insideH w:val="none" w:color="B0B0B0" w:sz="4" w:space="0"/>
             <w:insideV w:val="none" w:color="B0B0B0" w:sz="4" w:space="0"/>
           </w:tblBorders>
-          <w:tblCellMar>
-            <w:top w:w="0" w:type="dxa"/>
-            <w:left w:w="0" w:type="dxa"/>
-            <w:bottom w:w="0" w:type="dxa"/>
-            <w:right w:w="0" w:type="dxa"/>
-          </w:tblCellMar>
         </w:tblPrEx>
         <w:trPr>
           <w:cantSplit/>
@@ -9813,12 +9741,6 @@
             <w:insideH w:val="none" w:color="B0B0B0" w:sz="4" w:space="0"/>
             <w:insideV w:val="none" w:color="B0B0B0" w:sz="4" w:space="0"/>
           </w:tblBorders>
-          <w:tblCellMar>
-            <w:top w:w="0" w:type="dxa"/>
-            <w:left w:w="0" w:type="dxa"/>
-            <w:bottom w:w="0" w:type="dxa"/>
-            <w:right w:w="0" w:type="dxa"/>
-          </w:tblCellMar>
         </w:tblPrEx>
         <w:trPr>
           <w:cantSplit/>
@@ -10232,12 +10154,6 @@
             <w:insideH w:val="none" w:color="B0B0B0" w:sz="4" w:space="0"/>
             <w:insideV w:val="none" w:color="B0B0B0" w:sz="4" w:space="0"/>
           </w:tblBorders>
-          <w:tblCellMar>
-            <w:top w:w="0" w:type="dxa"/>
-            <w:left w:w="0" w:type="dxa"/>
-            <w:bottom w:w="0" w:type="dxa"/>
-            <w:right w:w="0" w:type="dxa"/>
-          </w:tblCellMar>
         </w:tblPrEx>
         <w:trPr>
           <w:cantSplit/>
@@ -11547,12 +11463,6 @@
             <w:insideH w:val="none" w:color="B0B0B0" w:sz="4" w:space="0"/>
             <w:insideV w:val="none" w:color="B0B0B0" w:sz="4" w:space="0"/>
           </w:tblBorders>
-          <w:tblCellMar>
-            <w:top w:w="0" w:type="dxa"/>
-            <w:left w:w="0" w:type="dxa"/>
-            <w:bottom w:w="0" w:type="dxa"/>
-            <w:right w:w="0" w:type="dxa"/>
-          </w:tblCellMar>
         </w:tblPrEx>
         <w:trPr>
           <w:cantSplit/>
@@ -13171,12 +13081,6 @@
             <w:insideH w:val="none" w:color="B0B0B0" w:sz="4" w:space="0"/>
             <w:insideV w:val="none" w:color="B0B0B0" w:sz="4" w:space="0"/>
           </w:tblBorders>
-          <w:tblCellMar>
-            <w:top w:w="0" w:type="dxa"/>
-            <w:left w:w="0" w:type="dxa"/>
-            <w:bottom w:w="0" w:type="dxa"/>
-            <w:right w:w="0" w:type="dxa"/>
-          </w:tblCellMar>
         </w:tblPrEx>
         <w:trPr>
           <w:cantSplit/>
@@ -13742,12 +13646,6 @@
             <w:insideH w:val="none" w:color="B0B0B0" w:sz="4" w:space="0"/>
             <w:insideV w:val="none" w:color="B0B0B0" w:sz="4" w:space="0"/>
           </w:tblBorders>
-          <w:tblCellMar>
-            <w:top w:w="0" w:type="dxa"/>
-            <w:left w:w="0" w:type="dxa"/>
-            <w:bottom w:w="0" w:type="dxa"/>
-            <w:right w:w="0" w:type="dxa"/>
-          </w:tblCellMar>
         </w:tblPrEx>
         <w:trPr>
           <w:cantSplit/>
@@ -15384,12 +15282,6 @@
             <w:insideH w:val="none" w:color="B0B0B0" w:sz="4" w:space="0"/>
             <w:insideV w:val="none" w:color="B0B0B0" w:sz="4" w:space="0"/>
           </w:tblBorders>
-          <w:tblCellMar>
-            <w:top w:w="0" w:type="dxa"/>
-            <w:left w:w="0" w:type="dxa"/>
-            <w:bottom w:w="0" w:type="dxa"/>
-            <w:right w:w="0" w:type="dxa"/>
-          </w:tblCellMar>
         </w:tblPrEx>
         <w:trPr>
           <w:cantSplit/>
@@ -18157,17 +18049,7 @@
           <w:sz w:val="20"/>
           <w:szCs w:val="20"/>
         </w:rPr>
-        <w:t>六轴机械臂采用肘式臂与球腕结构，末三轴交于腕心，可将逆解分为前三轴定</w:t>
-      </w:r>
-      <w:bookmarkStart w:id="27" w:name="_GoBack"/>
-      <w:bookmarkEnd w:id="27"/>
-      <w:r>
-        <w:rPr>
-          <w:rFonts w:hint="eastAsia"/>
-          <w:sz w:val="20"/>
-          <w:szCs w:val="20"/>
-        </w:rPr>
-        <w:t>位和后三轴定姿</w:t>
+        <w:t>六轴机械臂采用肘式臂与球腕结构，末三轴交于腕心，可将逆解分为前三轴定位和后三轴定姿</w:t>
       </w:r>
       <w:r>
         <w:rPr>
@@ -18391,12 +18273,6 @@
             <w:insideH w:val="none" w:color="B0B0B0" w:sz="4" w:space="0"/>
             <w:insideV w:val="none" w:color="B0B0B0" w:sz="4" w:space="0"/>
           </w:tblBorders>
-          <w:tblCellMar>
-            <w:top w:w="0" w:type="dxa"/>
-            <w:left w:w="0" w:type="dxa"/>
-            <w:bottom w:w="0" w:type="dxa"/>
-            <w:right w:w="0" w:type="dxa"/>
-          </w:tblCellMar>
         </w:tblPrEx>
         <w:trPr>
           <w:cantSplit/>
@@ -18631,6 +18507,7 @@
         <w:keepNext/>
         <w:keepLines/>
         <w:numPr>
+          <w:ilvl w:val="0"/>
           <w:numId w:val="0"/>
         </w:numPr>
         <w:snapToGrid w:val="0"/>
@@ -18641,7 +18518,8 @@
       <w:r>
         <w:drawing>
           <wp:inline distT="0" distB="0" distL="0" distR="0">
-            <wp:extent cx="3060000" cy="1020000"/>
+            <wp:extent cx="3059430" cy="1019810"/>
+            <wp:effectExtent l="0" t="0" r="7620" b="8890"/>
             <wp:docPr id="28" name="Fig. 7" descr="机械臂侧视图上的关节坐标系定义"/>
             <wp:cNvGraphicFramePr>
               <a:graphicFrameLocks xmlns:a="http://schemas.openxmlformats.org/drawingml/2006/main" noChangeAspect="1"/>
@@ -18650,13 +18528,13 @@
               <a:graphicData uri="http://schemas.openxmlformats.org/drawingml/2006/picture">
                 <pic:pic xmlns:pic="http://schemas.openxmlformats.org/drawingml/2006/picture">
                   <pic:nvPicPr>
-                    <pic:cNvPr id="28" name="arm_joint_coordinate_overlay.png"/>
+                    <pic:cNvPr id="28" name="Fig. 7" descr="机械臂侧视图上的关节坐标系定义"/>
                     <pic:cNvPicPr>
                       <a:picLocks noChangeAspect="1"/>
                     </pic:cNvPicPr>
                   </pic:nvPicPr>
                   <pic:blipFill>
-                    <a:blip r:embed="rId12"/>
+                    <a:blip r:embed="rId10"/>
                     <a:stretch>
                       <a:fillRect/>
                     </a:stretch>
@@ -18697,7 +18575,22 @@
           <w:rFonts w:hint="eastAsia"/>
           <w:iCs/>
         </w:rPr>
-        <w:t>六轴机械臂关节坐标系在侧视图上的对应位置。坐标系 2、3 的原点重合，坐标系 4、5 共用腕部原点；轴方向及编号沿用坐标系定义图。</w:t>
+        <w:t xml:space="preserve">六轴机械臂关节坐标系在侧视图上的对应位置。坐标系 2、3 的原点重合，坐标系 4、5 </w:t>
+      </w:r>
+      <w:r>
+        <w:rPr>
+          <w:rFonts w:hint="eastAsia"/>
+          <w:iCs/>
+          <w:lang w:eastAsia="zh-CN"/>
+        </w:rPr>
+        <w:t>的</w:t>
+      </w:r>
+      <w:r>
+        <w:rPr>
+          <w:rFonts w:hint="eastAsia"/>
+          <w:iCs/>
+        </w:rPr>
+        <w:t>原点重合；</w:t>
       </w:r>
     </w:p>
     <w:p>
@@ -18712,6 +18605,24 @@
           <w:sz w:val="20"/>
         </w:rPr>
       </w:pPr>
+      <w:r>
+        <w:rPr>
+          <w:rFonts w:hint="eastAsia"/>
+          <w:sz w:val="20"/>
+          <w:szCs w:val="20"/>
+          <w:lang w:eastAsia="zh-CN"/>
+        </w:rPr>
+        <w:t>称坐标系</w:t>
+      </w:r>
+      <w:r>
+        <w:rPr>
+          <w:rFonts w:hint="eastAsia"/>
+          <w:sz w:val="20"/>
+          <w:szCs w:val="20"/>
+          <w:lang w:val="en-US" w:eastAsia="zh-CN"/>
+        </w:rPr>
+        <w:t>4、5的原点为腕心，</w:t>
+      </w:r>
       <w:r>
         <w:rPr>
           <w:rFonts w:hint="eastAsia"/>
@@ -19304,6 +19215,8 @@
         </w:rPr>
         <w:t>，肘部偏角为</w:t>
       </w:r>
+      <w:bookmarkStart w:id="27" w:name="_GoBack"/>
+      <w:bookmarkEnd w:id="27"/>
       <w:r>
         <w:rPr>
           <w:sz w:val="20"/>
@@ -21841,12 +21754,6 @@
             <w:insideH w:val="none" w:color="B0B0B0" w:sz="4" w:space="0"/>
             <w:insideV w:val="none" w:color="B0B0B0" w:sz="4" w:space="0"/>
           </w:tblBorders>
-          <w:tblCellMar>
-            <w:top w:w="0" w:type="dxa"/>
-            <w:left w:w="0" w:type="dxa"/>
-            <w:bottom w:w="0" w:type="dxa"/>
-            <w:right w:w="0" w:type="dxa"/>
-          </w:tblCellMar>
         </w:tblPrEx>
         <w:trPr>
           <w:cantSplit/>
@@ -24219,12 +24126,6 @@
             <w:insideH w:val="none" w:color="B0B0B0" w:sz="4" w:space="0"/>
             <w:insideV w:val="none" w:color="B0B0B0" w:sz="4" w:space="0"/>
           </w:tblBorders>
-          <w:tblCellMar>
-            <w:top w:w="0" w:type="dxa"/>
-            <w:left w:w="0" w:type="dxa"/>
-            <w:bottom w:w="0" w:type="dxa"/>
-            <w:right w:w="0" w:type="dxa"/>
-          </w:tblCellMar>
         </w:tblPrEx>
         <w:trPr>
           <w:cantSplit/>
@@ -28476,12 +28377,6 @@
             <w:insideH w:val="none" w:color="B0B0B0" w:sz="4" w:space="0"/>
             <w:insideV w:val="none" w:color="B0B0B0" w:sz="4" w:space="0"/>
           </w:tblBorders>
-          <w:tblCellMar>
-            <w:top w:w="0" w:type="dxa"/>
-            <w:left w:w="0" w:type="dxa"/>
-            <w:bottom w:w="0" w:type="dxa"/>
-            <w:right w:w="0" w:type="dxa"/>
-          </w:tblCellMar>
         </w:tblPrEx>
         <w:trPr>
           <w:cantSplit/>
@@ -29966,12 +29861,6 @@
             <w:insideH w:val="none" w:color="B0B0B0" w:sz="4" w:space="0"/>
             <w:insideV w:val="none" w:color="B0B0B0" w:sz="4" w:space="0"/>
           </w:tblBorders>
-          <w:tblCellMar>
-            <w:top w:w="0" w:type="dxa"/>
-            <w:left w:w="0" w:type="dxa"/>
-            <w:bottom w:w="0" w:type="dxa"/>
-            <w:right w:w="0" w:type="dxa"/>
-          </w:tblCellMar>
         </w:tblPrEx>
         <w:trPr>
           <w:cantSplit/>
@@ -31125,12 +31014,6 @@
             <w:insideH w:val="none" w:color="B0B0B0" w:sz="4" w:space="0"/>
             <w:insideV w:val="none" w:color="B0B0B0" w:sz="4" w:space="0"/>
           </w:tblBorders>
-          <w:tblCellMar>
-            <w:top w:w="0" w:type="dxa"/>
-            <w:left w:w="0" w:type="dxa"/>
-            <w:bottom w:w="0" w:type="dxa"/>
-            <w:right w:w="0" w:type="dxa"/>
-          </w:tblCellMar>
         </w:tblPrEx>
         <w:trPr>
           <w:cantSplit/>
@@ -33373,14 +33256,6 @@
         <w:gridCol w:w="1622"/>
       </w:tblGrid>
       <w:tr>
-        <w:tblPrEx>
-          <w:tblCellMar>
-            <w:top w:w="0" w:type="dxa"/>
-            <w:left w:w="108" w:type="dxa"/>
-            <w:bottom w:w="0" w:type="dxa"/>
-            <w:right w:w="108" w:type="dxa"/>
-          </w:tblCellMar>
-        </w:tblPrEx>
         <w:trPr>
           <w:cantSplit/>
           <w:tblHeader/>
@@ -33471,14 +33346,6 @@
         </w:tc>
       </w:tr>
       <w:tr>
-        <w:tblPrEx>
-          <w:tblCellMar>
-            <w:top w:w="0" w:type="dxa"/>
-            <w:left w:w="108" w:type="dxa"/>
-            <w:bottom w:w="0" w:type="dxa"/>
-            <w:right w:w="108" w:type="dxa"/>
-          </w:tblCellMar>
-        </w:tblPrEx>
         <w:trPr>
           <w:cantSplit/>
         </w:trPr>
@@ -33584,14 +33451,6 @@
         </w:tc>
       </w:tr>
       <w:tr>
-        <w:tblPrEx>
-          <w:tblCellMar>
-            <w:top w:w="0" w:type="dxa"/>
-            <w:left w:w="108" w:type="dxa"/>
-            <w:bottom w:w="0" w:type="dxa"/>
-            <w:right w:w="108" w:type="dxa"/>
-          </w:tblCellMar>
-        </w:tblPrEx>
         <w:trPr>
           <w:cantSplit/>
         </w:trPr>
@@ -33802,14 +33661,6 @@
         </w:tc>
       </w:tr>
       <w:tr>
-        <w:tblPrEx>
-          <w:tblCellMar>
-            <w:top w:w="0" w:type="dxa"/>
-            <w:left w:w="108" w:type="dxa"/>
-            <w:bottom w:w="0" w:type="dxa"/>
-            <w:right w:w="108" w:type="dxa"/>
-          </w:tblCellMar>
-        </w:tblPrEx>
         <w:trPr>
           <w:cantSplit/>
         </w:trPr>
@@ -33942,14 +33793,6 @@
         </w:tc>
       </w:tr>
       <w:tr>
-        <w:tblPrEx>
-          <w:tblCellMar>
-            <w:top w:w="0" w:type="dxa"/>
-            <w:left w:w="108" w:type="dxa"/>
-            <w:bottom w:w="0" w:type="dxa"/>
-            <w:right w:w="108" w:type="dxa"/>
-          </w:tblCellMar>
-        </w:tblPrEx>
         <w:trPr>
           <w:cantSplit/>
         </w:trPr>
@@ -34060,14 +33903,6 @@
         </w:tc>
       </w:tr>
       <w:tr>
-        <w:tblPrEx>
-          <w:tblCellMar>
-            <w:top w:w="0" w:type="dxa"/>
-            <w:left w:w="108" w:type="dxa"/>
-            <w:bottom w:w="0" w:type="dxa"/>
-            <w:right w:w="108" w:type="dxa"/>
-          </w:tblCellMar>
-        </w:tblPrEx>
         <w:trPr>
           <w:cantSplit/>
         </w:trPr>
@@ -34336,14 +34171,6 @@
         </w:tc>
       </w:tr>
       <w:tr>
-        <w:tblPrEx>
-          <w:tblCellMar>
-            <w:top w:w="0" w:type="dxa"/>
-            <w:left w:w="108" w:type="dxa"/>
-            <w:bottom w:w="0" w:type="dxa"/>
-            <w:right w:w="108" w:type="dxa"/>
-          </w:tblCellMar>
-        </w:tblPrEx>
         <w:trPr>
           <w:cantSplit/>
         </w:trPr>
@@ -35905,12 +35732,6 @@
             <w:insideH w:val="none" w:color="B0B0B0" w:sz="4" w:space="0"/>
             <w:insideV w:val="none" w:color="B0B0B0" w:sz="4" w:space="0"/>
           </w:tblBorders>
-          <w:tblCellMar>
-            <w:top w:w="0" w:type="dxa"/>
-            <w:left w:w="0" w:type="dxa"/>
-            <w:bottom w:w="0" w:type="dxa"/>
-            <w:right w:w="0" w:type="dxa"/>
-          </w:tblCellMar>
         </w:tblPrEx>
         <w:trPr>
           <w:cantSplit/>

--- a/Article.docx
+++ b/Article.docx
@@ -22457,7 +22457,7 @@
           <w:sz w:val="20"/>
           <w:szCs w:val="20"/>
         </w:rPr>
-        <w:t>预留几何模型和手柄结构，几何参数列于</w:t>
+        <w:t>给出 Delta 机构、三轴手柄及转轴标注，几何参数列于</w:t>
       </w:r>
       <w:r>
         <w:rPr>
@@ -22472,20 +22472,50 @@
         <w:keepNext/>
         <w:keepLines/>
         <w:numPr>
-          <w:ilvl w:val="0"/>
           <w:numId w:val="0"/>
         </w:numPr>
-        <w:pBdr>
-          <w:top w:val="single" w:color="B0B0B0" w:sz="4" w:space="1"/>
-          <w:left w:val="single" w:color="B0B0B0" w:sz="4" w:space="1"/>
-          <w:bottom w:val="single" w:color="B0B0B0" w:sz="4" w:space="1"/>
-          <w:right w:val="single" w:color="B0B0B0" w:sz="4" w:space="1"/>
-        </w:pBdr>
         <w:snapToGrid w:val="0"/>
-        <w:spacing w:before="0" w:after="0" w:line="1644" w:lineRule="exact"/>
+        <w:spacing w:before="60" w:after="60" w:line="240" w:lineRule="auto"/>
+        <w:ind w:left="0" w:right="0" w:firstLine="0"/>
+        <w:jc w:val="center"/>
       </w:pPr>
       <w:r>
-        <w:t> </w:t>
+        <w:drawing>
+          <wp:inline distT="0" distB="0" distL="0" distR="0">
+            <wp:extent cx="3060000" cy="2040000"/>
+            <wp:docPr id="29" name="Fig. 8" descr="Delta 平移机构与三轴姿态手柄的机构、转轴和平行约束示意"/>
+            <wp:cNvGraphicFramePr>
+              <a:graphicFrameLocks xmlns:a="http://schemas.openxmlformats.org/drawingml/2006/main" noChangeAspect="1"/>
+            </wp:cNvGraphicFramePr>
+            <a:graphic xmlns:a="http://schemas.openxmlformats.org/drawingml/2006/main">
+              <a:graphicData uri="http://schemas.openxmlformats.org/drawingml/2006/picture">
+                <pic:pic xmlns:pic="http://schemas.openxmlformats.org/drawingml/2006/picture">
+                  <pic:nvPicPr>
+                    <pic:cNvPr id="29" name="teleoperation_master_annotated.png"/>
+                    <pic:cNvPicPr>
+                      <a:picLocks noChangeAspect="1"/>
+                    </pic:cNvPicPr>
+                  </pic:nvPicPr>
+                  <pic:blipFill>
+                    <a:blip r:embed="rId13"/>
+                    <a:stretch>
+                      <a:fillRect/>
+                    </a:stretch>
+                  </pic:blipFill>
+                  <pic:spPr>
+                    <a:xfrm>
+                      <a:off x="0" y="0"/>
+                      <a:ext cx="3060000" cy="2040000"/>
+                    </a:xfrm>
+                    <a:prstGeom prst="rect">
+                      <a:avLst/>
+                    </a:prstGeom>
+                  </pic:spPr>
+                </pic:pic>
+              </a:graphicData>
+            </a:graphic>
+          </wp:inline>
+        </w:drawing>
       </w:r>
     </w:p>
     <w:p>
@@ -22501,14 +22531,14 @@
         <w:rPr>
           <w:iCs/>
         </w:rPr>
-        <w:t xml:space="preserve">Fig. 8. Delta </w:t>
+        <w:t xml:space="preserve">Fig. 8. </w:t>
       </w:r>
       <w:r>
         <w:rPr>
           <w:rFonts w:hint="eastAsia"/>
           <w:iCs/>
         </w:rPr>
-        <w:t>三支链几何、动平台及三编码器姿态手柄（留白，待补图）。</w:t>
+        <w:t>遥操作主手结构与转轴示意。（a）Delta 平移机构，黄色闭合轮廓突出显示一组平行四边形从动臂；三支链共同约束动平台始终与静平台保持平行。（b）三轴姿态手柄，按安装端至握持端依次标出三个转动关节。红色点划线表示转轴中心线，蓝色标记表示平台平行关系。</w:t>
       </w:r>
     </w:p>
     <w:p>

--- a/Article.docx
+++ b/Article.docx
@@ -6188,6 +6188,12 @@
             <w:insideH w:val="none" w:color="B0B0B0" w:sz="4" w:space="0"/>
             <w:insideV w:val="none" w:color="B0B0B0" w:sz="4" w:space="0"/>
           </w:tblBorders>
+          <w:tblCellMar>
+            <w:top w:w="0" w:type="dxa"/>
+            <w:left w:w="0" w:type="dxa"/>
+            <w:bottom w:w="0" w:type="dxa"/>
+            <w:right w:w="0" w:type="dxa"/>
+          </w:tblCellMar>
         </w:tblPrEx>
         <w:trPr>
           <w:cantSplit/>
@@ -8517,6 +8523,12 @@
             <w:insideH w:val="none" w:color="B0B0B0" w:sz="4" w:space="0"/>
             <w:insideV w:val="none" w:color="B0B0B0" w:sz="4" w:space="0"/>
           </w:tblBorders>
+          <w:tblCellMar>
+            <w:top w:w="0" w:type="dxa"/>
+            <w:left w:w="0" w:type="dxa"/>
+            <w:bottom w:w="0" w:type="dxa"/>
+            <w:right w:w="0" w:type="dxa"/>
+          </w:tblCellMar>
         </w:tblPrEx>
         <w:trPr>
           <w:cantSplit/>
@@ -10154,6 +10166,12 @@
             <w:insideH w:val="none" w:color="B0B0B0" w:sz="4" w:space="0"/>
             <w:insideV w:val="none" w:color="B0B0B0" w:sz="4" w:space="0"/>
           </w:tblBorders>
+          <w:tblCellMar>
+            <w:top w:w="0" w:type="dxa"/>
+            <w:left w:w="0" w:type="dxa"/>
+            <w:bottom w:w="0" w:type="dxa"/>
+            <w:right w:w="0" w:type="dxa"/>
+          </w:tblCellMar>
         </w:tblPrEx>
         <w:trPr>
           <w:cantSplit/>
@@ -13081,6 +13099,12 @@
             <w:insideH w:val="none" w:color="B0B0B0" w:sz="4" w:space="0"/>
             <w:insideV w:val="none" w:color="B0B0B0" w:sz="4" w:space="0"/>
           </w:tblBorders>
+          <w:tblCellMar>
+            <w:top w:w="0" w:type="dxa"/>
+            <w:left w:w="0" w:type="dxa"/>
+            <w:bottom w:w="0" w:type="dxa"/>
+            <w:right w:w="0" w:type="dxa"/>
+          </w:tblCellMar>
         </w:tblPrEx>
         <w:trPr>
           <w:cantSplit/>
@@ -13646,6 +13670,12 @@
             <w:insideH w:val="none" w:color="B0B0B0" w:sz="4" w:space="0"/>
             <w:insideV w:val="none" w:color="B0B0B0" w:sz="4" w:space="0"/>
           </w:tblBorders>
+          <w:tblCellMar>
+            <w:top w:w="0" w:type="dxa"/>
+            <w:left w:w="0" w:type="dxa"/>
+            <w:bottom w:w="0" w:type="dxa"/>
+            <w:right w:w="0" w:type="dxa"/>
+          </w:tblCellMar>
         </w:tblPrEx>
         <w:trPr>
           <w:cantSplit/>
@@ -19215,8 +19245,6 @@
         </w:rPr>
         <w:t>，肘部偏角为</w:t>
       </w:r>
-      <w:bookmarkStart w:id="27" w:name="_GoBack"/>
-      <w:bookmarkEnd w:id="27"/>
       <w:r>
         <w:rPr>
           <w:sz w:val="20"/>
@@ -21754,6 +21782,12 @@
             <w:insideH w:val="none" w:color="B0B0B0" w:sz="4" w:space="0"/>
             <w:insideV w:val="none" w:color="B0B0B0" w:sz="4" w:space="0"/>
           </w:tblBorders>
+          <w:tblCellMar>
+            <w:top w:w="0" w:type="dxa"/>
+            <w:left w:w="0" w:type="dxa"/>
+            <w:bottom w:w="0" w:type="dxa"/>
+            <w:right w:w="0" w:type="dxa"/>
+          </w:tblCellMar>
         </w:tblPrEx>
         <w:trPr>
           <w:cantSplit/>
@@ -22442,14 +22476,14 @@
           <w:sz w:val="20"/>
           <w:szCs w:val="20"/>
         </w:rPr>
-        <w:t>并联机构实现三维平移，并在动平台上安装三个带编码器的转动关节输入姿态。平行四边形从动臂约束动平台相对静平台保持平行，从而将位置输入与姿态输入分开。主端碳纤维板承担主要结构载荷，手柄与部分平台采用三维打印件，并设置位置重置按钮</w:t>
-      </w:r>
-      <w:r>
-        <w:rPr>
-          <w:sz w:val="20"/>
-          <w:szCs w:val="20"/>
-        </w:rPr>
-        <w:t xml:space="preserve"> [5]。Fig. 8 </w:t>
+        <w:t>并联机构实现三维平移，并在动平台上安装三个带编码器的转动关节输入姿态。平行四边形从动臂约束动平台相对静平台保持平行，从而将位置输入与姿态输入分开</w:t>
+      </w:r>
+      <w:r>
+        <w:rPr>
+          <w:sz w:val="20"/>
+          <w:szCs w:val="20"/>
+        </w:rPr>
+        <w:t xml:space="preserve">。Fig. 8 </w:t>
       </w:r>
       <w:r>
         <w:rPr>
@@ -22472,6 +22506,7 @@
         <w:keepNext/>
         <w:keepLines/>
         <w:numPr>
+          <w:ilvl w:val="0"/>
           <w:numId w:val="0"/>
         </w:numPr>
         <w:snapToGrid w:val="0"/>
@@ -22482,7 +22517,8 @@
       <w:r>
         <w:drawing>
           <wp:inline distT="0" distB="0" distL="0" distR="0">
-            <wp:extent cx="3060000" cy="2040000"/>
+            <wp:extent cx="3059430" cy="2039620"/>
+            <wp:effectExtent l="0" t="0" r="7620" b="8255"/>
             <wp:docPr id="29" name="Fig. 8" descr="Delta 平移机构与三轴姿态手柄的机构、转轴和平行约束示意"/>
             <wp:cNvGraphicFramePr>
               <a:graphicFrameLocks xmlns:a="http://schemas.openxmlformats.org/drawingml/2006/main" noChangeAspect="1"/>
@@ -22491,13 +22527,13 @@
               <a:graphicData uri="http://schemas.openxmlformats.org/drawingml/2006/picture">
                 <pic:pic xmlns:pic="http://schemas.openxmlformats.org/drawingml/2006/picture">
                   <pic:nvPicPr>
-                    <pic:cNvPr id="29" name="teleoperation_master_annotated.png"/>
+                    <pic:cNvPr id="29" name="Fig. 8" descr="Delta 平移机构与三轴姿态手柄的机构、转轴和平行约束示意"/>
                     <pic:cNvPicPr>
                       <a:picLocks noChangeAspect="1"/>
                     </pic:cNvPicPr>
                   </pic:nvPicPr>
                   <pic:blipFill>
-                    <a:blip r:embed="rId13"/>
+                    <a:blip r:embed="rId11"/>
                     <a:stretch>
                       <a:fillRect/>
                     </a:stretch>
@@ -24156,6 +24192,12 @@
             <w:insideH w:val="none" w:color="B0B0B0" w:sz="4" w:space="0"/>
             <w:insideV w:val="none" w:color="B0B0B0" w:sz="4" w:space="0"/>
           </w:tblBorders>
+          <w:tblCellMar>
+            <w:top w:w="0" w:type="dxa"/>
+            <w:left w:w="0" w:type="dxa"/>
+            <w:bottom w:w="0" w:type="dxa"/>
+            <w:right w:w="0" w:type="dxa"/>
+          </w:tblCellMar>
         </w:tblPrEx>
         <w:trPr>
           <w:cantSplit/>
@@ -25667,6 +25709,8 @@
         </w:rPr>
         <w:t>，定义</w:t>
       </w:r>
+      <w:bookmarkStart w:id="27" w:name="_GoBack"/>
+      <w:bookmarkEnd w:id="27"/>
     </w:p>
     <w:tbl>
       <w:tblPr>
@@ -28407,6 +28451,12 @@
             <w:insideH w:val="none" w:color="B0B0B0" w:sz="4" w:space="0"/>
             <w:insideV w:val="none" w:color="B0B0B0" w:sz="4" w:space="0"/>
           </w:tblBorders>
+          <w:tblCellMar>
+            <w:top w:w="0" w:type="dxa"/>
+            <w:left w:w="0" w:type="dxa"/>
+            <w:bottom w:w="0" w:type="dxa"/>
+            <w:right w:w="0" w:type="dxa"/>
+          </w:tblCellMar>
         </w:tblPrEx>
         <w:trPr>
           <w:cantSplit/>
@@ -29891,6 +29941,12 @@
             <w:insideH w:val="none" w:color="B0B0B0" w:sz="4" w:space="0"/>
             <w:insideV w:val="none" w:color="B0B0B0" w:sz="4" w:space="0"/>
           </w:tblBorders>
+          <w:tblCellMar>
+            <w:top w:w="0" w:type="dxa"/>
+            <w:left w:w="0" w:type="dxa"/>
+            <w:bottom w:w="0" w:type="dxa"/>
+            <w:right w:w="0" w:type="dxa"/>
+          </w:tblCellMar>
         </w:tblPrEx>
         <w:trPr>
           <w:cantSplit/>
@@ -31044,6 +31100,12 @@
             <w:insideH w:val="none" w:color="B0B0B0" w:sz="4" w:space="0"/>
             <w:insideV w:val="none" w:color="B0B0B0" w:sz="4" w:space="0"/>
           </w:tblBorders>
+          <w:tblCellMar>
+            <w:top w:w="0" w:type="dxa"/>
+            <w:left w:w="0" w:type="dxa"/>
+            <w:bottom w:w="0" w:type="dxa"/>
+            <w:right w:w="0" w:type="dxa"/>
+          </w:tblCellMar>
         </w:tblPrEx>
         <w:trPr>
           <w:cantSplit/>
@@ -34704,14 +34766,6 @@
         </w:tc>
       </w:tr>
       <w:tr>
-        <w:tblPrEx>
-          <w:tblCellMar>
-            <w:top w:w="0" w:type="dxa"/>
-            <w:left w:w="108" w:type="dxa"/>
-            <w:bottom w:w="0" w:type="dxa"/>
-            <w:right w:w="108" w:type="dxa"/>
-          </w:tblCellMar>
-        </w:tblPrEx>
         <w:trPr>
           <w:cantSplit/>
         </w:trPr>
@@ -35274,14 +35328,6 @@
         </w:tc>
       </w:tr>
       <w:tr>
-        <w:tblPrEx>
-          <w:tblCellMar>
-            <w:top w:w="0" w:type="dxa"/>
-            <w:left w:w="108" w:type="dxa"/>
-            <w:bottom w:w="0" w:type="dxa"/>
-            <w:right w:w="108" w:type="dxa"/>
-          </w:tblCellMar>
-        </w:tblPrEx>
         <w:trPr>
           <w:cantSplit/>
         </w:trPr>

--- a/Article.docx
+++ b/Article.docx
@@ -22595,7 +22595,7 @@
           <w:sz w:val="20"/>
           <w:szCs w:val="20"/>
         </w:rPr>
-        <w:t>静平台坐标系</w:t>
+        <w:t>基座原点位于静平台中心。静平台坐标系</w:t>
       </w:r>
       <w:r>
         <w:rPr>
@@ -23254,6 +23254,79 @@
           <w:szCs w:val="20"/>
         </w:rPr>
         <w:t>工作侧转动为正。</w:t>
+      </w:r>
+      <w:r>
+        <w:rPr>
+          <w:rFonts w:hint="eastAsia"/>
+          <w:sz w:val="20"/>
+          <w:szCs w:val="20"/>
+        </w:rPr>
+        <w:t>几何关系如 Fig. 9 所示；单支链图采用对称构型展示角度与长度定义，虚线段对应式（25）中的等效长度约束。</w:t>
+      </w:r>
+    </w:p>
+    <w:p>
+      <w:pPr>
+        <w:keepNext/>
+        <w:keepLines/>
+        <w:numPr>
+          <w:ilvl w:val="0"/>
+          <w:numId w:val="0"/>
+        </w:numPr>
+        <w:snapToGrid w:val="0"/>
+        <w:spacing w:before="60" w:after="60" w:line="240" w:lineRule="auto"/>
+        <w:ind w:left="0" w:right="0" w:firstLine="0"/>
+        <w:jc w:val="center"/>
+      </w:pPr>
+      <w:r>
+        <w:drawing>
+          <wp:inline distT="0" distB="0" distL="0" distR="0">
+            <wp:extent cx="2880000" cy="7405714"/>
+            <wp:effectExtent l="0" t="0" r="7620" b="8255"/>
+            <wp:docPr id="30" name="Fig. 9" descr="Delta 三支链及单支链几何模型，基座原点位于静平台中心"/>
+            <wp:cNvGraphicFramePr>
+              <a:graphicFrameLocks xmlns:a="http://schemas.openxmlformats.org/drawingml/2006/main" noChangeAspect="1"/>
+            </wp:cNvGraphicFramePr>
+            <a:graphic xmlns:a="http://schemas.openxmlformats.org/drawingml/2006/main">
+              <a:graphicData uri="http://schemas.openxmlformats.org/drawingml/2006/picture">
+                <pic:pic xmlns:pic="http://schemas.openxmlformats.org/drawingml/2006/picture">
+                  <pic:nvPicPr>
+                    <pic:cNvPr id="30" name="Fig. 9" descr="Delta 三支链及单支链几何模型，基座原点位于静平台中心"/>
+                    <pic:cNvPicPr>
+                      <a:picLocks noChangeAspect="1"/>
+                    </pic:cNvPicPr>
+                  </pic:nvPicPr>
+                  <pic:blipFill>
+                    <a:blip r:embed="rId14"/>
+                    <a:stretch>
+                      <a:fillRect/>
+                    </a:stretch>
+                  </pic:blipFill>
+                  <pic:spPr>
+                    <a:xfrm>
+                      <a:off x="0" y="0"/>
+                      <a:ext cx="2880000" cy="7405714"/>
+                    </a:xfrm>
+                    <a:prstGeom prst="rect">
+                      <a:avLst/>
+                    </a:prstGeom>
+                  </pic:spPr>
+                </pic:pic>
+              </a:graphicData>
+            </a:graphic>
+          </wp:inline>
+        </w:drawing>
+      </w:r>
+    </w:p>
+    <w:p>
+      <w:pPr>
+        <w:pStyle w:val="18"/>
+        <w:numPr>
+          <w:numId w:val="0"/>
+        </w:numPr>
+        <w:snapToGrid w:val="0"/>
+      </w:pPr>
+      <w:r>
+        <w:t>Fig. 9. Delta 机械臂几何模型。（a）三支链构型，基座原点 O 位于静平台中心，动平台中心为 P，成对从动杆构成平行四边形并保持两平台平行。（b）对称构型下的单支链剖面，标出平台半径、杆长、主动臂角及等效球心。</w:t>
       </w:r>
     </w:p>
     <w:p>
@@ -36050,7 +36123,7 @@
         <w:rPr>
           <w:iCs/>
         </w:rPr>
-        <w:t xml:space="preserve">Fig. 9. </w:t>
+        <w:t xml:space="preserve">Fig. 10. </w:t>
       </w:r>
       <w:r>
         <w:rPr>
@@ -36130,7 +36203,7 @@
         <w:rPr>
           <w:iCs/>
         </w:rPr>
-        <w:t xml:space="preserve">Fig. 10. </w:t>
+        <w:t xml:space="preserve">Fig. 11. </w:t>
       </w:r>
       <w:r>
         <w:rPr>

--- a/Article.docx
+++ b/Article.docx
@@ -22589,21 +22589,6 @@
           <w:sz w:val="20"/>
         </w:rPr>
       </w:pPr>
-      <w:r>
-        <w:rPr>
-          <w:rFonts w:hint="eastAsia"/>
-          <w:sz w:val="20"/>
-          <w:szCs w:val="20"/>
-        </w:rPr>
-        <w:t>基座原点位于静平台中心。静平台坐标系</w:t>
-      </w:r>
-      <w:r>
-        <w:rPr>
-          <w:sz w:val="20"/>
-          <w:szCs w:val="20"/>
-        </w:rPr>
-        <w:t xml:space="preserve"> </w:t>
-      </w:r>
       <m:oMath>
         <m:r>
           <m:rPr>
@@ -22619,69 +22604,193 @@
       </m:oMath>
       <w:r>
         <w:rPr>
-          <w:sz w:val="20"/>
-          <w:szCs w:val="20"/>
-        </w:rPr>
-        <w:t xml:space="preserve"> </w:t>
-      </w:r>
-      <w:r>
-        <w:rPr>
           <w:rFonts w:hint="eastAsia"/>
           <w:sz w:val="20"/>
           <w:szCs w:val="20"/>
         </w:rPr>
-        <w:t>的</w:t>
-      </w:r>
-      <w:r>
-        <w:rPr>
-          <w:sz w:val="20"/>
-          <w:szCs w:val="20"/>
-        </w:rPr>
-        <w:t xml:space="preserve"> </w:t>
+        <w:t xml:space="preserve"> 的原点 O 位于静平台中心。正 </w:t>
       </w:r>
       <m:oMath>
-        <m:r>
-          <m:rPr/>
-          <w:rPr>
-            <w:rFonts w:ascii="Cambria Math" w:hAnsi="Cambria Math" w:eastAsia="Cambria Math" w:cs="Cambria Math"/>
-            <w:sz w:val="20"/>
-            <w:szCs w:val="20"/>
-          </w:rPr>
-          <m:t>z</m:t>
-        </m:r>
+        <m:sSub>
+          <m:e>
+            <m:r>
+              <m:rPr>
+                <m:sty m:val="i"/>
+              </m:rPr>
+              <w:rPr>
+                <w:rFonts w:ascii="Cambria Math" w:hAnsi="Cambria Math" w:eastAsia="Cambria Math" w:cs="Cambria Math"/>
+                <w:sz w:val="20"/>
+                <w:szCs w:val="20"/>
+              </w:rPr>
+              <m:t>x</m:t>
+            </m:r>
+          </m:e>
+          <m:sub>
+            <m:r>
+              <m:rPr>
+                <m:sty m:val="p"/>
+              </m:rPr>
+              <w:rPr>
+                <w:rFonts w:ascii="Cambria Math" w:hAnsi="Cambria Math" w:eastAsia="Cambria Math" w:cs="Cambria Math"/>
+                <w:sz w:val="20"/>
+                <w:szCs w:val="20"/>
+              </w:rPr>
+              <m:t>D</m:t>
+            </m:r>
+          </m:sub>
+        </m:sSub>
       </m:oMath>
       <w:r>
         <w:rPr>
-          <w:sz w:val="20"/>
-          <w:szCs w:val="20"/>
-        </w:rPr>
-        <w:t xml:space="preserve"> </w:t>
-      </w:r>
-      <w:r>
-        <w:rPr>
           <w:rFonts w:hint="eastAsia"/>
           <w:sz w:val="20"/>
           <w:szCs w:val="20"/>
         </w:rPr>
-        <w:t>轴向上，工作侧为</w:t>
-      </w:r>
-      <w:r>
-        <w:rPr>
-          <w:sz w:val="20"/>
-          <w:szCs w:val="20"/>
-        </w:rPr>
-        <w:t xml:space="preserve"> </w:t>
+        <w:t xml:space="preserve"> 轴垂直于静平台，由动平台指向静平台；正 </w:t>
       </w:r>
       <m:oMath>
-        <m:r>
-          <m:rPr/>
-          <w:rPr>
-            <w:rFonts w:ascii="Cambria Math" w:hAnsi="Cambria Math" w:eastAsia="Cambria Math" w:cs="Cambria Math"/>
-            <w:sz w:val="20"/>
-            <w:szCs w:val="20"/>
-          </w:rPr>
-          <m:t>z</m:t>
-        </m:r>
+        <m:sSub>
+          <m:e>
+            <m:r>
+              <m:rPr>
+                <m:sty m:val="i"/>
+              </m:rPr>
+              <w:rPr>
+                <w:rFonts w:ascii="Cambria Math" w:hAnsi="Cambria Math" w:eastAsia="Cambria Math" w:cs="Cambria Math"/>
+                <w:sz w:val="20"/>
+                <w:szCs w:val="20"/>
+              </w:rPr>
+              <m:t>z</m:t>
+            </m:r>
+          </m:e>
+          <m:sub>
+            <m:r>
+              <m:rPr>
+                <m:sty m:val="p"/>
+              </m:rPr>
+              <w:rPr>
+                <w:rFonts w:ascii="Cambria Math" w:hAnsi="Cambria Math" w:eastAsia="Cambria Math" w:cs="Cambria Math"/>
+                <w:sz w:val="20"/>
+                <w:szCs w:val="20"/>
+              </w:rPr>
+              <m:t>D</m:t>
+            </m:r>
+          </m:sub>
+        </m:sSub>
+      </m:oMath>
+      <w:r>
+        <w:rPr>
+          <w:rFonts w:hint="eastAsia"/>
+          <w:sz w:val="20"/>
+          <w:szCs w:val="20"/>
+        </w:rPr>
+        <w:t xml:space="preserve"> 轴在静平台平面内从 O 指向 </w:t>
+      </w:r>
+      <m:oMath>
+        <m:sSub>
+          <m:e>
+            <m:r>
+              <m:rPr>
+                <m:sty m:val="i"/>
+              </m:rPr>
+              <w:rPr>
+                <w:rFonts w:ascii="Cambria Math" w:hAnsi="Cambria Math" w:eastAsia="Cambria Math" w:cs="Cambria Math"/>
+                <w:sz w:val="20"/>
+                <w:szCs w:val="20"/>
+              </w:rPr>
+              <m:t>A</m:t>
+            </m:r>
+          </m:e>
+          <m:sub>
+            <m:r>
+              <m:rPr>
+                <m:sty m:val="p"/>
+              </m:rPr>
+              <w:rPr>
+                <w:rFonts w:ascii="Cambria Math" w:hAnsi="Cambria Math" w:eastAsia="Cambria Math" w:cs="Cambria Math"/>
+                <w:sz w:val="20"/>
+                <w:szCs w:val="20"/>
+              </w:rPr>
+              <m:t>1</m:t>
+            </m:r>
+          </m:sub>
+        </m:sSub>
+      </m:oMath>
+      <w:r>
+        <w:rPr>
+          <w:rFonts w:hint="eastAsia"/>
+          <w:sz w:val="20"/>
+          <w:szCs w:val="20"/>
+        </w:rPr>
+        <w:t xml:space="preserve">；</w:t>
+      </w:r>
+      <m:oMath>
+        <m:sSub>
+          <m:e>
+            <m:r>
+              <m:rPr>
+                <m:sty m:val="i"/>
+              </m:rPr>
+              <w:rPr>
+                <w:rFonts w:ascii="Cambria Math" w:hAnsi="Cambria Math" w:eastAsia="Cambria Math" w:cs="Cambria Math"/>
+                <w:sz w:val="20"/>
+                <w:szCs w:val="20"/>
+              </w:rPr>
+              <m:t>y</m:t>
+            </m:r>
+          </m:e>
+          <m:sub>
+            <m:r>
+              <m:rPr>
+                <m:sty m:val="p"/>
+              </m:rPr>
+              <w:rPr>
+                <w:rFonts w:ascii="Cambria Math" w:hAnsi="Cambria Math" w:eastAsia="Cambria Math" w:cs="Cambria Math"/>
+                <w:sz w:val="20"/>
+                <w:szCs w:val="20"/>
+              </w:rPr>
+              <m:t>D</m:t>
+            </m:r>
+          </m:sub>
+        </m:sSub>
+      </m:oMath>
+      <w:r>
+        <w:rPr>
+          <w:rFonts w:hint="eastAsia"/>
+          <w:sz w:val="20"/>
+          <w:szCs w:val="20"/>
+        </w:rPr>
+        <w:t xml:space="preserve"> 轴按右手系确定，工作侧为 </w:t>
+      </w:r>
+      <m:oMath>
+        <m:sSub>
+          <m:e>
+            <m:r>
+              <m:rPr>
+                <m:sty m:val="i"/>
+              </m:rPr>
+              <w:rPr>
+                <w:rFonts w:ascii="Cambria Math" w:hAnsi="Cambria Math" w:eastAsia="Cambria Math" w:cs="Cambria Math"/>
+                <w:sz w:val="20"/>
+                <w:szCs w:val="20"/>
+              </w:rPr>
+              <m:t>x</m:t>
+            </m:r>
+          </m:e>
+          <m:sub>
+            <m:r>
+              <m:rPr>
+                <m:sty m:val="p"/>
+              </m:rPr>
+              <w:rPr>
+                <w:rFonts w:ascii="Cambria Math" w:hAnsi="Cambria Math" w:eastAsia="Cambria Math" w:cs="Cambria Math"/>
+                <w:sz w:val="20"/>
+                <w:szCs w:val="20"/>
+              </w:rPr>
+              <m:t>D</m:t>
+            </m:r>
+          </m:sub>
+        </m:sSub>
         <m:r>
           <m:rPr>
             <m:sty m:val="p"/>
@@ -22691,16 +22800,7 @@
             <w:sz w:val="20"/>
             <w:szCs w:val="20"/>
           </w:rPr>
-          <m:t>&lt;</m:t>
-        </m:r>
-        <m:r>
-          <m:rPr/>
-          <w:rPr>
-            <w:rFonts w:ascii="Cambria Math" w:hAnsi="Cambria Math" w:eastAsia="Cambria Math" w:cs="Cambria Math"/>
-            <w:sz w:val="20"/>
-            <w:szCs w:val="20"/>
-          </w:rPr>
-          <m:t>0</m:t>
+          <m:t>&lt;0</m:t>
         </m:r>
       </m:oMath>
       <w:r>
@@ -22709,14 +22809,7 @@
           <w:sz w:val="20"/>
           <w:szCs w:val="20"/>
         </w:rPr>
-        <w:t>。静、动平台连接点分布圆半径分别记为</w:t>
-      </w:r>
-      <w:r>
-        <w:rPr>
-          <w:sz w:val="20"/>
-          <w:szCs w:val="20"/>
-        </w:rPr>
-        <w:t xml:space="preserve"> </w:t>
+        <w:t xml:space="preserve">。静、动平台连接点分布圆半径分别记为 </w:t>
       </w:r>
       <m:oMath>
         <m:sSub>
@@ -22791,14 +22884,7 @@
           <w:sz w:val="20"/>
           <w:szCs w:val="20"/>
         </w:rPr>
-        <w:t>，主动臂和从动臂长度为</w:t>
-      </w:r>
-      <w:r>
-        <w:rPr>
-          <w:sz w:val="20"/>
-          <w:szCs w:val="20"/>
-        </w:rPr>
-        <w:t xml:space="preserve"> </w:t>
+        <w:t xml:space="preserve">，主动臂和从动臂长度为 </w:t>
       </w:r>
       <m:oMath>
         <m:sSub>
@@ -22873,14 +22959,83 @@
           <w:sz w:val="20"/>
           <w:szCs w:val="20"/>
         </w:rPr>
-        <w:t>。三支链方位角为</w:t>
-      </w:r>
-      <w:r>
-        <w:rPr>
-          <w:sz w:val="20"/>
-          <w:szCs w:val="20"/>
-        </w:rPr>
-        <w:t xml:space="preserve"> </w:t>
+        <w:t xml:space="preserve">。三支链方位角绕正 </w:t>
+      </w:r>
+      <m:oMath>
+        <m:sSub>
+          <m:e>
+            <m:r>
+              <m:rPr>
+                <m:sty m:val="i"/>
+              </m:rPr>
+              <w:rPr>
+                <w:rFonts w:ascii="Cambria Math" w:hAnsi="Cambria Math" w:eastAsia="Cambria Math" w:cs="Cambria Math"/>
+                <w:sz w:val="20"/>
+                <w:szCs w:val="20"/>
+              </w:rPr>
+              <m:t>x</m:t>
+            </m:r>
+          </m:e>
+          <m:sub>
+            <m:r>
+              <m:rPr>
+                <m:sty m:val="p"/>
+              </m:rPr>
+              <w:rPr>
+                <w:rFonts w:ascii="Cambria Math" w:hAnsi="Cambria Math" w:eastAsia="Cambria Math" w:cs="Cambria Math"/>
+                <w:sz w:val="20"/>
+                <w:szCs w:val="20"/>
+              </w:rPr>
+              <m:t>D</m:t>
+            </m:r>
+          </m:sub>
+        </m:sSub>
+      </m:oMath>
+      <w:r>
+        <w:rPr>
+          <w:rFonts w:hint="eastAsia"/>
+          <w:sz w:val="20"/>
+          <w:szCs w:val="20"/>
+        </w:rPr>
+        <w:t xml:space="preserve"> 轴按右手方向、从正 </w:t>
+      </w:r>
+      <m:oMath>
+        <m:sSub>
+          <m:e>
+            <m:r>
+              <m:rPr>
+                <m:sty m:val="i"/>
+              </m:rPr>
+              <w:rPr>
+                <w:rFonts w:ascii="Cambria Math" w:hAnsi="Cambria Math" w:eastAsia="Cambria Math" w:cs="Cambria Math"/>
+                <w:sz w:val="20"/>
+                <w:szCs w:val="20"/>
+              </w:rPr>
+              <m:t>z</m:t>
+            </m:r>
+          </m:e>
+          <m:sub>
+            <m:r>
+              <m:rPr>
+                <m:sty m:val="p"/>
+              </m:rPr>
+              <w:rPr>
+                <w:rFonts w:ascii="Cambria Math" w:hAnsi="Cambria Math" w:eastAsia="Cambria Math" w:cs="Cambria Math"/>
+                <w:sz w:val="20"/>
+                <w:szCs w:val="20"/>
+              </w:rPr>
+              <m:t>D</m:t>
+            </m:r>
+          </m:sub>
+        </m:sSub>
+      </m:oMath>
+      <w:r>
+        <w:rPr>
+          <w:rFonts w:hint="eastAsia"/>
+          <w:sz w:val="20"/>
+          <w:szCs w:val="20"/>
+        </w:rPr>
+        <w:t xml:space="preserve"> 轴起算：</w:t>
       </w:r>
       <m:oMath>
         <m:sSub>
@@ -22995,18 +23150,10 @@
           <w:sz w:val="20"/>
           <w:szCs w:val="20"/>
         </w:rPr>
-        <w:t>，径向单位矢量为</w:t>
-      </w:r>
-      <w:r>
-        <w:rPr>
-          <w:sz w:val="20"/>
-          <w:szCs w:val="20"/>
-        </w:rPr>
-        <w:t xml:space="preserve"> </w:t>
+        <w:t xml:space="preserve">，径向单位矢量为 </w:t>
       </w:r>
       <m:oMath>
         <m:sSub>
-          <m:sSubPr/>
           <m:e>
             <m:r>
               <m:rPr>
@@ -23022,7 +23169,9 @@
           </m:e>
           <m:sub>
             <m:r>
-              <m:rPr/>
+              <m:rPr>
+                <m:sty m:val="i"/>
+              </m:rPr>
               <w:rPr>
                 <w:rFonts w:ascii="Cambria Math" w:hAnsi="Cambria Math" w:eastAsia="Cambria Math" w:cs="Cambria Math"/>
                 <w:sz w:val="20"/>
@@ -23041,13 +23190,14 @@
             <w:sz w:val="20"/>
             <w:szCs w:val="20"/>
           </w:rPr>
-          <m:t>=[cos</m:t>
+          <m:t>=[0,−sin</m:t>
         </m:r>
         <m:sSub>
-          <m:sSubPr/>
           <m:e>
             <m:r>
-              <m:rPr/>
+              <m:rPr>
+                <m:sty m:val="i"/>
+              </m:rPr>
               <w:rPr>
                 <w:rFonts w:ascii="Cambria Math" w:hAnsi="Cambria Math" w:eastAsia="Cambria Math" w:cs="Cambria Math"/>
                 <w:sz w:val="20"/>
@@ -23058,7 +23208,9 @@
           </m:e>
           <m:sub>
             <m:r>
-              <m:rPr/>
+              <m:rPr>
+                <m:sty m:val="i"/>
+              </m:rPr>
               <w:rPr>
                 <w:rFonts w:ascii="Cambria Math" w:hAnsi="Cambria Math" w:eastAsia="Cambria Math" w:cs="Cambria Math"/>
                 <w:sz w:val="20"/>
@@ -23077,13 +23229,14 @@
             <w:sz w:val="20"/>
             <w:szCs w:val="20"/>
           </w:rPr>
-          <m:t>,sin</m:t>
+          <m:t>,cos</m:t>
         </m:r>
         <m:sSub>
-          <m:sSubPr/>
           <m:e>
             <m:r>
-              <m:rPr/>
+              <m:rPr>
+                <m:sty m:val="i"/>
+              </m:rPr>
               <w:rPr>
                 <w:rFonts w:ascii="Cambria Math" w:hAnsi="Cambria Math" w:eastAsia="Cambria Math" w:cs="Cambria Math"/>
                 <w:sz w:val="20"/>
@@ -23094,7 +23247,9 @@
           </m:e>
           <m:sub>
             <m:r>
-              <m:rPr/>
+              <m:rPr>
+                <m:sty m:val="i"/>
+              </m:rPr>
               <w:rPr>
                 <w:rFonts w:ascii="Cambria Math" w:hAnsi="Cambria Math" w:eastAsia="Cambria Math" w:cs="Cambria Math"/>
                 <w:sz w:val="20"/>
@@ -23104,28 +23259,7 @@
             </m:r>
           </m:sub>
         </m:sSub>
-        <m:r>
-          <m:rPr>
-            <m:sty m:val="p"/>
-          </m:rPr>
-          <w:rPr>
-            <w:rFonts w:ascii="Cambria Math" w:hAnsi="Cambria Math" w:eastAsia="Cambria Math" w:cs="Cambria Math"/>
-            <w:sz w:val="20"/>
-            <w:szCs w:val="20"/>
-          </w:rPr>
-          <m:t>,</m:t>
-        </m:r>
-        <m:r>
-          <m:rPr/>
-          <w:rPr>
-            <w:rFonts w:ascii="Cambria Math" w:hAnsi="Cambria Math" w:eastAsia="Cambria Math" w:cs="Cambria Math"/>
-            <w:sz w:val="20"/>
-            <w:szCs w:val="20"/>
-          </w:rPr>
-          <m:t>0</m:t>
-        </m:r>
         <m:sSup>
-          <m:sSupPr/>
           <m:e>
             <m:r>
               <m:rPr>
@@ -23160,14 +23294,7 @@
           <w:sz w:val="20"/>
           <w:szCs w:val="20"/>
         </w:rPr>
-        <w:t>。主动臂角</w:t>
-      </w:r>
-      <w:r>
-        <w:rPr>
-          <w:sz w:val="20"/>
-          <w:szCs w:val="20"/>
-        </w:rPr>
-        <w:t xml:space="preserve"> </w:t>
+        <w:t xml:space="preserve">。主动臂角 </w:t>
       </w:r>
       <m:oMath>
         <m:sSub>
@@ -23209,59 +23336,49 @@
       </m:oMath>
       <w:r>
         <w:rPr>
-          <w:sz w:val="20"/>
-          <w:szCs w:val="20"/>
-        </w:rPr>
-        <w:t xml:space="preserve"> </w:t>
-      </w:r>
-      <w:r>
-        <w:rPr>
           <w:rFonts w:hint="eastAsia"/>
           <w:sz w:val="20"/>
           <w:szCs w:val="20"/>
         </w:rPr>
-        <w:t>从水平向外方向起算，朝负</w:t>
-      </w:r>
-      <w:r>
-        <w:rPr>
-          <w:sz w:val="20"/>
-          <w:szCs w:val="20"/>
-        </w:rPr>
-        <w:t xml:space="preserve"> </w:t>
+        <w:t xml:space="preserve"> 从静平台平面内的径向外侧方向起算，朝负 </w:t>
       </w:r>
       <m:oMath>
-        <m:r>
-          <m:rPr/>
-          <w:rPr>
-            <w:rFonts w:ascii="Cambria Math" w:hAnsi="Cambria Math" w:eastAsia="Cambria Math" w:cs="Cambria Math"/>
-            <w:sz w:val="20"/>
-            <w:szCs w:val="20"/>
-          </w:rPr>
-          <m:t>z</m:t>
-        </m:r>
+        <m:sSub>
+          <m:e>
+            <m:r>
+              <m:rPr>
+                <m:sty m:val="i"/>
+              </m:rPr>
+              <w:rPr>
+                <w:rFonts w:ascii="Cambria Math" w:hAnsi="Cambria Math" w:eastAsia="Cambria Math" w:cs="Cambria Math"/>
+                <w:sz w:val="20"/>
+                <w:szCs w:val="20"/>
+              </w:rPr>
+              <m:t>x</m:t>
+            </m:r>
+          </m:e>
+          <m:sub>
+            <m:r>
+              <m:rPr>
+                <m:sty m:val="p"/>
+              </m:rPr>
+              <w:rPr>
+                <w:rFonts w:ascii="Cambria Math" w:hAnsi="Cambria Math" w:eastAsia="Cambria Math" w:cs="Cambria Math"/>
+                <w:sz w:val="20"/>
+                <w:szCs w:val="20"/>
+              </w:rPr>
+              <m:t>D</m:t>
+            </m:r>
+          </m:sub>
+        </m:sSub>
       </m:oMath>
       <w:r>
         <w:rPr>
-          <w:sz w:val="20"/>
-          <w:szCs w:val="20"/>
-        </w:rPr>
-        <w:t xml:space="preserve"> </w:t>
-      </w:r>
-      <w:r>
-        <w:rPr>
           <w:rFonts w:hint="eastAsia"/>
           <w:sz w:val="20"/>
           <w:szCs w:val="20"/>
         </w:rPr>
-        <w:t>工作侧转动为正。</w:t>
-      </w:r>
-      <w:r>
-        <w:rPr>
-          <w:rFonts w:hint="eastAsia"/>
-          <w:sz w:val="20"/>
-          <w:szCs w:val="20"/>
-        </w:rPr>
-        <w:t>几何关系如 Fig. 9 所示；单支链图采用对称构型展示角度与长度定义，虚线段对应式（25）中的等效长度约束。</w:t>
+        <w:t xml:space="preserve"> 工作侧转动为正。几何关系如 Fig. 9 所示；单支链图采用对称构型展示角度与长度定义，虚线段对应式（25）中的等效长度约束。</w:t>
       </w:r>
     </w:p>
     <w:p>
@@ -23326,7 +23443,7 @@
         <w:snapToGrid w:val="0"/>
       </w:pPr>
       <w:r>
-        <w:t>Fig. 9. Delta 机械臂几何模型。（a）三支链构型，基座原点 O 位于静平台中心，动平台中心为 P，成对从动杆构成平行四边形并保持两平台平行。（b）对称构型下的单支链剖面，标出平台半径、杆长、主动臂角及等效球心。</w:t>
+        <w:t>Fig. 9. Delta 机械臂几何模型。（a）三支链构型，基座原点 O 位于静平台中心，正 X 轴沿平台法向由动平台指向静平台，正 Z 轴从 O 指向 A1；动平台中心为 P，成对从动杆构成平行四边形并保持两平台平行。（b）对称构型下的单支链剖面，标出平台半径、杆长、主动臂角及等效球心。</w:t>
       </w:r>
     </w:p>
     <w:p>
@@ -24634,7 +24751,7 @@
                         <w:sz w:val="18"/>
                         <w:szCs w:val="18"/>
                       </w:rPr>
-                      <m:t>z</m:t>
+                      <m:t>x</m:t>
                     </m:r>
                   </m:sub>
                 </m:sSub>
@@ -25950,69 +26067,6 @@
                                       <w:sz w:val="18"/>
                                       <w:szCs w:val="18"/>
                                     </w:rPr>
-                                    <m:t>2x</m:t>
-                                  </m:r>
-                                </m:sub>
-                              </m:sSub>
-                              <m:r>
-                                <m:rPr>
-                                  <m:sty m:val="p"/>
-                                </m:rPr>
-                                <w:rPr>
-                                  <w:rFonts w:ascii="Cambria Math" w:hAnsi="Cambria Math" w:eastAsia="Cambria Math" w:cs="Cambria Math"/>
-                                  <w:sz w:val="18"/>
-                                  <w:szCs w:val="18"/>
-                                </w:rPr>
-                                <m:t>−</m:t>
-                              </m:r>
-                              <m:sSub>
-                                <m:sSubPr/>
-                                <m:e>
-                                  <m:r>
-                                    <m:rPr/>
-                                    <w:rPr>
-                                      <w:rFonts w:ascii="Cambria Math" w:hAnsi="Cambria Math" w:eastAsia="Cambria Math" w:cs="Cambria Math"/>
-                                      <w:sz w:val="18"/>
-                                      <w:szCs w:val="18"/>
-                                    </w:rPr>
-                                    <m:t>c</m:t>
-                                  </m:r>
-                                </m:e>
-                                <m:sub>
-                                  <m:r>
-                                    <m:rPr/>
-                                    <w:rPr>
-                                      <w:rFonts w:ascii="Cambria Math" w:hAnsi="Cambria Math" w:eastAsia="Cambria Math" w:cs="Cambria Math"/>
-                                      <w:sz w:val="18"/>
-                                      <w:szCs w:val="18"/>
-                                    </w:rPr>
-                                    <m:t>1x</m:t>
-                                  </m:r>
-                                </m:sub>
-                              </m:sSub>
-                            </m:e>
-                            <m:e>
-                              <m:sSub>
-                                <m:sSubPr/>
-                                <m:e>
-                                  <m:r>
-                                    <m:rPr/>
-                                    <w:rPr>
-                                      <w:rFonts w:ascii="Cambria Math" w:hAnsi="Cambria Math" w:eastAsia="Cambria Math" w:cs="Cambria Math"/>
-                                      <w:sz w:val="18"/>
-                                      <w:szCs w:val="18"/>
-                                    </w:rPr>
-                                    <m:t>c</m:t>
-                                  </m:r>
-                                </m:e>
-                                <m:sub>
-                                  <m:r>
-                                    <m:rPr/>
-                                    <w:rPr>
-                                      <w:rFonts w:ascii="Cambria Math" w:hAnsi="Cambria Math" w:eastAsia="Cambria Math" w:cs="Cambria Math"/>
-                                      <w:sz w:val="18"/>
-                                      <w:szCs w:val="18"/>
-                                    </w:rPr>
                                     <m:t>2y</m:t>
                                   </m:r>
                                 </m:sub>
@@ -26054,8 +26108,6 @@
                                 </m:sub>
                               </m:sSub>
                             </m:e>
-                          </m:mr>
-                          <m:mr>
                             <m:e>
                               <m:sSub>
                                 <m:sSubPr/>
@@ -26078,7 +26130,7 @@
                                       <w:sz w:val="18"/>
                                       <w:szCs w:val="18"/>
                                     </w:rPr>
-                                    <m:t>3x</m:t>
+                                    <m:t>2z</m:t>
                                   </m:r>
                                 </m:sub>
                               </m:sSub>
@@ -26114,11 +26166,13 @@
                                       <w:sz w:val="18"/>
                                       <w:szCs w:val="18"/>
                                     </w:rPr>
-                                    <m:t>1x</m:t>
+                                    <m:t>1z</m:t>
                                   </m:r>
                                 </m:sub>
                               </m:sSub>
                             </m:e>
+                          </m:mr>
+                          <m:mr>
                             <m:e>
                               <m:sSub>
                                 <m:sSubPr/>
@@ -26178,6 +26232,69 @@
                                       <w:szCs w:val="18"/>
                                     </w:rPr>
                                     <m:t>1y</m:t>
+                                  </m:r>
+                                </m:sub>
+                              </m:sSub>
+                            </m:e>
+                            <m:e>
+                              <m:sSub>
+                                <m:sSubPr/>
+                                <m:e>
+                                  <m:r>
+                                    <m:rPr/>
+                                    <w:rPr>
+                                      <w:rFonts w:ascii="Cambria Math" w:hAnsi="Cambria Math" w:eastAsia="Cambria Math" w:cs="Cambria Math"/>
+                                      <w:sz w:val="18"/>
+                                      <w:szCs w:val="18"/>
+                                    </w:rPr>
+                                    <m:t>c</m:t>
+                                  </m:r>
+                                </m:e>
+                                <m:sub>
+                                  <m:r>
+                                    <m:rPr/>
+                                    <w:rPr>
+                                      <w:rFonts w:ascii="Cambria Math" w:hAnsi="Cambria Math" w:eastAsia="Cambria Math" w:cs="Cambria Math"/>
+                                      <w:sz w:val="18"/>
+                                      <w:szCs w:val="18"/>
+                                    </w:rPr>
+                                    <m:t>3z</m:t>
+                                  </m:r>
+                                </m:sub>
+                              </m:sSub>
+                              <m:r>
+                                <m:rPr>
+                                  <m:sty m:val="p"/>
+                                </m:rPr>
+                                <w:rPr>
+                                  <w:rFonts w:ascii="Cambria Math" w:hAnsi="Cambria Math" w:eastAsia="Cambria Math" w:cs="Cambria Math"/>
+                                  <w:sz w:val="18"/>
+                                  <w:szCs w:val="18"/>
+                                </w:rPr>
+                                <m:t>−</m:t>
+                              </m:r>
+                              <m:sSub>
+                                <m:sSubPr/>
+                                <m:e>
+                                  <m:r>
+                                    <m:rPr/>
+                                    <w:rPr>
+                                      <w:rFonts w:ascii="Cambria Math" w:hAnsi="Cambria Math" w:eastAsia="Cambria Math" w:cs="Cambria Math"/>
+                                      <w:sz w:val="18"/>
+                                      <w:szCs w:val="18"/>
+                                    </w:rPr>
+                                    <m:t>c</m:t>
+                                  </m:r>
+                                </m:e>
+                                <m:sub>
+                                  <m:r>
+                                    <m:rPr/>
+                                    <w:rPr>
+                                      <w:rFonts w:ascii="Cambria Math" w:hAnsi="Cambria Math" w:eastAsia="Cambria Math" w:cs="Cambria Math"/>
+                                      <w:sz w:val="18"/>
+                                      <w:szCs w:val="18"/>
+                                    </w:rPr>
+                                    <m:t>1z</m:t>
                                   </m:r>
                                 </m:sub>
                               </m:sSub>
@@ -26623,7 +26740,7 @@
                             <w:sz w:val="18"/>
                             <w:szCs w:val="18"/>
                           </w:rPr>
-                          <m:t>2z</m:t>
+                          <m:t>2x</m:t>
                         </m:r>
                       </m:sub>
                     </m:sSub>
@@ -26659,7 +26776,7 @@
                             <w:sz w:val="18"/>
                             <w:szCs w:val="18"/>
                           </w:rPr>
-                          <m:t>1z</m:t>
+                          <m:t>1x</m:t>
                         </m:r>
                       </m:sub>
                     </m:sSub>
@@ -26695,7 +26812,7 @@
                             <w:sz w:val="18"/>
                             <w:szCs w:val="18"/>
                           </w:rPr>
-                          <m:t>3z</m:t>
+                          <m:t>3x</m:t>
                         </m:r>
                       </m:sub>
                     </m:sSub>
@@ -26731,7 +26848,7 @@
                             <w:sz w:val="18"/>
                             <w:szCs w:val="18"/>
                           </w:rPr>
-                          <m:t>1z</m:t>
+                          <m:t>1x</m:t>
                         </m:r>
                       </m:sub>
                     </m:sSub>
@@ -27205,7 +27322,7 @@
                         <w:sz w:val="18"/>
                         <w:szCs w:val="18"/>
                       </w:rPr>
-                      <m:t>x</m:t>
+                      <m:t>y</m:t>
                     </m:r>
                   </m:e>
                   <m:sub>
@@ -27243,7 +27360,7 @@
                         <w:sz w:val="18"/>
                         <w:szCs w:val="18"/>
                       </w:rPr>
-                      <m:t>y</m:t>
+                      <m:t>z</m:t>
                     </m:r>
                   </m:e>
                   <m:sub>
@@ -27343,7 +27460,7 @@
                         <w:sz w:val="18"/>
                         <w:szCs w:val="18"/>
                       </w:rPr>
-                      <m:t>z</m:t>
+                      <m:t>x</m:t>
                     </m:r>
                   </m:e>
                   <m:sub>
@@ -27468,7 +27585,7 @@
                 <w:sz w:val="20"/>
                 <w:szCs w:val="20"/>
               </w:rPr>
-              <m:t>z</m:t>
+              <m:t>x</m:t>
             </m:r>
           </m:e>
           <m:sub>
@@ -27544,7 +27661,7 @@
                 <w:sz w:val="20"/>
                 <w:szCs w:val="20"/>
               </w:rPr>
-              <m:t>z</m:t>
+              <m:t>x</m:t>
             </m:r>
           </m:e>
           <m:sub>
@@ -27973,7 +28090,7 @@
                                 <w:sz w:val="18"/>
                                 <w:szCs w:val="18"/>
                               </w:rPr>
-                              <m:t>xy</m:t>
+                              <m:t>yz</m:t>
                             </m:r>
                           </m:sub>
                         </m:sSub>
@@ -28009,7 +28126,7 @@
                                 <w:sz w:val="18"/>
                                 <w:szCs w:val="18"/>
                               </w:rPr>
-                              <m:t>1z</m:t>
+                              <m:t>1x</m:t>
                             </m:r>
                           </m:sub>
                         </m:sSub>
@@ -28131,7 +28248,7 @@
                             <w:sz w:val="18"/>
                             <w:szCs w:val="18"/>
                           </w:rPr>
-                          <m:t>xy</m:t>
+                          <m:t>yz</m:t>
                         </m:r>
                       </m:sub>
                     </m:sSub>
@@ -28194,7 +28311,7 @@
                             <w:sz w:val="18"/>
                             <w:szCs w:val="18"/>
                           </w:rPr>
-                          <m:t>1z</m:t>
+                          <m:t>1x</m:t>
                         </m:r>
                       </m:sub>
                       <m:sup>

--- a/Article.docx
+++ b/Article.docx
@@ -22760,7 +22760,123 @@
           <w:sz w:val="20"/>
           <w:szCs w:val="20"/>
         </w:rPr>
-        <w:t xml:space="preserve"> 轴按右手系确定，工作侧为 </w:t>
+        <w:t xml:space="preserve"> 轴按右手系确定，三轴单位矢量满足 </w:t>
+      </w:r>
+      <m:oMath>
+        <m:sSub>
+          <m:e>
+            <m:r>
+              <m:rPr>
+                <m:sty m:val="bi"/>
+              </m:rPr>
+              <w:rPr>
+                <w:rFonts w:ascii="Cambria Math" w:hAnsi="Cambria Math" w:eastAsia="Cambria Math" w:cs="Cambria Math"/>
+                <w:sz w:val="20"/>
+                <w:szCs w:val="20"/>
+              </w:rPr>
+              <m:t>e</m:t>
+            </m:r>
+          </m:e>
+          <m:sub>
+            <m:r>
+              <m:rPr>
+                <m:sty m:val="p"/>
+              </m:rPr>
+              <w:rPr>
+                <w:rFonts w:ascii="Cambria Math" w:hAnsi="Cambria Math" w:eastAsia="Cambria Math" w:cs="Cambria Math"/>
+                <w:sz w:val="20"/>
+                <w:szCs w:val="20"/>
+              </w:rPr>
+              <m:t>x</m:t>
+            </m:r>
+          </m:sub>
+        </m:sSub>
+        <m:r>
+          <m:rPr>
+            <m:sty m:val="p"/>
+          </m:rPr>
+          <w:rPr>
+            <w:rFonts w:ascii="Cambria Math" w:hAnsi="Cambria Math" w:eastAsia="Cambria Math" w:cs="Cambria Math"/>
+            <w:sz w:val="20"/>
+            <w:szCs w:val="20"/>
+          </w:rPr>
+          <m:t>×</m:t>
+        </m:r>
+        <m:sSub>
+          <m:e>
+            <m:r>
+              <m:rPr>
+                <m:sty m:val="bi"/>
+              </m:rPr>
+              <w:rPr>
+                <w:rFonts w:ascii="Cambria Math" w:hAnsi="Cambria Math" w:eastAsia="Cambria Math" w:cs="Cambria Math"/>
+                <w:sz w:val="20"/>
+                <w:szCs w:val="20"/>
+              </w:rPr>
+              <m:t>e</m:t>
+            </m:r>
+          </m:e>
+          <m:sub>
+            <m:r>
+              <m:rPr>
+                <m:sty m:val="p"/>
+              </m:rPr>
+              <w:rPr>
+                <w:rFonts w:ascii="Cambria Math" w:hAnsi="Cambria Math" w:eastAsia="Cambria Math" w:cs="Cambria Math"/>
+                <w:sz w:val="20"/>
+                <w:szCs w:val="20"/>
+              </w:rPr>
+              <m:t>y</m:t>
+            </m:r>
+          </m:sub>
+        </m:sSub>
+        <m:r>
+          <m:rPr>
+            <m:sty m:val="p"/>
+          </m:rPr>
+          <w:rPr>
+            <w:rFonts w:ascii="Cambria Math" w:hAnsi="Cambria Math" w:eastAsia="Cambria Math" w:cs="Cambria Math"/>
+            <w:sz w:val="20"/>
+            <w:szCs w:val="20"/>
+          </w:rPr>
+          <m:t>=</m:t>
+        </m:r>
+        <m:sSub>
+          <m:e>
+            <m:r>
+              <m:rPr>
+                <m:sty m:val="bi"/>
+              </m:rPr>
+              <w:rPr>
+                <w:rFonts w:ascii="Cambria Math" w:hAnsi="Cambria Math" w:eastAsia="Cambria Math" w:cs="Cambria Math"/>
+                <w:sz w:val="20"/>
+                <w:szCs w:val="20"/>
+              </w:rPr>
+              <m:t>e</m:t>
+            </m:r>
+          </m:e>
+          <m:sub>
+            <m:r>
+              <m:rPr>
+                <m:sty m:val="p"/>
+              </m:rPr>
+              <w:rPr>
+                <w:rFonts w:ascii="Cambria Math" w:hAnsi="Cambria Math" w:eastAsia="Cambria Math" w:cs="Cambria Math"/>
+                <w:sz w:val="20"/>
+                <w:szCs w:val="20"/>
+              </w:rPr>
+              <m:t>z</m:t>
+            </m:r>
+          </m:sub>
+        </m:sSub>
+      </m:oMath>
+      <w:r>
+        <w:rPr>
+          <w:rFonts w:hint="eastAsia"/>
+          <w:sz w:val="20"/>
+          <w:szCs w:val="20"/>
+        </w:rPr>
+        <w:t xml:space="preserve">，工作侧为 </w:t>
       </w:r>
       <m:oMath>
         <m:sSub>
@@ -23443,7 +23559,7 @@
         <w:snapToGrid w:val="0"/>
       </w:pPr>
       <w:r>
-        <w:t>Fig. 9. Delta 机械臂几何模型。（a）三支链构型，基座原点 O 位于静平台中心，正 X 轴沿平台法向由动平台指向静平台，正 Z 轴从 O 指向 A1；动平台中心为 P，成对从动杆构成平行四边形并保持两平台平行。（b）对称构型下的单支链剖面，标出平台半径、杆长、主动臂角及等效球心。</w:t>
+        <w:t>Fig. 9. Delta 机械臂几何模型。（a）三支链构型，基座原点 O 位于静平台中心，正 X 轴沿平台法向由动平台指向静平台，正 Z 轴从 O 指向 A1，三轴按右手系定义；动平台中心为 P，成对从动杆构成平行四边形并保持两平台平行。（b）对称构型下的单支链剖面，标出平台半径、杆长、主动臂角及等效球心。</w:t>
       </w:r>
     </w:p>
     <w:p>

--- a/Article.docx
+++ b/Article.docx
@@ -28596,18 +28596,10 @@
           <w:sz w:val="20"/>
           <w:szCs w:val="20"/>
         </w:rPr>
-        <w:t>记</w:t>
-      </w:r>
-      <w:r>
-        <w:rPr>
-          <w:sz w:val="20"/>
-          <w:szCs w:val="20"/>
-        </w:rPr>
-        <w:t xml:space="preserve"> </w:t>
+        <w:t xml:space="preserve">记三主动关节角组成的向量为 </w:t>
       </w:r>
       <m:oMath>
         <m:sSub>
-          <m:sSubPr/>
           <m:e>
             <m:r>
               <m:rPr>
@@ -28618,45 +28610,7 @@
                 <w:sz w:val="20"/>
                 <w:szCs w:val="20"/>
               </w:rPr>
-              <m:t>s</m:t>
-            </m:r>
-          </m:e>
-          <m:sub>
-            <m:r>
-              <m:rPr/>
-              <w:rPr>
-                <w:rFonts w:ascii="Cambria Math" w:hAnsi="Cambria Math" w:eastAsia="Cambria Math" w:cs="Cambria Math"/>
-                <w:sz w:val="20"/>
-                <w:szCs w:val="20"/>
-              </w:rPr>
-              <m:t>i</m:t>
-            </m:r>
-          </m:sub>
-        </m:sSub>
-        <m:r>
-          <m:rPr>
-            <m:sty m:val="p"/>
-          </m:rPr>
-          <w:rPr>
-            <w:rFonts w:ascii="Cambria Math" w:hAnsi="Cambria Math" w:eastAsia="Cambria Math" w:cs="Cambria Math"/>
-            <w:sz w:val="20"/>
-            <w:szCs w:val="20"/>
-          </w:rPr>
-          <m:t>=</m:t>
-        </m:r>
-        <m:sSub>
-          <m:sSubPr/>
-          <m:e>
-            <m:r>
-              <m:rPr>
-                <m:sty m:val="bi"/>
-              </m:rPr>
-              <w:rPr>
-                <w:rFonts w:ascii="Cambria Math" w:hAnsi="Cambria Math" w:eastAsia="Cambria Math" w:cs="Cambria Math"/>
-                <w:sz w:val="20"/>
-                <w:szCs w:val="20"/>
-              </w:rPr>
-              <m:t>p</m:t>
+              <m:t>θ</m:t>
             </m:r>
           </m:e>
           <m:sub>
@@ -28673,44 +28627,6 @@
             </m:r>
           </m:sub>
         </m:sSub>
-        <m:r>
-          <m:rPr>
-            <m:sty m:val="p"/>
-          </m:rPr>
-          <w:rPr>
-            <w:rFonts w:ascii="Cambria Math" w:hAnsi="Cambria Math" w:eastAsia="Cambria Math" w:cs="Cambria Math"/>
-            <w:sz w:val="20"/>
-            <w:szCs w:val="20"/>
-          </w:rPr>
-          <m:t>−</m:t>
-        </m:r>
-        <m:sSub>
-          <m:sSubPr/>
-          <m:e>
-            <m:r>
-              <m:rPr>
-                <m:sty m:val="bi"/>
-              </m:rPr>
-              <w:rPr>
-                <w:rFonts w:ascii="Cambria Math" w:hAnsi="Cambria Math" w:eastAsia="Cambria Math" w:cs="Cambria Math"/>
-                <w:sz w:val="20"/>
-                <w:szCs w:val="20"/>
-              </w:rPr>
-              <m:t>c</m:t>
-            </m:r>
-          </m:e>
-          <m:sub>
-            <m:r>
-              <m:rPr/>
-              <w:rPr>
-                <w:rFonts w:ascii="Cambria Math" w:hAnsi="Cambria Math" w:eastAsia="Cambria Math" w:cs="Cambria Math"/>
-                <w:sz w:val="20"/>
-                <w:szCs w:val="20"/>
-              </w:rPr>
-              <m:t>i</m:t>
-            </m:r>
-          </m:sub>
-        </m:sSub>
       </m:oMath>
       <w:r>
         <w:rPr>
@@ -28718,7 +28634,7 @@
           <w:sz w:val="20"/>
           <w:szCs w:val="20"/>
         </w:rPr>
-        <w:t>。对支链约束求导，定义</w:t>
+        <w:t xml:space="preserve">。在非奇异工作区域，动平台位置对关节角的雅可比矩阵及速度关系为</w:t>
       </w:r>
     </w:p>
     <w:tbl>
@@ -28792,22 +28708,70 @@
                 <m:jc m:val="center"/>
               </m:oMathParaPr>
               <m:oMath>
-                <m:eqArr>
-                  <m:eqArrPr/>
+                <m:sSub>
                   <m:e>
+                    <m:r>
+                      <m:rPr>
+                        <m:sty m:val="b"/>
+                      </m:rPr>
+                      <w:rPr>
+                        <w:rFonts w:ascii="Cambria Math" w:hAnsi="Cambria Math" w:eastAsia="Cambria Math" w:cs="Cambria Math"/>
+                        <w:sz w:val="18"/>
+                        <w:szCs w:val="18"/>
+                      </w:rPr>
+                      <m:t>J</m:t>
+                    </m:r>
+                  </m:e>
+                  <m:sub>
+                    <m:r>
+                      <m:rPr>
+                        <m:sty m:val="p"/>
+                      </m:rPr>
+                      <w:rPr>
+                        <w:rFonts w:ascii="Cambria Math" w:hAnsi="Cambria Math" w:eastAsia="Cambria Math" w:cs="Cambria Math"/>
+                        <w:sz w:val="18"/>
+                        <w:szCs w:val="18"/>
+                      </w:rPr>
+                      <m:t>D</m:t>
+                    </m:r>
+                  </m:sub>
+                </m:sSub>
+                <m:r>
+                  <m:rPr>
+                    <m:sty m:val="p"/>
+                  </m:rPr>
+                  <w:rPr>
+                    <w:rFonts w:ascii="Cambria Math" w:hAnsi="Cambria Math" w:eastAsia="Cambria Math" w:cs="Cambria Math"/>
+                    <w:sz w:val="18"/>
+                    <w:szCs w:val="18"/>
+                  </w:rPr>
+                  <m:t>=</m:t>
+                </m:r>
+                <m:f>
+                  <m:num>
+                    <m:r>
+                      <m:rPr>
+                        <m:sty m:val="p"/>
+                      </m:rPr>
+                      <w:rPr>
+                        <w:rFonts w:ascii="Cambria Math" w:hAnsi="Cambria Math" w:eastAsia="Cambria Math" w:cs="Cambria Math"/>
+                        <w:sz w:val="18"/>
+                        <w:szCs w:val="18"/>
+                      </w:rPr>
+                      <m:t>∂</m:t>
+                    </m:r>
                     <m:sSub>
-                      <m:sSubPr/>
                       <m:e>
                         <m:r>
                           <m:rPr>
-                            <m:sty m:val="b"/>
+                            <m:sty m:val="bi"/>
                           </m:rPr>
                           <w:rPr>
                             <w:rFonts w:ascii="Cambria Math" w:hAnsi="Cambria Math" w:eastAsia="Cambria Math" w:cs="Cambria Math"/>
                             <w:sz w:val="18"/>
                             <w:szCs w:val="18"/>
                           </w:rPr>
-                          <m:t>S</m:t>
+                          <m:t>p</m:t>
                         </m:r>
                       </m:e>
                       <m:sub>
@@ -28824,6 +28788,8 @@
                         </m:r>
                       </m:sub>
                     </m:sSub>
+                  </m:num>
+                  <m:den>
                     <m:r>
                       <m:rPr>
                         <m:sty m:val="p"/>
@@ -28833,188 +28799,20 @@
                         <w:sz w:val="18"/>
                         <w:szCs w:val="18"/>
                       </w:rPr>
-                      <m:t>=</m:t>
-                    </m:r>
-                    <m:d>
-                      <m:dPr>
-                        <m:begChr m:val="["/>
-                        <m:sepChr m:val=""/>
-                        <m:endChr m:val="]"/>
-                      </m:dPr>
-                      <m:e>
-                        <m:m>
-                          <m:mPr>
-                            <m:mcs>
-                              <m:mc>
-                                <m:mcPr>
-                                  <m:count m:val="1"/>
-                                  <m:mcJc m:val="center"/>
-                                </m:mcPr>
-                              </m:mc>
-                            </m:mcs>
-                            <m:plcHide m:val="1"/>
-                          </m:mPr>
-                          <m:mr>
-                            <m:e>
-                              <m:sSubSup>
-                                <m:sSubSupPr/>
-                                <m:e>
-                                  <m:r>
-                                    <m:rPr>
-                                      <m:sty m:val="bi"/>
-                                    </m:rPr>
-                                    <w:rPr>
-                                      <w:rFonts w:ascii="Cambria Math" w:hAnsi="Cambria Math" w:eastAsia="Cambria Math" w:cs="Cambria Math"/>
-                                      <w:sz w:val="18"/>
-                                      <w:szCs w:val="18"/>
-                                    </w:rPr>
-                                    <m:t>s</m:t>
-                                  </m:r>
-                                </m:e>
-                                <m:sub>
-                                  <m:r>
-                                    <m:rPr/>
-                                    <w:rPr>
-                                      <w:rFonts w:ascii="Cambria Math" w:hAnsi="Cambria Math" w:eastAsia="Cambria Math" w:cs="Cambria Math"/>
-                                      <w:sz w:val="18"/>
-                                      <w:szCs w:val="18"/>
-                                    </w:rPr>
-                                    <m:t>1</m:t>
-                                  </m:r>
-                                </m:sub>
-                                <m:sup>
-                                  <m:r>
-                                    <m:rPr>
-                                      <m:sty m:val="p"/>
-                                    </m:rPr>
-                                    <w:rPr>
-                                      <w:rFonts w:ascii="Cambria Math" w:hAnsi="Cambria Math" w:eastAsia="Cambria Math" w:cs="Cambria Math"/>
-                                      <w:sz w:val="18"/>
-                                      <w:szCs w:val="18"/>
-                                    </w:rPr>
-                                    <m:t>T</m:t>
-                                  </m:r>
-                                </m:sup>
-                              </m:sSubSup>
-                            </m:e>
-                          </m:mr>
-                          <m:mr>
-                            <m:e>
-                              <m:sSubSup>
-                                <m:sSubSupPr/>
-                                <m:e>
-                                  <m:r>
-                                    <m:rPr>
-                                      <m:sty m:val="bi"/>
-                                    </m:rPr>
-                                    <w:rPr>
-                                      <w:rFonts w:ascii="Cambria Math" w:hAnsi="Cambria Math" w:eastAsia="Cambria Math" w:cs="Cambria Math"/>
-                                      <w:sz w:val="18"/>
-                                      <w:szCs w:val="18"/>
-                                    </w:rPr>
-                                    <m:t>s</m:t>
-                                  </m:r>
-                                </m:e>
-                                <m:sub>
-                                  <m:r>
-                                    <m:rPr/>
-                                    <w:rPr>
-                                      <w:rFonts w:ascii="Cambria Math" w:hAnsi="Cambria Math" w:eastAsia="Cambria Math" w:cs="Cambria Math"/>
-                                      <w:sz w:val="18"/>
-                                      <w:szCs w:val="18"/>
-                                    </w:rPr>
-                                    <m:t>2</m:t>
-                                  </m:r>
-                                </m:sub>
-                                <m:sup>
-                                  <m:r>
-                                    <m:rPr>
-                                      <m:sty m:val="p"/>
-                                    </m:rPr>
-                                    <w:rPr>
-                                      <w:rFonts w:ascii="Cambria Math" w:hAnsi="Cambria Math" w:eastAsia="Cambria Math" w:cs="Cambria Math"/>
-                                      <w:sz w:val="18"/>
-                                      <w:szCs w:val="18"/>
-                                    </w:rPr>
-                                    <m:t>T</m:t>
-                                  </m:r>
-                                </m:sup>
-                              </m:sSubSup>
-                            </m:e>
-                          </m:mr>
-                          <m:mr>
-                            <m:e>
-                              <m:sSubSup>
-                                <m:sSubSupPr/>
-                                <m:e>
-                                  <m:r>
-                                    <m:rPr>
-                                      <m:sty m:val="bi"/>
-                                    </m:rPr>
-                                    <w:rPr>
-                                      <w:rFonts w:ascii="Cambria Math" w:hAnsi="Cambria Math" w:eastAsia="Cambria Math" w:cs="Cambria Math"/>
-                                      <w:sz w:val="18"/>
-                                      <w:szCs w:val="18"/>
-                                    </w:rPr>
-                                    <m:t>s</m:t>
-                                  </m:r>
-                                </m:e>
-                                <m:sub>
-                                  <m:r>
-                                    <m:rPr/>
-                                    <w:rPr>
-                                      <w:rFonts w:ascii="Cambria Math" w:hAnsi="Cambria Math" w:eastAsia="Cambria Math" w:cs="Cambria Math"/>
-                                      <w:sz w:val="18"/>
-                                      <w:szCs w:val="18"/>
-                                    </w:rPr>
-                                    <m:t>3</m:t>
-                                  </m:r>
-                                </m:sub>
-                                <m:sup>
-                                  <m:r>
-                                    <m:rPr>
-                                      <m:sty m:val="p"/>
-                                    </m:rPr>
-                                    <w:rPr>
-                                      <w:rFonts w:ascii="Cambria Math" w:hAnsi="Cambria Math" w:eastAsia="Cambria Math" w:cs="Cambria Math"/>
-                                      <w:sz w:val="18"/>
-                                      <w:szCs w:val="18"/>
-                                    </w:rPr>
-                                    <m:t>T</m:t>
-                                  </m:r>
-                                </m:sup>
-                              </m:sSubSup>
-                            </m:e>
-                          </m:mr>
-                        </m:m>
-                      </m:e>
-                    </m:d>
-                    <m:r>
-                      <m:rPr>
-                        <m:sty m:val="p"/>
-                      </m:rPr>
-                      <w:rPr>
-                        <w:rFonts w:ascii="Cambria Math" w:hAnsi="Cambria Math" w:eastAsia="Cambria Math" w:cs="Cambria Math"/>
-                        <w:sz w:val="18"/>
-                        <w:szCs w:val="18"/>
-                      </w:rPr>
-                      <m:t>,</m:t>
-                    </m:r>
-                  </m:e>
-                  <m:e>
+                      <m:t>∂</m:t>
+                    </m:r>
                     <m:sSub>
-                      <m:sSubPr/>
                       <m:e>
                         <m:r>
                           <m:rPr>
-                            <m:sty m:val="b"/>
+                            <m:sty m:val="bi"/>
                           </m:rPr>
                           <w:rPr>
                             <w:rFonts w:ascii="Cambria Math" w:hAnsi="Cambria Math" w:eastAsia="Cambria Math" w:cs="Cambria Math"/>
                             <w:sz w:val="18"/>
                             <w:szCs w:val="18"/>
                           </w:rPr>
-                          <m:t>D</m:t>
+                          <m:t>θ</m:t>
                         </m:r>
                       </m:e>
                       <m:sub>
@@ -29031,212 +28829,41 @@
                         </m:r>
                       </m:sub>
                     </m:sSub>
-                    <m:r>
-                      <m:rPr>
-                        <m:sty m:val="p"/>
-                      </m:rPr>
-                      <w:rPr>
-                        <w:rFonts w:ascii="Cambria Math" w:hAnsi="Cambria Math" w:eastAsia="Cambria Math" w:cs="Cambria Math"/>
-                        <w:sz w:val="18"/>
-                        <w:szCs w:val="18"/>
-                      </w:rPr>
-                      <m:t>=diag</m:t>
-                    </m:r>
-                    <m:r>
-                      <m:rPr/>
-                      <w:rPr>
-                        <w:rFonts w:ascii="Cambria Math" w:hAnsi="Cambria Math" w:eastAsia="Cambria Math" w:cs="Cambria Math"/>
-                        <w:sz w:val="18"/>
-                        <w:szCs w:val="18"/>
-                      </w:rPr>
-                      <m:t>​</m:t>
-                    </m:r>
-                    <m:sSubSup>
-                      <m:sSubSupPr/>
+                  </m:den>
+                </m:f>
+                <m:r>
+                  <m:rPr>
+                    <m:sty m:val="p"/>
+                  </m:rPr>
+                  <w:rPr>
+                    <w:rFonts w:ascii="Cambria Math" w:hAnsi="Cambria Math" w:eastAsia="Cambria Math" w:cs="Cambria Math"/>
+                    <w:sz w:val="18"/>
+                    <w:szCs w:val="18"/>
+                  </w:rPr>
+                  <m:t>, </m:t>
+                </m:r>
+                <m:sSub>
+                  <m:e>
+                    <m:acc>
+                      <m:accPr>
+                        <m:chr m:val="̇"/>
+                      </m:accPr>
                       <m:e>
-                        <m:d>
-                          <m:dPr>
-                            <m:sepChr m:val=""/>
-                          </m:dPr>
-                          <m:e>
-                            <m:sSubSup>
-                              <m:sSubSupPr/>
-                              <m:e>
-                                <m:r>
-                                  <m:rPr>
-                                    <m:sty m:val="bi"/>
-                                  </m:rPr>
-                                  <w:rPr>
-                                    <w:rFonts w:ascii="Cambria Math" w:hAnsi="Cambria Math" w:eastAsia="Cambria Math" w:cs="Cambria Math"/>
-                                    <w:sz w:val="18"/>
-                                    <w:szCs w:val="18"/>
-                                  </w:rPr>
-                                  <m:t>s</m:t>
-                                </m:r>
-                              </m:e>
-                              <m:sub>
-                                <m:r>
-                                  <m:rPr/>
-                                  <w:rPr>
-                                    <w:rFonts w:ascii="Cambria Math" w:hAnsi="Cambria Math" w:eastAsia="Cambria Math" w:cs="Cambria Math"/>
-                                    <w:sz w:val="18"/>
-                                    <w:szCs w:val="18"/>
-                                  </w:rPr>
-                                  <m:t>i</m:t>
-                                </m:r>
-                              </m:sub>
-                              <m:sup>
-                                <m:r>
-                                  <m:rPr>
-                                    <m:sty m:val="p"/>
-                                  </m:rPr>
-                                  <w:rPr>
-                                    <w:rFonts w:ascii="Cambria Math" w:hAnsi="Cambria Math" w:eastAsia="Cambria Math" w:cs="Cambria Math"/>
-                                    <w:sz w:val="18"/>
-                                    <w:szCs w:val="18"/>
-                                  </w:rPr>
-                                  <m:t>T</m:t>
-                                </m:r>
-                              </m:sup>
-                            </m:sSubSup>
-                            <m:f>
-                              <m:fPr/>
-                              <m:num>
-                                <m:r>
-                                  <m:rPr>
-                                    <m:sty m:val="p"/>
-                                  </m:rPr>
-                                  <w:rPr>
-                                    <w:rFonts w:ascii="Cambria Math" w:hAnsi="Cambria Math" w:eastAsia="Cambria Math" w:cs="Cambria Math"/>
-                                    <w:sz w:val="18"/>
-                                    <w:szCs w:val="18"/>
-                                  </w:rPr>
-                                  <m:t>∂</m:t>
-                                </m:r>
-                                <m:sSub>
-                                  <m:sSubPr/>
-                                  <m:e>
-                                    <m:r>
-                                      <m:rPr>
-                                        <m:sty m:val="bi"/>
-                                      </m:rPr>
-                                      <w:rPr>
-                                        <w:rFonts w:ascii="Cambria Math" w:hAnsi="Cambria Math" w:eastAsia="Cambria Math" w:cs="Cambria Math"/>
-                                        <w:sz w:val="18"/>
-                                        <w:szCs w:val="18"/>
-                                      </w:rPr>
-                                      <m:t>c</m:t>
-                                    </m:r>
-                                  </m:e>
-                                  <m:sub>
-                                    <m:r>
-                                      <m:rPr/>
-                                      <w:rPr>
-                                        <w:rFonts w:ascii="Cambria Math" w:hAnsi="Cambria Math" w:eastAsia="Cambria Math" w:cs="Cambria Math"/>
-                                        <w:sz w:val="18"/>
-                                        <w:szCs w:val="18"/>
-                                      </w:rPr>
-                                      <m:t>i</m:t>
-                                    </m:r>
-                                  </m:sub>
-                                </m:sSub>
-                              </m:num>
-                              <m:den>
-                                <m:r>
-                                  <m:rPr>
-                                    <m:sty m:val="p"/>
-                                  </m:rPr>
-                                  <w:rPr>
-                                    <w:rFonts w:ascii="Cambria Math" w:hAnsi="Cambria Math" w:eastAsia="Cambria Math" w:cs="Cambria Math"/>
-                                    <w:sz w:val="18"/>
-                                    <w:szCs w:val="18"/>
-                                  </w:rPr>
-                                  <m:t>∂</m:t>
-                                </m:r>
-                                <m:sSub>
-                                  <m:sSubPr/>
-                                  <m:e>
-                                    <m:r>
-                                      <m:rPr/>
-                                      <w:rPr>
-                                        <w:rFonts w:ascii="Cambria Math" w:hAnsi="Cambria Math" w:eastAsia="Cambria Math" w:cs="Cambria Math"/>
-                                        <w:sz w:val="18"/>
-                                        <w:szCs w:val="18"/>
-                                      </w:rPr>
-                                      <m:t>θ</m:t>
-                                    </m:r>
-                                  </m:e>
-                                  <m:sub>
-                                    <m:r>
-                                      <m:rPr>
-                                        <m:sty m:val="p"/>
-                                      </m:rPr>
-                                      <w:rPr>
-                                        <w:rFonts w:ascii="Cambria Math" w:hAnsi="Cambria Math" w:eastAsia="Cambria Math" w:cs="Cambria Math"/>
-                                        <w:sz w:val="18"/>
-                                        <w:szCs w:val="18"/>
-                                      </w:rPr>
-                                      <m:t>D,</m:t>
-                                    </m:r>
-                                    <m:r>
-                                      <m:rPr/>
-                                      <w:rPr>
-                                        <w:rFonts w:ascii="Cambria Math" w:hAnsi="Cambria Math" w:eastAsia="Cambria Math" w:cs="Cambria Math"/>
-                                        <w:sz w:val="18"/>
-                                        <w:szCs w:val="18"/>
-                                      </w:rPr>
-                                      <m:t>i</m:t>
-                                    </m:r>
-                                  </m:sub>
-                                </m:sSub>
-                              </m:den>
-                            </m:f>
-                          </m:e>
-                        </m:d>
-                      </m:e>
-                      <m:sub>
-                        <m:r>
-                          <m:rPr/>
-                          <w:rPr>
-                            <w:rFonts w:ascii="Cambria Math" w:hAnsi="Cambria Math" w:eastAsia="Cambria Math" w:cs="Cambria Math"/>
-                            <w:sz w:val="18"/>
-                            <w:szCs w:val="18"/>
-                          </w:rPr>
-                          <m:t>i</m:t>
-                        </m:r>
                         <m:r>
                           <m:rPr>
-                            <m:sty m:val="p"/>
+                            <m:sty m:val="bi"/>
                           </m:rPr>
                           <w:rPr>
                             <w:rFonts w:ascii="Cambria Math" w:hAnsi="Cambria Math" w:eastAsia="Cambria Math" w:cs="Cambria Math"/>
                             <w:sz w:val="18"/>
                             <w:szCs w:val="18"/>
                           </w:rPr>
-                          <m:t>=</m:t>
+                          <m:t>p</m:t>
                         </m:r>
-                        <m:r>
-                          <m:rPr/>
-                          <w:rPr>
-                            <w:rFonts w:ascii="Cambria Math" w:hAnsi="Cambria Math" w:eastAsia="Cambria Math" w:cs="Cambria Math"/>
-                            <w:sz w:val="18"/>
-                            <w:szCs w:val="18"/>
-                          </w:rPr>
-                          <m:t>1</m:t>
-                        </m:r>
-                      </m:sub>
-                      <m:sup>
-                        <m:r>
-                          <m:rPr/>
-                          <w:rPr>
-                            <w:rFonts w:ascii="Cambria Math" w:hAnsi="Cambria Math" w:eastAsia="Cambria Math" w:cs="Cambria Math"/>
-                            <w:sz w:val="18"/>
-                            <w:szCs w:val="18"/>
-                          </w:rPr>
-                          <m:t>3</m:t>
-                        </m:r>
-                      </m:sup>
-                    </m:sSubSup>
+                      </m:e>
+                    </m:acc>
+                  </m:e>
+                  <m:sub>
                     <m:r>
                       <m:rPr>
                         <m:sty m:val="p"/>
@@ -29246,39 +28873,71 @@
                         <w:sz w:val="18"/>
                         <w:szCs w:val="18"/>
                       </w:rPr>
-                      <m:t>,</m:t>
+                      <m:t>D</m:t>
+                    </m:r>
+                  </m:sub>
+                </m:sSub>
+                <m:r>
+                  <m:rPr>
+                    <m:sty m:val="p"/>
+                  </m:rPr>
+                  <w:rPr>
+                    <w:rFonts w:ascii="Cambria Math" w:hAnsi="Cambria Math" w:eastAsia="Cambria Math" w:cs="Cambria Math"/>
+                    <w:sz w:val="18"/>
+                    <w:szCs w:val="18"/>
+                  </w:rPr>
+                  <m:t>=</m:t>
+                </m:r>
+                <m:sSub>
+                  <m:e>
+                    <m:r>
+                      <m:rPr>
+                        <m:sty m:val="b"/>
+                      </m:rPr>
+                      <w:rPr>
+                        <w:rFonts w:ascii="Cambria Math" w:hAnsi="Cambria Math" w:eastAsia="Cambria Math" w:cs="Cambria Math"/>
+                        <w:sz w:val="18"/>
+                        <w:szCs w:val="18"/>
+                      </w:rPr>
+                      <m:t>J</m:t>
                     </m:r>
                   </m:e>
+                  <m:sub>
+                    <m:r>
+                      <m:rPr>
+                        <m:sty m:val="p"/>
+                      </m:rPr>
+                      <w:rPr>
+                        <w:rFonts w:ascii="Cambria Math" w:hAnsi="Cambria Math" w:eastAsia="Cambria Math" w:cs="Cambria Math"/>
+                        <w:sz w:val="18"/>
+                        <w:szCs w:val="18"/>
+                      </w:rPr>
+                      <m:t>D</m:t>
+                    </m:r>
+                  </m:sub>
+                </m:sSub>
+                <m:sSub>
                   <m:e>
-                    <m:sSub>
-                      <m:sSubPr/>
+                    <m:acc>
+                      <m:accPr>
+                        <m:chr m:val="̇"/>
+                      </m:accPr>
                       <m:e>
                         <m:r>
                           <m:rPr>
-                            <m:sty m:val="b"/>
+                            <m:sty m:val="bi"/>
                           </m:rPr>
                           <w:rPr>
                             <w:rFonts w:ascii="Cambria Math" w:hAnsi="Cambria Math" w:eastAsia="Cambria Math" w:cs="Cambria Math"/>
                             <w:sz w:val="18"/>
                             <w:szCs w:val="18"/>
                           </w:rPr>
-                          <m:t>J</m:t>
+                          <m:t>θ</m:t>
                         </m:r>
                       </m:e>
-                      <m:sub>
-                        <m:r>
-                          <m:rPr>
-                            <m:sty m:val="p"/>
-                          </m:rPr>
-                          <w:rPr>
-                            <w:rFonts w:ascii="Cambria Math" w:hAnsi="Cambria Math" w:eastAsia="Cambria Math" w:cs="Cambria Math"/>
-                            <w:sz w:val="18"/>
-                            <w:szCs w:val="18"/>
-                          </w:rPr>
-                          <m:t>D</m:t>
-                        </m:r>
-                      </m:sub>
-                    </m:sSub>
+                    </m:acc>
+                  </m:e>
+                  <m:sub>
                     <m:r>
                       <m:rPr>
                         <m:sty m:val="p"/>
@@ -29288,233 +28947,21 @@
                         <w:sz w:val="18"/>
                         <w:szCs w:val="18"/>
                       </w:rPr>
-                      <m:t>=</m:t>
-                    </m:r>
-                    <m:sSubSup>
-                      <m:sSubSupPr/>
-                      <m:e>
-                        <m:r>
-                          <m:rPr>
-                            <m:sty m:val="b"/>
-                          </m:rPr>
-                          <w:rPr>
-                            <w:rFonts w:ascii="Cambria Math" w:hAnsi="Cambria Math" w:eastAsia="Cambria Math" w:cs="Cambria Math"/>
-                            <w:sz w:val="18"/>
-                            <w:szCs w:val="18"/>
-                          </w:rPr>
-                          <m:t>S</m:t>
-                        </m:r>
-                      </m:e>
-                      <m:sub>
-                        <m:r>
-                          <m:rPr>
-                            <m:sty m:val="p"/>
-                          </m:rPr>
-                          <w:rPr>
-                            <w:rFonts w:ascii="Cambria Math" w:hAnsi="Cambria Math" w:eastAsia="Cambria Math" w:cs="Cambria Math"/>
-                            <w:sz w:val="18"/>
-                            <w:szCs w:val="18"/>
-                          </w:rPr>
-                          <m:t>D</m:t>
-                        </m:r>
-                      </m:sub>
-                      <m:sup>
-                        <m:r>
-                          <m:rPr>
-                            <m:sty m:val="p"/>
-                          </m:rPr>
-                          <w:rPr>
-                            <w:rFonts w:ascii="Cambria Math" w:hAnsi="Cambria Math" w:eastAsia="Cambria Math" w:cs="Cambria Math"/>
-                            <w:sz w:val="18"/>
-                            <w:szCs w:val="18"/>
-                          </w:rPr>
-                          <m:t>−</m:t>
-                        </m:r>
-                        <m:r>
-                          <m:rPr/>
-                          <w:rPr>
-                            <w:rFonts w:ascii="Cambria Math" w:hAnsi="Cambria Math" w:eastAsia="Cambria Math" w:cs="Cambria Math"/>
-                            <w:sz w:val="18"/>
-                            <w:szCs w:val="18"/>
-                          </w:rPr>
-                          <m:t>1</m:t>
-                        </m:r>
-                      </m:sup>
-                    </m:sSubSup>
-                    <m:sSub>
-                      <m:sSubPr/>
-                      <m:e>
-                        <m:r>
-                          <m:rPr>
-                            <m:sty m:val="b"/>
-                          </m:rPr>
-                          <w:rPr>
-                            <w:rFonts w:ascii="Cambria Math" w:hAnsi="Cambria Math" w:eastAsia="Cambria Math" w:cs="Cambria Math"/>
-                            <w:sz w:val="18"/>
-                            <w:szCs w:val="18"/>
-                          </w:rPr>
-                          <m:t>D</m:t>
-                        </m:r>
-                      </m:e>
-                      <m:sub>
-                        <m:r>
-                          <m:rPr>
-                            <m:sty m:val="p"/>
-                          </m:rPr>
-                          <w:rPr>
-                            <w:rFonts w:ascii="Cambria Math" w:hAnsi="Cambria Math" w:eastAsia="Cambria Math" w:cs="Cambria Math"/>
-                            <w:sz w:val="18"/>
-                            <w:szCs w:val="18"/>
-                          </w:rPr>
-                          <m:t>D</m:t>
-                        </m:r>
-                      </m:sub>
-                    </m:sSub>
-                    <m:r>
-                      <m:rPr>
-                        <m:sty m:val="p"/>
-                      </m:rPr>
-                      <w:rPr>
-                        <w:rFonts w:ascii="Cambria Math" w:hAnsi="Cambria Math" w:eastAsia="Cambria Math" w:cs="Cambria Math"/>
-                        <w:sz w:val="18"/>
-                        <w:szCs w:val="18"/>
-                      </w:rPr>
-                      <m:t>,</m:t>
-                    </m:r>
-                    <m:r>
-                      <m:rPr/>
-                      <w:rPr>
-                        <w:rFonts w:ascii="Cambria Math" w:hAnsi="Cambria Math" w:eastAsia="Cambria Math" w:cs="Cambria Math"/>
-                        <w:sz w:val="18"/>
-                        <w:szCs w:val="18"/>
-                      </w:rPr>
-                      <m:t>  </m:t>
-                    </m:r>
-                    <m:sSub>
-                      <m:sSubPr/>
-                      <m:e>
-                        <m:acc>
-                          <m:accPr>
-                            <m:chr m:val="̇"/>
-                          </m:accPr>
-                          <m:e>
-                            <m:r>
-                              <m:rPr>
-                                <m:sty m:val="bi"/>
-                              </m:rPr>
-                              <w:rPr>
-                                <w:rFonts w:ascii="Cambria Math" w:hAnsi="Cambria Math" w:eastAsia="Cambria Math" w:cs="Cambria Math"/>
-                                <w:sz w:val="18"/>
-                                <w:szCs w:val="18"/>
-                              </w:rPr>
-                              <m:t>p</m:t>
-                            </m:r>
-                          </m:e>
-                        </m:acc>
-                      </m:e>
-                      <m:sub>
-                        <m:r>
-                          <m:rPr>
-                            <m:sty m:val="p"/>
-                          </m:rPr>
-                          <w:rPr>
-                            <w:rFonts w:ascii="Cambria Math" w:hAnsi="Cambria Math" w:eastAsia="Cambria Math" w:cs="Cambria Math"/>
-                            <w:sz w:val="18"/>
-                            <w:szCs w:val="18"/>
-                          </w:rPr>
-                          <m:t>D</m:t>
-                        </m:r>
-                      </m:sub>
-                    </m:sSub>
-                    <m:r>
-                      <m:rPr>
-                        <m:sty m:val="p"/>
-                      </m:rPr>
-                      <w:rPr>
-                        <w:rFonts w:ascii="Cambria Math" w:hAnsi="Cambria Math" w:eastAsia="Cambria Math" w:cs="Cambria Math"/>
-                        <w:sz w:val="18"/>
-                        <w:szCs w:val="18"/>
-                      </w:rPr>
-                      <m:t>=</m:t>
-                    </m:r>
-                    <m:sSub>
-                      <m:sSubPr/>
-                      <m:e>
-                        <m:r>
-                          <m:rPr>
-                            <m:sty m:val="b"/>
-                          </m:rPr>
-                          <w:rPr>
-                            <w:rFonts w:ascii="Cambria Math" w:hAnsi="Cambria Math" w:eastAsia="Cambria Math" w:cs="Cambria Math"/>
-                            <w:sz w:val="18"/>
-                            <w:szCs w:val="18"/>
-                          </w:rPr>
-                          <m:t>J</m:t>
-                        </m:r>
-                      </m:e>
-                      <m:sub>
-                        <m:r>
-                          <m:rPr>
-                            <m:sty m:val="p"/>
-                          </m:rPr>
-                          <w:rPr>
-                            <w:rFonts w:ascii="Cambria Math" w:hAnsi="Cambria Math" w:eastAsia="Cambria Math" w:cs="Cambria Math"/>
-                            <w:sz w:val="18"/>
-                            <w:szCs w:val="18"/>
-                          </w:rPr>
-                          <m:t>D</m:t>
-                        </m:r>
-                      </m:sub>
-                    </m:sSub>
-                    <m:sSub>
-                      <m:sSubPr/>
-                      <m:e>
-                        <m:acc>
-                          <m:accPr>
-                            <m:chr m:val="̇"/>
-                          </m:accPr>
-                          <m:e>
-                            <m:r>
-                              <m:rPr>
-                                <m:sty m:val="bi"/>
-                              </m:rPr>
-                              <w:rPr>
-                                <w:rFonts w:ascii="Cambria Math" w:hAnsi="Cambria Math" w:eastAsia="Cambria Math" w:cs="Cambria Math"/>
-                                <w:sz w:val="18"/>
-                                <w:szCs w:val="18"/>
-                              </w:rPr>
-                              <m:t>θ</m:t>
-                            </m:r>
-                          </m:e>
-                        </m:acc>
-                      </m:e>
-                      <m:sub>
-                        <m:r>
-                          <m:rPr>
-                            <m:sty m:val="p"/>
-                          </m:rPr>
-                          <w:rPr>
-                            <w:rFonts w:ascii="Cambria Math" w:hAnsi="Cambria Math" w:eastAsia="Cambria Math" w:cs="Cambria Math"/>
-                            <w:sz w:val="18"/>
-                            <w:szCs w:val="18"/>
-                          </w:rPr>
-                          <m:t>D</m:t>
-                        </m:r>
-                      </m:sub>
-                    </m:sSub>
-                    <m:r>
-                      <m:rPr>
-                        <m:sty m:val="p"/>
-                      </m:rPr>
-                      <w:rPr>
-                        <w:rFonts w:ascii="Cambria Math" w:hAnsi="Cambria Math" w:eastAsia="Cambria Math" w:cs="Cambria Math"/>
-                        <w:sz w:val="18"/>
-                        <w:szCs w:val="18"/>
-                      </w:rPr>
-                      <m:t>.</m:t>
-                    </m:r>
-                  </m:e>
-                </m:eqArr>
+                      <m:t>D</m:t>
+                    </m:r>
+                  </m:sub>
+                </m:sSub>
+                <m:r>
+                  <m:rPr>
+                    <m:sty m:val="p"/>
+                  </m:rPr>
+                  <w:rPr>
+                    <w:rFonts w:ascii="Cambria Math" w:hAnsi="Cambria Math" w:eastAsia="Cambria Math" w:cs="Cambria Math"/>
+                    <w:sz w:val="18"/>
+                    <w:szCs w:val="18"/>
+                  </w:rPr>
+                  <m:t>.</m:t>
+                </m:r>
               </m:oMath>
             </m:oMathPara>
           </w:p>
@@ -29565,29 +29012,21 @@
           <w:sz w:val="20"/>
           <w:szCs w:val="20"/>
         </w:rPr>
-        <w:t>此表达式要求</w:t>
-      </w:r>
-      <w:r>
-        <w:rPr>
-          <w:sz w:val="20"/>
-          <w:szCs w:val="20"/>
-        </w:rPr>
-        <w:t xml:space="preserve"> </w:t>
+        <w:t xml:space="preserve">由虚功原理，动平台的期望支撑力 </w:t>
       </w:r>
       <m:oMath>
         <m:sSub>
-          <m:sSubPr/>
           <m:e>
             <m:r>
               <m:rPr>
-                <m:sty m:val="b"/>
+                <m:sty m:val="bi"/>
               </m:rPr>
               <w:rPr>
                 <w:rFonts w:ascii="Cambria Math" w:hAnsi="Cambria Math" w:eastAsia="Cambria Math" w:cs="Cambria Math"/>
                 <w:sz w:val="20"/>
                 <w:szCs w:val="20"/>
               </w:rPr>
-              <m:t>S</m:t>
+              <m:t>f</m:t>
             </m:r>
           </m:e>
           <m:sub>
@@ -29607,64 +29046,11 @@
       </m:oMath>
       <w:r>
         <w:rPr>
-          <w:sz w:val="20"/>
-          <w:szCs w:val="20"/>
-        </w:rPr>
-        <w:t xml:space="preserve"> </w:t>
-      </w:r>
-      <w:r>
-        <w:rPr>
           <w:rFonts w:hint="eastAsia"/>
           <w:sz w:val="20"/>
           <w:szCs w:val="20"/>
         </w:rPr>
-        <w:t>可逆。静力学采用虚功原理：若机构对动平台提供的期望支撑力为</w:t>
-      </w:r>
-      <w:r>
-        <w:rPr>
-          <w:sz w:val="20"/>
-          <w:szCs w:val="20"/>
-        </w:rPr>
-        <w:t xml:space="preserve"> </w:t>
-      </w:r>
-      <m:oMath>
-        <m:sSub>
-          <m:sSubPr/>
-          <m:e>
-            <m:r>
-              <m:rPr>
-                <m:sty m:val="bi"/>
-              </m:rPr>
-              <w:rPr>
-                <w:rFonts w:ascii="Cambria Math" w:hAnsi="Cambria Math" w:eastAsia="Cambria Math" w:cs="Cambria Math"/>
-                <w:sz w:val="20"/>
-                <w:szCs w:val="20"/>
-              </w:rPr>
-              <m:t>f</m:t>
-            </m:r>
-          </m:e>
-          <m:sub>
-            <m:r>
-              <m:rPr>
-                <m:sty m:val="p"/>
-              </m:rPr>
-              <w:rPr>
-                <w:rFonts w:ascii="Cambria Math" w:hAnsi="Cambria Math" w:eastAsia="Cambria Math" w:cs="Cambria Math"/>
-                <w:sz w:val="20"/>
-                <w:szCs w:val="20"/>
-              </w:rPr>
-              <m:t>D</m:t>
-            </m:r>
-          </m:sub>
-        </m:sSub>
-      </m:oMath>
-      <w:r>
-        <w:rPr>
-          <w:rFonts w:hint="eastAsia"/>
-          <w:sz w:val="20"/>
-          <w:szCs w:val="20"/>
-        </w:rPr>
-        <w:t>，对应电机广义力矩为</w:t>
+        <w:t xml:space="preserve"> 对应的电机前馈力矩为</w:t>
       </w:r>
     </w:p>
     <w:tbl>
@@ -29910,62 +29296,10 @@
           <w:sz w:val="20"/>
           <w:szCs w:val="20"/>
         </w:rPr>
-        <w:t>将动平台与手柄等效质量记为</w:t>
-      </w:r>
-      <w:r>
-        <w:rPr>
-          <w:sz w:val="20"/>
-          <w:szCs w:val="20"/>
-        </w:rPr>
-        <w:t xml:space="preserve"> </w:t>
+        <w:t xml:space="preserve">重力补偿取 </w:t>
       </w:r>
       <m:oMath>
         <m:sSub>
-          <m:sSubPr/>
-          <m:e>
-            <m:r>
-              <m:rPr/>
-              <w:rPr>
-                <w:rFonts w:ascii="Cambria Math" w:hAnsi="Cambria Math" w:eastAsia="Cambria Math" w:cs="Cambria Math"/>
-                <w:sz w:val="20"/>
-                <w:szCs w:val="20"/>
-              </w:rPr>
-              <m:t>m</m:t>
-            </m:r>
-          </m:e>
-          <m:sub>
-            <m:r>
-              <m:rPr>
-                <m:sty m:val="p"/>
-              </m:rPr>
-              <w:rPr>
-                <w:rFonts w:ascii="Cambria Math" w:hAnsi="Cambria Math" w:eastAsia="Cambria Math" w:cs="Cambria Math"/>
-                <w:sz w:val="20"/>
-                <w:szCs w:val="20"/>
-              </w:rPr>
-              <m:t>D</m:t>
-            </m:r>
-          </m:sub>
-        </m:sSub>
-      </m:oMath>
-      <w:r>
-        <w:rPr>
-          <w:rFonts w:hint="eastAsia"/>
-          <w:sz w:val="20"/>
-          <w:szCs w:val="20"/>
-        </w:rPr>
-        <w:t>，重力补偿取</w:t>
-      </w:r>
-      <w:r>
-        <w:rPr>
-          <w:sz w:val="20"/>
-          <w:szCs w:val="20"/>
-        </w:rPr>
-        <w:t xml:space="preserve"> </w:t>
-      </w:r>
-      <m:oMath>
-        <m:sSub>
-          <m:sSubPr/>
           <m:e>
             <m:r>
               <m:rPr>
@@ -30005,10 +29339,11 @@
           <m:t>=−</m:t>
         </m:r>
         <m:sSub>
-          <m:sSubPr/>
           <m:e>
             <m:r>
-              <m:rPr/>
+              <m:rPr>
+                <m:sty m:val="i"/>
+              </m:rPr>
               <w:rPr>
                 <w:rFonts w:ascii="Cambria Math" w:hAnsi="Cambria Math" w:eastAsia="Cambria Math" w:cs="Cambria Math"/>
                 <w:sz w:val="20"/>
@@ -30049,7 +29384,66 @@
           <w:sz w:val="20"/>
           <w:szCs w:val="20"/>
         </w:rPr>
-        <w:t>，必要时另加各支链重力项。该方法用于降低手持机构的静态负担。摩擦、参数误差和机构奇异会影响补偿效果，近奇异区域应限制力矩和操作范围。报告提供了补偿效果演示，尚未提供残余手持力的测量。</w:t>
+        <w:t xml:space="preserve">，其中 </w:t>
+      </w:r>
+      <m:oMath>
+        <m:sSub>
+          <m:e>
+            <m:r>
+              <m:rPr>
+                <m:sty m:val="i"/>
+              </m:rPr>
+              <w:rPr>
+                <w:rFonts w:ascii="Cambria Math" w:hAnsi="Cambria Math" w:eastAsia="Cambria Math" w:cs="Cambria Math"/>
+                <w:sz w:val="20"/>
+                <w:szCs w:val="20"/>
+              </w:rPr>
+              <m:t>m</m:t>
+            </m:r>
+          </m:e>
+          <m:sub>
+            <m:r>
+              <m:rPr>
+                <m:sty m:val="p"/>
+              </m:rPr>
+              <w:rPr>
+                <w:rFonts w:ascii="Cambria Math" w:hAnsi="Cambria Math" w:eastAsia="Cambria Math" w:cs="Cambria Math"/>
+                <w:sz w:val="20"/>
+                <w:szCs w:val="20"/>
+              </w:rPr>
+              <m:t>D</m:t>
+            </m:r>
+          </m:sub>
+        </m:sSub>
+      </m:oMath>
+      <w:r>
+        <w:rPr>
+          <w:rFonts w:hint="eastAsia"/>
+          <w:sz w:val="20"/>
+          <w:szCs w:val="20"/>
+        </w:rPr>
+        <w:t xml:space="preserve"> 为动平台与手柄的等效质量，</w:t>
+      </w:r>
+      <m:oMath>
+        <m:r>
+          <m:rPr>
+            <m:sty m:val="bi"/>
+          </m:rPr>
+          <w:rPr>
+            <w:rFonts w:ascii="Cambria Math" w:hAnsi="Cambria Math" w:eastAsia="Cambria Math" w:cs="Cambria Math"/>
+            <w:sz w:val="20"/>
+            <w:szCs w:val="20"/>
+          </w:rPr>
+          <m:t>g</m:t>
+        </m:r>
+      </m:oMath>
+      <w:r>
+        <w:rPr>
+          <w:rFonts w:hint="eastAsia"/>
+          <w:sz w:val="20"/>
+          <w:szCs w:val="20"/>
+        </w:rPr>
+        <w:t xml:space="preserve"> 为基座坐标系 {D} 下的重力加速度向量；必要时另加支链重力项，以降低手持静态负担。近奇异区域应限制力矩和操作范围。</w:t>
       </w:r>
     </w:p>
     <w:bookmarkEnd w:id="17"/>

--- a/Article.docx
+++ b/Article.docx
@@ -2277,6 +2277,14 @@
         <w:gridCol w:w="1622"/>
       </w:tblGrid>
       <w:tr>
+        <w:tblPrEx>
+          <w:tblCellMar>
+            <w:top w:w="0" w:type="dxa"/>
+            <w:left w:w="108" w:type="dxa"/>
+            <w:bottom w:w="0" w:type="dxa"/>
+            <w:right w:w="108" w:type="dxa"/>
+          </w:tblCellMar>
+        </w:tblPrEx>
         <w:trPr>
           <w:cantSplit/>
           <w:tblHeader/>
@@ -2367,6 +2375,14 @@
         </w:tc>
       </w:tr>
       <w:tr>
+        <w:tblPrEx>
+          <w:tblCellMar>
+            <w:top w:w="0" w:type="dxa"/>
+            <w:left w:w="108" w:type="dxa"/>
+            <w:bottom w:w="0" w:type="dxa"/>
+            <w:right w:w="108" w:type="dxa"/>
+          </w:tblCellMar>
+        </w:tblPrEx>
         <w:trPr>
           <w:cantSplit/>
         </w:trPr>
@@ -2500,6 +2516,14 @@
         </w:tc>
       </w:tr>
       <w:tr>
+        <w:tblPrEx>
+          <w:tblCellMar>
+            <w:top w:w="0" w:type="dxa"/>
+            <w:left w:w="108" w:type="dxa"/>
+            <w:bottom w:w="0" w:type="dxa"/>
+            <w:right w:w="108" w:type="dxa"/>
+          </w:tblCellMar>
+        </w:tblPrEx>
         <w:trPr>
           <w:cantSplit/>
         </w:trPr>
@@ -2808,6 +2832,14 @@
         </w:tc>
       </w:tr>
       <w:tr>
+        <w:tblPrEx>
+          <w:tblCellMar>
+            <w:top w:w="0" w:type="dxa"/>
+            <w:left w:w="108" w:type="dxa"/>
+            <w:bottom w:w="0" w:type="dxa"/>
+            <w:right w:w="108" w:type="dxa"/>
+          </w:tblCellMar>
+        </w:tblPrEx>
         <w:trPr>
           <w:cantSplit/>
         </w:trPr>
@@ -2929,6 +2961,14 @@
         </w:tc>
       </w:tr>
       <w:tr>
+        <w:tblPrEx>
+          <w:tblCellMar>
+            <w:top w:w="0" w:type="dxa"/>
+            <w:left w:w="108" w:type="dxa"/>
+            <w:bottom w:w="0" w:type="dxa"/>
+            <w:right w:w="108" w:type="dxa"/>
+          </w:tblCellMar>
+        </w:tblPrEx>
         <w:trPr>
           <w:cantSplit/>
         </w:trPr>
@@ -3064,6 +3104,14 @@
         </w:tc>
       </w:tr>
       <w:tr>
+        <w:tblPrEx>
+          <w:tblCellMar>
+            <w:top w:w="0" w:type="dxa"/>
+            <w:left w:w="108" w:type="dxa"/>
+            <w:bottom w:w="0" w:type="dxa"/>
+            <w:right w:w="108" w:type="dxa"/>
+          </w:tblCellMar>
+        </w:tblPrEx>
         <w:trPr>
           <w:cantSplit/>
         </w:trPr>
@@ -3879,6 +3927,12 @@
             <w:insideH w:val="none" w:color="B0B0B0" w:sz="4" w:space="0"/>
             <w:insideV w:val="none" w:color="B0B0B0" w:sz="4" w:space="0"/>
           </w:tblBorders>
+          <w:tblCellMar>
+            <w:top w:w="0" w:type="dxa"/>
+            <w:left w:w="0" w:type="dxa"/>
+            <w:bottom w:w="0" w:type="dxa"/>
+            <w:right w:w="0" w:type="dxa"/>
+          </w:tblCellMar>
         </w:tblPrEx>
         <w:trPr>
           <w:cantSplit/>
@@ -7372,6 +7426,12 @@
             <w:insideH w:val="none" w:color="B0B0B0" w:sz="4" w:space="0"/>
             <w:insideV w:val="none" w:color="B0B0B0" w:sz="4" w:space="0"/>
           </w:tblBorders>
+          <w:tblCellMar>
+            <w:top w:w="0" w:type="dxa"/>
+            <w:left w:w="0" w:type="dxa"/>
+            <w:bottom w:w="0" w:type="dxa"/>
+            <w:right w:w="0" w:type="dxa"/>
+          </w:tblCellMar>
         </w:tblPrEx>
         <w:trPr>
           <w:cantSplit/>
@@ -9753,6 +9813,12 @@
             <w:insideH w:val="none" w:color="B0B0B0" w:sz="4" w:space="0"/>
             <w:insideV w:val="none" w:color="B0B0B0" w:sz="4" w:space="0"/>
           </w:tblBorders>
+          <w:tblCellMar>
+            <w:top w:w="0" w:type="dxa"/>
+            <w:left w:w="0" w:type="dxa"/>
+            <w:bottom w:w="0" w:type="dxa"/>
+            <w:right w:w="0" w:type="dxa"/>
+          </w:tblCellMar>
         </w:tblPrEx>
         <w:trPr>
           <w:cantSplit/>
@@ -11481,6 +11547,12 @@
             <w:insideH w:val="none" w:color="B0B0B0" w:sz="4" w:space="0"/>
             <w:insideV w:val="none" w:color="B0B0B0" w:sz="4" w:space="0"/>
           </w:tblBorders>
+          <w:tblCellMar>
+            <w:top w:w="0" w:type="dxa"/>
+            <w:left w:w="0" w:type="dxa"/>
+            <w:bottom w:w="0" w:type="dxa"/>
+            <w:right w:w="0" w:type="dxa"/>
+          </w:tblCellMar>
         </w:tblPrEx>
         <w:trPr>
           <w:cantSplit/>
@@ -15312,6 +15384,12 @@
             <w:insideH w:val="none" w:color="B0B0B0" w:sz="4" w:space="0"/>
             <w:insideV w:val="none" w:color="B0B0B0" w:sz="4" w:space="0"/>
           </w:tblBorders>
+          <w:tblCellMar>
+            <w:top w:w="0" w:type="dxa"/>
+            <w:left w:w="0" w:type="dxa"/>
+            <w:bottom w:w="0" w:type="dxa"/>
+            <w:right w:w="0" w:type="dxa"/>
+          </w:tblCellMar>
         </w:tblPrEx>
         <w:trPr>
           <w:cantSplit/>
@@ -18303,6 +18381,12 @@
             <w:insideH w:val="none" w:color="B0B0B0" w:sz="4" w:space="0"/>
             <w:insideV w:val="none" w:color="B0B0B0" w:sz="4" w:space="0"/>
           </w:tblBorders>
+          <w:tblCellMar>
+            <w:top w:w="0" w:type="dxa"/>
+            <w:left w:w="0" w:type="dxa"/>
+            <w:bottom w:w="0" w:type="dxa"/>
+            <w:right w:w="0" w:type="dxa"/>
+          </w:tblCellMar>
         </w:tblPrEx>
         <w:trPr>
           <w:cantSplit/>
@@ -22612,11 +22696,10 @@
       </w:r>
       <m:oMath>
         <m:sSub>
+          <m:sSubPr/>
           <m:e>
             <m:r>
-              <m:rPr>
-                <m:sty m:val="i"/>
-              </m:rPr>
+              <m:rPr/>
               <w:rPr>
                 <w:rFonts w:ascii="Cambria Math" w:hAnsi="Cambria Math" w:eastAsia="Cambria Math" w:cs="Cambria Math"/>
                 <w:sz w:val="20"/>
@@ -22650,11 +22733,10 @@
       </w:r>
       <m:oMath>
         <m:sSub>
+          <m:sSubPr/>
           <m:e>
             <m:r>
-              <m:rPr>
-                <m:sty m:val="i"/>
-              </m:rPr>
+              <m:rPr/>
               <w:rPr>
                 <w:rFonts w:ascii="Cambria Math" w:hAnsi="Cambria Math" w:eastAsia="Cambria Math" w:cs="Cambria Math"/>
                 <w:sz w:val="20"/>
@@ -22688,11 +22770,10 @@
       </w:r>
       <m:oMath>
         <m:sSub>
+          <m:sSubPr/>
           <m:e>
             <m:r>
-              <m:rPr>
-                <m:sty m:val="i"/>
-              </m:rPr>
+              <m:rPr/>
               <w:rPr>
                 <w:rFonts w:ascii="Cambria Math" w:hAnsi="Cambria Math" w:eastAsia="Cambria Math" w:cs="Cambria Math"/>
                 <w:sz w:val="20"/>
@@ -22722,15 +22803,14 @@
           <w:sz w:val="20"/>
           <w:szCs w:val="20"/>
         </w:rPr>
-        <w:t xml:space="preserve">；</w:t>
+        <w:t>；</w:t>
       </w:r>
       <m:oMath>
         <m:sSub>
+          <m:sSubPr/>
           <m:e>
             <m:r>
-              <m:rPr>
-                <m:sty m:val="i"/>
-              </m:rPr>
+              <m:rPr/>
               <w:rPr>
                 <w:rFonts w:ascii="Cambria Math" w:hAnsi="Cambria Math" w:eastAsia="Cambria Math" w:cs="Cambria Math"/>
                 <w:sz w:val="20"/>
@@ -22764,6 +22844,7 @@
       </w:r>
       <m:oMath>
         <m:sSub>
+          <m:sSubPr/>
           <m:e>
             <m:r>
               <m:rPr>
@@ -22803,6 +22884,7 @@
           <m:t>×</m:t>
         </m:r>
         <m:sSub>
+          <m:sSubPr/>
           <m:e>
             <m:r>
               <m:rPr>
@@ -22842,6 +22924,7 @@
           <m:t>=</m:t>
         </m:r>
         <m:sSub>
+          <m:sSubPr/>
           <m:e>
             <m:r>
               <m:rPr>
@@ -22880,11 +22963,10 @@
       </w:r>
       <m:oMath>
         <m:sSub>
+          <m:sSubPr/>
           <m:e>
             <m:r>
-              <m:rPr>
-                <m:sty m:val="i"/>
-              </m:rPr>
+              <m:rPr/>
               <w:rPr>
                 <w:rFonts w:ascii="Cambria Math" w:hAnsi="Cambria Math" w:eastAsia="Cambria Math" w:cs="Cambria Math"/>
                 <w:sz w:val="20"/>
@@ -23079,11 +23161,10 @@
       </w:r>
       <m:oMath>
         <m:sSub>
+          <m:sSubPr/>
           <m:e>
             <m:r>
-              <m:rPr>
-                <m:sty m:val="i"/>
-              </m:rPr>
+              <m:rPr/>
               <w:rPr>
                 <w:rFonts w:ascii="Cambria Math" w:hAnsi="Cambria Math" w:eastAsia="Cambria Math" w:cs="Cambria Math"/>
                 <w:sz w:val="20"/>
@@ -23117,11 +23198,10 @@
       </w:r>
       <m:oMath>
         <m:sSub>
+          <m:sSubPr/>
           <m:e>
             <m:r>
-              <m:rPr>
-                <m:sty m:val="i"/>
-              </m:rPr>
+              <m:rPr/>
               <w:rPr>
                 <w:rFonts w:ascii="Cambria Math" w:hAnsi="Cambria Math" w:eastAsia="Cambria Math" w:cs="Cambria Math"/>
                 <w:sz w:val="20"/>
@@ -23270,6 +23350,7 @@
       </w:r>
       <m:oMath>
         <m:sSub>
+          <m:sSubPr/>
           <m:e>
             <m:r>
               <m:rPr>
@@ -23285,9 +23366,7 @@
           </m:e>
           <m:sub>
             <m:r>
-              <m:rPr>
-                <m:sty m:val="i"/>
-              </m:rPr>
+              <m:rPr/>
               <w:rPr>
                 <w:rFonts w:ascii="Cambria Math" w:hAnsi="Cambria Math" w:eastAsia="Cambria Math" w:cs="Cambria Math"/>
                 <w:sz w:val="20"/>
@@ -23309,11 +23388,10 @@
           <m:t>=[0,−sin</m:t>
         </m:r>
         <m:sSub>
+          <m:sSubPr/>
           <m:e>
             <m:r>
-              <m:rPr>
-                <m:sty m:val="i"/>
-              </m:rPr>
+              <m:rPr/>
               <w:rPr>
                 <w:rFonts w:ascii="Cambria Math" w:hAnsi="Cambria Math" w:eastAsia="Cambria Math" w:cs="Cambria Math"/>
                 <w:sz w:val="20"/>
@@ -23324,9 +23402,7 @@
           </m:e>
           <m:sub>
             <m:r>
-              <m:rPr>
-                <m:sty m:val="i"/>
-              </m:rPr>
+              <m:rPr/>
               <w:rPr>
                 <w:rFonts w:ascii="Cambria Math" w:hAnsi="Cambria Math" w:eastAsia="Cambria Math" w:cs="Cambria Math"/>
                 <w:sz w:val="20"/>
@@ -23348,11 +23424,10 @@
           <m:t>,cos</m:t>
         </m:r>
         <m:sSub>
+          <m:sSubPr/>
           <m:e>
             <m:r>
-              <m:rPr>
-                <m:sty m:val="i"/>
-              </m:rPr>
+              <m:rPr/>
               <w:rPr>
                 <w:rFonts w:ascii="Cambria Math" w:hAnsi="Cambria Math" w:eastAsia="Cambria Math" w:cs="Cambria Math"/>
                 <w:sz w:val="20"/>
@@ -23363,9 +23438,7 @@
           </m:e>
           <m:sub>
             <m:r>
-              <m:rPr>
-                <m:sty m:val="i"/>
-              </m:rPr>
+              <m:rPr/>
               <w:rPr>
                 <w:rFonts w:ascii="Cambria Math" w:hAnsi="Cambria Math" w:eastAsia="Cambria Math" w:cs="Cambria Math"/>
                 <w:sz w:val="20"/>
@@ -23376,6 +23449,7 @@
           </m:sub>
         </m:sSub>
         <m:sSup>
+          <m:sSupPr/>
           <m:e>
             <m:r>
               <m:rPr>
@@ -23460,11 +23534,10 @@
       </w:r>
       <m:oMath>
         <m:sSub>
+          <m:sSubPr/>
           <m:e>
             <m:r>
-              <m:rPr>
-                <m:sty m:val="i"/>
-              </m:rPr>
+              <m:rPr/>
               <w:rPr>
                 <w:rFonts w:ascii="Cambria Math" w:hAnsi="Cambria Math" w:eastAsia="Cambria Math" w:cs="Cambria Math"/>
                 <w:sz w:val="20"/>
@@ -23513,7 +23586,7 @@
       <w:r>
         <w:drawing>
           <wp:inline distT="0" distB="0" distL="0" distR="0">
-            <wp:extent cx="2880000" cy="7405714"/>
+            <wp:extent cx="2879725" cy="7405370"/>
             <wp:effectExtent l="0" t="0" r="7620" b="8255"/>
             <wp:docPr id="30" name="Fig. 9" descr="Delta 三支链及单支链几何模型，基座原点位于静平台中心"/>
             <wp:cNvGraphicFramePr>
@@ -23529,7 +23602,7 @@
                     </pic:cNvPicPr>
                   </pic:nvPicPr>
                   <pic:blipFill>
-                    <a:blip r:embed="rId14"/>
+                    <a:blip r:embed="rId12"/>
                     <a:stretch>
                       <a:fillRect/>
                     </a:stretch>
@@ -23554,6 +23627,7 @@
       <w:pPr>
         <w:pStyle w:val="18"/>
         <w:numPr>
+          <w:ilvl w:val="0"/>
           <w:numId w:val="0"/>
         </w:numPr>
         <w:snapToGrid w:val="0"/>
@@ -26015,8 +26089,6 @@
         </w:rPr>
         <w:t>，定义</w:t>
       </w:r>
-      <w:bookmarkStart w:id="27" w:name="_GoBack"/>
-      <w:bookmarkEnd w:id="27"/>
     </w:p>
     <w:tbl>
       <w:tblPr>
@@ -28600,6 +28672,7 @@
       </w:r>
       <m:oMath>
         <m:sSub>
+          <m:sSubPr/>
           <m:e>
             <m:r>
               <m:rPr>
@@ -28634,7 +28707,7 @@
           <w:sz w:val="20"/>
           <w:szCs w:val="20"/>
         </w:rPr>
-        <w:t xml:space="preserve">。在非奇异工作区域，动平台位置对关节角的雅可比矩阵及速度关系为</w:t>
+        <w:t>。在非奇异工作区域，动平台位置对关节角的雅可比矩阵及速度关系为</w:t>
       </w:r>
     </w:p>
     <w:tbl>
@@ -28709,6 +28782,7 @@
               </m:oMathParaPr>
               <m:oMath>
                 <m:sSub>
+                  <m:sSubPr/>
                   <m:e>
                     <m:r>
                       <m:rPr>
@@ -28748,6 +28822,7 @@
                   <m:t>=</m:t>
                 </m:r>
                 <m:f>
+                  <m:fPr/>
                   <m:num>
                     <m:r>
                       <m:rPr>
@@ -28761,6 +28836,7 @@
                       <m:t>∂</m:t>
                     </m:r>
                     <m:sSub>
+                      <m:sSubPr/>
                       <m:e>
                         <m:r>
                           <m:rPr>
@@ -28802,6 +28878,7 @@
                       <m:t>∂</m:t>
                     </m:r>
                     <m:sSub>
+                      <m:sSubPr/>
                       <m:e>
                         <m:r>
                           <m:rPr>
@@ -28843,6 +28920,7 @@
                   <m:t>, </m:t>
                 </m:r>
                 <m:sSub>
+                  <m:sSubPr/>
                   <m:e>
                     <m:acc>
                       <m:accPr>
@@ -28889,6 +28967,7 @@
                   <m:t>=</m:t>
                 </m:r>
                 <m:sSub>
+                  <m:sSubPr/>
                   <m:e>
                     <m:r>
                       <m:rPr>
@@ -28917,6 +28996,7 @@
                   </m:sub>
                 </m:sSub>
                 <m:sSub>
+                  <m:sSubPr/>
                   <m:e>
                     <m:acc>
                       <m:accPr>
@@ -29016,6 +29096,7 @@
       </w:r>
       <m:oMath>
         <m:sSub>
+          <m:sSubPr/>
           <m:e>
             <m:r>
               <m:rPr>
@@ -29300,6 +29381,7 @@
       </w:r>
       <m:oMath>
         <m:sSub>
+          <m:sSubPr/>
           <m:e>
             <m:r>
               <m:rPr>
@@ -29339,11 +29421,10 @@
           <m:t>=−</m:t>
         </m:r>
         <m:sSub>
+          <m:sSubPr/>
           <m:e>
             <m:r>
-              <m:rPr>
-                <m:sty m:val="i"/>
-              </m:rPr>
+              <m:rPr/>
               <w:rPr>
                 <w:rFonts w:ascii="Cambria Math" w:hAnsi="Cambria Math" w:eastAsia="Cambria Math" w:cs="Cambria Math"/>
                 <w:sz w:val="20"/>
@@ -29388,11 +29469,10 @@
       </w:r>
       <m:oMath>
         <m:sSub>
+          <m:sSubPr/>
           <m:e>
             <m:r>
-              <m:rPr>
-                <m:sty m:val="i"/>
-              </m:rPr>
+              <m:rPr/>
               <w:rPr>
                 <w:rFonts w:ascii="Cambria Math" w:hAnsi="Cambria Math" w:eastAsia="Cambria Math" w:cs="Cambria Math"/>
                 <w:sz w:val="20"/>
@@ -29443,7 +29523,7 @@
           <w:sz w:val="20"/>
           <w:szCs w:val="20"/>
         </w:rPr>
-        <w:t xml:space="preserve"> 为基座坐标系 {D} 下的重力加速度向量；必要时另加支链重力项，以降低手持静态负担。近奇异区域应限制力矩和操作范围。</w:t>
+        <w:t xml:space="preserve"> 为基座坐标系 {D} 下的重力加速度向量；</w:t>
       </w:r>
     </w:p>
     <w:bookmarkEnd w:id="17"/>
@@ -29604,6 +29684,8 @@
         </w:rPr>
         <w:t>，经坐标对齐后的主从位置映射为</w:t>
       </w:r>
+      <w:bookmarkStart w:id="27" w:name="_GoBack"/>
+      <w:bookmarkEnd w:id="27"/>
     </w:p>
     <w:tbl>
       <w:tblPr>
@@ -33048,6 +33130,14 @@
         <w:gridCol w:w="1622"/>
       </w:tblGrid>
       <w:tr>
+        <w:tblPrEx>
+          <w:tblCellMar>
+            <w:top w:w="0" w:type="dxa"/>
+            <w:left w:w="108" w:type="dxa"/>
+            <w:bottom w:w="0" w:type="dxa"/>
+            <w:right w:w="108" w:type="dxa"/>
+          </w:tblCellMar>
+        </w:tblPrEx>
         <w:trPr>
           <w:cantSplit/>
           <w:tblHeader/>
@@ -33243,6 +33333,14 @@
         </w:tc>
       </w:tr>
       <w:tr>
+        <w:tblPrEx>
+          <w:tblCellMar>
+            <w:top w:w="0" w:type="dxa"/>
+            <w:left w:w="108" w:type="dxa"/>
+            <w:bottom w:w="0" w:type="dxa"/>
+            <w:right w:w="108" w:type="dxa"/>
+          </w:tblCellMar>
+        </w:tblPrEx>
         <w:trPr>
           <w:cantSplit/>
         </w:trPr>
@@ -33453,6 +33551,14 @@
         </w:tc>
       </w:tr>
       <w:tr>
+        <w:tblPrEx>
+          <w:tblCellMar>
+            <w:top w:w="0" w:type="dxa"/>
+            <w:left w:w="108" w:type="dxa"/>
+            <w:bottom w:w="0" w:type="dxa"/>
+            <w:right w:w="108" w:type="dxa"/>
+          </w:tblCellMar>
+        </w:tblPrEx>
         <w:trPr>
           <w:cantSplit/>
         </w:trPr>
@@ -33695,6 +33801,14 @@
         </w:tc>
       </w:tr>
       <w:tr>
+        <w:tblPrEx>
+          <w:tblCellMar>
+            <w:top w:w="0" w:type="dxa"/>
+            <w:left w:w="108" w:type="dxa"/>
+            <w:bottom w:w="0" w:type="dxa"/>
+            <w:right w:w="108" w:type="dxa"/>
+          </w:tblCellMar>
+        </w:tblPrEx>
         <w:trPr>
           <w:cantSplit/>
         </w:trPr>
@@ -33963,6 +34077,14 @@
         </w:tc>
       </w:tr>
       <w:tr>
+        <w:tblPrEx>
+          <w:tblCellMar>
+            <w:top w:w="0" w:type="dxa"/>
+            <w:left w:w="108" w:type="dxa"/>
+            <w:bottom w:w="0" w:type="dxa"/>
+            <w:right w:w="108" w:type="dxa"/>
+          </w:tblCellMar>
+        </w:tblPrEx>
         <w:trPr>
           <w:cantSplit/>
         </w:trPr>
@@ -34466,6 +34588,14 @@
         </w:tc>
       </w:tr>
       <w:tr>
+        <w:tblPrEx>
+          <w:tblCellMar>
+            <w:top w:w="0" w:type="dxa"/>
+            <w:left w:w="108" w:type="dxa"/>
+            <w:bottom w:w="0" w:type="dxa"/>
+            <w:right w:w="108" w:type="dxa"/>
+          </w:tblCellMar>
+        </w:tblPrEx>
         <w:trPr>
           <w:cantSplit/>
         </w:trPr>
@@ -35028,6 +35158,14 @@
         </w:tc>
       </w:tr>
       <w:tr>
+        <w:tblPrEx>
+          <w:tblCellMar>
+            <w:top w:w="0" w:type="dxa"/>
+            <w:left w:w="108" w:type="dxa"/>
+            <w:bottom w:w="0" w:type="dxa"/>
+            <w:right w:w="108" w:type="dxa"/>
+          </w:tblCellMar>
+        </w:tblPrEx>
         <w:trPr>
           <w:cantSplit/>
         </w:trPr>
@@ -35508,6 +35646,12 @@
             <w:insideH w:val="none" w:color="B0B0B0" w:sz="4" w:space="0"/>
             <w:insideV w:val="none" w:color="B0B0B0" w:sz="4" w:space="0"/>
           </w:tblBorders>
+          <w:tblCellMar>
+            <w:top w:w="0" w:type="dxa"/>
+            <w:left w:w="0" w:type="dxa"/>
+            <w:bottom w:w="0" w:type="dxa"/>
+            <w:right w:w="0" w:type="dxa"/>
+          </w:tblCellMar>
         </w:tblPrEx>
         <w:trPr>
           <w:cantSplit/>

--- a/Article.docx
+++ b/Article.docx
@@ -340,7 +340,7 @@
           <w:sz w:val="20"/>
           <w:szCs w:val="20"/>
         </w:rPr>
-        <w:t>三平移机构和三转动编码器手柄构成异构主端，结合解析逆解及底盘平移补偿完成末端位姿输入。本文对已有记录进行整理和分析，不将尚未完成的约束优化或未测量的性能指标作为实验结果。</w:t>
+        <w:t>三平移机构和三转动编码器手柄构成异构主端，通过主从位姿映射与解析逆解完成末端位姿输入。本文对已有记录进行整理和分析，不将尚未完成的约束优化或未测量的性能指标作为实验结果。</w:t>
       </w:r>
     </w:p>
     <w:bookmarkEnd w:id="2"/>
@@ -29536,7 +29536,7 @@
         </w:numPr>
         <w:snapToGrid w:val="0"/>
       </w:pPr>
-      <w:bookmarkStart w:id="18" w:name="位姿映射与底盘补偿"/>
+      <w:bookmarkStart w:id="18" w:name="位姿映射与关节指令"/>
       <w:r>
         <w:t xml:space="preserve">3) </w:t>
       </w:r>
@@ -29544,7 +29544,7 @@
         <w:rPr>
           <w:rFonts w:hint="eastAsia"/>
         </w:rPr>
-        <w:t>位姿映射与底盘补偿</w:t>
+        <w:t>位姿映射与关节指令</w:t>
       </w:r>
     </w:p>
     <w:p>
@@ -29565,18 +29565,10 @@
           <w:sz w:val="20"/>
           <w:szCs w:val="20"/>
         </w:rPr>
-        <w:t>主端初始化时记录平移零点</w:t>
-      </w:r>
-      <w:r>
-        <w:rPr>
-          <w:sz w:val="20"/>
-          <w:szCs w:val="20"/>
-        </w:rPr>
-        <w:t xml:space="preserve"> </w:t>
+        <w:t xml:space="preserve">主端的位置输入取 Delta 动平台中心 </w:t>
       </w:r>
       <m:oMath>
         <m:sSub>
-          <m:sSubPr/>
           <m:e>
             <m:r>
               <m:rPr>
@@ -29587,7 +29579,7 @@
                 <w:sz w:val="20"/>
                 <w:szCs w:val="20"/>
               </w:rPr>
-              <m:t>p</m:t>
+              <m:t xml:space="preserve">p</m:t>
             </m:r>
           </m:e>
           <m:sub>
@@ -29600,92 +29592,339 @@
                 <w:sz w:val="20"/>
                 <w:szCs w:val="20"/>
               </w:rPr>
-              <m:t>D,</m:t>
-            </m:r>
-            <m:r>
-              <m:rPr/>
-              <w:rPr>
-                <w:rFonts w:ascii="Cambria Math" w:hAnsi="Cambria Math" w:eastAsia="Cambria Math" w:cs="Cambria Math"/>
-                <w:sz w:val="20"/>
-                <w:szCs w:val="20"/>
-              </w:rPr>
-              <m:t>0</m:t>
+              <m:t xml:space="preserve">D</m:t>
+            </m:r>
+          </m:sub>
+        </m:sSub>
+        <m:r>
+          <m:rPr>
+            <m:sty m:val="p"/>
+          </m:rPr>
+          <w:rPr>
+            <w:rFonts w:ascii="Cambria Math" w:hAnsi="Cambria Math" w:eastAsia="Cambria Math" w:cs="Cambria Math"/>
+            <w:sz w:val="20"/>
+            <w:szCs w:val="20"/>
+          </w:rPr>
+          <m:t xml:space="preserve">=</m:t>
+        </m:r>
+        <m:sSup>
+          <m:e>
+            <m:d>
+              <m:dPr>
+                <m:begChr m:val="["/>
+                <m:endChr m:val="]"/>
+              </m:dPr>
+              <m:e>
+                <m:sSub>
+                  <m:e>
+                    <m:r>
+                      <m:rPr>
+                        <m:sty m:val="i"/>
+                      </m:rPr>
+                      <w:rPr>
+                        <w:rFonts w:ascii="Cambria Math" w:hAnsi="Cambria Math" w:eastAsia="Cambria Math" w:cs="Cambria Math"/>
+                        <w:sz w:val="20"/>
+                        <w:szCs w:val="20"/>
+                      </w:rPr>
+                      <m:t xml:space="preserve">x</m:t>
+                    </m:r>
+                  </m:e>
+                  <m:sub>
+                    <m:r>
+                      <m:rPr>
+                        <m:sty m:val="p"/>
+                      </m:rPr>
+                      <w:rPr>
+                        <w:rFonts w:ascii="Cambria Math" w:hAnsi="Cambria Math" w:eastAsia="Cambria Math" w:cs="Cambria Math"/>
+                        <w:sz w:val="20"/>
+                        <w:szCs w:val="20"/>
+                      </w:rPr>
+                      <m:t xml:space="preserve">D</m:t>
+                    </m:r>
+                  </m:sub>
+                </m:sSub>
+                <m:r>
+                  <m:rPr>
+                    <m:sty m:val="p"/>
+                  </m:rPr>
+                  <w:rPr>
+                    <w:rFonts w:ascii="Cambria Math" w:hAnsi="Cambria Math" w:eastAsia="Cambria Math" w:cs="Cambria Math"/>
+                    <w:sz w:val="20"/>
+                    <w:szCs w:val="20"/>
+                  </w:rPr>
+                  <m:t xml:space="preserve">,</m:t>
+                </m:r>
+                <m:sSub>
+                  <m:e>
+                    <m:r>
+                      <m:rPr>
+                        <m:sty m:val="i"/>
+                      </m:rPr>
+                      <w:rPr>
+                        <w:rFonts w:ascii="Cambria Math" w:hAnsi="Cambria Math" w:eastAsia="Cambria Math" w:cs="Cambria Math"/>
+                        <w:sz w:val="20"/>
+                        <w:szCs w:val="20"/>
+                      </w:rPr>
+                      <m:t xml:space="preserve">y</m:t>
+                    </m:r>
+                  </m:e>
+                  <m:sub>
+                    <m:r>
+                      <m:rPr>
+                        <m:sty m:val="p"/>
+                      </m:rPr>
+                      <w:rPr>
+                        <w:rFonts w:ascii="Cambria Math" w:hAnsi="Cambria Math" w:eastAsia="Cambria Math" w:cs="Cambria Math"/>
+                        <w:sz w:val="20"/>
+                        <w:szCs w:val="20"/>
+                      </w:rPr>
+                      <m:t xml:space="preserve">D</m:t>
+                    </m:r>
+                  </m:sub>
+                </m:sSub>
+                <m:r>
+                  <m:rPr>
+                    <m:sty m:val="p"/>
+                  </m:rPr>
+                  <w:rPr>
+                    <w:rFonts w:ascii="Cambria Math" w:hAnsi="Cambria Math" w:eastAsia="Cambria Math" w:cs="Cambria Math"/>
+                    <w:sz w:val="20"/>
+                    <w:szCs w:val="20"/>
+                  </w:rPr>
+                  <m:t xml:space="preserve">,</m:t>
+                </m:r>
+                <m:sSub>
+                  <m:e>
+                    <m:r>
+                      <m:rPr>
+                        <m:sty m:val="i"/>
+                      </m:rPr>
+                      <w:rPr>
+                        <w:rFonts w:ascii="Cambria Math" w:hAnsi="Cambria Math" w:eastAsia="Cambria Math" w:cs="Cambria Math"/>
+                        <w:sz w:val="20"/>
+                        <w:szCs w:val="20"/>
+                      </w:rPr>
+                      <m:t xml:space="preserve">z</m:t>
+                    </m:r>
+                  </m:e>
+                  <m:sub>
+                    <m:r>
+                      <m:rPr>
+                        <m:sty m:val="p"/>
+                      </m:rPr>
+                      <w:rPr>
+                        <w:rFonts w:ascii="Cambria Math" w:hAnsi="Cambria Math" w:eastAsia="Cambria Math" w:cs="Cambria Math"/>
+                        <w:sz w:val="20"/>
+                        <w:szCs w:val="20"/>
+                      </w:rPr>
+                      <m:t xml:space="preserve">D</m:t>
+                    </m:r>
+                  </m:sub>
+                </m:sSub>
+              </m:e>
+            </m:d>
+          </m:e>
+          <m:sup>
+            <m:r>
+              <m:rPr>
+                <m:sty m:val="p"/>
+              </m:rPr>
+              <w:rPr>
+                <w:rFonts w:ascii="Cambria Math" w:hAnsi="Cambria Math" w:eastAsia="Cambria Math" w:cs="Cambria Math"/>
+                <w:sz w:val="20"/>
+                <w:szCs w:val="20"/>
+              </w:rPr>
+              <m:t xml:space="preserve">T</m:t>
+            </m:r>
+          </m:sup>
+        </m:sSup>
+      </m:oMath>
+      <w:r>
+        <w:rPr>
+          <w:rFonts w:hint="eastAsia"/>
+          <w:sz w:val="20"/>
+          <w:szCs w:val="20"/>
+        </w:rPr>
+        <w:t xml:space="preserve">，姿态输入记为滚转、俯仰、偏航角 </w:t>
+      </w:r>
+      <m:oMath>
+        <m:d>
+          <m:dPr>
+            <m:begChr m:val="("/>
+            <m:endChr m:val=")"/>
+          </m:dPr>
+          <m:e>
+            <m:sSub>
+              <m:e>
+                <m:r>
+                  <m:rPr>
+                    <m:sty m:val="i"/>
+                  </m:rPr>
+                  <w:rPr>
+                    <w:rFonts w:ascii="Cambria Math" w:hAnsi="Cambria Math" w:eastAsia="Cambria Math" w:cs="Cambria Math"/>
+                    <w:sz w:val="20"/>
+                    <w:szCs w:val="20"/>
+                  </w:rPr>
+                  <m:t xml:space="preserve">ϕ</m:t>
+                </m:r>
+              </m:e>
+              <m:sub>
+                <m:r>
+                  <m:rPr>
+                    <m:sty m:val="p"/>
+                  </m:rPr>
+                  <w:rPr>
+                    <w:rFonts w:ascii="Cambria Math" w:hAnsi="Cambria Math" w:eastAsia="Cambria Math" w:cs="Cambria Math"/>
+                    <w:sz w:val="20"/>
+                    <w:szCs w:val="20"/>
+                  </w:rPr>
+                  <m:t xml:space="preserve">h</m:t>
+                </m:r>
+              </m:sub>
+            </m:sSub>
+            <m:r>
+              <m:rPr>
+                <m:sty m:val="p"/>
+              </m:rPr>
+              <w:rPr>
+                <w:rFonts w:ascii="Cambria Math" w:hAnsi="Cambria Math" w:eastAsia="Cambria Math" w:cs="Cambria Math"/>
+                <w:sz w:val="20"/>
+                <w:szCs w:val="20"/>
+              </w:rPr>
+              <m:t xml:space="preserve">,</m:t>
+            </m:r>
+            <m:sSub>
+              <m:e>
+                <m:r>
+                  <m:rPr>
+                    <m:sty m:val="i"/>
+                  </m:rPr>
+                  <w:rPr>
+                    <w:rFonts w:ascii="Cambria Math" w:hAnsi="Cambria Math" w:eastAsia="Cambria Math" w:cs="Cambria Math"/>
+                    <w:sz w:val="20"/>
+                    <w:szCs w:val="20"/>
+                  </w:rPr>
+                  <m:t xml:space="preserve">θ</m:t>
+                </m:r>
+              </m:e>
+              <m:sub>
+                <m:r>
+                  <m:rPr>
+                    <m:sty m:val="p"/>
+                  </m:rPr>
+                  <w:rPr>
+                    <w:rFonts w:ascii="Cambria Math" w:hAnsi="Cambria Math" w:eastAsia="Cambria Math" w:cs="Cambria Math"/>
+                    <w:sz w:val="20"/>
+                    <w:szCs w:val="20"/>
+                  </w:rPr>
+                  <m:t xml:space="preserve">h</m:t>
+                </m:r>
+              </m:sub>
+            </m:sSub>
+            <m:r>
+              <m:rPr>
+                <m:sty m:val="p"/>
+              </m:rPr>
+              <w:rPr>
+                <w:rFonts w:ascii="Cambria Math" w:hAnsi="Cambria Math" w:eastAsia="Cambria Math" w:cs="Cambria Math"/>
+                <w:sz w:val="20"/>
+                <w:szCs w:val="20"/>
+              </w:rPr>
+              <m:t xml:space="preserve">,</m:t>
+            </m:r>
+            <m:sSub>
+              <m:e>
+                <m:r>
+                  <m:rPr>
+                    <m:sty m:val="i"/>
+                  </m:rPr>
+                  <w:rPr>
+                    <w:rFonts w:ascii="Cambria Math" w:hAnsi="Cambria Math" w:eastAsia="Cambria Math" w:cs="Cambria Math"/>
+                    <w:sz w:val="20"/>
+                    <w:szCs w:val="20"/>
+                  </w:rPr>
+                  <m:t xml:space="preserve">ψ</m:t>
+                </m:r>
+              </m:e>
+              <m:sub>
+                <m:r>
+                  <m:rPr>
+                    <m:sty m:val="p"/>
+                  </m:rPr>
+                  <w:rPr>
+                    <w:rFonts w:ascii="Cambria Math" w:hAnsi="Cambria Math" w:eastAsia="Cambria Math" w:cs="Cambria Math"/>
+                    <w:sz w:val="20"/>
+                    <w:szCs w:val="20"/>
+                  </w:rPr>
+                  <m:t xml:space="preserve">h</m:t>
+                </m:r>
+              </m:sub>
+            </m:sSub>
+          </m:e>
+        </m:d>
+      </m:oMath>
+      <w:r>
+        <w:rPr>
+          <w:rFonts w:hint="eastAsia"/>
+          <w:sz w:val="20"/>
+          <w:szCs w:val="20"/>
+        </w:rPr>
+        <w:t xml:space="preserve">，单位为 rad。姿态由三编码器手柄的串联正运动学及其相对 </w:t>
+      </w:r>
+      <w:r>
+        <w:rPr>
+          <w:rFonts w:hint="eastAsia"/>
+          <w:sz w:val="20"/>
+          <w:szCs w:val="20"/>
+        </w:rPr>
+        <w:t xml:space="preserve">{D}</w:t>
+      </w:r>
+      <w:r>
+        <w:rPr>
+          <w:rFonts w:hint="eastAsia"/>
+          <w:sz w:val="20"/>
+          <w:szCs w:val="20"/>
+        </w:rPr>
+        <w:t xml:space="preserve"> 的安装变换得到，三个编码器角 </w:t>
+      </w:r>
+      <m:oMath>
+        <m:sSub>
+          <m:e>
+            <m:r>
+              <m:rPr>
+                <m:sty m:val="bi"/>
+              </m:rPr>
+              <w:rPr>
+                <w:rFonts w:ascii="Cambria Math" w:hAnsi="Cambria Math" w:eastAsia="Cambria Math" w:cs="Cambria Math"/>
+                <w:sz w:val="20"/>
+                <w:szCs w:val="20"/>
+              </w:rPr>
+              <m:t xml:space="preserve">q</m:t>
+            </m:r>
+          </m:e>
+          <m:sub>
+            <m:r>
+              <m:rPr>
+                <m:sty m:val="p"/>
+              </m:rPr>
+              <w:rPr>
+                <w:rFonts w:ascii="Cambria Math" w:hAnsi="Cambria Math" w:eastAsia="Cambria Math" w:cs="Cambria Math"/>
+                <w:sz w:val="20"/>
+                <w:szCs w:val="20"/>
+              </w:rPr>
+              <m:t xml:space="preserve">h</m:t>
             </m:r>
           </m:sub>
         </m:sSub>
       </m:oMath>
       <w:r>
         <w:rPr>
-          <w:sz w:val="20"/>
-          <w:szCs w:val="20"/>
-        </w:rPr>
-        <w:t xml:space="preserve"> </w:t>
-      </w:r>
-      <w:r>
-        <w:rPr>
           <w:rFonts w:hint="eastAsia"/>
           <w:sz w:val="20"/>
           <w:szCs w:val="20"/>
         </w:rPr>
-        <w:t>与从端参考点</w:t>
-      </w:r>
-      <w:r>
-        <w:rPr>
-          <w:sz w:val="20"/>
-          <w:szCs w:val="20"/>
-        </w:rPr>
-        <w:t xml:space="preserve"> </w:t>
-      </w:r>
-      <m:oMath>
-        <m:sSub>
-          <m:sSubPr/>
-          <m:e>
-            <m:r>
-              <m:rPr>
-                <m:sty m:val="bi"/>
-              </m:rPr>
-              <w:rPr>
-                <w:rFonts w:ascii="Cambria Math" w:hAnsi="Cambria Math" w:eastAsia="Cambria Math" w:cs="Cambria Math"/>
-                <w:sz w:val="20"/>
-                <w:szCs w:val="20"/>
-              </w:rPr>
-              <m:t>p</m:t>
-            </m:r>
-          </m:e>
-          <m:sub>
-            <m:r>
-              <m:rPr>
-                <m:sty m:val="p"/>
-              </m:rPr>
-              <w:rPr>
-                <w:rFonts w:ascii="Cambria Math" w:hAnsi="Cambria Math" w:eastAsia="Cambria Math" w:cs="Cambria Math"/>
-                <w:sz w:val="20"/>
-                <w:szCs w:val="20"/>
-              </w:rPr>
-              <m:t>A,</m:t>
-            </m:r>
-            <m:r>
-              <m:rPr/>
-              <w:rPr>
-                <w:rFonts w:ascii="Cambria Math" w:hAnsi="Cambria Math" w:eastAsia="Cambria Math" w:cs="Cambria Math"/>
-                <w:sz w:val="20"/>
-                <w:szCs w:val="20"/>
-              </w:rPr>
-              <m:t>0</m:t>
-            </m:r>
-          </m:sub>
-        </m:sSub>
-      </m:oMath>
-      <w:r>
-        <w:rPr>
-          <w:rFonts w:hint="eastAsia"/>
-          <w:sz w:val="20"/>
-          <w:szCs w:val="20"/>
-        </w:rPr>
-        <w:t>，经坐标对齐后的主从位置映射为</w:t>
-      </w:r>
-      <w:bookmarkStart w:id="27" w:name="_GoBack"/>
-      <w:bookmarkEnd w:id="27"/>
+        <w:t xml:space="preserve"> 不直接等于 RPY。本文统一采用固定轴 X–Y–Z 约定，主端旋转矩阵及位姿输入的齐次矩阵为</w:t>
+      </w:r>
     </w:p>
     <w:tbl>
       <w:tblPr>
@@ -29758,22 +29997,37 @@
                 <m:jc m:val="center"/>
               </m:oMathParaPr>
               <m:oMath>
-                <m:sSub>
-                  <m:sSubPr/>
+                <m:eqArr>
+                  <m:eqArrPr/>
                   <m:e>
-                    <m:r>
-                      <m:rPr>
-                        <m:sty m:val="bi"/>
-                      </m:rPr>
-                      <w:rPr>
-                        <w:rFonts w:ascii="Cambria Math" w:hAnsi="Cambria Math" w:eastAsia="Cambria Math" w:cs="Cambria Math"/>
-                        <w:sz w:val="18"/>
-                        <w:szCs w:val="18"/>
-                      </w:rPr>
-                      <m:t>p</m:t>
-                    </m:r>
-                  </m:e>
-                  <m:sub>
+                    <m:sSub>
+                      <m:e>
+                        <m:r>
+                          <m:rPr>
+                            <m:sty m:val="b"/>
+                          </m:rPr>
+                          <w:rPr>
+                            <w:rFonts w:ascii="Cambria Math" w:hAnsi="Cambria Math" w:eastAsia="Cambria Math" w:cs="Cambria Math"/>
+                            <w:sz w:val="18"/>
+                            <w:szCs w:val="18"/>
+                          </w:rPr>
+                          <m:t xml:space="preserve">R</m:t>
+                        </m:r>
+                      </m:e>
+                      <m:sub>
+                        <m:r>
+                          <m:rPr>
+                            <m:sty m:val="p"/>
+                          </m:rPr>
+                          <w:rPr>
+                            <w:rFonts w:ascii="Cambria Math" w:hAnsi="Cambria Math" w:eastAsia="Cambria Math" w:cs="Cambria Math"/>
+                            <w:sz w:val="18"/>
+                            <w:szCs w:val="18"/>
+                          </w:rPr>
+                          <m:t xml:space="preserve">h</m:t>
+                        </m:r>
+                      </m:sub>
+                    </m:sSub>
                     <m:r>
                       <m:rPr>
                         <m:sty m:val="p"/>
@@ -29783,37 +30037,200 @@
                         <w:sz w:val="18"/>
                         <w:szCs w:val="18"/>
                       </w:rPr>
-                      <m:t>A,d</m:t>
+                      <m:t xml:space="preserve">=</m:t>
                     </m:r>
-                  </m:sub>
-                </m:sSub>
-                <m:r>
-                  <m:rPr>
-                    <m:sty m:val="p"/>
-                  </m:rPr>
-                  <w:rPr>
-                    <w:rFonts w:ascii="Cambria Math" w:hAnsi="Cambria Math" w:eastAsia="Cambria Math" w:cs="Cambria Math"/>
-                    <w:sz w:val="18"/>
-                    <w:szCs w:val="18"/>
-                  </w:rPr>
-                  <m:t>=</m:t>
-                </m:r>
-                <m:sSub>
-                  <m:sSubPr/>
-                  <m:e>
-                    <m:r>
-                      <m:rPr>
-                        <m:sty m:val="bi"/>
-                      </m:rPr>
-                      <w:rPr>
-                        <w:rFonts w:ascii="Cambria Math" w:hAnsi="Cambria Math" w:eastAsia="Cambria Math" w:cs="Cambria Math"/>
-                        <w:sz w:val="18"/>
-                        <w:szCs w:val="18"/>
-                      </w:rPr>
-                      <m:t>p</m:t>
-                    </m:r>
-                  </m:e>
-                  <m:sub>
+                    <m:sSub>
+                      <m:e>
+                        <m:r>
+                          <m:rPr>
+                            <m:sty m:val="b"/>
+                          </m:rPr>
+                          <w:rPr>
+                            <w:rFonts w:ascii="Cambria Math" w:hAnsi="Cambria Math" w:eastAsia="Cambria Math" w:cs="Cambria Math"/>
+                            <w:sz w:val="18"/>
+                            <w:szCs w:val="18"/>
+                          </w:rPr>
+                          <m:t xml:space="preserve">R</m:t>
+                        </m:r>
+                      </m:e>
+                      <m:sub>
+                        <m:r>
+                          <m:rPr>
+                            <m:sty m:val="p"/>
+                          </m:rPr>
+                          <w:rPr>
+                            <w:rFonts w:ascii="Cambria Math" w:hAnsi="Cambria Math" w:eastAsia="Cambria Math" w:cs="Cambria Math"/>
+                            <w:sz w:val="18"/>
+                            <w:szCs w:val="18"/>
+                          </w:rPr>
+                          <m:t xml:space="preserve">z</m:t>
+                        </m:r>
+                      </m:sub>
+                    </m:sSub>
+                    <m:d>
+                      <m:dPr>
+                        <m:begChr m:val="("/>
+                        <m:endChr m:val=")"/>
+                      </m:dPr>
+                      <m:e>
+                        <m:sSub>
+                          <m:e>
+                            <m:r>
+                              <m:rPr>
+                                <m:sty m:val="i"/>
+                              </m:rPr>
+                              <w:rPr>
+                                <w:rFonts w:ascii="Cambria Math" w:hAnsi="Cambria Math" w:eastAsia="Cambria Math" w:cs="Cambria Math"/>
+                                <w:sz w:val="18"/>
+                                <w:szCs w:val="18"/>
+                              </w:rPr>
+                              <m:t xml:space="preserve">ψ</m:t>
+                            </m:r>
+                          </m:e>
+                          <m:sub>
+                            <m:r>
+                              <m:rPr>
+                                <m:sty m:val="p"/>
+                              </m:rPr>
+                              <w:rPr>
+                                <w:rFonts w:ascii="Cambria Math" w:hAnsi="Cambria Math" w:eastAsia="Cambria Math" w:cs="Cambria Math"/>
+                                <w:sz w:val="18"/>
+                                <w:szCs w:val="18"/>
+                              </w:rPr>
+                              <m:t xml:space="preserve">h</m:t>
+                            </m:r>
+                          </m:sub>
+                        </m:sSub>
+                      </m:e>
+                    </m:d>
+                    <m:sSub>
+                      <m:e>
+                        <m:r>
+                          <m:rPr>
+                            <m:sty m:val="b"/>
+                          </m:rPr>
+                          <w:rPr>
+                            <w:rFonts w:ascii="Cambria Math" w:hAnsi="Cambria Math" w:eastAsia="Cambria Math" w:cs="Cambria Math"/>
+                            <w:sz w:val="18"/>
+                            <w:szCs w:val="18"/>
+                          </w:rPr>
+                          <m:t xml:space="preserve">R</m:t>
+                        </m:r>
+                      </m:e>
+                      <m:sub>
+                        <m:r>
+                          <m:rPr>
+                            <m:sty m:val="p"/>
+                          </m:rPr>
+                          <w:rPr>
+                            <w:rFonts w:ascii="Cambria Math" w:hAnsi="Cambria Math" w:eastAsia="Cambria Math" w:cs="Cambria Math"/>
+                            <w:sz w:val="18"/>
+                            <w:szCs w:val="18"/>
+                          </w:rPr>
+                          <m:t xml:space="preserve">y</m:t>
+                        </m:r>
+                      </m:sub>
+                    </m:sSub>
+                    <m:d>
+                      <m:dPr>
+                        <m:begChr m:val="("/>
+                        <m:endChr m:val=")"/>
+                      </m:dPr>
+                      <m:e>
+                        <m:sSub>
+                          <m:e>
+                            <m:r>
+                              <m:rPr>
+                                <m:sty m:val="i"/>
+                              </m:rPr>
+                              <w:rPr>
+                                <w:rFonts w:ascii="Cambria Math" w:hAnsi="Cambria Math" w:eastAsia="Cambria Math" w:cs="Cambria Math"/>
+                                <w:sz w:val="18"/>
+                                <w:szCs w:val="18"/>
+                              </w:rPr>
+                              <m:t xml:space="preserve">θ</m:t>
+                            </m:r>
+                          </m:e>
+                          <m:sub>
+                            <m:r>
+                              <m:rPr>
+                                <m:sty m:val="p"/>
+                              </m:rPr>
+                              <w:rPr>
+                                <w:rFonts w:ascii="Cambria Math" w:hAnsi="Cambria Math" w:eastAsia="Cambria Math" w:cs="Cambria Math"/>
+                                <w:sz w:val="18"/>
+                                <w:szCs w:val="18"/>
+                              </w:rPr>
+                              <m:t xml:space="preserve">h</m:t>
+                            </m:r>
+                          </m:sub>
+                        </m:sSub>
+                      </m:e>
+                    </m:d>
+                    <m:sSub>
+                      <m:e>
+                        <m:r>
+                          <m:rPr>
+                            <m:sty m:val="b"/>
+                          </m:rPr>
+                          <w:rPr>
+                            <w:rFonts w:ascii="Cambria Math" w:hAnsi="Cambria Math" w:eastAsia="Cambria Math" w:cs="Cambria Math"/>
+                            <w:sz w:val="18"/>
+                            <w:szCs w:val="18"/>
+                          </w:rPr>
+                          <m:t xml:space="preserve">R</m:t>
+                        </m:r>
+                      </m:e>
+                      <m:sub>
+                        <m:r>
+                          <m:rPr>
+                            <m:sty m:val="p"/>
+                          </m:rPr>
+                          <w:rPr>
+                            <w:rFonts w:ascii="Cambria Math" w:hAnsi="Cambria Math" w:eastAsia="Cambria Math" w:cs="Cambria Math"/>
+                            <w:sz w:val="18"/>
+                            <w:szCs w:val="18"/>
+                          </w:rPr>
+                          <m:t xml:space="preserve">x</m:t>
+                        </m:r>
+                      </m:sub>
+                    </m:sSub>
+                    <m:d>
+                      <m:dPr>
+                        <m:begChr m:val="("/>
+                        <m:endChr m:val=")"/>
+                      </m:dPr>
+                      <m:e>
+                        <m:sSub>
+                          <m:e>
+                            <m:r>
+                              <m:rPr>
+                                <m:sty m:val="i"/>
+                              </m:rPr>
+                              <w:rPr>
+                                <w:rFonts w:ascii="Cambria Math" w:hAnsi="Cambria Math" w:eastAsia="Cambria Math" w:cs="Cambria Math"/>
+                                <w:sz w:val="18"/>
+                                <w:szCs w:val="18"/>
+                              </w:rPr>
+                              <m:t xml:space="preserve">ϕ</m:t>
+                            </m:r>
+                          </m:e>
+                          <m:sub>
+                            <m:r>
+                              <m:rPr>
+                                <m:sty m:val="p"/>
+                              </m:rPr>
+                              <w:rPr>
+                                <w:rFonts w:ascii="Cambria Math" w:hAnsi="Cambria Math" w:eastAsia="Cambria Math" w:cs="Cambria Math"/>
+                                <w:sz w:val="18"/>
+                                <w:szCs w:val="18"/>
+                              </w:rPr>
+                              <m:t xml:space="preserve">h</m:t>
+                            </m:r>
+                          </m:sub>
+                        </m:sSub>
+                      </m:e>
+                    </m:d>
                     <m:r>
                       <m:rPr>
                         <m:sty m:val="p"/>
@@ -29823,46 +30240,38 @@
                         <w:sz w:val="18"/>
                         <w:szCs w:val="18"/>
                       </w:rPr>
-                      <m:t>A,</m:t>
-                    </m:r>
-                    <m:r>
-                      <m:rPr/>
-                      <w:rPr>
-                        <w:rFonts w:ascii="Cambria Math" w:hAnsi="Cambria Math" w:eastAsia="Cambria Math" w:cs="Cambria Math"/>
-                        <w:sz w:val="18"/>
-                        <w:szCs w:val="18"/>
-                      </w:rPr>
-                      <m:t>0</m:t>
-                    </m:r>
-                  </m:sub>
-                </m:sSub>
-                <m:r>
-                  <m:rPr>
-                    <m:sty m:val="p"/>
-                  </m:rPr>
-                  <w:rPr>
-                    <w:rFonts w:ascii="Cambria Math" w:hAnsi="Cambria Math" w:eastAsia="Cambria Math" w:cs="Cambria Math"/>
-                    <w:sz w:val="18"/>
-                    <w:szCs w:val="18"/>
-                  </w:rPr>
-                  <m:t>+</m:t>
-                </m:r>
-                <m:sSub>
-                  <m:sSubPr/>
-                  <m:e>
-                    <m:r>
-                      <m:rPr>
-                        <m:sty m:val="b"/>
-                      </m:rPr>
-                      <w:rPr>
-                        <w:rFonts w:ascii="Cambria Math" w:hAnsi="Cambria Math" w:eastAsia="Cambria Math" w:cs="Cambria Math"/>
-                        <w:sz w:val="18"/>
-                        <w:szCs w:val="18"/>
-                      </w:rPr>
-                      <m:t>K</m:t>
+                      <m:t xml:space="preserve">,</m:t>
                     </m:r>
                   </m:e>
-                  <m:sub>
+                  <m:e>
+                    <m:sSub>
+                      <m:e>
+                        <m:r>
+                          <m:rPr>
+                            <m:sty m:val="b"/>
+                          </m:rPr>
+                          <w:rPr>
+                            <w:rFonts w:ascii="Cambria Math" w:hAnsi="Cambria Math" w:eastAsia="Cambria Math" w:cs="Cambria Math"/>
+                            <w:sz w:val="18"/>
+                            <w:szCs w:val="18"/>
+                          </w:rPr>
+                          <m:t xml:space="preserve">T</m:t>
+                        </m:r>
+                      </m:e>
+                      <m:sub>
+                        <m:r>
+                          <m:rPr>
+                            <m:sty m:val="p"/>
+                          </m:rPr>
+                          <w:rPr>
+                            <w:rFonts w:ascii="Cambria Math" w:hAnsi="Cambria Math" w:eastAsia="Cambria Math" w:cs="Cambria Math"/>
+                            <w:sz w:val="18"/>
+                            <w:szCs w:val="18"/>
+                          </w:rPr>
+                          <m:t xml:space="preserve">Dh</m:t>
+                        </m:r>
+                      </m:sub>
+                    </m:sSub>
                     <m:r>
                       <m:rPr>
                         <m:sty m:val="p"/>
@@ -29872,26 +30281,135 @@
                         <w:sz w:val="18"/>
                         <w:szCs w:val="18"/>
                       </w:rPr>
-                      <m:t>map</m:t>
+                      <m:t xml:space="preserve">=</m:t>
                     </m:r>
-                  </m:sub>
-                </m:sSub>
-                <m:sSub>
-                  <m:sSubPr/>
-                  <m:e>
-                    <m:r>
-                      <m:rPr>
-                        <m:sty m:val="b"/>
-                      </m:rPr>
-                      <w:rPr>
-                        <w:rFonts w:ascii="Cambria Math" w:hAnsi="Cambria Math" w:eastAsia="Cambria Math" w:cs="Cambria Math"/>
-                        <w:sz w:val="18"/>
-                        <w:szCs w:val="18"/>
-                      </w:rPr>
-                      <m:t>R</m:t>
-                    </m:r>
-                  </m:e>
-                  <m:sub>
+                    <m:d>
+                      <m:dPr>
+                        <m:begChr m:val="["/>
+                        <m:endChr m:val="]"/>
+                      </m:dPr>
+                      <m:e>
+                        <m:m>
+                          <m:mPr>
+                            <m:mcs>
+                              <m:mc>
+                                <m:mcPr>
+                                  <m:count m:val="2"/>
+                                  <m:mcJc m:val="center"/>
+                                </m:mcPr>
+                              </m:mc>
+                            </m:mcs>
+                          </m:mPr>
+                          <m:mr>
+                            <m:e>
+                              <m:sSub>
+                                <m:e>
+                                  <m:r>
+                                    <m:rPr>
+                                      <m:sty m:val="b"/>
+                                    </m:rPr>
+                                    <w:rPr>
+                                      <w:rFonts w:ascii="Cambria Math" w:hAnsi="Cambria Math" w:eastAsia="Cambria Math" w:cs="Cambria Math"/>
+                                      <w:sz w:val="18"/>
+                                      <w:szCs w:val="18"/>
+                                    </w:rPr>
+                                    <m:t xml:space="preserve">R</m:t>
+                                  </m:r>
+                                </m:e>
+                                <m:sub>
+                                  <m:r>
+                                    <m:rPr>
+                                      <m:sty m:val="p"/>
+                                    </m:rPr>
+                                    <w:rPr>
+                                      <w:rFonts w:ascii="Cambria Math" w:hAnsi="Cambria Math" w:eastAsia="Cambria Math" w:cs="Cambria Math"/>
+                                      <w:sz w:val="18"/>
+                                      <w:szCs w:val="18"/>
+                                    </w:rPr>
+                                    <m:t xml:space="preserve">h</m:t>
+                                  </m:r>
+                                </m:sub>
+                              </m:sSub>
+                            </m:e>
+                            <m:e>
+                              <m:sSub>
+                                <m:e>
+                                  <m:r>
+                                    <m:rPr>
+                                      <m:sty m:val="bi"/>
+                                    </m:rPr>
+                                    <w:rPr>
+                                      <w:rFonts w:ascii="Cambria Math" w:hAnsi="Cambria Math" w:eastAsia="Cambria Math" w:cs="Cambria Math"/>
+                                      <w:sz w:val="18"/>
+                                      <w:szCs w:val="18"/>
+                                    </w:rPr>
+                                    <m:t xml:space="preserve">p</m:t>
+                                  </m:r>
+                                </m:e>
+                                <m:sub>
+                                  <m:r>
+                                    <m:rPr>
+                                      <m:sty m:val="p"/>
+                                    </m:rPr>
+                                    <w:rPr>
+                                      <w:rFonts w:ascii="Cambria Math" w:hAnsi="Cambria Math" w:eastAsia="Cambria Math" w:cs="Cambria Math"/>
+                                      <w:sz w:val="18"/>
+                                      <w:szCs w:val="18"/>
+                                    </w:rPr>
+                                    <m:t xml:space="preserve">D</m:t>
+                                  </m:r>
+                                </m:sub>
+                              </m:sSub>
+                            </m:e>
+                          </m:mr>
+                          <m:mr>
+                            <m:e>
+                              <m:sSup>
+                                <m:e>
+                                  <m:r>
+                                    <m:rPr>
+                                      <m:sty m:val="bi"/>
+                                    </m:rPr>
+                                    <w:rPr>
+                                      <w:rFonts w:ascii="Cambria Math" w:hAnsi="Cambria Math" w:eastAsia="Cambria Math" w:cs="Cambria Math"/>
+                                      <w:sz w:val="18"/>
+                                      <w:szCs w:val="18"/>
+                                    </w:rPr>
+                                    <m:t xml:space="preserve">0</m:t>
+                                  </m:r>
+                                </m:e>
+                                <m:sup>
+                                  <m:r>
+                                    <m:rPr>
+                                      <m:sty m:val="p"/>
+                                    </m:rPr>
+                                    <w:rPr>
+                                      <w:rFonts w:ascii="Cambria Math" w:hAnsi="Cambria Math" w:eastAsia="Cambria Math" w:cs="Cambria Math"/>
+                                      <w:sz w:val="18"/>
+                                      <w:szCs w:val="18"/>
+                                    </w:rPr>
+                                    <m:t xml:space="preserve">T</m:t>
+                                  </m:r>
+                                </m:sup>
+                              </m:sSup>
+                            </m:e>
+                            <m:e>
+                              <m:r>
+                                <m:rPr>
+                                  <m:sty m:val="p"/>
+                                </m:rPr>
+                                <w:rPr>
+                                  <w:rFonts w:ascii="Cambria Math" w:hAnsi="Cambria Math" w:eastAsia="Cambria Math" w:cs="Cambria Math"/>
+                                  <w:sz w:val="18"/>
+                                  <w:szCs w:val="18"/>
+                                </w:rPr>
+                                <m:t xml:space="preserve">1</m:t>
+                              </m:r>
+                            </m:e>
+                          </m:mr>
+                        </m:m>
+                      </m:e>
+                    </m:d>
                     <m:r>
                       <m:rPr>
                         <m:sty m:val="p"/>
@@ -29901,110 +30419,10 @@
                         <w:sz w:val="18"/>
                         <w:szCs w:val="18"/>
                       </w:rPr>
-                      <m:t>AD</m:t>
-                    </m:r>
-                  </m:sub>
-                </m:sSub>
-                <m:r>
-                  <m:rPr>
-                    <m:sty m:val="p"/>
-                  </m:rPr>
-                  <w:rPr>
-                    <w:rFonts w:ascii="Cambria Math" w:hAnsi="Cambria Math" w:eastAsia="Cambria Math" w:cs="Cambria Math"/>
-                    <w:sz w:val="18"/>
-                    <w:szCs w:val="18"/>
-                  </w:rPr>
-                  <m:t>(</m:t>
-                </m:r>
-                <m:sSub>
-                  <m:sSubPr/>
-                  <m:e>
-                    <m:r>
-                      <m:rPr>
-                        <m:sty m:val="bi"/>
-                      </m:rPr>
-                      <w:rPr>
-                        <w:rFonts w:ascii="Cambria Math" w:hAnsi="Cambria Math" w:eastAsia="Cambria Math" w:cs="Cambria Math"/>
-                        <w:sz w:val="18"/>
-                        <w:szCs w:val="18"/>
-                      </w:rPr>
-                      <m:t>p</m:t>
+                      <m:t xml:space="preserve">.</m:t>
                     </m:r>
                   </m:e>
-                  <m:sub>
-                    <m:r>
-                      <m:rPr>
-                        <m:sty m:val="p"/>
-                      </m:rPr>
-                      <w:rPr>
-                        <w:rFonts w:ascii="Cambria Math" w:hAnsi="Cambria Math" w:eastAsia="Cambria Math" w:cs="Cambria Math"/>
-                        <w:sz w:val="18"/>
-                        <w:szCs w:val="18"/>
-                      </w:rPr>
-                      <m:t>D</m:t>
-                    </m:r>
-                  </m:sub>
-                </m:sSub>
-                <m:r>
-                  <m:rPr>
-                    <m:sty m:val="p"/>
-                  </m:rPr>
-                  <w:rPr>
-                    <w:rFonts w:ascii="Cambria Math" w:hAnsi="Cambria Math" w:eastAsia="Cambria Math" w:cs="Cambria Math"/>
-                    <w:sz w:val="18"/>
-                    <w:szCs w:val="18"/>
-                  </w:rPr>
-                  <m:t>−</m:t>
-                </m:r>
-                <m:sSub>
-                  <m:sSubPr/>
-                  <m:e>
-                    <m:r>
-                      <m:rPr>
-                        <m:sty m:val="bi"/>
-                      </m:rPr>
-                      <w:rPr>
-                        <w:rFonts w:ascii="Cambria Math" w:hAnsi="Cambria Math" w:eastAsia="Cambria Math" w:cs="Cambria Math"/>
-                        <w:sz w:val="18"/>
-                        <w:szCs w:val="18"/>
-                      </w:rPr>
-                      <m:t>p</m:t>
-                    </m:r>
-                  </m:e>
-                  <m:sub>
-                    <m:r>
-                      <m:rPr>
-                        <m:sty m:val="p"/>
-                      </m:rPr>
-                      <w:rPr>
-                        <w:rFonts w:ascii="Cambria Math" w:hAnsi="Cambria Math" w:eastAsia="Cambria Math" w:cs="Cambria Math"/>
-                        <w:sz w:val="18"/>
-                        <w:szCs w:val="18"/>
-                      </w:rPr>
-                      <m:t>D,</m:t>
-                    </m:r>
-                    <m:r>
-                      <m:rPr/>
-                      <w:rPr>
-                        <w:rFonts w:ascii="Cambria Math" w:hAnsi="Cambria Math" w:eastAsia="Cambria Math" w:cs="Cambria Math"/>
-                        <w:sz w:val="18"/>
-                        <w:szCs w:val="18"/>
-                      </w:rPr>
-                      <m:t>0</m:t>
-                    </m:r>
-                  </m:sub>
-                </m:sSub>
-                <m:r>
-                  <m:rPr>
-                    <m:sty m:val="p"/>
-                  </m:rPr>
-                  <w:rPr>
-                    <w:rFonts w:ascii="Cambria Math" w:hAnsi="Cambria Math" w:eastAsia="Cambria Math" w:cs="Cambria Math"/>
-                    <w:sz w:val="18"/>
-                    <w:szCs w:val="18"/>
-                  </w:rPr>
-                  <m:t>),</m:t>
-                </m:r>
+                </m:eqArr>
               </m:oMath>
             </m:oMathPara>
           </w:p>
@@ -30055,52 +30473,7 @@
           <w:sz w:val="20"/>
           <w:szCs w:val="20"/>
         </w:rPr>
-        <w:t>其中</w:t>
-      </w:r>
-      <w:r>
-        <w:rPr>
-          <w:sz w:val="20"/>
-          <w:szCs w:val="20"/>
-        </w:rPr>
-        <w:t xml:space="preserve"> </w:t>
-      </w:r>
-      <m:oMath>
-        <m:sSub>
-          <m:sSubPr/>
-          <m:e>
-            <m:r>
-              <m:rPr>
-                <m:sty m:val="b"/>
-              </m:rPr>
-              <w:rPr>
-                <w:rFonts w:ascii="Cambria Math" w:hAnsi="Cambria Math" w:eastAsia="Cambria Math" w:cs="Cambria Math"/>
-                <w:sz w:val="20"/>
-                <w:szCs w:val="20"/>
-              </w:rPr>
-              <m:t>R</m:t>
-            </m:r>
-          </m:e>
-          <m:sub>
-            <m:r>
-              <m:rPr>
-                <m:sty m:val="p"/>
-              </m:rPr>
-              <w:rPr>
-                <w:rFonts w:ascii="Cambria Math" w:hAnsi="Cambria Math" w:eastAsia="Cambria Math" w:cs="Cambria Math"/>
-                <w:sz w:val="20"/>
-                <w:szCs w:val="20"/>
-              </w:rPr>
-              <m:t>AD</m:t>
-            </m:r>
-          </m:sub>
-        </m:sSub>
-      </m:oMath>
-      <w:r>
-        <w:rPr>
-          <w:sz w:val="20"/>
-          <w:szCs w:val="20"/>
-        </w:rPr>
-        <w:t xml:space="preserve"> </w:t>
+        <w:t xml:space="preserve">其中，旋转矩阵将手柄姿态坐标系的分量变换至 </w:t>
       </w:r>
       <w:r>
         <w:rPr>
@@ -30108,164 +30481,7 @@
           <w:sz w:val="20"/>
           <w:szCs w:val="20"/>
         </w:rPr>
-        <w:t>为固定坐标校准旋转，</w:t>
-      </w:r>
-      <m:oMath>
-        <m:sSub>
-          <m:sSubPr/>
-          <m:e>
-            <m:r>
-              <m:rPr>
-                <m:sty m:val="b"/>
-              </m:rPr>
-              <w:rPr>
-                <w:rFonts w:ascii="Cambria Math" w:hAnsi="Cambria Math" w:eastAsia="Cambria Math" w:cs="Cambria Math"/>
-                <w:sz w:val="20"/>
-                <w:szCs w:val="20"/>
-              </w:rPr>
-              <m:t>K</m:t>
-            </m:r>
-          </m:e>
-          <m:sub>
-            <m:r>
-              <m:rPr>
-                <m:sty m:val="p"/>
-              </m:rPr>
-              <w:rPr>
-                <w:rFonts w:ascii="Cambria Math" w:hAnsi="Cambria Math" w:eastAsia="Cambria Math" w:cs="Cambria Math"/>
-                <w:sz w:val="20"/>
-                <w:szCs w:val="20"/>
-              </w:rPr>
-              <m:t>map</m:t>
-            </m:r>
-          </m:sub>
-        </m:sSub>
-        <m:r>
-          <m:rPr>
-            <m:sty m:val="p"/>
-          </m:rPr>
-          <w:rPr>
-            <w:rFonts w:ascii="Cambria Math" w:hAnsi="Cambria Math" w:eastAsia="Cambria Math" w:cs="Cambria Math"/>
-            <w:sz w:val="20"/>
-            <w:szCs w:val="20"/>
-          </w:rPr>
-          <m:t>=diag(</m:t>
-        </m:r>
-        <m:sSub>
-          <m:sSubPr/>
-          <m:e>
-            <m:r>
-              <m:rPr/>
-              <w:rPr>
-                <w:rFonts w:ascii="Cambria Math" w:hAnsi="Cambria Math" w:eastAsia="Cambria Math" w:cs="Cambria Math"/>
-                <w:sz w:val="20"/>
-                <w:szCs w:val="20"/>
-              </w:rPr>
-              <m:t>k</m:t>
-            </m:r>
-          </m:e>
-          <m:sub>
-            <m:r>
-              <m:rPr/>
-              <w:rPr>
-                <w:rFonts w:ascii="Cambria Math" w:hAnsi="Cambria Math" w:eastAsia="Cambria Math" w:cs="Cambria Math"/>
-                <w:sz w:val="20"/>
-                <w:szCs w:val="20"/>
-              </w:rPr>
-              <m:t>x</m:t>
-            </m:r>
-          </m:sub>
-        </m:sSub>
-        <m:r>
-          <m:rPr>
-            <m:sty m:val="p"/>
-          </m:rPr>
-          <w:rPr>
-            <w:rFonts w:ascii="Cambria Math" w:hAnsi="Cambria Math" w:eastAsia="Cambria Math" w:cs="Cambria Math"/>
-            <w:sz w:val="20"/>
-            <w:szCs w:val="20"/>
-          </w:rPr>
-          <m:t>,</m:t>
-        </m:r>
-        <m:sSub>
-          <m:sSubPr/>
-          <m:e>
-            <m:r>
-              <m:rPr/>
-              <w:rPr>
-                <w:rFonts w:ascii="Cambria Math" w:hAnsi="Cambria Math" w:eastAsia="Cambria Math" w:cs="Cambria Math"/>
-                <w:sz w:val="20"/>
-                <w:szCs w:val="20"/>
-              </w:rPr>
-              <m:t>k</m:t>
-            </m:r>
-          </m:e>
-          <m:sub>
-            <m:r>
-              <m:rPr/>
-              <w:rPr>
-                <w:rFonts w:ascii="Cambria Math" w:hAnsi="Cambria Math" w:eastAsia="Cambria Math" w:cs="Cambria Math"/>
-                <w:sz w:val="20"/>
-                <w:szCs w:val="20"/>
-              </w:rPr>
-              <m:t>y</m:t>
-            </m:r>
-          </m:sub>
-        </m:sSub>
-        <m:r>
-          <m:rPr>
-            <m:sty m:val="p"/>
-          </m:rPr>
-          <w:rPr>
-            <w:rFonts w:ascii="Cambria Math" w:hAnsi="Cambria Math" w:eastAsia="Cambria Math" w:cs="Cambria Math"/>
-            <w:sz w:val="20"/>
-            <w:szCs w:val="20"/>
-          </w:rPr>
-          <m:t>,</m:t>
-        </m:r>
-        <m:sSub>
-          <m:sSubPr/>
-          <m:e>
-            <m:r>
-              <m:rPr/>
-              <w:rPr>
-                <w:rFonts w:ascii="Cambria Math" w:hAnsi="Cambria Math" w:eastAsia="Cambria Math" w:cs="Cambria Math"/>
-                <w:sz w:val="20"/>
-                <w:szCs w:val="20"/>
-              </w:rPr>
-              <m:t>k</m:t>
-            </m:r>
-          </m:e>
-          <m:sub>
-            <m:r>
-              <m:rPr/>
-              <w:rPr>
-                <w:rFonts w:ascii="Cambria Math" w:hAnsi="Cambria Math" w:eastAsia="Cambria Math" w:cs="Cambria Math"/>
-                <w:sz w:val="20"/>
-                <w:szCs w:val="20"/>
-              </w:rPr>
-              <m:t>z</m:t>
-            </m:r>
-          </m:sub>
-        </m:sSub>
-        <m:r>
-          <m:rPr>
-            <m:sty m:val="p"/>
-          </m:rPr>
-          <w:rPr>
-            <w:rFonts w:ascii="Cambria Math" w:hAnsi="Cambria Math" w:eastAsia="Cambria Math" w:cs="Cambria Math"/>
-            <w:sz w:val="20"/>
-            <w:szCs w:val="20"/>
-          </w:rPr>
-          <m:t>)</m:t>
-        </m:r>
-      </m:oMath>
-      <w:r>
-        <w:rPr>
-          <w:sz w:val="20"/>
-          <w:szCs w:val="20"/>
-        </w:rPr>
-        <w:t xml:space="preserve"> </w:t>
+        <w:t xml:space="preserve">{D}</w:t>
       </w:r>
       <w:r>
         <w:rPr>
@@ -30273,7 +30489,7 @@
           <w:sz w:val="20"/>
           <w:szCs w:val="20"/>
         </w:rPr>
-        <w:t>为无量纲缩放矩阵。较小缩放系数可减小从端对手部位移的响应，但不能消除机械误差。重置按钮更新参考点时，应保持从端目标连续。</w:t>
+        <w:t xml:space="preserve">；该姿态坐标系的原点取位置输入点，即动平台中心。式（32）中的三个基本旋转矩阵分别表示绕相应坐标轴的右手正向旋转，乘积等价于固定轴先滚转、再俯仰、最后偏航。</w:t>
       </w:r>
     </w:p>
     <w:p>
@@ -30294,18 +30510,26 @@
           <w:sz w:val="20"/>
           <w:szCs w:val="20"/>
         </w:rPr>
-        <w:t>姿态手柄的三个编码器角记为</w:t>
-      </w:r>
-      <w:r>
-        <w:rPr>
-          <w:sz w:val="20"/>
-          <w:szCs w:val="20"/>
-        </w:rPr>
-        <w:t xml:space="preserve"> </w:t>
+        <w:t xml:space="preserve">将从端机械臂基坐标系记为 </w:t>
+      </w:r>
+      <w:r>
+        <w:rPr>
+          <w:rFonts w:hint="eastAsia"/>
+          <w:sz w:val="20"/>
+          <w:szCs w:val="20"/>
+        </w:rPr>
+        <w:t xml:space="preserve">{A}</w:t>
+      </w:r>
+      <w:r>
+        <w:rPr>
+          <w:rFonts w:hint="eastAsia"/>
+          <w:sz w:val="20"/>
+          <w:szCs w:val="20"/>
+        </w:rPr>
+        <w:t xml:space="preserve">，与 III-C 节的坐标系 0 一致。初始化时记录主端位置零点 </w:t>
       </w:r>
       <m:oMath>
         <m:sSub>
-          <m:sSubPr/>
           <m:e>
             <m:r>
               <m:rPr>
@@ -30316,7 +30540,7 @@
                 <w:sz w:val="20"/>
                 <w:szCs w:val="20"/>
               </w:rPr>
-              <m:t>q</m:t>
+              <m:t xml:space="preserve">p</m:t>
             </m:r>
           </m:e>
           <m:sub>
@@ -30329,7 +30553,7 @@
                 <w:sz w:val="20"/>
                 <w:szCs w:val="20"/>
               </w:rPr>
-              <m:t>h</m:t>
+              <m:t xml:space="preserve">D,0</m:t>
             </m:r>
           </m:sub>
         </m:sSub>
@@ -30340,29 +30564,21 @@
           <w:sz w:val="20"/>
           <w:szCs w:val="20"/>
         </w:rPr>
-        <w:t>，根据其真实串联转轴顺序求得</w:t>
-      </w:r>
-      <w:r>
-        <w:rPr>
-          <w:sz w:val="20"/>
-          <w:szCs w:val="20"/>
-        </w:rPr>
-        <w:t xml:space="preserve"> </w:t>
+        <w:t xml:space="preserve"> 和从端参考位置 </w:t>
       </w:r>
       <m:oMath>
         <m:sSub>
-          <m:sSubPr/>
           <m:e>
             <m:r>
               <m:rPr>
-                <m:sty m:val="b"/>
+                <m:sty m:val="bi"/>
               </m:rPr>
               <w:rPr>
                 <w:rFonts w:ascii="Cambria Math" w:hAnsi="Cambria Math" w:eastAsia="Cambria Math" w:cs="Cambria Math"/>
                 <w:sz w:val="20"/>
                 <w:szCs w:val="20"/>
               </w:rPr>
-              <m:t>R</m:t>
+              <m:t xml:space="preserve">p</m:t>
             </m:r>
           </m:e>
           <m:sub>
@@ -30375,61 +30591,10 @@
                 <w:sz w:val="20"/>
                 <w:szCs w:val="20"/>
               </w:rPr>
-              <m:t>h</m:t>
+              <m:t xml:space="preserve">A,0</m:t>
             </m:r>
           </m:sub>
         </m:sSub>
-        <m:r>
-          <m:rPr>
-            <m:sty m:val="p"/>
-          </m:rPr>
-          <w:rPr>
-            <w:rFonts w:ascii="Cambria Math" w:hAnsi="Cambria Math" w:eastAsia="Cambria Math" w:cs="Cambria Math"/>
-            <w:sz w:val="20"/>
-            <w:szCs w:val="20"/>
-          </w:rPr>
-          <m:t>(</m:t>
-        </m:r>
-        <m:sSub>
-          <m:sSubPr/>
-          <m:e>
-            <m:r>
-              <m:rPr>
-                <m:sty m:val="bi"/>
-              </m:rPr>
-              <w:rPr>
-                <w:rFonts w:ascii="Cambria Math" w:hAnsi="Cambria Math" w:eastAsia="Cambria Math" w:cs="Cambria Math"/>
-                <w:sz w:val="20"/>
-                <w:szCs w:val="20"/>
-              </w:rPr>
-              <m:t>q</m:t>
-            </m:r>
-          </m:e>
-          <m:sub>
-            <m:r>
-              <m:rPr>
-                <m:sty m:val="p"/>
-              </m:rPr>
-              <w:rPr>
-                <w:rFonts w:ascii="Cambria Math" w:hAnsi="Cambria Math" w:eastAsia="Cambria Math" w:cs="Cambria Math"/>
-                <w:sz w:val="20"/>
-                <w:szCs w:val="20"/>
-              </w:rPr>
-              <m:t>h</m:t>
-            </m:r>
-          </m:sub>
-        </m:sSub>
-        <m:r>
-          <m:rPr>
-            <m:sty m:val="p"/>
-          </m:rPr>
-          <w:rPr>
-            <w:rFonts w:ascii="Cambria Math" w:hAnsi="Cambria Math" w:eastAsia="Cambria Math" w:cs="Cambria Math"/>
-            <w:sz w:val="20"/>
-            <w:szCs w:val="20"/>
-          </w:rPr>
-          <m:t>)</m:t>
-        </m:r>
       </m:oMath>
       <w:r>
         <w:rPr>
@@ -30437,7 +30602,7 @@
           <w:sz w:val="20"/>
           <w:szCs w:val="20"/>
         </w:rPr>
-        <w:t>，再施加固定安装变换：</w:t>
+        <w:t xml:space="preserve">，由主端矩阵中的位置、姿态分块计算从端目标：</w:t>
       </w:r>
     </w:p>
     <w:tbl>
@@ -30511,22 +30676,37 @@
                 <m:jc m:val="center"/>
               </m:oMathParaPr>
               <m:oMath>
-                <m:sSub>
-                  <m:sSubPr/>
+                <m:eqArr>
+                  <m:eqArrPr/>
                   <m:e>
-                    <m:r>
-                      <m:rPr>
-                        <m:sty m:val="b"/>
-                      </m:rPr>
-                      <w:rPr>
-                        <w:rFonts w:ascii="Cambria Math" w:hAnsi="Cambria Math" w:eastAsia="Cambria Math" w:cs="Cambria Math"/>
-                        <w:sz w:val="18"/>
-                        <w:szCs w:val="18"/>
-                      </w:rPr>
-                      <m:t>R</m:t>
-                    </m:r>
-                  </m:e>
-                  <m:sub>
+                    <m:sSub>
+                      <m:e>
+                        <m:r>
+                          <m:rPr>
+                            <m:sty m:val="bi"/>
+                          </m:rPr>
+                          <w:rPr>
+                            <w:rFonts w:ascii="Cambria Math" w:hAnsi="Cambria Math" w:eastAsia="Cambria Math" w:cs="Cambria Math"/>
+                            <w:sz w:val="18"/>
+                            <w:szCs w:val="18"/>
+                          </w:rPr>
+                          <m:t xml:space="preserve">p</m:t>
+                        </m:r>
+                      </m:e>
+                      <m:sub>
+                        <m:r>
+                          <m:rPr>
+                            <m:sty m:val="p"/>
+                          </m:rPr>
+                          <w:rPr>
+                            <w:rFonts w:ascii="Cambria Math" w:hAnsi="Cambria Math" w:eastAsia="Cambria Math" w:cs="Cambria Math"/>
+                            <w:sz w:val="18"/>
+                            <w:szCs w:val="18"/>
+                          </w:rPr>
+                          <m:t xml:space="preserve">A,d</m:t>
+                        </m:r>
+                      </m:sub>
+                    </m:sSub>
                     <m:r>
                       <m:rPr>
                         <m:sty m:val="p"/>
@@ -30536,37 +30716,36 @@
                         <w:sz w:val="18"/>
                         <w:szCs w:val="18"/>
                       </w:rPr>
-                      <m:t>A,d</m:t>
+                      <m:t xml:space="preserve">=</m:t>
                     </m:r>
-                  </m:sub>
-                </m:sSub>
-                <m:r>
-                  <m:rPr>
-                    <m:sty m:val="p"/>
-                  </m:rPr>
-                  <w:rPr>
-                    <w:rFonts w:ascii="Cambria Math" w:hAnsi="Cambria Math" w:eastAsia="Cambria Math" w:cs="Cambria Math"/>
-                    <w:sz w:val="18"/>
-                    <w:szCs w:val="18"/>
-                  </w:rPr>
-                  <m:t>=</m:t>
-                </m:r>
-                <m:sSub>
-                  <m:sSubPr/>
-                  <m:e>
-                    <m:r>
-                      <m:rPr>
-                        <m:sty m:val="b"/>
-                      </m:rPr>
-                      <w:rPr>
-                        <w:rFonts w:ascii="Cambria Math" w:hAnsi="Cambria Math" w:eastAsia="Cambria Math" w:cs="Cambria Math"/>
-                        <w:sz w:val="18"/>
-                        <w:szCs w:val="18"/>
-                      </w:rPr>
-                      <m:t>R</m:t>
-                    </m:r>
-                  </m:e>
-                  <m:sub>
+                    <m:sSub>
+                      <m:e>
+                        <m:r>
+                          <m:rPr>
+                            <m:sty m:val="bi"/>
+                          </m:rPr>
+                          <w:rPr>
+                            <w:rFonts w:ascii="Cambria Math" w:hAnsi="Cambria Math" w:eastAsia="Cambria Math" w:cs="Cambria Math"/>
+                            <w:sz w:val="18"/>
+                            <w:szCs w:val="18"/>
+                          </w:rPr>
+                          <m:t xml:space="preserve">p</m:t>
+                        </m:r>
+                      </m:e>
+                      <m:sub>
+                        <m:r>
+                          <m:rPr>
+                            <m:sty m:val="p"/>
+                          </m:rPr>
+                          <w:rPr>
+                            <w:rFonts w:ascii="Cambria Math" w:hAnsi="Cambria Math" w:eastAsia="Cambria Math" w:cs="Cambria Math"/>
+                            <w:sz w:val="18"/>
+                            <w:szCs w:val="18"/>
+                          </w:rPr>
+                          <m:t xml:space="preserve">A,0</m:t>
+                        </m:r>
+                      </m:sub>
+                    </m:sSub>
                     <m:r>
                       <m:rPr>
                         <m:sty m:val="p"/>
@@ -30576,35 +30755,139 @@
                         <w:sz w:val="18"/>
                         <w:szCs w:val="18"/>
                       </w:rPr>
-                      <m:t>cal,</m:t>
+                      <m:t xml:space="preserve">+</m:t>
                     </m:r>
-                    <m:r>
-                      <m:rPr/>
-                      <w:rPr>
-                        <w:rFonts w:ascii="Cambria Math" w:hAnsi="Cambria Math" w:eastAsia="Cambria Math" w:cs="Cambria Math"/>
-                        <w:sz w:val="18"/>
-                        <w:szCs w:val="18"/>
-                      </w:rPr>
-                      <m:t>1</m:t>
-                    </m:r>
-                  </m:sub>
-                </m:sSub>
-                <m:sSub>
-                  <m:sSubPr/>
-                  <m:e>
-                    <m:r>
-                      <m:rPr>
-                        <m:sty m:val="b"/>
-                      </m:rPr>
-                      <w:rPr>
-                        <w:rFonts w:ascii="Cambria Math" w:hAnsi="Cambria Math" w:eastAsia="Cambria Math" w:cs="Cambria Math"/>
-                        <w:sz w:val="18"/>
-                        <w:szCs w:val="18"/>
-                      </w:rPr>
-                      <m:t>R</m:t>
-                    </m:r>
-                  </m:e>
-                  <m:sub>
+                    <m:sSub>
+                      <m:e>
+                        <m:r>
+                          <m:rPr>
+                            <m:sty m:val="b"/>
+                          </m:rPr>
+                          <w:rPr>
+                            <w:rFonts w:ascii="Cambria Math" w:hAnsi="Cambria Math" w:eastAsia="Cambria Math" w:cs="Cambria Math"/>
+                            <w:sz w:val="18"/>
+                            <w:szCs w:val="18"/>
+                          </w:rPr>
+                          <m:t xml:space="preserve">K</m:t>
+                        </m:r>
+                      </m:e>
+                      <m:sub>
+                        <m:r>
+                          <m:rPr>
+                            <m:sty m:val="p"/>
+                          </m:rPr>
+                          <w:rPr>
+                            <w:rFonts w:ascii="Cambria Math" w:hAnsi="Cambria Math" w:eastAsia="Cambria Math" w:cs="Cambria Math"/>
+                            <w:sz w:val="18"/>
+                            <w:szCs w:val="18"/>
+                          </w:rPr>
+                          <m:t xml:space="preserve">map</m:t>
+                        </m:r>
+                      </m:sub>
+                    </m:sSub>
+                    <m:sSub>
+                      <m:e>
+                        <m:r>
+                          <m:rPr>
+                            <m:sty m:val="b"/>
+                          </m:rPr>
+                          <w:rPr>
+                            <w:rFonts w:ascii="Cambria Math" w:hAnsi="Cambria Math" w:eastAsia="Cambria Math" w:cs="Cambria Math"/>
+                            <w:sz w:val="18"/>
+                            <w:szCs w:val="18"/>
+                          </w:rPr>
+                          <m:t xml:space="preserve">R</m:t>
+                        </m:r>
+                      </m:e>
+                      <m:sub>
+                        <m:r>
+                          <m:rPr>
+                            <m:sty m:val="p"/>
+                          </m:rPr>
+                          <w:rPr>
+                            <w:rFonts w:ascii="Cambria Math" w:hAnsi="Cambria Math" w:eastAsia="Cambria Math" w:cs="Cambria Math"/>
+                            <w:sz w:val="18"/>
+                            <w:szCs w:val="18"/>
+                          </w:rPr>
+                          <m:t xml:space="preserve">AD</m:t>
+                        </m:r>
+                      </m:sub>
+                    </m:sSub>
+                    <m:d>
+                      <m:dPr>
+                        <m:begChr m:val="("/>
+                        <m:endChr m:val=")"/>
+                      </m:dPr>
+                      <m:e>
+                        <m:sSub>
+                          <m:e>
+                            <m:r>
+                              <m:rPr>
+                                <m:sty m:val="bi"/>
+                              </m:rPr>
+                              <w:rPr>
+                                <w:rFonts w:ascii="Cambria Math" w:hAnsi="Cambria Math" w:eastAsia="Cambria Math" w:cs="Cambria Math"/>
+                                <w:sz w:val="18"/>
+                                <w:szCs w:val="18"/>
+                              </w:rPr>
+                              <m:t xml:space="preserve">p</m:t>
+                            </m:r>
+                          </m:e>
+                          <m:sub>
+                            <m:r>
+                              <m:rPr>
+                                <m:sty m:val="p"/>
+                              </m:rPr>
+                              <w:rPr>
+                                <w:rFonts w:ascii="Cambria Math" w:hAnsi="Cambria Math" w:eastAsia="Cambria Math" w:cs="Cambria Math"/>
+                                <w:sz w:val="18"/>
+                                <w:szCs w:val="18"/>
+                              </w:rPr>
+                              <m:t xml:space="preserve">D</m:t>
+                            </m:r>
+                          </m:sub>
+                        </m:sSub>
+                        <m:r>
+                          <m:rPr>
+                            <m:sty m:val="p"/>
+                          </m:rPr>
+                          <w:rPr>
+                            <w:rFonts w:ascii="Cambria Math" w:hAnsi="Cambria Math" w:eastAsia="Cambria Math" w:cs="Cambria Math"/>
+                            <w:sz w:val="18"/>
+                            <w:szCs w:val="18"/>
+                          </w:rPr>
+                          <m:t xml:space="preserve">−</m:t>
+                        </m:r>
+                        <m:sSub>
+                          <m:e>
+                            <m:r>
+                              <m:rPr>
+                                <m:sty m:val="bi"/>
+                              </m:rPr>
+                              <w:rPr>
+                                <w:rFonts w:ascii="Cambria Math" w:hAnsi="Cambria Math" w:eastAsia="Cambria Math" w:cs="Cambria Math"/>
+                                <w:sz w:val="18"/>
+                                <w:szCs w:val="18"/>
+                              </w:rPr>
+                              <m:t xml:space="preserve">p</m:t>
+                            </m:r>
+                          </m:e>
+                          <m:sub>
+                            <m:r>
+                              <m:rPr>
+                                <m:sty m:val="p"/>
+                              </m:rPr>
+                              <w:rPr>
+                                <w:rFonts w:ascii="Cambria Math" w:hAnsi="Cambria Math" w:eastAsia="Cambria Math" w:cs="Cambria Math"/>
+                                <w:sz w:val="18"/>
+                                <w:szCs w:val="18"/>
+                              </w:rPr>
+                              <m:t xml:space="preserve">D,0</m:t>
+                            </m:r>
+                          </m:sub>
+                        </m:sSub>
+                      </m:e>
+                    </m:d>
                     <m:r>
                       <m:rPr>
                         <m:sty m:val="p"/>
@@ -30614,37 +30897,38 @@
                         <w:sz w:val="18"/>
                         <w:szCs w:val="18"/>
                       </w:rPr>
-                      <m:t>h</m:t>
-                    </m:r>
-                  </m:sub>
-                </m:sSub>
-                <m:r>
-                  <m:rPr>
-                    <m:sty m:val="p"/>
-                  </m:rPr>
-                  <w:rPr>
-                    <w:rFonts w:ascii="Cambria Math" w:hAnsi="Cambria Math" w:eastAsia="Cambria Math" w:cs="Cambria Math"/>
-                    <w:sz w:val="18"/>
-                    <w:szCs w:val="18"/>
-                  </w:rPr>
-                  <m:t>(</m:t>
-                </m:r>
-                <m:sSub>
-                  <m:sSubPr/>
-                  <m:e>
-                    <m:r>
-                      <m:rPr>
-                        <m:sty m:val="bi"/>
-                      </m:rPr>
-                      <w:rPr>
-                        <w:rFonts w:ascii="Cambria Math" w:hAnsi="Cambria Math" w:eastAsia="Cambria Math" w:cs="Cambria Math"/>
-                        <w:sz w:val="18"/>
-                        <w:szCs w:val="18"/>
-                      </w:rPr>
-                      <m:t>q</m:t>
+                      <m:t xml:space="preserve">,</m:t>
                     </m:r>
                   </m:e>
-                  <m:sub>
+                  <m:e>
+                    <m:sSub>
+                      <m:e>
+                        <m:r>
+                          <m:rPr>
+                            <m:sty m:val="b"/>
+                          </m:rPr>
+                          <w:rPr>
+                            <w:rFonts w:ascii="Cambria Math" w:hAnsi="Cambria Math" w:eastAsia="Cambria Math" w:cs="Cambria Math"/>
+                            <w:sz w:val="18"/>
+                            <w:szCs w:val="18"/>
+                          </w:rPr>
+                          <m:t xml:space="preserve">R</m:t>
+                        </m:r>
+                      </m:e>
+                      <m:sub>
+                        <m:r>
+                          <m:rPr>
+                            <m:sty m:val="p"/>
+                          </m:rPr>
+                          <w:rPr>
+                            <w:rFonts w:ascii="Cambria Math" w:hAnsi="Cambria Math" w:eastAsia="Cambria Math" w:cs="Cambria Math"/>
+                            <w:sz w:val="18"/>
+                            <w:szCs w:val="18"/>
+                          </w:rPr>
+                          <m:t xml:space="preserve">A,d</m:t>
+                        </m:r>
+                      </m:sub>
+                    </m:sSub>
                     <m:r>
                       <m:rPr>
                         <m:sty m:val="p"/>
@@ -30654,37 +30938,92 @@
                         <w:sz w:val="18"/>
                         <w:szCs w:val="18"/>
                       </w:rPr>
-                      <m:t>h</m:t>
+                      <m:t xml:space="preserve">=</m:t>
                     </m:r>
-                  </m:sub>
-                </m:sSub>
-                <m:r>
-                  <m:rPr>
-                    <m:sty m:val="p"/>
-                  </m:rPr>
-                  <w:rPr>
-                    <w:rFonts w:ascii="Cambria Math" w:hAnsi="Cambria Math" w:eastAsia="Cambria Math" w:cs="Cambria Math"/>
-                    <w:sz w:val="18"/>
-                    <w:szCs w:val="18"/>
-                  </w:rPr>
-                  <m:t>)</m:t>
-                </m:r>
-                <m:sSub>
-                  <m:sSubPr/>
-                  <m:e>
-                    <m:r>
-                      <m:rPr>
-                        <m:sty m:val="b"/>
-                      </m:rPr>
-                      <w:rPr>
-                        <w:rFonts w:ascii="Cambria Math" w:hAnsi="Cambria Math" w:eastAsia="Cambria Math" w:cs="Cambria Math"/>
-                        <w:sz w:val="18"/>
-                        <w:szCs w:val="18"/>
-                      </w:rPr>
-                      <m:t>R</m:t>
-                    </m:r>
-                  </m:e>
-                  <m:sub>
+                    <m:sSub>
+                      <m:e>
+                        <m:r>
+                          <m:rPr>
+                            <m:sty m:val="b"/>
+                          </m:rPr>
+                          <w:rPr>
+                            <w:rFonts w:ascii="Cambria Math" w:hAnsi="Cambria Math" w:eastAsia="Cambria Math" w:cs="Cambria Math"/>
+                            <w:sz w:val="18"/>
+                            <w:szCs w:val="18"/>
+                          </w:rPr>
+                          <m:t xml:space="preserve">R</m:t>
+                        </m:r>
+                      </m:e>
+                      <m:sub>
+                        <m:r>
+                          <m:rPr>
+                            <m:sty m:val="p"/>
+                          </m:rPr>
+                          <w:rPr>
+                            <w:rFonts w:ascii="Cambria Math" w:hAnsi="Cambria Math" w:eastAsia="Cambria Math" w:cs="Cambria Math"/>
+                            <w:sz w:val="18"/>
+                            <w:szCs w:val="18"/>
+                          </w:rPr>
+                          <m:t xml:space="preserve">AD</m:t>
+                        </m:r>
+                      </m:sub>
+                    </m:sSub>
+                    <m:sSub>
+                      <m:e>
+                        <m:r>
+                          <m:rPr>
+                            <m:sty m:val="b"/>
+                          </m:rPr>
+                          <w:rPr>
+                            <w:rFonts w:ascii="Cambria Math" w:hAnsi="Cambria Math" w:eastAsia="Cambria Math" w:cs="Cambria Math"/>
+                            <w:sz w:val="18"/>
+                            <w:szCs w:val="18"/>
+                          </w:rPr>
+                          <m:t xml:space="preserve">R</m:t>
+                        </m:r>
+                      </m:e>
+                      <m:sub>
+                        <m:r>
+                          <m:rPr>
+                            <m:sty m:val="p"/>
+                          </m:rPr>
+                          <w:rPr>
+                            <w:rFonts w:ascii="Cambria Math" w:hAnsi="Cambria Math" w:eastAsia="Cambria Math" w:cs="Cambria Math"/>
+                            <w:sz w:val="18"/>
+                            <w:szCs w:val="18"/>
+                          </w:rPr>
+                          <m:t xml:space="preserve">h</m:t>
+                        </m:r>
+                      </m:sub>
+                    </m:sSub>
+                    <m:sSub>
+                      <m:e>
+                        <m:r>
+                          <m:rPr>
+                            <m:sty m:val="b"/>
+                          </m:rPr>
+                          <w:rPr>
+                            <w:rFonts w:ascii="Cambria Math" w:hAnsi="Cambria Math" w:eastAsia="Cambria Math" w:cs="Cambria Math"/>
+                            <w:sz w:val="18"/>
+                            <w:szCs w:val="18"/>
+                          </w:rPr>
+                          <m:t xml:space="preserve">R</m:t>
+                        </m:r>
+                      </m:e>
+                      <m:sub>
+                        <m:r>
+                          <m:rPr>
+                            <m:sty m:val="p"/>
+                          </m:rPr>
+                          <w:rPr>
+                            <w:rFonts w:ascii="Cambria Math" w:hAnsi="Cambria Math" w:eastAsia="Cambria Math" w:cs="Cambria Math"/>
+                            <w:sz w:val="18"/>
+                            <w:szCs w:val="18"/>
+                          </w:rPr>
+                          <m:t xml:space="preserve">tool</m:t>
+                        </m:r>
+                      </m:sub>
+                    </m:sSub>
                     <m:r>
                       <m:rPr>
                         <m:sty m:val="p"/>
@@ -30694,30 +31033,10 @@
                         <w:sz w:val="18"/>
                         <w:szCs w:val="18"/>
                       </w:rPr>
-                      <m:t>cal,</m:t>
+                      <m:t xml:space="preserve">.</m:t>
                     </m:r>
-                    <m:r>
-                      <m:rPr/>
-                      <w:rPr>
-                        <w:rFonts w:ascii="Cambria Math" w:hAnsi="Cambria Math" w:eastAsia="Cambria Math" w:cs="Cambria Math"/>
-                        <w:sz w:val="18"/>
-                        <w:szCs w:val="18"/>
-                      </w:rPr>
-                      <m:t>2</m:t>
-                    </m:r>
-                  </m:sub>
-                </m:sSub>
-                <m:r>
-                  <m:rPr>
-                    <m:sty m:val="p"/>
-                  </m:rPr>
-                  <w:rPr>
-                    <w:rFonts w:ascii="Cambria Math" w:hAnsi="Cambria Math" w:eastAsia="Cambria Math" w:cs="Cambria Math"/>
-                    <w:sz w:val="18"/>
-                    <w:szCs w:val="18"/>
-                  </w:rPr>
-                  <m:t>.</m:t>
-                </m:r>
+                  </m:e>
+                </m:eqArr>
               </m:oMath>
             </m:oMathPara>
           </w:p>
@@ -30768,7 +31087,316 @@
           <w:sz w:val="20"/>
           <w:szCs w:val="20"/>
         </w:rPr>
-        <w:t>编码器角不能未经变换就当作从端的滚转、俯仰、偏航角。报告将旋转矩阵转换为欧拉角传输，接收端需采用一致的旋转顺序和角度环绕处理。位置与姿态组成目标齐次变换后，再进入机械臂解析逆解。</w:t>
+        <w:t xml:space="preserve">其中，</w:t>
+      </w:r>
+      <m:oMath>
+        <m:sSub>
+          <m:e>
+            <m:r>
+              <m:rPr>
+                <m:sty m:val="b"/>
+              </m:rPr>
+              <w:rPr>
+                <w:rFonts w:ascii="Cambria Math" w:hAnsi="Cambria Math" w:eastAsia="Cambria Math" w:cs="Cambria Math"/>
+                <w:sz w:val="20"/>
+                <w:szCs w:val="20"/>
+              </w:rPr>
+              <m:t xml:space="preserve">R</m:t>
+            </m:r>
+          </m:e>
+          <m:sub>
+            <m:r>
+              <m:rPr>
+                <m:sty m:val="p"/>
+              </m:rPr>
+              <w:rPr>
+                <w:rFonts w:ascii="Cambria Math" w:hAnsi="Cambria Math" w:eastAsia="Cambria Math" w:cs="Cambria Math"/>
+                <w:sz w:val="20"/>
+                <w:szCs w:val="20"/>
+              </w:rPr>
+              <m:t xml:space="preserve">AD</m:t>
+            </m:r>
+          </m:sub>
+        </m:sSub>
+      </m:oMath>
+      <w:r>
+        <w:rPr>
+          <w:rFonts w:hint="eastAsia"/>
+          <w:sz w:val="20"/>
+          <w:szCs w:val="20"/>
+        </w:rPr>
+        <w:t xml:space="preserve"> 将 </w:t>
+      </w:r>
+      <w:r>
+        <w:rPr>
+          <w:rFonts w:hint="eastAsia"/>
+          <w:sz w:val="20"/>
+          <w:szCs w:val="20"/>
+        </w:rPr>
+        <w:t xml:space="preserve">{D}</w:t>
+      </w:r>
+      <w:r>
+        <w:rPr>
+          <w:rFonts w:hint="eastAsia"/>
+          <w:sz w:val="20"/>
+          <w:szCs w:val="20"/>
+        </w:rPr>
+        <w:t xml:space="preserve"> 中的分量旋转至 </w:t>
+      </w:r>
+      <w:r>
+        <w:rPr>
+          <w:rFonts w:hint="eastAsia"/>
+          <w:sz w:val="20"/>
+          <w:szCs w:val="20"/>
+        </w:rPr>
+        <w:t xml:space="preserve">{A}</w:t>
+      </w:r>
+      <w:r>
+        <w:rPr>
+          <w:rFonts w:hint="eastAsia"/>
+          <w:sz w:val="20"/>
+          <w:szCs w:val="20"/>
+        </w:rPr>
+        <w:t xml:space="preserve">；</w:t>
+      </w:r>
+      <m:oMath>
+        <m:sSub>
+          <m:e>
+            <m:r>
+              <m:rPr>
+                <m:sty m:val="b"/>
+              </m:rPr>
+              <w:rPr>
+                <w:rFonts w:ascii="Cambria Math" w:hAnsi="Cambria Math" w:eastAsia="Cambria Math" w:cs="Cambria Math"/>
+                <w:sz w:val="20"/>
+                <w:szCs w:val="20"/>
+              </w:rPr>
+              <m:t xml:space="preserve">K</m:t>
+            </m:r>
+          </m:e>
+          <m:sub>
+            <m:r>
+              <m:rPr>
+                <m:sty m:val="p"/>
+              </m:rPr>
+              <w:rPr>
+                <w:rFonts w:ascii="Cambria Math" w:hAnsi="Cambria Math" w:eastAsia="Cambria Math" w:cs="Cambria Math"/>
+                <w:sz w:val="20"/>
+                <w:szCs w:val="20"/>
+              </w:rPr>
+              <m:t xml:space="preserve">map</m:t>
+            </m:r>
+          </m:sub>
+        </m:sSub>
+        <m:r>
+          <m:rPr>
+            <m:sty m:val="p"/>
+          </m:rPr>
+          <w:rPr>
+            <w:rFonts w:ascii="Cambria Math" w:hAnsi="Cambria Math" w:eastAsia="Cambria Math" w:cs="Cambria Math"/>
+            <w:sz w:val="20"/>
+            <w:szCs w:val="20"/>
+          </w:rPr>
+          <m:t xml:space="preserve">=diag</m:t>
+        </m:r>
+        <m:d>
+          <m:dPr>
+            <m:begChr m:val="("/>
+            <m:endChr m:val=")"/>
+          </m:dPr>
+          <m:e>
+            <m:sSub>
+              <m:e>
+                <m:r>
+                  <m:rPr>
+                    <m:sty m:val="i"/>
+                  </m:rPr>
+                  <w:rPr>
+                    <w:rFonts w:ascii="Cambria Math" w:hAnsi="Cambria Math" w:eastAsia="Cambria Math" w:cs="Cambria Math"/>
+                    <w:sz w:val="20"/>
+                    <w:szCs w:val="20"/>
+                  </w:rPr>
+                  <m:t xml:space="preserve">k</m:t>
+                </m:r>
+              </m:e>
+              <m:sub>
+                <m:r>
+                  <m:rPr>
+                    <m:sty m:val="p"/>
+                  </m:rPr>
+                  <w:rPr>
+                    <w:rFonts w:ascii="Cambria Math" w:hAnsi="Cambria Math" w:eastAsia="Cambria Math" w:cs="Cambria Math"/>
+                    <w:sz w:val="20"/>
+                    <w:szCs w:val="20"/>
+                  </w:rPr>
+                  <m:t xml:space="preserve">x</m:t>
+                </m:r>
+              </m:sub>
+            </m:sSub>
+            <m:r>
+              <m:rPr>
+                <m:sty m:val="p"/>
+              </m:rPr>
+              <w:rPr>
+                <w:rFonts w:ascii="Cambria Math" w:hAnsi="Cambria Math" w:eastAsia="Cambria Math" w:cs="Cambria Math"/>
+                <w:sz w:val="20"/>
+                <w:szCs w:val="20"/>
+              </w:rPr>
+              <m:t xml:space="preserve">,</m:t>
+            </m:r>
+            <m:sSub>
+              <m:e>
+                <m:r>
+                  <m:rPr>
+                    <m:sty m:val="i"/>
+                  </m:rPr>
+                  <w:rPr>
+                    <w:rFonts w:ascii="Cambria Math" w:hAnsi="Cambria Math" w:eastAsia="Cambria Math" w:cs="Cambria Math"/>
+                    <w:sz w:val="20"/>
+                    <w:szCs w:val="20"/>
+                  </w:rPr>
+                  <m:t xml:space="preserve">k</m:t>
+                </m:r>
+              </m:e>
+              <m:sub>
+                <m:r>
+                  <m:rPr>
+                    <m:sty m:val="p"/>
+                  </m:rPr>
+                  <w:rPr>
+                    <w:rFonts w:ascii="Cambria Math" w:hAnsi="Cambria Math" w:eastAsia="Cambria Math" w:cs="Cambria Math"/>
+                    <w:sz w:val="20"/>
+                    <w:szCs w:val="20"/>
+                  </w:rPr>
+                  <m:t xml:space="preserve">y</m:t>
+                </m:r>
+              </m:sub>
+            </m:sSub>
+            <m:r>
+              <m:rPr>
+                <m:sty m:val="p"/>
+              </m:rPr>
+              <w:rPr>
+                <w:rFonts w:ascii="Cambria Math" w:hAnsi="Cambria Math" w:eastAsia="Cambria Math" w:cs="Cambria Math"/>
+                <w:sz w:val="20"/>
+                <w:szCs w:val="20"/>
+              </w:rPr>
+              <m:t xml:space="preserve">,</m:t>
+            </m:r>
+            <m:sSub>
+              <m:e>
+                <m:r>
+                  <m:rPr>
+                    <m:sty m:val="i"/>
+                  </m:rPr>
+                  <w:rPr>
+                    <w:rFonts w:ascii="Cambria Math" w:hAnsi="Cambria Math" w:eastAsia="Cambria Math" w:cs="Cambria Math"/>
+                    <w:sz w:val="20"/>
+                    <w:szCs w:val="20"/>
+                  </w:rPr>
+                  <m:t xml:space="preserve">k</m:t>
+                </m:r>
+              </m:e>
+              <m:sub>
+                <m:r>
+                  <m:rPr>
+                    <m:sty m:val="p"/>
+                  </m:rPr>
+                  <w:rPr>
+                    <w:rFonts w:ascii="Cambria Math" w:hAnsi="Cambria Math" w:eastAsia="Cambria Math" w:cs="Cambria Math"/>
+                    <w:sz w:val="20"/>
+                    <w:szCs w:val="20"/>
+                  </w:rPr>
+                  <m:t xml:space="preserve">z</m:t>
+                </m:r>
+              </m:sub>
+            </m:sSub>
+          </m:e>
+        </m:d>
+      </m:oMath>
+      <w:r>
+        <w:rPr>
+          <w:rFonts w:hint="eastAsia"/>
+          <w:sz w:val="20"/>
+          <w:szCs w:val="20"/>
+        </w:rPr>
+        <w:t xml:space="preserve"> 为无量纲位置缩放矩阵，沿从端基坐标轴分别缩放；</w:t>
+      </w:r>
+      <m:oMath>
+        <m:sSub>
+          <m:e>
+            <m:r>
+              <m:rPr>
+                <m:sty m:val="b"/>
+              </m:rPr>
+              <w:rPr>
+                <w:rFonts w:ascii="Cambria Math" w:hAnsi="Cambria Math" w:eastAsia="Cambria Math" w:cs="Cambria Math"/>
+                <w:sz w:val="20"/>
+                <w:szCs w:val="20"/>
+              </w:rPr>
+              <m:t xml:space="preserve">R</m:t>
+            </m:r>
+          </m:e>
+          <m:sub>
+            <m:r>
+              <m:rPr>
+                <m:sty m:val="p"/>
+              </m:rPr>
+              <w:rPr>
+                <w:rFonts w:ascii="Cambria Math" w:hAnsi="Cambria Math" w:eastAsia="Cambria Math" w:cs="Cambria Math"/>
+                <w:sz w:val="20"/>
+                <w:szCs w:val="20"/>
+              </w:rPr>
+              <m:t xml:space="preserve">tool</m:t>
+            </m:r>
+          </m:sub>
+        </m:sSub>
+      </m:oMath>
+      <w:r>
+        <w:rPr>
+          <w:rFonts w:hint="eastAsia"/>
+          <w:sz w:val="20"/>
+          <w:szCs w:val="20"/>
+        </w:rPr>
+        <w:t xml:space="preserve"> 为从端工具姿态相对手柄姿态的固定校准旋转。两项姿态校准均由安装关系确定。报告实现中先完成姿态校准，再转换为 RPY 发送，因此接收端按同一旋转顺序还原后即可得到 </w:t>
+      </w:r>
+      <m:oMath>
+        <m:sSub>
+          <m:e>
+            <m:r>
+              <m:rPr>
+                <m:sty m:val="b"/>
+              </m:rPr>
+              <w:rPr>
+                <w:rFonts w:ascii="Cambria Math" w:hAnsi="Cambria Math" w:eastAsia="Cambria Math" w:cs="Cambria Math"/>
+                <w:sz w:val="20"/>
+                <w:szCs w:val="20"/>
+              </w:rPr>
+              <m:t xml:space="preserve">R</m:t>
+            </m:r>
+          </m:e>
+          <m:sub>
+            <m:r>
+              <m:rPr>
+                <m:sty m:val="p"/>
+              </m:rPr>
+              <w:rPr>
+                <w:rFonts w:ascii="Cambria Math" w:hAnsi="Cambria Math" w:eastAsia="Cambria Math" w:cs="Cambria Math"/>
+                <w:sz w:val="20"/>
+                <w:szCs w:val="20"/>
+              </w:rPr>
+              <m:t xml:space="preserve">A,d</m:t>
+            </m:r>
+          </m:sub>
+        </m:sSub>
+      </m:oMath>
+      <w:r>
+        <w:rPr>
+          <w:rFonts w:hint="eastAsia"/>
+          <w:sz w:val="20"/>
+          <w:szCs w:val="20"/>
+        </w:rPr>
+        <w:t xml:space="preserve">，不再重复施加校准。</w:t>
       </w:r>
     </w:p>
     <w:p>
@@ -30789,61 +31417,7 @@
           <w:sz w:val="20"/>
           <w:szCs w:val="20"/>
         </w:rPr>
-        <w:t>当目标超过机械臂设定的水平操作区间时，报告采用末端位置限幅和底盘平移补偿。设</w:t>
-      </w:r>
-      <w:r>
-        <w:rPr>
-          <w:sz w:val="20"/>
-          <w:szCs w:val="20"/>
-        </w:rPr>
-        <w:t xml:space="preserve"> </w:t>
-      </w:r>
-      <m:oMath>
-        <m:sSub>
-          <m:sSubPr/>
-          <m:e>
-            <m:r>
-              <m:rPr>
-                <m:sty m:val="p"/>
-              </m:rPr>
-              <w:rPr>
-                <w:rFonts w:ascii="Cambria Math" w:hAnsi="Cambria Math" w:eastAsia="Cambria Math" w:cs="Cambria Math"/>
-                <w:sz w:val="20"/>
-                <w:szCs w:val="20"/>
-              </w:rPr>
-              <m:t>Π</m:t>
-            </m:r>
-          </m:e>
-          <m:sub>
-            <m:r>
-              <m:rPr>
-                <m:sty m:val="p"/>
-                <m:scr m:val="script"/>
-              </m:rPr>
-              <w:rPr>
-                <w:rFonts w:ascii="Cambria Math" w:hAnsi="Cambria Math" w:eastAsia="Cambria Math" w:cs="Cambria Math"/>
-                <w:sz w:val="20"/>
-                <w:szCs w:val="20"/>
-              </w:rPr>
-              <m:t>ℬ</m:t>
-            </m:r>
-          </m:sub>
-        </m:sSub>
-      </m:oMath>
-      <w:r>
-        <w:rPr>
-          <w:sz w:val="20"/>
-          <w:szCs w:val="20"/>
-        </w:rPr>
-        <w:t xml:space="preserve"> </w:t>
-      </w:r>
-      <w:r>
-        <w:rPr>
-          <w:rFonts w:hint="eastAsia"/>
-          <w:sz w:val="20"/>
-          <w:szCs w:val="20"/>
-        </w:rPr>
-        <w:t>为对配置的笛卡尔边界盒逐分量截断，定义</w:t>
+        <w:t xml:space="preserve">将式（33）的目标位置和姿态重新组合，得到从端末端相对机械臂基座的目标齐次变换矩阵：</w:t>
       </w:r>
     </w:p>
     <w:tbl>
@@ -30917,45 +31491,21 @@
                 <m:jc m:val="center"/>
               </m:oMathParaPr>
               <m:oMath>
-                <m:eqArr>
-                  <m:eqArrPr/>
+                <m:sSub>
                   <m:e>
-                    <m:sSub>
-                      <m:sSubPr/>
-                      <m:e>
-                        <m:bar>
-                          <m:barPr>
-                            <m:pos m:val="top"/>
-                          </m:barPr>
-                          <m:e>
-                            <m:r>
-                              <m:rPr>
-                                <m:sty m:val="bi"/>
-                              </m:rPr>
-                              <w:rPr>
-                                <w:rFonts w:ascii="Cambria Math" w:hAnsi="Cambria Math" w:eastAsia="Cambria Math" w:cs="Cambria Math"/>
-                                <w:sz w:val="18"/>
-                                <w:szCs w:val="18"/>
-                              </w:rPr>
-                              <m:t>p</m:t>
-                            </m:r>
-                          </m:e>
-                        </m:bar>
-                      </m:e>
-                      <m:sub>
-                        <m:r>
-                          <m:rPr>
-                            <m:sty m:val="p"/>
-                          </m:rPr>
-                          <w:rPr>
-                            <w:rFonts w:ascii="Cambria Math" w:hAnsi="Cambria Math" w:eastAsia="Cambria Math" w:cs="Cambria Math"/>
-                            <w:sz w:val="18"/>
-                            <w:szCs w:val="18"/>
-                          </w:rPr>
-                          <m:t>A,d</m:t>
-                        </m:r>
-                      </m:sub>
-                    </m:sSub>
+                    <m:r>
+                      <m:rPr>
+                        <m:sty m:val="b"/>
+                      </m:rPr>
+                      <w:rPr>
+                        <w:rFonts w:ascii="Cambria Math" w:hAnsi="Cambria Math" w:eastAsia="Cambria Math" w:cs="Cambria Math"/>
+                        <w:sz w:val="18"/>
+                        <w:szCs w:val="18"/>
+                      </w:rPr>
+                      <m:t xml:space="preserve">T</m:t>
+                    </m:r>
+                  </m:e>
+                  <m:sub>
                     <m:r>
                       <m:rPr>
                         <m:sty m:val="p"/>
@@ -30965,365 +31515,159 @@
                         <w:sz w:val="18"/>
                         <w:szCs w:val="18"/>
                       </w:rPr>
-                      <m:t>[</m:t>
+                      <m:t xml:space="preserve">A,d</m:t>
                     </m:r>
-                    <m:r>
-                      <m:rPr/>
-                      <w:rPr>
-                        <w:rFonts w:ascii="Cambria Math" w:hAnsi="Cambria Math" w:eastAsia="Cambria Math" w:cs="Cambria Math"/>
-                        <w:sz w:val="18"/>
-                        <w:szCs w:val="18"/>
-                      </w:rPr>
-                      <m:t>k</m:t>
-                    </m:r>
-                    <m:r>
-                      <m:rPr>
-                        <m:sty m:val="p"/>
-                      </m:rPr>
-                      <w:rPr>
-                        <w:rFonts w:ascii="Cambria Math" w:hAnsi="Cambria Math" w:eastAsia="Cambria Math" w:cs="Cambria Math"/>
-                        <w:sz w:val="18"/>
-                        <w:szCs w:val="18"/>
-                      </w:rPr>
-                      <m:t>]=</m:t>
-                    </m:r>
-                    <m:sSub>
-                      <m:sSubPr/>
-                      <m:e>
-                        <m:r>
-                          <m:rPr>
-                            <m:sty m:val="p"/>
-                          </m:rPr>
-                          <w:rPr>
-                            <w:rFonts w:ascii="Cambria Math" w:hAnsi="Cambria Math" w:eastAsia="Cambria Math" w:cs="Cambria Math"/>
-                            <w:sz w:val="18"/>
-                            <w:szCs w:val="18"/>
-                          </w:rPr>
-                          <m:t>Π</m:t>
-                        </m:r>
-                      </m:e>
-                      <m:sub>
-                        <m:r>
-                          <m:rPr>
-                            <m:sty m:val="p"/>
-                            <m:scr m:val="script"/>
-                          </m:rPr>
-                          <w:rPr>
-                            <w:rFonts w:ascii="Cambria Math" w:hAnsi="Cambria Math" w:eastAsia="Cambria Math" w:cs="Cambria Math"/>
-                            <w:sz w:val="18"/>
-                            <w:szCs w:val="18"/>
-                          </w:rPr>
-                          <m:t>ℬ</m:t>
-                        </m:r>
-                      </m:sub>
-                    </m:sSub>
-                    <m:r>
-                      <m:rPr>
-                        <m:sty m:val="p"/>
-                      </m:rPr>
-                      <w:rPr>
-                        <w:rFonts w:ascii="Cambria Math" w:hAnsi="Cambria Math" w:eastAsia="Cambria Math" w:cs="Cambria Math"/>
-                        <w:sz w:val="18"/>
-                        <w:szCs w:val="18"/>
-                      </w:rPr>
-                      <m:t>(</m:t>
-                    </m:r>
-                    <m:sSub>
-                      <m:sSubPr/>
-                      <m:e>
-                        <m:r>
-                          <m:rPr>
-                            <m:sty m:val="bi"/>
-                          </m:rPr>
-                          <w:rPr>
-                            <w:rFonts w:ascii="Cambria Math" w:hAnsi="Cambria Math" w:eastAsia="Cambria Math" w:cs="Cambria Math"/>
-                            <w:sz w:val="18"/>
-                            <w:szCs w:val="18"/>
-                          </w:rPr>
-                          <m:t>p</m:t>
-                        </m:r>
-                      </m:e>
-                      <m:sub>
-                        <m:r>
-                          <m:rPr>
-                            <m:sty m:val="p"/>
-                          </m:rPr>
-                          <w:rPr>
-                            <w:rFonts w:ascii="Cambria Math" w:hAnsi="Cambria Math" w:eastAsia="Cambria Math" w:cs="Cambria Math"/>
-                            <w:sz w:val="18"/>
-                            <w:szCs w:val="18"/>
-                          </w:rPr>
-                          <m:t>A,d</m:t>
-                        </m:r>
-                      </m:sub>
-                    </m:sSub>
-                    <m:r>
-                      <m:rPr>
-                        <m:sty m:val="p"/>
-                      </m:rPr>
-                      <w:rPr>
-                        <w:rFonts w:ascii="Cambria Math" w:hAnsi="Cambria Math" w:eastAsia="Cambria Math" w:cs="Cambria Math"/>
-                        <w:sz w:val="18"/>
-                        <w:szCs w:val="18"/>
-                      </w:rPr>
-                      <m:t>[</m:t>
-                    </m:r>
-                    <m:r>
-                      <m:rPr/>
-                      <w:rPr>
-                        <w:rFonts w:ascii="Cambria Math" w:hAnsi="Cambria Math" w:eastAsia="Cambria Math" w:cs="Cambria Math"/>
-                        <w:sz w:val="18"/>
-                        <w:szCs w:val="18"/>
-                      </w:rPr>
-                      <m:t>k</m:t>
-                    </m:r>
-                    <m:r>
-                      <m:rPr>
-                        <m:sty m:val="p"/>
-                      </m:rPr>
-                      <w:rPr>
-                        <w:rFonts w:ascii="Cambria Math" w:hAnsi="Cambria Math" w:eastAsia="Cambria Math" w:cs="Cambria Math"/>
-                        <w:sz w:val="18"/>
-                        <w:szCs w:val="18"/>
-                      </w:rPr>
-                      <m:t>]),</m:t>
-                    </m:r>
+                  </m:sub>
+                </m:sSub>
+                <m:r>
+                  <m:rPr>
+                    <m:sty m:val="p"/>
+                  </m:rPr>
+                  <w:rPr>
+                    <w:rFonts w:ascii="Cambria Math" w:hAnsi="Cambria Math" w:eastAsia="Cambria Math" w:cs="Cambria Math"/>
+                    <w:sz w:val="18"/>
+                    <w:szCs w:val="18"/>
+                  </w:rPr>
+                  <m:t xml:space="preserve">=</m:t>
+                </m:r>
+                <m:d>
+                  <m:dPr>
+                    <m:begChr m:val="["/>
+                    <m:endChr m:val="]"/>
+                  </m:dPr>
+                  <m:e>
+                    <m:m>
+                      <m:mPr>
+                        <m:mcs>
+                          <m:mc>
+                            <m:mcPr>
+                              <m:count m:val="2"/>
+                              <m:mcJc m:val="center"/>
+                            </m:mcPr>
+                          </m:mc>
+                        </m:mcs>
+                      </m:mPr>
+                      <m:mr>
+                        <m:e>
+                          <m:sSub>
+                            <m:e>
+                              <m:r>
+                                <m:rPr>
+                                  <m:sty m:val="b"/>
+                                </m:rPr>
+                                <w:rPr>
+                                  <w:rFonts w:ascii="Cambria Math" w:hAnsi="Cambria Math" w:eastAsia="Cambria Math" w:cs="Cambria Math"/>
+                                  <w:sz w:val="18"/>
+                                  <w:szCs w:val="18"/>
+                                </w:rPr>
+                                <m:t xml:space="preserve">R</m:t>
+                              </m:r>
+                            </m:e>
+                            <m:sub>
+                              <m:r>
+                                <m:rPr>
+                                  <m:sty m:val="p"/>
+                                </m:rPr>
+                                <w:rPr>
+                                  <w:rFonts w:ascii="Cambria Math" w:hAnsi="Cambria Math" w:eastAsia="Cambria Math" w:cs="Cambria Math"/>
+                                  <w:sz w:val="18"/>
+                                  <w:szCs w:val="18"/>
+                                </w:rPr>
+                                <m:t xml:space="preserve">A,d</m:t>
+                              </m:r>
+                            </m:sub>
+                          </m:sSub>
+                        </m:e>
+                        <m:e>
+                          <m:sSub>
+                            <m:e>
+                              <m:r>
+                                <m:rPr>
+                                  <m:sty m:val="bi"/>
+                                </m:rPr>
+                                <w:rPr>
+                                  <w:rFonts w:ascii="Cambria Math" w:hAnsi="Cambria Math" w:eastAsia="Cambria Math" w:cs="Cambria Math"/>
+                                  <w:sz w:val="18"/>
+                                  <w:szCs w:val="18"/>
+                                </w:rPr>
+                                <m:t xml:space="preserve">p</m:t>
+                              </m:r>
+                            </m:e>
+                            <m:sub>
+                              <m:r>
+                                <m:rPr>
+                                  <m:sty m:val="p"/>
+                                </m:rPr>
+                                <w:rPr>
+                                  <w:rFonts w:ascii="Cambria Math" w:hAnsi="Cambria Math" w:eastAsia="Cambria Math" w:cs="Cambria Math"/>
+                                  <w:sz w:val="18"/>
+                                  <w:szCs w:val="18"/>
+                                </w:rPr>
+                                <m:t xml:space="preserve">A,d</m:t>
+                              </m:r>
+                            </m:sub>
+                          </m:sSub>
+                        </m:e>
+                      </m:mr>
+                      <m:mr>
+                        <m:e>
+                          <m:sSup>
+                            <m:e>
+                              <m:r>
+                                <m:rPr>
+                                  <m:sty m:val="bi"/>
+                                </m:rPr>
+                                <w:rPr>
+                                  <w:rFonts w:ascii="Cambria Math" w:hAnsi="Cambria Math" w:eastAsia="Cambria Math" w:cs="Cambria Math"/>
+                                  <w:sz w:val="18"/>
+                                  <w:szCs w:val="18"/>
+                                </w:rPr>
+                                <m:t xml:space="preserve">0</m:t>
+                              </m:r>
+                            </m:e>
+                            <m:sup>
+                              <m:r>
+                                <m:rPr>
+                                  <m:sty m:val="p"/>
+                                </m:rPr>
+                                <w:rPr>
+                                  <w:rFonts w:ascii="Cambria Math" w:hAnsi="Cambria Math" w:eastAsia="Cambria Math" w:cs="Cambria Math"/>
+                                  <w:sz w:val="18"/>
+                                  <w:szCs w:val="18"/>
+                                </w:rPr>
+                                <m:t xml:space="preserve">T</m:t>
+                              </m:r>
+                            </m:sup>
+                          </m:sSup>
+                        </m:e>
+                        <m:e>
+                          <m:r>
+                            <m:rPr>
+                              <m:sty m:val="p"/>
+                            </m:rPr>
+                            <w:rPr>
+                              <w:rFonts w:ascii="Cambria Math" w:hAnsi="Cambria Math" w:eastAsia="Cambria Math" w:cs="Cambria Math"/>
+                              <w:sz w:val="18"/>
+                              <w:szCs w:val="18"/>
+                            </w:rPr>
+                            <m:t xml:space="preserve">1</m:t>
+                          </m:r>
+                        </m:e>
+                      </m:mr>
+                    </m:m>
                   </m:e>
-                  <m:e>
-                    <m:sSub>
-                      <m:sSubPr/>
-                      <m:e>
-                        <m:r>
-                          <m:rPr>
-                            <m:sty m:val="bi"/>
-                          </m:rPr>
-                          <w:rPr>
-                            <w:rFonts w:ascii="Cambria Math" w:hAnsi="Cambria Math" w:eastAsia="Cambria Math" w:cs="Cambria Math"/>
-                            <w:sz w:val="18"/>
-                            <w:szCs w:val="18"/>
-                          </w:rPr>
-                          <m:t>e</m:t>
-                        </m:r>
-                      </m:e>
-                      <m:sub>
-                        <m:r>
-                          <m:rPr>
-                            <m:sty m:val="p"/>
-                          </m:rPr>
-                          <w:rPr>
-                            <w:rFonts w:ascii="Cambria Math" w:hAnsi="Cambria Math" w:eastAsia="Cambria Math" w:cs="Cambria Math"/>
-                            <w:sz w:val="18"/>
-                            <w:szCs w:val="18"/>
-                          </w:rPr>
-                          <m:t>comp</m:t>
-                        </m:r>
-                      </m:sub>
-                    </m:sSub>
-                    <m:r>
-                      <m:rPr>
-                        <m:sty m:val="p"/>
-                      </m:rPr>
-                      <w:rPr>
-                        <w:rFonts w:ascii="Cambria Math" w:hAnsi="Cambria Math" w:eastAsia="Cambria Math" w:cs="Cambria Math"/>
-                        <w:sz w:val="18"/>
-                        <w:szCs w:val="18"/>
-                      </w:rPr>
-                      <m:t>[</m:t>
-                    </m:r>
-                    <m:r>
-                      <m:rPr/>
-                      <w:rPr>
-                        <w:rFonts w:ascii="Cambria Math" w:hAnsi="Cambria Math" w:eastAsia="Cambria Math" w:cs="Cambria Math"/>
-                        <w:sz w:val="18"/>
-                        <w:szCs w:val="18"/>
-                      </w:rPr>
-                      <m:t>k</m:t>
-                    </m:r>
-                    <m:r>
-                      <m:rPr>
-                        <m:sty m:val="p"/>
-                      </m:rPr>
-                      <w:rPr>
-                        <w:rFonts w:ascii="Cambria Math" w:hAnsi="Cambria Math" w:eastAsia="Cambria Math" w:cs="Cambria Math"/>
-                        <w:sz w:val="18"/>
-                        <w:szCs w:val="18"/>
-                      </w:rPr>
-                      <m:t>]=</m:t>
-                    </m:r>
-                    <m:sSub>
-                      <m:sSubPr/>
-                      <m:e>
-                        <m:r>
-                          <m:rPr>
-                            <m:sty m:val="b"/>
-                          </m:rPr>
-                          <w:rPr>
-                            <w:rFonts w:ascii="Cambria Math" w:hAnsi="Cambria Math" w:eastAsia="Cambria Math" w:cs="Cambria Math"/>
-                            <w:sz w:val="18"/>
-                            <w:szCs w:val="18"/>
-                          </w:rPr>
-                          <m:t>P</m:t>
-                        </m:r>
-                      </m:e>
-                      <m:sub>
-                        <m:r>
-                          <m:rPr/>
-                          <w:rPr>
-                            <w:rFonts w:ascii="Cambria Math" w:hAnsi="Cambria Math" w:eastAsia="Cambria Math" w:cs="Cambria Math"/>
-                            <w:sz w:val="18"/>
-                            <w:szCs w:val="18"/>
-                          </w:rPr>
-                          <m:t>xy</m:t>
-                        </m:r>
-                      </m:sub>
-                    </m:sSub>
-                    <m:d>
-                      <m:dPr>
-                        <m:sepChr m:val=""/>
-                      </m:dPr>
-                      <m:e>
-                        <m:sSub>
-                          <m:sSubPr/>
-                          <m:e>
-                            <m:r>
-                              <m:rPr>
-                                <m:sty m:val="bi"/>
-                              </m:rPr>
-                              <w:rPr>
-                                <w:rFonts w:ascii="Cambria Math" w:hAnsi="Cambria Math" w:eastAsia="Cambria Math" w:cs="Cambria Math"/>
-                                <w:sz w:val="18"/>
-                                <w:szCs w:val="18"/>
-                              </w:rPr>
-                              <m:t>p</m:t>
-                            </m:r>
-                          </m:e>
-                          <m:sub>
-                            <m:r>
-                              <m:rPr>
-                                <m:sty m:val="p"/>
-                              </m:rPr>
-                              <w:rPr>
-                                <w:rFonts w:ascii="Cambria Math" w:hAnsi="Cambria Math" w:eastAsia="Cambria Math" w:cs="Cambria Math"/>
-                                <w:sz w:val="18"/>
-                                <w:szCs w:val="18"/>
-                              </w:rPr>
-                              <m:t>A,d</m:t>
-                            </m:r>
-                          </m:sub>
-                        </m:sSub>
-                        <m:r>
-                          <m:rPr>
-                            <m:sty m:val="p"/>
-                          </m:rPr>
-                          <w:rPr>
-                            <w:rFonts w:ascii="Cambria Math" w:hAnsi="Cambria Math" w:eastAsia="Cambria Math" w:cs="Cambria Math"/>
-                            <w:sz w:val="18"/>
-                            <w:szCs w:val="18"/>
-                          </w:rPr>
-                          <m:t>[</m:t>
-                        </m:r>
-                        <m:r>
-                          <m:rPr/>
-                          <w:rPr>
-                            <w:rFonts w:ascii="Cambria Math" w:hAnsi="Cambria Math" w:eastAsia="Cambria Math" w:cs="Cambria Math"/>
-                            <w:sz w:val="18"/>
-                            <w:szCs w:val="18"/>
-                          </w:rPr>
-                          <m:t>k</m:t>
-                        </m:r>
-                        <m:r>
-                          <m:rPr>
-                            <m:sty m:val="p"/>
-                          </m:rPr>
-                          <w:rPr>
-                            <w:rFonts w:ascii="Cambria Math" w:hAnsi="Cambria Math" w:eastAsia="Cambria Math" w:cs="Cambria Math"/>
-                            <w:sz w:val="18"/>
-                            <w:szCs w:val="18"/>
-                          </w:rPr>
-                          <m:t>]−</m:t>
-                        </m:r>
-                        <m:sSub>
-                          <m:sSubPr/>
-                          <m:e>
-                            <m:bar>
-                              <m:barPr>
-                                <m:pos m:val="top"/>
-                              </m:barPr>
-                              <m:e>
-                                <m:r>
-                                  <m:rPr>
-                                    <m:sty m:val="bi"/>
-                                  </m:rPr>
-                                  <w:rPr>
-                                    <w:rFonts w:ascii="Cambria Math" w:hAnsi="Cambria Math" w:eastAsia="Cambria Math" w:cs="Cambria Math"/>
-                                    <w:sz w:val="18"/>
-                                    <w:szCs w:val="18"/>
-                                  </w:rPr>
-                                  <m:t>p</m:t>
-                                </m:r>
-                              </m:e>
-                            </m:bar>
-                          </m:e>
-                          <m:sub>
-                            <m:r>
-                              <m:rPr>
-                                <m:sty m:val="p"/>
-                              </m:rPr>
-                              <w:rPr>
-                                <w:rFonts w:ascii="Cambria Math" w:hAnsi="Cambria Math" w:eastAsia="Cambria Math" w:cs="Cambria Math"/>
-                                <w:sz w:val="18"/>
-                                <w:szCs w:val="18"/>
-                              </w:rPr>
-                              <m:t>A,d</m:t>
-                            </m:r>
-                          </m:sub>
-                        </m:sSub>
-                        <m:r>
-                          <m:rPr>
-                            <m:sty m:val="p"/>
-                          </m:rPr>
-                          <w:rPr>
-                            <w:rFonts w:ascii="Cambria Math" w:hAnsi="Cambria Math" w:eastAsia="Cambria Math" w:cs="Cambria Math"/>
-                            <w:sz w:val="18"/>
-                            <w:szCs w:val="18"/>
-                          </w:rPr>
-                          <m:t>[</m:t>
-                        </m:r>
-                        <m:r>
-                          <m:rPr/>
-                          <w:rPr>
-                            <w:rFonts w:ascii="Cambria Math" w:hAnsi="Cambria Math" w:eastAsia="Cambria Math" w:cs="Cambria Math"/>
-                            <w:sz w:val="18"/>
-                            <w:szCs w:val="18"/>
-                          </w:rPr>
-                          <m:t>k</m:t>
-                        </m:r>
-                        <m:r>
-                          <m:rPr>
-                            <m:sty m:val="p"/>
-                          </m:rPr>
-                          <w:rPr>
-                            <w:rFonts w:ascii="Cambria Math" w:hAnsi="Cambria Math" w:eastAsia="Cambria Math" w:cs="Cambria Math"/>
-                            <w:sz w:val="18"/>
-                            <w:szCs w:val="18"/>
-                          </w:rPr>
-                          <m:t>]</m:t>
-                        </m:r>
-                      </m:e>
-                    </m:d>
-                    <m:r>
-                      <m:rPr>
-                        <m:sty m:val="p"/>
-                      </m:rPr>
-                      <w:rPr>
-                        <w:rFonts w:ascii="Cambria Math" w:hAnsi="Cambria Math" w:eastAsia="Cambria Math" w:cs="Cambria Math"/>
-                        <w:sz w:val="18"/>
-                        <w:szCs w:val="18"/>
-                      </w:rPr>
-                      <m:t>,</m:t>
-                    </m:r>
-                  </m:e>
-                </m:eqArr>
+                </m:d>
+                <m:r>
+                  <m:rPr>
+                    <m:sty m:val="p"/>
+                  </m:rPr>
+                  <w:rPr>
+                    <w:rFonts w:ascii="Cambria Math" w:hAnsi="Cambria Math" w:eastAsia="Cambria Math" w:cs="Cambria Math"/>
+                    <w:sz w:val="18"/>
+                    <w:szCs w:val="18"/>
+                  </w:rPr>
+                  <m:t xml:space="preserve">.</m:t>
+                </m:r>
               </m:oMath>
             </m:oMathPara>
           </w:p>
@@ -31374,58 +31718,7 @@
           <w:sz w:val="20"/>
           <w:szCs w:val="20"/>
         </w:rPr>
-        <w:t>其中</w:t>
-      </w:r>
-      <w:r>
-        <w:rPr>
-          <w:sz w:val="20"/>
-          <w:szCs w:val="20"/>
-        </w:rPr>
-        <w:t xml:space="preserve"> </w:t>
-      </w:r>
-      <m:oMath>
-        <m:sSub>
-          <m:sSubPr/>
-          <m:e>
-            <m:r>
-              <m:rPr>
-                <m:sty m:val="b"/>
-              </m:rPr>
-              <w:rPr>
-                <w:rFonts w:ascii="Cambria Math" w:hAnsi="Cambria Math" w:eastAsia="Cambria Math" w:cs="Cambria Math"/>
-                <w:sz w:val="20"/>
-                <w:szCs w:val="20"/>
-              </w:rPr>
-              <m:t>P</m:t>
-            </m:r>
-          </m:e>
-          <m:sub>
-            <m:r>
-              <m:rPr/>
-              <w:rPr>
-                <w:rFonts w:ascii="Cambria Math" w:hAnsi="Cambria Math" w:eastAsia="Cambria Math" w:cs="Cambria Math"/>
-                <w:sz w:val="20"/>
-                <w:szCs w:val="20"/>
-              </w:rPr>
-              <m:t>xy</m:t>
-            </m:r>
-          </m:sub>
-        </m:sSub>
-      </m:oMath>
-      <w:r>
-        <w:rPr>
-          <w:sz w:val="20"/>
-          <w:szCs w:val="20"/>
-        </w:rPr>
-        <w:t xml:space="preserve"> </w:t>
-      </w:r>
-      <w:r>
-        <w:rPr>
-          <w:rFonts w:hint="eastAsia"/>
-          <w:sz w:val="20"/>
-          <w:szCs w:val="20"/>
-        </w:rPr>
-        <w:t>取出水平分量。为避免每周期重复累计同一越界量，底盘参考增量采用</w:t>
+        <w:t xml:space="preserve">该矩阵的旋转块与平移列分别对应 III-C 节的末端目标姿态和位置，关节指令由解析逆解得到：</w:t>
       </w:r>
     </w:p>
     <w:tbl>
@@ -31499,122 +31792,10 @@
                 <m:jc m:val="center"/>
               </m:oMathParaPr>
               <m:oMath>
-                <m:r>
-                  <m:rPr>
-                    <m:sty m:val="p"/>
-                  </m:rPr>
-                  <w:rPr>
-                    <w:rFonts w:ascii="Cambria Math" w:hAnsi="Cambria Math" w:eastAsia="Cambria Math" w:cs="Cambria Math"/>
-                    <w:sz w:val="18"/>
-                    <w:szCs w:val="18"/>
-                  </w:rPr>
-                  <m:t>Δ</m:t>
-                </m:r>
-                <m:sSub>
-                  <m:sSubPr/>
-                  <m:e>
-                    <m:r>
-                      <m:rPr>
-                        <m:sty m:val="bi"/>
-                      </m:rPr>
-                      <w:rPr>
-                        <w:rFonts w:ascii="Cambria Math" w:hAnsi="Cambria Math" w:eastAsia="Cambria Math" w:cs="Cambria Math"/>
-                        <w:sz w:val="18"/>
-                        <w:szCs w:val="18"/>
-                      </w:rPr>
-                      <m:t>p</m:t>
-                    </m:r>
-                  </m:e>
-                  <m:sub>
-                    <m:r>
-                      <m:rPr>
-                        <m:sty m:val="p"/>
-                      </m:rPr>
-                      <w:rPr>
-                        <w:rFonts w:ascii="Cambria Math" w:hAnsi="Cambria Math" w:eastAsia="Cambria Math" w:cs="Cambria Math"/>
-                        <w:sz w:val="18"/>
-                        <w:szCs w:val="18"/>
-                      </w:rPr>
-                      <m:t>b,d</m:t>
-                    </m:r>
-                  </m:sub>
-                </m:sSub>
-                <m:r>
-                  <m:rPr>
-                    <m:sty m:val="p"/>
-                  </m:rPr>
-                  <w:rPr>
-                    <w:rFonts w:ascii="Cambria Math" w:hAnsi="Cambria Math" w:eastAsia="Cambria Math" w:cs="Cambria Math"/>
-                    <w:sz w:val="18"/>
-                    <w:szCs w:val="18"/>
-                  </w:rPr>
-                  <m:t>[</m:t>
-                </m:r>
-                <m:r>
-                  <m:rPr/>
-                  <w:rPr>
-                    <w:rFonts w:ascii="Cambria Math" w:hAnsi="Cambria Math" w:eastAsia="Cambria Math" w:cs="Cambria Math"/>
-                    <w:sz w:val="18"/>
-                    <w:szCs w:val="18"/>
-                  </w:rPr>
-                  <m:t>k</m:t>
-                </m:r>
-                <m:r>
-                  <m:rPr>
-                    <m:sty m:val="p"/>
-                  </m:rPr>
-                  <w:rPr>
-                    <w:rFonts w:ascii="Cambria Math" w:hAnsi="Cambria Math" w:eastAsia="Cambria Math" w:cs="Cambria Math"/>
-                    <w:sz w:val="18"/>
-                    <w:szCs w:val="18"/>
-                  </w:rPr>
-                  <m:t>]=</m:t>
-                </m:r>
-                <m:sSub>
-                  <m:sSubPr/>
-                  <m:e>
-                    <m:r>
-                      <m:rPr>
-                        <m:sty m:val="b"/>
-                      </m:rPr>
-                      <w:rPr>
-                        <w:rFonts w:ascii="Cambria Math" w:hAnsi="Cambria Math" w:eastAsia="Cambria Math" w:cs="Cambria Math"/>
-                        <w:sz w:val="18"/>
-                        <w:szCs w:val="18"/>
-                      </w:rPr>
-                      <m:t>R</m:t>
-                    </m:r>
-                  </m:e>
-                  <m:sub>
-                    <m:r>
-                      <m:rPr>
-                        <m:sty m:val="p"/>
-                      </m:rPr>
-                      <w:rPr>
-                        <w:rFonts w:ascii="Cambria Math" w:hAnsi="Cambria Math" w:eastAsia="Cambria Math" w:cs="Cambria Math"/>
-                        <w:sz w:val="18"/>
-                        <w:szCs w:val="18"/>
-                      </w:rPr>
-                      <m:t>map,</m:t>
-                    </m:r>
-                    <m:r>
-                      <m:rPr/>
-                      <w:rPr>
-                        <w:rFonts w:ascii="Cambria Math" w:hAnsi="Cambria Math" w:eastAsia="Cambria Math" w:cs="Cambria Math"/>
-                        <w:sz w:val="18"/>
-                        <w:szCs w:val="18"/>
-                      </w:rPr>
-                      <m:t>xy</m:t>
-                    </m:r>
-                  </m:sub>
-                </m:sSub>
-                <m:d>
-                  <m:dPr>
-                    <m:sepChr m:val=""/>
-                  </m:dPr>
+                <m:eqArr>
+                  <m:eqArrPr/>
                   <m:e>
                     <m:sSub>
-                      <m:sSubPr/>
                       <m:e>
                         <m:r>
                           <m:rPr>
@@ -31625,7 +31806,7 @@
                             <w:sz w:val="18"/>
                             <w:szCs w:val="18"/>
                           </w:rPr>
-                          <m:t>e</m:t>
+                          <m:t xml:space="preserve">p</m:t>
                         </m:r>
                       </m:e>
                       <m:sub>
@@ -31638,7 +31819,7 @@
                             <w:sz w:val="18"/>
                             <w:szCs w:val="18"/>
                           </w:rPr>
-                          <m:t>comp</m:t>
+                          <m:t xml:space="preserve">06</m:t>
                         </m:r>
                       </m:sub>
                     </m:sSub>
@@ -31651,30 +31832,9 @@
                         <w:sz w:val="18"/>
                         <w:szCs w:val="18"/>
                       </w:rPr>
-                      <m:t>[</m:t>
-                    </m:r>
-                    <m:r>
-                      <m:rPr/>
-                      <w:rPr>
-                        <w:rFonts w:ascii="Cambria Math" w:hAnsi="Cambria Math" w:eastAsia="Cambria Math" w:cs="Cambria Math"/>
-                        <w:sz w:val="18"/>
-                        <w:szCs w:val="18"/>
-                      </w:rPr>
-                      <m:t>k</m:t>
-                    </m:r>
-                    <m:r>
-                      <m:rPr>
-                        <m:sty m:val="p"/>
-                      </m:rPr>
-                      <w:rPr>
-                        <w:rFonts w:ascii="Cambria Math" w:hAnsi="Cambria Math" w:eastAsia="Cambria Math" w:cs="Cambria Math"/>
-                        <w:sz w:val="18"/>
-                        <w:szCs w:val="18"/>
-                      </w:rPr>
-                      <m:t>]−</m:t>
+                      <m:t xml:space="preserve">=</m:t>
                     </m:r>
                     <m:sSub>
-                      <m:sSubPr/>
                       <m:e>
                         <m:r>
                           <m:rPr>
@@ -31685,7 +31845,7 @@
                             <w:sz w:val="18"/>
                             <w:szCs w:val="18"/>
                           </w:rPr>
-                          <m:t>e</m:t>
+                          <m:t xml:space="preserve">p</m:t>
                         </m:r>
                       </m:e>
                       <m:sub>
@@ -31698,7 +31858,7 @@
                             <w:sz w:val="18"/>
                             <w:szCs w:val="18"/>
                           </w:rPr>
-                          <m:t>comp</m:t>
+                          <m:t xml:space="preserve">A,d</m:t>
                         </m:r>
                       </m:sub>
                     </m:sSub>
@@ -31711,17 +31871,36 @@
                         <w:sz w:val="18"/>
                         <w:szCs w:val="18"/>
                       </w:rPr>
-                      <m:t>[</m:t>
+                      <m:t xml:space="preserve">, </m:t>
                     </m:r>
-                    <m:r>
-                      <m:rPr/>
-                      <w:rPr>
-                        <w:rFonts w:ascii="Cambria Math" w:hAnsi="Cambria Math" w:eastAsia="Cambria Math" w:cs="Cambria Math"/>
-                        <w:sz w:val="18"/>
-                        <w:szCs w:val="18"/>
-                      </w:rPr>
-                      <m:t>k</m:t>
-                    </m:r>
+                    <m:sSub>
+                      <m:e>
+                        <m:r>
+                          <m:rPr>
+                            <m:sty m:val="b"/>
+                          </m:rPr>
+                          <w:rPr>
+                            <w:rFonts w:ascii="Cambria Math" w:hAnsi="Cambria Math" w:eastAsia="Cambria Math" w:cs="Cambria Math"/>
+                            <w:sz w:val="18"/>
+                            <w:szCs w:val="18"/>
+                          </w:rPr>
+                          <m:t xml:space="preserve">R</m:t>
+                        </m:r>
+                      </m:e>
+                      <m:sub>
+                        <m:r>
+                          <m:rPr>
+                            <m:sty m:val="p"/>
+                          </m:rPr>
+                          <w:rPr>
+                            <w:rFonts w:ascii="Cambria Math" w:hAnsi="Cambria Math" w:eastAsia="Cambria Math" w:cs="Cambria Math"/>
+                            <w:sz w:val="18"/>
+                            <w:szCs w:val="18"/>
+                          </w:rPr>
+                          <m:t xml:space="preserve">06</m:t>
+                        </m:r>
+                      </m:sub>
+                    </m:sSub>
                     <m:r>
                       <m:rPr>
                         <m:sty m:val="p"/>
@@ -31731,17 +31910,36 @@
                         <w:sz w:val="18"/>
                         <w:szCs w:val="18"/>
                       </w:rPr>
-                      <m:t>−</m:t>
+                      <m:t xml:space="preserve">=</m:t>
                     </m:r>
-                    <m:r>
-                      <m:rPr/>
-                      <w:rPr>
-                        <w:rFonts w:ascii="Cambria Math" w:hAnsi="Cambria Math" w:eastAsia="Cambria Math" w:cs="Cambria Math"/>
-                        <w:sz w:val="18"/>
-                        <w:szCs w:val="18"/>
-                      </w:rPr>
-                      <m:t>1</m:t>
-                    </m:r>
+                    <m:sSub>
+                      <m:e>
+                        <m:r>
+                          <m:rPr>
+                            <m:sty m:val="b"/>
+                          </m:rPr>
+                          <w:rPr>
+                            <w:rFonts w:ascii="Cambria Math" w:hAnsi="Cambria Math" w:eastAsia="Cambria Math" w:cs="Cambria Math"/>
+                            <w:sz w:val="18"/>
+                            <w:szCs w:val="18"/>
+                          </w:rPr>
+                          <m:t xml:space="preserve">R</m:t>
+                        </m:r>
+                      </m:e>
+                      <m:sub>
+                        <m:r>
+                          <m:rPr>
+                            <m:sty m:val="p"/>
+                          </m:rPr>
+                          <w:rPr>
+                            <w:rFonts w:ascii="Cambria Math" w:hAnsi="Cambria Math" w:eastAsia="Cambria Math" w:cs="Cambria Math"/>
+                            <w:sz w:val="18"/>
+                            <w:szCs w:val="18"/>
+                          </w:rPr>
+                          <m:t xml:space="preserve">A,d</m:t>
+                        </m:r>
+                      </m:sub>
+                    </m:sSub>
                     <m:r>
                       <m:rPr>
                         <m:sty m:val="p"/>
@@ -31751,21 +31949,98 @@
                         <w:sz w:val="18"/>
                         <w:szCs w:val="18"/>
                       </w:rPr>
-                      <m:t>]</m:t>
+                      <m:t xml:space="preserve">,</m:t>
                     </m:r>
                   </m:e>
-                </m:d>
-                <m:r>
-                  <m:rPr>
-                    <m:sty m:val="p"/>
-                  </m:rPr>
-                  <w:rPr>
-                    <w:rFonts w:ascii="Cambria Math" w:hAnsi="Cambria Math" w:eastAsia="Cambria Math" w:cs="Cambria Math"/>
-                    <w:sz w:val="18"/>
-                    <w:szCs w:val="18"/>
-                  </w:rPr>
-                  <m:t>.</m:t>
-                </m:r>
+                  <m:e>
+                    <m:sSub>
+                      <m:e>
+                        <m:r>
+                          <m:rPr>
+                            <m:sty m:val="bi"/>
+                          </m:rPr>
+                          <w:rPr>
+                            <w:rFonts w:ascii="Cambria Math" w:hAnsi="Cambria Math" w:eastAsia="Cambria Math" w:cs="Cambria Math"/>
+                            <w:sz w:val="18"/>
+                            <w:szCs w:val="18"/>
+                          </w:rPr>
+                          <m:t xml:space="preserve">q</m:t>
+                        </m:r>
+                      </m:e>
+                      <m:sub>
+                        <m:r>
+                          <m:rPr>
+                            <m:sty m:val="p"/>
+                          </m:rPr>
+                          <w:rPr>
+                            <w:rFonts w:ascii="Cambria Math" w:hAnsi="Cambria Math" w:eastAsia="Cambria Math" w:cs="Cambria Math"/>
+                            <w:sz w:val="18"/>
+                            <w:szCs w:val="18"/>
+                          </w:rPr>
+                          <m:t xml:space="preserve">a,d</m:t>
+                        </m:r>
+                      </m:sub>
+                    </m:sSub>
+                    <m:r>
+                      <m:rPr>
+                        <m:sty m:val="p"/>
+                      </m:rPr>
+                      <w:rPr>
+                        <w:rFonts w:ascii="Cambria Math" w:hAnsi="Cambria Math" w:eastAsia="Cambria Math" w:cs="Cambria Math"/>
+                        <w:sz w:val="18"/>
+                        <w:szCs w:val="18"/>
+                      </w:rPr>
+                      <m:t xml:space="preserve">=IK</m:t>
+                    </m:r>
+                    <m:d>
+                      <m:dPr>
+                        <m:begChr m:val="("/>
+                        <m:endChr m:val=")"/>
+                      </m:dPr>
+                      <m:e>
+                        <m:sSub>
+                          <m:e>
+                            <m:r>
+                              <m:rPr>
+                                <m:sty m:val="b"/>
+                              </m:rPr>
+                              <w:rPr>
+                                <w:rFonts w:ascii="Cambria Math" w:hAnsi="Cambria Math" w:eastAsia="Cambria Math" w:cs="Cambria Math"/>
+                                <w:sz w:val="18"/>
+                                <w:szCs w:val="18"/>
+                              </w:rPr>
+                              <m:t xml:space="preserve">T</m:t>
+                            </m:r>
+                          </m:e>
+                          <m:sub>
+                            <m:r>
+                              <m:rPr>
+                                <m:sty m:val="p"/>
+                              </m:rPr>
+                              <w:rPr>
+                                <w:rFonts w:ascii="Cambria Math" w:hAnsi="Cambria Math" w:eastAsia="Cambria Math" w:cs="Cambria Math"/>
+                                <w:sz w:val="18"/>
+                                <w:szCs w:val="18"/>
+                              </w:rPr>
+                              <m:t xml:space="preserve">A,d</m:t>
+                            </m:r>
+                          </m:sub>
+                        </m:sSub>
+                      </m:e>
+                    </m:d>
+                    <m:r>
+                      <m:rPr>
+                        <m:sty m:val="p"/>
+                      </m:rPr>
+                      <w:rPr>
+                        <w:rFonts w:ascii="Cambria Math" w:hAnsi="Cambria Math" w:eastAsia="Cambria Math" w:cs="Cambria Math"/>
+                        <w:sz w:val="18"/>
+                        <w:szCs w:val="18"/>
+                      </w:rPr>
+                      <m:t xml:space="preserve">.</m:t>
+                    </m:r>
+                  </m:e>
+                </m:eqArr>
               </m:oMath>
             </m:oMathPara>
           </w:p>
@@ -31810,9 +32085,16 @@
           <w:sz w:val="20"/>
         </w:rPr>
       </w:pPr>
+      <w:r>
+        <w:rPr>
+          <w:rFonts w:hint="eastAsia"/>
+          <w:sz w:val="20"/>
+          <w:szCs w:val="20"/>
+        </w:rPr>
+        <w:t xml:space="preserve">具体而言，先由式（20）扣除工具偏置得到腕心，再由式（21）计算前三个关节角；随后用式（22）求腕部相对姿态 </w:t>
+      </w:r>
       <m:oMath>
         <m:sSub>
-          <m:sSubPr/>
           <m:e>
             <m:r>
               <m:rPr>
@@ -31823,7 +32105,7 @@
                 <w:sz w:val="20"/>
                 <w:szCs w:val="20"/>
               </w:rPr>
-              <m:t>R</m:t>
+              <m:t xml:space="preserve">R</m:t>
             </m:r>
           </m:e>
           <m:sub>
@@ -31836,34 +32118,56 @@
                 <w:sz w:val="20"/>
                 <w:szCs w:val="20"/>
               </w:rPr>
-              <m:t>map,</m:t>
-            </m:r>
-            <m:r>
-              <m:rPr/>
-              <w:rPr>
-                <w:rFonts w:ascii="Cambria Math" w:hAnsi="Cambria Math" w:eastAsia="Cambria Math" w:cs="Cambria Math"/>
-                <w:sz w:val="20"/>
-                <w:szCs w:val="20"/>
-              </w:rPr>
-              <m:t>xy</m:t>
+              <m:t xml:space="preserve">36</m:t>
             </m:r>
           </m:sub>
         </m:sSub>
       </m:oMath>
       <w:r>
         <w:rPr>
-          <w:sz w:val="20"/>
-          <w:szCs w:val="20"/>
-        </w:rPr>
-        <w:t xml:space="preserve"> </w:t>
-      </w:r>
-      <w:r>
-        <w:rPr>
           <w:rFonts w:hint="eastAsia"/>
           <w:sz w:val="20"/>
           <w:szCs w:val="20"/>
         </w:rPr>
-        <w:t>表示在底盘近似水平、朝向固定时，从机械臂水平轴到导航水平轴的二维旋转。实际状态机需明确目标回到区间内时是否回退底盘，以及如何更新参考零点；报告代码片段不足以验证所有切换行为。边界盒也不是机械臂真实可达集，截断后仍须检查逆解、碰撞和关节联动限制。垂直方向沿用报告的限幅方式，不将其写成已实现的底盘升降补偿。</w:t>
+        <w:t xml:space="preserve">，由式（23）及零位偏置得到后三个关节角。保留满足关节限位且与上一时刻最接近的可行解，作为六轴关节指令 </w:t>
+      </w:r>
+      <m:oMath>
+        <m:sSub>
+          <m:e>
+            <m:r>
+              <m:rPr>
+                <m:sty m:val="bi"/>
+              </m:rPr>
+              <w:rPr>
+                <w:rFonts w:ascii="Cambria Math" w:hAnsi="Cambria Math" w:eastAsia="Cambria Math" w:cs="Cambria Math"/>
+                <w:sz w:val="20"/>
+                <w:szCs w:val="20"/>
+              </w:rPr>
+              <m:t xml:space="preserve">q</m:t>
+            </m:r>
+          </m:e>
+          <m:sub>
+            <m:r>
+              <m:rPr>
+                <m:sty m:val="p"/>
+              </m:rPr>
+              <w:rPr>
+                <w:rFonts w:ascii="Cambria Math" w:hAnsi="Cambria Math" w:eastAsia="Cambria Math" w:cs="Cambria Math"/>
+                <w:sz w:val="20"/>
+                <w:szCs w:val="20"/>
+              </w:rPr>
+              <m:t xml:space="preserve">a,d</m:t>
+            </m:r>
+          </m:sub>
+        </m:sSub>
+      </m:oMath>
+      <w:r>
+        <w:rPr>
+          <w:rFonts w:hint="eastAsia"/>
+          <w:sz w:val="20"/>
+          <w:szCs w:val="20"/>
+        </w:rPr>
+        <w:t xml:space="preserve">。目标不可达或位于奇异位形时，不直接输出该逆解；重置位置零点时同步更新从端参考位置，以保持目标连续。</w:t>
       </w:r>
     </w:p>
     <w:bookmarkEnd w:id="6"/>

--- a/Article.docx
+++ b/Article.docx
@@ -29745,7 +29745,7 @@
           <w:sz w:val="20"/>
           <w:szCs w:val="20"/>
         </w:rPr>
-        <w:t xml:space="preserve">，姿态输入记为滚转、俯仰、偏航角 </w:t>
+        <w:t xml:space="preserve">。手柄采用动轴 X–Y–Z 欧拉角：从 j1 到 j3 依次为滚转（roll）、俯仰（pitch）、偏航（yaw），经编码器零位与正向标定后分别记为 </w:t>
       </w:r>
       <m:oMath>
         <m:d>
@@ -29869,61 +29869,7 @@
           <w:sz w:val="20"/>
           <w:szCs w:val="20"/>
         </w:rPr>
-        <w:t xml:space="preserve">，单位为 rad。姿态由三编码器手柄的串联正运动学及其相对 </w:t>
-      </w:r>
-      <w:r>
-        <w:rPr>
-          <w:rFonts w:hint="eastAsia"/>
-          <w:sz w:val="20"/>
-          <w:szCs w:val="20"/>
-        </w:rPr>
-        <w:t xml:space="preserve">{D}</w:t>
-      </w:r>
-      <w:r>
-        <w:rPr>
-          <w:rFonts w:hint="eastAsia"/>
-          <w:sz w:val="20"/>
-          <w:szCs w:val="20"/>
-        </w:rPr>
-        <w:t xml:space="preserve"> 的安装变换得到，三个编码器角 </w:t>
-      </w:r>
-      <m:oMath>
-        <m:sSub>
-          <m:e>
-            <m:r>
-              <m:rPr>
-                <m:sty m:val="bi"/>
-              </m:rPr>
-              <w:rPr>
-                <w:rFonts w:ascii="Cambria Math" w:hAnsi="Cambria Math" w:eastAsia="Cambria Math" w:cs="Cambria Math"/>
-                <w:sz w:val="20"/>
-                <w:szCs w:val="20"/>
-              </w:rPr>
-              <m:t xml:space="preserve">q</m:t>
-            </m:r>
-          </m:e>
-          <m:sub>
-            <m:r>
-              <m:rPr>
-                <m:sty m:val="p"/>
-              </m:rPr>
-              <w:rPr>
-                <w:rFonts w:ascii="Cambria Math" w:hAnsi="Cambria Math" w:eastAsia="Cambria Math" w:cs="Cambria Math"/>
-                <w:sz w:val="20"/>
-                <w:szCs w:val="20"/>
-              </w:rPr>
-              <m:t xml:space="preserve">h</m:t>
-            </m:r>
-          </m:sub>
-        </m:sSub>
-      </m:oMath>
-      <w:r>
-        <w:rPr>
-          <w:rFonts w:hint="eastAsia"/>
-          <w:sz w:val="20"/>
-          <w:szCs w:val="20"/>
-        </w:rPr>
-        <w:t xml:space="preserve"> 不直接等于 RPY。本文统一采用固定轴 X–Y–Z 约定，主端旋转矩阵及位姿输入的齐次矩阵为</w:t>
+        <w:t xml:space="preserve">，单位为 rad。j1 绕初始 x 轴旋转，j2 绕经 j1 旋转后的 y 轴旋转，j3 绕经前两关节旋转后的 z 轴旋转，正向均遵循右手定则。主端旋转矩阵及位姿输入的齐次矩阵为</w:t>
       </w:r>
     </w:p>
     <w:tbl>
@@ -30063,7 +30009,35 @@
                             <w:sz w:val="18"/>
                             <w:szCs w:val="18"/>
                           </w:rPr>
-                          <m:t xml:space="preserve">z</m:t>
+                          <m:t xml:space="preserve">h,0</m:t>
+                        </m:r>
+                      </m:sub>
+                    </m:sSub>
+                    <m:sSub>
+                      <m:e>
+                        <m:r>
+                          <m:rPr>
+                            <m:sty m:val="b"/>
+                          </m:rPr>
+                          <w:rPr>
+                            <w:rFonts w:ascii="Cambria Math" w:hAnsi="Cambria Math" w:eastAsia="Cambria Math" w:cs="Cambria Math"/>
+                            <w:sz w:val="18"/>
+                            <w:szCs w:val="18"/>
+                          </w:rPr>
+                          <m:t xml:space="preserve">R</m:t>
+                        </m:r>
+                      </m:e>
+                      <m:sub>
+                        <m:r>
+                          <m:rPr>
+                            <m:sty m:val="p"/>
+                          </m:rPr>
+                          <w:rPr>
+                            <w:rFonts w:ascii="Cambria Math" w:hAnsi="Cambria Math" w:eastAsia="Cambria Math" w:cs="Cambria Math"/>
+                            <w:sz w:val="18"/>
+                            <w:szCs w:val="18"/>
+                          </w:rPr>
+                          <m:t xml:space="preserve">x</m:t>
                         </m:r>
                       </m:sub>
                     </m:sSub>
@@ -30084,7 +30058,7 @@
                                 <w:sz w:val="18"/>
                                 <w:szCs w:val="18"/>
                               </w:rPr>
-                              <m:t xml:space="preserve">ψ</m:t>
+                              <m:t xml:space="preserve">ϕ</m:t>
                             </m:r>
                           </m:e>
                           <m:sub>
@@ -30191,7 +30165,7 @@
                             <w:sz w:val="18"/>
                             <w:szCs w:val="18"/>
                           </w:rPr>
-                          <m:t xml:space="preserve">x</m:t>
+                          <m:t xml:space="preserve">z</m:t>
                         </m:r>
                       </m:sub>
                     </m:sSub>
@@ -30212,7 +30186,7 @@
                                 <w:sz w:val="18"/>
                                 <w:szCs w:val="18"/>
                               </w:rPr>
-                              <m:t xml:space="preserve">ϕ</m:t>
+                              <m:t xml:space="preserve">ψ</m:t>
                             </m:r>
                           </m:e>
                           <m:sub>
@@ -30473,14 +30447,52 @@
           <w:sz w:val="20"/>
           <w:szCs w:val="20"/>
         </w:rPr>
-        <w:t xml:space="preserve">其中，旋转矩阵将手柄姿态坐标系的分量变换至 </w:t>
-      </w:r>
+        <w:t xml:space="preserve">其中，</w:t>
+      </w:r>
+      <m:oMath>
+        <m:sSub>
+          <m:e>
+            <m:r>
+              <m:rPr>
+                <m:sty m:val="b"/>
+              </m:rPr>
+              <w:rPr>
+                <w:rFonts w:ascii="Cambria Math" w:hAnsi="Cambria Math" w:eastAsia="Cambria Math" w:cs="Cambria Math"/>
+                <w:sz w:val="20"/>
+                <w:szCs w:val="20"/>
+              </w:rPr>
+              <m:t xml:space="preserve">R</m:t>
+            </m:r>
+          </m:e>
+          <m:sub>
+            <m:r>
+              <m:rPr>
+                <m:sty m:val="p"/>
+              </m:rPr>
+              <w:rPr>
+                <w:rFonts w:ascii="Cambria Math" w:hAnsi="Cambria Math" w:eastAsia="Cambria Math" w:cs="Cambria Math"/>
+                <w:sz w:val="20"/>
+                <w:szCs w:val="20"/>
+              </w:rPr>
+              <m:t xml:space="preserve">h,0</m:t>
+            </m:r>
+          </m:sub>
+        </m:sSub>
+      </m:oMath>
       <w:r>
         <w:rPr>
           <w:rFonts w:hint="eastAsia"/>
           <w:sz w:val="20"/>
           <w:szCs w:val="20"/>
         </w:rPr>
+        <w:t xml:space="preserve"> 为手柄零位姿态相对 </w:t>
+      </w:r>
+      <w:r>
+        <w:rPr>
+          <w:rFonts w:hint="eastAsia"/>
+          <w:sz w:val="20"/>
+          <w:szCs w:val="20"/>
+        </w:rPr>
         <w:t xml:space="preserve">{D}</w:t>
       </w:r>
       <w:r>
@@ -30489,7 +30501,153 @@
           <w:sz w:val="20"/>
           <w:szCs w:val="20"/>
         </w:rPr>
-        <w:t xml:space="preserve">；该姿态坐标系的原点取位置输入点，即动平台中心。式（32）中的三个基本旋转矩阵分别表示绕相应坐标轴的右手正向旋转，乘积等价于固定轴先滚转、再俯仰、最后偏航。</w:t>
+        <w:t xml:space="preserve"> 的固定安装旋转；零位坐标轴与 </w:t>
+      </w:r>
+      <w:r>
+        <w:rPr>
+          <w:rFonts w:hint="eastAsia"/>
+          <w:sz w:val="20"/>
+          <w:szCs w:val="20"/>
+        </w:rPr>
+        <w:t xml:space="preserve">{D}</w:t>
+      </w:r>
+      <w:r>
+        <w:rPr>
+          <w:rFonts w:hint="eastAsia"/>
+          <w:sz w:val="20"/>
+          <w:szCs w:val="20"/>
+        </w:rPr>
+        <w:t xml:space="preserve"> 对齐时，</w:t>
+      </w:r>
+      <m:oMath>
+        <m:sSub>
+          <m:e>
+            <m:r>
+              <m:rPr>
+                <m:sty m:val="b"/>
+              </m:rPr>
+              <w:rPr>
+                <w:rFonts w:ascii="Cambria Math" w:hAnsi="Cambria Math" w:eastAsia="Cambria Math" w:cs="Cambria Math"/>
+                <w:sz w:val="20"/>
+                <w:szCs w:val="20"/>
+              </w:rPr>
+              <m:t xml:space="preserve">R</m:t>
+            </m:r>
+          </m:e>
+          <m:sub>
+            <m:r>
+              <m:rPr>
+                <m:sty m:val="p"/>
+              </m:rPr>
+              <w:rPr>
+                <w:rFonts w:ascii="Cambria Math" w:hAnsi="Cambria Math" w:eastAsia="Cambria Math" w:cs="Cambria Math"/>
+                <w:sz w:val="20"/>
+                <w:szCs w:val="20"/>
+              </w:rPr>
+              <m:t xml:space="preserve">h,0</m:t>
+            </m:r>
+          </m:sub>
+        </m:sSub>
+      </m:oMath>
+      <w:r>
+        <w:rPr>
+          <w:rFonts w:hint="eastAsia"/>
+          <w:sz w:val="20"/>
+          <w:szCs w:val="20"/>
+        </w:rPr>
+        <w:t xml:space="preserve"> 等于 </w:t>
+      </w:r>
+      <m:oMath>
+        <m:sSub>
+          <m:e>
+            <m:r>
+              <m:rPr>
+                <m:sty m:val="b"/>
+              </m:rPr>
+              <w:rPr>
+                <w:rFonts w:ascii="Cambria Math" w:hAnsi="Cambria Math" w:eastAsia="Cambria Math" w:cs="Cambria Math"/>
+                <w:sz w:val="20"/>
+                <w:szCs w:val="20"/>
+              </w:rPr>
+              <m:t xml:space="preserve">I</m:t>
+            </m:r>
+          </m:e>
+          <m:sub>
+            <m:r>
+              <m:rPr>
+                <m:sty m:val="p"/>
+              </m:rPr>
+              <w:rPr>
+                <w:rFonts w:ascii="Cambria Math" w:hAnsi="Cambria Math" w:eastAsia="Cambria Math" w:cs="Cambria Math"/>
+                <w:sz w:val="20"/>
+                <w:szCs w:val="20"/>
+              </w:rPr>
+              <m:t xml:space="preserve">3</m:t>
+            </m:r>
+          </m:sub>
+        </m:sSub>
+      </m:oMath>
+      <w:r>
+        <w:rPr>
+          <w:rFonts w:hint="eastAsia"/>
+          <w:sz w:val="20"/>
+          <w:szCs w:val="20"/>
+        </w:rPr>
+        <w:t xml:space="preserve">。动轴旋转依次右乘，故三个关节的旋转矩阵按 roll、pitch、yaw 排列。</w:t>
+      </w:r>
+      <m:oMath>
+        <m:sSub>
+          <m:e>
+            <m:r>
+              <m:rPr>
+                <m:sty m:val="b"/>
+              </m:rPr>
+              <w:rPr>
+                <w:rFonts w:ascii="Cambria Math" w:hAnsi="Cambria Math" w:eastAsia="Cambria Math" w:cs="Cambria Math"/>
+                <w:sz w:val="20"/>
+                <w:szCs w:val="20"/>
+              </w:rPr>
+              <m:t xml:space="preserve">R</m:t>
+            </m:r>
+          </m:e>
+          <m:sub>
+            <m:r>
+              <m:rPr>
+                <m:sty m:val="p"/>
+              </m:rPr>
+              <w:rPr>
+                <w:rFonts w:ascii="Cambria Math" w:hAnsi="Cambria Math" w:eastAsia="Cambria Math" w:cs="Cambria Math"/>
+                <w:sz w:val="20"/>
+                <w:szCs w:val="20"/>
+              </w:rPr>
+              <m:t xml:space="preserve">h</m:t>
+            </m:r>
+          </m:sub>
+        </m:sSub>
+      </m:oMath>
+      <w:r>
+        <w:rPr>
+          <w:rFonts w:hint="eastAsia"/>
+          <w:sz w:val="20"/>
+          <w:szCs w:val="20"/>
+        </w:rPr>
+        <w:t xml:space="preserve"> 将手柄姿态坐标系的分量变换至 </w:t>
+      </w:r>
+      <w:r>
+        <w:rPr>
+          <w:rFonts w:hint="eastAsia"/>
+          <w:sz w:val="20"/>
+          <w:szCs w:val="20"/>
+        </w:rPr>
+        <w:t xml:space="preserve">{D}</w:t>
+      </w:r>
+      <w:r>
+        <w:rPr>
+          <w:rFonts w:hint="eastAsia"/>
+          <w:sz w:val="20"/>
+          <w:szCs w:val="20"/>
+        </w:rPr>
+        <w:t xml:space="preserve">，该姿态坐标系的原点取位置输入点，即动平台中心。</w:t>
       </w:r>
     </w:p>
     <w:p>
@@ -31358,7 +31516,7 @@
           <w:sz w:val="20"/>
           <w:szCs w:val="20"/>
         </w:rPr>
-        <w:t xml:space="preserve"> 为从端工具姿态相对手柄姿态的固定校准旋转。两项姿态校准均由安装关系确定。报告实现中先完成姿态校准，再转换为 RPY 发送，因此接收端按同一旋转顺序还原后即可得到 </w:t>
+        <w:t xml:space="preserve"> 为从端工具姿态相对手柄姿态的固定校准旋转。两项姿态校准均由安装关系确定。报告实现中先完成姿态校准，再转换为 RPY 发送，因此接收端按同一动轴 X–Y–Z 约定还原后即可得到 </w:t>
       </w:r>
       <m:oMath>
         <m:sSub>

--- a/Article.docx
+++ b/Article.docx
@@ -708,20 +708,50 @@
         <w:keepNext/>
         <w:keepLines/>
         <w:numPr>
-          <w:ilvl w:val="0"/>
           <w:numId w:val="0"/>
         </w:numPr>
-        <w:pBdr>
-          <w:top w:val="single" w:color="B0B0B0" w:sz="4" w:space="1"/>
-          <w:left w:val="single" w:color="B0B0B0" w:sz="4" w:space="1"/>
-          <w:bottom w:val="single" w:color="B0B0B0" w:sz="4" w:space="1"/>
-          <w:right w:val="single" w:color="B0B0B0" w:sz="4" w:space="1"/>
-        </w:pBdr>
         <w:snapToGrid w:val="0"/>
-        <w:spacing w:before="0" w:after="0" w:line="1644" w:lineRule="exact"/>
+        <w:spacing w:before="60" w:after="60" w:line="240" w:lineRule="auto"/>
+        <w:ind w:left="0" w:right="0" w:firstLine="0"/>
+        <w:jc w:val="center"/>
       </w:pPr>
       <w:r>
-        <w:t> </w:t>
+        <w:drawing>
+          <wp:inline distT="0" distB="0" distL="0" distR="0">
+            <wp:extent cx="2988000" cy="7312737"/>
+            <wp:docPr id="31" name="Fig. 1" descr="整机控制流程：遥操作与机械臂控制、底盘控制及测量反馈"/>
+            <wp:cNvGraphicFramePr>
+              <a:graphicFrameLocks xmlns:a="http://schemas.openxmlformats.org/drawingml/2006/main" noChangeAspect="1"/>
+            </wp:cNvGraphicFramePr>
+            <a:graphic xmlns:a="http://schemas.openxmlformats.org/drawingml/2006/main">
+              <a:graphicData uri="http://schemas.openxmlformats.org/drawingml/2006/picture">
+                <pic:pic xmlns:pic="http://schemas.openxmlformats.org/drawingml/2006/picture">
+                  <pic:nvPicPr>
+                    <pic:cNvPr id="31" name="system_control_flow.png"/>
+                    <pic:cNvPicPr>
+                      <a:picLocks noChangeAspect="1"/>
+                    </pic:cNvPicPr>
+                  </pic:nvPicPr>
+                  <pic:blipFill>
+                    <a:blip r:embed="rId15"/>
+                    <a:stretch>
+                      <a:fillRect/>
+                    </a:stretch>
+                  </pic:blipFill>
+                  <pic:spPr>
+                    <a:xfrm>
+                      <a:off x="0" y="0"/>
+                      <a:ext cx="2988000" cy="7312737"/>
+                    </a:xfrm>
+                    <a:prstGeom prst="rect">
+                      <a:avLst/>
+                    </a:prstGeom>
+                  </pic:spPr>
+                </pic:pic>
+              </a:graphicData>
+            </a:graphic>
+          </wp:inline>
+        </w:drawing>
       </w:r>
     </w:p>
     <w:p>
@@ -744,7 +774,7 @@
           <w:rFonts w:hint="eastAsia"/>
           <w:iCs/>
         </w:rPr>
-        <w:t>整体结构与分层控制框图（留白，待补图）。</w:t>
+        <w:t>整机控制流程。（a）遥操作主端经位姿映射与解析逆解生成机械臂关节目标，关节伺服叠加重力前馈。（b）底盘并行生成轮腿运动目标与模型前馈力矩，并利用 IMU 和编码器反馈闭环控制。实线为前向信号路径，虚线为测量反馈；TD 为跟踪微分器，IK 为逆运动学。</w:t>
       </w:r>
     </w:p>
     <w:p>

--- a/Article.docx
+++ b/Article.docx
@@ -682,25 +682,8 @@
       <w:r>
         <w:rPr>
           <w:rFonts w:hint="eastAsia"/>
-          <w:sz w:val="20"/>
-          <w:szCs w:val="20"/>
-        </w:rPr>
-        <w:t>控制流程如</w:t>
-      </w:r>
-      <w:r>
-        <w:rPr>
-          <w:sz w:val="20"/>
-          <w:szCs w:val="20"/>
-        </w:rPr>
-        <w:t xml:space="preserve"> Fig. 1 </w:t>
-      </w:r>
-      <w:r>
-        <w:rPr>
-          <w:rFonts w:hint="eastAsia"/>
-          <w:sz w:val="20"/>
-          <w:szCs w:val="20"/>
-        </w:rPr>
-        <w:t>所示。底盘控制器接收期望平面速度、机身高度和姿态，分别计算轮速、关节位置及前馈力矩；机械臂控制器接收主端位姿，经坐标映射与逆解后生成关节指令。关节层采用位置与速度串级反馈，模型前馈与反馈输出在执行器侧叠加。</w:t>
+        </w:rPr>
+        <w:t xml:space="preserve">控制流程如 Fig. 1 所示。底盘接收期望平动速度、加速度、基准高度及滚转、俯仰姿态角，分为关节控制器、麦克纳姆轮控制器和模型前馈三路。腿部关节采用位置—速度串级 PID，轮电机采用速度环 PID，两类电机的控制力矩均由控制器输出与相应前馈力矩相加得到。机械臂接收主端位姿，经坐标映射与逆解生成关节指令，并采用位置—速度串级反馈与重力前馈。</w:t>
       </w:r>
     </w:p>
     <w:p>
@@ -718,7 +701,7 @@
       <w:r>
         <w:drawing>
           <wp:inline distT="0" distB="0" distL="0" distR="0">
-            <wp:extent cx="2988000" cy="7312737"/>
+            <wp:extent cx="3060000" cy="7368980"/>
             <wp:docPr id="31" name="Fig. 1" descr="整机控制流程：遥操作与机械臂控制、底盘控制及测量反馈"/>
             <wp:cNvGraphicFramePr>
               <a:graphicFrameLocks xmlns:a="http://schemas.openxmlformats.org/drawingml/2006/main" noChangeAspect="1"/>
@@ -741,7 +724,7 @@
                   <pic:spPr>
                     <a:xfrm>
                       <a:off x="0" y="0"/>
-                      <a:ext cx="2988000" cy="7312737"/>
+                      <a:ext cx="3060000" cy="7368980"/>
                     </a:xfrm>
                     <a:prstGeom prst="rect">
                       <a:avLst/>
@@ -765,16 +748,9 @@
       </w:pPr>
       <w:r>
         <w:rPr>
-          <w:iCs/>
-        </w:rPr>
-        <w:t xml:space="preserve">Fig. 1. </w:t>
-      </w:r>
-      <w:r>
-        <w:rPr>
           <w:rFonts w:hint="eastAsia"/>
-          <w:iCs/>
-        </w:rPr>
-        <w:t>整机控制流程。（a）遥操作主端经位姿映射与解析逆解生成机械臂关节目标，关节伺服叠加重力前馈。（b）底盘并行生成轮腿运动目标与模型前馈力矩，并利用 IMU 和编码器反馈闭环控制。实线为前向信号路径，虚线为测量反馈；TD 为跟踪微分器，IK 为逆运动学。</w:t>
+        </w:rPr>
+        <w:t xml:space="preserve">Fig. 1. 整机控制流程。（a）遥操作位姿映射与机械臂控制。（b）底盘关节控制、麦克纳姆轮控制及前馈三路结构；单刚体动力学得到期望足端力，经轮体动力学与腿部连杆力映射得到电机前馈力矩。关节与轮电机分别将控制器输出和前馈力矩相加。实线为前向信号路径，虚线为测量反馈；FF 表示前馈。</w:t>
       </w:r>
     </w:p>
     <w:p>

--- a/Article.docx
+++ b/Article.docx
@@ -683,7 +683,7 @@
         <w:rPr>
           <w:rFonts w:hint="eastAsia"/>
         </w:rPr>
-        <w:t xml:space="preserve">控制流程如 Fig. 1 所示。底盘接收期望平动速度、加速度、基准高度及滚转、俯仰姿态角，分为关节控制器、麦克纳姆轮控制器和模型前馈三路。腿部关节采用位置—速度串级 PID，轮电机采用速度环 PID，两类电机的控制力矩均由控制器输出与相应前馈力矩相加得到。机械臂接收主端位姿，经坐标映射与逆解生成关节指令，并采用位置—速度串级反馈与重力前馈。</w:t>
+        <w:t>控制流程如 Fig. 1 所示。底盘接收期望平动速度、加速度、基准高度及滚转、俯仰姿态角，分为关节控制器、麦克纳姆轮控制器和模型前馈三路。腿部关节采用位置—速度串级 PID，轮电机采用速度环 PID，两类电机的控制力矩均由控制器输出与相应前馈力矩相加得到。机械臂接收主端位姿，经坐标映射与逆解生成关节指令，并采用位置—速度串级反馈与重力前馈。</w:t>
       </w:r>
     </w:p>
     <w:p>
@@ -691,6 +691,7 @@
         <w:keepNext/>
         <w:keepLines/>
         <w:numPr>
+          <w:ilvl w:val="0"/>
           <w:numId w:val="0"/>
         </w:numPr>
         <w:snapToGrid w:val="0"/>
@@ -701,7 +702,8 @@
       <w:r>
         <w:drawing>
           <wp:inline distT="0" distB="0" distL="0" distR="0">
-            <wp:extent cx="3060000" cy="7368980"/>
+            <wp:extent cx="3059430" cy="7368540"/>
+            <wp:effectExtent l="0" t="0" r="7620" b="3810"/>
             <wp:docPr id="31" name="Fig. 1" descr="整机控制流程：遥操作与机械臂控制、底盘控制及测量反馈"/>
             <wp:cNvGraphicFramePr>
               <a:graphicFrameLocks xmlns:a="http://schemas.openxmlformats.org/drawingml/2006/main" noChangeAspect="1"/>
@@ -710,13 +712,13 @@
               <a:graphicData uri="http://schemas.openxmlformats.org/drawingml/2006/picture">
                 <pic:pic xmlns:pic="http://schemas.openxmlformats.org/drawingml/2006/picture">
                   <pic:nvPicPr>
-                    <pic:cNvPr id="31" name="system_control_flow.png"/>
+                    <pic:cNvPr id="31" name="Fig. 1" descr="整机控制流程：遥操作与机械臂控制、底盘控制及测量反馈"/>
                     <pic:cNvPicPr>
                       <a:picLocks noChangeAspect="1"/>
                     </pic:cNvPicPr>
                   </pic:nvPicPr>
                   <pic:blipFill>
-                    <a:blip r:embed="rId15"/>
+                    <a:blip r:embed="rId4"/>
                     <a:stretch>
                       <a:fillRect/>
                     </a:stretch>
@@ -750,7 +752,7 @@
         <w:rPr>
           <w:rFonts w:hint="eastAsia"/>
         </w:rPr>
-        <w:t xml:space="preserve">Fig. 1. 整机控制流程。（a）遥操作位姿映射与机械臂控制。（b）底盘关节控制、麦克纳姆轮控制及前馈三路结构；单刚体动力学得到期望足端力，经轮体动力学与腿部连杆力映射得到电机前馈力矩。关节与轮电机分别将控制器输出和前馈力矩相加。实线为前向信号路径，虚线为测量反馈；FF 表示前馈。</w:t>
+        <w:t>Fig. 1. 整机控制流程。（a）遥操作位姿映射与机械臂控制。（b）底盘关节控制、麦克纳姆轮控制及前馈三路结构；单刚体动力学得到期望足端力，经轮体动力学与腿部连杆力映射得到电机前馈力矩。关节与轮电机分别将控制器输出和前馈力矩相加。实线为前向信号路径，虚线为测量反馈；FF 表示前馈。</w:t>
       </w:r>
     </w:p>
     <w:p>
@@ -2196,7 +2198,7 @@
                     </pic:cNvPicPr>
                   </pic:nvPicPr>
                   <pic:blipFill>
-                    <a:blip r:embed="rId4"/>
+                    <a:blip r:embed="rId5"/>
                     <a:stretch>
                       <a:fillRect/>
                     </a:stretch>
@@ -2283,14 +2285,6 @@
         <w:gridCol w:w="1622"/>
       </w:tblGrid>
       <w:tr>
-        <w:tblPrEx>
-          <w:tblCellMar>
-            <w:top w:w="0" w:type="dxa"/>
-            <w:left w:w="108" w:type="dxa"/>
-            <w:bottom w:w="0" w:type="dxa"/>
-            <w:right w:w="108" w:type="dxa"/>
-          </w:tblCellMar>
-        </w:tblPrEx>
         <w:trPr>
           <w:cantSplit/>
           <w:tblHeader/>
@@ -2381,14 +2375,6 @@
         </w:tc>
       </w:tr>
       <w:tr>
-        <w:tblPrEx>
-          <w:tblCellMar>
-            <w:top w:w="0" w:type="dxa"/>
-            <w:left w:w="108" w:type="dxa"/>
-            <w:bottom w:w="0" w:type="dxa"/>
-            <w:right w:w="108" w:type="dxa"/>
-          </w:tblCellMar>
-        </w:tblPrEx>
         <w:trPr>
           <w:cantSplit/>
         </w:trPr>
@@ -2522,14 +2508,6 @@
         </w:tc>
       </w:tr>
       <w:tr>
-        <w:tblPrEx>
-          <w:tblCellMar>
-            <w:top w:w="0" w:type="dxa"/>
-            <w:left w:w="108" w:type="dxa"/>
-            <w:bottom w:w="0" w:type="dxa"/>
-            <w:right w:w="108" w:type="dxa"/>
-          </w:tblCellMar>
-        </w:tblPrEx>
         <w:trPr>
           <w:cantSplit/>
         </w:trPr>
@@ -2838,14 +2816,6 @@
         </w:tc>
       </w:tr>
       <w:tr>
-        <w:tblPrEx>
-          <w:tblCellMar>
-            <w:top w:w="0" w:type="dxa"/>
-            <w:left w:w="108" w:type="dxa"/>
-            <w:bottom w:w="0" w:type="dxa"/>
-            <w:right w:w="108" w:type="dxa"/>
-          </w:tblCellMar>
-        </w:tblPrEx>
         <w:trPr>
           <w:cantSplit/>
         </w:trPr>
@@ -2967,14 +2937,6 @@
         </w:tc>
       </w:tr>
       <w:tr>
-        <w:tblPrEx>
-          <w:tblCellMar>
-            <w:top w:w="0" w:type="dxa"/>
-            <w:left w:w="108" w:type="dxa"/>
-            <w:bottom w:w="0" w:type="dxa"/>
-            <w:right w:w="108" w:type="dxa"/>
-          </w:tblCellMar>
-        </w:tblPrEx>
         <w:trPr>
           <w:cantSplit/>
         </w:trPr>
@@ -3110,14 +3072,6 @@
         </w:tc>
       </w:tr>
       <w:tr>
-        <w:tblPrEx>
-          <w:tblCellMar>
-            <w:top w:w="0" w:type="dxa"/>
-            <w:left w:w="108" w:type="dxa"/>
-            <w:bottom w:w="0" w:type="dxa"/>
-            <w:right w:w="108" w:type="dxa"/>
-          </w:tblCellMar>
-        </w:tblPrEx>
         <w:trPr>
           <w:cantSplit/>
         </w:trPr>
@@ -3186,10 +3140,23 @@
               </w:numPr>
               <w:snapToGrid w:val="0"/>
               <w:spacing w:before="0" w:after="0" w:line="240" w:lineRule="auto"/>
+              <w:jc w:val="center"/>
               <w:rPr>
                 <w:sz w:val="16"/>
               </w:rPr>
             </w:pPr>
+            <w:r>
+              <m:rPr/>
+              <w:rPr>
+                <w:rFonts w:hint="eastAsia" w:hAnsi="Cambria Math" w:cs="Cambria Math"/>
+                <w:b w:val="0"/>
+                <w:i w:val="0"/>
+                <w:sz w:val="16"/>
+                <w:szCs w:val="16"/>
+                <w:lang w:val="en-US" w:eastAsia="zh-CN"/>
+              </w:rPr>
+              <w:t>0.7</w:t>
+            </w:r>
             <m:oMath>
               <m:r>
                 <m:rPr>
@@ -3203,14 +3170,6 @@
                 <m:t>m</m:t>
               </m:r>
             </m:oMath>
-            <w:r>
-              <w:rPr>
-                <w:rFonts w:hint="eastAsia"/>
-                <w:sz w:val="16"/>
-                <w:szCs w:val="16"/>
-              </w:rPr>
-              <w:t>，待标定</w:t>
-            </w:r>
           </w:p>
         </w:tc>
         <w:tc>
@@ -3300,12 +3259,6 @@
             <w:insideH w:val="none" w:color="B0B0B0" w:sz="4" w:space="0"/>
             <w:insideV w:val="none" w:color="B0B0B0" w:sz="4" w:space="0"/>
           </w:tblBorders>
-          <w:tblCellMar>
-            <w:top w:w="0" w:type="dxa"/>
-            <w:left w:w="0" w:type="dxa"/>
-            <w:bottom w:w="0" w:type="dxa"/>
-            <w:right w:w="0" w:type="dxa"/>
-          </w:tblCellMar>
         </w:tblPrEx>
         <w:trPr>
           <w:cantSplit/>
@@ -3933,12 +3886,6 @@
             <w:insideH w:val="none" w:color="B0B0B0" w:sz="4" w:space="0"/>
             <w:insideV w:val="none" w:color="B0B0B0" w:sz="4" w:space="0"/>
           </w:tblBorders>
-          <w:tblCellMar>
-            <w:top w:w="0" w:type="dxa"/>
-            <w:left w:w="0" w:type="dxa"/>
-            <w:bottom w:w="0" w:type="dxa"/>
-            <w:right w:w="0" w:type="dxa"/>
-          </w:tblCellMar>
         </w:tblPrEx>
         <w:trPr>
           <w:cantSplit/>
@@ -4848,12 +4795,6 @@
             <w:insideH w:val="none" w:color="B0B0B0" w:sz="4" w:space="0"/>
             <w:insideV w:val="none" w:color="B0B0B0" w:sz="4" w:space="0"/>
           </w:tblBorders>
-          <w:tblCellMar>
-            <w:top w:w="0" w:type="dxa"/>
-            <w:left w:w="0" w:type="dxa"/>
-            <w:bottom w:w="0" w:type="dxa"/>
-            <w:right w:w="0" w:type="dxa"/>
-          </w:tblCellMar>
         </w:tblPrEx>
         <w:trPr>
           <w:cantSplit/>
@@ -6248,12 +6189,6 @@
             <w:insideH w:val="none" w:color="B0B0B0" w:sz="4" w:space="0"/>
             <w:insideV w:val="none" w:color="B0B0B0" w:sz="4" w:space="0"/>
           </w:tblBorders>
-          <w:tblCellMar>
-            <w:top w:w="0" w:type="dxa"/>
-            <w:left w:w="0" w:type="dxa"/>
-            <w:bottom w:w="0" w:type="dxa"/>
-            <w:right w:w="0" w:type="dxa"/>
-          </w:tblCellMar>
         </w:tblPrEx>
         <w:trPr>
           <w:cantSplit/>
@@ -6942,7 +6877,7 @@
                     </pic:cNvPicPr>
                   </pic:nvPicPr>
                   <pic:blipFill>
-                    <a:blip r:embed="rId5"/>
+                    <a:blip r:embed="rId6"/>
                     <a:srcRect l="4706" t="17564" r="8015" b="15381"/>
                     <a:stretch>
                       <a:fillRect/>
@@ -7015,7 +6950,7 @@
                     </pic:cNvPicPr>
                   </pic:nvPicPr>
                   <pic:blipFill>
-                    <a:blip r:embed="rId6"/>
+                    <a:blip r:embed="rId7"/>
                     <a:stretch>
                       <a:fillRect/>
                     </a:stretch>
@@ -7432,12 +7367,6 @@
             <w:insideH w:val="none" w:color="B0B0B0" w:sz="4" w:space="0"/>
             <w:insideV w:val="none" w:color="B0B0B0" w:sz="4" w:space="0"/>
           </w:tblBorders>
-          <w:tblCellMar>
-            <w:top w:w="0" w:type="dxa"/>
-            <w:left w:w="0" w:type="dxa"/>
-            <w:bottom w:w="0" w:type="dxa"/>
-            <w:right w:w="0" w:type="dxa"/>
-          </w:tblCellMar>
         </w:tblPrEx>
         <w:trPr>
           <w:cantSplit/>
@@ -8041,12 +7970,6 @@
             <w:insideH w:val="none" w:color="B0B0B0" w:sz="4" w:space="0"/>
             <w:insideV w:val="none" w:color="B0B0B0" w:sz="4" w:space="0"/>
           </w:tblBorders>
-          <w:tblCellMar>
-            <w:top w:w="0" w:type="dxa"/>
-            <w:left w:w="0" w:type="dxa"/>
-            <w:bottom w:w="0" w:type="dxa"/>
-            <w:right w:w="0" w:type="dxa"/>
-          </w:tblCellMar>
         </w:tblPrEx>
         <w:trPr>
           <w:cantSplit/>
@@ -8589,12 +8512,6 @@
             <w:insideH w:val="none" w:color="B0B0B0" w:sz="4" w:space="0"/>
             <w:insideV w:val="none" w:color="B0B0B0" w:sz="4" w:space="0"/>
           </w:tblBorders>
-          <w:tblCellMar>
-            <w:top w:w="0" w:type="dxa"/>
-            <w:left w:w="0" w:type="dxa"/>
-            <w:bottom w:w="0" w:type="dxa"/>
-            <w:right w:w="0" w:type="dxa"/>
-          </w:tblCellMar>
         </w:tblPrEx>
         <w:trPr>
           <w:cantSplit/>
@@ -8908,12 +8825,6 @@
             <w:insideH w:val="none" w:color="B0B0B0" w:sz="4" w:space="0"/>
             <w:insideV w:val="none" w:color="B0B0B0" w:sz="4" w:space="0"/>
           </w:tblBorders>
-          <w:tblCellMar>
-            <w:top w:w="0" w:type="dxa"/>
-            <w:left w:w="0" w:type="dxa"/>
-            <w:bottom w:w="0" w:type="dxa"/>
-            <w:right w:w="0" w:type="dxa"/>
-          </w:tblCellMar>
         </w:tblPrEx>
         <w:trPr>
           <w:cantSplit/>
@@ -9545,7 +9456,7 @@
                     </pic:cNvPicPr>
                   </pic:nvPicPr>
                   <pic:blipFill>
-                    <a:blip r:embed="rId7"/>
+                    <a:blip r:embed="rId8"/>
                     <a:stretch>
                       <a:fillRect/>
                     </a:stretch>
@@ -9819,12 +9730,6 @@
             <w:insideH w:val="none" w:color="B0B0B0" w:sz="4" w:space="0"/>
             <w:insideV w:val="none" w:color="B0B0B0" w:sz="4" w:space="0"/>
           </w:tblBorders>
-          <w:tblCellMar>
-            <w:top w:w="0" w:type="dxa"/>
-            <w:left w:w="0" w:type="dxa"/>
-            <w:bottom w:w="0" w:type="dxa"/>
-            <w:right w:w="0" w:type="dxa"/>
-          </w:tblCellMar>
         </w:tblPrEx>
         <w:trPr>
           <w:cantSplit/>
@@ -10238,12 +10143,6 @@
             <w:insideH w:val="none" w:color="B0B0B0" w:sz="4" w:space="0"/>
             <w:insideV w:val="none" w:color="B0B0B0" w:sz="4" w:space="0"/>
           </w:tblBorders>
-          <w:tblCellMar>
-            <w:top w:w="0" w:type="dxa"/>
-            <w:left w:w="0" w:type="dxa"/>
-            <w:bottom w:w="0" w:type="dxa"/>
-            <w:right w:w="0" w:type="dxa"/>
-          </w:tblCellMar>
         </w:tblPrEx>
         <w:trPr>
           <w:cantSplit/>
@@ -10757,12 +10656,6 @@
             <w:insideH w:val="none" w:color="B0B0B0" w:sz="4" w:space="0"/>
             <w:insideV w:val="none" w:color="B0B0B0" w:sz="4" w:space="0"/>
           </w:tblBorders>
-          <w:tblCellMar>
-            <w:top w:w="0" w:type="dxa"/>
-            <w:left w:w="0" w:type="dxa"/>
-            <w:bottom w:w="0" w:type="dxa"/>
-            <w:right w:w="0" w:type="dxa"/>
-          </w:tblCellMar>
         </w:tblPrEx>
         <w:trPr>
           <w:cantSplit/>
@@ -11553,12 +11446,6 @@
             <w:insideH w:val="none" w:color="B0B0B0" w:sz="4" w:space="0"/>
             <w:insideV w:val="none" w:color="B0B0B0" w:sz="4" w:space="0"/>
           </w:tblBorders>
-          <w:tblCellMar>
-            <w:top w:w="0" w:type="dxa"/>
-            <w:left w:w="0" w:type="dxa"/>
-            <w:bottom w:w="0" w:type="dxa"/>
-            <w:right w:w="0" w:type="dxa"/>
-          </w:tblCellMar>
         </w:tblPrEx>
         <w:trPr>
           <w:cantSplit/>
@@ -12051,12 +11938,6 @@
             <w:insideH w:val="none" w:color="B0B0B0" w:sz="4" w:space="0"/>
             <w:insideV w:val="none" w:color="B0B0B0" w:sz="4" w:space="0"/>
           </w:tblBorders>
-          <w:tblCellMar>
-            <w:top w:w="0" w:type="dxa"/>
-            <w:left w:w="0" w:type="dxa"/>
-            <w:bottom w:w="0" w:type="dxa"/>
-            <w:right w:w="0" w:type="dxa"/>
-          </w:tblCellMar>
         </w:tblPrEx>
         <w:trPr>
           <w:cantSplit/>
@@ -12919,7 +12800,7 @@
                     </pic:cNvPicPr>
                   </pic:nvPicPr>
                   <pic:blipFill>
-                    <a:blip r:embed="rId8"/>
+                    <a:blip r:embed="rId9"/>
                     <a:stretch>
                       <a:fillRect/>
                     </a:stretch>
@@ -13177,12 +13058,6 @@
             <w:insideH w:val="none" w:color="B0B0B0" w:sz="4" w:space="0"/>
             <w:insideV w:val="none" w:color="B0B0B0" w:sz="4" w:space="0"/>
           </w:tblBorders>
-          <w:tblCellMar>
-            <w:top w:w="0" w:type="dxa"/>
-            <w:left w:w="0" w:type="dxa"/>
-            <w:bottom w:w="0" w:type="dxa"/>
-            <w:right w:w="0" w:type="dxa"/>
-          </w:tblCellMar>
         </w:tblPrEx>
         <w:trPr>
           <w:cantSplit/>
@@ -13748,12 +13623,6 @@
             <w:insideH w:val="none" w:color="B0B0B0" w:sz="4" w:space="0"/>
             <w:insideV w:val="none" w:color="B0B0B0" w:sz="4" w:space="0"/>
           </w:tblBorders>
-          <w:tblCellMar>
-            <w:top w:w="0" w:type="dxa"/>
-            <w:left w:w="0" w:type="dxa"/>
-            <w:bottom w:w="0" w:type="dxa"/>
-            <w:right w:w="0" w:type="dxa"/>
-          </w:tblCellMar>
         </w:tblPrEx>
         <w:trPr>
           <w:cantSplit/>
@@ -14758,12 +14627,6 @@
             <w:insideH w:val="none" w:color="B0B0B0" w:sz="4" w:space="0"/>
             <w:insideV w:val="none" w:color="B0B0B0" w:sz="4" w:space="0"/>
           </w:tblBorders>
-          <w:tblCellMar>
-            <w:top w:w="0" w:type="dxa"/>
-            <w:left w:w="0" w:type="dxa"/>
-            <w:bottom w:w="0" w:type="dxa"/>
-            <w:right w:w="0" w:type="dxa"/>
-          </w:tblCellMar>
         </w:tblPrEx>
         <w:trPr>
           <w:cantSplit/>
@@ -15390,12 +15253,6 @@
             <w:insideH w:val="none" w:color="B0B0B0" w:sz="4" w:space="0"/>
             <w:insideV w:val="none" w:color="B0B0B0" w:sz="4" w:space="0"/>
           </w:tblBorders>
-          <w:tblCellMar>
-            <w:top w:w="0" w:type="dxa"/>
-            <w:left w:w="0" w:type="dxa"/>
-            <w:bottom w:w="0" w:type="dxa"/>
-            <w:right w:w="0" w:type="dxa"/>
-          </w:tblCellMar>
         </w:tblPrEx>
         <w:trPr>
           <w:cantSplit/>
@@ -18089,7 +17946,7 @@
                     </pic:cNvPicPr>
                   </pic:nvPicPr>
                   <pic:blipFill>
-                    <a:blip r:embed="rId9"/>
+                    <a:blip r:embed="rId10"/>
                     <a:stretch>
                       <a:fillRect/>
                     </a:stretch>
@@ -18387,12 +18244,6 @@
             <w:insideH w:val="none" w:color="B0B0B0" w:sz="4" w:space="0"/>
             <w:insideV w:val="none" w:color="B0B0B0" w:sz="4" w:space="0"/>
           </w:tblBorders>
-          <w:tblCellMar>
-            <w:top w:w="0" w:type="dxa"/>
-            <w:left w:w="0" w:type="dxa"/>
-            <w:bottom w:w="0" w:type="dxa"/>
-            <w:right w:w="0" w:type="dxa"/>
-          </w:tblCellMar>
         </w:tblPrEx>
         <w:trPr>
           <w:cantSplit/>
@@ -18654,7 +18505,7 @@
                     </pic:cNvPicPr>
                   </pic:nvPicPr>
                   <pic:blipFill>
-                    <a:blip r:embed="rId10"/>
+                    <a:blip r:embed="rId11"/>
                     <a:stretch>
                       <a:fillRect/>
                     </a:stretch>
@@ -21000,12 +20851,6 @@
             <w:insideH w:val="none" w:color="B0B0B0" w:sz="4" w:space="0"/>
             <w:insideV w:val="none" w:color="B0B0B0" w:sz="4" w:space="0"/>
           </w:tblBorders>
-          <w:tblCellMar>
-            <w:top w:w="0" w:type="dxa"/>
-            <w:left w:w="0" w:type="dxa"/>
-            <w:bottom w:w="0" w:type="dxa"/>
-            <w:right w:w="0" w:type="dxa"/>
-          </w:tblCellMar>
         </w:tblPrEx>
         <w:trPr>
           <w:cantSplit/>
@@ -21872,12 +21717,6 @@
             <w:insideH w:val="none" w:color="B0B0B0" w:sz="4" w:space="0"/>
             <w:insideV w:val="none" w:color="B0B0B0" w:sz="4" w:space="0"/>
           </w:tblBorders>
-          <w:tblCellMar>
-            <w:top w:w="0" w:type="dxa"/>
-            <w:left w:w="0" w:type="dxa"/>
-            <w:bottom w:w="0" w:type="dxa"/>
-            <w:right w:w="0" w:type="dxa"/>
-          </w:tblCellMar>
         </w:tblPrEx>
         <w:trPr>
           <w:cantSplit/>
@@ -22623,7 +22462,7 @@
                     </pic:cNvPicPr>
                   </pic:nvPicPr>
                   <pic:blipFill>
-                    <a:blip r:embed="rId11"/>
+                    <a:blip r:embed="rId12"/>
                     <a:stretch>
                       <a:fillRect/>
                     </a:stretch>
@@ -23608,7 +23447,7 @@
                     </pic:cNvPicPr>
                   </pic:nvPicPr>
                   <pic:blipFill>
-                    <a:blip r:embed="rId12"/>
+                    <a:blip r:embed="rId13"/>
                     <a:stretch>
                       <a:fillRect/>
                     </a:stretch>
@@ -24578,12 +24417,6 @@
             <w:insideH w:val="none" w:color="B0B0B0" w:sz="4" w:space="0"/>
             <w:insideV w:val="none" w:color="B0B0B0" w:sz="4" w:space="0"/>
           </w:tblBorders>
-          <w:tblCellMar>
-            <w:top w:w="0" w:type="dxa"/>
-            <w:left w:w="0" w:type="dxa"/>
-            <w:bottom w:w="0" w:type="dxa"/>
-            <w:right w:w="0" w:type="dxa"/>
-          </w:tblCellMar>
         </w:tblPrEx>
         <w:trPr>
           <w:cantSplit/>
@@ -25461,12 +25294,6 @@
             <w:insideH w:val="none" w:color="B0B0B0" w:sz="4" w:space="0"/>
             <w:insideV w:val="none" w:color="B0B0B0" w:sz="4" w:space="0"/>
           </w:tblBorders>
-          <w:tblCellMar>
-            <w:top w:w="0" w:type="dxa"/>
-            <w:left w:w="0" w:type="dxa"/>
-            <w:bottom w:w="0" w:type="dxa"/>
-            <w:right w:w="0" w:type="dxa"/>
-          </w:tblCellMar>
         </w:tblPrEx>
         <w:trPr>
           <w:cantSplit/>
@@ -27460,12 +27287,6 @@
             <w:insideH w:val="none" w:color="B0B0B0" w:sz="4" w:space="0"/>
             <w:insideV w:val="none" w:color="B0B0B0" w:sz="4" w:space="0"/>
           </w:tblBorders>
-          <w:tblCellMar>
-            <w:top w:w="0" w:type="dxa"/>
-            <w:left w:w="0" w:type="dxa"/>
-            <w:bottom w:w="0" w:type="dxa"/>
-            <w:right w:w="0" w:type="dxa"/>
-          </w:tblCellMar>
         </w:tblPrEx>
         <w:trPr>
           <w:cantSplit/>
@@ -28631,6 +28452,15 @@
           <w:rFonts w:hint="eastAsia"/>
           <w:sz w:val="20"/>
           <w:szCs w:val="20"/>
+          <w:lang w:eastAsia="zh-CN"/>
+        </w:rPr>
+        <w:t xml:space="preserve"> </w:t>
+      </w:r>
+      <w:r>
+        <w:rPr>
+          <w:rFonts w:hint="eastAsia"/>
+          <w:sz w:val="20"/>
+          <w:szCs w:val="20"/>
         </w:rPr>
         <w:t>从二次方程候选根中选择满足工作侧、机构装配分支和连续性条件的根。矩阵退化或判别式显著小于零时不输出新位姿；不能仅以“负根”替代完整的几何有效性检查。</w:t>
       </w:r>
@@ -28752,12 +28582,6 @@
             <w:insideH w:val="none" w:color="B0B0B0" w:sz="4" w:space="0"/>
             <w:insideV w:val="none" w:color="B0B0B0" w:sz="4" w:space="0"/>
           </w:tblBorders>
-          <w:tblCellMar>
-            <w:top w:w="0" w:type="dxa"/>
-            <w:left w:w="0" w:type="dxa"/>
-            <w:bottom w:w="0" w:type="dxa"/>
-            <w:right w:w="0" w:type="dxa"/>
-          </w:tblCellMar>
         </w:tblPrEx>
         <w:trPr>
           <w:cantSplit/>
@@ -29575,6 +29399,7 @@
       </w:r>
       <m:oMath>
         <m:sSub>
+          <m:sSubPr/>
           <m:e>
             <m:r>
               <m:rPr>
@@ -29585,7 +29410,7 @@
                 <w:sz w:val="20"/>
                 <w:szCs w:val="20"/>
               </w:rPr>
-              <m:t xml:space="preserve">p</m:t>
+              <m:t>p</m:t>
             </m:r>
           </m:e>
           <m:sub>
@@ -29598,7 +29423,7 @@
                 <w:sz w:val="20"/>
                 <w:szCs w:val="20"/>
               </w:rPr>
-              <m:t xml:space="preserve">D</m:t>
+              <m:t>D</m:t>
             </m:r>
           </m:sub>
         </m:sSub>
@@ -29611,9 +29436,10 @@
             <w:sz w:val="20"/>
             <w:szCs w:val="20"/>
           </w:rPr>
-          <m:t xml:space="preserve">=</m:t>
+          <m:t>=</m:t>
         </m:r>
         <m:sSup>
+          <m:sSupPr/>
           <m:e>
             <m:d>
               <m:dPr>
@@ -29622,17 +29448,16 @@
               </m:dPr>
               <m:e>
                 <m:sSub>
+                  <m:sSubPr/>
                   <m:e>
                     <m:r>
-                      <m:rPr>
-                        <m:sty m:val="i"/>
-                      </m:rPr>
+                      <m:rPr/>
                       <w:rPr>
                         <w:rFonts w:ascii="Cambria Math" w:hAnsi="Cambria Math" w:eastAsia="Cambria Math" w:cs="Cambria Math"/>
                         <w:sz w:val="20"/>
                         <w:szCs w:val="20"/>
                       </w:rPr>
-                      <m:t xml:space="preserve">x</m:t>
+                      <m:t>x</m:t>
                     </m:r>
                   </m:e>
                   <m:sub>
@@ -29645,7 +29470,7 @@
                         <w:sz w:val="20"/>
                         <w:szCs w:val="20"/>
                       </w:rPr>
-                      <m:t xml:space="preserve">D</m:t>
+                      <m:t>D</m:t>
                     </m:r>
                   </m:sub>
                 </m:sSub>
@@ -29658,20 +29483,19 @@
                     <w:sz w:val="20"/>
                     <w:szCs w:val="20"/>
                   </w:rPr>
-                  <m:t xml:space="preserve">,</m:t>
+                  <m:t>,</m:t>
                 </m:r>
                 <m:sSub>
+                  <m:sSubPr/>
                   <m:e>
                     <m:r>
-                      <m:rPr>
-                        <m:sty m:val="i"/>
-                      </m:rPr>
+                      <m:rPr/>
                       <w:rPr>
                         <w:rFonts w:ascii="Cambria Math" w:hAnsi="Cambria Math" w:eastAsia="Cambria Math" w:cs="Cambria Math"/>
                         <w:sz w:val="20"/>
                         <w:szCs w:val="20"/>
                       </w:rPr>
-                      <m:t xml:space="preserve">y</m:t>
+                      <m:t>y</m:t>
                     </m:r>
                   </m:e>
                   <m:sub>
@@ -29684,7 +29508,7 @@
                         <w:sz w:val="20"/>
                         <w:szCs w:val="20"/>
                       </w:rPr>
-                      <m:t xml:space="preserve">D</m:t>
+                      <m:t>D</m:t>
                     </m:r>
                   </m:sub>
                 </m:sSub>
@@ -29697,20 +29521,19 @@
                     <w:sz w:val="20"/>
                     <w:szCs w:val="20"/>
                   </w:rPr>
-                  <m:t xml:space="preserve">,</m:t>
+                  <m:t>,</m:t>
                 </m:r>
                 <m:sSub>
+                  <m:sSubPr/>
                   <m:e>
                     <m:r>
-                      <m:rPr>
-                        <m:sty m:val="i"/>
-                      </m:rPr>
+                      <m:rPr/>
                       <w:rPr>
                         <w:rFonts w:ascii="Cambria Math" w:hAnsi="Cambria Math" w:eastAsia="Cambria Math" w:cs="Cambria Math"/>
                         <w:sz w:val="20"/>
                         <w:szCs w:val="20"/>
                       </w:rPr>
-                      <m:t xml:space="preserve">z</m:t>
+                      <m:t>z</m:t>
                     </m:r>
                   </m:e>
                   <m:sub>
@@ -29723,7 +29546,7 @@
                         <w:sz w:val="20"/>
                         <w:szCs w:val="20"/>
                       </w:rPr>
-                      <m:t xml:space="preserve">D</m:t>
+                      <m:t>D</m:t>
                     </m:r>
                   </m:sub>
                 </m:sSub>
@@ -29740,7 +29563,7 @@
                 <w:sz w:val="20"/>
                 <w:szCs w:val="20"/>
               </w:rPr>
-              <m:t xml:space="preserve">T</m:t>
+              <m:t>T</m:t>
             </m:r>
           </m:sup>
         </m:sSup>
@@ -29755,23 +29578,19 @@
       </w:r>
       <m:oMath>
         <m:d>
-          <m:dPr>
-            <m:begChr m:val="("/>
-            <m:endChr m:val=")"/>
-          </m:dPr>
+          <m:dPr/>
           <m:e>
             <m:sSub>
+              <m:sSubPr/>
               <m:e>
                 <m:r>
-                  <m:rPr>
-                    <m:sty m:val="i"/>
-                  </m:rPr>
+                  <m:rPr/>
                   <w:rPr>
                     <w:rFonts w:ascii="Cambria Math" w:hAnsi="Cambria Math" w:eastAsia="Cambria Math" w:cs="Cambria Math"/>
                     <w:sz w:val="20"/>
                     <w:szCs w:val="20"/>
                   </w:rPr>
-                  <m:t xml:space="preserve">ϕ</m:t>
+                  <m:t>ϕ</m:t>
                 </m:r>
               </m:e>
               <m:sub>
@@ -29784,7 +29603,7 @@
                     <w:sz w:val="20"/>
                     <w:szCs w:val="20"/>
                   </w:rPr>
-                  <m:t xml:space="preserve">h</m:t>
+                  <m:t>h</m:t>
                 </m:r>
               </m:sub>
             </m:sSub>
@@ -29797,20 +29616,19 @@
                 <w:sz w:val="20"/>
                 <w:szCs w:val="20"/>
               </w:rPr>
-              <m:t xml:space="preserve">,</m:t>
+              <m:t>,</m:t>
             </m:r>
             <m:sSub>
+              <m:sSubPr/>
               <m:e>
                 <m:r>
-                  <m:rPr>
-                    <m:sty m:val="i"/>
-                  </m:rPr>
+                  <m:rPr/>
                   <w:rPr>
                     <w:rFonts w:ascii="Cambria Math" w:hAnsi="Cambria Math" w:eastAsia="Cambria Math" w:cs="Cambria Math"/>
                     <w:sz w:val="20"/>
                     <w:szCs w:val="20"/>
                   </w:rPr>
-                  <m:t xml:space="preserve">θ</m:t>
+                  <m:t>θ</m:t>
                 </m:r>
               </m:e>
               <m:sub>
@@ -29823,7 +29641,7 @@
                     <w:sz w:val="20"/>
                     <w:szCs w:val="20"/>
                   </w:rPr>
-                  <m:t xml:space="preserve">h</m:t>
+                  <m:t>h</m:t>
                 </m:r>
               </m:sub>
             </m:sSub>
@@ -29836,20 +29654,19 @@
                 <w:sz w:val="20"/>
                 <w:szCs w:val="20"/>
               </w:rPr>
-              <m:t xml:space="preserve">,</m:t>
+              <m:t>,</m:t>
             </m:r>
             <m:sSub>
+              <m:sSubPr/>
               <m:e>
                 <m:r>
-                  <m:rPr>
-                    <m:sty m:val="i"/>
-                  </m:rPr>
+                  <m:rPr/>
                   <w:rPr>
                     <w:rFonts w:ascii="Cambria Math" w:hAnsi="Cambria Math" w:eastAsia="Cambria Math" w:cs="Cambria Math"/>
                     <w:sz w:val="20"/>
                     <w:szCs w:val="20"/>
                   </w:rPr>
-                  <m:t xml:space="preserve">ψ</m:t>
+                  <m:t>ψ</m:t>
                 </m:r>
               </m:e>
               <m:sub>
@@ -29862,7 +29679,7 @@
                     <w:sz w:val="20"/>
                     <w:szCs w:val="20"/>
                   </w:rPr>
-                  <m:t xml:space="preserve">h</m:t>
+                  <m:t>h</m:t>
                 </m:r>
               </m:sub>
             </m:sSub>
@@ -29875,7 +29692,7 @@
           <w:sz w:val="20"/>
           <w:szCs w:val="20"/>
         </w:rPr>
-        <w:t xml:space="preserve">，单位为 rad。j1 绕初始 x 轴旋转，j2 绕经 j1 旋转后的 y 轴旋转，j3 绕经前两关节旋转后的 z 轴旋转，正向均遵循右手定则。主端旋转矩阵及位姿输入的齐次矩阵为</w:t>
+        <w:t>，单位为 rad。j1 绕初始 x 轴旋转，j2 绕经 j1 旋转后的 y 轴旋转，j3 绕经前两关节旋转后的 z 轴旋转，正向均遵循右手定则。主端旋转矩阵及位姿输入的齐次矩阵为</w:t>
       </w:r>
     </w:p>
     <w:tbl>
@@ -29914,12 +29731,6 @@
             <w:insideH w:val="none" w:color="B0B0B0" w:sz="4" w:space="0"/>
             <w:insideV w:val="none" w:color="B0B0B0" w:sz="4" w:space="0"/>
           </w:tblBorders>
-          <w:tblCellMar>
-            <w:top w:w="0" w:type="dxa"/>
-            <w:left w:w="0" w:type="dxa"/>
-            <w:bottom w:w="0" w:type="dxa"/>
-            <w:right w:w="0" w:type="dxa"/>
-          </w:tblCellMar>
         </w:tblPrEx>
         <w:trPr>
           <w:cantSplit/>
@@ -29953,6 +29764,7 @@
                   <m:eqArrPr/>
                   <m:e>
                     <m:sSub>
+                      <m:sSubPr/>
                       <m:e>
                         <m:r>
                           <m:rPr>
@@ -29963,7 +29775,7 @@
                             <w:sz w:val="18"/>
                             <w:szCs w:val="18"/>
                           </w:rPr>
-                          <m:t xml:space="preserve">R</m:t>
+                          <m:t>R</m:t>
                         </m:r>
                       </m:e>
                       <m:sub>
@@ -29976,7 +29788,7 @@
                             <w:sz w:val="18"/>
                             <w:szCs w:val="18"/>
                           </w:rPr>
-                          <m:t xml:space="preserve">h</m:t>
+                          <m:t>h</m:t>
                         </m:r>
                       </m:sub>
                     </m:sSub>
@@ -29989,9 +29801,10 @@
                         <w:sz w:val="18"/>
                         <w:szCs w:val="18"/>
                       </w:rPr>
-                      <m:t xml:space="preserve">=</m:t>
+                      <m:t>=</m:t>
                     </m:r>
                     <m:sSub>
+                      <m:sSubPr/>
                       <m:e>
                         <m:r>
                           <m:rPr>
@@ -30002,7 +29815,7 @@
                             <w:sz w:val="18"/>
                             <w:szCs w:val="18"/>
                           </w:rPr>
-                          <m:t xml:space="preserve">R</m:t>
+                          <m:t>R</m:t>
                         </m:r>
                       </m:e>
                       <m:sub>
@@ -30015,11 +29828,12 @@
                             <w:sz w:val="18"/>
                             <w:szCs w:val="18"/>
                           </w:rPr>
-                          <m:t xml:space="preserve">h,0</m:t>
+                          <m:t>h,0</m:t>
                         </m:r>
                       </m:sub>
                     </m:sSub>
                     <m:sSub>
+                      <m:sSubPr/>
                       <m:e>
                         <m:r>
                           <m:rPr>
@@ -30030,7 +29844,7 @@
                             <w:sz w:val="18"/>
                             <w:szCs w:val="18"/>
                           </w:rPr>
-                          <m:t xml:space="preserve">R</m:t>
+                          <m:t>R</m:t>
                         </m:r>
                       </m:e>
                       <m:sub>
@@ -30043,28 +29857,24 @@
                             <w:sz w:val="18"/>
                             <w:szCs w:val="18"/>
                           </w:rPr>
-                          <m:t xml:space="preserve">x</m:t>
+                          <m:t>x</m:t>
                         </m:r>
                       </m:sub>
                     </m:sSub>
                     <m:d>
-                      <m:dPr>
-                        <m:begChr m:val="("/>
-                        <m:endChr m:val=")"/>
-                      </m:dPr>
+                      <m:dPr/>
                       <m:e>
                         <m:sSub>
+                          <m:sSubPr/>
                           <m:e>
                             <m:r>
-                              <m:rPr>
-                                <m:sty m:val="i"/>
-                              </m:rPr>
+                              <m:rPr/>
                               <w:rPr>
                                 <w:rFonts w:ascii="Cambria Math" w:hAnsi="Cambria Math" w:eastAsia="Cambria Math" w:cs="Cambria Math"/>
                                 <w:sz w:val="18"/>
                                 <w:szCs w:val="18"/>
                               </w:rPr>
-                              <m:t xml:space="preserve">ϕ</m:t>
+                              <m:t>ϕ</m:t>
                             </m:r>
                           </m:e>
                           <m:sub>
@@ -30077,13 +29887,14 @@
                                 <w:sz w:val="18"/>
                                 <w:szCs w:val="18"/>
                               </w:rPr>
-                              <m:t xml:space="preserve">h</m:t>
+                              <m:t>h</m:t>
                             </m:r>
                           </m:sub>
                         </m:sSub>
                       </m:e>
                     </m:d>
                     <m:sSub>
+                      <m:sSubPr/>
                       <m:e>
                         <m:r>
                           <m:rPr>
@@ -30094,7 +29905,7 @@
                             <w:sz w:val="18"/>
                             <w:szCs w:val="18"/>
                           </w:rPr>
-                          <m:t xml:space="preserve">R</m:t>
+                          <m:t>R</m:t>
                         </m:r>
                       </m:e>
                       <m:sub>
@@ -30107,28 +29918,24 @@
                             <w:sz w:val="18"/>
                             <w:szCs w:val="18"/>
                           </w:rPr>
-                          <m:t xml:space="preserve">y</m:t>
+                          <m:t>y</m:t>
                         </m:r>
                       </m:sub>
                     </m:sSub>
                     <m:d>
-                      <m:dPr>
-                        <m:begChr m:val="("/>
-                        <m:endChr m:val=")"/>
-                      </m:dPr>
+                      <m:dPr/>
                       <m:e>
                         <m:sSub>
+                          <m:sSubPr/>
                           <m:e>
                             <m:r>
-                              <m:rPr>
-                                <m:sty m:val="i"/>
-                              </m:rPr>
+                              <m:rPr/>
                               <w:rPr>
                                 <w:rFonts w:ascii="Cambria Math" w:hAnsi="Cambria Math" w:eastAsia="Cambria Math" w:cs="Cambria Math"/>
                                 <w:sz w:val="18"/>
                                 <w:szCs w:val="18"/>
                               </w:rPr>
-                              <m:t xml:space="preserve">θ</m:t>
+                              <m:t>θ</m:t>
                             </m:r>
                           </m:e>
                           <m:sub>
@@ -30141,13 +29948,14 @@
                                 <w:sz w:val="18"/>
                                 <w:szCs w:val="18"/>
                               </w:rPr>
-                              <m:t xml:space="preserve">h</m:t>
+                              <m:t>h</m:t>
                             </m:r>
                           </m:sub>
                         </m:sSub>
                       </m:e>
                     </m:d>
                     <m:sSub>
+                      <m:sSubPr/>
                       <m:e>
                         <m:r>
                           <m:rPr>
@@ -30158,7 +29966,7 @@
                             <w:sz w:val="18"/>
                             <w:szCs w:val="18"/>
                           </w:rPr>
-                          <m:t xml:space="preserve">R</m:t>
+                          <m:t>R</m:t>
                         </m:r>
                       </m:e>
                       <m:sub>
@@ -30171,28 +29979,24 @@
                             <w:sz w:val="18"/>
                             <w:szCs w:val="18"/>
                           </w:rPr>
-                          <m:t xml:space="preserve">z</m:t>
+                          <m:t>z</m:t>
                         </m:r>
                       </m:sub>
                     </m:sSub>
                     <m:d>
-                      <m:dPr>
-                        <m:begChr m:val="("/>
-                        <m:endChr m:val=")"/>
-                      </m:dPr>
+                      <m:dPr/>
                       <m:e>
                         <m:sSub>
+                          <m:sSubPr/>
                           <m:e>
                             <m:r>
-                              <m:rPr>
-                                <m:sty m:val="i"/>
-                              </m:rPr>
+                              <m:rPr/>
                               <w:rPr>
                                 <w:rFonts w:ascii="Cambria Math" w:hAnsi="Cambria Math" w:eastAsia="Cambria Math" w:cs="Cambria Math"/>
                                 <w:sz w:val="18"/>
                                 <w:szCs w:val="18"/>
                               </w:rPr>
-                              <m:t xml:space="preserve">ψ</m:t>
+                              <m:t>ψ</m:t>
                             </m:r>
                           </m:e>
                           <m:sub>
@@ -30205,7 +30009,7 @@
                                 <w:sz w:val="18"/>
                                 <w:szCs w:val="18"/>
                               </w:rPr>
-                              <m:t xml:space="preserve">h</m:t>
+                              <m:t>h</m:t>
                             </m:r>
                           </m:sub>
                         </m:sSub>
@@ -30220,11 +30024,12 @@
                         <w:sz w:val="18"/>
                         <w:szCs w:val="18"/>
                       </w:rPr>
-                      <m:t xml:space="preserve">,</m:t>
+                      <m:t>,</m:t>
                     </m:r>
                   </m:e>
                   <m:e>
                     <m:sSub>
+                      <m:sSubPr/>
                       <m:e>
                         <m:r>
                           <m:rPr>
@@ -30235,7 +30040,7 @@
                             <w:sz w:val="18"/>
                             <w:szCs w:val="18"/>
                           </w:rPr>
-                          <m:t xml:space="preserve">T</m:t>
+                          <m:t>T</m:t>
                         </m:r>
                       </m:e>
                       <m:sub>
@@ -30248,7 +30053,7 @@
                             <w:sz w:val="18"/>
                             <w:szCs w:val="18"/>
                           </w:rPr>
-                          <m:t xml:space="preserve">Dh</m:t>
+                          <m:t>Dh</m:t>
                         </m:r>
                       </m:sub>
                     </m:sSub>
@@ -30261,7 +30066,7 @@
                         <w:sz w:val="18"/>
                         <w:szCs w:val="18"/>
                       </w:rPr>
-                      <m:t xml:space="preserve">=</m:t>
+                      <m:t>=</m:t>
                     </m:r>
                     <m:d>
                       <m:dPr>
@@ -30283,6 +30088,7 @@
                           <m:mr>
                             <m:e>
                               <m:sSub>
+                                <m:sSubPr/>
                                 <m:e>
                                   <m:r>
                                     <m:rPr>
@@ -30293,7 +30099,7 @@
                                       <w:sz w:val="18"/>
                                       <w:szCs w:val="18"/>
                                     </w:rPr>
-                                    <m:t xml:space="preserve">R</m:t>
+                                    <m:t>R</m:t>
                                   </m:r>
                                 </m:e>
                                 <m:sub>
@@ -30306,13 +30112,14 @@
                                       <w:sz w:val="18"/>
                                       <w:szCs w:val="18"/>
                                     </w:rPr>
-                                    <m:t xml:space="preserve">h</m:t>
+                                    <m:t>h</m:t>
                                   </m:r>
                                 </m:sub>
                               </m:sSub>
                             </m:e>
                             <m:e>
                               <m:sSub>
+                                <m:sSubPr/>
                                 <m:e>
                                   <m:r>
                                     <m:rPr>
@@ -30323,7 +30130,7 @@
                                       <w:sz w:val="18"/>
                                       <w:szCs w:val="18"/>
                                     </w:rPr>
-                                    <m:t xml:space="preserve">p</m:t>
+                                    <m:t>p</m:t>
                                   </m:r>
                                 </m:e>
                                 <m:sub>
@@ -30336,7 +30143,7 @@
                                       <w:sz w:val="18"/>
                                       <w:szCs w:val="18"/>
                                     </w:rPr>
-                                    <m:t xml:space="preserve">D</m:t>
+                                    <m:t>D</m:t>
                                   </m:r>
                                 </m:sub>
                               </m:sSub>
@@ -30345,6 +30152,7 @@
                           <m:mr>
                             <m:e>
                               <m:sSup>
+                                <m:sSupPr/>
                                 <m:e>
                                   <m:r>
                                     <m:rPr>
@@ -30355,7 +30163,7 @@
                                       <w:sz w:val="18"/>
                                       <w:szCs w:val="18"/>
                                     </w:rPr>
-                                    <m:t xml:space="preserve">0</m:t>
+                                    <m:t>0</m:t>
                                   </m:r>
                                 </m:e>
                                 <m:sup>
@@ -30368,7 +30176,7 @@
                                       <w:sz w:val="18"/>
                                       <w:szCs w:val="18"/>
                                     </w:rPr>
-                                    <m:t xml:space="preserve">T</m:t>
+                                    <m:t>T</m:t>
                                   </m:r>
                                 </m:sup>
                               </m:sSup>
@@ -30383,7 +30191,7 @@
                                   <w:sz w:val="18"/>
                                   <w:szCs w:val="18"/>
                                 </w:rPr>
-                                <m:t xml:space="preserve">1</m:t>
+                                <m:t>1</m:t>
                               </m:r>
                             </m:e>
                           </m:mr>
@@ -30399,7 +30207,7 @@
                         <w:sz w:val="18"/>
                         <w:szCs w:val="18"/>
                       </w:rPr>
-                      <m:t xml:space="preserve">.</m:t>
+                      <m:t>.</m:t>
                     </m:r>
                   </m:e>
                 </m:eqArr>
@@ -30453,10 +30261,11 @@
           <w:sz w:val="20"/>
           <w:szCs w:val="20"/>
         </w:rPr>
-        <w:t xml:space="preserve">其中，</w:t>
+        <w:t>其中，</w:t>
       </w:r>
       <m:oMath>
         <m:sSub>
+          <m:sSubPr/>
           <m:e>
             <m:r>
               <m:rPr>
@@ -30467,7 +30276,7 @@
                 <w:sz w:val="20"/>
                 <w:szCs w:val="20"/>
               </w:rPr>
-              <m:t xml:space="preserve">R</m:t>
+              <m:t>R</m:t>
             </m:r>
           </m:e>
           <m:sub>
@@ -30480,7 +30289,7 @@
                 <w:sz w:val="20"/>
                 <w:szCs w:val="20"/>
               </w:rPr>
-              <m:t xml:space="preserve">h,0</m:t>
+              <m:t>h,0</m:t>
             </m:r>
           </m:sub>
         </m:sSub>
@@ -30491,42 +30300,11 @@
           <w:sz w:val="20"/>
           <w:szCs w:val="20"/>
         </w:rPr>
-        <w:t xml:space="preserve"> 为手柄零位姿态相对 </w:t>
-      </w:r>
-      <w:r>
-        <w:rPr>
-          <w:rFonts w:hint="eastAsia"/>
-          <w:sz w:val="20"/>
-          <w:szCs w:val="20"/>
-        </w:rPr>
-        <w:t xml:space="preserve">{D}</w:t>
-      </w:r>
-      <w:r>
-        <w:rPr>
-          <w:rFonts w:hint="eastAsia"/>
-          <w:sz w:val="20"/>
-          <w:szCs w:val="20"/>
-        </w:rPr>
-        <w:t xml:space="preserve"> 的固定安装旋转；零位坐标轴与 </w:t>
-      </w:r>
-      <w:r>
-        <w:rPr>
-          <w:rFonts w:hint="eastAsia"/>
-          <w:sz w:val="20"/>
-          <w:szCs w:val="20"/>
-        </w:rPr>
-        <w:t xml:space="preserve">{D}</w:t>
-      </w:r>
-      <w:r>
-        <w:rPr>
-          <w:rFonts w:hint="eastAsia"/>
-          <w:sz w:val="20"/>
-          <w:szCs w:val="20"/>
-        </w:rPr>
-        <w:t xml:space="preserve"> 对齐时，</w:t>
+        <w:t xml:space="preserve"> 为手柄零位姿态相对 {D} 的固定安装旋转；零位坐标轴与 {D} 对齐时，</w:t>
       </w:r>
       <m:oMath>
         <m:sSub>
+          <m:sSubPr/>
           <m:e>
             <m:r>
               <m:rPr>
@@ -30537,7 +30315,7 @@
                 <w:sz w:val="20"/>
                 <w:szCs w:val="20"/>
               </w:rPr>
-              <m:t xml:space="preserve">R</m:t>
+              <m:t>R</m:t>
             </m:r>
           </m:e>
           <m:sub>
@@ -30550,7 +30328,7 @@
                 <w:sz w:val="20"/>
                 <w:szCs w:val="20"/>
               </w:rPr>
-              <m:t xml:space="preserve">h,0</m:t>
+              <m:t>h,0</m:t>
             </m:r>
           </m:sub>
         </m:sSub>
@@ -30565,6 +30343,7 @@
       </w:r>
       <m:oMath>
         <m:sSub>
+          <m:sSubPr/>
           <m:e>
             <m:r>
               <m:rPr>
@@ -30575,7 +30354,7 @@
                 <w:sz w:val="20"/>
                 <w:szCs w:val="20"/>
               </w:rPr>
-              <m:t xml:space="preserve">I</m:t>
+              <m:t>I</m:t>
             </m:r>
           </m:e>
           <m:sub>
@@ -30588,7 +30367,7 @@
                 <w:sz w:val="20"/>
                 <w:szCs w:val="20"/>
               </w:rPr>
-              <m:t xml:space="preserve">3</m:t>
+              <m:t>3</m:t>
             </m:r>
           </m:sub>
         </m:sSub>
@@ -30599,10 +30378,11 @@
           <w:sz w:val="20"/>
           <w:szCs w:val="20"/>
         </w:rPr>
-        <w:t xml:space="preserve">。动轴旋转依次右乘，故三个关节的旋转矩阵按 roll、pitch、yaw 排列。</w:t>
+        <w:t>。动轴旋转依次右乘，故三个关节的旋转矩阵按 roll、pitch、yaw 排列。</w:t>
       </w:r>
       <m:oMath>
         <m:sSub>
+          <m:sSubPr/>
           <m:e>
             <m:r>
               <m:rPr>
@@ -30613,7 +30393,7 @@
                 <w:sz w:val="20"/>
                 <w:szCs w:val="20"/>
               </w:rPr>
-              <m:t xml:space="preserve">R</m:t>
+              <m:t>R</m:t>
             </m:r>
           </m:e>
           <m:sub>
@@ -30626,7 +30406,7 @@
                 <w:sz w:val="20"/>
                 <w:szCs w:val="20"/>
               </w:rPr>
-              <m:t xml:space="preserve">h</m:t>
+              <m:t>h</m:t>
             </m:r>
           </m:sub>
         </m:sSub>
@@ -30637,23 +30417,7 @@
           <w:sz w:val="20"/>
           <w:szCs w:val="20"/>
         </w:rPr>
-        <w:t xml:space="preserve"> 将手柄姿态坐标系的分量变换至 </w:t>
-      </w:r>
-      <w:r>
-        <w:rPr>
-          <w:rFonts w:hint="eastAsia"/>
-          <w:sz w:val="20"/>
-          <w:szCs w:val="20"/>
-        </w:rPr>
-        <w:t xml:space="preserve">{D}</w:t>
-      </w:r>
-      <w:r>
-        <w:rPr>
-          <w:rFonts w:hint="eastAsia"/>
-          <w:sz w:val="20"/>
-          <w:szCs w:val="20"/>
-        </w:rPr>
-        <w:t xml:space="preserve">，该姿态坐标系的原点取位置输入点，即动平台中心。</w:t>
+        <w:t xml:space="preserve"> 将手柄姿态坐标系的分量变换至 {D}，该姿态坐标系的原点取位置输入点，即动平台中心。</w:t>
       </w:r>
     </w:p>
     <w:p>
@@ -30674,26 +30438,11 @@
           <w:sz w:val="20"/>
           <w:szCs w:val="20"/>
         </w:rPr>
-        <w:t xml:space="preserve">将从端机械臂基坐标系记为 </w:t>
-      </w:r>
-      <w:r>
-        <w:rPr>
-          <w:rFonts w:hint="eastAsia"/>
-          <w:sz w:val="20"/>
-          <w:szCs w:val="20"/>
-        </w:rPr>
-        <w:t xml:space="preserve">{A}</w:t>
-      </w:r>
-      <w:r>
-        <w:rPr>
-          <w:rFonts w:hint="eastAsia"/>
-          <w:sz w:val="20"/>
-          <w:szCs w:val="20"/>
-        </w:rPr>
-        <w:t xml:space="preserve">，与 III-C 节的坐标系 0 一致。初始化时记录主端位置零点 </w:t>
+        <w:t xml:space="preserve">将从端机械臂基坐标系记为 {A}，与 III-C 节的坐标系 0 一致。初始化时记录主端位置零点 </w:t>
       </w:r>
       <m:oMath>
         <m:sSub>
+          <m:sSubPr/>
           <m:e>
             <m:r>
               <m:rPr>
@@ -30704,7 +30453,7 @@
                 <w:sz w:val="20"/>
                 <w:szCs w:val="20"/>
               </w:rPr>
-              <m:t xml:space="preserve">p</m:t>
+              <m:t>p</m:t>
             </m:r>
           </m:e>
           <m:sub>
@@ -30717,7 +30466,7 @@
                 <w:sz w:val="20"/>
                 <w:szCs w:val="20"/>
               </w:rPr>
-              <m:t xml:space="preserve">D,0</m:t>
+              <m:t>D,0</m:t>
             </m:r>
           </m:sub>
         </m:sSub>
@@ -30732,6 +30481,7 @@
       </w:r>
       <m:oMath>
         <m:sSub>
+          <m:sSubPr/>
           <m:e>
             <m:r>
               <m:rPr>
@@ -30742,7 +30492,7 @@
                 <w:sz w:val="20"/>
                 <w:szCs w:val="20"/>
               </w:rPr>
-              <m:t xml:space="preserve">p</m:t>
+              <m:t>p</m:t>
             </m:r>
           </m:e>
           <m:sub>
@@ -30755,7 +30505,7 @@
                 <w:sz w:val="20"/>
                 <w:szCs w:val="20"/>
               </w:rPr>
-              <m:t xml:space="preserve">A,0</m:t>
+              <m:t>A,0</m:t>
             </m:r>
           </m:sub>
         </m:sSub>
@@ -30766,7 +30516,7 @@
           <w:sz w:val="20"/>
           <w:szCs w:val="20"/>
         </w:rPr>
-        <w:t xml:space="preserve">，由主端矩阵中的位置、姿态分块计算从端目标：</w:t>
+        <w:t>，由主端矩阵中的位置、姿态分块计算从端目标：</w:t>
       </w:r>
     </w:p>
     <w:tbl>
@@ -30844,6 +30594,7 @@
                   <m:eqArrPr/>
                   <m:e>
                     <m:sSub>
+                      <m:sSubPr/>
                       <m:e>
                         <m:r>
                           <m:rPr>
@@ -30854,7 +30605,7 @@
                             <w:sz w:val="18"/>
                             <w:szCs w:val="18"/>
                           </w:rPr>
-                          <m:t xml:space="preserve">p</m:t>
+                          <m:t>p</m:t>
                         </m:r>
                       </m:e>
                       <m:sub>
@@ -30867,7 +30618,7 @@
                             <w:sz w:val="18"/>
                             <w:szCs w:val="18"/>
                           </w:rPr>
-                          <m:t xml:space="preserve">A,d</m:t>
+                          <m:t>A,d</m:t>
                         </m:r>
                       </m:sub>
                     </m:sSub>
@@ -30880,9 +30631,10 @@
                         <w:sz w:val="18"/>
                         <w:szCs w:val="18"/>
                       </w:rPr>
-                      <m:t xml:space="preserve">=</m:t>
+                      <m:t>=</m:t>
                     </m:r>
                     <m:sSub>
+                      <m:sSubPr/>
                       <m:e>
                         <m:r>
                           <m:rPr>
@@ -30893,7 +30645,7 @@
                             <w:sz w:val="18"/>
                             <w:szCs w:val="18"/>
                           </w:rPr>
-                          <m:t xml:space="preserve">p</m:t>
+                          <m:t>p</m:t>
                         </m:r>
                       </m:e>
                       <m:sub>
@@ -30906,7 +30658,7 @@
                             <w:sz w:val="18"/>
                             <w:szCs w:val="18"/>
                           </w:rPr>
-                          <m:t xml:space="preserve">A,0</m:t>
+                          <m:t>A,0</m:t>
                         </m:r>
                       </m:sub>
                     </m:sSub>
@@ -30919,9 +30671,10 @@
                         <w:sz w:val="18"/>
                         <w:szCs w:val="18"/>
                       </w:rPr>
-                      <m:t xml:space="preserve">+</m:t>
+                      <m:t>+</m:t>
                     </m:r>
                     <m:sSub>
+                      <m:sSubPr/>
                       <m:e>
                         <m:r>
                           <m:rPr>
@@ -30932,7 +30685,7 @@
                             <w:sz w:val="18"/>
                             <w:szCs w:val="18"/>
                           </w:rPr>
-                          <m:t xml:space="preserve">K</m:t>
+                          <m:t>K</m:t>
                         </m:r>
                       </m:e>
                       <m:sub>
@@ -30945,11 +30698,12 @@
                             <w:sz w:val="18"/>
                             <w:szCs w:val="18"/>
                           </w:rPr>
-                          <m:t xml:space="preserve">map</m:t>
+                          <m:t>map</m:t>
                         </m:r>
                       </m:sub>
                     </m:sSub>
                     <m:sSub>
+                      <m:sSubPr/>
                       <m:e>
                         <m:r>
                           <m:rPr>
@@ -30960,7 +30714,7 @@
                             <w:sz w:val="18"/>
                             <w:szCs w:val="18"/>
                           </w:rPr>
-                          <m:t xml:space="preserve">R</m:t>
+                          <m:t>R</m:t>
                         </m:r>
                       </m:e>
                       <m:sub>
@@ -30973,17 +30727,15 @@
                             <w:sz w:val="18"/>
                             <w:szCs w:val="18"/>
                           </w:rPr>
-                          <m:t xml:space="preserve">AD</m:t>
+                          <m:t>AD</m:t>
                         </m:r>
                       </m:sub>
                     </m:sSub>
                     <m:d>
-                      <m:dPr>
-                        <m:begChr m:val="("/>
-                        <m:endChr m:val=")"/>
-                      </m:dPr>
+                      <m:dPr/>
                       <m:e>
                         <m:sSub>
+                          <m:sSubPr/>
                           <m:e>
                             <m:r>
                               <m:rPr>
@@ -30994,7 +30746,7 @@
                                 <w:sz w:val="18"/>
                                 <w:szCs w:val="18"/>
                               </w:rPr>
-                              <m:t xml:space="preserve">p</m:t>
+                              <m:t>p</m:t>
                             </m:r>
                           </m:e>
                           <m:sub>
@@ -31007,7 +30759,7 @@
                                 <w:sz w:val="18"/>
                                 <w:szCs w:val="18"/>
                               </w:rPr>
-                              <m:t xml:space="preserve">D</m:t>
+                              <m:t>D</m:t>
                             </m:r>
                           </m:sub>
                         </m:sSub>
@@ -31020,9 +30772,10 @@
                             <w:sz w:val="18"/>
                             <w:szCs w:val="18"/>
                           </w:rPr>
-                          <m:t xml:space="preserve">−</m:t>
+                          <m:t>−</m:t>
                         </m:r>
                         <m:sSub>
+                          <m:sSubPr/>
                           <m:e>
                             <m:r>
                               <m:rPr>
@@ -31033,7 +30786,7 @@
                                 <w:sz w:val="18"/>
                                 <w:szCs w:val="18"/>
                               </w:rPr>
-                              <m:t xml:space="preserve">p</m:t>
+                              <m:t>p</m:t>
                             </m:r>
                           </m:e>
                           <m:sub>
@@ -31046,7 +30799,7 @@
                                 <w:sz w:val="18"/>
                                 <w:szCs w:val="18"/>
                               </w:rPr>
-                              <m:t xml:space="preserve">D,0</m:t>
+                              <m:t>D,0</m:t>
                             </m:r>
                           </m:sub>
                         </m:sSub>
@@ -31061,11 +30814,12 @@
                         <w:sz w:val="18"/>
                         <w:szCs w:val="18"/>
                       </w:rPr>
-                      <m:t xml:space="preserve">,</m:t>
+                      <m:t>,</m:t>
                     </m:r>
                   </m:e>
                   <m:e>
                     <m:sSub>
+                      <m:sSubPr/>
                       <m:e>
                         <m:r>
                           <m:rPr>
@@ -31076,7 +30830,7 @@
                             <w:sz w:val="18"/>
                             <w:szCs w:val="18"/>
                           </w:rPr>
-                          <m:t xml:space="preserve">R</m:t>
+                          <m:t>R</m:t>
                         </m:r>
                       </m:e>
                       <m:sub>
@@ -31089,7 +30843,7 @@
                             <w:sz w:val="18"/>
                             <w:szCs w:val="18"/>
                           </w:rPr>
-                          <m:t xml:space="preserve">A,d</m:t>
+                          <m:t>A,d</m:t>
                         </m:r>
                       </m:sub>
                     </m:sSub>
@@ -31102,9 +30856,10 @@
                         <w:sz w:val="18"/>
                         <w:szCs w:val="18"/>
                       </w:rPr>
-                      <m:t xml:space="preserve">=</m:t>
+                      <m:t>=</m:t>
                     </m:r>
                     <m:sSub>
+                      <m:sSubPr/>
                       <m:e>
                         <m:r>
                           <m:rPr>
@@ -31115,7 +30870,7 @@
                             <w:sz w:val="18"/>
                             <w:szCs w:val="18"/>
                           </w:rPr>
-                          <m:t xml:space="preserve">R</m:t>
+                          <m:t>R</m:t>
                         </m:r>
                       </m:e>
                       <m:sub>
@@ -31128,11 +30883,12 @@
                             <w:sz w:val="18"/>
                             <w:szCs w:val="18"/>
                           </w:rPr>
-                          <m:t xml:space="preserve">AD</m:t>
+                          <m:t>AD</m:t>
                         </m:r>
                       </m:sub>
                     </m:sSub>
                     <m:sSub>
+                      <m:sSubPr/>
                       <m:e>
                         <m:r>
                           <m:rPr>
@@ -31143,7 +30899,7 @@
                             <w:sz w:val="18"/>
                             <w:szCs w:val="18"/>
                           </w:rPr>
-                          <m:t xml:space="preserve">R</m:t>
+                          <m:t>R</m:t>
                         </m:r>
                       </m:e>
                       <m:sub>
@@ -31156,11 +30912,12 @@
                             <w:sz w:val="18"/>
                             <w:szCs w:val="18"/>
                           </w:rPr>
-                          <m:t xml:space="preserve">h</m:t>
+                          <m:t>h</m:t>
                         </m:r>
                       </m:sub>
                     </m:sSub>
                     <m:sSub>
+                      <m:sSubPr/>
                       <m:e>
                         <m:r>
                           <m:rPr>
@@ -31171,7 +30928,7 @@
                             <w:sz w:val="18"/>
                             <w:szCs w:val="18"/>
                           </w:rPr>
-                          <m:t xml:space="preserve">R</m:t>
+                          <m:t>R</m:t>
                         </m:r>
                       </m:e>
                       <m:sub>
@@ -31184,7 +30941,7 @@
                             <w:sz w:val="18"/>
                             <w:szCs w:val="18"/>
                           </w:rPr>
-                          <m:t xml:space="preserve">tool</m:t>
+                          <m:t>tool</m:t>
                         </m:r>
                       </m:sub>
                     </m:sSub>
@@ -31197,7 +30954,7 @@
                         <w:sz w:val="18"/>
                         <w:szCs w:val="18"/>
                       </w:rPr>
-                      <m:t xml:space="preserve">.</m:t>
+                      <m:t>.</m:t>
                     </m:r>
                   </m:e>
                 </m:eqArr>
@@ -31251,10 +31008,11 @@
           <w:sz w:val="20"/>
           <w:szCs w:val="20"/>
         </w:rPr>
-        <w:t xml:space="preserve">其中，</w:t>
+        <w:t>其中，</w:t>
       </w:r>
       <m:oMath>
         <m:sSub>
+          <m:sSubPr/>
           <m:e>
             <m:r>
               <m:rPr>
@@ -31265,7 +31023,7 @@
                 <w:sz w:val="20"/>
                 <w:szCs w:val="20"/>
               </w:rPr>
-              <m:t xml:space="preserve">R</m:t>
+              <m:t>R</m:t>
             </m:r>
           </m:e>
           <m:sub>
@@ -31278,7 +31036,7 @@
                 <w:sz w:val="20"/>
                 <w:szCs w:val="20"/>
               </w:rPr>
-              <m:t xml:space="preserve">AD</m:t>
+              <m:t>AD</m:t>
             </m:r>
           </m:sub>
         </m:sSub>
@@ -31289,42 +31047,11 @@
           <w:sz w:val="20"/>
           <w:szCs w:val="20"/>
         </w:rPr>
-        <w:t xml:space="preserve"> 将 </w:t>
-      </w:r>
-      <w:r>
-        <w:rPr>
-          <w:rFonts w:hint="eastAsia"/>
-          <w:sz w:val="20"/>
-          <w:szCs w:val="20"/>
-        </w:rPr>
-        <w:t xml:space="preserve">{D}</w:t>
-      </w:r>
-      <w:r>
-        <w:rPr>
-          <w:rFonts w:hint="eastAsia"/>
-          <w:sz w:val="20"/>
-          <w:szCs w:val="20"/>
-        </w:rPr>
-        <w:t xml:space="preserve"> 中的分量旋转至 </w:t>
-      </w:r>
-      <w:r>
-        <w:rPr>
-          <w:rFonts w:hint="eastAsia"/>
-          <w:sz w:val="20"/>
-          <w:szCs w:val="20"/>
-        </w:rPr>
-        <w:t xml:space="preserve">{A}</w:t>
-      </w:r>
-      <w:r>
-        <w:rPr>
-          <w:rFonts w:hint="eastAsia"/>
-          <w:sz w:val="20"/>
-          <w:szCs w:val="20"/>
-        </w:rPr>
-        <w:t xml:space="preserve">；</w:t>
+        <w:t xml:space="preserve"> 将 {D} 中的分量旋转至 {A}；</w:t>
       </w:r>
       <m:oMath>
         <m:sSub>
+          <m:sSubPr/>
           <m:e>
             <m:r>
               <m:rPr>
@@ -31335,7 +31062,7 @@
                 <w:sz w:val="20"/>
                 <w:szCs w:val="20"/>
               </w:rPr>
-              <m:t xml:space="preserve">K</m:t>
+              <m:t>K</m:t>
             </m:r>
           </m:e>
           <m:sub>
@@ -31348,7 +31075,7 @@
                 <w:sz w:val="20"/>
                 <w:szCs w:val="20"/>
               </w:rPr>
-              <m:t xml:space="preserve">map</m:t>
+              <m:t>map</m:t>
             </m:r>
           </m:sub>
         </m:sSub>
@@ -31361,26 +31088,22 @@
             <w:sz w:val="20"/>
             <w:szCs w:val="20"/>
           </w:rPr>
-          <m:t xml:space="preserve">=diag</m:t>
+          <m:t>=diag</m:t>
         </m:r>
         <m:d>
-          <m:dPr>
-            <m:begChr m:val="("/>
-            <m:endChr m:val=")"/>
-          </m:dPr>
+          <m:dPr/>
           <m:e>
             <m:sSub>
+              <m:sSubPr/>
               <m:e>
                 <m:r>
-                  <m:rPr>
-                    <m:sty m:val="i"/>
-                  </m:rPr>
+                  <m:rPr/>
                   <w:rPr>
                     <w:rFonts w:ascii="Cambria Math" w:hAnsi="Cambria Math" w:eastAsia="Cambria Math" w:cs="Cambria Math"/>
                     <w:sz w:val="20"/>
                     <w:szCs w:val="20"/>
                   </w:rPr>
-                  <m:t xml:space="preserve">k</m:t>
+                  <m:t>k</m:t>
                 </m:r>
               </m:e>
               <m:sub>
@@ -31393,7 +31116,7 @@
                     <w:sz w:val="20"/>
                     <w:szCs w:val="20"/>
                   </w:rPr>
-                  <m:t xml:space="preserve">x</m:t>
+                  <m:t>x</m:t>
                 </m:r>
               </m:sub>
             </m:sSub>
@@ -31406,20 +31129,19 @@
                 <w:sz w:val="20"/>
                 <w:szCs w:val="20"/>
               </w:rPr>
-              <m:t xml:space="preserve">,</m:t>
+              <m:t>,</m:t>
             </m:r>
             <m:sSub>
+              <m:sSubPr/>
               <m:e>
                 <m:r>
-                  <m:rPr>
-                    <m:sty m:val="i"/>
-                  </m:rPr>
+                  <m:rPr/>
                   <w:rPr>
                     <w:rFonts w:ascii="Cambria Math" w:hAnsi="Cambria Math" w:eastAsia="Cambria Math" w:cs="Cambria Math"/>
                     <w:sz w:val="20"/>
                     <w:szCs w:val="20"/>
                   </w:rPr>
-                  <m:t xml:space="preserve">k</m:t>
+                  <m:t>k</m:t>
                 </m:r>
               </m:e>
               <m:sub>
@@ -31432,7 +31154,7 @@
                     <w:sz w:val="20"/>
                     <w:szCs w:val="20"/>
                   </w:rPr>
-                  <m:t xml:space="preserve">y</m:t>
+                  <m:t>y</m:t>
                 </m:r>
               </m:sub>
             </m:sSub>
@@ -31445,20 +31167,19 @@
                 <w:sz w:val="20"/>
                 <w:szCs w:val="20"/>
               </w:rPr>
-              <m:t xml:space="preserve">,</m:t>
+              <m:t>,</m:t>
             </m:r>
             <m:sSub>
+              <m:sSubPr/>
               <m:e>
                 <m:r>
-                  <m:rPr>
-                    <m:sty m:val="i"/>
-                  </m:rPr>
+                  <m:rPr/>
                   <w:rPr>
                     <w:rFonts w:ascii="Cambria Math" w:hAnsi="Cambria Math" w:eastAsia="Cambria Math" w:cs="Cambria Math"/>
                     <w:sz w:val="20"/>
                     <w:szCs w:val="20"/>
                   </w:rPr>
-                  <m:t xml:space="preserve">k</m:t>
+                  <m:t>k</m:t>
                 </m:r>
               </m:e>
               <m:sub>
@@ -31471,7 +31192,7 @@
                     <w:sz w:val="20"/>
                     <w:szCs w:val="20"/>
                   </w:rPr>
-                  <m:t xml:space="preserve">z</m:t>
+                  <m:t>z</m:t>
                 </m:r>
               </m:sub>
             </m:sSub>
@@ -31488,6 +31209,7 @@
       </w:r>
       <m:oMath>
         <m:sSub>
+          <m:sSubPr/>
           <m:e>
             <m:r>
               <m:rPr>
@@ -31498,7 +31220,7 @@
                 <w:sz w:val="20"/>
                 <w:szCs w:val="20"/>
               </w:rPr>
-              <m:t xml:space="preserve">R</m:t>
+              <m:t>R</m:t>
             </m:r>
           </m:e>
           <m:sub>
@@ -31511,7 +31233,7 @@
                 <w:sz w:val="20"/>
                 <w:szCs w:val="20"/>
               </w:rPr>
-              <m:t xml:space="preserve">tool</m:t>
+              <m:t>tool</m:t>
             </m:r>
           </m:sub>
         </m:sSub>
@@ -31526,6 +31248,7 @@
       </w:r>
       <m:oMath>
         <m:sSub>
+          <m:sSubPr/>
           <m:e>
             <m:r>
               <m:rPr>
@@ -31536,7 +31259,7 @@
                 <w:sz w:val="20"/>
                 <w:szCs w:val="20"/>
               </w:rPr>
-              <m:t xml:space="preserve">R</m:t>
+              <m:t>R</m:t>
             </m:r>
           </m:e>
           <m:sub>
@@ -31549,7 +31272,7 @@
                 <w:sz w:val="20"/>
                 <w:szCs w:val="20"/>
               </w:rPr>
-              <m:t xml:space="preserve">A,d</m:t>
+              <m:t>A,d</m:t>
             </m:r>
           </m:sub>
         </m:sSub>
@@ -31560,7 +31283,7 @@
           <w:sz w:val="20"/>
           <w:szCs w:val="20"/>
         </w:rPr>
-        <w:t xml:space="preserve">，不再重复施加校准。</w:t>
+        <w:t>，不再重复施加校准。</w:t>
       </w:r>
     </w:p>
     <w:p>
@@ -31581,7 +31304,7 @@
           <w:sz w:val="20"/>
           <w:szCs w:val="20"/>
         </w:rPr>
-        <w:t xml:space="preserve">将式（33）的目标位置和姿态重新组合，得到从端末端相对机械臂基座的目标齐次变换矩阵：</w:t>
+        <w:t>将式（33）的目标位置和姿态重新组合，得到从端末端相对机械臂基座的目标齐次变换矩阵：</w:t>
       </w:r>
     </w:p>
     <w:tbl>
@@ -31620,12 +31343,6 @@
             <w:insideH w:val="none" w:color="B0B0B0" w:sz="4" w:space="0"/>
             <w:insideV w:val="none" w:color="B0B0B0" w:sz="4" w:space="0"/>
           </w:tblBorders>
-          <w:tblCellMar>
-            <w:top w:w="0" w:type="dxa"/>
-            <w:left w:w="0" w:type="dxa"/>
-            <w:bottom w:w="0" w:type="dxa"/>
-            <w:right w:w="0" w:type="dxa"/>
-          </w:tblCellMar>
         </w:tblPrEx>
         <w:trPr>
           <w:cantSplit/>
@@ -31656,6 +31373,7 @@
               </m:oMathParaPr>
               <m:oMath>
                 <m:sSub>
+                  <m:sSubPr/>
                   <m:e>
                     <m:r>
                       <m:rPr>
@@ -31666,7 +31384,7 @@
                         <w:sz w:val="18"/>
                         <w:szCs w:val="18"/>
                       </w:rPr>
-                      <m:t xml:space="preserve">T</m:t>
+                      <m:t>T</m:t>
                     </m:r>
                   </m:e>
                   <m:sub>
@@ -31679,7 +31397,7 @@
                         <w:sz w:val="18"/>
                         <w:szCs w:val="18"/>
                       </w:rPr>
-                      <m:t xml:space="preserve">A,d</m:t>
+                      <m:t>A,d</m:t>
                     </m:r>
                   </m:sub>
                 </m:sSub>
@@ -31692,7 +31410,7 @@
                     <w:sz w:val="18"/>
                     <w:szCs w:val="18"/>
                   </w:rPr>
-                  <m:t xml:space="preserve">=</m:t>
+                  <m:t>=</m:t>
                 </m:r>
                 <m:d>
                   <m:dPr>
@@ -31714,6 +31432,7 @@
                       <m:mr>
                         <m:e>
                           <m:sSub>
+                            <m:sSubPr/>
                             <m:e>
                               <m:r>
                                 <m:rPr>
@@ -31724,7 +31443,7 @@
                                   <w:sz w:val="18"/>
                                   <w:szCs w:val="18"/>
                                 </w:rPr>
-                                <m:t xml:space="preserve">R</m:t>
+                                <m:t>R</m:t>
                               </m:r>
                             </m:e>
                             <m:sub>
@@ -31737,13 +31456,14 @@
                                   <w:sz w:val="18"/>
                                   <w:szCs w:val="18"/>
                                 </w:rPr>
-                                <m:t xml:space="preserve">A,d</m:t>
+                                <m:t>A,d</m:t>
                               </m:r>
                             </m:sub>
                           </m:sSub>
                         </m:e>
                         <m:e>
                           <m:sSub>
+                            <m:sSubPr/>
                             <m:e>
                               <m:r>
                                 <m:rPr>
@@ -31754,7 +31474,7 @@
                                   <w:sz w:val="18"/>
                                   <w:szCs w:val="18"/>
                                 </w:rPr>
-                                <m:t xml:space="preserve">p</m:t>
+                                <m:t>p</m:t>
                               </m:r>
                             </m:e>
                             <m:sub>
@@ -31767,7 +31487,7 @@
                                   <w:sz w:val="18"/>
                                   <w:szCs w:val="18"/>
                                 </w:rPr>
-                                <m:t xml:space="preserve">A,d</m:t>
+                                <m:t>A,d</m:t>
                               </m:r>
                             </m:sub>
                           </m:sSub>
@@ -31776,6 +31496,7 @@
                       <m:mr>
                         <m:e>
                           <m:sSup>
+                            <m:sSupPr/>
                             <m:e>
                               <m:r>
                                 <m:rPr>
@@ -31786,7 +31507,7 @@
                                   <w:sz w:val="18"/>
                                   <w:szCs w:val="18"/>
                                 </w:rPr>
-                                <m:t xml:space="preserve">0</m:t>
+                                <m:t>0</m:t>
                               </m:r>
                             </m:e>
                             <m:sup>
@@ -31799,7 +31520,7 @@
                                   <w:sz w:val="18"/>
                                   <w:szCs w:val="18"/>
                                 </w:rPr>
-                                <m:t xml:space="preserve">T</m:t>
+                                <m:t>T</m:t>
                               </m:r>
                             </m:sup>
                           </m:sSup>
@@ -31814,7 +31535,7 @@
                               <w:sz w:val="18"/>
                               <w:szCs w:val="18"/>
                             </w:rPr>
-                            <m:t xml:space="preserve">1</m:t>
+                            <m:t>1</m:t>
                           </m:r>
                         </m:e>
                       </m:mr>
@@ -31830,7 +31551,7 @@
                     <w:sz w:val="18"/>
                     <w:szCs w:val="18"/>
                   </w:rPr>
-                  <m:t xml:space="preserve">.</m:t>
+                  <m:t>.</m:t>
                 </m:r>
               </m:oMath>
             </m:oMathPara>
@@ -31882,7 +31603,7 @@
           <w:sz w:val="20"/>
           <w:szCs w:val="20"/>
         </w:rPr>
-        <w:t xml:space="preserve">该矩阵的旋转块与平移列分别对应 III-C 节的末端目标姿态和位置，关节指令由解析逆解得到：</w:t>
+        <w:t>该矩阵的旋转块与平移列分别对应 III-C 节的末端目标姿态和位置，关节指令由解析逆解得到：</w:t>
       </w:r>
     </w:p>
     <w:tbl>
@@ -31960,6 +31681,7 @@
                   <m:eqArrPr/>
                   <m:e>
                     <m:sSub>
+                      <m:sSubPr/>
                       <m:e>
                         <m:r>
                           <m:rPr>
@@ -31970,7 +31692,7 @@
                             <w:sz w:val="18"/>
                             <w:szCs w:val="18"/>
                           </w:rPr>
-                          <m:t xml:space="preserve">p</m:t>
+                          <m:t>p</m:t>
                         </m:r>
                       </m:e>
                       <m:sub>
@@ -31983,7 +31705,7 @@
                             <w:sz w:val="18"/>
                             <w:szCs w:val="18"/>
                           </w:rPr>
-                          <m:t xml:space="preserve">06</m:t>
+                          <m:t>06</m:t>
                         </m:r>
                       </m:sub>
                     </m:sSub>
@@ -31996,9 +31718,10 @@
                         <w:sz w:val="18"/>
                         <w:szCs w:val="18"/>
                       </w:rPr>
-                      <m:t xml:space="preserve">=</m:t>
+                      <m:t>=</m:t>
                     </m:r>
                     <m:sSub>
+                      <m:sSubPr/>
                       <m:e>
                         <m:r>
                           <m:rPr>
@@ -32009,7 +31732,7 @@
                             <w:sz w:val="18"/>
                             <w:szCs w:val="18"/>
                           </w:rPr>
-                          <m:t xml:space="preserve">p</m:t>
+                          <m:t>p</m:t>
                         </m:r>
                       </m:e>
                       <m:sub>
@@ -32022,7 +31745,7 @@
                             <w:sz w:val="18"/>
                             <w:szCs w:val="18"/>
                           </w:rPr>
-                          <m:t xml:space="preserve">A,d</m:t>
+                          <m:t>A,d</m:t>
                         </m:r>
                       </m:sub>
                     </m:sSub>
@@ -32035,9 +31758,10 @@
                         <w:sz w:val="18"/>
                         <w:szCs w:val="18"/>
                       </w:rPr>
-                      <m:t xml:space="preserve">, </m:t>
+                      <m:t>, </m:t>
                     </m:r>
                     <m:sSub>
+                      <m:sSubPr/>
                       <m:e>
                         <m:r>
                           <m:rPr>
@@ -32048,7 +31772,7 @@
                             <w:sz w:val="18"/>
                             <w:szCs w:val="18"/>
                           </w:rPr>
-                          <m:t xml:space="preserve">R</m:t>
+                          <m:t>R</m:t>
                         </m:r>
                       </m:e>
                       <m:sub>
@@ -32061,7 +31785,7 @@
                             <w:sz w:val="18"/>
                             <w:szCs w:val="18"/>
                           </w:rPr>
-                          <m:t xml:space="preserve">06</m:t>
+                          <m:t>06</m:t>
                         </m:r>
                       </m:sub>
                     </m:sSub>
@@ -32074,9 +31798,10 @@
                         <w:sz w:val="18"/>
                         <w:szCs w:val="18"/>
                       </w:rPr>
-                      <m:t xml:space="preserve">=</m:t>
+                      <m:t>=</m:t>
                     </m:r>
                     <m:sSub>
+                      <m:sSubPr/>
                       <m:e>
                         <m:r>
                           <m:rPr>
@@ -32087,7 +31812,7 @@
                             <w:sz w:val="18"/>
                             <w:szCs w:val="18"/>
                           </w:rPr>
-                          <m:t xml:space="preserve">R</m:t>
+                          <m:t>R</m:t>
                         </m:r>
                       </m:e>
                       <m:sub>
@@ -32100,7 +31825,7 @@
                             <w:sz w:val="18"/>
                             <w:szCs w:val="18"/>
                           </w:rPr>
-                          <m:t xml:space="preserve">A,d</m:t>
+                          <m:t>A,d</m:t>
                         </m:r>
                       </m:sub>
                     </m:sSub>
@@ -32113,11 +31838,12 @@
                         <w:sz w:val="18"/>
                         <w:szCs w:val="18"/>
                       </w:rPr>
-                      <m:t xml:space="preserve">,</m:t>
+                      <m:t>,</m:t>
                     </m:r>
                   </m:e>
                   <m:e>
                     <m:sSub>
+                      <m:sSubPr/>
                       <m:e>
                         <m:r>
                           <m:rPr>
@@ -32128,7 +31854,7 @@
                             <w:sz w:val="18"/>
                             <w:szCs w:val="18"/>
                           </w:rPr>
-                          <m:t xml:space="preserve">q</m:t>
+                          <m:t>q</m:t>
                         </m:r>
                       </m:e>
                       <m:sub>
@@ -32141,7 +31867,7 @@
                             <w:sz w:val="18"/>
                             <w:szCs w:val="18"/>
                           </w:rPr>
-                          <m:t xml:space="preserve">a,d</m:t>
+                          <m:t>a,d</m:t>
                         </m:r>
                       </m:sub>
                     </m:sSub>
@@ -32154,15 +31880,13 @@
                         <w:sz w:val="18"/>
                         <w:szCs w:val="18"/>
                       </w:rPr>
-                      <m:t xml:space="preserve">=IK</m:t>
+                      <m:t>=IK</m:t>
                     </m:r>
                     <m:d>
-                      <m:dPr>
-                        <m:begChr m:val="("/>
-                        <m:endChr m:val=")"/>
-                      </m:dPr>
+                      <m:dPr/>
                       <m:e>
                         <m:sSub>
+                          <m:sSubPr/>
                           <m:e>
                             <m:r>
                               <m:rPr>
@@ -32173,7 +31897,7 @@
                                 <w:sz w:val="18"/>
                                 <w:szCs w:val="18"/>
                               </w:rPr>
-                              <m:t xml:space="preserve">T</m:t>
+                              <m:t>T</m:t>
                             </m:r>
                           </m:e>
                           <m:sub>
@@ -32186,7 +31910,7 @@
                                 <w:sz w:val="18"/>
                                 <w:szCs w:val="18"/>
                               </w:rPr>
-                              <m:t xml:space="preserve">A,d</m:t>
+                              <m:t>A,d</m:t>
                             </m:r>
                           </m:sub>
                         </m:sSub>
@@ -32201,7 +31925,7 @@
                         <w:sz w:val="18"/>
                         <w:szCs w:val="18"/>
                       </w:rPr>
-                      <m:t xml:space="preserve">.</m:t>
+                      <m:t>.</m:t>
                     </m:r>
                   </m:e>
                 </m:eqArr>
@@ -32259,6 +31983,7 @@
       </w:r>
       <m:oMath>
         <m:sSub>
+          <m:sSubPr/>
           <m:e>
             <m:r>
               <m:rPr>
@@ -32269,7 +31994,7 @@
                 <w:sz w:val="20"/>
                 <w:szCs w:val="20"/>
               </w:rPr>
-              <m:t xml:space="preserve">R</m:t>
+              <m:t>R</m:t>
             </m:r>
           </m:e>
           <m:sub>
@@ -32282,7 +32007,7 @@
                 <w:sz w:val="20"/>
                 <w:szCs w:val="20"/>
               </w:rPr>
-              <m:t xml:space="preserve">36</m:t>
+              <m:t>36</m:t>
             </m:r>
           </m:sub>
         </m:sSub>
@@ -32297,6 +32022,7 @@
       </w:r>
       <m:oMath>
         <m:sSub>
+          <m:sSubPr/>
           <m:e>
             <m:r>
               <m:rPr>
@@ -32307,7 +32033,7 @@
                 <w:sz w:val="20"/>
                 <w:szCs w:val="20"/>
               </w:rPr>
-              <m:t xml:space="preserve">q</m:t>
+              <m:t>q</m:t>
             </m:r>
           </m:e>
           <m:sub>
@@ -32320,7 +32046,7 @@
                 <w:sz w:val="20"/>
                 <w:szCs w:val="20"/>
               </w:rPr>
-              <m:t xml:space="preserve">a,d</m:t>
+              <m:t>a,d</m:t>
             </m:r>
           </m:sub>
         </m:sSub>
@@ -32331,7 +32057,7 @@
           <w:sz w:val="20"/>
           <w:szCs w:val="20"/>
         </w:rPr>
-        <w:t xml:space="preserve">。目标不可达或位于奇异位形时，不直接输出该逆解；重置位置零点时同步更新从端参考位置，以保持目标连续。</w:t>
+        <w:t>。目标不可达或位于奇异位形时，不直接输出该逆解；重置位置零点时同步更新从端参考位置，以保持目标连续。</w:t>
       </w:r>
     </w:p>
     <w:bookmarkEnd w:id="6"/>
@@ -32494,12 +32220,6 @@
             <w:insideH w:val="none" w:color="B0B0B0" w:sz="4" w:space="0"/>
             <w:insideV w:val="none" w:color="B0B0B0" w:sz="4" w:space="0"/>
           </w:tblBorders>
-          <w:tblCellMar>
-            <w:top w:w="0" w:type="dxa"/>
-            <w:left w:w="0" w:type="dxa"/>
-            <w:bottom w:w="0" w:type="dxa"/>
-            <w:right w:w="0" w:type="dxa"/>
-          </w:tblCellMar>
         </w:tblPrEx>
         <w:trPr>
           <w:cantSplit/>
@@ -33598,14 +33318,6 @@
         <w:gridCol w:w="1622"/>
       </w:tblGrid>
       <w:tr>
-        <w:tblPrEx>
-          <w:tblCellMar>
-            <w:top w:w="0" w:type="dxa"/>
-            <w:left w:w="108" w:type="dxa"/>
-            <w:bottom w:w="0" w:type="dxa"/>
-            <w:right w:w="108" w:type="dxa"/>
-          </w:tblCellMar>
-        </w:tblPrEx>
         <w:trPr>
           <w:cantSplit/>
           <w:tblHeader/>
@@ -33801,14 +33513,6 @@
         </w:tc>
       </w:tr>
       <w:tr>
-        <w:tblPrEx>
-          <w:tblCellMar>
-            <w:top w:w="0" w:type="dxa"/>
-            <w:left w:w="108" w:type="dxa"/>
-            <w:bottom w:w="0" w:type="dxa"/>
-            <w:right w:w="108" w:type="dxa"/>
-          </w:tblCellMar>
-        </w:tblPrEx>
         <w:trPr>
           <w:cantSplit/>
         </w:trPr>
@@ -34019,14 +33723,6 @@
         </w:tc>
       </w:tr>
       <w:tr>
-        <w:tblPrEx>
-          <w:tblCellMar>
-            <w:top w:w="0" w:type="dxa"/>
-            <w:left w:w="108" w:type="dxa"/>
-            <w:bottom w:w="0" w:type="dxa"/>
-            <w:right w:w="108" w:type="dxa"/>
-          </w:tblCellMar>
-        </w:tblPrEx>
         <w:trPr>
           <w:cantSplit/>
         </w:trPr>
@@ -34269,14 +33965,6 @@
         </w:tc>
       </w:tr>
       <w:tr>
-        <w:tblPrEx>
-          <w:tblCellMar>
-            <w:top w:w="0" w:type="dxa"/>
-            <w:left w:w="108" w:type="dxa"/>
-            <w:bottom w:w="0" w:type="dxa"/>
-            <w:right w:w="108" w:type="dxa"/>
-          </w:tblCellMar>
-        </w:tblPrEx>
         <w:trPr>
           <w:cantSplit/>
         </w:trPr>
@@ -34545,14 +34233,6 @@
         </w:tc>
       </w:tr>
       <w:tr>
-        <w:tblPrEx>
-          <w:tblCellMar>
-            <w:top w:w="0" w:type="dxa"/>
-            <w:left w:w="108" w:type="dxa"/>
-            <w:bottom w:w="0" w:type="dxa"/>
-            <w:right w:w="108" w:type="dxa"/>
-          </w:tblCellMar>
-        </w:tblPrEx>
         <w:trPr>
           <w:cantSplit/>
         </w:trPr>
@@ -36114,12 +35794,6 @@
             <w:insideH w:val="none" w:color="B0B0B0" w:sz="4" w:space="0"/>
             <w:insideV w:val="none" w:color="B0B0B0" w:sz="4" w:space="0"/>
           </w:tblBorders>
-          <w:tblCellMar>
-            <w:top w:w="0" w:type="dxa"/>
-            <w:left w:w="0" w:type="dxa"/>
-            <w:bottom w:w="0" w:type="dxa"/>
-            <w:right w:w="0" w:type="dxa"/>
-          </w:tblCellMar>
         </w:tblPrEx>
         <w:trPr>
           <w:cantSplit/>

--- a/Article.docx
+++ b/Article.docx
@@ -6849,151 +6849,205 @@
         <w:t>给出仓库已有的两种轮体结构。与普通车轮相比，被动辊子允许接触点沿特定方向运动，四轮适当配置后可产生前进、侧移和偏航运动。</w:t>
       </w:r>
     </w:p>
-    <w:p>
-      <w:pPr>
-        <w:keepNext/>
-        <w:numPr>
-          <w:ilvl w:val="0"/>
-          <w:numId w:val="0"/>
-        </w:numPr>
-        <w:snapToGrid w:val="0"/>
-      </w:pPr>
-      <w:r>
-        <w:drawing>
-          <wp:inline distT="0" distB="0" distL="114300" distR="114300">
-            <wp:extent cx="3081020" cy="1002665"/>
-            <wp:effectExtent l="0" t="0" r="5080" b="6985"/>
-            <wp:docPr id="20" name="Picture" descr="Fig. 3(a). A 型麦克纳姆轮结构。"/>
-            <wp:cNvGraphicFramePr>
-              <a:graphicFrameLocks xmlns:a="http://schemas.openxmlformats.org/drawingml/2006/main" noChangeAspect="1"/>
-            </wp:cNvGraphicFramePr>
-            <a:graphic xmlns:a="http://schemas.openxmlformats.org/drawingml/2006/main">
-              <a:graphicData uri="http://schemas.openxmlformats.org/drawingml/2006/picture">
-                <pic:pic xmlns:pic="http://schemas.openxmlformats.org/drawingml/2006/picture">
-                  <pic:nvPicPr>
-                    <pic:cNvPr id="20" name="Picture" descr="Fig. 3(a). A 型麦克纳姆轮结构。"/>
-                    <pic:cNvPicPr>
-                      <a:picLocks noChangeAspect="1" noChangeArrowheads="1"/>
-                    </pic:cNvPicPr>
-                  </pic:nvPicPr>
-                  <pic:blipFill>
-                    <a:blip r:embed="rId6"/>
-                    <a:srcRect l="4706" t="17564" r="8015" b="15381"/>
-                    <a:stretch>
-                      <a:fillRect/>
-                    </a:stretch>
-                  </pic:blipFill>
-                  <pic:spPr>
-                    <a:xfrm>
-                      <a:off x="0" y="0"/>
-                      <a:ext cx="3081020" cy="1002665"/>
-                    </a:xfrm>
-                    <a:prstGeom prst="rect">
-                      <a:avLst/>
-                    </a:prstGeom>
-                    <a:noFill/>
-                    <a:ln w="9525">
-                      <a:noFill/>
-                    </a:ln>
-                  </pic:spPr>
-                </pic:pic>
-              </a:graphicData>
-            </a:graphic>
-          </wp:inline>
-        </w:drawing>
-      </w:r>
-    </w:p>
-    <w:p>
-      <w:pPr>
-        <w:pStyle w:val="18"/>
-        <w:numPr>
-          <w:ilvl w:val="0"/>
-          <w:numId w:val="0"/>
-        </w:numPr>
-        <w:snapToGrid w:val="0"/>
-      </w:pPr>
-      <w:r>
-        <w:t xml:space="preserve">Fig. 3(a). A </w:t>
-      </w:r>
-      <w:r>
-        <w:rPr>
-          <w:rFonts w:hint="eastAsia"/>
-        </w:rPr>
-        <w:t>型麦克纳姆轮结构。</w:t>
-      </w:r>
-    </w:p>
-    <w:p>
-      <w:pPr>
-        <w:keepNext/>
-        <w:numPr>
-          <w:ilvl w:val="0"/>
-          <w:numId w:val="0"/>
-        </w:numPr>
-        <w:snapToGrid w:val="0"/>
-      </w:pPr>
-      <w:r>
-        <w:drawing>
-          <wp:inline distT="0" distB="0" distL="114300" distR="114300">
-            <wp:extent cx="3089910" cy="989965"/>
-            <wp:effectExtent l="0" t="0" r="0" b="0"/>
-            <wp:docPr id="23" name="Picture" descr="Fig. 3(b). B 型麦克纳姆轮结构。"/>
-            <wp:cNvGraphicFramePr>
-              <a:graphicFrameLocks xmlns:a="http://schemas.openxmlformats.org/drawingml/2006/main" noChangeAspect="1"/>
-            </wp:cNvGraphicFramePr>
-            <a:graphic xmlns:a="http://schemas.openxmlformats.org/drawingml/2006/main">
-              <a:graphicData uri="http://schemas.openxmlformats.org/drawingml/2006/picture">
-                <pic:pic xmlns:pic="http://schemas.openxmlformats.org/drawingml/2006/picture">
-                  <pic:nvPicPr>
-                    <pic:cNvPr id="23" name="Picture" descr="Fig. 3(b). B 型麦克纳姆轮结构。"/>
-                    <pic:cNvPicPr>
-                      <a:picLocks noChangeAspect="1" noChangeArrowheads="1"/>
-                    </pic:cNvPicPr>
-                  </pic:nvPicPr>
-                  <pic:blipFill>
-                    <a:blip r:embed="rId7"/>
-                    <a:stretch>
-                      <a:fillRect/>
-                    </a:stretch>
-                  </pic:blipFill>
-                  <pic:spPr>
-                    <a:xfrm>
-                      <a:off x="0" y="0"/>
-                      <a:ext cx="3089910" cy="990494"/>
-                    </a:xfrm>
-                    <a:prstGeom prst="rect">
-                      <a:avLst/>
-                    </a:prstGeom>
-                    <a:noFill/>
-                    <a:ln w="9525">
-                      <a:noFill/>
-                    </a:ln>
-                  </pic:spPr>
-                </pic:pic>
-              </a:graphicData>
-            </a:graphic>
-          </wp:inline>
-        </w:drawing>
-      </w:r>
-    </w:p>
-    <w:p>
-      <w:pPr>
-        <w:pStyle w:val="18"/>
-        <w:numPr>
-          <w:ilvl w:val="0"/>
-          <w:numId w:val="0"/>
-        </w:numPr>
-        <w:snapToGrid w:val="0"/>
-      </w:pPr>
-      <w:r>
-        <w:t xml:space="preserve">Fig. 3(b). B </w:t>
-      </w:r>
-      <w:r>
-        <w:rPr>
-          <w:rFonts w:hint="eastAsia"/>
-        </w:rPr>
-        <w:t>型麦克纳姆轮结构。</w:t>
-      </w:r>
-    </w:p>
+    <w:tbl>
+      <w:tblPr>
+        <w:tblW w:w="4760" w:type="dxa"/>
+        <w:jc w:val="center"/>
+        <w:tblBorders>
+          <w:top w:val="nil"/>
+          <w:left w:val="nil"/>
+          <w:bottom w:val="nil"/>
+          <w:right w:val="nil"/>
+          <w:insideH w:val="nil"/>
+          <w:insideV w:val="nil"/>
+        </w:tblBorders>
+        <w:tblLayout w:type="fixed"/>
+        <w:tblCellMar>
+          <w:top w:w="0" w:type="dxa"/>
+          <w:left w:w="40" w:type="dxa"/>
+          <w:bottom w:w="0" w:type="dxa"/>
+          <w:right w:w="40" w:type="dxa"/>
+        </w:tblCellMar>
+      </w:tblPr>
+      <w:tblGrid>
+        <w:gridCol w:w="2380"/>
+        <w:gridCol w:w="2380"/>
+      </w:tblGrid>
+      <w:tr>
+        <w:trPr>
+          <w:cantSplit/>
+        </w:trPr>
+        <w:tc>
+          <w:tcPr>
+            <w:tcW w:w="2380" w:type="dxa"/>
+            <w:vAlign w:val="top"/>
+          </w:tcPr>
+          <w:p>
+            <w:pPr>
+              <w:keepNext/>
+              <w:numPr>
+                <w:ilvl w:val="0"/>
+                <w:numId w:val="0"/>
+              </w:numPr>
+              <w:snapToGrid w:val="0"/>
+              <w:spacing w:before="0" w:after="40" w:line="240" w:lineRule="auto"/>
+              <w:ind w:left="0" w:right="0" w:firstLine="0"/>
+              <w:jc w:val="center"/>
+            </w:pPr>
+            <w:r>
+              <w:drawing>
+                <wp:inline distT="0" distB="0" distL="0" distR="0">
+                  <wp:extent cx="1440000" cy="468623"/>
+                  <wp:effectExtent l="0" t="0" r="5080" b="6985"/>
+                  <wp:docPr id="20" name="Picture" descr="Fig. 3(a). A 型麦克纳姆轮结构。"/>
+                  <wp:cNvGraphicFramePr>
+                    <a:graphicFrameLocks xmlns:a="http://schemas.openxmlformats.org/drawingml/2006/main" noChangeAspect="1"/>
+                  </wp:cNvGraphicFramePr>
+                  <a:graphic xmlns:a="http://schemas.openxmlformats.org/drawingml/2006/main">
+                    <a:graphicData uri="http://schemas.openxmlformats.org/drawingml/2006/picture">
+                      <pic:pic xmlns:pic="http://schemas.openxmlformats.org/drawingml/2006/picture">
+                        <pic:nvPicPr>
+                          <pic:cNvPr id="20" name="Picture" descr="Fig. 3(a). A 型麦克纳姆轮结构。"/>
+                          <pic:cNvPicPr>
+                            <a:picLocks noChangeAspect="1" noChangeArrowheads="1"/>
+                          </pic:cNvPicPr>
+                        </pic:nvPicPr>
+                        <pic:blipFill>
+                          <a:blip r:embed="rId6"/>
+                          <a:srcRect l="4706" t="17564" r="8015" b="15381"/>
+                          <a:stretch>
+                            <a:fillRect/>
+                          </a:stretch>
+                        </pic:blipFill>
+                        <pic:spPr>
+                          <a:xfrm>
+                            <a:off x="0" y="0"/>
+                            <a:ext cx="1440000" cy="468623"/>
+                          </a:xfrm>
+                          <a:prstGeom prst="rect">
+                            <a:avLst/>
+                          </a:prstGeom>
+                          <a:noFill/>
+                          <a:ln w="9525">
+                            <a:noFill/>
+                          </a:ln>
+                        </pic:spPr>
+                      </pic:pic>
+                    </a:graphicData>
+                  </a:graphic>
+                </wp:inline>
+              </w:drawing>
+            </w:r>
+          </w:p>
+          <w:p>
+            <w:pPr>
+              <w:pStyle w:val="18"/>
+              <w:numPr>
+                <w:ilvl w:val="0"/>
+                <w:numId w:val="0"/>
+              </w:numPr>
+              <w:snapToGrid w:val="0"/>
+              <w:spacing w:before="0" w:after="40" w:line="240" w:lineRule="auto"/>
+              <w:ind w:left="0" w:right="0" w:firstLine="0"/>
+              <w:jc w:val="center"/>
+            </w:pPr>
+            <w:r>
+              <w:t xml:space="preserve">Fig. 3(a). A </w:t>
+            </w:r>
+            <w:r>
+              <w:rPr>
+                <w:rFonts w:hint="eastAsia"/>
+              </w:rPr>
+              <w:t>型麦克纳姆轮结构。</w:t>
+            </w:r>
+          </w:p>
+        </w:tc>
+        <w:tc>
+          <w:tcPr>
+            <w:tcW w:w="2380" w:type="dxa"/>
+            <w:vAlign w:val="top"/>
+          </w:tcPr>
+          <w:p>
+            <w:pPr>
+              <w:keepNext/>
+              <w:numPr>
+                <w:ilvl w:val="0"/>
+                <w:numId w:val="0"/>
+              </w:numPr>
+              <w:snapToGrid w:val="0"/>
+              <w:spacing w:before="0" w:after="40" w:line="240" w:lineRule="auto"/>
+              <w:ind w:left="0" w:right="0" w:firstLine="0"/>
+              <w:jc w:val="center"/>
+            </w:pPr>
+            <w:r>
+              <w:drawing>
+                <wp:inline distT="0" distB="0" distL="0" distR="0">
+                  <wp:extent cx="1440000" cy="461356"/>
+                  <wp:effectExtent l="0" t="0" r="0" b="0"/>
+                  <wp:docPr id="23" name="Picture" descr="Fig. 3(b). B 型麦克纳姆轮结构。"/>
+                  <wp:cNvGraphicFramePr>
+                    <a:graphicFrameLocks xmlns:a="http://schemas.openxmlformats.org/drawingml/2006/main" noChangeAspect="1"/>
+                  </wp:cNvGraphicFramePr>
+                  <a:graphic xmlns:a="http://schemas.openxmlformats.org/drawingml/2006/main">
+                    <a:graphicData uri="http://schemas.openxmlformats.org/drawingml/2006/picture">
+                      <pic:pic xmlns:pic="http://schemas.openxmlformats.org/drawingml/2006/picture">
+                        <pic:nvPicPr>
+                          <pic:cNvPr id="23" name="Picture" descr="Fig. 3(b). B 型麦克纳姆轮结构。"/>
+                          <pic:cNvPicPr>
+                            <a:picLocks noChangeAspect="1" noChangeArrowheads="1"/>
+                          </pic:cNvPicPr>
+                        </pic:nvPicPr>
+                        <pic:blipFill>
+                          <a:blip r:embed="rId7"/>
+                          <a:stretch>
+                            <a:fillRect/>
+                          </a:stretch>
+                        </pic:blipFill>
+                        <pic:spPr>
+                          <a:xfrm>
+                            <a:off x="0" y="0"/>
+                            <a:ext cx="1440000" cy="461356"/>
+                          </a:xfrm>
+                          <a:prstGeom prst="rect">
+                            <a:avLst/>
+                          </a:prstGeom>
+                          <a:noFill/>
+                          <a:ln w="9525">
+                            <a:noFill/>
+                          </a:ln>
+                        </pic:spPr>
+                      </pic:pic>
+                    </a:graphicData>
+                  </a:graphic>
+                </wp:inline>
+              </w:drawing>
+            </w:r>
+          </w:p>
+          <w:p>
+            <w:pPr>
+              <w:pStyle w:val="18"/>
+              <w:numPr>
+                <w:ilvl w:val="0"/>
+                <w:numId w:val="0"/>
+              </w:numPr>
+              <w:snapToGrid w:val="0"/>
+              <w:spacing w:before="0" w:after="40" w:line="240" w:lineRule="auto"/>
+              <w:ind w:left="0" w:right="0" w:firstLine="0"/>
+              <w:jc w:val="center"/>
+            </w:pPr>
+            <w:r>
+              <w:t xml:space="preserve">Fig. 3(b). B </w:t>
+            </w:r>
+            <w:r>
+              <w:rPr>
+                <w:rFonts w:hint="eastAsia"/>
+              </w:rPr>
+              <w:t>型麦克纳姆轮结构。</w:t>
+            </w:r>
+          </w:p>
+        </w:tc>
+      </w:tr>
+    </w:tbl>
     <w:p>
       <w:pPr>
         <w:pStyle w:val="7"/>
@@ -23431,7 +23485,7 @@
       <w:r>
         <w:drawing>
           <wp:inline distT="0" distB="0" distL="0" distR="0">
-            <wp:extent cx="2879725" cy="7405370"/>
+            <wp:extent cx="2160000" cy="5554558"/>
             <wp:effectExtent l="0" t="0" r="7620" b="8255"/>
             <wp:docPr id="30" name="Fig. 9" descr="Delta 三支链及单支链几何模型，基座原点位于静平台中心"/>
             <wp:cNvGraphicFramePr>
@@ -23455,7 +23509,7 @@
                   <pic:spPr>
                     <a:xfrm>
                       <a:off x="0" y="0"/>
-                      <a:ext cx="2880000" cy="7405714"/>
+                      <a:ext cx="2160000" cy="5554558"/>
                     </a:xfrm>
                     <a:prstGeom prst="rect">
                       <a:avLst/>

--- a/Article.docx
+++ b/Article.docx
@@ -666,6 +666,78 @@
         </w:rPr>
         <w:t>[5]。这些设计体现轻量化目标，但现有资料尚不足以给出等强度结构的减重百分比。</w:t>
       </w:r>
+      <w:r>
+        <w:rPr>
+          <w:rFonts w:hint="eastAsia"/>
+          <w:sz w:val="20"/>
+          <w:szCs w:val="20"/>
+        </w:rPr>
+        <w:t xml:space="preserve">整机模块划分与坐标系如 Fig. 1 所示。</w:t>
+      </w:r>
+    </w:p>
+    <w:p>
+      <w:pPr>
+        <w:keepNext/>
+        <w:keepLines/>
+        <w:numPr>
+          <w:numId w:val="0"/>
+        </w:numPr>
+        <w:snapToGrid w:val="0"/>
+        <w:spacing w:before="60" w:after="60" w:line="240" w:lineRule="auto"/>
+        <w:ind w:left="0" w:right="0" w:firstLine="0"/>
+        <w:jc w:val="center"/>
+      </w:pPr>
+      <w:r>
+        <w:drawing>
+          <wp:inline distT="0" distB="0" distL="0" distR="0">
+            <wp:extent cx="3060000" cy="3126575"/>
+            <wp:docPr id="32" name="Fig. 1" descr="Whole-robot modules and world, body, leg and arm DH base coordinate frames"/>
+            <wp:cNvGraphicFramePr>
+              <a:graphicFrameLocks xmlns:a="http://schemas.openxmlformats.org/drawingml/2006/main" noChangeAspect="1"/>
+            </wp:cNvGraphicFramePr>
+            <a:graphic xmlns:a="http://schemas.openxmlformats.org/drawingml/2006/main">
+              <a:graphicData uri="http://schemas.openxmlformats.org/drawingml/2006/picture">
+                <pic:pic xmlns:pic="http://schemas.openxmlformats.org/drawingml/2006/picture">
+                  <pic:nvPicPr>
+                    <pic:cNvPr id="32" name="system_module_frames.png"/>
+                    <pic:cNvPicPr>
+                      <a:picLocks noChangeAspect="1"/>
+                    </pic:cNvPicPr>
+                  </pic:nvPicPr>
+                  <pic:blipFill>
+                    <a:blip r:embed="rId16"/>
+                    <a:stretch>
+                      <a:fillRect/>
+                    </a:stretch>
+                  </pic:blipFill>
+                  <pic:spPr>
+                    <a:xfrm>
+                      <a:off x="0" y="0"/>
+                      <a:ext cx="3060000" cy="3126575"/>
+                    </a:xfrm>
+                    <a:prstGeom prst="rect">
+                      <a:avLst/>
+                    </a:prstGeom>
+                  </pic:spPr>
+                </pic:pic>
+              </a:graphicData>
+            </a:graphic>
+          </wp:inline>
+        </w:drawing>
+      </w:r>
+    </w:p>
+    <w:p>
+      <w:pPr>
+        <w:pStyle w:val="18"/>
+        <w:keepLines/>
+        <w:numPr>
+          <w:numId w:val="0"/>
+        </w:numPr>
+        <w:snapToGrid w:val="0"/>
+      </w:pPr>
+      <w:r>
+        <w:t xml:space="preserve">Fig. 1. 整机模块划分与坐标系。橙色和青色区域分别表示机械臂模块和底盘模块；{s} 为惯性系，{b} 位于基座中心，{leg} 位于图示腿的髋关节中心，机械臂 DH 基坐标系 {0} 位于底座安装基准处。图示机体前方朝右；{leg} 为正文中单腿坐标系的示例，各坐标系均采用右手约定。</w:t>
+      </w:r>
     </w:p>
     <w:p>
       <w:pPr>
@@ -683,7 +755,7 @@
         <w:rPr>
           <w:rFonts w:hint="eastAsia"/>
         </w:rPr>
-        <w:t>控制流程如 Fig. 1 所示。底盘接收期望平动速度、加速度、基准高度及滚转、俯仰姿态角，分为关节控制器、麦克纳姆轮控制器和模型前馈三路。腿部关节采用位置—速度串级 PID，轮电机采用速度环 PID，两类电机的控制力矩均由控制器输出与相应前馈力矩相加得到。机械臂接收主端位姿，经坐标映射与逆解生成关节指令，并采用位置—速度串级反馈与重力前馈。</w:t>
+        <w:t>控制流程如 Fig. 2 所示。底盘接收期望平动速度、加速度、基准高度及滚转、俯仰姿态角，分为关节控制器、麦克纳姆轮控制器和模型前馈三路。腿部关节采用位置—速度串级 PID，轮电机采用速度环 PID，两类电机的控制力矩均由控制器输出与相应前馈力矩相加得到。机械臂接收主端位姿，经坐标映射与逆解生成关节指令，并采用位置—速度串级反馈与重力前馈。</w:t>
       </w:r>
     </w:p>
     <w:p>
@@ -704,7 +776,7 @@
           <wp:inline distT="0" distB="0" distL="0" distR="0">
             <wp:extent cx="3059430" cy="7368540"/>
             <wp:effectExtent l="0" t="0" r="7620" b="3810"/>
-            <wp:docPr id="31" name="Fig. 1" descr="整机控制流程：遥操作与机械臂控制、底盘控制及测量反馈"/>
+            <wp:docPr id="31" name="Fig. 2" descr="整机控制流程：遥操作与机械臂控制、底盘控制及测量反馈"/>
             <wp:cNvGraphicFramePr>
               <a:graphicFrameLocks xmlns:a="http://schemas.openxmlformats.org/drawingml/2006/main" noChangeAspect="1"/>
             </wp:cNvGraphicFramePr>
@@ -712,7 +784,7 @@
               <a:graphicData uri="http://schemas.openxmlformats.org/drawingml/2006/picture">
                 <pic:pic xmlns:pic="http://schemas.openxmlformats.org/drawingml/2006/picture">
                   <pic:nvPicPr>
-                    <pic:cNvPr id="31" name="Fig. 1" descr="整机控制流程：遥操作与机械臂控制、底盘控制及测量反馈"/>
+                    <pic:cNvPr id="31" name="Fig. 2" descr="整机控制流程：遥操作与机械臂控制、底盘控制及测量反馈"/>
                     <pic:cNvPicPr>
                       <a:picLocks noChangeAspect="1"/>
                     </pic:cNvPicPr>
@@ -752,7 +824,7 @@
         <w:rPr>
           <w:rFonts w:hint="eastAsia"/>
         </w:rPr>
-        <w:t>Fig. 1. 整机控制流程。（a）遥操作位姿映射与机械臂控制。（b）底盘关节控制、麦克纳姆轮控制及前馈三路结构；单刚体动力学得到期望足端力，经轮体动力学与腿部连杆力映射得到电机前馈力矩。关节与轮电机分别将控制器输出和前馈力矩相加。实线为前向信号路径，虚线为测量反馈；FF 表示前馈。</w:t>
+        <w:t>Fig. 2. 整机控制流程。（a）遥操作位姿映射与机械臂控制。（b）底盘关节控制、麦克纳姆轮控制及前馈三路结构；单刚体动力学得到期望足端力，经轮体动力学与腿部连杆力映射得到电机前馈力矩。关节与轮电机分别将控制器输出和前馈力矩相加。实线为前向信号路径，虚线为测量反馈；FF 表示前馈。</w:t>
       </w:r>
     </w:p>
     <w:p>
@@ -2155,7 +2227,7 @@
           <w:sz w:val="20"/>
           <w:szCs w:val="20"/>
         </w:rPr>
-        <w:t xml:space="preserve"> 2 </w:t>
+        <w:t xml:space="preserve"> 3 </w:t>
       </w:r>
       <w:r>
         <w:rPr>
@@ -2184,7 +2256,7 @@
           <wp:inline distT="0" distB="0" distL="0" distR="0">
             <wp:extent cx="1619885" cy="2446655"/>
             <wp:effectExtent l="0" t="0" r="8890" b="1270"/>
-            <wp:docPr id="24" name="Fig. 2" descr="单腿结构与坐标系示意图"/>
+            <wp:docPr id="24" name="Fig. 3" descr="单腿结构与坐标系示意图"/>
             <wp:cNvGraphicFramePr>
               <a:graphicFrameLocks xmlns:a="http://schemas.openxmlformats.org/drawingml/2006/main" noChangeAspect="1"/>
             </wp:cNvGraphicFramePr>
@@ -2192,7 +2264,7 @@
               <a:graphicData uri="http://schemas.openxmlformats.org/drawingml/2006/picture">
                 <pic:pic xmlns:pic="http://schemas.openxmlformats.org/drawingml/2006/picture">
                   <pic:nvPicPr>
-                    <pic:cNvPr id="24" name="Fig. 2" descr="单腿结构与坐标系示意图"/>
+                    <pic:cNvPr id="24" name="Fig. 3" descr="单腿结构与坐标系示意图"/>
                     <pic:cNvPicPr>
                       <a:picLocks noChangeAspect="1"/>
                     </pic:cNvPicPr>
@@ -2232,7 +2304,7 @@
         <w:rPr>
           <w:iCs/>
         </w:rPr>
-        <w:t xml:space="preserve">Fig. 2. </w:t>
+        <w:t xml:space="preserve">Fig. 3. </w:t>
       </w:r>
       <w:r>
         <w:rPr>
@@ -6838,7 +6910,7 @@
           <w:sz w:val="20"/>
           <w:szCs w:val="20"/>
         </w:rPr>
-        <w:t xml:space="preserve"> 3 </w:t>
+        <w:t xml:space="preserve"> 4 </w:t>
       </w:r>
       <w:r>
         <w:rPr>
@@ -6899,7 +6971,7 @@
                 <wp:inline distT="0" distB="0" distL="0" distR="0">
                   <wp:extent cx="1440000" cy="468623"/>
                   <wp:effectExtent l="0" t="0" r="5080" b="6985"/>
-                  <wp:docPr id="20" name="Picture" descr="Fig. 3(a). A 型麦克纳姆轮结构。"/>
+                  <wp:docPr id="20" name="Picture" descr="Fig. 4(a). A 型麦克纳姆轮结构。"/>
                   <wp:cNvGraphicFramePr>
                     <a:graphicFrameLocks xmlns:a="http://schemas.openxmlformats.org/drawingml/2006/main" noChangeAspect="1"/>
                   </wp:cNvGraphicFramePr>
@@ -6907,7 +6979,7 @@
                     <a:graphicData uri="http://schemas.openxmlformats.org/drawingml/2006/picture">
                       <pic:pic xmlns:pic="http://schemas.openxmlformats.org/drawingml/2006/picture">
                         <pic:nvPicPr>
-                          <pic:cNvPr id="20" name="Picture" descr="Fig. 3(a). A 型麦克纳姆轮结构。"/>
+                          <pic:cNvPr id="20" name="Picture" descr="Fig. 4(a). A 型麦克纳姆轮结构。"/>
                           <pic:cNvPicPr>
                             <a:picLocks noChangeAspect="1" noChangeArrowheads="1"/>
                           </pic:cNvPicPr>
@@ -6952,7 +7024,7 @@
               <w:jc w:val="center"/>
             </w:pPr>
             <w:r>
-              <w:t xml:space="preserve">Fig. 3(a). A </w:t>
+              <w:t xml:space="preserve">Fig. 4(a). A </w:t>
             </w:r>
             <w:r>
               <w:rPr>
@@ -6984,7 +7056,7 @@
                 <wp:inline distT="0" distB="0" distL="0" distR="0">
                   <wp:extent cx="1440000" cy="461356"/>
                   <wp:effectExtent l="0" t="0" r="0" b="0"/>
-                  <wp:docPr id="23" name="Picture" descr="Fig. 3(b). B 型麦克纳姆轮结构。"/>
+                  <wp:docPr id="23" name="Picture" descr="Fig. 4(b). B 型麦克纳姆轮结构。"/>
                   <wp:cNvGraphicFramePr>
                     <a:graphicFrameLocks xmlns:a="http://schemas.openxmlformats.org/drawingml/2006/main" noChangeAspect="1"/>
                   </wp:cNvGraphicFramePr>
@@ -6992,7 +7064,7 @@
                     <a:graphicData uri="http://schemas.openxmlformats.org/drawingml/2006/picture">
                       <pic:pic xmlns:pic="http://schemas.openxmlformats.org/drawingml/2006/picture">
                         <pic:nvPicPr>
-                          <pic:cNvPr id="23" name="Picture" descr="Fig. 3(b). B 型麦克纳姆轮结构。"/>
+                          <pic:cNvPr id="23" name="Picture" descr="Fig. 4(b). B 型麦克纳姆轮结构。"/>
                           <pic:cNvPicPr>
                             <a:picLocks noChangeAspect="1" noChangeArrowheads="1"/>
                           </pic:cNvPicPr>
@@ -7036,7 +7108,7 @@
               <w:jc w:val="center"/>
             </w:pPr>
             <w:r>
-              <w:t xml:space="preserve">Fig. 3(b). B </w:t>
+              <w:t xml:space="preserve">Fig. 4(b). B </w:t>
             </w:r>
             <w:r>
               <w:rPr>
@@ -9467,7 +9539,7 @@
           <w:sz w:val="20"/>
           <w:szCs w:val="20"/>
         </w:rPr>
-        <w:t xml:space="preserve"> 4 </w:t>
+        <w:t xml:space="preserve"> 5 </w:t>
       </w:r>
       <w:r>
         <w:rPr>
@@ -9496,7 +9568,7 @@
           <wp:inline distT="0" distB="0" distL="0" distR="0">
             <wp:extent cx="2879725" cy="2300605"/>
             <wp:effectExtent l="0" t="0" r="6350" b="4445"/>
-            <wp:docPr id="25" name="Fig. 4" descr="车轮受力示意图：接触力、轴端作用力、重力、驱动力矩与力臂"/>
+            <wp:docPr id="25" name="Fig. 5" descr="车轮受力示意图：接触力、轴端作用力、重力、驱动力矩与力臂"/>
             <wp:cNvGraphicFramePr>
               <a:graphicFrameLocks xmlns:a="http://schemas.openxmlformats.org/drawingml/2006/main" noChangeAspect="1"/>
             </wp:cNvGraphicFramePr>
@@ -9504,7 +9576,7 @@
               <a:graphicData uri="http://schemas.openxmlformats.org/drawingml/2006/picture">
                 <pic:pic xmlns:pic="http://schemas.openxmlformats.org/drawingml/2006/picture">
                   <pic:nvPicPr>
-                    <pic:cNvPr id="25" name="Fig. 4" descr="车轮受力示意图：接触力、轴端作用力、重力、驱动力矩与力臂"/>
+                    <pic:cNvPr id="25" name="Fig. 5" descr="车轮受力示意图：接触力、轴端作用力、重力、驱动力矩与力臂"/>
                     <pic:cNvPicPr>
                       <a:picLocks noChangeAspect="1"/>
                     </pic:cNvPicPr>
@@ -9544,7 +9616,7 @@
         <w:rPr>
           <w:iCs/>
         </w:rPr>
-        <w:t xml:space="preserve">Fig. 4. </w:t>
+        <w:t xml:space="preserve">Fig. 5. </w:t>
       </w:r>
       <w:r>
         <w:rPr>
@@ -12811,7 +12883,7 @@
           <w:sz w:val="20"/>
           <w:szCs w:val="20"/>
         </w:rPr>
-        <w:t xml:space="preserve"> 5 </w:t>
+        <w:t xml:space="preserve"> 6 </w:t>
       </w:r>
       <w:r>
         <w:rPr>
@@ -12840,7 +12912,7 @@
           <wp:inline distT="0" distB="0" distL="0" distR="0">
             <wp:extent cx="3059430" cy="2294890"/>
             <wp:effectExtent l="0" t="0" r="7620" b="635"/>
-            <wp:docPr id="26" name="Fig. 5" descr="基于底盘立体构型的整机质心与四轮接触力示意图"/>
+            <wp:docPr id="26" name="Fig. 6" descr="基于底盘立体构型的整机质心与四轮接触力示意图"/>
             <wp:cNvGraphicFramePr>
               <a:graphicFrameLocks xmlns:a="http://schemas.openxmlformats.org/drawingml/2006/main" noChangeAspect="1"/>
             </wp:cNvGraphicFramePr>
@@ -12848,7 +12920,7 @@
               <a:graphicData uri="http://schemas.openxmlformats.org/drawingml/2006/picture">
                 <pic:pic xmlns:pic="http://schemas.openxmlformats.org/drawingml/2006/picture">
                   <pic:nvPicPr>
-                    <pic:cNvPr id="26" name="Fig. 5" descr="基于底盘立体构型的整机质心与四轮接触力示意图"/>
+                    <pic:cNvPr id="26" name="Fig. 6" descr="基于底盘立体构型的整机质心与四轮接触力示意图"/>
                     <pic:cNvPicPr>
                       <a:picLocks noChangeAspect="1"/>
                     </pic:cNvPicPr>
@@ -12888,7 +12960,7 @@
         <w:rPr>
           <w:iCs/>
         </w:rPr>
-        <w:t xml:space="preserve">Fig. 5. </w:t>
+        <w:t xml:space="preserve">Fig. 6. </w:t>
       </w:r>
       <w:r>
         <w:rPr>
@@ -15191,7 +15263,7 @@
           <w:sz w:val="20"/>
           <w:szCs w:val="20"/>
         </w:rPr>
-        <w:t>[4]。闭环控制结构如 Fig. 6 所示。对任一姿态轴</w:t>
+        <w:t>[4]。闭环控制结构如 Fig. 7 所示。对任一姿态轴</w:t>
       </w:r>
       <w:r>
         <w:rPr>
@@ -17986,7 +18058,7 @@
           <wp:inline distT="0" distB="0" distL="0" distR="0">
             <wp:extent cx="3059430" cy="4307840"/>
             <wp:effectExtent l="0" t="0" r="7620" b="635"/>
-            <wp:docPr id="27" name="Fig. 6" descr="底盘姿态控制器闭环方框图"/>
+            <wp:docPr id="27" name="Fig. 7" descr="底盘姿态控制器闭环方框图"/>
             <wp:cNvGraphicFramePr>
               <a:graphicFrameLocks xmlns:a="http://schemas.openxmlformats.org/drawingml/2006/main" noChangeAspect="1"/>
             </wp:cNvGraphicFramePr>
@@ -17994,7 +18066,7 @@
               <a:graphicData uri="http://schemas.openxmlformats.org/drawingml/2006/picture">
                 <pic:pic xmlns:pic="http://schemas.openxmlformats.org/drawingml/2006/picture">
                   <pic:nvPicPr>
-                    <pic:cNvPr id="27" name="Fig. 6" descr="底盘姿态控制器闭环方框图"/>
+                    <pic:cNvPr id="27" name="Fig. 7" descr="底盘姿态控制器闭环方框图"/>
                     <pic:cNvPicPr>
                       <a:picLocks noChangeAspect="1"/>
                     </pic:cNvPicPr>
@@ -18031,7 +18103,7 @@
         <w:snapToGrid w:val="0"/>
       </w:pPr>
       <w:r>
-        <w:t>Fig. 6. 底盘姿态控制器闭环方框图。滚转与俯仰分别采用式（18）的双环 P 控制及高度增量累加，两轴修正量经式（19）共同分配至四腿；关节伺服内环合并表示。</w:t>
+        <w:t>Fig. 7. 底盘姿态控制器闭环方框图。滚转与俯仰分别采用式（18）的双环 P 控制及高度增量累加，两轴修正量经式（19）共同分配至四腿；关节伺服内环合并表示。</w:t>
       </w:r>
     </w:p>
     <w:bookmarkEnd w:id="8"/>
@@ -18545,7 +18617,7 @@
           <wp:inline distT="0" distB="0" distL="0" distR="0">
             <wp:extent cx="3059430" cy="1019810"/>
             <wp:effectExtent l="0" t="0" r="7620" b="8890"/>
-            <wp:docPr id="28" name="Fig. 7" descr="机械臂侧视图上的关节坐标系定义"/>
+            <wp:docPr id="28" name="Fig. 8" descr="机械臂侧视图上的关节坐标系定义"/>
             <wp:cNvGraphicFramePr>
               <a:graphicFrameLocks xmlns:a="http://schemas.openxmlformats.org/drawingml/2006/main" noChangeAspect="1"/>
             </wp:cNvGraphicFramePr>
@@ -18553,7 +18625,7 @@
               <a:graphicData uri="http://schemas.openxmlformats.org/drawingml/2006/picture">
                 <pic:pic xmlns:pic="http://schemas.openxmlformats.org/drawingml/2006/picture">
                   <pic:nvPicPr>
-                    <pic:cNvPr id="28" name="Fig. 7" descr="机械臂侧视图上的关节坐标系定义"/>
+                    <pic:cNvPr id="28" name="Fig. 8" descr="机械臂侧视图上的关节坐标系定义"/>
                     <pic:cNvPicPr>
                       <a:picLocks noChangeAspect="1"/>
                     </pic:cNvPicPr>
@@ -18593,7 +18665,7 @@
         <w:rPr>
           <w:iCs/>
         </w:rPr>
-        <w:t xml:space="preserve">Fig. 7. </w:t>
+        <w:t xml:space="preserve">Fig. 8. </w:t>
       </w:r>
       <w:r>
         <w:rPr>
@@ -22466,7 +22538,7 @@
           <w:sz w:val="20"/>
           <w:szCs w:val="20"/>
         </w:rPr>
-        <w:t xml:space="preserve">。Fig. 8 </w:t>
+        <w:t xml:space="preserve">。Fig. 9 </w:t>
       </w:r>
       <w:r>
         <w:rPr>
@@ -22502,7 +22574,7 @@
           <wp:inline distT="0" distB="0" distL="0" distR="0">
             <wp:extent cx="3059430" cy="2039620"/>
             <wp:effectExtent l="0" t="0" r="7620" b="8255"/>
-            <wp:docPr id="29" name="Fig. 8" descr="Delta 平移机构与三轴姿态手柄的机构、转轴和平行约束示意"/>
+            <wp:docPr id="29" name="Fig. 9" descr="Delta 平移机构与三轴姿态手柄的机构、转轴和平行约束示意"/>
             <wp:cNvGraphicFramePr>
               <a:graphicFrameLocks xmlns:a="http://schemas.openxmlformats.org/drawingml/2006/main" noChangeAspect="1"/>
             </wp:cNvGraphicFramePr>
@@ -22510,7 +22582,7 @@
               <a:graphicData uri="http://schemas.openxmlformats.org/drawingml/2006/picture">
                 <pic:pic xmlns:pic="http://schemas.openxmlformats.org/drawingml/2006/picture">
                   <pic:nvPicPr>
-                    <pic:cNvPr id="29" name="Fig. 8" descr="Delta 平移机构与三轴姿态手柄的机构、转轴和平行约束示意"/>
+                    <pic:cNvPr id="29" name="Fig. 9" descr="Delta 平移机构与三轴姿态手柄的机构、转轴和平行约束示意"/>
                     <pic:cNvPicPr>
                       <a:picLocks noChangeAspect="1"/>
                     </pic:cNvPicPr>
@@ -22550,7 +22622,7 @@
         <w:rPr>
           <w:iCs/>
         </w:rPr>
-        <w:t xml:space="preserve">Fig. 8. </w:t>
+        <w:t xml:space="preserve">Fig. 9. </w:t>
       </w:r>
       <w:r>
         <w:rPr>
@@ -23466,7 +23538,7 @@
           <w:sz w:val="20"/>
           <w:szCs w:val="20"/>
         </w:rPr>
-        <w:t xml:space="preserve"> 工作侧转动为正。几何关系如 Fig. 9 所示；单支链图采用对称构型展示角度与长度定义，虚线段对应式（25）中的等效长度约束。</w:t>
+        <w:t xml:space="preserve"> 工作侧转动为正。几何关系如 Fig. 10 所示；单支链图采用对称构型展示角度与长度定义，虚线段对应式（25）中的等效长度约束。</w:t>
       </w:r>
     </w:p>
     <w:p>
@@ -23487,7 +23559,7 @@
           <wp:inline distT="0" distB="0" distL="0" distR="0">
             <wp:extent cx="2160000" cy="5554558"/>
             <wp:effectExtent l="0" t="0" r="7620" b="8255"/>
-            <wp:docPr id="30" name="Fig. 9" descr="Delta 三支链及单支链几何模型，基座原点位于静平台中心"/>
+            <wp:docPr id="30" name="Fig. 10" descr="Delta 三支链及单支链几何模型，基座原点位于静平台中心"/>
             <wp:cNvGraphicFramePr>
               <a:graphicFrameLocks xmlns:a="http://schemas.openxmlformats.org/drawingml/2006/main" noChangeAspect="1"/>
             </wp:cNvGraphicFramePr>
@@ -23495,7 +23567,7 @@
               <a:graphicData uri="http://schemas.openxmlformats.org/drawingml/2006/picture">
                 <pic:pic xmlns:pic="http://schemas.openxmlformats.org/drawingml/2006/picture">
                   <pic:nvPicPr>
-                    <pic:cNvPr id="30" name="Fig. 9" descr="Delta 三支链及单支链几何模型，基座原点位于静平台中心"/>
+                    <pic:cNvPr id="30" name="Fig. 10" descr="Delta 三支链及单支链几何模型，基座原点位于静平台中心"/>
                     <pic:cNvPicPr>
                       <a:picLocks noChangeAspect="1"/>
                     </pic:cNvPicPr>
@@ -23532,7 +23604,7 @@
         <w:snapToGrid w:val="0"/>
       </w:pPr>
       <w:r>
-        <w:t>Fig. 9. Delta 机械臂几何模型。（a）三支链构型，基座原点 O 位于静平台中心，正 X 轴沿平台法向由动平台指向静平台，正 Z 轴从 O 指向 A1，三轴按右手系定义；动平台中心为 P，成对从动杆构成平行四边形并保持两平台平行。（b）对称构型下的单支链剖面，标出平台半径、杆长、主动臂角及等效球心。</w:t>
+        <w:t>Fig. 10. Delta 机械臂几何模型。（a）三支链构型，基座原点 O 位于静平台中心，正 X 轴沿平台法向由动平台指向静平台，正 Z 轴从 O 指向 A1，三轴按右手系定义；动平台中心为 P，成对从动杆构成平行四边形并保持两平台平行。（b）对称构型下的单支链剖面，标出平台半径、杆长、主动臂角及等效球心。</w:t>
       </w:r>
     </w:p>
     <w:p>
@@ -36045,7 +36117,7 @@
           <w:sz w:val="20"/>
           <w:szCs w:val="20"/>
         </w:rPr>
-        <w:t xml:space="preserve"> 8 </w:t>
+        <w:t xml:space="preserve"> 11 </w:t>
       </w:r>
       <w:r>
         <w:rPr>
@@ -36090,7 +36162,7 @@
         <w:rPr>
           <w:iCs/>
         </w:rPr>
-        <w:t xml:space="preserve">Fig. 10. </w:t>
+        <w:t xml:space="preserve">Fig. 11. </w:t>
       </w:r>
       <w:r>
         <w:rPr>
@@ -36125,7 +36197,7 @@
           <w:sz w:val="20"/>
           <w:szCs w:val="20"/>
         </w:rPr>
-        <w:t xml:space="preserve"> 9 </w:t>
+        <w:t xml:space="preserve"> 12 </w:t>
       </w:r>
       <w:r>
         <w:rPr>
@@ -36170,7 +36242,7 @@
         <w:rPr>
           <w:iCs/>
         </w:rPr>
-        <w:t xml:space="preserve">Fig. 11. </w:t>
+        <w:t xml:space="preserve">Fig. 12. </w:t>
       </w:r>
       <w:r>
         <w:rPr>

--- a/Article.docx
+++ b/Article.docx
@@ -634,45 +634,70 @@
           <w:sz w:val="20"/>
           <w:szCs w:val="20"/>
         </w:rPr>
-        <w:t>系统由十二自由度四轮足底盘、六转动关节机械臂及单自由度夹爪、Delta</w:t>
-      </w:r>
-      <w:r>
-        <w:rPr>
-          <w:sz w:val="20"/>
-          <w:szCs w:val="20"/>
-        </w:rPr>
-        <w:t xml:space="preserve"> </w:t>
-      </w:r>
+        <w:t xml:space="preserve">系统由机器人端的底盘、机械臂模块和操作者侧的 Delta 遥操作控制器组成，分别承担移动与姿态调节、末端操作和位姿输入。机器人端包含十二自由度底盘、六转动关节机械臂及单自由度夹爪，共十九个主动自由度；遥操作主手的三个平移自由度与三个姿态输入自由度单独计数。机器人端的模块划分及主要坐标系如 Fig. 1 所示。</w:t>
+      </w:r>
+    </w:p>
+    <w:p>
+      <w:pPr>
+        <w:pStyle w:val="7"/>
+        <w:numPr>
+          <w:ilvl w:val="0"/>
+          <w:numId w:val="0"/>
+        </w:numPr>
+        <w:snapToGrid w:val="0"/>
+        <w:rPr>
+          <w:sz w:val="20"/>
+        </w:rPr>
+      </w:pPr>
       <w:r>
         <w:rPr>
           <w:rFonts w:hint="eastAsia"/>
           <w:sz w:val="20"/>
           <w:szCs w:val="20"/>
         </w:rPr>
-        <w:t>异构遥操作控制器组成。机器人端共有十九个主动自由度；主端的三个平移自由度与三个姿态输入自由度单独计数。底盘上层框架采用碳纤维方管，下层采用铝方管，并结合碳纤维板与铝制连接件形成分层结构。两路腿部驱动集中在髋部，通过平行四边形机构传递膝部运动，降低电机随小腿摆动的惯量。机械臂采用碳纤维板和铝制加工件，夹爪采用连杆与滑轨结构</w:t>
-      </w:r>
-      <w:r>
-        <w:rPr>
-          <w:sz w:val="20"/>
-          <w:szCs w:val="20"/>
-        </w:rPr>
-        <w:t xml:space="preserve"> </w:t>
-      </w:r>
+        <w:t xml:space="preserve">底盘采用四轮足构型，每条腿由两个俯仰关节和一个麦克纳姆轮驱动自由度组成。腿部关节调节支撑高度和机身姿态，四个车轮配合实现平面全向运动。基座由碳纤维方管、铝方管、板材及连接件构成分层框架；每条腿的两路关节驱动集中在髋部，并利用平行四边形机构传递膝部运动，以减小小腿运动时的惯性负担 [5]。</w:t>
+      </w:r>
+    </w:p>
+    <w:p>
+      <w:pPr>
+        <w:pStyle w:val="7"/>
+        <w:numPr>
+          <w:ilvl w:val="0"/>
+          <w:numId w:val="0"/>
+        </w:numPr>
+        <w:snapToGrid w:val="0"/>
+        <w:rPr>
+          <w:sz w:val="20"/>
+        </w:rPr>
+      </w:pPr>
       <w:r>
         <w:rPr>
           <w:rFonts w:hint="eastAsia"/>
           <w:sz w:val="20"/>
           <w:szCs w:val="20"/>
         </w:rPr>
-        <w:t>[5]。这些设计体现轻量化目标，但现有资料尚不足以给出等强度结构的减重百分比。</w:t>
-      </w:r>
+        <w:t xml:space="preserve">机械臂模块安装于底盘上方，由六轴串联机械臂和夹爪组成。机械臂采用肘式臂与球腕结构，前三个关节主要确定腕心位置，后三个关节确定末端姿态；夹爪的开合自由度用于抓取。机械臂连杆采用碳纤维板与铝制加工件，夹爪采用连杆与滑轨机构 [5]。这些结构体现轻量化设计目标，但现有资料尚不足以量化等强度条件下的减重比例。</w:t>
+      </w:r>
+    </w:p>
+    <w:p>
+      <w:pPr>
+        <w:pStyle w:val="7"/>
+        <w:numPr>
+          <w:ilvl w:val="0"/>
+          <w:numId w:val="0"/>
+        </w:numPr>
+        <w:snapToGrid w:val="0"/>
+        <w:rPr>
+          <w:sz w:val="20"/>
+        </w:rPr>
+      </w:pPr>
       <w:r>
         <w:rPr>
           <w:rFonts w:hint="eastAsia"/>
           <w:sz w:val="20"/>
           <w:szCs w:val="20"/>
         </w:rPr>
-        <w:t xml:space="preserve">整机模块划分与坐标系如 Fig. 1 所示。</w:t>
+        <w:t xml:space="preserve">遥操作控制器作为主手，以三支链 Delta 并联机构测量三维位置，以安装在动平台上的三编码器手柄测量姿态。平行四边形从动臂使动平台始终与静平台保持平行，将平移输入与姿态输入分离；手柄从 j1 到 j3 依次对应动轴 roll、pitch、yaw。主手通过正运动学获得位置和姿态，并经无线链路向作为从手的机械臂发送位姿指令；主手的力矩前馈用于补偿自身重力，减轻静态持握负担 [4]。</w:t>
       </w:r>
     </w:p>
     <w:p>
@@ -754,8 +779,31 @@
       <w:r>
         <w:rPr>
           <w:rFonts w:hint="eastAsia"/>
-        </w:rPr>
-        <w:t>控制流程如 Fig. 2 所示。底盘接收期望平动速度、加速度、基准高度及滚转、俯仰姿态角，分为关节控制器、麦克纳姆轮控制器和模型前馈三路。腿部关节采用位置—速度串级 PID，轮电机采用速度环 PID，两类电机的控制力矩均由控制器输出与相应前馈力矩相加得到。机械臂接收主端位姿，经坐标映射与逆解生成关节指令，并采用位置—速度串级反馈与重力前馈。</w:t>
+          <w:sz w:val="20"/>
+          <w:szCs w:val="20"/>
+        </w:rPr>
+        <w:t xml:space="preserve">整机控制流程如 Fig. 2 所示。底盘接收期望平动速度、加速度、基准高度及滚转、俯仰姿态角，分为关节控制器、麦克纳姆轮控制器和模型前馈三路。姿态角度—角速度双环 P 控制器根据 IMU 反馈产生等效腿长增量，经累加、腿高分配和腿部逆运动学得到目标关节角，再由单关节位置—速度串级 PID 输出控制力矩；麦克纳姆轮运动学给出轮电机目标速度，由速度环 PID 输出控制力矩。前馈侧先由单刚体动力学分配期望足端力，再经轮体动力学与腿部连杆力映射得到电机前馈力矩。关节和轮电机分别将控制器输出与对应前馈力矩相加。</w:t>
+      </w:r>
+    </w:p>
+    <w:p>
+      <w:pPr>
+        <w:pStyle w:val="7"/>
+        <w:numPr>
+          <w:ilvl w:val="0"/>
+          <w:numId w:val="0"/>
+        </w:numPr>
+        <w:snapToGrid w:val="0"/>
+        <w:rPr>
+          <w:sz w:val="20"/>
+        </w:rPr>
+      </w:pPr>
+      <w:r>
+        <w:rPr>
+          <w:rFonts w:hint="eastAsia"/>
+          <w:sz w:val="20"/>
+          <w:szCs w:val="20"/>
+        </w:rPr>
+        <w:t xml:space="preserve">机械臂控制链以主手位姿为输入，经位置缩放、坐标校准和姿态转换构造从端目标齐次变换矩阵，再由解析逆运动学生成六轴关节目标。关节层根据编码器反馈进行位置—速度串级控制，并叠加机械臂重力前馈。由此，主手在笛卡尔空间描述操作意图，机械臂在关节空间执行指令；底盘依据自身运动指令与 IMU、编码器反馈完成移动和支撑调节。</w:t>
       </w:r>
     </w:p>
     <w:p>
@@ -1659,6 +1707,27 @@
           <w:szCs w:val="20"/>
         </w:rPr>
         <w:t>将机体系分量变换至惯性系。力矩计算涉及的各矢量必须先变换至同一坐标系；基座中心与整机质心不重合时，力臂必须相对于质心重新计算。</w:t>
+      </w:r>
+    </w:p>
+    <w:p>
+      <w:pPr>
+        <w:pStyle w:val="7"/>
+        <w:numPr>
+          <w:ilvl w:val="0"/>
+          <w:numId w:val="0"/>
+        </w:numPr>
+        <w:snapToGrid w:val="0"/>
+        <w:rPr>
+          <w:sz w:val="20"/>
+        </w:rPr>
+      </w:pPr>
+      <w:r>
+        <w:rPr>
+          <w:rFonts w:hint="eastAsia"/>
+          <w:sz w:val="20"/>
+          <w:szCs w:val="20"/>
+        </w:rPr>
+        <w:t xml:space="preserve">机械臂 DH 基坐标系 {0} 位于机械臂底座安装基准处，固连于机器人端；遥操作映射中的从端基坐标系 {A} 与 {0} 表示同一坐标系。主手基坐标系 {D} 固连 Delta 静平台，原点位于静平台中心，轴向按 III-D 节定义。上述坐标系均采用右手约定，主手位姿须经标定的坐标变换后用于从端逆运动学。</w:t>
       </w:r>
     </w:p>
     <w:bookmarkEnd w:id="7"/>

--- a/Article.docx
+++ b/Article.docx
@@ -18204,8 +18204,6 @@
           </wp:inline>
         </w:drawing>
       </w:r>
-      <w:bookmarkStart w:id="18" w:name="_GoBack"/>
-      <w:bookmarkEnd w:id="18"/>
     </w:p>
     <w:p>
       <w:pPr>
@@ -22012,7 +22010,9 @@
         </w:numPr>
         <w:snapToGrid w:val="0"/>
         <w:rPr>
-          <w:sz w:val="20"/>
+          <w:rFonts w:hint="eastAsia" w:eastAsia="SimSun"/>
+          <w:sz w:val="20"/>
+          <w:lang w:eastAsia="zh-CN"/>
         </w:rPr>
       </w:pPr>
       <w:r>
@@ -22021,7 +22021,16 @@
           <w:sz w:val="20"/>
           <w:szCs w:val="20"/>
         </w:rPr>
-        <w:t>对候选解进行位姿回代及关节限位检查，选择与上一时刻关节角最接近的可行分支；不可达目标或奇异位形不直接使用上述逆解。</w:t>
+        <w:t>对候选解进行位姿回代及关节限位检查，选择与上一时刻关节角最接近的可行分支</w:t>
+      </w:r>
+      <w:r>
+        <w:rPr>
+          <w:rFonts w:hint="eastAsia"/>
+          <w:sz w:val="20"/>
+          <w:szCs w:val="20"/>
+          <w:lang w:eastAsia="zh-CN"/>
+        </w:rPr>
+        <w:t>。</w:t>
       </w:r>
     </w:p>
     <w:bookmarkEnd w:id="10"/>
@@ -22098,7 +22107,24 @@
           <w:sz w:val="20"/>
           <w:szCs w:val="20"/>
         </w:rPr>
-        <w:t>并联机构实现三维平移，并在动平台上安装三个带编码器的转动关节输入姿态。平行四边形从动臂约束动平台相对静平台保持平行，从而将位置输入与姿态输入分开</w:t>
+        <w:t>并联机构实现三维平移，并在动平台上安装三个带编码器的转动关节输入</w:t>
+      </w:r>
+      <w:r>
+        <w:rPr>
+          <w:rFonts w:hint="eastAsia"/>
+          <w:sz w:val="20"/>
+          <w:szCs w:val="20"/>
+          <w:lang w:eastAsia="zh-CN"/>
+        </w:rPr>
+        <w:t>三维</w:t>
+      </w:r>
+      <w:r>
+        <w:rPr>
+          <w:rFonts w:hint="eastAsia"/>
+          <w:sz w:val="20"/>
+          <w:szCs w:val="20"/>
+        </w:rPr>
+        <w:t>姿态。平行四边形从动臂约束动平台相对静平台保持平行，从而将位置输入与姿态输入分开</w:t>
       </w:r>
       <w:r>
         <w:rPr>
@@ -28173,7 +28199,7 @@
           <w:sz w:val="20"/>
           <w:szCs w:val="20"/>
         </w:rPr>
-        <w:t>从二次方程候选根中选择满足工作侧、机构装配分支和连续性条件的根。矩阵退化或判别式显著小于零时不输出新位姿；不能仅以“负根”替代完整的几何有效性检查。</w:t>
+        <w:t>从二次方程候选根中选择满足工作侧、机构装配分支和连续性条件的根。</w:t>
       </w:r>
     </w:p>
     <w:bookmarkEnd w:id="12"/>
@@ -28195,6 +28221,40 @@
           <w:rFonts w:hint="eastAsia"/>
         </w:rPr>
         <w:t>雅可比与力矩前馈</w:t>
+      </w:r>
+    </w:p>
+    <w:p>
+      <w:pPr>
+        <w:pStyle w:val="7"/>
+        <w:numPr>
+          <w:ilvl w:val="0"/>
+          <w:numId w:val="0"/>
+        </w:numPr>
+        <w:snapToGrid w:val="0"/>
+        <w:rPr>
+          <w:rFonts w:hint="default" w:eastAsia="SimSun"/>
+          <w:sz w:val="20"/>
+          <w:szCs w:val="20"/>
+          <w:lang w:val="en-US" w:eastAsia="zh-CN"/>
+        </w:rPr>
+      </w:pPr>
+      <w:r>
+        <w:rPr>
+          <w:rFonts w:hint="eastAsia"/>
+          <w:sz w:val="20"/>
+          <w:szCs w:val="20"/>
+          <w:lang w:eastAsia="zh-CN"/>
+        </w:rPr>
+        <w:t>为了降低操作员的手部施力负担，进一步提高控制精度，遥操作控制器需要利用</w:t>
+      </w:r>
+      <w:r>
+        <w:rPr>
+          <w:rFonts w:hint="eastAsia"/>
+          <w:sz w:val="20"/>
+          <w:szCs w:val="20"/>
+          <w:lang w:val="en-US" w:eastAsia="zh-CN"/>
+        </w:rPr>
+        <w:t>Delta机械臂的3个主动关节进行力矩前馈补偿以抵消机构自重的部分影响。</w:t>
       </w:r>
     </w:p>
     <w:p>
@@ -28915,7 +28975,9 @@
         </w:numPr>
         <w:snapToGrid w:val="0"/>
         <w:rPr>
-          <w:sz w:val="20"/>
+          <w:rFonts w:hint="eastAsia" w:eastAsia="SimSun"/>
+          <w:sz w:val="20"/>
+          <w:lang w:eastAsia="zh-CN"/>
         </w:rPr>
       </w:pPr>
       <w:r>
@@ -29070,7 +29132,16 @@
           <w:sz w:val="20"/>
           <w:szCs w:val="20"/>
         </w:rPr>
-        <w:t xml:space="preserve"> 为基座坐标系 {D} 下的重力加速度向量；</w:t>
+        <w:t xml:space="preserve"> 为基座坐标系 {D} 下的重力加速度向量</w:t>
+      </w:r>
+      <w:r>
+        <w:rPr>
+          <w:rFonts w:hint="eastAsia"/>
+          <w:sz w:val="20"/>
+          <w:szCs w:val="20"/>
+          <w:lang w:eastAsia="zh-CN"/>
+        </w:rPr>
+        <w:t>。</w:t>
       </w:r>
     </w:p>
     <w:bookmarkEnd w:id="13"/>
@@ -31029,6 +31100,8 @@
         </w:rPr>
         <w:t>将式（33）的目标位置和姿态重新组合，得到从端末端相对机械臂基座的目标齐次变换矩阵：</w:t>
       </w:r>
+      <w:bookmarkStart w:id="18" w:name="_GoBack"/>
+      <w:bookmarkEnd w:id="18"/>
     </w:p>
     <w:tbl>
       <w:tblPr>
@@ -31786,7 +31859,7 @@
           <w:sz w:val="20"/>
           <w:szCs w:val="20"/>
         </w:rPr>
-        <w:t>。目标不可达或位于奇异位形时，不直接输出该逆解；重置位置零点时同步更新从端参考位置，以保持目标连续。</w:t>
+        <w:t>。</w:t>
       </w:r>
     </w:p>
     <w:bookmarkEnd w:id="2"/>

--- a/Article.docx
+++ b/Article.docx
@@ -1399,13 +1399,13 @@
       </w:pPr>
       <w:bookmarkStart w:id="5" w:name="概述与单腿运动学"/>
       <w:r>
-        <w:t xml:space="preserve">1) </w:t>
+        <w:t xml:space="preserve">1) 概述</w:t>
       </w:r>
       <w:r>
         <w:rPr>
           <w:rFonts w:hint="eastAsia"/>
         </w:rPr>
-        <w:t>概述与单腿运动学</w:t>
+        <w:t xml:space="preserve"/>
       </w:r>
     </w:p>
     <w:p>
@@ -1427,6 +1427,25 @@
           <w:szCs w:val="20"/>
         </w:rPr>
         <w:t>底盘由基座与四条腿组成，每条腿包含轴线平行的髋部俯仰关节、膝关节和一个麦克纳姆轮，共十二个主动自由度。控制采用“单腿建模—整机合力分配—关节执行”的分层结构。腿部关节调整支撑高度与前后轮心位置，车轮负责平面滚动。</w:t>
+      </w:r>
+    </w:p>
+    <w:p>
+      <w:pPr>
+        <w:pStyle w:val="4"/>
+        <w:numPr>
+          <w:ilvl w:val="2"/>
+          <w:numId w:val="0"/>
+        </w:numPr>
+        <w:snapToGrid w:val="0"/>
+      </w:pPr>
+      <w:r>
+        <w:t xml:space="preserve">2) 单腿运动学</w:t>
+      </w:r>
+      <w:r>
+        <w:rPr>
+          <w:rFonts w:hint="eastAsia"/>
+        </w:rPr>
+        <w:t xml:space="preserve"/>
       </w:r>
     </w:p>
     <w:p>
@@ -6421,13 +6440,13 @@
       </w:pPr>
       <w:bookmarkStart w:id="6" w:name="麦克纳姆轮运动学"/>
       <w:r>
-        <w:t xml:space="preserve">2) </w:t>
+        <w:t xml:space="preserve">3) 麦克纳姆轮运动学</w:t>
       </w:r>
       <w:r>
         <w:rPr>
           <w:rFonts w:hint="eastAsia"/>
         </w:rPr>
-        <w:t>麦克纳姆轮运动学</w:t>
+        <w:t xml:space="preserve"/>
       </w:r>
     </w:p>
     <w:p>
@@ -8890,13 +8909,13 @@
       </w:pPr>
       <w:bookmarkStart w:id="7" w:name="轮体动力学与足端力映射"/>
       <w:r>
-        <w:t xml:space="preserve">3) </w:t>
+        <w:t xml:space="preserve">4) 轮体动力学与足端力映射</w:t>
       </w:r>
       <w:r>
         <w:rPr>
           <w:rFonts w:hint="eastAsia"/>
         </w:rPr>
-        <w:t>轮体动力学与足端力映射</w:t>
+        <w:t xml:space="preserve"/>
       </w:r>
     </w:p>
     <w:p>
@@ -12104,13 +12123,13 @@
       </w:pPr>
       <w:bookmarkStart w:id="8" w:name="整机单刚体动力学"/>
       <w:r>
-        <w:t xml:space="preserve">4) </w:t>
+        <w:t xml:space="preserve">5) 整机单刚体动力学</w:t>
       </w:r>
       <w:r>
         <w:rPr>
           <w:rFonts w:hint="eastAsia"/>
         </w:rPr>
-        <w:t>整机单刚体动力学</w:t>
+        <w:t xml:space="preserve"/>
       </w:r>
     </w:p>
     <w:p>
@@ -14731,13 +14750,13 @@
       </w:pPr>
       <w:bookmarkStart w:id="9" w:name="姿态控制器"/>
       <w:r>
-        <w:t xml:space="preserve">5) </w:t>
+        <w:t xml:space="preserve">6) 姿态控制器</w:t>
       </w:r>
       <w:r>
         <w:rPr>
           <w:rFonts w:hint="eastAsia"/>
         </w:rPr>
-        <w:t>姿态控制器</w:t>
+        <w:t xml:space="preserve"/>
       </w:r>
     </w:p>
     <w:p>
@@ -18207,6 +18226,103 @@
     </w:p>
     <w:p>
       <w:pPr>
+        <w:keepNext/>
+        <w:keepLines/>
+        <w:numPr>
+          <w:ilvl w:val="0"/>
+          <w:numId w:val="0"/>
+        </w:numPr>
+        <w:snapToGrid w:val="0"/>
+        <w:spacing w:before="0" w:after="60"/>
+        <w:ind w:left="0" w:right="0" w:firstLine="0"/>
+        <w:jc w:val="center"/>
+      </w:pPr>
+      <w:r>
+        <w:rPr>
+          <w:rFonts w:ascii="Times New Roman" w:hAnsi="Times New Roman"/>
+          <w:sz w:val="18"/>
+          <w:szCs w:val="18"/>
+        </w:rPr>
+        <w:t xml:space="preserve">(a) Physical view</w:t>
+      </w:r>
+    </w:p>
+    <w:p>
+      <w:pPr>
+        <w:keepNext/>
+        <w:keepLines/>
+        <w:numPr>
+          <w:ilvl w:val="0"/>
+          <w:numId w:val="0"/>
+        </w:numPr>
+        <w:snapToGrid w:val="0"/>
+        <w:spacing w:before="60" w:after="60" w:line="240" w:lineRule="auto"/>
+        <w:ind w:left="0" w:right="0" w:firstLine="0"/>
+        <w:jc w:val="center"/>
+      </w:pPr>
+      <w:r>
+        <w:drawing>
+          <wp:inline distT="0" distB="0" distL="0" distR="0">
+            <wp:extent cx="3059430" cy="1520256"/>
+            <wp:effectExtent l="0" t="0" r="7620" b="8890"/>
+            <wp:docPr id="34" name="Fig. 8(b)" descr="Arm joint coordinate frames and link dimensions"/>
+            <wp:cNvGraphicFramePr>
+              <a:graphicFrameLocks xmlns:a="http://schemas.openxmlformats.org/drawingml/2006/main" noChangeAspect="1"/>
+            </wp:cNvGraphicFramePr>
+            <a:graphic xmlns:a="http://schemas.openxmlformats.org/drawingml/2006/main">
+              <a:graphicData uri="http://schemas.openxmlformats.org/drawingml/2006/picture">
+                <pic:pic xmlns:pic="http://schemas.openxmlformats.org/drawingml/2006/picture">
+                  <pic:nvPicPr>
+                    <pic:cNvPr id="34" name="Fig. 8(b)" descr="Arm joint coordinate frames and link dimensions"/>
+                    <pic:cNvPicPr>
+                      <a:picLocks noChangeAspect="1"/>
+                    </pic:cNvPicPr>
+                  </pic:nvPicPr>
+                  <pic:blipFill>
+                    <a:blip r:embed="rId18"/>
+                    <a:stretch>
+                      <a:fillRect/>
+                    </a:stretch>
+                  </pic:blipFill>
+                  <pic:spPr>
+                    <a:xfrm>
+                      <a:off x="0" y="0"/>
+                      <a:ext cx="3059430" cy="1520256"/>
+                    </a:xfrm>
+                    <a:prstGeom prst="rect">
+                      <a:avLst/>
+                    </a:prstGeom>
+                  </pic:spPr>
+                </pic:pic>
+              </a:graphicData>
+            </a:graphic>
+          </wp:inline>
+        </w:drawing>
+      </w:r>
+    </w:p>
+    <w:p>
+      <w:pPr>
+        <w:keepNext/>
+        <w:keepLines/>
+        <w:numPr>
+          <w:ilvl w:val="0"/>
+          <w:numId w:val="0"/>
+        </w:numPr>
+        <w:snapToGrid w:val="0"/>
+        <w:spacing w:before="0" w:after="60"/>
+        <w:ind w:left="0" w:right="0" w:firstLine="0"/>
+        <w:jc w:val="center"/>
+      </w:pPr>
+      <w:r>
+        <w:rPr>
+          <w:rFonts w:ascii="Times New Roman" w:hAnsi="Times New Roman"/>
+          <w:sz w:val="18"/>
+          <w:szCs w:val="18"/>
+        </w:rPr>
+        <w:t xml:space="preserve">(b) Joint coordinate frames</w:t>
+      </w:r>
+    </w:p>
+    <w:p>
+      <w:pPr>
         <w:pStyle w:val="18"/>
         <w:numPr>
           <w:ilvl w:val="0"/>
@@ -18218,14 +18334,14 @@
         <w:rPr>
           <w:iCs/>
         </w:rPr>
-        <w:t xml:space="preserve">Fig. 8. </w:t>
+        <w:t xml:space="preserve">Fig. 8. 六轴机械臂关节坐标系。（a）侧视图上的坐标系对应位置。（b）关节坐标系与连杆尺寸定义。坐标系 2、3 的原点重合，坐标系 4、5 的原点重合。</w:t>
       </w:r>
       <w:r>
         <w:rPr>
           <w:rFonts w:hint="eastAsia"/>
           <w:iCs/>
         </w:rPr>
-        <w:t xml:space="preserve">六轴机械臂关节坐标系在侧视图上的对应位置。坐标系 2、3 的原点重合，坐标系 4、5 </w:t>
+        <w:t xml:space="preserve"/>
       </w:r>
       <w:r>
         <w:rPr>
@@ -18233,14 +18349,14 @@
           <w:iCs/>
           <w:lang w:eastAsia="zh-CN"/>
         </w:rPr>
-        <w:t>的</w:t>
+        <w:t xml:space="preserve"/>
       </w:r>
       <w:r>
         <w:rPr>
           <w:rFonts w:hint="eastAsia"/>
           <w:iCs/>
         </w:rPr>
-        <w:t>原点重合；</w:t>
+        <w:t xml:space="preserve"/>
       </w:r>
     </w:p>
     <w:p>

--- a/Article.docx
+++ b/Article.docx
@@ -991,6 +991,130 @@
         </w:rPr>
         <w:t>分别表示期望、前馈和反馈量。长度、时间和角度统一采用国际单位制。</w:t>
       </w:r>
+      <w:r>
+        <w:rPr>
+          <w:rFonts w:ascii="Times New Roman" w:hAnsi="Times New Roman" w:eastAsia="宋体"/>
+          <w:sz w:val="20"/>
+          <w:szCs w:val="20"/>
+        </w:rPr>
+        <w:t xml:space="preserve">点号表示对时间求导，带期望标记时表示对应导数量的参考值；</w:t>
+      </w:r>
+      <m:oMath>
+        <m:sSub>
+          <m:e>
+            <m:r>
+              <m:rPr>
+                <m:sty m:val="bi"/>
+              </m:rPr>
+              <w:rPr>
+                <w:rFonts w:ascii="Cambria Math" w:hAnsi="Cambria Math" w:eastAsia="Cambria Math" w:cs="Cambria Math"/>
+                <w:sz w:val="20"/>
+                <w:szCs w:val="20"/>
+              </w:rPr>
+              <m:t>e</m:t>
+            </m:r>
+          </m:e>
+          <m:sub>
+            <m:r>
+              <m:rPr>
+                <m:sty m:val="p"/>
+              </m:rPr>
+              <w:rPr>
+                <w:rFonts w:ascii="Cambria Math" w:hAnsi="Cambria Math" w:eastAsia="Cambria Math" w:cs="Cambria Math"/>
+                <w:sz w:val="20"/>
+                <w:szCs w:val="20"/>
+              </w:rPr>
+              <m:t>x</m:t>
+            </m:r>
+          </m:sub>
+        </m:sSub>
+        <m:r>
+          <m:rPr>
+            <m:sty m:val="p"/>
+          </m:rPr>
+          <w:rPr>
+            <w:rFonts w:ascii="Cambria Math" w:hAnsi="Cambria Math" w:eastAsia="Cambria Math" w:cs="Cambria Math"/>
+            <w:sz w:val="20"/>
+            <w:szCs w:val="20"/>
+          </w:rPr>
+          <m:t>、</m:t>
+        </m:r>
+        <m:sSub>
+          <m:e>
+            <m:r>
+              <m:rPr>
+                <m:sty m:val="bi"/>
+              </m:rPr>
+              <w:rPr>
+                <w:rFonts w:ascii="Cambria Math" w:hAnsi="Cambria Math" w:eastAsia="Cambria Math" w:cs="Cambria Math"/>
+                <w:sz w:val="20"/>
+                <w:szCs w:val="20"/>
+              </w:rPr>
+              <m:t>e</m:t>
+            </m:r>
+          </m:e>
+          <m:sub>
+            <m:r>
+              <m:rPr>
+                <m:sty m:val="p"/>
+              </m:rPr>
+              <w:rPr>
+                <w:rFonts w:ascii="Cambria Math" w:hAnsi="Cambria Math" w:eastAsia="Cambria Math" w:cs="Cambria Math"/>
+                <w:sz w:val="20"/>
+                <w:szCs w:val="20"/>
+              </w:rPr>
+              <m:t>y</m:t>
+            </m:r>
+          </m:sub>
+        </m:sSub>
+        <m:r>
+          <m:rPr>
+            <m:sty m:val="p"/>
+          </m:rPr>
+          <w:rPr>
+            <w:rFonts w:ascii="Cambria Math" w:hAnsi="Cambria Math" w:eastAsia="Cambria Math" w:cs="Cambria Math"/>
+            <w:sz w:val="20"/>
+            <w:szCs w:val="20"/>
+          </w:rPr>
+          <m:t>、</m:t>
+        </m:r>
+        <m:sSub>
+          <m:e>
+            <m:r>
+              <m:rPr>
+                <m:sty m:val="bi"/>
+              </m:rPr>
+              <w:rPr>
+                <w:rFonts w:ascii="Cambria Math" w:hAnsi="Cambria Math" w:eastAsia="Cambria Math" w:cs="Cambria Math"/>
+                <w:sz w:val="20"/>
+                <w:szCs w:val="20"/>
+              </w:rPr>
+              <m:t>e</m:t>
+            </m:r>
+          </m:e>
+          <m:sub>
+            <m:r>
+              <m:rPr>
+                <m:sty m:val="p"/>
+              </m:rPr>
+              <w:rPr>
+                <w:rFonts w:ascii="Cambria Math" w:hAnsi="Cambria Math" w:eastAsia="Cambria Math" w:cs="Cambria Math"/>
+                <w:sz w:val="20"/>
+                <w:szCs w:val="20"/>
+              </w:rPr>
+              <m:t>z</m:t>
+            </m:r>
+          </m:sub>
+        </m:sSub>
+      </m:oMath>
+      <w:r>
+        <w:rPr>
+          <w:rFonts w:ascii="Times New Roman" w:hAnsi="Times New Roman" w:eastAsia="宋体"/>
+          <w:sz w:val="20"/>
+          <w:szCs w:val="20"/>
+        </w:rPr>
+        <w:t xml:space="preserve"> 分别表示所在坐标系的三个坐标轴单位矢量。</w:t>
+      </w:r>
     </w:p>
     <w:p>
       <w:pPr>
@@ -2992,7 +3116,7 @@
                 <w:szCs w:val="16"/>
                 <w:lang w:val="en-US" w:eastAsia="zh-CN"/>
               </w:rPr>
-              <w:t>0.7</w:t>
+              <w:t>0.07 </w:t>
             </w:r>
             <m:oMath>
               <m:r>
@@ -10140,6 +10264,135 @@
         </w:rPr>
         <w:t>该表达式取轮轴方向投影；其余方向的约束力矩由轴承和机构承担。低速实现中忽略陀螺项，快速转动时则需考虑惯性耦合。</w:t>
       </w:r>
+      <w:r>
+        <w:rPr>
+          <w:rFonts w:ascii="Times New Roman" w:hAnsi="Times New Roman" w:eastAsia="宋体"/>
+          <w:sz w:val="20"/>
+          <w:szCs w:val="20"/>
+        </w:rPr>
+        <w:t xml:space="preserve">其中，</w:t>
+      </w:r>
+      <m:oMath>
+        <m:sSub>
+          <m:e>
+            <m:r>
+              <m:rPr>
+                <m:sty m:val="b"/>
+              </m:rPr>
+              <w:rPr>
+                <w:rFonts w:ascii="Cambria Math" w:hAnsi="Cambria Math" w:eastAsia="Cambria Math" w:cs="Cambria Math"/>
+                <w:sz w:val="20"/>
+                <w:szCs w:val="20"/>
+              </w:rPr>
+              <m:t>I</m:t>
+            </m:r>
+          </m:e>
+          <m:sub>
+            <m:r>
+              <m:rPr>
+                <m:sty m:val="p"/>
+              </m:rPr>
+              <w:rPr>
+                <w:rFonts w:ascii="Cambria Math" w:hAnsi="Cambria Math" w:eastAsia="Cambria Math" w:cs="Cambria Math"/>
+                <w:sz w:val="20"/>
+                <w:szCs w:val="20"/>
+              </w:rPr>
+              <m:t>c</m:t>
+            </m:r>
+          </m:sub>
+        </m:sSub>
+      </m:oMath>
+      <w:r>
+        <w:rPr>
+          <w:rFonts w:ascii="Times New Roman" w:hAnsi="Times New Roman" w:eastAsia="宋体"/>
+          <w:sz w:val="20"/>
+          <w:szCs w:val="20"/>
+        </w:rPr>
+        <w:t xml:space="preserve"> 为轮体关于质心的惯性张量，</w:t>
+      </w:r>
+      <m:oMath>
+        <m:sSub>
+          <m:e>
+            <m:r>
+              <m:rPr>
+                <m:sty m:val="bi"/>
+              </m:rPr>
+              <w:rPr>
+                <w:rFonts w:ascii="Cambria Math" w:hAnsi="Cambria Math" w:eastAsia="Cambria Math" w:cs="Cambria Math"/>
+                <w:sz w:val="20"/>
+                <w:szCs w:val="20"/>
+              </w:rPr>
+              <m:t>ω</m:t>
+            </m:r>
+          </m:e>
+          <m:sub>
+            <m:r>
+              <m:rPr>
+                <m:sty m:val="p"/>
+              </m:rPr>
+              <w:rPr>
+                <w:rFonts w:ascii="Cambria Math" w:hAnsi="Cambria Math" w:eastAsia="Cambria Math" w:cs="Cambria Math"/>
+                <w:sz w:val="20"/>
+                <w:szCs w:val="20"/>
+              </w:rPr>
+              <m:t>w</m:t>
+            </m:r>
+          </m:sub>
+        </m:sSub>
+      </m:oMath>
+      <w:r>
+        <w:rPr>
+          <w:rFonts w:ascii="Times New Roman" w:hAnsi="Times New Roman" w:eastAsia="宋体"/>
+          <w:sz w:val="20"/>
+          <w:szCs w:val="20"/>
+        </w:rPr>
+        <w:t xml:space="preserve"> 为轮体相对惯性系的角速度，</w:t>
+      </w:r>
+      <m:oMath>
+        <m:sSub>
+          <m:e>
+            <m:acc>
+              <m:accPr>
+                <m:chr m:val="̇"/>
+              </m:accPr>
+              <m:e>
+                <m:r>
+                  <m:rPr>
+                    <m:sty m:val="bi"/>
+                  </m:rPr>
+                  <w:rPr>
+                    <w:rFonts w:ascii="Cambria Math" w:hAnsi="Cambria Math" w:eastAsia="Cambria Math" w:cs="Cambria Math"/>
+                    <w:sz w:val="20"/>
+                    <w:szCs w:val="20"/>
+                  </w:rPr>
+                  <m:t>ω</m:t>
+                </m:r>
+              </m:e>
+            </m:acc>
+          </m:e>
+          <m:sub>
+            <m:r>
+              <m:rPr>
+                <m:sty m:val="p"/>
+              </m:rPr>
+              <w:rPr>
+                <w:rFonts w:ascii="Cambria Math" w:hAnsi="Cambria Math" w:eastAsia="Cambria Math" w:cs="Cambria Math"/>
+                <w:sz w:val="20"/>
+                <w:szCs w:val="20"/>
+              </w:rPr>
+              <m:t>w</m:t>
+            </m:r>
+          </m:sub>
+        </m:sSub>
+      </m:oMath>
+      <w:r>
+        <w:rPr>
+          <w:rFonts w:ascii="Times New Roman" w:hAnsi="Times New Roman" w:eastAsia="宋体"/>
+          <w:sz w:val="20"/>
+          <w:szCs w:val="20"/>
+        </w:rPr>
+        <w:t xml:space="preserve"> 为角加速度；上述量均以同一坐标系的分量参与运算。</w:t>
+      </w:r>
     </w:p>
     <w:p>
       <w:pPr>
@@ -12435,18 +12688,98 @@
       </w:pPr>
       <w:r>
         <w:rPr>
-          <w:rFonts w:hint="eastAsia"/>
-          <w:sz w:val="20"/>
-          <w:szCs w:val="20"/>
-        </w:rPr>
-        <w:t>以下各量均在惯性系表示。机体系惯性张量需变换为</w:t>
-      </w:r>
-      <w:r>
-        <w:rPr>
-          <w:sz w:val="20"/>
-          <w:szCs w:val="20"/>
-        </w:rPr>
-        <w:t xml:space="preserve"> </w:t>
+          <w:rFonts w:ascii="Times New Roman" w:hAnsi="Times New Roman" w:eastAsia="宋体"/>
+          <w:sz w:val="20"/>
+          <w:szCs w:val="20"/>
+        </w:rPr>
+        <w:t xml:space="preserve">以下各量均在惯性系表示。</w:t>
+      </w:r>
+      <m:oMath>
+        <m:r>
+          <m:rPr>
+            <m:sty m:val="bi"/>
+          </m:rPr>
+          <w:rPr>
+            <w:rFonts w:ascii="Cambria Math" w:hAnsi="Cambria Math" w:eastAsia="Cambria Math" w:cs="Cambria Math"/>
+            <w:sz w:val="20"/>
+            <w:szCs w:val="20"/>
+          </w:rPr>
+          <m:t>ω</m:t>
+        </m:r>
+      </m:oMath>
+      <w:r>
+        <w:rPr>
+          <w:rFonts w:ascii="Times New Roman" w:hAnsi="Times New Roman" w:eastAsia="宋体"/>
+          <w:sz w:val="20"/>
+          <w:szCs w:val="20"/>
+        </w:rPr>
+        <w:t xml:space="preserve"> 为机身角速度，</w:t>
+      </w:r>
+      <m:oMath>
+        <m:acc>
+          <m:accPr>
+            <m:chr m:val="̇"/>
+          </m:accPr>
+          <m:e>
+            <m:r>
+              <m:rPr>
+                <m:sty m:val="bi"/>
+              </m:rPr>
+              <w:rPr>
+                <w:rFonts w:ascii="Cambria Math" w:hAnsi="Cambria Math" w:eastAsia="Cambria Math" w:cs="Cambria Math"/>
+                <w:sz w:val="20"/>
+                <w:szCs w:val="20"/>
+              </w:rPr>
+              <m:t>ω</m:t>
+            </m:r>
+          </m:e>
+        </m:acc>
+      </m:oMath>
+      <w:r>
+        <w:rPr>
+          <w:rFonts w:ascii="Times New Roman" w:hAnsi="Times New Roman" w:eastAsia="宋体"/>
+          <w:sz w:val="20"/>
+          <w:szCs w:val="20"/>
+        </w:rPr>
+        <w:t xml:space="preserve"> 为角加速度，</w:t>
+      </w:r>
+      <m:oMath>
+        <m:sSub>
+          <m:e>
+            <m:r>
+              <m:rPr>
+                <m:sty m:val="b"/>
+              </m:rPr>
+              <w:rPr>
+                <w:rFonts w:ascii="Cambria Math" w:hAnsi="Cambria Math" w:eastAsia="Cambria Math" w:cs="Cambria Math"/>
+                <w:sz w:val="20"/>
+                <w:szCs w:val="20"/>
+              </w:rPr>
+              <m:t>I</m:t>
+            </m:r>
+          </m:e>
+          <m:sub>
+            <m:r>
+              <m:rPr>
+                <m:sty m:val="p"/>
+              </m:rPr>
+              <w:rPr>
+                <w:rFonts w:ascii="Cambria Math" w:hAnsi="Cambria Math" w:eastAsia="Cambria Math" w:cs="Cambria Math"/>
+                <w:sz w:val="20"/>
+                <w:szCs w:val="20"/>
+              </w:rPr>
+              <m:t>b</m:t>
+            </m:r>
+          </m:sub>
+        </m:sSub>
+      </m:oMath>
+      <w:r>
+        <w:rPr>
+          <w:rFonts w:ascii="Times New Roman" w:hAnsi="Times New Roman" w:eastAsia="宋体"/>
+          <w:sz w:val="20"/>
+          <w:szCs w:val="20"/>
+        </w:rPr>
+        <w:t xml:space="preserve"> 为以机体系分量表示的整机质心惯性张量。惯性张量变换为 </w:t>
       </w:r>
       <m:oMath>
         <m:sSub>
@@ -12592,11 +12925,11 @@
       </m:oMath>
       <w:r>
         <w:rPr>
-          <w:rFonts w:hint="eastAsia"/>
-          <w:sz w:val="20"/>
-          <w:szCs w:val="20"/>
-        </w:rPr>
-        <w:t>。令</w:t>
+          <w:rFonts w:ascii="Times New Roman" w:hAnsi="Times New Roman" w:eastAsia="宋体"/>
+          <w:sz w:val="20"/>
+          <w:szCs w:val="20"/>
+        </w:rPr>
+        <w:t xml:space="preserve">。令</w:t>
       </w:r>
     </w:p>
     <w:tbl>
@@ -18373,12 +18706,239 @@
       </w:pPr>
       <w:r>
         <w:rPr>
+          <w:rFonts w:ascii="Times New Roman" w:hAnsi="Times New Roman" w:eastAsia="宋体"/>
+          <w:sz w:val="20"/>
+          <w:szCs w:val="20"/>
+        </w:rPr>
+        <w:t xml:space="preserve">关节角记为 </w:t>
+      </w:r>
+      <m:oMath>
+        <m:sSub>
+          <m:e>
+            <m:r>
+              <m:rPr>
+                <m:sty m:val="i"/>
+              </m:rPr>
+              <w:rPr>
+                <w:rFonts w:ascii="Cambria Math" w:hAnsi="Cambria Math" w:eastAsia="Cambria Math" w:cs="Cambria Math"/>
+                <w:sz w:val="20"/>
+                <w:szCs w:val="20"/>
+              </w:rPr>
+              <m:t>q</m:t>
+            </m:r>
+          </m:e>
+          <m:sub>
+            <m:r>
+              <m:rPr>
+                <m:sty m:val="p"/>
+              </m:rPr>
+              <w:rPr>
+                <w:rFonts w:ascii="Cambria Math" w:hAnsi="Cambria Math" w:eastAsia="Cambria Math" w:cs="Cambria Math"/>
+                <w:sz w:val="20"/>
+                <w:szCs w:val="20"/>
+              </w:rPr>
+              <m:t>a,</m:t>
+            </m:r>
+            <m:r>
+              <m:rPr>
+                <m:sty m:val="i"/>
+              </m:rPr>
+              <w:rPr>
+                <w:rFonts w:ascii="Cambria Math" w:hAnsi="Cambria Math" w:eastAsia="Cambria Math" w:cs="Cambria Math"/>
+                <w:sz w:val="20"/>
+                <w:szCs w:val="20"/>
+              </w:rPr>
+              <m:t>j</m:t>
+            </m:r>
+          </m:sub>
+        </m:sSub>
+      </m:oMath>
+      <w:r>
+        <w:rPr>
+          <w:rFonts w:ascii="Times New Roman" w:hAnsi="Times New Roman" w:eastAsia="宋体"/>
+          <w:sz w:val="20"/>
+          <w:szCs w:val="20"/>
+        </w:rPr>
+        <w:t xml:space="preserve">（</w:t>
+      </w:r>
+      <m:oMath>
+        <m:r>
+          <m:rPr>
+            <m:sty m:val="i"/>
+          </m:rPr>
+          <w:rPr>
+            <w:rFonts w:ascii="Cambria Math" w:hAnsi="Cambria Math" w:eastAsia="Cambria Math" w:cs="Cambria Math"/>
+            <w:sz w:val="20"/>
+            <w:szCs w:val="20"/>
+          </w:rPr>
+          <m:t>j</m:t>
+        </m:r>
+        <m:r>
+          <m:rPr>
+            <m:sty m:val="p"/>
+          </m:rPr>
+          <w:rPr>
+            <w:rFonts w:ascii="Cambria Math" w:hAnsi="Cambria Math" w:eastAsia="Cambria Math" w:cs="Cambria Math"/>
+            <w:sz w:val="20"/>
+            <w:szCs w:val="20"/>
+          </w:rPr>
+          <m:t>=1,…,6</m:t>
+        </m:r>
+      </m:oMath>
+      <w:r>
+        <w:rPr>
+          <w:rFonts w:ascii="Times New Roman" w:hAnsi="Times New Roman" w:eastAsia="宋体"/>
+          <w:sz w:val="20"/>
+          <w:szCs w:val="20"/>
+        </w:rPr>
+        <w:t xml:space="preserve">），末端位置和姿态均相对于基坐标系 {0} 表示。</w:t>
+      </w:r>
+      <m:oMath>
+        <m:sSub>
+          <m:e>
+            <m:r>
+              <m:rPr>
+                <m:sty m:val="i"/>
+              </m:rPr>
+              <w:rPr>
+                <w:rFonts w:ascii="Cambria Math" w:hAnsi="Cambria Math" w:eastAsia="Cambria Math" w:cs="Cambria Math"/>
+                <w:sz w:val="20"/>
+                <w:szCs w:val="20"/>
+              </w:rPr>
+              <m:t>a</m:t>
+            </m:r>
+          </m:e>
+          <m:sub>
+            <m:r>
+              <m:rPr>
+                <m:sty m:val="p"/>
+              </m:rPr>
+              <w:rPr>
+                <w:rFonts w:ascii="Cambria Math" w:hAnsi="Cambria Math" w:eastAsia="Cambria Math" w:cs="Cambria Math"/>
+                <w:sz w:val="20"/>
+                <w:szCs w:val="20"/>
+              </w:rPr>
+              <m:t>3</m:t>
+            </m:r>
+          </m:sub>
+        </m:sSub>
+      </m:oMath>
+      <w:r>
+        <w:rPr>
+          <w:rFonts w:ascii="Times New Roman" w:hAnsi="Times New Roman" w:eastAsia="宋体"/>
+          <w:sz w:val="20"/>
+          <w:szCs w:val="20"/>
+        </w:rPr>
+        <w:t xml:space="preserve"> 为肘部连杆偏置，</w:t>
+      </w:r>
+      <m:oMath>
+        <m:sSub>
+          <m:e>
+            <m:r>
+              <m:rPr>
+                <m:sty m:val="i"/>
+              </m:rPr>
+              <w:rPr>
+                <w:rFonts w:ascii="Cambria Math" w:hAnsi="Cambria Math" w:eastAsia="Cambria Math" w:cs="Cambria Math"/>
+                <w:sz w:val="20"/>
+                <w:szCs w:val="20"/>
+              </w:rPr>
+              <m:t>d</m:t>
+            </m:r>
+          </m:e>
+          <m:sub>
+            <m:r>
+              <m:rPr>
+                <m:sty m:val="p"/>
+              </m:rPr>
+              <w:rPr>
+                <w:rFonts w:ascii="Cambria Math" w:hAnsi="Cambria Math" w:eastAsia="Cambria Math" w:cs="Cambria Math"/>
+                <w:sz w:val="20"/>
+                <w:szCs w:val="20"/>
+              </w:rPr>
+              <m:t>4</m:t>
+            </m:r>
+          </m:sub>
+        </m:sSub>
+      </m:oMath>
+      <w:r>
+        <w:rPr>
+          <w:rFonts w:ascii="Times New Roman" w:hAnsi="Times New Roman" w:eastAsia="宋体"/>
+          <w:sz w:val="20"/>
+          <w:szCs w:val="20"/>
+        </w:rPr>
+        <w:t xml:space="preserve"> 为沿第三坐标系 z 轴从其原点至腕心的距离。Fig. 8 所示构型中，坐标系 2、3 原点重合，故取 </w:t>
+      </w:r>
+      <m:oMath>
+        <m:sSub>
+          <m:e>
+            <m:r>
+              <m:rPr>
+                <m:sty m:val="i"/>
+              </m:rPr>
+              <w:rPr>
+                <w:rFonts w:ascii="Cambria Math" w:hAnsi="Cambria Math" w:eastAsia="Cambria Math" w:cs="Cambria Math"/>
+                <w:sz w:val="20"/>
+                <w:szCs w:val="20"/>
+              </w:rPr>
+              <m:t>a</m:t>
+            </m:r>
+          </m:e>
+          <m:sub>
+            <m:r>
+              <m:rPr>
+                <m:sty m:val="p"/>
+              </m:rPr>
+              <w:rPr>
+                <w:rFonts w:ascii="Cambria Math" w:hAnsi="Cambria Math" w:eastAsia="Cambria Math" w:cs="Cambria Math"/>
+                <w:sz w:val="20"/>
+                <w:szCs w:val="20"/>
+              </w:rPr>
+              <m:t>3</m:t>
+            </m:r>
+          </m:sub>
+        </m:sSub>
+        <m:r>
+          <m:rPr>
+            <m:sty m:val="p"/>
+          </m:rPr>
+          <w:rPr>
+            <w:rFonts w:ascii="Cambria Math" w:hAnsi="Cambria Math" w:eastAsia="Cambria Math" w:cs="Cambria Math"/>
+            <w:sz w:val="20"/>
+            <w:szCs w:val="20"/>
+          </w:rPr>
+          <m:t>=0</m:t>
+        </m:r>
+      </m:oMath>
+      <w:r>
+        <w:rPr>
+          <w:rFonts w:ascii="Times New Roman" w:hAnsi="Times New Roman" w:eastAsia="宋体"/>
+          <w:sz w:val="20"/>
+          <w:szCs w:val="20"/>
+        </w:rPr>
+        <w:t xml:space="preserve">。</w:t>
+      </w:r>
+    </w:p>
+    <w:p>
+      <w:pPr>
+        <w:pStyle w:val="7"/>
+        <w:numPr>
+          <w:ilvl w:val="0"/>
+          <w:numId w:val="0"/>
+        </w:numPr>
+        <w:snapToGrid w:val="0"/>
+        <w:rPr>
+          <w:sz w:val="20"/>
+        </w:rPr>
+      </w:pPr>
+      <w:r>
+        <w:rPr>
           <w:rFonts w:hint="eastAsia"/>
           <w:sz w:val="20"/>
           <w:szCs w:val="20"/>
           <w:lang w:eastAsia="zh-CN"/>
         </w:rPr>
-        <w:t>称坐标系</w:t>
+        <w:t>将坐标系 4、5 的重合原点定义为腕心，</w:t>
       </w:r>
       <w:r>
         <w:rPr>
@@ -18387,7 +18947,7 @@
           <w:szCs w:val="20"/>
           <w:lang w:val="en-US" w:eastAsia="zh-CN"/>
         </w:rPr>
-        <w:t>4、5的原点为腕心，</w:t>
+        <w:t/>
       </w:r>
       <w:r>
         <w:rPr>
@@ -23313,7 +23873,7 @@
         <w:snapToGrid w:val="0"/>
       </w:pPr>
       <w:r>
-        <w:t>Fig. 10. Delta 机械臂几何模型。（a）三支链构型，基座原点 O 位于静平台中心，正 X 轴沿平台法向由动平台指向静平台，正 Z 轴从 O 指向 A1，三轴按右手系定义；动平台中心为 P，成对从动杆构成平行四边形并保持两平台平行。（b）对称构型下的单支链剖面，标出平台半径、杆长、主动臂角及等效球心。</w:t>
+        <w:t>Fig. 10. Delta 机械臂几何模型。（a）三支链构型，基座原点 O 位于静平台中心，正 x 轴沿平台法向由动平台指向静平台，正 z 轴从 O 指向 A1，三轴按右手系定义；动平台中心为 P，成对从动杆构成平行四边形并保持两平台平行。（b）对称构型下的单支链剖面，标出平台半径、杆长、主动臂角及等效球心。</w:t>
       </w:r>
     </w:p>
     <w:p>
@@ -27402,18 +27962,166 @@
       </w:pPr>
       <w:r>
         <w:rPr>
-          <w:rFonts w:hint="eastAsia"/>
-          <w:sz w:val="20"/>
-          <w:szCs w:val="20"/>
-        </w:rPr>
-        <w:t>代回第一球面，得到</w:t>
-      </w:r>
-      <w:r>
-        <w:rPr>
-          <w:sz w:val="20"/>
-          <w:szCs w:val="20"/>
-        </w:rPr>
-        <w:t xml:space="preserve"> </w:t>
+          <w:rFonts w:ascii="Times New Roman" w:hAnsi="Times New Roman" w:eastAsia="宋体"/>
+          <w:sz w:val="20"/>
+          <w:szCs w:val="20"/>
+        </w:rPr>
+        <w:t xml:space="preserve">记 </w:t>
+      </w:r>
+      <m:oMath>
+        <m:sSub>
+          <m:e>
+            <m:r>
+              <m:rPr>
+                <m:sty m:val="bi"/>
+              </m:rPr>
+              <w:rPr>
+                <w:rFonts w:ascii="Cambria Math" w:hAnsi="Cambria Math" w:eastAsia="Cambria Math" w:cs="Cambria Math"/>
+                <w:sz w:val="20"/>
+                <w:szCs w:val="20"/>
+              </w:rPr>
+              <m:t>c</m:t>
+            </m:r>
+          </m:e>
+          <m:sub>
+            <m:r>
+              <m:rPr>
+                <m:sty m:val="p"/>
+              </m:rPr>
+              <w:rPr>
+                <w:rFonts w:ascii="Cambria Math" w:hAnsi="Cambria Math" w:eastAsia="Cambria Math" w:cs="Cambria Math"/>
+                <w:sz w:val="20"/>
+                <w:szCs w:val="20"/>
+              </w:rPr>
+              <m:t>1,yz</m:t>
+            </m:r>
+          </m:sub>
+        </m:sSub>
+        <m:r>
+          <m:rPr>
+            <m:sty m:val="p"/>
+          </m:rPr>
+          <w:rPr>
+            <w:rFonts w:ascii="Cambria Math" w:hAnsi="Cambria Math" w:eastAsia="Cambria Math" w:cs="Cambria Math"/>
+            <w:sz w:val="20"/>
+            <w:szCs w:val="20"/>
+          </w:rPr>
+          <m:t>=</m:t>
+        </m:r>
+        <m:sSup>
+          <m:e>
+            <m:r>
+              <m:rPr>
+                <m:sty m:val="p"/>
+              </m:rPr>
+              <w:rPr>
+                <w:rFonts w:ascii="Cambria Math" w:hAnsi="Cambria Math" w:eastAsia="Cambria Math" w:cs="Cambria Math"/>
+                <w:sz w:val="20"/>
+                <w:szCs w:val="20"/>
+              </w:rPr>
+              <m:t>[</m:t>
+            </m:r>
+            <m:sSub>
+              <m:e>
+                <m:r>
+                  <m:rPr>
+                    <m:sty m:val="i"/>
+                  </m:rPr>
+                  <w:rPr>
+                    <w:rFonts w:ascii="Cambria Math" w:hAnsi="Cambria Math" w:eastAsia="Cambria Math" w:cs="Cambria Math"/>
+                    <w:sz w:val="20"/>
+                    <w:szCs w:val="20"/>
+                  </w:rPr>
+                  <m:t>c</m:t>
+                </m:r>
+              </m:e>
+              <m:sub>
+                <m:r>
+                  <m:rPr>
+                    <m:sty m:val="p"/>
+                  </m:rPr>
+                  <w:rPr>
+                    <w:rFonts w:ascii="Cambria Math" w:hAnsi="Cambria Math" w:eastAsia="Cambria Math" w:cs="Cambria Math"/>
+                    <w:sz w:val="20"/>
+                    <w:szCs w:val="20"/>
+                  </w:rPr>
+                  <m:t>1y</m:t>
+                </m:r>
+              </m:sub>
+            </m:sSub>
+            <m:r>
+              <m:rPr>
+                <m:sty m:val="p"/>
+              </m:rPr>
+              <w:rPr>
+                <w:rFonts w:ascii="Cambria Math" w:hAnsi="Cambria Math" w:eastAsia="Cambria Math" w:cs="Cambria Math"/>
+                <w:sz w:val="20"/>
+                <w:szCs w:val="20"/>
+              </w:rPr>
+              <m:t>,</m:t>
+            </m:r>
+            <m:sSub>
+              <m:e>
+                <m:r>
+                  <m:rPr>
+                    <m:sty m:val="i"/>
+                  </m:rPr>
+                  <w:rPr>
+                    <w:rFonts w:ascii="Cambria Math" w:hAnsi="Cambria Math" w:eastAsia="Cambria Math" w:cs="Cambria Math"/>
+                    <w:sz w:val="20"/>
+                    <w:szCs w:val="20"/>
+                  </w:rPr>
+                  <m:t>c</m:t>
+                </m:r>
+              </m:e>
+              <m:sub>
+                <m:r>
+                  <m:rPr>
+                    <m:sty m:val="p"/>
+                  </m:rPr>
+                  <w:rPr>
+                    <w:rFonts w:ascii="Cambria Math" w:hAnsi="Cambria Math" w:eastAsia="Cambria Math" w:cs="Cambria Math"/>
+                    <w:sz w:val="20"/>
+                    <w:szCs w:val="20"/>
+                  </w:rPr>
+                  <m:t>1z</m:t>
+                </m:r>
+              </m:sub>
+            </m:sSub>
+            <m:r>
+              <m:rPr>
+                <m:sty m:val="p"/>
+              </m:rPr>
+              <w:rPr>
+                <w:rFonts w:ascii="Cambria Math" w:hAnsi="Cambria Math" w:eastAsia="Cambria Math" w:cs="Cambria Math"/>
+                <w:sz w:val="20"/>
+                <w:szCs w:val="20"/>
+              </w:rPr>
+              <m:t>]</m:t>
+            </m:r>
+          </m:e>
+          <m:sup>
+            <m:r>
+              <m:rPr>
+                <m:sty m:val="p"/>
+              </m:rPr>
+              <w:rPr>
+                <w:rFonts w:ascii="Cambria Math" w:hAnsi="Cambria Math" w:eastAsia="Cambria Math" w:cs="Cambria Math"/>
+                <w:sz w:val="20"/>
+                <w:szCs w:val="20"/>
+              </w:rPr>
+              <m:t>T</m:t>
+            </m:r>
+          </m:sup>
+        </m:sSup>
+      </m:oMath>
+      <w:r>
+        <w:rPr>
+          <w:rFonts w:ascii="Times New Roman" w:hAnsi="Times New Roman" w:eastAsia="宋体"/>
+          <w:sz w:val="20"/>
+          <w:szCs w:val="20"/>
+        </w:rPr>
+        <w:t xml:space="preserve">，代回第一球面，得到 </w:t>
       </w:r>
       <m:oMath>
         <m:sSub>
@@ -27607,11 +28315,11 @@
       </m:oMath>
       <w:r>
         <w:rPr>
-          <w:rFonts w:hint="eastAsia"/>
-          <w:sz w:val="20"/>
-          <w:szCs w:val="20"/>
-        </w:rPr>
-        <w:t>，其中</w:t>
+          <w:rFonts w:ascii="Times New Roman" w:hAnsi="Times New Roman" w:eastAsia="宋体"/>
+          <w:sz w:val="20"/>
+          <w:szCs w:val="20"/>
+        </w:rPr>
+        <w:t xml:space="preserve">，其中</w:t>
       </w:r>
     </w:p>
     <w:tbl>
@@ -28307,7 +29015,7 @@
           <w:szCs w:val="20"/>
           <w:lang w:eastAsia="zh-CN"/>
         </w:rPr>
-        <w:t xml:space="preserve"> </w:t>
+        <w:t xml:space="preserve">从二次方程候选根中</w:t>
       </w:r>
       <w:r>
         <w:rPr>
@@ -28315,7 +29023,7 @@
           <w:sz w:val="20"/>
           <w:szCs w:val="20"/>
         </w:rPr>
-        <w:t>从二次方程候选根中选择满足工作侧、机构装配分支和连续性条件的根。</w:t>
+        <w:t>选择满足工作侧、机构装配分支和连续性条件的根。</w:t>
       </w:r>
     </w:p>
     <w:bookmarkEnd w:id="12"/>
@@ -28361,7 +29069,7 @@
           <w:szCs w:val="20"/>
           <w:lang w:eastAsia="zh-CN"/>
         </w:rPr>
-        <w:t>为了降低操作员的手部施力负担，进一步提高控制精度，遥操作控制器需要利用</w:t>
+        <w:t>为降低操作员的手部施力负担并改善操作精度，遥操作控制器通过 Delta 机构的三个主动关节施加前馈力矩，补偿机构自重的部分影响。</w:t>
       </w:r>
       <w:r>
         <w:rPr>
@@ -28370,7 +29078,7 @@
           <w:szCs w:val="20"/>
           <w:lang w:val="en-US" w:eastAsia="zh-CN"/>
         </w:rPr>
-        <w:t>Delta机械臂的3个主动关节进行力矩前馈补偿以抵消机构自重的部分影响。</w:t>
+        <w:t/>
       </w:r>
     </w:p>
     <w:p>
@@ -30348,7 +31056,7 @@
           <w:sz w:val="20"/>
           <w:szCs w:val="20"/>
         </w:rPr>
-        <w:t xml:space="preserve">将从端机械臂基坐标系记为 {A}，与 I-C 节的坐标系 0 一致。初始化时记录主端位置零点 </w:t>
+        <w:t xml:space="preserve">将从端机械臂基坐标系记为 {A}，与 I-C 节的坐标系 {0} 一致。初始化时记录主端位置零点 </w:t>
       </w:r>
       <m:oMath>
         <m:sSub>

--- a/Article.docx
+++ b/Article.docx
@@ -18805,7 +18805,7 @@
                 <w:sz w:val="20"/>
                 <w:szCs w:val="20"/>
               </w:rPr>
-              <m:t>a</m:t>
+              <m:t>d</m:t>
             </m:r>
           </m:e>
           <m:sub>
@@ -18818,7 +18818,7 @@
                 <w:sz w:val="20"/>
                 <w:szCs w:val="20"/>
               </w:rPr>
-              <m:t>3</m:t>
+              <m:t>4</m:t>
             </m:r>
           </m:sub>
         </m:sSub>
@@ -18829,94 +18829,7 @@
           <w:sz w:val="20"/>
           <w:szCs w:val="20"/>
         </w:rPr>
-        <w:t xml:space="preserve"> 为肘部连杆偏置，</w:t>
-      </w:r>
-      <m:oMath>
-        <m:sSub>
-          <m:e>
-            <m:r>
-              <m:rPr>
-                <m:sty m:val="i"/>
-              </m:rPr>
-              <w:rPr>
-                <w:rFonts w:ascii="Cambria Math" w:hAnsi="Cambria Math" w:eastAsia="Cambria Math" w:cs="Cambria Math"/>
-                <w:sz w:val="20"/>
-                <w:szCs w:val="20"/>
-              </w:rPr>
-              <m:t>d</m:t>
-            </m:r>
-          </m:e>
-          <m:sub>
-            <m:r>
-              <m:rPr>
-                <m:sty m:val="p"/>
-              </m:rPr>
-              <w:rPr>
-                <w:rFonts w:ascii="Cambria Math" w:hAnsi="Cambria Math" w:eastAsia="Cambria Math" w:cs="Cambria Math"/>
-                <w:sz w:val="20"/>
-                <w:szCs w:val="20"/>
-              </w:rPr>
-              <m:t>4</m:t>
-            </m:r>
-          </m:sub>
-        </m:sSub>
-      </m:oMath>
-      <w:r>
-        <w:rPr>
-          <w:rFonts w:ascii="Times New Roman" w:hAnsi="Times New Roman" w:eastAsia="宋体"/>
-          <w:sz w:val="20"/>
-          <w:szCs w:val="20"/>
-        </w:rPr>
-        <w:t xml:space="preserve"> 为沿第三坐标系 z 轴从其原点至腕心的距离。Fig. 8 所示构型中，坐标系 2、3 原点重合，故取 </w:t>
-      </w:r>
-      <m:oMath>
-        <m:sSub>
-          <m:e>
-            <m:r>
-              <m:rPr>
-                <m:sty m:val="i"/>
-              </m:rPr>
-              <w:rPr>
-                <w:rFonts w:ascii="Cambria Math" w:hAnsi="Cambria Math" w:eastAsia="Cambria Math" w:cs="Cambria Math"/>
-                <w:sz w:val="20"/>
-                <w:szCs w:val="20"/>
-              </w:rPr>
-              <m:t>a</m:t>
-            </m:r>
-          </m:e>
-          <m:sub>
-            <m:r>
-              <m:rPr>
-                <m:sty m:val="p"/>
-              </m:rPr>
-              <w:rPr>
-                <w:rFonts w:ascii="Cambria Math" w:hAnsi="Cambria Math" w:eastAsia="Cambria Math" w:cs="Cambria Math"/>
-                <w:sz w:val="20"/>
-                <w:szCs w:val="20"/>
-              </w:rPr>
-              <m:t>3</m:t>
-            </m:r>
-          </m:sub>
-        </m:sSub>
-        <m:r>
-          <m:rPr>
-            <m:sty m:val="p"/>
-          </m:rPr>
-          <w:rPr>
-            <w:rFonts w:ascii="Cambria Math" w:hAnsi="Cambria Math" w:eastAsia="Cambria Math" w:cs="Cambria Math"/>
-            <w:sz w:val="20"/>
-            <w:szCs w:val="20"/>
-          </w:rPr>
-          <m:t>=0</m:t>
-        </m:r>
-      </m:oMath>
-      <w:r>
-        <w:rPr>
-          <w:rFonts w:ascii="Times New Roman" w:hAnsi="Times New Roman" w:eastAsia="宋体"/>
-          <w:sz w:val="20"/>
-          <w:szCs w:val="20"/>
-        </w:rPr>
-        <w:t xml:space="preserve">。</w:t>
+        <w:t xml:space="preserve"> 为沿第三坐标系 z 轴从其原点至腕心的距离。</w:t>
       </w:r>
     </w:p>
     <w:p>
@@ -19441,48 +19354,21 @@
           </w:rPr>
           <m:t>=</m:t>
         </m:r>
-        <m:rad>
-          <m:radPr>
-            <m:degHide m:val="1"/>
-          </m:radPr>
-          <m:deg/>
+        <m:sSub>
           <m:e>
-            <m:sSubSup>
-              <m:sSubSupPr/>
-              <m:e>
-                <m:r>
-                  <m:rPr/>
-                  <w:rPr>
-                    <w:rFonts w:ascii="Cambria Math" w:hAnsi="Cambria Math" w:eastAsia="Cambria Math" w:cs="Cambria Math"/>
-                    <w:sz w:val="20"/>
-                    <w:szCs w:val="20"/>
-                  </w:rPr>
-                  <m:t>a</m:t>
-                </m:r>
-              </m:e>
-              <m:sub>
-                <m:r>
-                  <m:rPr/>
-                  <w:rPr>
-                    <w:rFonts w:ascii="Cambria Math" w:hAnsi="Cambria Math" w:eastAsia="Cambria Math" w:cs="Cambria Math"/>
-                    <w:sz w:val="20"/>
-                    <w:szCs w:val="20"/>
-                  </w:rPr>
-                  <m:t>3</m:t>
-                </m:r>
-              </m:sub>
-              <m:sup>
-                <m:r>
-                  <m:rPr/>
-                  <w:rPr>
-                    <w:rFonts w:ascii="Cambria Math" w:hAnsi="Cambria Math" w:eastAsia="Cambria Math" w:cs="Cambria Math"/>
-                    <w:sz w:val="20"/>
-                    <w:szCs w:val="20"/>
-                  </w:rPr>
-                  <m:t>2</m:t>
-                </m:r>
-              </m:sup>
-            </m:sSubSup>
+            <m:r>
+              <m:rPr>
+                <m:sty m:val="i"/>
+              </m:rPr>
+              <w:rPr>
+                <w:rFonts w:ascii="Cambria Math" w:hAnsi="Cambria Math" w:eastAsia="Cambria Math" w:cs="Cambria Math"/>
+                <w:sz w:val="20"/>
+                <w:szCs w:val="20"/>
+              </w:rPr>
+              <m:t>d</m:t>
+            </m:r>
+          </m:e>
+          <m:sub>
             <m:r>
               <m:rPr>
                 <m:sty m:val="p"/>
@@ -19492,173 +19378,10 @@
                 <w:sz w:val="20"/>
                 <w:szCs w:val="20"/>
               </w:rPr>
-              <m:t>+</m:t>
-            </m:r>
-            <m:sSubSup>
-              <m:sSubSupPr/>
-              <m:e>
-                <m:r>
-                  <m:rPr/>
-                  <w:rPr>
-                    <w:rFonts w:ascii="Cambria Math" w:hAnsi="Cambria Math" w:eastAsia="Cambria Math" w:cs="Cambria Math"/>
-                    <w:sz w:val="20"/>
-                    <w:szCs w:val="20"/>
-                  </w:rPr>
-                  <m:t>d</m:t>
-                </m:r>
-              </m:e>
-              <m:sub>
-                <m:r>
-                  <m:rPr/>
-                  <w:rPr>
-                    <w:rFonts w:ascii="Cambria Math" w:hAnsi="Cambria Math" w:eastAsia="Cambria Math" w:cs="Cambria Math"/>
-                    <w:sz w:val="20"/>
-                    <w:szCs w:val="20"/>
-                  </w:rPr>
-                  <m:t>4</m:t>
-                </m:r>
-              </m:sub>
-              <m:sup>
-                <m:r>
-                  <m:rPr/>
-                  <w:rPr>
-                    <w:rFonts w:ascii="Cambria Math" w:hAnsi="Cambria Math" w:eastAsia="Cambria Math" w:cs="Cambria Math"/>
-                    <w:sz w:val="20"/>
-                    <w:szCs w:val="20"/>
-                  </w:rPr>
-                  <m:t>2</m:t>
-                </m:r>
-              </m:sup>
-            </m:sSubSup>
-          </m:e>
-        </m:rad>
-      </m:oMath>
-      <w:r>
-        <w:rPr>
-          <w:rFonts w:hint="eastAsia"/>
-          <w:sz w:val="20"/>
-          <w:szCs w:val="20"/>
-        </w:rPr>
-        <w:t>，肘部偏角为</w:t>
-      </w:r>
-      <w:r>
-        <w:rPr>
-          <w:sz w:val="20"/>
-          <w:szCs w:val="20"/>
-        </w:rPr>
-        <w:t xml:space="preserve"> </w:t>
-      </w:r>
-      <m:oMath>
-        <m:sSub>
-          <m:sSubPr/>
-          <m:e>
-            <m:r>
-              <m:rPr/>
-              <w:rPr>
-                <w:rFonts w:ascii="Cambria Math" w:hAnsi="Cambria Math" w:eastAsia="Cambria Math" w:cs="Cambria Math"/>
-                <w:sz w:val="20"/>
-                <w:szCs w:val="20"/>
-              </w:rPr>
-              <m:t>δ</m:t>
-            </m:r>
-          </m:e>
-          <m:sub>
-            <m:r>
-              <m:rPr>
-                <m:sty m:val="p"/>
-              </m:rPr>
-              <w:rPr>
-                <w:rFonts w:ascii="Cambria Math" w:hAnsi="Cambria Math" w:eastAsia="Cambria Math" w:cs="Cambria Math"/>
-                <w:sz w:val="20"/>
-                <w:szCs w:val="20"/>
-              </w:rPr>
-              <m:t>A</m:t>
+              <m:t>4</m:t>
             </m:r>
           </m:sub>
         </m:sSub>
-        <m:r>
-          <m:rPr>
-            <m:sty m:val="p"/>
-          </m:rPr>
-          <w:rPr>
-            <w:rFonts w:ascii="Cambria Math" w:hAnsi="Cambria Math" w:eastAsia="Cambria Math" w:cs="Cambria Math"/>
-            <w:sz w:val="20"/>
-            <w:szCs w:val="20"/>
-          </w:rPr>
-          <m:t>=atan2(</m:t>
-        </m:r>
-        <m:sSub>
-          <m:sSubPr/>
-          <m:e>
-            <m:r>
-              <m:rPr/>
-              <w:rPr>
-                <w:rFonts w:ascii="Cambria Math" w:hAnsi="Cambria Math" w:eastAsia="Cambria Math" w:cs="Cambria Math"/>
-                <w:sz w:val="20"/>
-                <w:szCs w:val="20"/>
-              </w:rPr>
-              <m:t>a</m:t>
-            </m:r>
-          </m:e>
-          <m:sub>
-            <m:r>
-              <m:rPr/>
-              <w:rPr>
-                <w:rFonts w:ascii="Cambria Math" w:hAnsi="Cambria Math" w:eastAsia="Cambria Math" w:cs="Cambria Math"/>
-                <w:sz w:val="20"/>
-                <w:szCs w:val="20"/>
-              </w:rPr>
-              <m:t>3</m:t>
-            </m:r>
-          </m:sub>
-        </m:sSub>
-        <m:r>
-          <m:rPr>
-            <m:sty m:val="p"/>
-          </m:rPr>
-          <w:rPr>
-            <w:rFonts w:ascii="Cambria Math" w:hAnsi="Cambria Math" w:eastAsia="Cambria Math" w:cs="Cambria Math"/>
-            <w:sz w:val="20"/>
-            <w:szCs w:val="20"/>
-          </w:rPr>
-          <m:t>,</m:t>
-        </m:r>
-        <m:sSub>
-          <m:sSubPr/>
-          <m:e>
-            <m:r>
-              <m:rPr/>
-              <w:rPr>
-                <w:rFonts w:ascii="Cambria Math" w:hAnsi="Cambria Math" w:eastAsia="Cambria Math" w:cs="Cambria Math"/>
-                <w:sz w:val="20"/>
-                <w:szCs w:val="20"/>
-              </w:rPr>
-              <m:t>d</m:t>
-            </m:r>
-          </m:e>
-          <m:sub>
-            <m:r>
-              <m:rPr/>
-              <w:rPr>
-                <w:rFonts w:ascii="Cambria Math" w:hAnsi="Cambria Math" w:eastAsia="Cambria Math" w:cs="Cambria Math"/>
-                <w:sz w:val="20"/>
-                <w:szCs w:val="20"/>
-              </w:rPr>
-              <m:t>4</m:t>
-            </m:r>
-          </m:sub>
-        </m:sSub>
-        <m:r>
-          <m:rPr>
-            <m:sty m:val="p"/>
-          </m:rPr>
-          <w:rPr>
-            <w:rFonts w:ascii="Cambria Math" w:hAnsi="Cambria Math" w:eastAsia="Cambria Math" w:cs="Cambria Math"/>
-            <w:sz w:val="20"/>
-            <w:szCs w:val="20"/>
-          </w:rPr>
-          <m:t>)</m:t>
-        </m:r>
       </m:oMath>
       <w:r>
         <w:rPr>
@@ -20899,44 +20622,6 @@
                         </m:sSub>
                       </m:den>
                     </m:f>
-                    <m:r>
-                      <m:rPr>
-                        <m:sty m:val="p"/>
-                      </m:rPr>
-                      <w:rPr>
-                        <w:rFonts w:ascii="Cambria Math" w:hAnsi="Cambria Math" w:eastAsia="Cambria Math" w:cs="Cambria Math"/>
-                        <w:sz w:val="18"/>
-                        <w:szCs w:val="18"/>
-                      </w:rPr>
-                      <m:t>−</m:t>
-                    </m:r>
-                    <m:sSub>
-                      <m:sSubPr/>
-                      <m:e>
-                        <m:r>
-                          <m:rPr/>
-                          <w:rPr>
-                            <w:rFonts w:ascii="Cambria Math" w:hAnsi="Cambria Math" w:eastAsia="Cambria Math" w:cs="Cambria Math"/>
-                            <w:sz w:val="18"/>
-                            <w:szCs w:val="18"/>
-                          </w:rPr>
-                          <m:t>δ</m:t>
-                        </m:r>
-                      </m:e>
-                      <m:sub>
-                        <m:r>
-                          <m:rPr>
-                            <m:sty m:val="p"/>
-                          </m:rPr>
-                          <w:rPr>
-                            <w:rFonts w:ascii="Cambria Math" w:hAnsi="Cambria Math" w:eastAsia="Cambria Math" w:cs="Cambria Math"/>
-                            <w:sz w:val="18"/>
-                            <w:szCs w:val="18"/>
-                          </w:rPr>
-                          <m:t>A</m:t>
-                        </m:r>
-                      </m:sub>
-                    </m:sSub>
                     <m:r>
                       <m:rPr>
                         <m:sty m:val="p"/>

--- a/Article.docx
+++ b/Article.docx
@@ -6840,6 +6840,52 @@
       </w:pPr>
       <w:r>
         <w:rPr>
+          <w:rFonts w:ascii="Times New Roman" w:hAnsi="Times New Roman" w:eastAsia="宋体"/>
+          <w:sz w:val="20"/>
+          <w:szCs w:val="20"/>
+        </w:rPr>
+        <w:t xml:space="preserve">用 </w:t>
+      </w:r>
+      <m:oMath>
+        <m:sSub>
+          <m:e>
+            <m:r>
+              <m:rPr>
+                <m:sty m:val="bi"/>
+              </m:rPr>
+              <w:rPr>
+                <w:rFonts w:ascii="Cambria Math" w:hAnsi="Cambria Math" w:eastAsia="Cambria Math" w:cs="Cambria Math"/>
+                <w:sz w:val="20"/>
+                <w:szCs w:val="20"/>
+              </w:rPr>
+              <m:t>v</m:t>
+            </m:r>
+          </m:e>
+          <m:sub>
+            <m:r>
+              <m:rPr>
+                <m:sty m:val="i"/>
+              </m:rPr>
+              <w:rPr>
+                <w:rFonts w:ascii="Cambria Math" w:hAnsi="Cambria Math" w:eastAsia="Cambria Math" w:cs="Cambria Math"/>
+                <w:sz w:val="20"/>
+                <w:szCs w:val="20"/>
+              </w:rPr>
+              <m:t>i</m:t>
+            </m:r>
+          </m:sub>
+        </m:sSub>
+      </m:oMath>
+      <w:r>
+        <w:rPr>
+          <w:rFonts w:ascii="Times New Roman" w:hAnsi="Times New Roman" w:eastAsia="宋体"/>
+          <w:sz w:val="20"/>
+          <w:szCs w:val="20"/>
+        </w:rPr>
+        <w:t xml:space="preserve"> 表示第 i 个轮心相对惯性系的速度，其分量在机体系中表示。</w:t>
+      </w:r>
+      <w:r>
+        <w:rPr>
           <w:rFonts w:hint="eastAsia"/>
           <w:sz w:val="20"/>
           <w:szCs w:val="20"/>
@@ -12692,7 +12738,7 @@
           <w:sz w:val="20"/>
           <w:szCs w:val="20"/>
         </w:rPr>
-        <w:t xml:space="preserve">以下各量均在惯性系表示。</w:t>
+        <w:t xml:space="preserve">将整机动力学方程统一写在惯性系下。</w:t>
       </w:r>
       <m:oMath>
         <m:r>
@@ -19857,7 +19903,7 @@
           <w:sz w:val="20"/>
           <w:szCs w:val="20"/>
         </w:rPr>
-        <w:t>，由平面三角形余弦定理，正向高臂分支为</w:t>
+        <w:t>，由平面三角形余弦定理，正对高臂分支为</w:t>
       </w:r>
     </w:p>
     <w:tbl>
@@ -30721,6 +30767,128 @@
           <w:szCs w:val="20"/>
         </w:rPr>
         <w:t xml:space="preserve"> 将手柄姿态坐标系的分量变换至 {D}，该姿态坐标系的原点取位置输入点，即动平台中心。</w:t>
+      </w:r>
+      <w:r>
+        <w:rPr>
+          <w:rFonts w:ascii="Times New Roman" w:hAnsi="Times New Roman" w:eastAsia="宋体"/>
+          <w:sz w:val="20"/>
+          <w:szCs w:val="20"/>
+        </w:rPr>
+        <w:t xml:space="preserve">其中，</w:t>
+      </w:r>
+      <m:oMath>
+        <m:sSub>
+          <m:e>
+            <m:r>
+              <m:rPr>
+                <m:sty m:val="b"/>
+              </m:rPr>
+              <w:rPr>
+                <w:rFonts w:ascii="Cambria Math" w:hAnsi="Cambria Math" w:eastAsia="Cambria Math" w:cs="Cambria Math"/>
+                <w:sz w:val="20"/>
+                <w:szCs w:val="20"/>
+              </w:rPr>
+              <m:t>R</m:t>
+            </m:r>
+          </m:e>
+          <m:sub>
+            <m:r>
+              <m:rPr>
+                <m:sty m:val="p"/>
+              </m:rPr>
+              <w:rPr>
+                <w:rFonts w:ascii="Cambria Math" w:hAnsi="Cambria Math" w:eastAsia="Cambria Math" w:cs="Cambria Math"/>
+                <w:sz w:val="20"/>
+                <w:szCs w:val="20"/>
+              </w:rPr>
+              <m:t>x</m:t>
+            </m:r>
+          </m:sub>
+        </m:sSub>
+      </m:oMath>
+      <w:r>
+        <w:rPr>
+          <w:rFonts w:ascii="Times New Roman" w:hAnsi="Times New Roman" w:eastAsia="宋体"/>
+          <w:sz w:val="20"/>
+          <w:szCs w:val="20"/>
+        </w:rPr>
+        <w:t xml:space="preserve">、</w:t>
+      </w:r>
+      <m:oMath>
+        <m:sSub>
+          <m:e>
+            <m:r>
+              <m:rPr>
+                <m:sty m:val="b"/>
+              </m:rPr>
+              <w:rPr>
+                <w:rFonts w:ascii="Cambria Math" w:hAnsi="Cambria Math" w:eastAsia="Cambria Math" w:cs="Cambria Math"/>
+                <w:sz w:val="20"/>
+                <w:szCs w:val="20"/>
+              </w:rPr>
+              <m:t>R</m:t>
+            </m:r>
+          </m:e>
+          <m:sub>
+            <m:r>
+              <m:rPr>
+                <m:sty m:val="p"/>
+              </m:rPr>
+              <w:rPr>
+                <w:rFonts w:ascii="Cambria Math" w:hAnsi="Cambria Math" w:eastAsia="Cambria Math" w:cs="Cambria Math"/>
+                <w:sz w:val="20"/>
+                <w:szCs w:val="20"/>
+              </w:rPr>
+              <m:t>y</m:t>
+            </m:r>
+          </m:sub>
+        </m:sSub>
+      </m:oMath>
+      <w:r>
+        <w:rPr>
+          <w:rFonts w:ascii="Times New Roman" w:hAnsi="Times New Roman" w:eastAsia="宋体"/>
+          <w:sz w:val="20"/>
+          <w:szCs w:val="20"/>
+        </w:rPr>
+        <w:t xml:space="preserve">、</w:t>
+      </w:r>
+      <m:oMath>
+        <m:sSub>
+          <m:e>
+            <m:r>
+              <m:rPr>
+                <m:sty m:val="b"/>
+              </m:rPr>
+              <w:rPr>
+                <w:rFonts w:ascii="Cambria Math" w:hAnsi="Cambria Math" w:eastAsia="Cambria Math" w:cs="Cambria Math"/>
+                <w:sz w:val="20"/>
+                <w:szCs w:val="20"/>
+              </w:rPr>
+              <m:t>R</m:t>
+            </m:r>
+          </m:e>
+          <m:sub>
+            <m:r>
+              <m:rPr>
+                <m:sty m:val="p"/>
+              </m:rPr>
+              <w:rPr>
+                <w:rFonts w:ascii="Cambria Math" w:hAnsi="Cambria Math" w:eastAsia="Cambria Math" w:cs="Cambria Math"/>
+                <w:sz w:val="20"/>
+                <w:szCs w:val="20"/>
+              </w:rPr>
+              <m:t>z</m:t>
+            </m:r>
+          </m:sub>
+        </m:sSub>
+      </m:oMath>
+      <w:r>
+        <w:rPr>
+          <w:rFonts w:ascii="Times New Roman" w:hAnsi="Times New Roman" w:eastAsia="宋体"/>
+          <w:sz w:val="20"/>
+          <w:szCs w:val="20"/>
+        </w:rPr>
+        <w:t xml:space="preserve"> 分别为绕相应坐标轴的右手基本旋转矩阵。</w:t>
       </w:r>
     </w:p>
     <w:p>

--- a/Article.docx
+++ b/Article.docx
@@ -47,7 +47,7 @@
         <w:rPr>
           <w:rFonts w:hint="eastAsia"/>
         </w:rPr>
-        <w:t>作者、单位及通信邮箱：待作者确认。</w:t>
+        <w:t/>
       </w:r>
     </w:p>
     <w:p>
@@ -213,7 +213,7 @@
           <w:sz w:val="20"/>
           <w:szCs w:val="20"/>
         </w:rPr>
-        <w:t>机械臂模块安装于底盘上方，由六轴串联机械臂和夹爪组成。机械臂采用肘式臂与球腕结构，前三个关节主要确定腕心位置，后三个关节确定末端姿态；夹爪的开合自由度用于抓取。机械臂连杆采用碳纤维板与铝制加工件，夹爪采用连杆与滑轨机构 [1]。</w:t>
+        <w:t>机械臂模块安装于底盘上方，由六轴串联机械臂和夹爪组成。机械臂采用肘式臂与球腕结构，并按 Denavit–Hartenberg（DH）法定义关节坐标系；前三个关节主要确定腕心位置，后三个关节确定末端姿态；夹爪的开合自由度用于抓取。机械臂连杆采用碳纤维板与铝制加工件，夹爪采用连杆与滑轨机构 [1]。</w:t>
       </w:r>
     </w:p>
     <w:p>
@@ -234,7 +234,7 @@
           <w:sz w:val="20"/>
           <w:szCs w:val="20"/>
         </w:rPr>
-        <w:t>遥操作控制器作为主手，以三支链 Delta 并联机构测量三维位置，以安装在动平台上的三编码器手柄测量姿态。平行四边形从动臂使动平台始终与静平台保持平行，将平移输入与姿态输入分离；手柄从 j1 到 j3 依次对应动轴 roll、pitch、yaw。主手通过正运动学获得位置和姿态，并经无线链路向作为从手的机械臂发送位姿指令；主手的力矩前馈用于补偿自身重力，减轻静态持握负担。</w:t>
+        <w:t>遥操作控制器作为主手，以三支链 Delta 并联机构测量三维位置，以安装在动平台上的三编码器手柄测量姿态。平行四边形从动臂使动平台始终与静平台保持平行，将平移输入与姿态输入分离；手柄从 j1 到 j3 依次对应动轴滚转（roll）、俯仰（pitch）和偏航（yaw），简称 RPY。主手通过正运动学获得位置和姿态，并经无线链路向作为从手的机械臂发送位姿指令；主手的力矩前馈用于补偿自身重力，减轻静态持握负担。</w:t>
       </w:r>
     </w:p>
     <w:p>
@@ -419,7 +419,7 @@
           <w:sz w:val="20"/>
           <w:szCs w:val="20"/>
         </w:rPr>
-        <w:t>整机控制流程如 Fig. 2 所示。底盘接收期望平动速度、加速度、基准高度及滚转、俯仰姿态角，分为关节控制器、麦克纳姆轮控制器和模型前馈三路。姿态角度—角速度双环 P 控制器根据 IMU 反馈产生等效腿长增量，经累加、腿高分配和腿部逆运动学得到目标关节角，再由单关节位置—速度串级 PID 输出控制力矩；麦克纳姆轮运动学给出轮电机目标速度，由速度环 PID 输出控制力矩。前馈侧先由单刚体动力学分配期望足端力，再经轮体动力学与腿部连杆力映射得到电机前馈力矩。关节和轮电机分别将控制器输出与对应前馈力矩相加。</w:t>
+        <w:t>整机控制流程如 Fig. 2 所示。底盘接收期望平动速度、加速度、基准高度及滚转、俯仰姿态角，分为关节控制器、麦克纳姆轮控制器和模型前馈三路。姿态角度—角速度双环比例（proportional，P）控制器根据惯性测量单元（inertial measurement unit，IMU）的反馈产生等效腿长增量，经累加、腿高分配和腿部逆运动学得到目标关节角，再由单关节位置—速度串级比例–积分–微分（proportional–integral–derivative，PID）控制输出控制力矩；麦克纳姆轮运动学给出轮电机目标速度，由速度环 PID 输出控制力矩。前馈侧先由单刚体动力学分配期望足端力，再经轮体动力学与腿部连杆力映射得到电机前馈力矩。关节和轮电机分别将控制器输出与对应前馈力矩相加。</w:t>
       </w:r>
     </w:p>
     <w:p>
@@ -509,7 +509,7 @@
         <w:rPr>
           <w:rFonts w:hint="eastAsia"/>
         </w:rPr>
-        <w:t>Fig. 2. 整机控制流程。（a）遥操作位姿映射与机械臂控制。（b）底盘关节控制、麦克纳姆轮控制及前馈三路结构；单刚体动力学得到期望足端力，经轮体动力学与腿部连杆力映射得到电机前馈力矩。关节与轮电机分别将控制器输出和前馈力矩相加。实线为前向信号路径，虚线为测量反馈；FF 表示前馈。</w:t>
+        <w:t>Fig. 2. 整机控制流程。（a）遥操作位姿映射与机械臂控制。（b）底盘关节控制、麦克纳姆轮控制及前馈三路结构；单刚体动力学得到期望足端力，经轮体动力学与腿部连杆力映射得到电机前馈力矩。关节与轮电机分别将控制器输出和前馈力矩相加。实线为前向信号路径，虚线为测量反馈；FF 表示前馈（feedforward）。</w:t>
       </w:r>
     </w:p>
     <w:p>
@@ -7093,7 +7093,7 @@
           <w:sz w:val="20"/>
           <w:szCs w:val="20"/>
         </w:rPr>
-        <w:t>为基座原点速度，</w:t>
+        <w:t>为基座原点速度，机身角速度为 </w:t>
       </w:r>
       <m:oMath>
         <m:sSub>
@@ -7480,6 +7480,52 @@
           <w:sz w:val="20"/>
         </w:rPr>
       </w:pPr>
+      <w:r>
+        <w:rPr>
+          <w:rFonts w:ascii="Times New Roman" w:hAnsi="Times New Roman" w:eastAsia="宋体"/>
+          <w:sz w:val="20"/>
+          <w:szCs w:val="20"/>
+        </w:rPr>
+        <w:t xml:space="preserve">轮毂自转角速度标量记为 </w:t>
+      </w:r>
+      <m:oMath>
+        <m:sSub>
+          <m:e>
+            <m:r>
+              <m:rPr>
+                <m:sty m:val="i"/>
+              </m:rPr>
+              <w:rPr>
+                <w:rFonts w:ascii="Cambria Math" w:hAnsi="Cambria Math" w:eastAsia="Cambria Math" w:cs="Cambria Math"/>
+                <w:sz w:val="20"/>
+                <w:szCs w:val="20"/>
+              </w:rPr>
+              <m:t>ω</m:t>
+            </m:r>
+          </m:e>
+          <m:sub>
+            <m:r>
+              <m:rPr>
+                <m:sty m:val="i"/>
+              </m:rPr>
+              <w:rPr>
+                <w:rFonts w:ascii="Cambria Math" w:hAnsi="Cambria Math" w:eastAsia="Cambria Math" w:cs="Cambria Math"/>
+                <w:sz w:val="20"/>
+                <w:szCs w:val="20"/>
+              </w:rPr>
+              <m:t>i</m:t>
+            </m:r>
+          </m:sub>
+        </m:sSub>
+      </m:oMath>
+      <w:r>
+        <w:rPr>
+          <w:rFonts w:ascii="Times New Roman" w:hAnsi="Times New Roman" w:eastAsia="宋体"/>
+          <w:sz w:val="20"/>
+          <w:szCs w:val="20"/>
+        </w:rPr>
+        <w:t xml:space="preserve">。</w:t>
+      </w:r>
       <w:r>
         <w:rPr>
           <w:rFonts w:hint="eastAsia"/>
@@ -9064,7 +9110,7 @@
           <w:sz w:val="20"/>
           <w:szCs w:val="20"/>
         </w:rPr>
-        <w:t>式（8）保留了普通车轮的滚动项与辊子带来的侧向项。轮毂相对小腿的编码器速度与绝对自转速度还相差小腿绕轮轴的转速；腿部运动时应进行相应补偿。</w:t>
+        <w:t>式 (8)保留了普通车轮的滚动项与辊子带来的侧向项。轮毂相对小腿的编码器速度与绝对自转速度还相差小腿绕轮轴的转速；腿部运动时应进行相应补偿。</w:t>
       </w:r>
     </w:p>
     <w:bookmarkEnd w:id="6"/>
@@ -10833,6 +10879,55 @@
           <w:szCs w:val="20"/>
         </w:rPr>
         <w:t>该关系描述机构几何耦合，电机转子侧减速比需要另行换算。令</w:t>
+      </w:r>
+      <m:oMath>
+        <m:r>
+          <m:rPr>
+            <m:sty m:val="i"/>
+          </m:rPr>
+          <w:rPr>
+            <w:rFonts w:ascii="Cambria Math" w:hAnsi="Cambria Math" w:eastAsia="Cambria Math" w:cs="Cambria Math"/>
+            <w:sz w:val="20"/>
+            <w:szCs w:val="20"/>
+          </w:rPr>
+          <m:t>δ</m:t>
+        </m:r>
+        <m:sSub>
+          <m:e>
+            <m:r>
+              <m:rPr>
+                <m:sty m:val="bi"/>
+              </m:rPr>
+              <w:rPr>
+                <w:rFonts w:ascii="Cambria Math" w:hAnsi="Cambria Math" w:eastAsia="Cambria Math" w:cs="Cambria Math"/>
+                <w:sz w:val="20"/>
+                <w:szCs w:val="20"/>
+              </w:rPr>
+              <m:t>q</m:t>
+            </m:r>
+          </m:e>
+          <m:sub>
+            <m:r>
+              <m:rPr>
+                <m:sty m:val="p"/>
+              </m:rPr>
+              <w:rPr>
+                <w:rFonts w:ascii="Cambria Math" w:hAnsi="Cambria Math" w:eastAsia="Cambria Math" w:cs="Cambria Math"/>
+                <w:sz w:val="20"/>
+                <w:szCs w:val="20"/>
+              </w:rPr>
+              <m:t>leg</m:t>
+            </m:r>
+          </m:sub>
+        </m:sSub>
+      </m:oMath>
+      <w:r>
+        <w:rPr>
+          <w:rFonts w:ascii="Times New Roman" w:hAnsi="Times New Roman" w:eastAsia="宋体"/>
+          <w:sz w:val="20"/>
+          <w:szCs w:val="20"/>
+        </w:rPr>
+        <w:t xml:space="preserve"> 表示虚关节位移。</w:t>
       </w:r>
       <w:r>
         <w:rPr>
@@ -14160,6 +14255,111 @@
       </w:pPr>
       <w:r>
         <w:rPr>
+          <w:rFonts w:ascii="Times New Roman" w:hAnsi="Times New Roman" w:eastAsia="宋体"/>
+          <w:sz w:val="20"/>
+          <w:szCs w:val="20"/>
+        </w:rPr>
+        <w:t xml:space="preserve">其中，</w:t>
+      </w:r>
+      <m:oMath>
+        <m:r>
+          <m:rPr>
+            <m:sty m:val="b"/>
+          </m:rPr>
+          <w:rPr>
+            <w:rFonts w:ascii="Cambria Math" w:hAnsi="Cambria Math" w:eastAsia="Cambria Math" w:cs="Cambria Math"/>
+            <w:sz w:val="20"/>
+            <w:szCs w:val="20"/>
+          </w:rPr>
+          <m:t>H</m:t>
+        </m:r>
+      </m:oMath>
+      <w:r>
+        <w:rPr>
+          <w:rFonts w:ascii="Times New Roman" w:hAnsi="Times New Roman" w:eastAsia="宋体"/>
+          <w:sz w:val="20"/>
+          <w:szCs w:val="20"/>
+        </w:rPr>
+        <w:t xml:space="preserve"> 将各接触力映射为整机合力与合力矩，</w:t>
+      </w:r>
+      <m:oMath>
+        <m:sSub>
+          <m:e>
+            <m:r>
+              <m:rPr>
+                <m:sty m:val="bi"/>
+              </m:rPr>
+              <w:rPr>
+                <w:rFonts w:ascii="Cambria Math" w:hAnsi="Cambria Math" w:eastAsia="Cambria Math" w:cs="Cambria Math"/>
+                <w:sz w:val="20"/>
+                <w:szCs w:val="20"/>
+              </w:rPr>
+              <m:t>f</m:t>
+            </m:r>
+          </m:e>
+          <m:sub>
+            <m:r>
+              <m:rPr>
+                <m:sty m:val="p"/>
+              </m:rPr>
+              <w:rPr>
+                <w:rFonts w:ascii="Cambria Math" w:hAnsi="Cambria Math" w:eastAsia="Cambria Math" w:cs="Cambria Math"/>
+                <w:sz w:val="20"/>
+                <w:szCs w:val="20"/>
+              </w:rPr>
+              <m:t>e</m:t>
+            </m:r>
+          </m:sub>
+        </m:sSub>
+      </m:oMath>
+      <w:r>
+        <w:rPr>
+          <w:rFonts w:ascii="Times New Roman" w:hAnsi="Times New Roman" w:eastAsia="宋体"/>
+          <w:sz w:val="20"/>
+          <w:szCs w:val="20"/>
+        </w:rPr>
+        <w:t xml:space="preserve"> 为四轮接触力的堆叠向量，</w:t>
+      </w:r>
+      <m:oMath>
+        <m:sSub>
+          <m:e>
+            <m:r>
+              <m:rPr>
+                <m:sty m:val="bi"/>
+              </m:rPr>
+              <w:rPr>
+                <w:rFonts w:ascii="Cambria Math" w:hAnsi="Cambria Math" w:eastAsia="Cambria Math" w:cs="Cambria Math"/>
+                <w:sz w:val="20"/>
+                <w:szCs w:val="20"/>
+              </w:rPr>
+              <m:t>b</m:t>
+            </m:r>
+          </m:e>
+          <m:sub>
+            <m:r>
+              <m:rPr>
+                <m:sty m:val="p"/>
+              </m:rPr>
+              <w:rPr>
+                <w:rFonts w:ascii="Cambria Math" w:hAnsi="Cambria Math" w:eastAsia="Cambria Math" w:cs="Cambria Math"/>
+                <w:sz w:val="20"/>
+                <w:szCs w:val="20"/>
+              </w:rPr>
+              <m:t>dyn</m:t>
+            </m:r>
+          </m:sub>
+        </m:sSub>
+      </m:oMath>
+      <w:r>
+        <w:rPr>
+          <w:rFonts w:ascii="Times New Roman" w:hAnsi="Times New Roman" w:eastAsia="宋体"/>
+          <w:sz w:val="20"/>
+          <w:szCs w:val="20"/>
+        </w:rPr>
+        <w:t xml:space="preserve"> 为所需接触合力与合力矩组成的向量。</w:t>
+      </w:r>
+      <w:r>
+        <w:rPr>
           <w:rFonts w:hint="eastAsia"/>
           <w:sz w:val="20"/>
           <w:szCs w:val="20"/>
@@ -16362,7 +16562,7 @@
           <w:sz w:val="20"/>
           <w:szCs w:val="20"/>
         </w:rPr>
-        <w:t xml:space="preserve"> 为姿态角误差，单位均为 rad。</w:t>
+        <w:t xml:space="preserve"> 为姿态角误差，单位均为弧度。</w:t>
       </w:r>
       <m:oMath>
         <m:acc>
@@ -16494,7 +16694,7 @@
           <w:sz w:val="20"/>
           <w:szCs w:val="20"/>
         </w:rPr>
-        <w:t xml:space="preserve"> 为角度环给出的期望角速度，单位为 rad/s。</w:t>
+        <w:t xml:space="preserve"> 为角度环给出的期望角速度，单位为弧度每秒。</w:t>
       </w:r>
     </w:p>
     <w:p>
@@ -16808,7 +17008,7 @@
           <w:sz w:val="20"/>
           <w:szCs w:val="20"/>
         </w:rPr>
-        <w:t xml:space="preserve"> 为上一周期的值；高度修正量及其增量的单位均为 m。</w:t>
+        <w:t xml:space="preserve"> 为上一周期的值；高度修正量及其增量的单位均为米。</w:t>
       </w:r>
     </w:p>
     <w:p>
@@ -17032,7 +17232,7 @@
           <w:sz w:val="20"/>
           <w:szCs w:val="20"/>
         </w:rPr>
-        <w:t xml:space="preserve"> 分别为前后、左右轮心间距的一半，均为正值，上述长度的单位均为 m。在四腿近似对称、小姿态角和触点高度暂时固定的条件下，可将修正分配为</w:t>
+        <w:t xml:space="preserve"> 分别为前后、左右轮心间距的一半，均为正值，上述长度的单位均为米。在四腿近似对称、小姿态角和触点高度暂时固定的条件下，可将修正分配为</w:t>
       </w:r>
     </w:p>
     <w:tbl>
@@ -17641,7 +17841,7 @@
           <w:sz w:val="20"/>
           <w:szCs w:val="20"/>
         </w:rPr>
-        <w:t xml:space="preserve"> 条腿的期望支撑高度，均以向下为正、单位为 m；</w:t>
+        <w:t xml:space="preserve"> 条腿的期望支撑高度，均以向下为正、单位为米；</w:t>
       </w:r>
       <m:oMath>
         <m:sSub>
@@ -18063,7 +18263,7 @@
         <w:snapToGrid w:val="0"/>
       </w:pPr>
       <w:r>
-        <w:t>Fig. 7. 底盘姿态控制器闭环方框图。滚转与俯仰分别采用式（18）的双环 P 控制及高度增量累加，两轴修正量经式（19）共同分配至四腿；关节伺服内环合并表示。</w:t>
+        <w:t>Fig. 7. 底盘姿态控制器闭环方框图。滚转与俯仰分别采用(18)的双环 P 控制及高度增量累加，两轴修正量经(19)共同分配至四腿；关节伺服内环合并表示。</w:t>
       </w:r>
     </w:p>
     <w:bookmarkEnd w:id="4"/>
@@ -18106,7 +18306,7 @@
           <w:sz w:val="20"/>
           <w:szCs w:val="20"/>
         </w:rPr>
-        <w:t>六轴机械臂采用肘式臂与球腕结构，末三轴交于腕心，可将逆解分为前三轴定位和后三轴定姿。给定末端目标位置</w:t>
+        <w:t>六轴机械臂采用肘式臂与球腕结构，末三轴交于腕心，可将逆解分为前三轴定位和后三轴定姿。关节坐标系与连杆尺寸如 Fig. 8 所示。给定基坐标系 {0} 下的末端目标位置</w:t>
       </w:r>
       <w:r>
         <w:rPr>
@@ -18201,7 +18401,7 @@
           <w:sz w:val="20"/>
           <w:szCs w:val="20"/>
         </w:rPr>
-        <w:t>，按照本文的工具坐标约定，腕心沿工具负</w:t>
+        <w:t>，按照本文的工具坐标约定，腕心位置由末端沿工具负</w:t>
       </w:r>
       <w:r>
         <w:rPr>
@@ -18276,7 +18476,45 @@
           <w:sz w:val="20"/>
           <w:szCs w:val="20"/>
         </w:rPr>
-        <w:t>：</w:t>
+        <w:t> 得到，记为 </w:t>
+      </w:r>
+      <m:oMath>
+        <m:sSub>
+          <m:e>
+            <m:r>
+              <m:rPr>
+                <m:sty m:val="bi"/>
+              </m:rPr>
+              <w:rPr>
+                <w:rFonts w:ascii="Cambria Math" w:hAnsi="Cambria Math" w:eastAsia="Cambria Math" w:cs="Cambria Math"/>
+                <w:sz w:val="20"/>
+                <w:szCs w:val="20"/>
+              </w:rPr>
+              <m:t>p</m:t>
+            </m:r>
+          </m:e>
+          <m:sub>
+            <m:r>
+              <m:rPr>
+                <m:sty m:val="p"/>
+              </m:rPr>
+              <w:rPr>
+                <w:rFonts w:ascii="Cambria Math" w:hAnsi="Cambria Math" w:eastAsia="Cambria Math" w:cs="Cambria Math"/>
+                <w:sz w:val="20"/>
+                <w:szCs w:val="20"/>
+              </w:rPr>
+              <m:t>W</m:t>
+            </m:r>
+          </m:sub>
+        </m:sSub>
+      </m:oMath>
+      <w:r>
+        <w:rPr>
+          <w:rFonts w:ascii="Times New Roman" w:hAnsi="Times New Roman" w:eastAsia="宋体"/>
+          <w:sz w:val="20"/>
+          <w:szCs w:val="20"/>
+        </w:rPr>
+        <w:t xml:space="preserve">：</w:t>
       </w:r>
     </w:p>
     <w:tbl>
@@ -20731,7 +20969,7 @@
           <w:sz w:val="20"/>
           <w:szCs w:val="20"/>
         </w:rPr>
-        <w:t>前三轴确定旋转矩阵</w:t>
+        <w:t>由前三轴关节角确定坐标系 {3} 到 {0} 的旋转矩阵</w:t>
       </w:r>
       <w:r>
         <w:rPr>
@@ -21617,11 +21855,57 @@
       </m:oMath>
       <w:r>
         <w:rPr>
+          <w:rFonts w:ascii="Times New Roman" w:hAnsi="Times New Roman" w:eastAsia="宋体"/>
+          <w:sz w:val="20"/>
+          <w:szCs w:val="20"/>
+        </w:rPr>
+        <w:t xml:space="preserve">；</w:t>
+      </w:r>
+      <m:oMath>
+        <m:sSub>
+          <m:e>
+            <m:r>
+              <m:rPr>
+                <m:sty m:val="i"/>
+              </m:rPr>
+              <w:rPr>
+                <w:rFonts w:ascii="Cambria Math" w:hAnsi="Cambria Math" w:eastAsia="Cambria Math" w:cs="Cambria Math"/>
+                <w:sz w:val="20"/>
+                <w:szCs w:val="20"/>
+              </w:rPr>
+              <m:t>θ</m:t>
+            </m:r>
+          </m:e>
+          <m:sub>
+            <m:r>
+              <m:rPr>
+                <m:sty m:val="i"/>
+              </m:rPr>
+              <w:rPr>
+                <w:rFonts w:ascii="Cambria Math" w:hAnsi="Cambria Math" w:eastAsia="Cambria Math" w:cs="Cambria Math"/>
+                <w:sz w:val="20"/>
+                <w:szCs w:val="20"/>
+              </w:rPr>
+              <m:t>j</m:t>
+            </m:r>
+          </m:sub>
+        </m:sSub>
+      </m:oMath>
+      <w:r>
+        <w:rPr>
+          <w:rFonts w:ascii="Times New Roman" w:hAnsi="Times New Roman" w:eastAsia="宋体"/>
+          <w:sz w:val="20"/>
+          <w:szCs w:val="20"/>
+        </w:rPr>
+        <w:t xml:space="preserve"> 为标准 DH 关节角，其中</w:t>
+      </w:r>
+      <w:r>
+        <w:rPr>
           <w:rFonts w:hint="eastAsia"/>
           <w:sz w:val="20"/>
           <w:szCs w:val="20"/>
         </w:rPr>
-        <w:t>，其中</w:t>
+        <w:t/>
       </w:r>
       <w:r>
         <w:rPr>
@@ -22737,7 +23021,7 @@
           <w:sz w:val="20"/>
           <w:szCs w:val="20"/>
         </w:rPr>
-        <w:t xml:space="preserve"> 轴在静平台平面内从 O 指向 </w:t>
+        <w:t xml:space="preserve"> 轴在静平台平面内从 O 指向第一支链的静平台连接点 </w:t>
       </w:r>
       <m:oMath>
         <m:sSub>
@@ -23538,7 +23822,7 @@
           <w:sz w:val="20"/>
           <w:szCs w:val="20"/>
         </w:rPr>
-        <w:t xml:space="preserve"> 工作侧转动为正。几何关系如 Fig. 10 所示；单支链图采用对称构型展示角度与长度定义，虚线段对应式（25）中的等效长度约束。</w:t>
+        <w:t xml:space="preserve"> 工作侧转动为正。几何关系如 Fig. 10 所示；单支链图采用对称构型展示角度与长度定义，虚线段对应(25)中的等效长度约束。</w:t>
       </w:r>
     </w:p>
     <w:p>
@@ -30035,7 +30319,7 @@
           <w:sz w:val="20"/>
           <w:szCs w:val="20"/>
         </w:rPr>
-        <w:t>，单位为 rad。j1 绕初始 x 轴旋转，j2 绕经 j1 旋转后的 y 轴旋转，j3 绕经前两关节旋转后的 z 轴旋转，正向均遵循右手定则。主端旋转矩阵及位姿输入的齐次矩阵为</w:t>
+        <w:t>，单位为弧度。j1 绕初始 x 轴旋转，j2 绕经 j1 旋转后的 y 轴旋转，j3 绕经前两关节旋转后的 z 轴旋转，正向均遵循右手定则。主端旋转矩阵及位姿输入的齐次矩阵为</w:t>
       </w:r>
     </w:p>
     <w:tbl>
@@ -31775,7 +32059,7 @@
           <w:sz w:val="20"/>
           <w:szCs w:val="20"/>
         </w:rPr>
-        <w:t>将式（33）的目标位置和姿态重新组合，得到从端末端相对机械臂基座的目标齐次变换矩阵：</w:t>
+        <w:t>将(33)的目标位置和姿态重新组合，得到从端末端相对机械臂基座的目标齐次变换矩阵：</w:t>
       </w:r>
       <w:bookmarkStart w:id="18" w:name="_GoBack"/>
       <w:bookmarkEnd w:id="18"/>
@@ -32082,7 +32366,7 @@
           <w:sz w:val="20"/>
           <w:szCs w:val="20"/>
         </w:rPr>
-        <w:t>该矩阵的旋转块与平移列分别对应 I-C 节的末端目标姿态和位置，关节指令由解析逆解得到：</w:t>
+        <w:t>该矩阵的旋转块与平移列分别对应 I-C 节的末端目标姿态和位置，关节指令由解析逆运动学（inverse kinematics，IK）映射得到：</w:t>
       </w:r>
     </w:p>
     <w:tbl>
@@ -32458,7 +32742,7 @@
           <w:sz w:val="20"/>
           <w:szCs w:val="20"/>
         </w:rPr>
-        <w:t xml:space="preserve">具体而言，先由式（20）扣除工具偏置得到腕心，再由式（21）计算前三个关节角；随后用式（22）求腕部相对姿态 </w:t>
+        <w:t xml:space="preserve">具体而言，先由(20)扣除工具偏置得到腕心，再由(21)计算前三个关节角；随后用(22)求腕部相对姿态 </w:t>
       </w:r>
       <m:oMath>
         <m:sSub>
@@ -32497,7 +32781,7 @@
           <w:sz w:val="20"/>
           <w:szCs w:val="20"/>
         </w:rPr>
-        <w:t xml:space="preserve">，由式（23）及零位偏置得到后三个关节角。保留满足关节限位且与上一时刻最接近的可行解，作为六轴关节指令 </w:t>
+        <w:t xml:space="preserve">，由(23)及零位偏置得到后三个关节角。保留满足关节限位且与上一时刻最接近的可行解，作为六轴关节指令 </w:t>
       </w:r>
       <m:oMath>
         <m:sSub>
@@ -32671,7 +32955,7 @@
           <w:sz w:val="20"/>
           <w:szCs w:val="20"/>
         </w:rPr>
-        <w:t>资助项目、合作单位及需致谢人员待作者确认。</w:t>
+        <w:t/>
       </w:r>
     </w:p>
     <w:bookmarkEnd w:id="16"/>
@@ -32709,7 +32993,7 @@
         <w:rPr>
           <w:rFonts w:hint="eastAsia"/>
         </w:rPr>
-        <w:t>“机械部分，”项目机械设计资料，未正式出版，作者与成稿日期待确认，仓库文件：机械部分.docx。</w:t>
+        <w:t>“机械部分，”项目机械设计资料，未出版。</w:t>
       </w:r>
     </w:p>
     <w:bookmarkEnd w:id="0"/>

--- a/Article.docx
+++ b/Article.docx
@@ -1550,7 +1550,49 @@
           <w:sz w:val="20"/>
           <w:szCs w:val="20"/>
         </w:rPr>
-        <w:t>底盘由基座与四条腿组成，每条腿包含轴线平行的髋部俯仰关节、膝关节和一个麦克纳姆轮，共十二个主动自由度。控制采用“单腿建模—整机合力分配—关节执行”的分层结构。腿部关节调整支撑高度与前后轮心位置，车轮负责平面滚动。</w:t>
+        <w:t>底盘由基座与四条腿组成，每条腿包含轴线平行的髋部俯仰关节、膝关节和一个麦克纳姆轮，共十二个主动自由度。前后腿采用相同的几何参数，左右腿呈镜像布置。机身采用上下分层框架，上层以碳纤维方管和板件构成承载结构，下层采用铝方管，并在框架内部布置电源、电气元件、线束及机械臂基座传动组件。底部导向滚轮用于辅助接触过渡并减少底面刮擦。</w:t>
+      </w:r>
+    </w:p>
+    <w:p>
+      <w:pPr>
+        <w:pStyle w:val="7"/>
+        <w:numPr>
+          <w:ilvl w:val="0"/>
+          <w:numId w:val="0"/>
+        </w:numPr>
+        <w:snapToGrid w:val="0"/>
+        <w:rPr>
+          <w:sz w:val="20"/>
+        </w:rPr>
+      </w:pPr>
+      <w:r>
+        <w:rPr>
+          <w:rFonts w:ascii="Times New Roman" w:hAnsi="Times New Roman" w:eastAsia="宋体"/>
+          <w:sz w:val="20"/>
+          <w:szCs w:val="20"/>
+        </w:rPr>
+        <w:t xml:space="preserve">两路腿部驱动同轴集中布置于髋部，其中一路直接驱动大腿，另一路通过平行四边形连杆向小腿传递运动与力矩。该布置使膝部无需安装随腿摆动的驱动电机，并使轮心定位可采用等效二转动关节模型描述。杆件上的局部镂空与走线槽分别服务于减重和线束布置，便于结构与电气系统集成。</w:t>
+      </w:r>
+    </w:p>
+    <w:p>
+      <w:pPr>
+        <w:pStyle w:val="7"/>
+        <w:numPr>
+          <w:ilvl w:val="0"/>
+          <w:numId w:val="0"/>
+        </w:numPr>
+        <w:snapToGrid w:val="0"/>
+        <w:rPr>
+          <w:sz w:val="20"/>
+        </w:rPr>
+      </w:pPr>
+      <w:r>
+        <w:rPr>
+          <w:rFonts w:ascii="Times New Roman" w:hAnsi="Times New Roman" w:eastAsia="宋体"/>
+          <w:sz w:val="20"/>
+          <w:szCs w:val="20"/>
+        </w:rPr>
+        <w:t xml:space="preserve">控制采用“单腿建模—整机合力分配—关节执行”的分层结构。腿部关节调整支撑高度与前后轮心位置，车轮负责平面滚动。</w:t>
       </w:r>
     </w:p>
     <w:p>
@@ -18285,7 +18327,64 @@
         <w:rPr>
           <w:rFonts w:hint="eastAsia"/>
         </w:rPr>
-        <w:t>机械臂逆运动学</w:t>
+        <w:t>机械臂模块</w:t>
+      </w:r>
+    </w:p>
+    <w:p>
+      <w:pPr>
+        <w:pStyle w:val="4"/>
+        <w:numPr>
+          <w:ilvl w:val="2"/>
+          <w:numId w:val="0"/>
+        </w:numPr>
+        <w:snapToGrid w:val="0"/>
+      </w:pPr>
+      <w:r>
+        <w:rPr>
+          <w:rFonts w:ascii="Times New Roman" w:hAnsi="Times New Roman" w:eastAsia="宋体"/>
+          <w:sz w:val="20"/>
+          <w:szCs w:val="20"/>
+        </w:rPr>
+        <w:t xml:space="preserve">1) 结构概述</w:t>
+      </w:r>
+    </w:p>
+    <w:p>
+      <w:pPr>
+        <w:pStyle w:val="7"/>
+        <w:numPr>
+          <w:ilvl w:val="0"/>
+          <w:numId w:val="0"/>
+        </w:numPr>
+        <w:snapToGrid w:val="0"/>
+        <w:rPr>
+          <w:sz w:val="20"/>
+        </w:rPr>
+      </w:pPr>
+      <w:r>
+        <w:rPr>
+          <w:rFonts w:ascii="Times New Roman" w:hAnsi="Times New Roman" w:eastAsia="宋体"/>
+          <w:sz w:val="20"/>
+          <w:szCs w:val="20"/>
+        </w:rPr>
+        <w:t xml:space="preserve">机械臂由六个转动关节和末端连杆式夹爪组成，分别承担空间位姿调整与抓取动作。主体采用碳纤维板与铝制连接件组合的结构，关节通过齿轮及连杆传动传递运动；双侧支承和榫卯配合用于辅助部件定位与装配。结构设计围绕关节轴线、连杆中心距和工具安装关系展开，为基于 DH 坐标系的运动学建模提供几何依据。</w:t>
+      </w:r>
+    </w:p>
+    <w:p>
+      <w:pPr>
+        <w:pStyle w:val="4"/>
+        <w:numPr>
+          <w:ilvl w:val="2"/>
+          <w:numId w:val="0"/>
+        </w:numPr>
+        <w:snapToGrid w:val="0"/>
+      </w:pPr>
+      <w:r>
+        <w:rPr>
+          <w:rFonts w:ascii="Times New Roman" w:hAnsi="Times New Roman" w:eastAsia="宋体"/>
+          <w:sz w:val="20"/>
+          <w:szCs w:val="20"/>
+        </w:rPr>
+        <w:t xml:space="preserve">2) 逆运动学</w:t>
       </w:r>
     </w:p>
     <w:p>
@@ -22712,7 +22811,7 @@
           <w:sz w:val="20"/>
           <w:szCs w:val="20"/>
         </w:rPr>
-        <w:t>对候选解进行位姿回代及关节限位检查，选择与上一时刻关节角最接近的可行分支</w:t>
+        <w:t>对候选解进行位姿回代检查，选择与上一时刻关节角最接近的可行分支</w:t>
       </w:r>
       <w:r>
         <w:rPr>
@@ -22762,7 +22861,7 @@
         <w:rPr>
           <w:rFonts w:hint="eastAsia"/>
         </w:rPr>
-        <w:t>构型与正运动学</w:t>
+        <w:t>结构概述</w:t>
       </w:r>
     </w:p>
     <w:p>
@@ -22830,14 +22929,74 @@
           <w:sz w:val="20"/>
           <w:szCs w:val="20"/>
         </w:rPr>
-        <w:t>给出 Delta 机构、三轴手柄及转轴标注，几何参数列于</w:t>
-      </w:r>
-      <w:r>
-        <w:rPr>
-          <w:sz w:val="20"/>
-          <w:szCs w:val="20"/>
-        </w:rPr>
-        <w:t xml:space="preserve"> TABLE II。</w:t>
+        <w:t>给出 Delta 机构、三轴手柄及转轴标注</w:t>
+      </w:r>
+      <w:r>
+        <w:rPr>
+          <w:sz w:val="20"/>
+          <w:szCs w:val="20"/>
+        </w:rPr>
+        <w:t xml:space="preserve">。</w:t>
+      </w:r>
+    </w:p>
+    <w:p>
+      <w:pPr>
+        <w:pStyle w:val="7"/>
+        <w:numPr>
+          <w:ilvl w:val="0"/>
+          <w:numId w:val="0"/>
+        </w:numPr>
+        <w:snapToGrid w:val="0"/>
+        <w:rPr>
+          <w:sz w:val="20"/>
+        </w:rPr>
+      </w:pPr>
+      <w:r>
+        <w:rPr>
+          <w:rFonts w:ascii="Times New Roman" w:hAnsi="Times New Roman" w:eastAsia="宋体"/>
+          <w:sz w:val="20"/>
+          <w:szCs w:val="20"/>
+        </w:rPr>
+        <w:t xml:space="preserve">控制器的固定支架与连杆采用碳纤维板件，动平台和手柄采用聚乳酸（polylactic acid，PLA）三维打印件，以减少随手部运动的部件质量并便于装配。手柄侧面的操作参考点重置按钮用于分段重新定位；在保持从端当前目标位姿连续的前提下，重新设置主从位置映射的参考点，即可继续输入后续操作指令。</w:t>
+      </w:r>
+    </w:p>
+    <w:p>
+      <w:pPr>
+        <w:pStyle w:val="4"/>
+        <w:numPr>
+          <w:ilvl w:val="2"/>
+          <w:numId w:val="0"/>
+        </w:numPr>
+        <w:snapToGrid w:val="0"/>
+      </w:pPr>
+      <w:r>
+        <w:rPr>
+          <w:rFonts w:ascii="Times New Roman" w:hAnsi="Times New Roman" w:eastAsia="宋体"/>
+          <w:sz w:val="20"/>
+          <w:szCs w:val="20"/>
+        </w:rPr>
+        <w:t xml:space="preserve">2) 正运动学</w:t>
+      </w:r>
+    </w:p>
+    <w:p>
+      <w:pPr>
+        <w:pStyle w:val="7"/>
+        <w:numPr>
+          <w:ilvl w:val="0"/>
+          <w:numId w:val="0"/>
+        </w:numPr>
+        <w:snapToGrid w:val="0"/>
+        <w:rPr>
+          <w:sz w:val="20"/>
+        </w:rPr>
+      </w:pPr>
+      <w:r>
+        <w:rPr>
+          <w:rFonts w:ascii="Times New Roman" w:hAnsi="Times New Roman" w:eastAsia="宋体"/>
+          <w:sz w:val="20"/>
+          <w:szCs w:val="20"/>
+        </w:rPr>
+        <w:t xml:space="preserve">Delta 机构的几何参数列于 TABLE II。以下沿用系统结构中定义的平台基座坐标系 {D}，建立三条支链的几何约束。</w:t>
       </w:r>
     </w:p>
     <w:p>
@@ -29053,7 +29212,7 @@
       </w:pPr>
       <w:bookmarkStart w:id="13" w:name="雅可比与力矩前馈"/>
       <w:r>
-        <w:t xml:space="preserve">2) </w:t>
+        <w:t xml:space="preserve">3) </w:t>
       </w:r>
       <w:r>
         <w:rPr>
@@ -29995,7 +30154,7 @@
       </w:pPr>
       <w:bookmarkStart w:id="14" w:name="位姿映射与关节指令"/>
       <w:r>
-        <w:t xml:space="preserve">3) </w:t>
+        <w:t xml:space="preserve">4) </w:t>
       </w:r>
       <w:r>
         <w:rPr>
@@ -32781,7 +32940,7 @@
           <w:sz w:val="20"/>
           <w:szCs w:val="20"/>
         </w:rPr>
-        <w:t xml:space="preserve">，由(23)及零位偏置得到后三个关节角。保留满足关节限位且与上一时刻最接近的可行解，作为六轴关节指令 </w:t>
+        <w:t xml:space="preserve">，由(23)及零位偏置得到后三个关节角。保留与上一时刻最接近的可行解，作为六轴关节指令 </w:t>
       </w:r>
       <m:oMath>
         <m:sSub>
